--- a/报告/实验报告模板.docx
+++ b/报告/实验报告模板.docx
@@ -1,6 +1,6 @@
 
 <file path=word/document.xml><?xml version="1.0" encoding="utf-8"?>
-<w:document xmlns:wpc="http://schemas.microsoft.com/office/word/2010/wordprocessingCanvas" xmlns:cx="http://schemas.microsoft.com/office/drawing/2014/chartex" xmlns:cx1="http://schemas.microsoft.com/office/drawing/2015/9/8/chartex" xmlns:cx2="http://schemas.microsoft.com/office/drawing/2015/10/21/chartex" xmlns:cx3="http://schemas.microsoft.com/office/drawing/2016/5/9/chartex" xmlns:cx4="http://schemas.microsoft.com/office/drawing/2016/5/10/chartex" xmlns:cx5="http://schemas.microsoft.com/office/drawing/2016/5/11/chartex" xmlns:cx6="http://schemas.microsoft.com/office/drawing/2016/5/12/chartex" xmlns:cx7="http://schemas.microsoft.com/office/drawing/2016/5/13/chartex" xmlns:cx8="http://schemas.microsoft.com/office/drawing/2016/5/14/chartex" xmlns:mc="http://schemas.openxmlformats.org/markup-compatibility/2006" xmlns:aink="http://schemas.microsoft.com/office/drawing/2016/ink" xmlns:am3d="http://schemas.microsoft.com/office/drawing/2017/model3d" xmlns:o="urn:schemas-microsoft-com:office:office" xmlns:oel="http://schemas.microsoft.com/office/2019/extlst" xmlns:r="http://schemas.openxmlformats.org/officeDocument/2006/relationships" xmlns:m="http://schemas.openxmlformats.org/officeDocument/2006/math" xmlns:v="urn:schemas-microsoft-com:vml" xmlns:wp14="http://schemas.microsoft.com/office/word/2010/wordprocessingDrawing" xmlns:wp="http://schemas.openxmlformats.org/drawingml/2006/wordprocessingDrawing" xmlns:w10="urn:schemas-microsoft-com:office:word" xmlns:w="http://schemas.openxmlformats.org/wordprocessingml/2006/main" xmlns:w14="http://schemas.microsoft.com/office/word/2010/wordml" xmlns:w15="http://schemas.microsoft.com/office/word/2012/wordml" xmlns:w16cex="http://schemas.microsoft.com/office/word/2018/wordml/cex" xmlns:w16cid="http://schemas.microsoft.com/office/word/2016/wordml/cid" xmlns:w16="http://schemas.microsoft.com/office/word/2018/wordml" xmlns:w16du="http://schemas.microsoft.com/office/word/2023/wordml/word16du" xmlns:w16sdtdh="http://schemas.microsoft.com/office/word/2020/wordml/sdtdatahash" xmlns:w16se="http://schemas.microsoft.com/office/word/2015/wordml/symex" xmlns:wpg="http://schemas.microsoft.com/office/word/2010/wordprocessingGroup" xmlns:wpi="http://schemas.microsoft.com/office/word/2010/wordprocessingInk" xmlns:wne="http://schemas.microsoft.com/office/word/2006/wordml" xmlns:wps="http://schemas.microsoft.com/office/word/2010/wordprocessingShape" mc:Ignorable="w14 w15 w16se w16cid w16 w16cex w16sdtdh w16du wp14">
+<w:document xmlns:wpc="http://schemas.microsoft.com/office/word/2010/wordprocessingCanvas" xmlns:cx="http://schemas.microsoft.com/office/drawing/2014/chartex" xmlns:cx1="http://schemas.microsoft.com/office/drawing/2015/9/8/chartex" xmlns:cx2="http://schemas.microsoft.com/office/drawing/2015/10/21/chartex" xmlns:cx3="http://schemas.microsoft.com/office/drawing/2016/5/9/chartex" xmlns:cx4="http://schemas.microsoft.com/office/drawing/2016/5/10/chartex" xmlns:cx5="http://schemas.microsoft.com/office/drawing/2016/5/11/chartex" xmlns:cx6="http://schemas.microsoft.com/office/drawing/2016/5/12/chartex" xmlns:cx7="http://schemas.microsoft.com/office/drawing/2016/5/13/chartex" xmlns:cx8="http://schemas.microsoft.com/office/drawing/2016/5/14/chartex" xmlns:mc="http://schemas.openxmlformats.org/markup-compatibility/2006" xmlns:aink="http://schemas.microsoft.com/office/drawing/2016/ink" xmlns:am3d="http://schemas.microsoft.com/office/drawing/2017/model3d" xmlns:o="urn:schemas-microsoft-com:office:office" xmlns:r="http://schemas.openxmlformats.org/officeDocument/2006/relationships" xmlns:m="http://schemas.openxmlformats.org/officeDocument/2006/math" xmlns:v="urn:schemas-microsoft-com:vml" xmlns:wp14="http://schemas.microsoft.com/office/word/2010/wordprocessingDrawing" xmlns:wp="http://schemas.openxmlformats.org/drawingml/2006/wordprocessingDrawing" xmlns:w10="urn:schemas-microsoft-com:office:word" xmlns:w="http://schemas.openxmlformats.org/wordprocessingml/2006/main" xmlns:w14="http://schemas.microsoft.com/office/word/2010/wordml" xmlns:w15="http://schemas.microsoft.com/office/word/2012/wordml" xmlns:w16cex="http://schemas.microsoft.com/office/word/2018/wordml/cex" xmlns:w16cid="http://schemas.microsoft.com/office/word/2016/wordml/cid" xmlns:w16="http://schemas.microsoft.com/office/word/2018/wordml" xmlns:w16sdtdh="http://schemas.microsoft.com/office/word/2020/wordml/sdtdatahash" xmlns:w16se="http://schemas.microsoft.com/office/word/2015/wordml/symex" xmlns:wpg="http://schemas.microsoft.com/office/word/2010/wordprocessingGroup" xmlns:wpi="http://schemas.microsoft.com/office/word/2010/wordprocessingInk" xmlns:wne="http://schemas.microsoft.com/office/word/2006/wordml" xmlns:wps="http://schemas.microsoft.com/office/word/2010/wordprocessingShape" mc:Ignorable="w14 w15 w16se w16cid w16 w16cex w16sdtdh wp14">
   <w:body>
     <w:p>
       <w:pPr>
@@ -97,28 +97,11 @@
       </w:pPr>
       <w:r>
         <w:rPr>
-          <w:rFonts w:hint="eastAsia"/>
-          <w:sz w:val="28"/>
-          <w:szCs w:val="28"/>
-        </w:rPr>
-        <w:t>刘</w:t>
-      </w:r>
-      <w:r>
-        <w:rPr>
-          <w:rFonts w:hint="eastAsia"/>
-          <w:sz w:val="28"/>
-          <w:szCs w:val="28"/>
-        </w:rPr>
-        <w:t>玄德</w:t>
-      </w:r>
-      <w:r>
-        <w:rPr>
-          <w:rFonts w:ascii="Times New Roman" w:hAnsi="Times New Roman"/>
-          <w:sz w:val="28"/>
-          <w:szCs w:val="28"/>
-          <w:vertAlign w:val="superscript"/>
-        </w:rPr>
-        <w:t>1</w:t>
+          <w:rFonts w:ascii="Times New Roman" w:hAnsi="Times New Roman" w:hint="eastAsia"/>
+          <w:sz w:val="28"/>
+          <w:szCs w:val="28"/>
+        </w:rPr>
+        <w:t>万阳</w:t>
       </w:r>
       <w:r>
         <w:rPr>
@@ -134,49 +117,7 @@
           <w:sz w:val="28"/>
           <w:szCs w:val="28"/>
         </w:rPr>
-        <w:t>关云长</w:t>
-      </w:r>
-      <w:r>
-        <w:rPr>
-          <w:rFonts w:ascii="Times New Roman" w:hAnsi="Times New Roman"/>
-          <w:sz w:val="28"/>
-          <w:szCs w:val="28"/>
-          <w:vertAlign w:val="superscript"/>
-        </w:rPr>
-        <w:t>1</w:t>
-      </w:r>
-      <w:r>
-        <w:rPr>
-          <w:rFonts w:ascii="Times New Roman" w:hAnsi="Times New Roman"/>
-          <w:sz w:val="28"/>
-          <w:szCs w:val="28"/>
-        </w:rPr>
-        <w:t xml:space="preserve"> </w:t>
-      </w:r>
-      <w:r>
-        <w:rPr>
-          <w:rFonts w:ascii="Times New Roman" w:hAnsi="Times New Roman" w:hint="eastAsia"/>
-          <w:sz w:val="28"/>
-          <w:szCs w:val="28"/>
-        </w:rPr>
-        <w:t>张</w:t>
-      </w:r>
-      <w:r>
-        <w:rPr>
-          <w:rFonts w:ascii="Times New Roman" w:hAnsi="Times New Roman" w:hint="eastAsia"/>
-          <w:sz w:val="28"/>
-          <w:szCs w:val="28"/>
-        </w:rPr>
-        <w:t>益德</w:t>
-      </w:r>
-      <w:r>
-        <w:rPr>
-          <w:rFonts w:ascii="Times New Roman" w:hAnsi="Times New Roman"/>
-          <w:sz w:val="28"/>
-          <w:szCs w:val="28"/>
-          <w:vertAlign w:val="superscript"/>
-        </w:rPr>
-        <w:t>2</w:t>
+        <w:t>何俊翰</w:t>
       </w:r>
     </w:p>
     <w:p>
@@ -193,9 +134,8 @@
           <w:rFonts w:ascii="Times New Roman" w:hAnsi="Times New Roman" w:hint="eastAsia"/>
           <w:sz w:val="24"/>
           <w:szCs w:val="24"/>
-          <w:vertAlign w:val="superscript"/>
-        </w:rPr>
-        <w:t>1</w:t>
+        </w:rPr>
+        <w:t>软件</w:t>
       </w:r>
       <w:r>
         <w:rPr>
@@ -203,15 +143,15 @@
           <w:sz w:val="24"/>
           <w:szCs w:val="24"/>
         </w:rPr>
-        <w:t>计算机</w:t>
-      </w:r>
-      <w:r>
-        <w:rPr>
-          <w:rFonts w:ascii="Times New Roman" w:hAnsi="Times New Roman" w:hint="eastAsia"/>
+        <w:t>学院</w:t>
+      </w:r>
+      <w:r>
+        <w:rPr>
+          <w:rFonts w:ascii="Times New Roman" w:hAnsi="Times New Roman"/>
           <w:sz w:val="24"/>
           <w:szCs w:val="24"/>
         </w:rPr>
-        <w:t>科学与技术</w:t>
+        <w:t>20</w:t>
       </w:r>
       <w:r>
         <w:rPr>
@@ -219,7 +159,7 @@
           <w:sz w:val="24"/>
           <w:szCs w:val="24"/>
         </w:rPr>
-        <w:t>学院</w:t>
+        <w:t>2</w:t>
       </w:r>
       <w:r>
         <w:rPr>
@@ -227,7 +167,7 @@
           <w:sz w:val="24"/>
           <w:szCs w:val="24"/>
         </w:rPr>
-        <w:t>20</w:t>
+        <w:t>4</w:t>
       </w:r>
       <w:r>
         <w:rPr>
@@ -235,7 +175,7 @@
           <w:sz w:val="24"/>
           <w:szCs w:val="24"/>
         </w:rPr>
-        <w:t>2</w:t>
+        <w:t>级</w:t>
       </w:r>
       <w:r>
         <w:rPr>
@@ -243,7 +183,7 @@
           <w:sz w:val="24"/>
           <w:szCs w:val="24"/>
         </w:rPr>
-        <w:t>4</w:t>
+        <w:t>2</w:t>
       </w:r>
       <w:r>
         <w:rPr>
@@ -251,42 +191,41 @@
           <w:sz w:val="24"/>
           <w:szCs w:val="24"/>
         </w:rPr>
-        <w:t>级</w:t>
-      </w:r>
-      <w:r>
+        <w:t>班</w:t>
+      </w:r>
+    </w:p>
+    <w:p>
+      <w:pPr>
+        <w:jc w:val="center"/>
         <w:rPr>
           <w:rFonts w:ascii="Times New Roman" w:hAnsi="Times New Roman"/>
           <w:sz w:val="24"/>
           <w:szCs w:val="24"/>
         </w:rPr>
-        <w:t>2</w:t>
-      </w:r>
-      <w:r>
-        <w:rPr>
-          <w:rFonts w:ascii="Times New Roman" w:hAnsi="Times New Roman"/>
+      </w:pPr>
+      <w:r>
+        <w:rPr>
+          <w:rFonts w:ascii="Times New Roman" w:hAnsi="Times New Roman" w:hint="eastAsia"/>
           <w:sz w:val="24"/>
           <w:szCs w:val="24"/>
         </w:rPr>
-        <w:t>班</w:t>
-      </w:r>
-    </w:p>
-    <w:p>
-      <w:pPr>
-        <w:jc w:val="center"/>
+        <w:t>软件</w:t>
+      </w:r>
+      <w:r>
         <w:rPr>
           <w:rFonts w:ascii="Times New Roman" w:hAnsi="Times New Roman"/>
           <w:sz w:val="24"/>
           <w:szCs w:val="24"/>
         </w:rPr>
-      </w:pPr>
+        <w:t>学院</w:t>
+      </w:r>
       <w:r>
         <w:rPr>
           <w:rFonts w:ascii="Times New Roman" w:hAnsi="Times New Roman"/>
           <w:sz w:val="24"/>
           <w:szCs w:val="24"/>
-          <w:vertAlign w:val="superscript"/>
-        </w:rPr>
-        <w:t>2</w:t>
+        </w:rPr>
+        <w:t>20</w:t>
       </w:r>
       <w:r>
         <w:rPr>
@@ -294,15 +233,15 @@
           <w:sz w:val="24"/>
           <w:szCs w:val="24"/>
         </w:rPr>
-        <w:t>计算机</w:t>
-      </w:r>
-      <w:r>
-        <w:rPr>
-          <w:rFonts w:ascii="Times New Roman" w:hAnsi="Times New Roman" w:hint="eastAsia"/>
+        <w:t>2</w:t>
+      </w:r>
+      <w:r>
+        <w:rPr>
+          <w:rFonts w:ascii="Times New Roman" w:hAnsi="Times New Roman"/>
           <w:sz w:val="24"/>
           <w:szCs w:val="24"/>
         </w:rPr>
-        <w:t>科学与技术</w:t>
+        <w:t>4</w:t>
       </w:r>
       <w:r>
         <w:rPr>
@@ -310,7 +249,7 @@
           <w:sz w:val="24"/>
           <w:szCs w:val="24"/>
         </w:rPr>
-        <w:t>学院</w:t>
+        <w:t>级</w:t>
       </w:r>
       <w:r>
         <w:rPr>
@@ -318,7 +257,7 @@
           <w:sz w:val="24"/>
           <w:szCs w:val="24"/>
         </w:rPr>
-        <w:t>20</w:t>
+        <w:t>2</w:t>
       </w:r>
       <w:r>
         <w:rPr>
@@ -326,38 +265,6 @@
           <w:sz w:val="24"/>
           <w:szCs w:val="24"/>
         </w:rPr>
-        <w:t>2</w:t>
-      </w:r>
-      <w:r>
-        <w:rPr>
-          <w:rFonts w:ascii="Times New Roman" w:hAnsi="Times New Roman"/>
-          <w:sz w:val="24"/>
-          <w:szCs w:val="24"/>
-        </w:rPr>
-        <w:t>4</w:t>
-      </w:r>
-      <w:r>
-        <w:rPr>
-          <w:rFonts w:ascii="Times New Roman" w:hAnsi="Times New Roman"/>
-          <w:sz w:val="24"/>
-          <w:szCs w:val="24"/>
-        </w:rPr>
-        <w:t>级</w:t>
-      </w:r>
-      <w:r>
-        <w:rPr>
-          <w:rFonts w:ascii="Times New Roman" w:hAnsi="Times New Roman"/>
-          <w:sz w:val="24"/>
-          <w:szCs w:val="24"/>
-        </w:rPr>
-        <w:t>3</w:t>
-      </w:r>
-      <w:r>
-        <w:rPr>
-          <w:rFonts w:ascii="Times New Roman" w:hAnsi="Times New Roman"/>
-          <w:sz w:val="24"/>
-          <w:szCs w:val="24"/>
-        </w:rPr>
         <w:t>班</w:t>
       </w:r>
     </w:p>
@@ -373,26 +280,68 @@
       </w:r>
     </w:p>
     <w:p>
-      <w:r>
-        <w:rPr>
-          <w:rFonts w:hint="eastAsia"/>
-          <w:color w:val="0000FF"/>
-        </w:rPr>
-        <w:t>写出本组</w:t>
-      </w:r>
-      <w:r>
-        <w:rPr>
-          <w:rFonts w:hint="eastAsia"/>
-          <w:color w:val="0000FF"/>
-        </w:rPr>
-        <w:t>所选的赛道</w:t>
-      </w:r>
-      <w:r>
-        <w:rPr>
-          <w:rFonts w:hint="eastAsia"/>
-          <w:color w:val="0000FF"/>
-        </w:rPr>
-        <w:t>名称</w:t>
+      <w:pPr>
+        <w:rPr>
+          <w:rFonts w:ascii="Times New Roman" w:hAnsi="Times New Roman"/>
+          <w:sz w:val="28"/>
+          <w:szCs w:val="28"/>
+        </w:rPr>
+      </w:pPr>
+      <w:r>
+        <w:rPr>
+          <w:rFonts w:ascii="Times New Roman" w:hAnsi="Times New Roman" w:hint="eastAsia"/>
+          <w:sz w:val="28"/>
+          <w:szCs w:val="28"/>
+        </w:rPr>
+        <w:t>赛道</w:t>
+      </w:r>
+      <w:r>
+        <w:rPr>
+          <w:rFonts w:ascii="Times New Roman" w:hAnsi="Times New Roman" w:hint="eastAsia"/>
+          <w:sz w:val="28"/>
+          <w:szCs w:val="28"/>
+        </w:rPr>
+        <w:t>6</w:t>
+      </w:r>
+      <w:r>
+        <w:rPr>
+          <w:rFonts w:ascii="Times New Roman" w:hAnsi="Times New Roman"/>
+          <w:sz w:val="28"/>
+          <w:szCs w:val="28"/>
+        </w:rPr>
+        <w:t xml:space="preserve"> </w:t>
+      </w:r>
+      <w:r>
+        <w:rPr>
+          <w:rFonts w:ascii="Times New Roman" w:hAnsi="Times New Roman" w:hint="eastAsia"/>
+          <w:sz w:val="28"/>
+          <w:szCs w:val="28"/>
+        </w:rPr>
+        <w:t>：</w:t>
+      </w:r>
+      <w:r>
+        <w:rPr>
+          <w:rFonts w:ascii="Times New Roman" w:hAnsi="Times New Roman" w:hint="eastAsia"/>
+          <w:sz w:val="28"/>
+          <w:szCs w:val="28"/>
+        </w:rPr>
+        <w:t>中国象棋</w:t>
+      </w:r>
+      <w:r>
+        <w:rPr>
+          <w:rFonts w:ascii="Times New Roman" w:hAnsi="Times New Roman" w:hint="eastAsia"/>
+          <w:sz w:val="28"/>
+          <w:szCs w:val="28"/>
+        </w:rPr>
+        <w:t>(</w:t>
+      </w:r>
+      <w:r>
+        <w:rPr>
+          <w:rFonts w:ascii="Times New Roman" w:hAnsi="Times New Roman"/>
+          <w:sz w:val="28"/>
+          <w:szCs w:val="28"/>
+        </w:rPr>
+        <w:t>ChineseChess)</w:t>
       </w:r>
     </w:p>
     <w:p>
@@ -492,42 +441,1296 @@
       <w:bookmarkEnd w:id="3"/>
     </w:p>
     <w:p>
+      <w:pPr>
+        <w:ind w:firstLine="420"/>
+        <w:rPr>
+          <w:rFonts w:ascii="Times New Roman" w:hAnsi="Times New Roman"/>
+          <w:sz w:val="28"/>
+          <w:szCs w:val="28"/>
+        </w:rPr>
+      </w:pPr>
+      <w:r>
+        <w:rPr>
+          <w:rFonts w:ascii="Times New Roman" w:hAnsi="Times New Roman" w:hint="eastAsia"/>
+          <w:sz w:val="28"/>
+          <w:szCs w:val="28"/>
+        </w:rPr>
+        <w:t>本程序</w:t>
+      </w:r>
+      <w:r>
+        <w:rPr>
+          <w:rFonts w:ascii="Times New Roman" w:hAnsi="Times New Roman" w:hint="eastAsia"/>
+          <w:sz w:val="28"/>
+          <w:szCs w:val="28"/>
+        </w:rPr>
+        <w:t>的总体思想是将中国象棋的自动着棋的评测问题，转化为“合法着法生成——局面价值评估——博弈树搜素——最优着法筛选”的决策过程。</w:t>
+      </w:r>
+      <w:r>
+        <w:rPr>
+          <w:rFonts w:ascii="Times New Roman" w:hAnsi="Times New Roman"/>
+          <w:sz w:val="28"/>
+          <w:szCs w:val="28"/>
+        </w:rPr>
+        <w:t>程序首先根据评测平台输入的历史走法恢复当前棋局状态，然后在当前局面下生成所有满足中国象棋规则的合法着法；在此基础上，对每个候选着法产生的新局面进行评估，并通过搜索算法向后推演若干层博弈树，最终选择在当前搜索深度和时间限制内评估值最高的着法作为输出。</w:t>
+      </w:r>
+    </w:p>
+    <w:p>
+      <w:pPr>
+        <w:ind w:firstLine="420"/>
+        <w:rPr>
+          <w:rFonts w:ascii="Times New Roman" w:hAnsi="Times New Roman"/>
+          <w:sz w:val="28"/>
+          <w:szCs w:val="28"/>
+        </w:rPr>
+      </w:pPr>
+    </w:p>
+    <w:p>
+      <w:pPr>
+        <w:ind w:firstLine="420"/>
+        <w:rPr>
+          <w:rFonts w:ascii="Times New Roman" w:hAnsi="Times New Roman" w:hint="eastAsia"/>
+          <w:sz w:val="28"/>
+          <w:szCs w:val="28"/>
+        </w:rPr>
+      </w:pPr>
+      <w:r>
+        <w:rPr>
+          <w:rFonts w:ascii="Times New Roman" w:hAnsi="Times New Roman"/>
+          <w:sz w:val="28"/>
+          <w:szCs w:val="28"/>
+        </w:rPr>
+        <w:lastRenderedPageBreak/>
+        <w:t>本程序的总体框架可以概括为：先由规则层保证着法合法，再由评价层估计局面优劣，最后由搜索层在候选着法中选择收益最大的方案。开局阶段尽量利用开局库快速落子；中后盘阶段则依赖局面评估函数和多种剪枝优化后的博弈树搜索，在搜索质量与运行时间之间取得平衡。</w:t>
+      </w:r>
+    </w:p>
+    <w:p>
+      <w:pPr>
+        <w:pStyle w:val="2"/>
+      </w:pPr>
+      <w:bookmarkStart w:id="4" w:name="_Toc69548507"/>
       <w:r>
         <w:rPr>
           <w:rFonts w:hint="eastAsia"/>
-          <w:color w:val="0000FF"/>
-        </w:rPr>
-        <w:t>介绍算法的总体思路，采用的主要数据结构与算法策略</w:t>
-      </w:r>
-      <w:r>
+        </w:rPr>
+        <w:t>所用方法</w:t>
+      </w:r>
+    </w:p>
+    <w:p>
+      <w:pPr>
+        <w:rPr>
+          <w:rFonts w:ascii="Times New Roman" w:hAnsi="Times New Roman"/>
+          <w:sz w:val="28"/>
+          <w:szCs w:val="28"/>
+        </w:rPr>
+      </w:pPr>
+      <w:r>
+        <w:rPr>
+          <w:rFonts w:ascii="Times New Roman" w:hAnsi="Times New Roman" w:hint="eastAsia"/>
+          <w:sz w:val="28"/>
+          <w:szCs w:val="28"/>
+        </w:rPr>
+        <w:t>程序总体分为三部分</w:t>
+      </w:r>
+      <w:r>
+        <w:rPr>
+          <w:rFonts w:ascii="Times New Roman" w:hAnsi="Times New Roman" w:hint="eastAsia"/>
+          <w:sz w:val="28"/>
+          <w:szCs w:val="28"/>
+        </w:rPr>
+        <w:t>(</w:t>
+      </w:r>
+      <w:r>
+        <w:rPr>
+          <w:rFonts w:ascii="Times New Roman" w:hAnsi="Times New Roman" w:hint="eastAsia"/>
+          <w:sz w:val="28"/>
+          <w:szCs w:val="28"/>
+        </w:rPr>
+        <w:t>第一部分接口与方法由评测程序给出，第二、三部分为主要内容</w:t>
+      </w:r>
+      <w:r>
+        <w:rPr>
+          <w:rFonts w:ascii="Times New Roman" w:hAnsi="Times New Roman"/>
+          <w:sz w:val="28"/>
+          <w:szCs w:val="28"/>
+        </w:rPr>
+        <w:t>)</w:t>
+      </w:r>
+      <w:r>
+        <w:rPr>
+          <w:rFonts w:ascii="Times New Roman" w:hAnsi="Times New Roman" w:hint="eastAsia"/>
+          <w:sz w:val="28"/>
+          <w:szCs w:val="28"/>
+        </w:rPr>
+        <w:t>：</w:t>
+      </w:r>
+    </w:p>
+    <w:p>
+      <w:pPr>
+        <w:rPr>
+          <w:rFonts w:ascii="Times New Roman" w:hAnsi="Times New Roman"/>
+          <w:sz w:val="28"/>
+          <w:szCs w:val="28"/>
+        </w:rPr>
+      </w:pPr>
+      <w:r>
+        <w:rPr>
+          <w:rFonts w:ascii="Times New Roman" w:hAnsi="Times New Roman" w:hint="eastAsia"/>
+          <w:sz w:val="28"/>
+          <w:szCs w:val="28"/>
+        </w:rPr>
+        <w:t>1</w:t>
+      </w:r>
+      <w:r>
+        <w:rPr>
+          <w:rFonts w:ascii="Times New Roman" w:hAnsi="Times New Roman"/>
+          <w:sz w:val="28"/>
+          <w:szCs w:val="28"/>
+        </w:rPr>
+        <w:t>.</w:t>
+      </w:r>
+      <w:r>
+        <w:rPr>
+          <w:rFonts w:ascii="Times New Roman" w:hAnsi="Times New Roman" w:hint="eastAsia"/>
+          <w:sz w:val="28"/>
+          <w:szCs w:val="28"/>
+        </w:rPr>
+        <w:t>着法生成与合法性检查</w:t>
+      </w:r>
+    </w:p>
+    <w:p>
+      <w:pPr>
+        <w:rPr>
+          <w:rFonts w:ascii="Times New Roman" w:hAnsi="Times New Roman"/>
+          <w:sz w:val="28"/>
+          <w:szCs w:val="28"/>
+        </w:rPr>
+      </w:pPr>
+      <w:r>
+        <w:rPr>
+          <w:rFonts w:ascii="Times New Roman" w:hAnsi="Times New Roman" w:hint="eastAsia"/>
+          <w:sz w:val="28"/>
+          <w:szCs w:val="28"/>
+        </w:rPr>
+        <w:t>2</w:t>
+      </w:r>
+      <w:r>
+        <w:rPr>
+          <w:rFonts w:ascii="Times New Roman" w:hAnsi="Times New Roman"/>
+          <w:sz w:val="28"/>
+          <w:szCs w:val="28"/>
+        </w:rPr>
+        <w:t>.</w:t>
+      </w:r>
+      <w:r>
+        <w:rPr>
+          <w:rFonts w:ascii="Times New Roman" w:hAnsi="Times New Roman" w:hint="eastAsia"/>
+          <w:sz w:val="28"/>
+          <w:szCs w:val="28"/>
+        </w:rPr>
+        <w:t>局面与着法评估，其中包含以下部分：</w:t>
+      </w:r>
+    </w:p>
+    <w:p>
+      <w:pPr>
+        <w:rPr>
+          <w:rFonts w:ascii="Times New Roman" w:hAnsi="Times New Roman" w:hint="eastAsia"/>
+          <w:sz w:val="28"/>
+          <w:szCs w:val="28"/>
+        </w:rPr>
+      </w:pPr>
+      <w:r>
+        <w:rPr>
+          <w:rFonts w:ascii="Times New Roman" w:hAnsi="Times New Roman" w:hint="eastAsia"/>
+          <w:sz w:val="28"/>
+          <w:szCs w:val="28"/>
+        </w:rPr>
+        <w:t>2</w:t>
+      </w:r>
+      <w:r>
+        <w:rPr>
+          <w:rFonts w:ascii="Times New Roman" w:hAnsi="Times New Roman"/>
+          <w:sz w:val="28"/>
+          <w:szCs w:val="28"/>
+        </w:rPr>
+        <w:t xml:space="preserve">.1 </w:t>
+      </w:r>
+      <w:r>
+        <w:rPr>
+          <w:rFonts w:ascii="Times New Roman" w:hAnsi="Times New Roman" w:hint="eastAsia"/>
+          <w:sz w:val="28"/>
+          <w:szCs w:val="28"/>
+        </w:rPr>
+        <w:t>中残局阶段权重计算</w:t>
+      </w:r>
+    </w:p>
+    <w:p>
+      <w:pPr>
+        <w:rPr>
+          <w:rFonts w:ascii="Times New Roman" w:hAnsi="Times New Roman"/>
+          <w:sz w:val="28"/>
+          <w:szCs w:val="28"/>
+        </w:rPr>
+      </w:pPr>
+      <w:r>
+        <w:rPr>
+          <w:rFonts w:ascii="Times New Roman" w:hAnsi="Times New Roman" w:hint="eastAsia"/>
+          <w:sz w:val="28"/>
+          <w:szCs w:val="28"/>
+        </w:rPr>
+        <w:t>2</w:t>
+      </w:r>
+      <w:r>
+        <w:rPr>
+          <w:rFonts w:ascii="Times New Roman" w:hAnsi="Times New Roman"/>
+          <w:sz w:val="28"/>
+          <w:szCs w:val="28"/>
+        </w:rPr>
+        <w:t xml:space="preserve">.2 </w:t>
+      </w:r>
+      <w:r>
+        <w:rPr>
+          <w:rFonts w:ascii="Times New Roman" w:hAnsi="Times New Roman" w:hint="eastAsia"/>
+          <w:sz w:val="28"/>
+          <w:szCs w:val="28"/>
+        </w:rPr>
+        <w:t>棋子位置价值表</w:t>
+      </w:r>
+      <w:r>
+        <w:rPr>
+          <w:rFonts w:ascii="Times New Roman" w:hAnsi="Times New Roman" w:hint="eastAsia"/>
+          <w:sz w:val="28"/>
+          <w:szCs w:val="28"/>
+        </w:rPr>
+        <w:t>/</w:t>
+      </w:r>
+      <w:r>
+        <w:rPr>
+          <w:rFonts w:ascii="Times New Roman" w:hAnsi="Times New Roman" w:hint="eastAsia"/>
+          <w:sz w:val="28"/>
+          <w:szCs w:val="28"/>
+        </w:rPr>
+        <w:t>静态局面评估</w:t>
+      </w:r>
+    </w:p>
+    <w:p>
+      <w:pPr>
+        <w:rPr>
+          <w:rFonts w:ascii="Times New Roman" w:hAnsi="Times New Roman"/>
+          <w:sz w:val="28"/>
+          <w:szCs w:val="28"/>
+        </w:rPr>
+      </w:pPr>
+      <w:r>
+        <w:rPr>
+          <w:rFonts w:ascii="Times New Roman" w:hAnsi="Times New Roman" w:hint="eastAsia"/>
+          <w:sz w:val="28"/>
+          <w:szCs w:val="28"/>
+        </w:rPr>
+        <w:t>2</w:t>
+      </w:r>
+      <w:r>
+        <w:rPr>
+          <w:rFonts w:ascii="Times New Roman" w:hAnsi="Times New Roman"/>
+          <w:sz w:val="28"/>
+          <w:szCs w:val="28"/>
+        </w:rPr>
+        <w:t xml:space="preserve">.3 </w:t>
+      </w:r>
+      <w:r>
+        <w:rPr>
+          <w:rFonts w:ascii="Times New Roman" w:hAnsi="Times New Roman" w:hint="eastAsia"/>
+          <w:sz w:val="28"/>
+          <w:szCs w:val="28"/>
+        </w:rPr>
+        <w:t>棋盘控制力统计</w:t>
+      </w:r>
+      <w:r>
+        <w:rPr>
+          <w:rFonts w:ascii="Times New Roman" w:hAnsi="Times New Roman" w:hint="eastAsia"/>
+          <w:sz w:val="28"/>
+          <w:szCs w:val="28"/>
+        </w:rPr>
+        <w:t>/</w:t>
+      </w:r>
+      <w:r>
+        <w:rPr>
+          <w:rFonts w:ascii="Times New Roman" w:hAnsi="Times New Roman" w:hint="eastAsia"/>
+          <w:sz w:val="28"/>
+          <w:szCs w:val="28"/>
+        </w:rPr>
+        <w:t>动态局面评估</w:t>
+      </w:r>
+    </w:p>
+    <w:p>
+      <w:pPr>
+        <w:rPr>
+          <w:rFonts w:ascii="Times New Roman" w:hAnsi="Times New Roman"/>
+          <w:sz w:val="28"/>
+          <w:szCs w:val="28"/>
+        </w:rPr>
+      </w:pPr>
+      <w:r>
+        <w:rPr>
+          <w:rFonts w:ascii="Times New Roman" w:hAnsi="Times New Roman" w:hint="eastAsia"/>
+          <w:sz w:val="28"/>
+          <w:szCs w:val="28"/>
+        </w:rPr>
+        <w:t>2</w:t>
+      </w:r>
+      <w:r>
+        <w:rPr>
+          <w:rFonts w:ascii="Times New Roman" w:hAnsi="Times New Roman"/>
+          <w:sz w:val="28"/>
+          <w:szCs w:val="28"/>
+        </w:rPr>
+        <w:t xml:space="preserve">.4 </w:t>
+      </w:r>
+      <w:r>
+        <w:rPr>
+          <w:rFonts w:ascii="Times New Roman" w:hAnsi="Times New Roman" w:hint="eastAsia"/>
+          <w:sz w:val="28"/>
+          <w:szCs w:val="28"/>
+        </w:rPr>
+        <w:t>攻击机会、受威胁状态、重要棋子威胁检测</w:t>
+      </w:r>
+    </w:p>
+    <w:p>
+      <w:pPr>
+        <w:rPr>
+          <w:rFonts w:ascii="Times New Roman" w:hAnsi="Times New Roman"/>
+          <w:sz w:val="28"/>
+          <w:szCs w:val="28"/>
+        </w:rPr>
+      </w:pPr>
+      <w:r>
+        <w:rPr>
+          <w:rFonts w:ascii="Times New Roman" w:hAnsi="Times New Roman"/>
+          <w:sz w:val="28"/>
+          <w:szCs w:val="28"/>
+        </w:rPr>
+        <w:t xml:space="preserve">2.5 </w:t>
+      </w:r>
+      <w:r>
+        <w:rPr>
+          <w:rFonts w:ascii="Times New Roman" w:hAnsi="Times New Roman" w:hint="eastAsia"/>
+          <w:sz w:val="28"/>
+          <w:szCs w:val="28"/>
+        </w:rPr>
+        <w:t>MV</w:t>
+      </w:r>
+      <w:r>
+        <w:rPr>
+          <w:rFonts w:ascii="Times New Roman" w:hAnsi="Times New Roman"/>
+          <w:sz w:val="28"/>
+          <w:szCs w:val="28"/>
+        </w:rPr>
+        <w:t>V/</w:t>
+      </w:r>
+      <w:r>
+        <w:rPr>
+          <w:rFonts w:ascii="Times New Roman" w:hAnsi="Times New Roman" w:hint="eastAsia"/>
+          <w:sz w:val="28"/>
+          <w:szCs w:val="28"/>
+        </w:rPr>
+        <w:t>LVA</w:t>
+      </w:r>
+      <w:r>
+        <w:rPr>
+          <w:rFonts w:ascii="Times New Roman" w:hAnsi="Times New Roman"/>
+          <w:sz w:val="28"/>
+          <w:szCs w:val="28"/>
+        </w:rPr>
+        <w:t xml:space="preserve"> (</w:t>
+      </w:r>
+      <w:r>
+        <w:rPr>
+          <w:rFonts w:ascii="Times New Roman" w:hAnsi="Times New Roman" w:hint="eastAsia"/>
+          <w:sz w:val="28"/>
+          <w:szCs w:val="28"/>
+        </w:rPr>
+        <w:t>最大价值受害者</w:t>
+      </w:r>
+      <w:r>
+        <w:rPr>
+          <w:rFonts w:ascii="Times New Roman" w:hAnsi="Times New Roman" w:hint="eastAsia"/>
+          <w:sz w:val="28"/>
+          <w:szCs w:val="28"/>
+        </w:rPr>
+        <w:t>/</w:t>
+      </w:r>
+      <w:r>
+        <w:rPr>
+          <w:rFonts w:ascii="Times New Roman" w:hAnsi="Times New Roman" w:hint="eastAsia"/>
+          <w:sz w:val="28"/>
+          <w:szCs w:val="28"/>
+        </w:rPr>
+        <w:t>最小价值攻击者</w:t>
+      </w:r>
+      <w:r>
+        <w:rPr>
+          <w:rFonts w:ascii="Times New Roman" w:hAnsi="Times New Roman"/>
+          <w:sz w:val="28"/>
+          <w:szCs w:val="28"/>
+        </w:rPr>
+        <w:t>)</w:t>
+      </w:r>
+      <w:r>
+        <w:rPr>
+          <w:rFonts w:ascii="Times New Roman" w:hAnsi="Times New Roman" w:hint="eastAsia"/>
+          <w:sz w:val="28"/>
+          <w:szCs w:val="28"/>
+        </w:rPr>
+        <w:t>评价</w:t>
+      </w:r>
+    </w:p>
+    <w:p>
+      <w:pPr>
+        <w:rPr>
+          <w:rFonts w:ascii="Times New Roman" w:hAnsi="Times New Roman" w:hint="eastAsia"/>
+          <w:sz w:val="28"/>
+          <w:szCs w:val="28"/>
+        </w:rPr>
+      </w:pPr>
+      <w:r>
+        <w:rPr>
+          <w:rFonts w:ascii="Times New Roman" w:hAnsi="Times New Roman" w:hint="eastAsia"/>
+          <w:sz w:val="28"/>
+          <w:szCs w:val="28"/>
+        </w:rPr>
+        <w:t>2</w:t>
+      </w:r>
+      <w:r>
+        <w:rPr>
+          <w:rFonts w:ascii="Times New Roman" w:hAnsi="Times New Roman"/>
+          <w:sz w:val="28"/>
+          <w:szCs w:val="28"/>
+        </w:rPr>
+        <w:t xml:space="preserve">.6 </w:t>
+      </w:r>
+      <w:r>
+        <w:rPr>
+          <w:rFonts w:ascii="Times New Roman" w:hAnsi="Times New Roman" w:hint="eastAsia"/>
+          <w:sz w:val="28"/>
+          <w:szCs w:val="28"/>
+        </w:rPr>
+        <w:t>特殊棋型评估</w:t>
+      </w:r>
+    </w:p>
+    <w:p>
+      <w:pPr>
+        <w:rPr>
+          <w:rFonts w:ascii="Times New Roman" w:hAnsi="Times New Roman" w:hint="eastAsia"/>
+          <w:sz w:val="28"/>
+          <w:szCs w:val="28"/>
+        </w:rPr>
+      </w:pPr>
+      <w:r>
+        <w:rPr>
+          <w:rFonts w:ascii="Times New Roman" w:hAnsi="Times New Roman" w:hint="eastAsia"/>
+          <w:sz w:val="28"/>
+          <w:szCs w:val="28"/>
+        </w:rPr>
+        <w:t>2</w:t>
+      </w:r>
+      <w:r>
+        <w:rPr>
+          <w:rFonts w:ascii="Times New Roman" w:hAnsi="Times New Roman"/>
+          <w:sz w:val="28"/>
+          <w:szCs w:val="28"/>
+        </w:rPr>
+        <w:t xml:space="preserve">.7 </w:t>
+      </w:r>
+      <w:r>
+        <w:rPr>
+          <w:rFonts w:ascii="Times New Roman" w:hAnsi="Times New Roman" w:hint="eastAsia"/>
+          <w:sz w:val="28"/>
+          <w:szCs w:val="28"/>
+        </w:rPr>
+        <w:t>着法预排序：吃子优先、</w:t>
+      </w:r>
+      <w:r>
+        <w:rPr>
+          <w:rFonts w:ascii="Times New Roman" w:hAnsi="Times New Roman" w:hint="eastAsia"/>
+          <w:sz w:val="28"/>
+          <w:szCs w:val="28"/>
+        </w:rPr>
+        <w:t>MVV</w:t>
+      </w:r>
+      <w:r>
+        <w:rPr>
+          <w:rFonts w:ascii="Times New Roman" w:hAnsi="Times New Roman"/>
+          <w:sz w:val="28"/>
+          <w:szCs w:val="28"/>
+        </w:rPr>
+        <w:t>/</w:t>
+      </w:r>
+      <w:r>
+        <w:rPr>
+          <w:rFonts w:ascii="Times New Roman" w:hAnsi="Times New Roman" w:hint="eastAsia"/>
+          <w:sz w:val="28"/>
+          <w:szCs w:val="28"/>
+        </w:rPr>
+        <w:t>LVA</w:t>
+      </w:r>
+      <w:r>
+        <w:rPr>
+          <w:rFonts w:ascii="Times New Roman" w:hAnsi="Times New Roman" w:hint="eastAsia"/>
+          <w:sz w:val="28"/>
+          <w:szCs w:val="28"/>
+        </w:rPr>
+        <w:t>、置换表最佳着法、杀手着法</w:t>
+      </w:r>
+    </w:p>
+    <w:p>
+      <w:pPr>
+        <w:rPr>
+          <w:rFonts w:ascii="Times New Roman" w:hAnsi="Times New Roman"/>
+          <w:sz w:val="28"/>
+          <w:szCs w:val="28"/>
+        </w:rPr>
+      </w:pPr>
+      <w:r>
+        <w:rPr>
+          <w:rFonts w:ascii="Times New Roman" w:hAnsi="Times New Roman" w:hint="eastAsia"/>
+          <w:sz w:val="28"/>
+          <w:szCs w:val="28"/>
+        </w:rPr>
+        <w:t>3</w:t>
+      </w:r>
+      <w:r>
+        <w:rPr>
+          <w:rFonts w:ascii="Times New Roman" w:hAnsi="Times New Roman"/>
+          <w:sz w:val="28"/>
+          <w:szCs w:val="28"/>
+        </w:rPr>
+        <w:t>.</w:t>
+      </w:r>
+      <w:r>
+        <w:rPr>
+          <w:rFonts w:ascii="Times New Roman" w:hAnsi="Times New Roman" w:hint="eastAsia"/>
+          <w:sz w:val="28"/>
+          <w:szCs w:val="28"/>
+        </w:rPr>
+        <w:t>策略搜素和着法筛选，其中包含以下部分</w:t>
+      </w:r>
+    </w:p>
+    <w:p>
+      <w:pPr>
+        <w:rPr>
+          <w:rFonts w:ascii="Times New Roman" w:hAnsi="Times New Roman" w:hint="eastAsia"/>
+          <w:sz w:val="28"/>
+          <w:szCs w:val="28"/>
+        </w:rPr>
+      </w:pPr>
+      <w:r>
+        <w:rPr>
+          <w:rFonts w:ascii="Times New Roman" w:hAnsi="Times New Roman" w:hint="eastAsia"/>
+          <w:sz w:val="28"/>
+          <w:szCs w:val="28"/>
+        </w:rPr>
+        <w:t>3</w:t>
+      </w:r>
+      <w:r>
+        <w:rPr>
+          <w:rFonts w:ascii="Times New Roman" w:hAnsi="Times New Roman"/>
+          <w:sz w:val="28"/>
+          <w:szCs w:val="28"/>
+        </w:rPr>
+        <w:t>.1</w:t>
+      </w:r>
+      <w:r>
+        <w:rPr>
+          <w:rFonts w:ascii="Times New Roman" w:hAnsi="Times New Roman" w:hint="eastAsia"/>
+          <w:sz w:val="28"/>
+          <w:szCs w:val="28"/>
+        </w:rPr>
+        <w:t>开局库</w:t>
+      </w:r>
+      <w:r>
+        <w:rPr>
+          <w:rFonts w:ascii="Times New Roman" w:hAnsi="Times New Roman" w:hint="eastAsia"/>
+          <w:sz w:val="28"/>
+          <w:szCs w:val="28"/>
+        </w:rPr>
+        <w:t>Zobrist</w:t>
+      </w:r>
+      <w:r>
+        <w:rPr>
+          <w:rFonts w:ascii="Times New Roman" w:hAnsi="Times New Roman"/>
+          <w:sz w:val="28"/>
+          <w:szCs w:val="28"/>
+        </w:rPr>
+        <w:t xml:space="preserve"> </w:t>
+      </w:r>
+      <w:r>
+        <w:rPr>
+          <w:rFonts w:ascii="Times New Roman" w:hAnsi="Times New Roman" w:hint="eastAsia"/>
+          <w:sz w:val="28"/>
+          <w:szCs w:val="28"/>
+        </w:rPr>
+        <w:t>hash</w:t>
+      </w:r>
+      <w:r>
+        <w:rPr>
+          <w:rFonts w:ascii="Times New Roman" w:hAnsi="Times New Roman" w:hint="eastAsia"/>
+          <w:sz w:val="28"/>
+          <w:szCs w:val="28"/>
+        </w:rPr>
+        <w:t>命中算法</w:t>
+      </w:r>
+    </w:p>
+    <w:p>
+      <w:pPr>
+        <w:rPr>
+          <w:rFonts w:ascii="Times New Roman" w:hAnsi="Times New Roman"/>
+          <w:sz w:val="28"/>
+          <w:szCs w:val="28"/>
+        </w:rPr>
+      </w:pPr>
+      <w:r>
+        <w:rPr>
+          <w:rFonts w:ascii="Times New Roman" w:hAnsi="Times New Roman" w:hint="eastAsia"/>
+          <w:sz w:val="28"/>
+          <w:szCs w:val="28"/>
+        </w:rPr>
+        <w:t>3</w:t>
+      </w:r>
+      <w:r>
+        <w:rPr>
+          <w:rFonts w:ascii="Times New Roman" w:hAnsi="Times New Roman"/>
+          <w:sz w:val="28"/>
+          <w:szCs w:val="28"/>
+        </w:rPr>
+        <w:t xml:space="preserve">.2 </w:t>
+      </w:r>
+      <w:r>
+        <w:rPr>
+          <w:rFonts w:ascii="Times New Roman" w:hAnsi="Times New Roman" w:hint="eastAsia"/>
+          <w:sz w:val="28"/>
+          <w:szCs w:val="28"/>
+        </w:rPr>
+        <w:t>Zobrist</w:t>
+      </w:r>
+      <w:r>
+        <w:rPr>
+          <w:rFonts w:ascii="Times New Roman" w:hAnsi="Times New Roman"/>
+          <w:sz w:val="28"/>
+          <w:szCs w:val="28"/>
+        </w:rPr>
+        <w:t xml:space="preserve">-64 </w:t>
+      </w:r>
+      <w:r>
+        <w:rPr>
+          <w:rFonts w:ascii="Times New Roman" w:hAnsi="Times New Roman" w:hint="eastAsia"/>
+          <w:sz w:val="28"/>
+          <w:szCs w:val="28"/>
+        </w:rPr>
+        <w:t>hash</w:t>
+      </w:r>
+      <w:r>
+        <w:rPr>
+          <w:rFonts w:ascii="Times New Roman" w:hAnsi="Times New Roman"/>
+          <w:sz w:val="28"/>
+          <w:szCs w:val="28"/>
+        </w:rPr>
+        <w:t xml:space="preserve"> </w:t>
+      </w:r>
+      <w:r>
+        <w:rPr>
+          <w:rFonts w:ascii="Times New Roman" w:hAnsi="Times New Roman" w:hint="eastAsia"/>
+          <w:sz w:val="28"/>
+          <w:szCs w:val="28"/>
+        </w:rPr>
+        <w:t>记录算法</w:t>
+      </w:r>
+    </w:p>
+    <w:p>
+      <w:pPr>
+        <w:rPr>
+          <w:rFonts w:ascii="Times New Roman" w:hAnsi="Times New Roman" w:hint="eastAsia"/>
+          <w:sz w:val="28"/>
+          <w:szCs w:val="28"/>
+        </w:rPr>
+      </w:pPr>
+      <w:r>
+        <w:rPr>
+          <w:rFonts w:ascii="Times New Roman" w:hAnsi="Times New Roman" w:hint="eastAsia"/>
+          <w:sz w:val="28"/>
+          <w:szCs w:val="28"/>
+        </w:rPr>
+        <w:t>3</w:t>
+      </w:r>
+      <w:r>
+        <w:rPr>
+          <w:rFonts w:ascii="Times New Roman" w:hAnsi="Times New Roman"/>
+          <w:sz w:val="28"/>
+          <w:szCs w:val="28"/>
+        </w:rPr>
+        <w:t xml:space="preserve">.3 </w:t>
+      </w:r>
+      <w:r>
+        <w:rPr>
+          <w:rFonts w:ascii="Times New Roman" w:hAnsi="Times New Roman" w:hint="eastAsia"/>
+          <w:sz w:val="28"/>
+          <w:szCs w:val="28"/>
+        </w:rPr>
+        <w:t>Trans</w:t>
+      </w:r>
+      <w:r>
+        <w:rPr>
+          <w:rFonts w:ascii="Times New Roman" w:hAnsi="Times New Roman" w:hint="eastAsia"/>
+          <w:sz w:val="28"/>
+          <w:szCs w:val="28"/>
+        </w:rPr>
+        <w:t>posi</w:t>
+      </w:r>
+      <w:r>
+        <w:rPr>
+          <w:rFonts w:ascii="Times New Roman" w:hAnsi="Times New Roman" w:hint="eastAsia"/>
+          <w:sz w:val="28"/>
+          <w:szCs w:val="28"/>
+        </w:rPr>
+        <w:t>tion</w:t>
+      </w:r>
+      <w:r>
+        <w:rPr>
+          <w:rFonts w:ascii="Times New Roman" w:hAnsi="Times New Roman"/>
+          <w:sz w:val="28"/>
+          <w:szCs w:val="28"/>
+        </w:rPr>
+        <w:t xml:space="preserve"> </w:t>
+      </w:r>
+      <w:r>
+        <w:rPr>
+          <w:rFonts w:ascii="Times New Roman" w:hAnsi="Times New Roman" w:hint="eastAsia"/>
+          <w:sz w:val="28"/>
+          <w:szCs w:val="28"/>
+        </w:rPr>
+        <w:t>Table(</w:t>
+      </w:r>
+      <w:r>
+        <w:rPr>
+          <w:rFonts w:ascii="Times New Roman" w:hAnsi="Times New Roman" w:hint="eastAsia"/>
+          <w:sz w:val="28"/>
+          <w:szCs w:val="28"/>
+        </w:rPr>
+        <w:t>置换表</w:t>
+      </w:r>
+      <w:r>
+        <w:rPr>
+          <w:rFonts w:ascii="Times New Roman" w:hAnsi="Times New Roman"/>
+          <w:sz w:val="28"/>
+          <w:szCs w:val="28"/>
+        </w:rPr>
+        <w:t xml:space="preserve">) </w:t>
+      </w:r>
+      <w:r>
+        <w:rPr>
+          <w:rFonts w:ascii="Times New Roman" w:hAnsi="Times New Roman" w:hint="eastAsia"/>
+          <w:sz w:val="28"/>
+          <w:szCs w:val="28"/>
+        </w:rPr>
+        <w:t>Exact,Alph</w:t>
+      </w:r>
+      <w:r>
+        <w:rPr>
+          <w:rFonts w:ascii="Times New Roman" w:hAnsi="Times New Roman"/>
+          <w:sz w:val="28"/>
+          <w:szCs w:val="28"/>
+        </w:rPr>
+        <w:t>a,</w:t>
+      </w:r>
+      <w:r>
+        <w:rPr>
+          <w:rFonts w:ascii="Times New Roman" w:hAnsi="Times New Roman" w:hint="eastAsia"/>
+          <w:sz w:val="28"/>
+          <w:szCs w:val="28"/>
+        </w:rPr>
+        <w:t>Beta</w:t>
+      </w:r>
+      <w:r>
+        <w:rPr>
+          <w:rFonts w:ascii="Times New Roman" w:hAnsi="Times New Roman" w:hint="eastAsia"/>
+          <w:sz w:val="28"/>
+          <w:szCs w:val="28"/>
+        </w:rPr>
+        <w:t>节点记录与启发搜素</w:t>
+      </w:r>
+    </w:p>
+    <w:p>
+      <w:pPr>
+        <w:rPr>
+          <w:rFonts w:ascii="Times New Roman" w:hAnsi="Times New Roman" w:hint="eastAsia"/>
+          <w:sz w:val="28"/>
+          <w:szCs w:val="28"/>
+        </w:rPr>
+      </w:pPr>
+      <w:r>
+        <w:rPr>
+          <w:rFonts w:ascii="Times New Roman" w:hAnsi="Times New Roman" w:hint="eastAsia"/>
+          <w:sz w:val="28"/>
+          <w:szCs w:val="28"/>
+        </w:rPr>
+        <w:lastRenderedPageBreak/>
+        <w:t>3</w:t>
+      </w:r>
+      <w:r>
+        <w:rPr>
+          <w:rFonts w:ascii="Times New Roman" w:hAnsi="Times New Roman"/>
+          <w:sz w:val="28"/>
+          <w:szCs w:val="28"/>
+        </w:rPr>
+        <w:t xml:space="preserve">.3 </w:t>
+      </w:r>
+      <w:r>
+        <w:rPr>
+          <w:rFonts w:ascii="Times New Roman" w:hAnsi="Times New Roman" w:hint="eastAsia"/>
+          <w:sz w:val="28"/>
+          <w:szCs w:val="28"/>
+        </w:rPr>
+        <w:t>NegaMax</w:t>
+      </w:r>
+      <w:r>
+        <w:rPr>
+          <w:rFonts w:ascii="Times New Roman" w:hAnsi="Times New Roman"/>
+          <w:sz w:val="28"/>
+          <w:szCs w:val="28"/>
+        </w:rPr>
+        <w:t>(</w:t>
+      </w:r>
+      <w:r>
+        <w:rPr>
+          <w:rFonts w:ascii="Times New Roman" w:hAnsi="Times New Roman" w:hint="eastAsia"/>
+          <w:sz w:val="28"/>
+          <w:szCs w:val="28"/>
+        </w:rPr>
+        <w:t>负极大值</w:t>
+      </w:r>
+      <w:r>
+        <w:rPr>
+          <w:rFonts w:ascii="Times New Roman" w:hAnsi="Times New Roman"/>
+          <w:sz w:val="28"/>
+          <w:szCs w:val="28"/>
+        </w:rPr>
+        <w:t>)</w:t>
+      </w:r>
+      <w:r>
+        <w:rPr>
+          <w:rFonts w:ascii="Times New Roman" w:hAnsi="Times New Roman" w:hint="eastAsia"/>
+          <w:sz w:val="28"/>
+          <w:szCs w:val="28"/>
+        </w:rPr>
+        <w:t>形式</w:t>
+      </w:r>
+      <w:r>
+        <w:rPr>
+          <w:rFonts w:ascii="Times New Roman" w:hAnsi="Times New Roman"/>
+          <w:sz w:val="28"/>
+          <w:szCs w:val="28"/>
+        </w:rPr>
+        <w:t xml:space="preserve">alpha-beta </w:t>
+      </w:r>
+      <w:r>
+        <w:rPr>
+          <w:rFonts w:ascii="Times New Roman" w:hAnsi="Times New Roman" w:hint="eastAsia"/>
+          <w:sz w:val="28"/>
+          <w:szCs w:val="28"/>
+        </w:rPr>
+        <w:t>搜素算法</w:t>
+      </w:r>
+    </w:p>
+    <w:p>
+      <w:pPr>
+        <w:rPr>
+          <w:rFonts w:ascii="Times New Roman" w:hAnsi="Times New Roman"/>
+          <w:sz w:val="28"/>
+          <w:szCs w:val="28"/>
+        </w:rPr>
+      </w:pPr>
+      <w:r>
+        <w:rPr>
+          <w:rFonts w:ascii="Times New Roman" w:hAnsi="Times New Roman" w:hint="eastAsia"/>
+          <w:sz w:val="28"/>
+          <w:szCs w:val="28"/>
+        </w:rPr>
+        <w:t>3</w:t>
+      </w:r>
+      <w:r>
+        <w:rPr>
+          <w:rFonts w:ascii="Times New Roman" w:hAnsi="Times New Roman"/>
+          <w:sz w:val="28"/>
+          <w:szCs w:val="28"/>
+        </w:rPr>
+        <w:t xml:space="preserve">.4 </w:t>
+      </w:r>
+      <w:r>
+        <w:rPr>
+          <w:rFonts w:ascii="Times New Roman" w:hAnsi="Times New Roman" w:hint="eastAsia"/>
+          <w:sz w:val="28"/>
+          <w:szCs w:val="28"/>
+        </w:rPr>
+        <w:t>PVS(</w:t>
+      </w:r>
+      <w:r>
+        <w:rPr>
+          <w:rFonts w:ascii="Times New Roman" w:hAnsi="Times New Roman"/>
+          <w:sz w:val="28"/>
+          <w:szCs w:val="28"/>
+        </w:rPr>
+        <w:t>Princip</w:t>
+      </w:r>
+      <w:r>
+        <w:rPr>
+          <w:rFonts w:ascii="Times New Roman" w:hAnsi="Times New Roman" w:hint="eastAsia"/>
+          <w:sz w:val="28"/>
+          <w:szCs w:val="28"/>
+        </w:rPr>
+        <w:t>al</w:t>
+      </w:r>
+      <w:r>
+        <w:rPr>
+          <w:rFonts w:ascii="Times New Roman" w:hAnsi="Times New Roman"/>
+          <w:sz w:val="28"/>
+          <w:szCs w:val="28"/>
+        </w:rPr>
+        <w:t xml:space="preserve"> Variation Search</w:t>
+      </w:r>
+      <w:r>
+        <w:rPr>
+          <w:rFonts w:ascii="Times New Roman" w:hAnsi="Times New Roman" w:hint="eastAsia"/>
+          <w:sz w:val="28"/>
+          <w:szCs w:val="28"/>
+        </w:rPr>
+        <w:t>，主要变例搜素</w:t>
+      </w:r>
+      <w:r>
+        <w:rPr>
+          <w:rFonts w:ascii="Times New Roman" w:hAnsi="Times New Roman"/>
+          <w:sz w:val="28"/>
+          <w:szCs w:val="28"/>
+        </w:rPr>
+        <w:t>)</w:t>
+      </w:r>
+      <w:r>
+        <w:rPr>
+          <w:rFonts w:ascii="Times New Roman" w:hAnsi="Times New Roman" w:hint="eastAsia"/>
+          <w:sz w:val="28"/>
+          <w:szCs w:val="28"/>
+        </w:rPr>
+        <w:t>算法</w:t>
+      </w:r>
+      <w:r>
+        <w:rPr>
+          <w:rFonts w:ascii="Times New Roman" w:hAnsi="Times New Roman"/>
+          <w:sz w:val="28"/>
+          <w:szCs w:val="28"/>
+        </w:rPr>
+        <w:t xml:space="preserve"> </w:t>
+      </w:r>
+    </w:p>
+    <w:p>
+      <w:pPr>
+        <w:rPr>
+          <w:rFonts w:ascii="Times New Roman" w:hAnsi="Times New Roman" w:hint="eastAsia"/>
+          <w:sz w:val="28"/>
+          <w:szCs w:val="28"/>
+        </w:rPr>
+      </w:pPr>
+      <w:r>
+        <w:rPr>
+          <w:rFonts w:ascii="Times New Roman" w:hAnsi="Times New Roman" w:hint="eastAsia"/>
+          <w:sz w:val="28"/>
+          <w:szCs w:val="28"/>
+        </w:rPr>
+        <w:t>3</w:t>
+      </w:r>
+      <w:r>
+        <w:rPr>
+          <w:rFonts w:ascii="Times New Roman" w:hAnsi="Times New Roman"/>
+          <w:sz w:val="28"/>
+          <w:szCs w:val="28"/>
+        </w:rPr>
+        <w:t>.5 Quiescen</w:t>
+      </w:r>
+      <w:r>
+        <w:rPr>
+          <w:rFonts w:ascii="Times New Roman" w:hAnsi="Times New Roman"/>
+          <w:sz w:val="28"/>
+          <w:szCs w:val="28"/>
+        </w:rPr>
+        <w:t>c</w:t>
+      </w:r>
+      <w:r>
+        <w:rPr>
+          <w:rFonts w:ascii="Times New Roman" w:hAnsi="Times New Roman"/>
+          <w:sz w:val="28"/>
+          <w:szCs w:val="28"/>
+        </w:rPr>
+        <w:t>e Search</w:t>
+      </w:r>
+      <w:r>
+        <w:rPr>
+          <w:rFonts w:ascii="Times New Roman" w:hAnsi="Times New Roman" w:hint="eastAsia"/>
+          <w:sz w:val="28"/>
+          <w:szCs w:val="28"/>
+        </w:rPr>
+        <w:t>(</w:t>
+      </w:r>
+      <w:r>
+        <w:rPr>
+          <w:rFonts w:ascii="Times New Roman" w:hAnsi="Times New Roman" w:hint="eastAsia"/>
+          <w:sz w:val="28"/>
+          <w:szCs w:val="28"/>
+        </w:rPr>
+        <w:t>静态搜素</w:t>
+      </w:r>
+      <w:r>
+        <w:rPr>
+          <w:rFonts w:ascii="Times New Roman" w:hAnsi="Times New Roman"/>
+          <w:sz w:val="28"/>
+          <w:szCs w:val="28"/>
+        </w:rPr>
+        <w:t>)</w:t>
+      </w:r>
+      <w:r>
+        <w:rPr>
+          <w:rFonts w:ascii="Times New Roman" w:hAnsi="Times New Roman" w:hint="eastAsia"/>
+          <w:sz w:val="28"/>
+          <w:szCs w:val="28"/>
+        </w:rPr>
+        <w:t>算法</w:t>
+      </w:r>
+    </w:p>
+    <w:p>
+      <w:pPr>
+        <w:rPr>
+          <w:rFonts w:ascii="Times New Roman" w:hAnsi="Times New Roman" w:hint="eastAsia"/>
+          <w:sz w:val="28"/>
+          <w:szCs w:val="28"/>
+        </w:rPr>
+      </w:pPr>
+      <w:r>
+        <w:rPr>
+          <w:rFonts w:ascii="Times New Roman" w:hAnsi="Times New Roman" w:hint="eastAsia"/>
+          <w:sz w:val="28"/>
+          <w:szCs w:val="28"/>
+        </w:rPr>
+        <w:t>3</w:t>
+      </w:r>
+      <w:r>
+        <w:rPr>
+          <w:rFonts w:ascii="Times New Roman" w:hAnsi="Times New Roman"/>
+          <w:sz w:val="28"/>
+          <w:szCs w:val="28"/>
+        </w:rPr>
+        <w:t>.6 Null Move Pruning</w:t>
+      </w:r>
+      <w:r>
+        <w:rPr>
+          <w:rFonts w:ascii="Times New Roman" w:hAnsi="Times New Roman" w:hint="eastAsia"/>
+          <w:sz w:val="28"/>
+          <w:szCs w:val="28"/>
+        </w:rPr>
+        <w:t>(</w:t>
+      </w:r>
+      <w:r>
+        <w:rPr>
+          <w:rFonts w:ascii="Times New Roman" w:hAnsi="Times New Roman" w:hint="eastAsia"/>
+          <w:sz w:val="28"/>
+          <w:szCs w:val="28"/>
+        </w:rPr>
+        <w:t>空步裁剪</w:t>
+      </w:r>
+      <w:r>
+        <w:rPr>
+          <w:rFonts w:ascii="Times New Roman" w:hAnsi="Times New Roman"/>
+          <w:sz w:val="28"/>
+          <w:szCs w:val="28"/>
+        </w:rPr>
+        <w:t>)</w:t>
+      </w:r>
+      <w:r>
+        <w:rPr>
+          <w:rFonts w:ascii="Times New Roman" w:hAnsi="Times New Roman" w:hint="eastAsia"/>
+          <w:sz w:val="28"/>
+          <w:szCs w:val="28"/>
+        </w:rPr>
+        <w:t>优化</w:t>
+      </w:r>
+    </w:p>
+    <w:p>
+      <w:pPr>
+        <w:rPr>
+          <w:rFonts w:ascii="Times New Roman" w:hAnsi="Times New Roman"/>
+          <w:sz w:val="28"/>
+          <w:szCs w:val="28"/>
+        </w:rPr>
+      </w:pPr>
+      <w:r>
+        <w:rPr>
+          <w:rFonts w:ascii="Times New Roman" w:hAnsi="Times New Roman" w:hint="eastAsia"/>
+          <w:sz w:val="28"/>
+          <w:szCs w:val="28"/>
+        </w:rPr>
+        <w:t>3</w:t>
+      </w:r>
+      <w:r>
+        <w:rPr>
+          <w:rFonts w:ascii="Times New Roman" w:hAnsi="Times New Roman"/>
+          <w:sz w:val="28"/>
+          <w:szCs w:val="28"/>
+        </w:rPr>
+        <w:t xml:space="preserve">.7 </w:t>
+      </w:r>
+      <w:r>
+        <w:rPr>
+          <w:rFonts w:ascii="Times New Roman" w:hAnsi="Times New Roman" w:hint="eastAsia"/>
+          <w:sz w:val="28"/>
+          <w:szCs w:val="28"/>
+        </w:rPr>
+        <w:t>杀手着法启发排序优化</w:t>
+      </w:r>
+    </w:p>
+    <w:p>
+      <w:pPr>
+        <w:rPr>
+          <w:rFonts w:ascii="Times New Roman" w:hAnsi="Times New Roman"/>
+          <w:sz w:val="28"/>
+          <w:szCs w:val="28"/>
+        </w:rPr>
+      </w:pPr>
+      <w:r>
+        <w:rPr>
+          <w:rFonts w:ascii="Times New Roman" w:hAnsi="Times New Roman" w:hint="eastAsia"/>
+          <w:sz w:val="28"/>
+          <w:szCs w:val="28"/>
+        </w:rPr>
+        <w:t>3</w:t>
+      </w:r>
+      <w:r>
+        <w:rPr>
+          <w:rFonts w:ascii="Times New Roman" w:hAnsi="Times New Roman"/>
+          <w:sz w:val="28"/>
+          <w:szCs w:val="28"/>
+        </w:rPr>
+        <w:t xml:space="preserve">.8 </w:t>
+      </w:r>
+      <w:r>
+        <w:rPr>
+          <w:rFonts w:ascii="Times New Roman" w:hAnsi="Times New Roman" w:hint="eastAsia"/>
+          <w:sz w:val="28"/>
+          <w:szCs w:val="28"/>
+        </w:rPr>
+        <w:t>LMR</w:t>
+      </w:r>
+      <w:r>
+        <w:rPr>
+          <w:rFonts w:ascii="Times New Roman" w:hAnsi="Times New Roman"/>
+          <w:sz w:val="28"/>
+          <w:szCs w:val="28"/>
+        </w:rPr>
+        <w:t>(Late Move Reductions</w:t>
+      </w:r>
+      <w:r>
+        <w:rPr>
+          <w:rFonts w:ascii="Times New Roman" w:hAnsi="Times New Roman" w:hint="eastAsia"/>
+          <w:sz w:val="28"/>
+          <w:szCs w:val="28"/>
+        </w:rPr>
+        <w:t>，晚期着法裁剪</w:t>
+      </w:r>
+      <w:r>
+        <w:rPr>
+          <w:rFonts w:ascii="Times New Roman" w:hAnsi="Times New Roman"/>
+          <w:sz w:val="28"/>
+          <w:szCs w:val="28"/>
+        </w:rPr>
+        <w:t>)</w:t>
+      </w:r>
+      <w:r>
+        <w:rPr>
+          <w:rFonts w:ascii="Times New Roman" w:hAnsi="Times New Roman" w:hint="eastAsia"/>
+          <w:sz w:val="28"/>
+          <w:szCs w:val="28"/>
+        </w:rPr>
+        <w:t>优化</w:t>
+      </w:r>
+    </w:p>
+    <w:p>
+      <w:pPr>
+        <w:rPr>
+          <w:rFonts w:ascii="Times New Roman" w:hAnsi="Times New Roman" w:hint="eastAsia"/>
+          <w:sz w:val="28"/>
+          <w:szCs w:val="28"/>
+        </w:rPr>
+      </w:pPr>
+      <w:r>
+        <w:rPr>
+          <w:rFonts w:ascii="Times New Roman" w:hAnsi="Times New Roman" w:hint="eastAsia"/>
+          <w:sz w:val="28"/>
+          <w:szCs w:val="28"/>
+        </w:rPr>
+        <w:t>3</w:t>
+      </w:r>
+      <w:r>
+        <w:rPr>
+          <w:rFonts w:ascii="Times New Roman" w:hAnsi="Times New Roman"/>
+          <w:sz w:val="28"/>
+          <w:szCs w:val="28"/>
+        </w:rPr>
+        <w:t xml:space="preserve">.9 </w:t>
+      </w:r>
+      <w:r>
+        <w:rPr>
+          <w:rFonts w:ascii="Times New Roman" w:hAnsi="Times New Roman" w:hint="eastAsia"/>
+          <w:sz w:val="28"/>
+          <w:szCs w:val="28"/>
+        </w:rPr>
+        <w:t>搜素时间控制与状态保护</w:t>
+      </w:r>
+    </w:p>
+    <w:p>
+      <w:pPr>
         <w:rPr>
           <w:rFonts w:hint="eastAsia"/>
-          <w:color w:val="0000FF"/>
-        </w:rPr>
-        <w:t>，</w:t>
-      </w:r>
+        </w:rPr>
+      </w:pPr>
+    </w:p>
+    <w:p>
+      <w:pPr>
+        <w:pStyle w:val="2"/>
+      </w:pPr>
       <w:r>
         <w:rPr>
           <w:rFonts w:hint="eastAsia"/>
-          <w:color w:val="0000FF"/>
-        </w:rPr>
-        <w:t>若不想写可写无</w:t>
+        </w:rPr>
+        <w:t>算法性能分析与测试结果</w:t>
       </w:r>
     </w:p>
     <w:p>
       <w:pPr>
         <w:pStyle w:val="2"/>
       </w:pPr>
-      <w:bookmarkStart w:id="4" w:name="_Toc69548507"/>
       <w:r>
         <w:rPr>
           <w:rFonts w:hint="eastAsia"/>
         </w:rPr>
-        <w:t>所用方法的特别、新颖或创新之处</w:t>
+        <w:t>本程序算法</w:t>
+      </w:r>
+      <w:r>
+        <w:rPr>
+          <w:rFonts w:hint="eastAsia"/>
+        </w:rPr>
+        <w:t>的特别、新颖或创新之处</w:t>
       </w:r>
       <w:bookmarkEnd w:id="4"/>
     </w:p>
     <w:p>
+      <w:pPr>
+        <w:rPr>
+          <w:color w:val="0000FF"/>
+        </w:rPr>
+      </w:pPr>
       <w:r>
         <w:rPr>
           <w:rFonts w:hint="eastAsia"/>
@@ -577,6 +1780,97 @@
         </w:rPr>
         <w:t>，若没有可写无</w:t>
       </w:r>
+    </w:p>
+    <w:p>
+      <w:pPr>
+        <w:rPr>
+          <w:color w:val="0000FF"/>
+        </w:rPr>
+      </w:pPr>
+    </w:p>
+    <w:p>
+      <w:pPr>
+        <w:rPr>
+          <w:color w:val="0000FF"/>
+        </w:rPr>
+      </w:pPr>
+    </w:p>
+    <w:p>
+      <w:pPr>
+        <w:rPr>
+          <w:color w:val="0000FF"/>
+        </w:rPr>
+      </w:pPr>
+    </w:p>
+    <w:p>
+      <w:pPr>
+        <w:rPr>
+          <w:color w:val="0000FF"/>
+        </w:rPr>
+      </w:pPr>
+    </w:p>
+    <w:p>
+      <w:pPr>
+        <w:rPr>
+          <w:color w:val="0000FF"/>
+        </w:rPr>
+      </w:pPr>
+    </w:p>
+    <w:p>
+      <w:pPr>
+        <w:rPr>
+          <w:color w:val="0000FF"/>
+        </w:rPr>
+      </w:pPr>
+    </w:p>
+    <w:p>
+      <w:pPr>
+        <w:rPr>
+          <w:color w:val="0000FF"/>
+        </w:rPr>
+      </w:pPr>
+    </w:p>
+    <w:p>
+      <w:pPr>
+        <w:rPr>
+          <w:color w:val="0000FF"/>
+        </w:rPr>
+      </w:pPr>
+    </w:p>
+    <w:p>
+      <w:pPr>
+        <w:rPr>
+          <w:color w:val="0000FF"/>
+        </w:rPr>
+      </w:pPr>
+    </w:p>
+    <w:p>
+      <w:pPr>
+        <w:rPr>
+          <w:color w:val="0000FF"/>
+        </w:rPr>
+      </w:pPr>
+    </w:p>
+    <w:p>
+      <w:pPr>
+        <w:rPr>
+          <w:color w:val="0000FF"/>
+        </w:rPr>
+      </w:pPr>
+    </w:p>
+    <w:p>
+      <w:pPr>
+        <w:rPr>
+          <w:color w:val="0000FF"/>
+        </w:rPr>
+      </w:pPr>
+    </w:p>
+    <w:p>
+      <w:pPr>
+        <w:rPr>
+          <w:rFonts w:hint="eastAsia"/>
+        </w:rPr>
+      </w:pPr>
     </w:p>
     <w:p>
       <w:pPr>
@@ -820,7 +2114,7 @@
 </file>
 
 <file path=word/endnotes.xml><?xml version="1.0" encoding="utf-8"?>
-<w:endnotes xmlns:wpc="http://schemas.microsoft.com/office/word/2010/wordprocessingCanvas" xmlns:cx="http://schemas.microsoft.com/office/drawing/2014/chartex" xmlns:cx1="http://schemas.microsoft.com/office/drawing/2015/9/8/chartex" xmlns:cx2="http://schemas.microsoft.com/office/drawing/2015/10/21/chartex" xmlns:cx3="http://schemas.microsoft.com/office/drawing/2016/5/9/chartex" xmlns:cx4="http://schemas.microsoft.com/office/drawing/2016/5/10/chartex" xmlns:cx5="http://schemas.microsoft.com/office/drawing/2016/5/11/chartex" xmlns:cx6="http://schemas.microsoft.com/office/drawing/2016/5/12/chartex" xmlns:cx7="http://schemas.microsoft.com/office/drawing/2016/5/13/chartex" xmlns:cx8="http://schemas.microsoft.com/office/drawing/2016/5/14/chartex" xmlns:mc="http://schemas.openxmlformats.org/markup-compatibility/2006" xmlns:aink="http://schemas.microsoft.com/office/drawing/2016/ink" xmlns:am3d="http://schemas.microsoft.com/office/drawing/2017/model3d" xmlns:o="urn:schemas-microsoft-com:office:office" xmlns:oel="http://schemas.microsoft.com/office/2019/extlst" xmlns:r="http://schemas.openxmlformats.org/officeDocument/2006/relationships" xmlns:m="http://schemas.openxmlformats.org/officeDocument/2006/math" xmlns:v="urn:schemas-microsoft-com:vml" xmlns:wp14="http://schemas.microsoft.com/office/word/2010/wordprocessingDrawing" xmlns:wp="http://schemas.openxmlformats.org/drawingml/2006/wordprocessingDrawing" xmlns:w10="urn:schemas-microsoft-com:office:word" xmlns:w="http://schemas.openxmlformats.org/wordprocessingml/2006/main" xmlns:w14="http://schemas.microsoft.com/office/word/2010/wordml" xmlns:w15="http://schemas.microsoft.com/office/word/2012/wordml" xmlns:w16cex="http://schemas.microsoft.com/office/word/2018/wordml/cex" xmlns:w16cid="http://schemas.microsoft.com/office/word/2016/wordml/cid" xmlns:w16="http://schemas.microsoft.com/office/word/2018/wordml" xmlns:w16du="http://schemas.microsoft.com/office/word/2023/wordml/word16du" xmlns:w16sdtdh="http://schemas.microsoft.com/office/word/2020/wordml/sdtdatahash" xmlns:w16se="http://schemas.microsoft.com/office/word/2015/wordml/symex" xmlns:wpg="http://schemas.microsoft.com/office/word/2010/wordprocessingGroup" xmlns:wpi="http://schemas.microsoft.com/office/word/2010/wordprocessingInk" xmlns:wne="http://schemas.microsoft.com/office/word/2006/wordml" xmlns:wps="http://schemas.microsoft.com/office/word/2010/wordprocessingShape" mc:Ignorable="w14 w15 w16se w16cid w16 w16cex w16sdtdh w16du wp14">
+<w:endnotes xmlns:wpc="http://schemas.microsoft.com/office/word/2010/wordprocessingCanvas" xmlns:cx="http://schemas.microsoft.com/office/drawing/2014/chartex" xmlns:cx1="http://schemas.microsoft.com/office/drawing/2015/9/8/chartex" xmlns:cx2="http://schemas.microsoft.com/office/drawing/2015/10/21/chartex" xmlns:cx3="http://schemas.microsoft.com/office/drawing/2016/5/9/chartex" xmlns:cx4="http://schemas.microsoft.com/office/drawing/2016/5/10/chartex" xmlns:cx5="http://schemas.microsoft.com/office/drawing/2016/5/11/chartex" xmlns:cx6="http://schemas.microsoft.com/office/drawing/2016/5/12/chartex" xmlns:cx7="http://schemas.microsoft.com/office/drawing/2016/5/13/chartex" xmlns:cx8="http://schemas.microsoft.com/office/drawing/2016/5/14/chartex" xmlns:mc="http://schemas.openxmlformats.org/markup-compatibility/2006" xmlns:aink="http://schemas.microsoft.com/office/drawing/2016/ink" xmlns:am3d="http://schemas.microsoft.com/office/drawing/2017/model3d" xmlns:o="urn:schemas-microsoft-com:office:office" xmlns:r="http://schemas.openxmlformats.org/officeDocument/2006/relationships" xmlns:m="http://schemas.openxmlformats.org/officeDocument/2006/math" xmlns:v="urn:schemas-microsoft-com:vml" xmlns:wp14="http://schemas.microsoft.com/office/word/2010/wordprocessingDrawing" xmlns:wp="http://schemas.openxmlformats.org/drawingml/2006/wordprocessingDrawing" xmlns:w10="urn:schemas-microsoft-com:office:word" xmlns:w="http://schemas.openxmlformats.org/wordprocessingml/2006/main" xmlns:w14="http://schemas.microsoft.com/office/word/2010/wordml" xmlns:w15="http://schemas.microsoft.com/office/word/2012/wordml" xmlns:w16cex="http://schemas.microsoft.com/office/word/2018/wordml/cex" xmlns:w16cid="http://schemas.microsoft.com/office/word/2016/wordml/cid" xmlns:w16="http://schemas.microsoft.com/office/word/2018/wordml" xmlns:w16sdtdh="http://schemas.microsoft.com/office/word/2020/wordml/sdtdatahash" xmlns:w16se="http://schemas.microsoft.com/office/word/2015/wordml/symex" xmlns:wpg="http://schemas.microsoft.com/office/word/2010/wordprocessingGroup" xmlns:wpi="http://schemas.microsoft.com/office/word/2010/wordprocessingInk" xmlns:wne="http://schemas.microsoft.com/office/word/2006/wordml" xmlns:wps="http://schemas.microsoft.com/office/word/2010/wordprocessingShape" mc:Ignorable="w14 w15 w16se w16cid w16 w16cex w16sdtdh wp14">
   <w:endnote w:type="separator" w:id="-1">
     <w:p>
       <w:r>
@@ -839,7 +2133,7 @@
 </file>
 
 <file path=word/footer1.xml><?xml version="1.0" encoding="utf-8"?>
-<w:ftr xmlns:wpc="http://schemas.microsoft.com/office/word/2010/wordprocessingCanvas" xmlns:cx="http://schemas.microsoft.com/office/drawing/2014/chartex" xmlns:cx1="http://schemas.microsoft.com/office/drawing/2015/9/8/chartex" xmlns:cx2="http://schemas.microsoft.com/office/drawing/2015/10/21/chartex" xmlns:cx3="http://schemas.microsoft.com/office/drawing/2016/5/9/chartex" xmlns:cx4="http://schemas.microsoft.com/office/drawing/2016/5/10/chartex" xmlns:cx5="http://schemas.microsoft.com/office/drawing/2016/5/11/chartex" xmlns:cx6="http://schemas.microsoft.com/office/drawing/2016/5/12/chartex" xmlns:cx7="http://schemas.microsoft.com/office/drawing/2016/5/13/chartex" xmlns:cx8="http://schemas.microsoft.com/office/drawing/2016/5/14/chartex" xmlns:mc="http://schemas.openxmlformats.org/markup-compatibility/2006" xmlns:aink="http://schemas.microsoft.com/office/drawing/2016/ink" xmlns:am3d="http://schemas.microsoft.com/office/drawing/2017/model3d" xmlns:o="urn:schemas-microsoft-com:office:office" xmlns:oel="http://schemas.microsoft.com/office/2019/extlst" xmlns:r="http://schemas.openxmlformats.org/officeDocument/2006/relationships" xmlns:m="http://schemas.openxmlformats.org/officeDocument/2006/math" xmlns:v="urn:schemas-microsoft-com:vml" xmlns:wp14="http://schemas.microsoft.com/office/word/2010/wordprocessingDrawing" xmlns:wp="http://schemas.openxmlformats.org/drawingml/2006/wordprocessingDrawing" xmlns:w10="urn:schemas-microsoft-com:office:word" xmlns:w="http://schemas.openxmlformats.org/wordprocessingml/2006/main" xmlns:w14="http://schemas.microsoft.com/office/word/2010/wordml" xmlns:w15="http://schemas.microsoft.com/office/word/2012/wordml" xmlns:w16cex="http://schemas.microsoft.com/office/word/2018/wordml/cex" xmlns:w16cid="http://schemas.microsoft.com/office/word/2016/wordml/cid" xmlns:w16="http://schemas.microsoft.com/office/word/2018/wordml" xmlns:w16du="http://schemas.microsoft.com/office/word/2023/wordml/word16du" xmlns:w16sdtdh="http://schemas.microsoft.com/office/word/2020/wordml/sdtdatahash" xmlns:w16se="http://schemas.microsoft.com/office/word/2015/wordml/symex" xmlns:wpg="http://schemas.microsoft.com/office/word/2010/wordprocessingGroup" xmlns:wpi="http://schemas.microsoft.com/office/word/2010/wordprocessingInk" xmlns:wne="http://schemas.microsoft.com/office/word/2006/wordml" xmlns:wps="http://schemas.microsoft.com/office/word/2010/wordprocessingShape" mc:Ignorable="w14 w15 w16se w16cid w16 w16cex w16sdtdh w16du wp14">
+<w:ftr xmlns:wpc="http://schemas.microsoft.com/office/word/2010/wordprocessingCanvas" xmlns:cx="http://schemas.microsoft.com/office/drawing/2014/chartex" xmlns:cx1="http://schemas.microsoft.com/office/drawing/2015/9/8/chartex" xmlns:cx2="http://schemas.microsoft.com/office/drawing/2015/10/21/chartex" xmlns:cx3="http://schemas.microsoft.com/office/drawing/2016/5/9/chartex" xmlns:cx4="http://schemas.microsoft.com/office/drawing/2016/5/10/chartex" xmlns:cx5="http://schemas.microsoft.com/office/drawing/2016/5/11/chartex" xmlns:cx6="http://schemas.microsoft.com/office/drawing/2016/5/12/chartex" xmlns:cx7="http://schemas.microsoft.com/office/drawing/2016/5/13/chartex" xmlns:cx8="http://schemas.microsoft.com/office/drawing/2016/5/14/chartex" xmlns:mc="http://schemas.openxmlformats.org/markup-compatibility/2006" xmlns:aink="http://schemas.microsoft.com/office/drawing/2016/ink" xmlns:am3d="http://schemas.microsoft.com/office/drawing/2017/model3d" xmlns:o="urn:schemas-microsoft-com:office:office" xmlns:r="http://schemas.openxmlformats.org/officeDocument/2006/relationships" xmlns:m="http://schemas.openxmlformats.org/officeDocument/2006/math" xmlns:v="urn:schemas-microsoft-com:vml" xmlns:wp14="http://schemas.microsoft.com/office/word/2010/wordprocessingDrawing" xmlns:wp="http://schemas.openxmlformats.org/drawingml/2006/wordprocessingDrawing" xmlns:w10="urn:schemas-microsoft-com:office:word" xmlns:w="http://schemas.openxmlformats.org/wordprocessingml/2006/main" xmlns:w14="http://schemas.microsoft.com/office/word/2010/wordml" xmlns:w15="http://schemas.microsoft.com/office/word/2012/wordml" xmlns:w16cex="http://schemas.microsoft.com/office/word/2018/wordml/cex" xmlns:w16cid="http://schemas.microsoft.com/office/word/2016/wordml/cid" xmlns:w16="http://schemas.microsoft.com/office/word/2018/wordml" xmlns:w16sdtdh="http://schemas.microsoft.com/office/word/2020/wordml/sdtdatahash" xmlns:w16se="http://schemas.microsoft.com/office/word/2015/wordml/symex" xmlns:wpg="http://schemas.microsoft.com/office/word/2010/wordprocessingGroup" xmlns:wpi="http://schemas.microsoft.com/office/word/2010/wordprocessingInk" xmlns:wne="http://schemas.microsoft.com/office/word/2006/wordml" xmlns:wps="http://schemas.microsoft.com/office/word/2010/wordprocessingShape" mc:Ignorable="w14 w15 w16se w16cid w16 w16cex w16sdtdh wp14">
   <w:p>
     <w:pPr>
       <w:pStyle w:val="a3"/>
@@ -951,7 +2245,7 @@
 </file>
 
 <file path=word/footnotes.xml><?xml version="1.0" encoding="utf-8"?>
-<w:footnotes xmlns:wpc="http://schemas.microsoft.com/office/word/2010/wordprocessingCanvas" xmlns:cx="http://schemas.microsoft.com/office/drawing/2014/chartex" xmlns:cx1="http://schemas.microsoft.com/office/drawing/2015/9/8/chartex" xmlns:cx2="http://schemas.microsoft.com/office/drawing/2015/10/21/chartex" xmlns:cx3="http://schemas.microsoft.com/office/drawing/2016/5/9/chartex" xmlns:cx4="http://schemas.microsoft.com/office/drawing/2016/5/10/chartex" xmlns:cx5="http://schemas.microsoft.com/office/drawing/2016/5/11/chartex" xmlns:cx6="http://schemas.microsoft.com/office/drawing/2016/5/12/chartex" xmlns:cx7="http://schemas.microsoft.com/office/drawing/2016/5/13/chartex" xmlns:cx8="http://schemas.microsoft.com/office/drawing/2016/5/14/chartex" xmlns:mc="http://schemas.openxmlformats.org/markup-compatibility/2006" xmlns:aink="http://schemas.microsoft.com/office/drawing/2016/ink" xmlns:am3d="http://schemas.microsoft.com/office/drawing/2017/model3d" xmlns:o="urn:schemas-microsoft-com:office:office" xmlns:oel="http://schemas.microsoft.com/office/2019/extlst" xmlns:r="http://schemas.openxmlformats.org/officeDocument/2006/relationships" xmlns:m="http://schemas.openxmlformats.org/officeDocument/2006/math" xmlns:v="urn:schemas-microsoft-com:vml" xmlns:wp14="http://schemas.microsoft.com/office/word/2010/wordprocessingDrawing" xmlns:wp="http://schemas.openxmlformats.org/drawingml/2006/wordprocessingDrawing" xmlns:w10="urn:schemas-microsoft-com:office:word" xmlns:w="http://schemas.openxmlformats.org/wordprocessingml/2006/main" xmlns:w14="http://schemas.microsoft.com/office/word/2010/wordml" xmlns:w15="http://schemas.microsoft.com/office/word/2012/wordml" xmlns:w16cex="http://schemas.microsoft.com/office/word/2018/wordml/cex" xmlns:w16cid="http://schemas.microsoft.com/office/word/2016/wordml/cid" xmlns:w16="http://schemas.microsoft.com/office/word/2018/wordml" xmlns:w16du="http://schemas.microsoft.com/office/word/2023/wordml/word16du" xmlns:w16sdtdh="http://schemas.microsoft.com/office/word/2020/wordml/sdtdatahash" xmlns:w16se="http://schemas.microsoft.com/office/word/2015/wordml/symex" xmlns:wpg="http://schemas.microsoft.com/office/word/2010/wordprocessingGroup" xmlns:wpi="http://schemas.microsoft.com/office/word/2010/wordprocessingInk" xmlns:wne="http://schemas.microsoft.com/office/word/2006/wordml" xmlns:wps="http://schemas.microsoft.com/office/word/2010/wordprocessingShape" mc:Ignorable="w14 w15 w16se w16cid w16 w16cex w16sdtdh w16du wp14">
+<w:footnotes xmlns:wpc="http://schemas.microsoft.com/office/word/2010/wordprocessingCanvas" xmlns:cx="http://schemas.microsoft.com/office/drawing/2014/chartex" xmlns:cx1="http://schemas.microsoft.com/office/drawing/2015/9/8/chartex" xmlns:cx2="http://schemas.microsoft.com/office/drawing/2015/10/21/chartex" xmlns:cx3="http://schemas.microsoft.com/office/drawing/2016/5/9/chartex" xmlns:cx4="http://schemas.microsoft.com/office/drawing/2016/5/10/chartex" xmlns:cx5="http://schemas.microsoft.com/office/drawing/2016/5/11/chartex" xmlns:cx6="http://schemas.microsoft.com/office/drawing/2016/5/12/chartex" xmlns:cx7="http://schemas.microsoft.com/office/drawing/2016/5/13/chartex" xmlns:cx8="http://schemas.microsoft.com/office/drawing/2016/5/14/chartex" xmlns:mc="http://schemas.openxmlformats.org/markup-compatibility/2006" xmlns:aink="http://schemas.microsoft.com/office/drawing/2016/ink" xmlns:am3d="http://schemas.microsoft.com/office/drawing/2017/model3d" xmlns:o="urn:schemas-microsoft-com:office:office" xmlns:r="http://schemas.openxmlformats.org/officeDocument/2006/relationships" xmlns:m="http://schemas.openxmlformats.org/officeDocument/2006/math" xmlns:v="urn:schemas-microsoft-com:vml" xmlns:wp14="http://schemas.microsoft.com/office/word/2010/wordprocessingDrawing" xmlns:wp="http://schemas.openxmlformats.org/drawingml/2006/wordprocessingDrawing" xmlns:w10="urn:schemas-microsoft-com:office:word" xmlns:w="http://schemas.openxmlformats.org/wordprocessingml/2006/main" xmlns:w14="http://schemas.microsoft.com/office/word/2010/wordml" xmlns:w15="http://schemas.microsoft.com/office/word/2012/wordml" xmlns:w16cex="http://schemas.microsoft.com/office/word/2018/wordml/cex" xmlns:w16cid="http://schemas.microsoft.com/office/word/2016/wordml/cid" xmlns:w16="http://schemas.microsoft.com/office/word/2018/wordml" xmlns:w16sdtdh="http://schemas.microsoft.com/office/word/2020/wordml/sdtdatahash" xmlns:w16se="http://schemas.microsoft.com/office/word/2015/wordml/symex" xmlns:wpg="http://schemas.microsoft.com/office/word/2010/wordprocessingGroup" xmlns:wpi="http://schemas.microsoft.com/office/word/2010/wordprocessingInk" xmlns:wne="http://schemas.microsoft.com/office/word/2006/wordml" xmlns:wps="http://schemas.microsoft.com/office/word/2010/wordprocessingShape" mc:Ignorable="w14 w15 w16se w16cid w16 w16cex w16sdtdh wp14">
   <w:footnote w:type="separator" w:id="-1">
     <w:p>
       <w:r>
@@ -970,7 +2264,7 @@
 </file>
 
 <file path=word/header1.xml><?xml version="1.0" encoding="utf-8"?>
-<w:hdr xmlns:wpc="http://schemas.microsoft.com/office/word/2010/wordprocessingCanvas" xmlns:cx="http://schemas.microsoft.com/office/drawing/2014/chartex" xmlns:cx1="http://schemas.microsoft.com/office/drawing/2015/9/8/chartex" xmlns:cx2="http://schemas.microsoft.com/office/drawing/2015/10/21/chartex" xmlns:cx3="http://schemas.microsoft.com/office/drawing/2016/5/9/chartex" xmlns:cx4="http://schemas.microsoft.com/office/drawing/2016/5/10/chartex" xmlns:cx5="http://schemas.microsoft.com/office/drawing/2016/5/11/chartex" xmlns:cx6="http://schemas.microsoft.com/office/drawing/2016/5/12/chartex" xmlns:cx7="http://schemas.microsoft.com/office/drawing/2016/5/13/chartex" xmlns:cx8="http://schemas.microsoft.com/office/drawing/2016/5/14/chartex" xmlns:mc="http://schemas.openxmlformats.org/markup-compatibility/2006" xmlns:aink="http://schemas.microsoft.com/office/drawing/2016/ink" xmlns:am3d="http://schemas.microsoft.com/office/drawing/2017/model3d" xmlns:o="urn:schemas-microsoft-com:office:office" xmlns:oel="http://schemas.microsoft.com/office/2019/extlst" xmlns:r="http://schemas.openxmlformats.org/officeDocument/2006/relationships" xmlns:m="http://schemas.openxmlformats.org/officeDocument/2006/math" xmlns:v="urn:schemas-microsoft-com:vml" xmlns:wp14="http://schemas.microsoft.com/office/word/2010/wordprocessingDrawing" xmlns:wp="http://schemas.openxmlformats.org/drawingml/2006/wordprocessingDrawing" xmlns:w10="urn:schemas-microsoft-com:office:word" xmlns:w="http://schemas.openxmlformats.org/wordprocessingml/2006/main" xmlns:w14="http://schemas.microsoft.com/office/word/2010/wordml" xmlns:w15="http://schemas.microsoft.com/office/word/2012/wordml" xmlns:w16cex="http://schemas.microsoft.com/office/word/2018/wordml/cex" xmlns:w16cid="http://schemas.microsoft.com/office/word/2016/wordml/cid" xmlns:w16="http://schemas.microsoft.com/office/word/2018/wordml" xmlns:w16du="http://schemas.microsoft.com/office/word/2023/wordml/word16du" xmlns:w16sdtdh="http://schemas.microsoft.com/office/word/2020/wordml/sdtdatahash" xmlns:w16se="http://schemas.microsoft.com/office/word/2015/wordml/symex" xmlns:wpg="http://schemas.microsoft.com/office/word/2010/wordprocessingGroup" xmlns:wpi="http://schemas.microsoft.com/office/word/2010/wordprocessingInk" xmlns:wne="http://schemas.microsoft.com/office/word/2006/wordml" xmlns:wps="http://schemas.microsoft.com/office/word/2010/wordprocessingShape" mc:Ignorable="w14 w15 w16se w16cid w16 w16cex w16sdtdh w16du wp14">
+<w:hdr xmlns:wpc="http://schemas.microsoft.com/office/word/2010/wordprocessingCanvas" xmlns:cx="http://schemas.microsoft.com/office/drawing/2014/chartex" xmlns:cx1="http://schemas.microsoft.com/office/drawing/2015/9/8/chartex" xmlns:cx2="http://schemas.microsoft.com/office/drawing/2015/10/21/chartex" xmlns:cx3="http://schemas.microsoft.com/office/drawing/2016/5/9/chartex" xmlns:cx4="http://schemas.microsoft.com/office/drawing/2016/5/10/chartex" xmlns:cx5="http://schemas.microsoft.com/office/drawing/2016/5/11/chartex" xmlns:cx6="http://schemas.microsoft.com/office/drawing/2016/5/12/chartex" xmlns:cx7="http://schemas.microsoft.com/office/drawing/2016/5/13/chartex" xmlns:cx8="http://schemas.microsoft.com/office/drawing/2016/5/14/chartex" xmlns:mc="http://schemas.openxmlformats.org/markup-compatibility/2006" xmlns:aink="http://schemas.microsoft.com/office/drawing/2016/ink" xmlns:am3d="http://schemas.microsoft.com/office/drawing/2017/model3d" xmlns:o="urn:schemas-microsoft-com:office:office" xmlns:r="http://schemas.openxmlformats.org/officeDocument/2006/relationships" xmlns:m="http://schemas.openxmlformats.org/officeDocument/2006/math" xmlns:v="urn:schemas-microsoft-com:vml" xmlns:wp14="http://schemas.microsoft.com/office/word/2010/wordprocessingDrawing" xmlns:wp="http://schemas.openxmlformats.org/drawingml/2006/wordprocessingDrawing" xmlns:w10="urn:schemas-microsoft-com:office:word" xmlns:w="http://schemas.openxmlformats.org/wordprocessingml/2006/main" xmlns:w14="http://schemas.microsoft.com/office/word/2010/wordml" xmlns:w15="http://schemas.microsoft.com/office/word/2012/wordml" xmlns:w16cex="http://schemas.microsoft.com/office/word/2018/wordml/cex" xmlns:w16cid="http://schemas.microsoft.com/office/word/2016/wordml/cid" xmlns:w16="http://schemas.microsoft.com/office/word/2018/wordml" xmlns:w16sdtdh="http://schemas.microsoft.com/office/word/2020/wordml/sdtdatahash" xmlns:w16se="http://schemas.microsoft.com/office/word/2015/wordml/symex" xmlns:wpg="http://schemas.microsoft.com/office/word/2010/wordprocessingGroup" xmlns:wpi="http://schemas.microsoft.com/office/word/2010/wordprocessingInk" xmlns:wne="http://schemas.microsoft.com/office/word/2006/wordml" xmlns:wps="http://schemas.microsoft.com/office/word/2010/wordprocessingShape" mc:Ignorable="w14 w15 w16se w16cid w16 w16cex w16sdtdh wp14">
   <w:p>
     <w:pPr>
       <w:pStyle w:val="a5"/>
@@ -989,7 +2283,7 @@
 </file>
 
 <file path=word/numbering.xml><?xml version="1.0" encoding="utf-8"?>
-<w:numbering xmlns:wpc="http://schemas.microsoft.com/office/word/2010/wordprocessingCanvas" xmlns:cx="http://schemas.microsoft.com/office/drawing/2014/chartex" xmlns:cx1="http://schemas.microsoft.com/office/drawing/2015/9/8/chartex" xmlns:cx2="http://schemas.microsoft.com/office/drawing/2015/10/21/chartex" xmlns:cx3="http://schemas.microsoft.com/office/drawing/2016/5/9/chartex" xmlns:cx4="http://schemas.microsoft.com/office/drawing/2016/5/10/chartex" xmlns:cx5="http://schemas.microsoft.com/office/drawing/2016/5/11/chartex" xmlns:cx6="http://schemas.microsoft.com/office/drawing/2016/5/12/chartex" xmlns:cx7="http://schemas.microsoft.com/office/drawing/2016/5/13/chartex" xmlns:cx8="http://schemas.microsoft.com/office/drawing/2016/5/14/chartex" xmlns:mc="http://schemas.openxmlformats.org/markup-compatibility/2006" xmlns:aink="http://schemas.microsoft.com/office/drawing/2016/ink" xmlns:am3d="http://schemas.microsoft.com/office/drawing/2017/model3d" xmlns:o="urn:schemas-microsoft-com:office:office" xmlns:oel="http://schemas.microsoft.com/office/2019/extlst" xmlns:r="http://schemas.openxmlformats.org/officeDocument/2006/relationships" xmlns:m="http://schemas.openxmlformats.org/officeDocument/2006/math" xmlns:v="urn:schemas-microsoft-com:vml" xmlns:wp14="http://schemas.microsoft.com/office/word/2010/wordprocessingDrawing" xmlns:wp="http://schemas.openxmlformats.org/drawingml/2006/wordprocessingDrawing" xmlns:w10="urn:schemas-microsoft-com:office:word" xmlns:w="http://schemas.openxmlformats.org/wordprocessingml/2006/main" xmlns:w14="http://schemas.microsoft.com/office/word/2010/wordml" xmlns:w15="http://schemas.microsoft.com/office/word/2012/wordml" xmlns:w16cex="http://schemas.microsoft.com/office/word/2018/wordml/cex" xmlns:w16cid="http://schemas.microsoft.com/office/word/2016/wordml/cid" xmlns:w16="http://schemas.microsoft.com/office/word/2018/wordml" xmlns:w16du="http://schemas.microsoft.com/office/word/2023/wordml/word16du" xmlns:w16sdtdh="http://schemas.microsoft.com/office/word/2020/wordml/sdtdatahash" xmlns:w16se="http://schemas.microsoft.com/office/word/2015/wordml/symex" xmlns:wpg="http://schemas.microsoft.com/office/word/2010/wordprocessingGroup" xmlns:wpi="http://schemas.microsoft.com/office/word/2010/wordprocessingInk" xmlns:wne="http://schemas.microsoft.com/office/word/2006/wordml" xmlns:wps="http://schemas.microsoft.com/office/word/2010/wordprocessingShape" mc:Ignorable="w14 w15 w16se w16cid w16 w16cex w16sdtdh w16du wp14">
+<w:numbering xmlns:wpc="http://schemas.microsoft.com/office/word/2010/wordprocessingCanvas" xmlns:cx="http://schemas.microsoft.com/office/drawing/2014/chartex" xmlns:cx1="http://schemas.microsoft.com/office/drawing/2015/9/8/chartex" xmlns:cx2="http://schemas.microsoft.com/office/drawing/2015/10/21/chartex" xmlns:cx3="http://schemas.microsoft.com/office/drawing/2016/5/9/chartex" xmlns:cx4="http://schemas.microsoft.com/office/drawing/2016/5/10/chartex" xmlns:cx5="http://schemas.microsoft.com/office/drawing/2016/5/11/chartex" xmlns:cx6="http://schemas.microsoft.com/office/drawing/2016/5/12/chartex" xmlns:cx7="http://schemas.microsoft.com/office/drawing/2016/5/13/chartex" xmlns:cx8="http://schemas.microsoft.com/office/drawing/2016/5/14/chartex" xmlns:mc="http://schemas.openxmlformats.org/markup-compatibility/2006" xmlns:aink="http://schemas.microsoft.com/office/drawing/2016/ink" xmlns:am3d="http://schemas.microsoft.com/office/drawing/2017/model3d" xmlns:o="urn:schemas-microsoft-com:office:office" xmlns:r="http://schemas.openxmlformats.org/officeDocument/2006/relationships" xmlns:m="http://schemas.openxmlformats.org/officeDocument/2006/math" xmlns:v="urn:schemas-microsoft-com:vml" xmlns:wp14="http://schemas.microsoft.com/office/word/2010/wordprocessingDrawing" xmlns:wp="http://schemas.openxmlformats.org/drawingml/2006/wordprocessingDrawing" xmlns:w10="urn:schemas-microsoft-com:office:word" xmlns:w="http://schemas.openxmlformats.org/wordprocessingml/2006/main" xmlns:w14="http://schemas.microsoft.com/office/word/2010/wordml" xmlns:w15="http://schemas.microsoft.com/office/word/2012/wordml" xmlns:w16cex="http://schemas.microsoft.com/office/word/2018/wordml/cex" xmlns:w16cid="http://schemas.microsoft.com/office/word/2016/wordml/cid" xmlns:w16="http://schemas.microsoft.com/office/word/2018/wordml" xmlns:w16sdtdh="http://schemas.microsoft.com/office/word/2020/wordml/sdtdatahash" xmlns:w16se="http://schemas.microsoft.com/office/word/2015/wordml/symex" xmlns:wpg="http://schemas.microsoft.com/office/word/2010/wordprocessingGroup" xmlns:wpi="http://schemas.microsoft.com/office/word/2010/wordprocessingInk" xmlns:wne="http://schemas.microsoft.com/office/word/2006/wordml" xmlns:wps="http://schemas.microsoft.com/office/word/2010/wordprocessingShape" mc:Ignorable="w14 w15 w16se w16cid w16 w16cex w16sdtdh wp14">
   <w:abstractNum w:abstractNumId="0" w15:restartNumberingAfterBreak="0">
     <w:nsid w:val="203305A1"/>
     <w:multiLevelType w:val="multilevel"/>
@@ -1198,20 +2492,20 @@
       </w:rPr>
     </w:lvl>
   </w:abstractNum>
-  <w:num w:numId="1" w16cid:durableId="2121104901">
+  <w:num w:numId="1">
     <w:abstractNumId w:val="0"/>
   </w:num>
-  <w:num w:numId="2" w16cid:durableId="886843949">
+  <w:num w:numId="2">
     <w:abstractNumId w:val="1"/>
   </w:num>
-  <w:num w:numId="3" w16cid:durableId="177476510">
+  <w:num w:numId="3">
     <w:abstractNumId w:val="0"/>
   </w:num>
 </w:numbering>
 </file>
 
 <file path=word/styles.xml><?xml version="1.0" encoding="utf-8"?>
-<w:styles xmlns:mc="http://schemas.openxmlformats.org/markup-compatibility/2006" xmlns:r="http://schemas.openxmlformats.org/officeDocument/2006/relationships" xmlns:w="http://schemas.openxmlformats.org/wordprocessingml/2006/main" xmlns:w14="http://schemas.microsoft.com/office/word/2010/wordml" xmlns:w15="http://schemas.microsoft.com/office/word/2012/wordml" xmlns:w16cex="http://schemas.microsoft.com/office/word/2018/wordml/cex" xmlns:w16cid="http://schemas.microsoft.com/office/word/2016/wordml/cid" xmlns:w16="http://schemas.microsoft.com/office/word/2018/wordml" xmlns:w16du="http://schemas.microsoft.com/office/word/2023/wordml/word16du" xmlns:w16sdtdh="http://schemas.microsoft.com/office/word/2020/wordml/sdtdatahash" xmlns:w16se="http://schemas.microsoft.com/office/word/2015/wordml/symex" mc:Ignorable="w14 w15 w16se w16cid w16 w16cex w16sdtdh w16du">
+<w:styles xmlns:mc="http://schemas.openxmlformats.org/markup-compatibility/2006" xmlns:r="http://schemas.openxmlformats.org/officeDocument/2006/relationships" xmlns:w="http://schemas.openxmlformats.org/wordprocessingml/2006/main" xmlns:w14="http://schemas.microsoft.com/office/word/2010/wordml" xmlns:w15="http://schemas.microsoft.com/office/word/2012/wordml" xmlns:w16cex="http://schemas.microsoft.com/office/word/2018/wordml/cex" xmlns:w16cid="http://schemas.microsoft.com/office/word/2016/wordml/cid" xmlns:w16="http://schemas.microsoft.com/office/word/2018/wordml" xmlns:w16sdtdh="http://schemas.microsoft.com/office/word/2020/wordml/sdtdatahash" xmlns:w16se="http://schemas.microsoft.com/office/word/2015/wordml/symex" mc:Ignorable="w14 w15 w16se w16cid w16 w16cex w16sdtdh">
   <w:docDefaults>
     <w:rPrDefault>
       <w:rPr>

--- a/报告/实验报告模板.docx
+++ b/报告/实验报告模板.docx
@@ -1,6 +1,6 @@
 
 <file path=word/document.xml><?xml version="1.0" encoding="utf-8"?>
-<w:document xmlns:wpc="http://schemas.microsoft.com/office/word/2010/wordprocessingCanvas" xmlns:cx="http://schemas.microsoft.com/office/drawing/2014/chartex" xmlns:cx1="http://schemas.microsoft.com/office/drawing/2015/9/8/chartex" xmlns:cx2="http://schemas.microsoft.com/office/drawing/2015/10/21/chartex" xmlns:cx3="http://schemas.microsoft.com/office/drawing/2016/5/9/chartex" xmlns:cx4="http://schemas.microsoft.com/office/drawing/2016/5/10/chartex" xmlns:cx5="http://schemas.microsoft.com/office/drawing/2016/5/11/chartex" xmlns:cx6="http://schemas.microsoft.com/office/drawing/2016/5/12/chartex" xmlns:cx7="http://schemas.microsoft.com/office/drawing/2016/5/13/chartex" xmlns:cx8="http://schemas.microsoft.com/office/drawing/2016/5/14/chartex" xmlns:mc="http://schemas.openxmlformats.org/markup-compatibility/2006" xmlns:aink="http://schemas.microsoft.com/office/drawing/2016/ink" xmlns:am3d="http://schemas.microsoft.com/office/drawing/2017/model3d" xmlns:o="urn:schemas-microsoft-com:office:office" xmlns:r="http://schemas.openxmlformats.org/officeDocument/2006/relationships" xmlns:m="http://schemas.openxmlformats.org/officeDocument/2006/math" xmlns:v="urn:schemas-microsoft-com:vml" xmlns:wp14="http://schemas.microsoft.com/office/word/2010/wordprocessingDrawing" xmlns:wp="http://schemas.openxmlformats.org/drawingml/2006/wordprocessingDrawing" xmlns:w10="urn:schemas-microsoft-com:office:word" xmlns:w="http://schemas.openxmlformats.org/wordprocessingml/2006/main" xmlns:w14="http://schemas.microsoft.com/office/word/2010/wordml" xmlns:w15="http://schemas.microsoft.com/office/word/2012/wordml" xmlns:w16cex="http://schemas.microsoft.com/office/word/2018/wordml/cex" xmlns:w16cid="http://schemas.microsoft.com/office/word/2016/wordml/cid" xmlns:w16="http://schemas.microsoft.com/office/word/2018/wordml" xmlns:w16sdtdh="http://schemas.microsoft.com/office/word/2020/wordml/sdtdatahash" xmlns:w16se="http://schemas.microsoft.com/office/word/2015/wordml/symex" xmlns:wpg="http://schemas.microsoft.com/office/word/2010/wordprocessingGroup" xmlns:wpi="http://schemas.microsoft.com/office/word/2010/wordprocessingInk" xmlns:wne="http://schemas.microsoft.com/office/word/2006/wordml" xmlns:wps="http://schemas.microsoft.com/office/word/2010/wordprocessingShape" mc:Ignorable="w14 w15 w16se w16cid w16 w16cex w16sdtdh wp14">
+<w:document xmlns:wpc="http://schemas.microsoft.com/office/word/2010/wordprocessingCanvas" xmlns:cx="http://schemas.microsoft.com/office/drawing/2014/chartex" xmlns:cx1="http://schemas.microsoft.com/office/drawing/2015/9/8/chartex" xmlns:cx2="http://schemas.microsoft.com/office/drawing/2015/10/21/chartex" xmlns:cx3="http://schemas.microsoft.com/office/drawing/2016/5/9/chartex" xmlns:cx4="http://schemas.microsoft.com/office/drawing/2016/5/10/chartex" xmlns:cx5="http://schemas.microsoft.com/office/drawing/2016/5/11/chartex" xmlns:cx6="http://schemas.microsoft.com/office/drawing/2016/5/12/chartex" xmlns:cx7="http://schemas.microsoft.com/office/drawing/2016/5/13/chartex" xmlns:cx8="http://schemas.microsoft.com/office/drawing/2016/5/14/chartex" xmlns:mc="http://schemas.openxmlformats.org/markup-compatibility/2006" xmlns:aink="http://schemas.microsoft.com/office/drawing/2016/ink" xmlns:am3d="http://schemas.microsoft.com/office/drawing/2017/model3d" xmlns:o="urn:schemas-microsoft-com:office:office" xmlns:oel="http://schemas.microsoft.com/office/2019/extlst" xmlns:r="http://schemas.openxmlformats.org/officeDocument/2006/relationships" xmlns:m="http://schemas.openxmlformats.org/officeDocument/2006/math" xmlns:v="urn:schemas-microsoft-com:vml" xmlns:wp14="http://schemas.microsoft.com/office/word/2010/wordprocessingDrawing" xmlns:wp="http://schemas.openxmlformats.org/drawingml/2006/wordprocessingDrawing" xmlns:w10="urn:schemas-microsoft-com:office:word" xmlns:w="http://schemas.openxmlformats.org/wordprocessingml/2006/main" xmlns:w14="http://schemas.microsoft.com/office/word/2010/wordml" xmlns:w15="http://schemas.microsoft.com/office/word/2012/wordml" xmlns:w16cex="http://schemas.microsoft.com/office/word/2018/wordml/cex" xmlns:w16cid="http://schemas.microsoft.com/office/word/2016/wordml/cid" xmlns:w16="http://schemas.microsoft.com/office/word/2018/wordml" xmlns:w16du="http://schemas.microsoft.com/office/word/2023/wordml/word16du" xmlns:w16sdtdh="http://schemas.microsoft.com/office/word/2020/wordml/sdtdatahash" xmlns:w16sdtfl="http://schemas.microsoft.com/office/word/2024/wordml/sdtformatlock" xmlns:w16se="http://schemas.microsoft.com/office/word/2015/wordml/symex" xmlns:wpg="http://schemas.microsoft.com/office/word/2010/wordprocessingGroup" xmlns:wpi="http://schemas.microsoft.com/office/word/2010/wordprocessingInk" xmlns:wne="http://schemas.microsoft.com/office/word/2006/wordml" xmlns:wps="http://schemas.microsoft.com/office/word/2010/wordprocessingShape" mc:Ignorable="w14 w15 w16se w16cid w16 w16cex w16sdtdh w16sdtfl w16du wp14">
   <w:body>
     <w:p>
       <w:pPr>
@@ -488,7 +488,7 @@
       <w:pPr>
         <w:ind w:firstLine="420"/>
         <w:rPr>
-          <w:rFonts w:ascii="Times New Roman" w:hAnsi="Times New Roman" w:hint="eastAsia"/>
+          <w:rFonts w:ascii="Times New Roman" w:hAnsi="Times New Roman"/>
           <w:sz w:val="28"/>
           <w:szCs w:val="28"/>
         </w:rPr>
@@ -633,7 +633,7 @@
     <w:p>
       <w:pPr>
         <w:rPr>
-          <w:rFonts w:ascii="Times New Roman" w:hAnsi="Times New Roman" w:hint="eastAsia"/>
+          <w:rFonts w:ascii="Times New Roman" w:hAnsi="Times New Roman"/>
           <w:sz w:val="28"/>
           <w:szCs w:val="28"/>
         </w:rPr>
@@ -796,6 +796,158 @@
     </w:p>
     <w:p>
       <w:pPr>
+        <w:ind w:firstLine="420"/>
+        <w:rPr>
+          <w:rFonts w:ascii="Times New Roman" w:hAnsi="Times New Roman" w:hint="eastAsia"/>
+          <w:b/>
+          <w:bCs/>
+          <w:sz w:val="28"/>
+          <w:szCs w:val="28"/>
+        </w:rPr>
+      </w:pPr>
+      <w:r>
+        <w:rPr>
+          <w:rFonts w:ascii="Times New Roman" w:hAnsi="Times New Roman" w:hint="eastAsia"/>
+          <w:b/>
+          <w:bCs/>
+          <w:sz w:val="28"/>
+          <w:szCs w:val="28"/>
+        </w:rPr>
+        <w:t>方法描述</w:t>
+      </w:r>
+      <w:r>
+        <w:rPr>
+          <w:rFonts w:ascii="Times New Roman" w:hAnsi="Times New Roman" w:hint="eastAsia"/>
+          <w:b/>
+          <w:bCs/>
+          <w:sz w:val="28"/>
+          <w:szCs w:val="28"/>
+        </w:rPr>
+        <w:t>：</w:t>
+      </w:r>
+      <w:r>
+        <w:rPr>
+          <w:rFonts w:ascii="Times New Roman" w:hAnsi="Times New Roman"/>
+          <w:sz w:val="28"/>
+          <w:szCs w:val="28"/>
+        </w:rPr>
+        <w:t>在</w:t>
+      </w:r>
+      <w:r>
+        <w:rPr>
+          <w:rFonts w:ascii="Times New Roman" w:hAnsi="Times New Roman"/>
+          <w:sz w:val="28"/>
+          <w:szCs w:val="28"/>
+        </w:rPr>
+        <w:t xml:space="preserve"> EvalRecord::getGridcontrol </w:t>
+      </w:r>
+      <w:r>
+        <w:rPr>
+          <w:rFonts w:ascii="Times New Roman" w:hAnsi="Times New Roman"/>
+          <w:sz w:val="28"/>
+          <w:szCs w:val="28"/>
+        </w:rPr>
+        <w:t>中统计全局格点控制权，并填充</w:t>
+      </w:r>
+      <w:r>
+        <w:rPr>
+          <w:rFonts w:ascii="Times New Roman" w:hAnsi="Times New Roman"/>
+          <w:sz w:val="28"/>
+          <w:szCs w:val="28"/>
+        </w:rPr>
+        <w:t xml:space="preserve"> havecontrol </w:t>
+      </w:r>
+      <w:r>
+        <w:rPr>
+          <w:rFonts w:ascii="Times New Roman" w:hAnsi="Times New Roman"/>
+          <w:sz w:val="28"/>
+          <w:szCs w:val="28"/>
+        </w:rPr>
+        <w:t>数组。在搜索逻辑中，</w:t>
+      </w:r>
+      <w:r>
+        <w:rPr>
+          <w:rFonts w:ascii="Times New Roman" w:hAnsi="Times New Roman"/>
+          <w:sz w:val="28"/>
+          <w:szCs w:val="28"/>
+        </w:rPr>
+        <w:t xml:space="preserve">havethreat_of_valuestone </w:t>
+      </w:r>
+      <w:r>
+        <w:rPr>
+          <w:rFonts w:ascii="Times New Roman" w:hAnsi="Times New Roman"/>
+          <w:sz w:val="28"/>
+          <w:szCs w:val="28"/>
+        </w:rPr>
+        <w:t>函数专门用于检测重要棋子是否受攻，其结果直接影响</w:t>
+      </w:r>
+      <w:r>
+        <w:rPr>
+          <w:rFonts w:ascii="Times New Roman" w:hAnsi="Times New Roman"/>
+          <w:sz w:val="28"/>
+          <w:szCs w:val="28"/>
+        </w:rPr>
+        <w:t xml:space="preserve"> isQuietMove </w:t>
+      </w:r>
+      <w:r>
+        <w:rPr>
+          <w:rFonts w:ascii="Times New Roman" w:hAnsi="Times New Roman"/>
+          <w:sz w:val="28"/>
+          <w:szCs w:val="28"/>
+        </w:rPr>
+        <w:t>的判定（判定该步是否为</w:t>
+      </w:r>
+      <w:r>
+        <w:rPr>
+          <w:rFonts w:ascii="Times New Roman" w:hAnsi="Times New Roman"/>
+          <w:sz w:val="28"/>
+          <w:szCs w:val="28"/>
+        </w:rPr>
+        <w:t>“</w:t>
+      </w:r>
+      <w:r>
+        <w:rPr>
+          <w:rFonts w:ascii="Times New Roman" w:hAnsi="Times New Roman"/>
+          <w:sz w:val="28"/>
+          <w:szCs w:val="28"/>
+        </w:rPr>
+        <w:t>安静着法</w:t>
+      </w:r>
+      <w:r>
+        <w:rPr>
+          <w:rFonts w:ascii="Times New Roman" w:hAnsi="Times New Roman"/>
+          <w:sz w:val="28"/>
+          <w:szCs w:val="28"/>
+        </w:rPr>
+        <w:t>”</w:t>
+      </w:r>
+      <w:r>
+        <w:rPr>
+          <w:rFonts w:ascii="Times New Roman" w:hAnsi="Times New Roman"/>
+          <w:sz w:val="28"/>
+          <w:szCs w:val="28"/>
+        </w:rPr>
+        <w:t>），进而指导</w:t>
+      </w:r>
+      <w:r>
+        <w:rPr>
+          <w:rFonts w:ascii="Times New Roman" w:hAnsi="Times New Roman"/>
+          <w:sz w:val="28"/>
+          <w:szCs w:val="28"/>
+        </w:rPr>
+        <w:t xml:space="preserve"> LMR </w:t>
+      </w:r>
+      <w:r>
+        <w:rPr>
+          <w:rFonts w:ascii="Times New Roman" w:hAnsi="Times New Roman"/>
+          <w:sz w:val="28"/>
+          <w:szCs w:val="28"/>
+        </w:rPr>
+        <w:t>裁剪和空步裁剪的执行。</w:t>
+      </w:r>
+    </w:p>
+    <w:p>
+      <w:pPr>
         <w:rPr>
           <w:rFonts w:ascii="Times New Roman" w:hAnsi="Times New Roman"/>
           <w:sz w:val="28"/>
@@ -893,6 +1045,105 @@
       </w:pPr>
       <w:r>
         <w:rPr>
+          <w:rFonts w:ascii="Times New Roman" w:hAnsi="Times New Roman"/>
+          <w:sz w:val="28"/>
+          <w:szCs w:val="28"/>
+        </w:rPr>
+        <w:tab/>
+      </w:r>
+      <w:r>
+        <w:rPr>
+          <w:b/>
+          <w:bCs/>
+          <w:sz w:val="28"/>
+          <w:szCs w:val="28"/>
+        </w:rPr>
+        <w:t>方法描述：</w:t>
+      </w:r>
+      <w:r>
+        <w:rPr>
+          <w:rFonts w:ascii="Times New Roman" w:hAnsi="Times New Roman"/>
+          <w:sz w:val="28"/>
+          <w:szCs w:val="28"/>
+        </w:rPr>
+        <w:t xml:space="preserve"> </w:t>
+      </w:r>
+      <w:r>
+        <w:rPr>
+          <w:rFonts w:ascii="Times New Roman" w:hAnsi="Times New Roman"/>
+          <w:sz w:val="28"/>
+          <w:szCs w:val="28"/>
+        </w:rPr>
+        <w:t>在</w:t>
+      </w:r>
+      <w:r>
+        <w:rPr>
+          <w:rFonts w:ascii="Times New Roman" w:hAnsi="Times New Roman"/>
+          <w:sz w:val="28"/>
+          <w:szCs w:val="28"/>
+        </w:rPr>
+        <w:t xml:space="preserve"> Tuning::getMVVLVAScore </w:t>
+      </w:r>
+      <w:r>
+        <w:rPr>
+          <w:rFonts w:ascii="Times New Roman" w:hAnsi="Times New Roman"/>
+          <w:sz w:val="28"/>
+          <w:szCs w:val="28"/>
+        </w:rPr>
+        <w:t>中根据攻击子和受害子</w:t>
+      </w:r>
+      <w:r>
+        <w:rPr>
+          <w:rFonts w:ascii="Times New Roman" w:hAnsi="Times New Roman"/>
+          <w:sz w:val="28"/>
+          <w:szCs w:val="28"/>
+        </w:rPr>
+        <w:lastRenderedPageBreak/>
+        <w:t>的类型计算分值，并在</w:t>
+      </w:r>
+      <w:r>
+        <w:rPr>
+          <w:rFonts w:ascii="Times New Roman" w:hAnsi="Times New Roman"/>
+          <w:sz w:val="28"/>
+          <w:szCs w:val="28"/>
+        </w:rPr>
+        <w:t xml:space="preserve"> fill_sort_inMoveNodes </w:t>
+      </w:r>
+      <w:r>
+        <w:rPr>
+          <w:rFonts w:ascii="Times New Roman" w:hAnsi="Times New Roman"/>
+          <w:sz w:val="28"/>
+          <w:szCs w:val="28"/>
+        </w:rPr>
+        <w:t>以及</w:t>
+      </w:r>
+      <w:r>
+        <w:rPr>
+          <w:rFonts w:ascii="Times New Roman" w:hAnsi="Times New Roman"/>
+          <w:sz w:val="28"/>
+          <w:szCs w:val="28"/>
+        </w:rPr>
+        <w:t xml:space="preserve"> quiescence_search </w:t>
+      </w:r>
+      <w:r>
+        <w:rPr>
+          <w:rFonts w:ascii="Times New Roman" w:hAnsi="Times New Roman"/>
+          <w:sz w:val="28"/>
+          <w:szCs w:val="28"/>
+        </w:rPr>
+        <w:t>中通过该分值对着法列表进行降序排列，确保最优吃子序列被优先探索。</w:t>
+      </w:r>
+    </w:p>
+    <w:p>
+      <w:pPr>
+        <w:rPr>
+          <w:rFonts w:ascii="Times New Roman" w:hAnsi="Times New Roman"/>
+          <w:sz w:val="28"/>
+          <w:szCs w:val="28"/>
+        </w:rPr>
+      </w:pPr>
+      <w:r>
+        <w:rPr>
           <w:rFonts w:ascii="Times New Roman" w:hAnsi="Times New Roman" w:hint="eastAsia"/>
           <w:sz w:val="28"/>
           <w:szCs w:val="28"/>
@@ -919,7 +1170,7 @@
     <w:p>
       <w:pPr>
         <w:rPr>
-          <w:rFonts w:ascii="Times New Roman" w:hAnsi="Times New Roman" w:hint="eastAsia"/>
+          <w:rFonts w:ascii="Times New Roman" w:hAnsi="Times New Roman"/>
           <w:sz w:val="28"/>
           <w:szCs w:val="28"/>
         </w:rPr>
@@ -1017,7 +1268,7 @@
     <w:p>
       <w:pPr>
         <w:rPr>
-          <w:rFonts w:ascii="Times New Roman" w:hAnsi="Times New Roman" w:hint="eastAsia"/>
+          <w:rFonts w:ascii="Times New Roman" w:hAnsi="Times New Roman"/>
           <w:sz w:val="28"/>
           <w:szCs w:val="28"/>
         </w:rPr>
@@ -1147,7 +1398,7 @@
     <w:p>
       <w:pPr>
         <w:rPr>
-          <w:rFonts w:ascii="Times New Roman" w:hAnsi="Times New Roman" w:hint="eastAsia"/>
+          <w:rFonts w:ascii="Times New Roman" w:hAnsi="Times New Roman"/>
           <w:sz w:val="28"/>
           <w:szCs w:val="28"/>
         </w:rPr>
@@ -1260,164 +1511,687 @@
     <w:p>
       <w:pPr>
         <w:rPr>
-          <w:rFonts w:ascii="Times New Roman" w:hAnsi="Times New Roman" w:hint="eastAsia"/>
-          <w:sz w:val="28"/>
-          <w:szCs w:val="28"/>
-        </w:rPr>
-      </w:pPr>
-      <w:r>
-        <w:rPr>
-          <w:rFonts w:ascii="Times New Roman" w:hAnsi="Times New Roman" w:hint="eastAsia"/>
+          <w:rFonts w:ascii="Times New Roman" w:hAnsi="Times New Roman"/>
+          <w:sz w:val="28"/>
+          <w:szCs w:val="28"/>
+        </w:rPr>
+      </w:pPr>
+      <w:r>
+        <w:rPr>
+          <w:rFonts w:ascii="Times New Roman" w:hAnsi="Times New Roman" w:hint="eastAsia"/>
+          <w:sz w:val="28"/>
+          <w:szCs w:val="28"/>
+        </w:rPr>
+        <w:t>3</w:t>
+      </w:r>
+      <w:r>
+        <w:rPr>
+          <w:rFonts w:ascii="Times New Roman" w:hAnsi="Times New Roman"/>
+          <w:sz w:val="28"/>
+          <w:szCs w:val="28"/>
+        </w:rPr>
+        <w:t xml:space="preserve">.3 </w:t>
+      </w:r>
+      <w:r>
+        <w:rPr>
+          <w:rFonts w:ascii="Times New Roman" w:hAnsi="Times New Roman" w:hint="eastAsia"/>
+          <w:sz w:val="28"/>
+          <w:szCs w:val="28"/>
+        </w:rPr>
+        <w:t>NegaMax</w:t>
+      </w:r>
+      <w:r>
+        <w:rPr>
+          <w:rFonts w:ascii="Times New Roman" w:hAnsi="Times New Roman"/>
+          <w:sz w:val="28"/>
+          <w:szCs w:val="28"/>
+        </w:rPr>
+        <w:t>(</w:t>
+      </w:r>
+      <w:r>
+        <w:rPr>
+          <w:rFonts w:ascii="Times New Roman" w:hAnsi="Times New Roman" w:hint="eastAsia"/>
+          <w:sz w:val="28"/>
+          <w:szCs w:val="28"/>
+        </w:rPr>
+        <w:t>负极大值</w:t>
+      </w:r>
+      <w:r>
+        <w:rPr>
+          <w:rFonts w:ascii="Times New Roman" w:hAnsi="Times New Roman"/>
+          <w:sz w:val="28"/>
+          <w:szCs w:val="28"/>
+        </w:rPr>
+        <w:t>)</w:t>
+      </w:r>
+      <w:r>
+        <w:rPr>
+          <w:rFonts w:ascii="Times New Roman" w:hAnsi="Times New Roman" w:hint="eastAsia"/>
+          <w:sz w:val="28"/>
+          <w:szCs w:val="28"/>
+        </w:rPr>
+        <w:t>形式</w:t>
+      </w:r>
+      <w:r>
+        <w:rPr>
+          <w:rFonts w:ascii="Times New Roman" w:hAnsi="Times New Roman"/>
+          <w:sz w:val="28"/>
+          <w:szCs w:val="28"/>
+        </w:rPr>
+        <w:t xml:space="preserve">alpha-beta </w:t>
+      </w:r>
+      <w:r>
+        <w:rPr>
+          <w:rFonts w:ascii="Times New Roman" w:hAnsi="Times New Roman" w:hint="eastAsia"/>
+          <w:sz w:val="28"/>
+          <w:szCs w:val="28"/>
+        </w:rPr>
+        <w:t>搜素算法</w:t>
+      </w:r>
+    </w:p>
+    <w:p>
+      <w:pPr>
+        <w:rPr>
+          <w:rFonts w:ascii="Times New Roman" w:hAnsi="Times New Roman"/>
+          <w:sz w:val="28"/>
+          <w:szCs w:val="28"/>
+        </w:rPr>
+      </w:pPr>
+      <w:r>
+        <w:rPr>
+          <w:rFonts w:ascii="Times New Roman" w:hAnsi="Times New Roman" w:hint="eastAsia"/>
+          <w:sz w:val="28"/>
+          <w:szCs w:val="28"/>
+        </w:rPr>
+        <w:t>3</w:t>
+      </w:r>
+      <w:r>
+        <w:rPr>
+          <w:rFonts w:ascii="Times New Roman" w:hAnsi="Times New Roman"/>
+          <w:sz w:val="28"/>
+          <w:szCs w:val="28"/>
+        </w:rPr>
+        <w:t xml:space="preserve">.4 </w:t>
+      </w:r>
+      <w:r>
+        <w:rPr>
+          <w:rFonts w:ascii="Times New Roman" w:hAnsi="Times New Roman" w:hint="eastAsia"/>
+          <w:sz w:val="28"/>
+          <w:szCs w:val="28"/>
+        </w:rPr>
+        <w:t>PVS(</w:t>
+      </w:r>
+      <w:r>
+        <w:rPr>
+          <w:rFonts w:ascii="Times New Roman" w:hAnsi="Times New Roman"/>
+          <w:sz w:val="28"/>
+          <w:szCs w:val="28"/>
+        </w:rPr>
+        <w:t>Princip</w:t>
+      </w:r>
+      <w:r>
+        <w:rPr>
+          <w:rFonts w:ascii="Times New Roman" w:hAnsi="Times New Roman" w:hint="eastAsia"/>
+          <w:sz w:val="28"/>
+          <w:szCs w:val="28"/>
+        </w:rPr>
+        <w:t>al</w:t>
+      </w:r>
+      <w:r>
+        <w:rPr>
+          <w:rFonts w:ascii="Times New Roman" w:hAnsi="Times New Roman"/>
+          <w:sz w:val="28"/>
+          <w:szCs w:val="28"/>
+        </w:rPr>
+        <w:t xml:space="preserve"> Variation Search</w:t>
+      </w:r>
+      <w:r>
+        <w:rPr>
+          <w:rFonts w:ascii="Times New Roman" w:hAnsi="Times New Roman" w:hint="eastAsia"/>
+          <w:sz w:val="28"/>
+          <w:szCs w:val="28"/>
+        </w:rPr>
+        <w:t>，主要变例搜素</w:t>
+      </w:r>
+      <w:r>
+        <w:rPr>
+          <w:rFonts w:ascii="Times New Roman" w:hAnsi="Times New Roman"/>
+          <w:sz w:val="28"/>
+          <w:szCs w:val="28"/>
+        </w:rPr>
+        <w:t>)</w:t>
+      </w:r>
+      <w:r>
+        <w:rPr>
+          <w:rFonts w:ascii="Times New Roman" w:hAnsi="Times New Roman" w:hint="eastAsia"/>
+          <w:sz w:val="28"/>
+          <w:szCs w:val="28"/>
+        </w:rPr>
+        <w:t>算法</w:t>
+      </w:r>
+      <w:r>
+        <w:rPr>
+          <w:rFonts w:ascii="Times New Roman" w:hAnsi="Times New Roman"/>
+          <w:sz w:val="28"/>
+          <w:szCs w:val="28"/>
+        </w:rPr>
+        <w:t xml:space="preserve"> </w:t>
+      </w:r>
+    </w:p>
+    <w:p>
+      <w:pPr>
+        <w:rPr>
+          <w:rFonts w:ascii="Times New Roman" w:hAnsi="Times New Roman"/>
+          <w:sz w:val="28"/>
+          <w:szCs w:val="28"/>
+        </w:rPr>
+      </w:pPr>
+      <w:r>
+        <w:rPr>
+          <w:rFonts w:ascii="Times New Roman" w:hAnsi="Times New Roman" w:hint="eastAsia"/>
+          <w:sz w:val="28"/>
+          <w:szCs w:val="28"/>
+        </w:rPr>
+        <w:t>3</w:t>
+      </w:r>
+      <w:r>
+        <w:rPr>
+          <w:rFonts w:ascii="Times New Roman" w:hAnsi="Times New Roman"/>
+          <w:sz w:val="28"/>
+          <w:szCs w:val="28"/>
+        </w:rPr>
+        <w:t>.5 Quiescen</w:t>
+      </w:r>
+      <w:r>
+        <w:rPr>
+          <w:rFonts w:ascii="Times New Roman" w:hAnsi="Times New Roman"/>
+          <w:sz w:val="28"/>
+          <w:szCs w:val="28"/>
+        </w:rPr>
+        <w:t>c</w:t>
+      </w:r>
+      <w:r>
+        <w:rPr>
+          <w:rFonts w:ascii="Times New Roman" w:hAnsi="Times New Roman"/>
+          <w:sz w:val="28"/>
+          <w:szCs w:val="28"/>
+        </w:rPr>
+        <w:t>e Search</w:t>
+      </w:r>
+      <w:r>
+        <w:rPr>
+          <w:rFonts w:ascii="Times New Roman" w:hAnsi="Times New Roman" w:hint="eastAsia"/>
+          <w:sz w:val="28"/>
+          <w:szCs w:val="28"/>
+        </w:rPr>
+        <w:t>(</w:t>
+      </w:r>
+      <w:r>
+        <w:rPr>
+          <w:rFonts w:ascii="Times New Roman" w:hAnsi="Times New Roman" w:hint="eastAsia"/>
+          <w:sz w:val="28"/>
+          <w:szCs w:val="28"/>
+        </w:rPr>
+        <w:t>静态搜素</w:t>
+      </w:r>
+      <w:r>
+        <w:rPr>
+          <w:rFonts w:ascii="Times New Roman" w:hAnsi="Times New Roman"/>
+          <w:sz w:val="28"/>
+          <w:szCs w:val="28"/>
+        </w:rPr>
+        <w:t>)</w:t>
+      </w:r>
+      <w:r>
+        <w:rPr>
+          <w:rFonts w:ascii="Times New Roman" w:hAnsi="Times New Roman" w:hint="eastAsia"/>
+          <w:sz w:val="28"/>
+          <w:szCs w:val="28"/>
+        </w:rPr>
+        <w:t>算法</w:t>
+      </w:r>
+    </w:p>
+    <w:p>
+      <w:pPr>
+        <w:rPr>
+          <w:rFonts w:ascii="Times New Roman" w:hAnsi="Times New Roman"/>
+          <w:sz w:val="28"/>
+          <w:szCs w:val="28"/>
+        </w:rPr>
+      </w:pPr>
+      <w:r>
+        <w:rPr>
+          <w:rFonts w:ascii="Times New Roman" w:hAnsi="Times New Roman"/>
+          <w:sz w:val="28"/>
+          <w:szCs w:val="28"/>
+        </w:rPr>
+        <w:tab/>
+      </w:r>
+      <w:r>
+        <w:rPr>
+          <w:b/>
+          <w:bCs/>
+          <w:sz w:val="28"/>
+          <w:szCs w:val="28"/>
+        </w:rPr>
+        <w:t>方法描述：</w:t>
+      </w:r>
+      <w:r>
+        <w:rPr>
+          <w:rFonts w:ascii="Times New Roman" w:hAnsi="Times New Roman"/>
+          <w:sz w:val="28"/>
+          <w:szCs w:val="28"/>
+        </w:rPr>
+        <w:t>在</w:t>
+      </w:r>
+      <w:r>
+        <w:rPr>
+          <w:rFonts w:ascii="Times New Roman" w:hAnsi="Times New Roman"/>
+          <w:sz w:val="28"/>
+          <w:szCs w:val="28"/>
+        </w:rPr>
+        <w:t xml:space="preserve"> alpha_beta_PVS_search </w:t>
+      </w:r>
+      <w:r>
+        <w:rPr>
+          <w:rFonts w:ascii="Times New Roman" w:hAnsi="Times New Roman"/>
+          <w:sz w:val="28"/>
+          <w:szCs w:val="28"/>
+        </w:rPr>
+        <w:t>深度为</w:t>
+      </w:r>
+      <w:r>
+        <w:rPr>
+          <w:rFonts w:ascii="Times New Roman" w:hAnsi="Times New Roman"/>
+          <w:sz w:val="28"/>
+          <w:szCs w:val="28"/>
+        </w:rPr>
+        <w:t xml:space="preserve"> 0 </w:t>
+      </w:r>
+      <w:r>
+        <w:rPr>
+          <w:rFonts w:ascii="Times New Roman" w:hAnsi="Times New Roman"/>
+          <w:sz w:val="28"/>
+          <w:szCs w:val="28"/>
+        </w:rPr>
+        <w:t>时</w:t>
+      </w:r>
+      <w:r>
+        <w:rPr>
+          <w:rFonts w:ascii="Times New Roman" w:hAnsi="Times New Roman" w:hint="eastAsia"/>
+          <w:sz w:val="28"/>
+          <w:szCs w:val="28"/>
+        </w:rPr>
+        <w:t>进入</w:t>
+      </w:r>
+      <w:r>
+        <w:rPr>
+          <w:rFonts w:ascii="Times New Roman" w:hAnsi="Times New Roman"/>
+          <w:sz w:val="28"/>
+          <w:szCs w:val="28"/>
+        </w:rPr>
+        <w:t xml:space="preserve"> quiescence_search</w:t>
+      </w:r>
+      <w:r>
+        <w:rPr>
+          <w:rFonts w:ascii="Times New Roman" w:hAnsi="Times New Roman"/>
+          <w:sz w:val="28"/>
+          <w:szCs w:val="28"/>
+        </w:rPr>
+        <w:t>。通过</w:t>
+      </w:r>
+      <w:r>
+        <w:rPr>
+          <w:rFonts w:ascii="Times New Roman" w:hAnsi="Times New Roman"/>
+          <w:sz w:val="28"/>
+          <w:szCs w:val="28"/>
+        </w:rPr>
+        <w:t xml:space="preserve"> inCheck </w:t>
+      </w:r>
+      <w:r>
+        <w:rPr>
+          <w:rFonts w:ascii="Times New Roman" w:hAnsi="Times New Roman"/>
+          <w:sz w:val="28"/>
+          <w:szCs w:val="28"/>
+        </w:rPr>
+        <w:t>判断是否被将军，并仅生成吃子着法，通过不断试探</w:t>
+      </w:r>
+      <w:r>
+        <w:rPr>
+          <w:rFonts w:ascii="Times New Roman" w:hAnsi="Times New Roman"/>
+          <w:sz w:val="28"/>
+          <w:szCs w:val="28"/>
+        </w:rPr>
+        <w:t>“</w:t>
+      </w:r>
+      <w:r>
+        <w:rPr>
+          <w:rFonts w:ascii="Times New Roman" w:hAnsi="Times New Roman"/>
+          <w:sz w:val="28"/>
+          <w:szCs w:val="28"/>
+        </w:rPr>
+        <w:t>兑子</w:t>
+      </w:r>
+      <w:r>
+        <w:rPr>
+          <w:rFonts w:ascii="Times New Roman" w:hAnsi="Times New Roman"/>
+          <w:sz w:val="28"/>
+          <w:szCs w:val="28"/>
+        </w:rPr>
+        <w:t>”</w:t>
+      </w:r>
+      <w:r>
+        <w:rPr>
+          <w:rFonts w:ascii="Times New Roman" w:hAnsi="Times New Roman"/>
+          <w:sz w:val="28"/>
+          <w:szCs w:val="28"/>
+        </w:rPr>
+        <w:t>序列来获取更稳定的局面评估值，确保最终返回的评分能够反映棋局的真实走向。</w:t>
+      </w:r>
+    </w:p>
+    <w:p>
+      <w:pPr>
+        <w:rPr>
+          <w:rFonts w:ascii="Times New Roman" w:hAnsi="Times New Roman" w:hint="eastAsia"/>
+          <w:sz w:val="28"/>
+          <w:szCs w:val="28"/>
+        </w:rPr>
+      </w:pPr>
+    </w:p>
+    <w:p>
+      <w:pPr>
+        <w:rPr>
+          <w:rFonts w:ascii="Times New Roman" w:hAnsi="Times New Roman"/>
+          <w:sz w:val="28"/>
+          <w:szCs w:val="28"/>
+        </w:rPr>
+      </w:pPr>
+      <w:r>
+        <w:rPr>
+          <w:rFonts w:ascii="Times New Roman" w:hAnsi="Times New Roman" w:hint="eastAsia"/>
+          <w:sz w:val="28"/>
+          <w:szCs w:val="28"/>
+        </w:rPr>
+        <w:t>3</w:t>
+      </w:r>
+      <w:r>
+        <w:rPr>
+          <w:rFonts w:ascii="Times New Roman" w:hAnsi="Times New Roman"/>
+          <w:sz w:val="28"/>
+          <w:szCs w:val="28"/>
+        </w:rPr>
+        <w:t>.6 Null Move Pruning</w:t>
+      </w:r>
+      <w:r>
+        <w:rPr>
+          <w:rFonts w:ascii="Times New Roman" w:hAnsi="Times New Roman" w:hint="eastAsia"/>
+          <w:sz w:val="28"/>
+          <w:szCs w:val="28"/>
+        </w:rPr>
+        <w:t>(</w:t>
+      </w:r>
+      <w:r>
+        <w:rPr>
+          <w:rFonts w:ascii="Times New Roman" w:hAnsi="Times New Roman" w:hint="eastAsia"/>
+          <w:sz w:val="28"/>
+          <w:szCs w:val="28"/>
+        </w:rPr>
+        <w:t>空步裁剪</w:t>
+      </w:r>
+      <w:r>
+        <w:rPr>
+          <w:rFonts w:ascii="Times New Roman" w:hAnsi="Times New Roman"/>
+          <w:sz w:val="28"/>
+          <w:szCs w:val="28"/>
+        </w:rPr>
+        <w:t>)</w:t>
+      </w:r>
+      <w:r>
+        <w:rPr>
+          <w:rFonts w:ascii="Times New Roman" w:hAnsi="Times New Roman" w:hint="eastAsia"/>
+          <w:sz w:val="28"/>
+          <w:szCs w:val="28"/>
+        </w:rPr>
+        <w:t>优化</w:t>
+      </w:r>
+    </w:p>
+    <w:p>
+      <w:pPr>
+        <w:rPr>
+          <w:rFonts w:ascii="Times New Roman" w:hAnsi="Times New Roman"/>
+          <w:sz w:val="28"/>
+          <w:szCs w:val="28"/>
+        </w:rPr>
+      </w:pPr>
+      <w:r>
+        <w:rPr>
+          <w:rFonts w:ascii="Times New Roman" w:hAnsi="Times New Roman" w:hint="eastAsia"/>
+          <w:sz w:val="28"/>
+          <w:szCs w:val="28"/>
+        </w:rPr>
+        <w:t>3</w:t>
+      </w:r>
+      <w:r>
+        <w:rPr>
+          <w:rFonts w:ascii="Times New Roman" w:hAnsi="Times New Roman"/>
+          <w:sz w:val="28"/>
+          <w:szCs w:val="28"/>
+        </w:rPr>
+        <w:t xml:space="preserve">.7 </w:t>
+      </w:r>
+      <w:r>
+        <w:rPr>
+          <w:rFonts w:ascii="Times New Roman" w:hAnsi="Times New Roman" w:hint="eastAsia"/>
+          <w:sz w:val="28"/>
+          <w:szCs w:val="28"/>
+        </w:rPr>
+        <w:t>杀手着法启发排序优化</w:t>
+      </w:r>
+    </w:p>
+    <w:p>
+      <w:pPr>
+        <w:rPr>
+          <w:rFonts w:ascii="Times New Roman" w:hAnsi="Times New Roman"/>
+          <w:sz w:val="28"/>
+          <w:szCs w:val="28"/>
+        </w:rPr>
+      </w:pPr>
+      <w:r>
+        <w:rPr>
+          <w:rFonts w:ascii="Times New Roman" w:hAnsi="Times New Roman" w:hint="eastAsia"/>
+          <w:sz w:val="28"/>
+          <w:szCs w:val="28"/>
+        </w:rPr>
+        <w:t>3</w:t>
+      </w:r>
+      <w:r>
+        <w:rPr>
+          <w:rFonts w:ascii="Times New Roman" w:hAnsi="Times New Roman"/>
+          <w:sz w:val="28"/>
+          <w:szCs w:val="28"/>
+        </w:rPr>
+        <w:t xml:space="preserve">.8 </w:t>
+      </w:r>
+      <w:r>
+        <w:rPr>
+          <w:rFonts w:ascii="Times New Roman" w:hAnsi="Times New Roman" w:hint="eastAsia"/>
+          <w:sz w:val="28"/>
+          <w:szCs w:val="28"/>
+        </w:rPr>
+        <w:t>LMR</w:t>
+      </w:r>
+      <w:r>
+        <w:rPr>
+          <w:rFonts w:ascii="Times New Roman" w:hAnsi="Times New Roman"/>
+          <w:sz w:val="28"/>
+          <w:szCs w:val="28"/>
+        </w:rPr>
+        <w:t>(Late Move Reductions</w:t>
+      </w:r>
+      <w:r>
+        <w:rPr>
+          <w:rFonts w:ascii="Times New Roman" w:hAnsi="Times New Roman" w:hint="eastAsia"/>
+          <w:sz w:val="28"/>
+          <w:szCs w:val="28"/>
+        </w:rPr>
+        <w:t>，晚期着法裁剪</w:t>
+      </w:r>
+      <w:r>
+        <w:rPr>
+          <w:rFonts w:ascii="Times New Roman" w:hAnsi="Times New Roman"/>
+          <w:sz w:val="28"/>
+          <w:szCs w:val="28"/>
+        </w:rPr>
+        <w:t>)</w:t>
+      </w:r>
+      <w:r>
+        <w:rPr>
+          <w:rFonts w:ascii="Times New Roman" w:hAnsi="Times New Roman" w:hint="eastAsia"/>
+          <w:sz w:val="28"/>
+          <w:szCs w:val="28"/>
+        </w:rPr>
+        <w:t>优化</w:t>
+      </w:r>
+    </w:p>
+    <w:p>
+      <w:pPr>
+        <w:rPr>
+          <w:rFonts w:ascii="Times New Roman" w:hAnsi="Times New Roman"/>
+          <w:sz w:val="28"/>
+          <w:szCs w:val="28"/>
+        </w:rPr>
+      </w:pPr>
+      <w:r>
+        <w:rPr>
+          <w:rFonts w:ascii="Times New Roman" w:hAnsi="Times New Roman" w:hint="eastAsia"/>
+          <w:sz w:val="28"/>
+          <w:szCs w:val="28"/>
+        </w:rPr>
+        <w:t>3</w:t>
+      </w:r>
+      <w:r>
+        <w:rPr>
+          <w:rFonts w:ascii="Times New Roman" w:hAnsi="Times New Roman"/>
+          <w:sz w:val="28"/>
+          <w:szCs w:val="28"/>
+        </w:rPr>
+        <w:t xml:space="preserve">.9 </w:t>
+      </w:r>
+      <w:r>
+        <w:rPr>
+          <w:rFonts w:ascii="Times New Roman" w:hAnsi="Times New Roman" w:hint="eastAsia"/>
+          <w:sz w:val="28"/>
+          <w:szCs w:val="28"/>
+        </w:rPr>
+        <w:t>搜素时间控制与状态保护</w:t>
+      </w:r>
+    </w:p>
+    <w:p>
+      <w:pPr>
+        <w:rPr>
+          <w:rFonts w:ascii="Times New Roman" w:hAnsi="Times New Roman" w:hint="eastAsia"/>
+          <w:sz w:val="28"/>
+          <w:szCs w:val="28"/>
+        </w:rPr>
+      </w:pPr>
+      <w:r>
+        <w:rPr>
+          <w:rFonts w:ascii="Times New Roman" w:hAnsi="Times New Roman"/>
+          <w:sz w:val="28"/>
+          <w:szCs w:val="28"/>
+        </w:rPr>
+        <w:tab/>
+      </w:r>
+      <w:r>
+        <w:rPr>
+          <w:rFonts w:ascii="Times New Roman" w:hAnsi="Times New Roman"/>
+          <w:b/>
+          <w:bCs/>
+          <w:sz w:val="28"/>
+          <w:szCs w:val="28"/>
+        </w:rPr>
+        <w:t>方法描述：</w:t>
+      </w:r>
+      <w:r>
+        <w:rPr>
+          <w:rFonts w:ascii="Times New Roman" w:hAnsi="Times New Roman"/>
+          <w:sz w:val="28"/>
+          <w:szCs w:val="28"/>
+        </w:rPr>
+        <w:t>方法描设计了</w:t>
+      </w:r>
+      <w:r>
+        <w:rPr>
+          <w:rFonts w:ascii="Times New Roman" w:hAnsi="Times New Roman"/>
+          <w:sz w:val="28"/>
+          <w:szCs w:val="28"/>
+        </w:rPr>
+        <w:t xml:space="preserve"> SearchTime </w:t>
+      </w:r>
+      <w:r>
+        <w:rPr>
+          <w:rFonts w:ascii="Times New Roman" w:hAnsi="Times New Roman"/>
+          <w:sz w:val="28"/>
+          <w:szCs w:val="28"/>
+        </w:rPr>
+        <w:t>类并在搜索循环中调用</w:t>
+      </w:r>
+      <w:r>
+        <w:rPr>
+          <w:rFonts w:ascii="Times New Roman" w:hAnsi="Times New Roman"/>
+          <w:sz w:val="28"/>
+          <w:szCs w:val="28"/>
+        </w:rPr>
+        <w:t xml:space="preserve"> </w:t>
+      </w:r>
+      <w:r>
+        <w:rPr>
+          <w:rFonts w:ascii="Times New Roman" w:hAnsi="Times New Roman"/>
           <w:sz w:val="28"/>
           <w:szCs w:val="28"/>
         </w:rPr>
         <w:lastRenderedPageBreak/>
-        <w:t>3</w:t>
-      </w:r>
-      <w:r>
-        <w:rPr>
-          <w:rFonts w:ascii="Times New Roman" w:hAnsi="Times New Roman"/>
-          <w:sz w:val="28"/>
-          <w:szCs w:val="28"/>
-        </w:rPr>
-        <w:t xml:space="preserve">.3 </w:t>
-      </w:r>
-      <w:r>
-        <w:rPr>
-          <w:rFonts w:ascii="Times New Roman" w:hAnsi="Times New Roman" w:hint="eastAsia"/>
-          <w:sz w:val="28"/>
-          <w:szCs w:val="28"/>
-        </w:rPr>
-        <w:t>NegaMax</w:t>
-      </w:r>
-      <w:r>
-        <w:rPr>
-          <w:rFonts w:ascii="Times New Roman" w:hAnsi="Times New Roman"/>
-          <w:sz w:val="28"/>
-          <w:szCs w:val="28"/>
-        </w:rPr>
-        <w:t>(</w:t>
-      </w:r>
-      <w:r>
-        <w:rPr>
-          <w:rFonts w:ascii="Times New Roman" w:hAnsi="Times New Roman" w:hint="eastAsia"/>
-          <w:sz w:val="28"/>
-          <w:szCs w:val="28"/>
-        </w:rPr>
-        <w:t>负极大值</w:t>
-      </w:r>
-      <w:r>
-        <w:rPr>
-          <w:rFonts w:ascii="Times New Roman" w:hAnsi="Times New Roman"/>
-          <w:sz w:val="28"/>
-          <w:szCs w:val="28"/>
-        </w:rPr>
-        <w:t>)</w:t>
-      </w:r>
-      <w:r>
-        <w:rPr>
-          <w:rFonts w:ascii="Times New Roman" w:hAnsi="Times New Roman" w:hint="eastAsia"/>
-          <w:sz w:val="28"/>
-          <w:szCs w:val="28"/>
-        </w:rPr>
-        <w:t>形式</w:t>
-      </w:r>
-      <w:r>
-        <w:rPr>
-          <w:rFonts w:ascii="Times New Roman" w:hAnsi="Times New Roman"/>
-          <w:sz w:val="28"/>
-          <w:szCs w:val="28"/>
-        </w:rPr>
-        <w:t xml:space="preserve">alpha-beta </w:t>
-      </w:r>
-      <w:r>
-        <w:rPr>
-          <w:rFonts w:ascii="Times New Roman" w:hAnsi="Times New Roman" w:hint="eastAsia"/>
-          <w:sz w:val="28"/>
-          <w:szCs w:val="28"/>
-        </w:rPr>
-        <w:t>搜素算法</w:t>
-      </w:r>
-    </w:p>
-    <w:p>
-      <w:pPr>
-        <w:rPr>
-          <w:rFonts w:ascii="Times New Roman" w:hAnsi="Times New Roman"/>
-          <w:sz w:val="28"/>
-          <w:szCs w:val="28"/>
-        </w:rPr>
-      </w:pPr>
-      <w:r>
-        <w:rPr>
-          <w:rFonts w:ascii="Times New Roman" w:hAnsi="Times New Roman" w:hint="eastAsia"/>
-          <w:sz w:val="28"/>
-          <w:szCs w:val="28"/>
-        </w:rPr>
-        <w:t>3</w:t>
-      </w:r>
-      <w:r>
-        <w:rPr>
-          <w:rFonts w:ascii="Times New Roman" w:hAnsi="Times New Roman"/>
-          <w:sz w:val="28"/>
-          <w:szCs w:val="28"/>
-        </w:rPr>
-        <w:t xml:space="preserve">.4 </w:t>
-      </w:r>
-      <w:r>
-        <w:rPr>
-          <w:rFonts w:ascii="Times New Roman" w:hAnsi="Times New Roman" w:hint="eastAsia"/>
-          <w:sz w:val="28"/>
-          <w:szCs w:val="28"/>
-        </w:rPr>
-        <w:t>PVS(</w:t>
-      </w:r>
-      <w:r>
-        <w:rPr>
-          <w:rFonts w:ascii="Times New Roman" w:hAnsi="Times New Roman"/>
-          <w:sz w:val="28"/>
-          <w:szCs w:val="28"/>
-        </w:rPr>
-        <w:t>Princip</w:t>
-      </w:r>
-      <w:r>
-        <w:rPr>
-          <w:rFonts w:ascii="Times New Roman" w:hAnsi="Times New Roman" w:hint="eastAsia"/>
-          <w:sz w:val="28"/>
-          <w:szCs w:val="28"/>
-        </w:rPr>
-        <w:t>al</w:t>
-      </w:r>
-      <w:r>
-        <w:rPr>
-          <w:rFonts w:ascii="Times New Roman" w:hAnsi="Times New Roman"/>
-          <w:sz w:val="28"/>
-          <w:szCs w:val="28"/>
-        </w:rPr>
-        <w:t xml:space="preserve"> Variation Search</w:t>
-      </w:r>
-      <w:r>
-        <w:rPr>
-          <w:rFonts w:ascii="Times New Roman" w:hAnsi="Times New Roman" w:hint="eastAsia"/>
-          <w:sz w:val="28"/>
-          <w:szCs w:val="28"/>
-        </w:rPr>
-        <w:t>，主要变例搜素</w:t>
-      </w:r>
-      <w:r>
-        <w:rPr>
-          <w:rFonts w:ascii="Times New Roman" w:hAnsi="Times New Roman"/>
-          <w:sz w:val="28"/>
-          <w:szCs w:val="28"/>
-        </w:rPr>
-        <w:t>)</w:t>
-      </w:r>
-      <w:r>
-        <w:rPr>
-          <w:rFonts w:ascii="Times New Roman" w:hAnsi="Times New Roman" w:hint="eastAsia"/>
-          <w:sz w:val="28"/>
-          <w:szCs w:val="28"/>
-        </w:rPr>
-        <w:t>算法</w:t>
+        <w:t xml:space="preserve">check() </w:t>
+      </w:r>
+      <w:r>
+        <w:rPr>
+          <w:rFonts w:ascii="Times New Roman" w:hAnsi="Times New Roman"/>
+          <w:sz w:val="28"/>
+          <w:szCs w:val="28"/>
+        </w:rPr>
+        <w:t>监测耗时；在</w:t>
+      </w:r>
+      <w:r>
+        <w:rPr>
+          <w:rFonts w:ascii="Times New Roman" w:hAnsi="Times New Roman"/>
+          <w:sz w:val="28"/>
+          <w:szCs w:val="28"/>
+        </w:rPr>
+        <w:t xml:space="preserve"> giveOutputBotzone </w:t>
+      </w:r>
+      <w:r>
+        <w:rPr>
+          <w:rFonts w:ascii="Times New Roman" w:hAnsi="Times New Roman"/>
+          <w:sz w:val="28"/>
+          <w:szCs w:val="28"/>
+        </w:rPr>
+        <w:t>中，通过</w:t>
+      </w:r>
+      <w:r>
+        <w:rPr>
+          <w:rFonts w:ascii="Times New Roman" w:hAnsi="Times New Roman"/>
+          <w:sz w:val="28"/>
+          <w:szCs w:val="28"/>
+        </w:rPr>
+        <w:t xml:space="preserve"> Chess searchBoard = chess </w:t>
+      </w:r>
+      <w:r>
+        <w:rPr>
+          <w:rFonts w:ascii="Times New Roman" w:hAnsi="Times New Roman"/>
+          <w:sz w:val="28"/>
+          <w:szCs w:val="28"/>
+        </w:rPr>
+        <w:t>实现局面深拷贝。确保了即便</w:t>
       </w:r>
       <w:r>
         <w:rPr>
@@ -1427,274 +2201,238 @@
         </w:rPr>
         <w:t xml:space="preserve"> </w:t>
       </w:r>
-    </w:p>
-    <w:p>
-      <w:pPr>
-        <w:rPr>
-          <w:rFonts w:ascii="Times New Roman" w:hAnsi="Times New Roman" w:hint="eastAsia"/>
-          <w:sz w:val="28"/>
-          <w:szCs w:val="28"/>
-        </w:rPr>
-      </w:pPr>
-      <w:r>
-        <w:rPr>
-          <w:rFonts w:ascii="Times New Roman" w:hAnsi="Times New Roman" w:hint="eastAsia"/>
-          <w:sz w:val="28"/>
-          <w:szCs w:val="28"/>
-        </w:rPr>
-        <w:t>3</w:t>
-      </w:r>
-      <w:r>
-        <w:rPr>
-          <w:rFonts w:ascii="Times New Roman" w:hAnsi="Times New Roman"/>
-          <w:sz w:val="28"/>
-          <w:szCs w:val="28"/>
-        </w:rPr>
-        <w:t>.5 Quiescen</w:t>
-      </w:r>
-      <w:r>
-        <w:rPr>
-          <w:rFonts w:ascii="Times New Roman" w:hAnsi="Times New Roman"/>
-          <w:sz w:val="28"/>
-          <w:szCs w:val="28"/>
-        </w:rPr>
-        <w:t>c</w:t>
-      </w:r>
-      <w:r>
-        <w:rPr>
-          <w:rFonts w:ascii="Times New Roman" w:hAnsi="Times New Roman"/>
-          <w:sz w:val="28"/>
-          <w:szCs w:val="28"/>
-        </w:rPr>
-        <w:t>e Search</w:t>
-      </w:r>
-      <w:r>
-        <w:rPr>
-          <w:rFonts w:ascii="Times New Roman" w:hAnsi="Times New Roman" w:hint="eastAsia"/>
-          <w:sz w:val="28"/>
-          <w:szCs w:val="28"/>
-        </w:rPr>
-        <w:t>(</w:t>
-      </w:r>
-      <w:r>
-        <w:rPr>
-          <w:rFonts w:ascii="Times New Roman" w:hAnsi="Times New Roman" w:hint="eastAsia"/>
-          <w:sz w:val="28"/>
-          <w:szCs w:val="28"/>
-        </w:rPr>
-        <w:t>静态搜素</w:t>
-      </w:r>
-      <w:r>
-        <w:rPr>
-          <w:rFonts w:ascii="Times New Roman" w:hAnsi="Times New Roman"/>
-          <w:sz w:val="28"/>
-          <w:szCs w:val="28"/>
-        </w:rPr>
-        <w:t>)</w:t>
-      </w:r>
-      <w:r>
-        <w:rPr>
-          <w:rFonts w:ascii="Times New Roman" w:hAnsi="Times New Roman" w:hint="eastAsia"/>
-          <w:sz w:val="28"/>
-          <w:szCs w:val="28"/>
-        </w:rPr>
-        <w:t>算法</w:t>
-      </w:r>
-    </w:p>
-    <w:p>
-      <w:pPr>
-        <w:rPr>
-          <w:rFonts w:ascii="Times New Roman" w:hAnsi="Times New Roman" w:hint="eastAsia"/>
-          <w:sz w:val="28"/>
-          <w:szCs w:val="28"/>
-        </w:rPr>
-      </w:pPr>
-      <w:r>
-        <w:rPr>
-          <w:rFonts w:ascii="Times New Roman" w:hAnsi="Times New Roman" w:hint="eastAsia"/>
-          <w:sz w:val="28"/>
-          <w:szCs w:val="28"/>
-        </w:rPr>
-        <w:t>3</w:t>
-      </w:r>
-      <w:r>
-        <w:rPr>
-          <w:rFonts w:ascii="Times New Roman" w:hAnsi="Times New Roman"/>
-          <w:sz w:val="28"/>
-          <w:szCs w:val="28"/>
-        </w:rPr>
-        <w:t>.6 Null Move Pruning</w:t>
-      </w:r>
-      <w:r>
-        <w:rPr>
-          <w:rFonts w:ascii="Times New Roman" w:hAnsi="Times New Roman" w:hint="eastAsia"/>
-          <w:sz w:val="28"/>
-          <w:szCs w:val="28"/>
-        </w:rPr>
-        <w:t>(</w:t>
-      </w:r>
-      <w:r>
-        <w:rPr>
-          <w:rFonts w:ascii="Times New Roman" w:hAnsi="Times New Roman" w:hint="eastAsia"/>
-          <w:sz w:val="28"/>
-          <w:szCs w:val="28"/>
-        </w:rPr>
-        <w:t>空步裁剪</w:t>
-      </w:r>
-      <w:r>
-        <w:rPr>
-          <w:rFonts w:ascii="Times New Roman" w:hAnsi="Times New Roman"/>
-          <w:sz w:val="28"/>
-          <w:szCs w:val="28"/>
-        </w:rPr>
-        <w:t>)</w:t>
-      </w:r>
-      <w:r>
-        <w:rPr>
-          <w:rFonts w:ascii="Times New Roman" w:hAnsi="Times New Roman" w:hint="eastAsia"/>
-          <w:sz w:val="28"/>
-          <w:szCs w:val="28"/>
-        </w:rPr>
-        <w:t>优化</w:t>
-      </w:r>
-    </w:p>
-    <w:p>
-      <w:pPr>
-        <w:rPr>
-          <w:rFonts w:ascii="Times New Roman" w:hAnsi="Times New Roman"/>
-          <w:sz w:val="28"/>
-          <w:szCs w:val="28"/>
-        </w:rPr>
-      </w:pPr>
-      <w:r>
-        <w:rPr>
-          <w:rFonts w:ascii="Times New Roman" w:hAnsi="Times New Roman" w:hint="eastAsia"/>
-          <w:sz w:val="28"/>
-          <w:szCs w:val="28"/>
-        </w:rPr>
-        <w:t>3</w:t>
-      </w:r>
-      <w:r>
-        <w:rPr>
-          <w:rFonts w:ascii="Times New Roman" w:hAnsi="Times New Roman"/>
-          <w:sz w:val="28"/>
-          <w:szCs w:val="28"/>
-        </w:rPr>
-        <w:t xml:space="preserve">.7 </w:t>
-      </w:r>
-      <w:r>
-        <w:rPr>
-          <w:rFonts w:ascii="Times New Roman" w:hAnsi="Times New Roman" w:hint="eastAsia"/>
-          <w:sz w:val="28"/>
-          <w:szCs w:val="28"/>
-        </w:rPr>
-        <w:t>杀手着法启发排序优化</w:t>
-      </w:r>
-    </w:p>
-    <w:p>
-      <w:pPr>
-        <w:rPr>
-          <w:rFonts w:ascii="Times New Roman" w:hAnsi="Times New Roman"/>
-          <w:sz w:val="28"/>
-          <w:szCs w:val="28"/>
-        </w:rPr>
-      </w:pPr>
-      <w:r>
-        <w:rPr>
-          <w:rFonts w:ascii="Times New Roman" w:hAnsi="Times New Roman" w:hint="eastAsia"/>
-          <w:sz w:val="28"/>
-          <w:szCs w:val="28"/>
-        </w:rPr>
-        <w:t>3</w:t>
-      </w:r>
-      <w:r>
-        <w:rPr>
-          <w:rFonts w:ascii="Times New Roman" w:hAnsi="Times New Roman"/>
-          <w:sz w:val="28"/>
-          <w:szCs w:val="28"/>
-        </w:rPr>
-        <w:t xml:space="preserve">.8 </w:t>
-      </w:r>
-      <w:r>
-        <w:rPr>
-          <w:rFonts w:ascii="Times New Roman" w:hAnsi="Times New Roman" w:hint="eastAsia"/>
-          <w:sz w:val="28"/>
-          <w:szCs w:val="28"/>
-        </w:rPr>
-        <w:t>LMR</w:t>
-      </w:r>
-      <w:r>
-        <w:rPr>
-          <w:rFonts w:ascii="Times New Roman" w:hAnsi="Times New Roman"/>
-          <w:sz w:val="28"/>
-          <w:szCs w:val="28"/>
-        </w:rPr>
-        <w:t>(Late Move Reductions</w:t>
-      </w:r>
-      <w:r>
-        <w:rPr>
-          <w:rFonts w:ascii="Times New Roman" w:hAnsi="Times New Roman" w:hint="eastAsia"/>
-          <w:sz w:val="28"/>
-          <w:szCs w:val="28"/>
-        </w:rPr>
-        <w:t>，晚期着法裁剪</w:t>
-      </w:r>
-      <w:r>
-        <w:rPr>
-          <w:rFonts w:ascii="Times New Roman" w:hAnsi="Times New Roman"/>
-          <w:sz w:val="28"/>
-          <w:szCs w:val="28"/>
-        </w:rPr>
-        <w:t>)</w:t>
-      </w:r>
-      <w:r>
-        <w:rPr>
-          <w:rFonts w:ascii="Times New Roman" w:hAnsi="Times New Roman" w:hint="eastAsia"/>
-          <w:sz w:val="28"/>
-          <w:szCs w:val="28"/>
-        </w:rPr>
-        <w:t>优化</w:t>
-      </w:r>
-    </w:p>
-    <w:p>
-      <w:pPr>
-        <w:rPr>
-          <w:rFonts w:ascii="Times New Roman" w:hAnsi="Times New Roman" w:hint="eastAsia"/>
-          <w:sz w:val="28"/>
-          <w:szCs w:val="28"/>
-        </w:rPr>
-      </w:pPr>
-      <w:r>
-        <w:rPr>
-          <w:rFonts w:ascii="Times New Roman" w:hAnsi="Times New Roman" w:hint="eastAsia"/>
-          <w:sz w:val="28"/>
-          <w:szCs w:val="28"/>
-        </w:rPr>
-        <w:t>3</w:t>
-      </w:r>
-      <w:r>
-        <w:rPr>
-          <w:rFonts w:ascii="Times New Roman" w:hAnsi="Times New Roman"/>
-          <w:sz w:val="28"/>
-          <w:szCs w:val="28"/>
-        </w:rPr>
-        <w:t xml:space="preserve">.9 </w:t>
-      </w:r>
-      <w:r>
-        <w:rPr>
-          <w:rFonts w:ascii="Times New Roman" w:hAnsi="Times New Roman" w:hint="eastAsia"/>
-          <w:sz w:val="28"/>
-          <w:szCs w:val="28"/>
-        </w:rPr>
-        <w:t>搜素时间控制与状态保护</w:t>
-      </w:r>
-    </w:p>
-    <w:p>
-      <w:pPr>
+      <w:r>
+        <w:rPr>
+          <w:rFonts w:ascii="Times New Roman" w:hAnsi="Times New Roman"/>
+          <w:sz w:val="28"/>
+          <w:szCs w:val="28"/>
+        </w:rPr>
+        <w:t>搜索因超时被</w:t>
+      </w:r>
+      <w:r>
+        <w:rPr>
+          <w:rFonts w:ascii="Times New Roman" w:hAnsi="Times New Roman"/>
+          <w:sz w:val="28"/>
+          <w:szCs w:val="28"/>
+        </w:rPr>
+        <w:t xml:space="preserve"> catch </w:t>
+      </w:r>
+      <w:r>
+        <w:rPr>
+          <w:rFonts w:ascii="Times New Roman" w:hAnsi="Times New Roman"/>
+          <w:sz w:val="28"/>
+          <w:szCs w:val="28"/>
+        </w:rPr>
+        <w:t>捕获，原始</w:t>
+      </w:r>
+      <w:r>
+        <w:rPr>
+          <w:rFonts w:ascii="Times New Roman" w:hAnsi="Times New Roman"/>
+          <w:sz w:val="28"/>
+          <w:szCs w:val="28"/>
+        </w:rPr>
+        <w:t xml:space="preserve"> chess </w:t>
+      </w:r>
+      <w:r>
+        <w:rPr>
+          <w:rFonts w:ascii="Times New Roman" w:hAnsi="Times New Roman"/>
+          <w:sz w:val="28"/>
+          <w:szCs w:val="28"/>
+        </w:rPr>
+        <w:t>对象依然保持</w:t>
+      </w:r>
+      <w:r>
+        <w:rPr>
+          <w:rFonts w:ascii="Times New Roman" w:hAnsi="Times New Roman" w:hint="eastAsia"/>
+          <w:sz w:val="28"/>
+          <w:szCs w:val="28"/>
+        </w:rPr>
+        <w:t>正常</w:t>
+      </w:r>
+      <w:r>
+        <w:rPr>
+          <w:rFonts w:ascii="Times New Roman" w:hAnsi="Times New Roman"/>
+          <w:sz w:val="28"/>
+          <w:szCs w:val="28"/>
+        </w:rPr>
+        <w:t>，从而能基于正确的当前局面进行后续的随机步兜底。</w:t>
+      </w:r>
+    </w:p>
+    <w:p>
+      <w:pPr>
+        <w:rPr>
+          <w:rFonts w:ascii="Times New Roman" w:hAnsi="Times New Roman"/>
+          <w:sz w:val="28"/>
+          <w:szCs w:val="28"/>
+        </w:rPr>
+      </w:pPr>
+      <w:r>
+        <w:rPr>
+          <w:rFonts w:ascii="Times New Roman" w:hAnsi="Times New Roman" w:hint="eastAsia"/>
+          <w:sz w:val="28"/>
+          <w:szCs w:val="28"/>
+        </w:rPr>
+        <w:t xml:space="preserve">3.10 </w:t>
+      </w:r>
+      <w:r>
+        <w:rPr>
+          <w:rFonts w:ascii="Times New Roman" w:hAnsi="Times New Roman" w:hint="eastAsia"/>
+          <w:sz w:val="28"/>
+          <w:szCs w:val="28"/>
+        </w:rPr>
+        <w:t>安静着法</w:t>
+      </w:r>
+      <w:r>
+        <w:rPr>
+          <w:rFonts w:ascii="Times New Roman" w:hAnsi="Times New Roman"/>
+          <w:sz w:val="28"/>
+          <w:szCs w:val="28"/>
+        </w:rPr>
+        <w:t>Quiet Moves</w:t>
+      </w:r>
+    </w:p>
+    <w:p>
+      <w:pPr>
+        <w:rPr>
+          <w:rFonts w:ascii="Times New Roman" w:hAnsi="Times New Roman"/>
+          <w:sz w:val="28"/>
+          <w:szCs w:val="28"/>
+        </w:rPr>
+      </w:pPr>
+      <w:r>
+        <w:rPr>
+          <w:rFonts w:ascii="Times New Roman" w:hAnsi="Times New Roman"/>
+          <w:sz w:val="28"/>
+          <w:szCs w:val="28"/>
+        </w:rPr>
+        <w:t>3.1</w:t>
+      </w:r>
+      <w:r>
+        <w:rPr>
+          <w:rFonts w:ascii="Times New Roman" w:hAnsi="Times New Roman" w:hint="eastAsia"/>
+          <w:sz w:val="28"/>
+          <w:szCs w:val="28"/>
+        </w:rPr>
+        <w:t>1</w:t>
+      </w:r>
+      <w:r>
+        <w:rPr>
+          <w:rFonts w:ascii="Times New Roman" w:hAnsi="Times New Roman"/>
+          <w:sz w:val="28"/>
+          <w:szCs w:val="28"/>
+        </w:rPr>
+        <w:t xml:space="preserve"> </w:t>
+      </w:r>
+      <w:r>
+        <w:rPr>
+          <w:rFonts w:ascii="Times New Roman" w:hAnsi="Times New Roman"/>
+          <w:sz w:val="28"/>
+          <w:szCs w:val="28"/>
+        </w:rPr>
+        <w:t>搜索沙盒与异常安全性处理</w:t>
+      </w:r>
+    </w:p>
+    <w:p>
+      <w:pPr>
+        <w:rPr>
+          <w:rFonts w:ascii="Times New Roman" w:hAnsi="Times New Roman" w:hint="eastAsia"/>
+          <w:sz w:val="28"/>
+          <w:szCs w:val="28"/>
+        </w:rPr>
+      </w:pPr>
+      <w:r>
+        <w:rPr>
+          <w:rFonts w:ascii="Times New Roman" w:hAnsi="Times New Roman"/>
+          <w:sz w:val="28"/>
+          <w:szCs w:val="28"/>
+        </w:rPr>
+        <w:tab/>
+      </w:r>
+      <w:r>
+        <w:rPr>
+          <w:rFonts w:ascii="Times New Roman" w:hAnsi="Times New Roman"/>
+          <w:b/>
+          <w:bCs/>
+          <w:sz w:val="28"/>
+          <w:szCs w:val="28"/>
+        </w:rPr>
+        <w:t>方法描述：</w:t>
+      </w:r>
+      <w:r>
+        <w:rPr>
+          <w:rFonts w:ascii="Times New Roman" w:hAnsi="Times New Roman"/>
+          <w:sz w:val="28"/>
+          <w:szCs w:val="28"/>
+        </w:rPr>
+        <w:t xml:space="preserve"> </w:t>
+      </w:r>
+      <w:r>
+        <w:rPr>
+          <w:rFonts w:ascii="Times New Roman" w:hAnsi="Times New Roman"/>
+          <w:sz w:val="28"/>
+          <w:szCs w:val="28"/>
+        </w:rPr>
+        <w:t>在决策入口处（</w:t>
+      </w:r>
+      <w:r>
+        <w:rPr>
+          <w:rFonts w:ascii="Times New Roman" w:hAnsi="Times New Roman"/>
+          <w:sz w:val="28"/>
+          <w:szCs w:val="28"/>
+        </w:rPr>
+        <w:t>giveOutputBotzone</w:t>
+      </w:r>
+      <w:r>
+        <w:rPr>
+          <w:rFonts w:ascii="Times New Roman" w:hAnsi="Times New Roman"/>
+          <w:sz w:val="28"/>
+          <w:szCs w:val="28"/>
+        </w:rPr>
+        <w:t>）通过局面深拷贝构建搜索沙盒。将</w:t>
+      </w:r>
+      <w:r>
+        <w:rPr>
+          <w:rFonts w:ascii="Times New Roman" w:hAnsi="Times New Roman"/>
+          <w:sz w:val="28"/>
+          <w:szCs w:val="28"/>
+        </w:rPr>
+        <w:t xml:space="preserve"> AI </w:t>
+      </w:r>
+      <w:r>
+        <w:rPr>
+          <w:rFonts w:ascii="Times New Roman" w:hAnsi="Times New Roman"/>
+          <w:sz w:val="28"/>
+          <w:szCs w:val="28"/>
+        </w:rPr>
+        <w:t>复杂的博弈搜索与原始棋盘状态隔离，确保在搜索超时抛出</w:t>
+      </w:r>
+      <w:r>
+        <w:rPr>
+          <w:rFonts w:ascii="Times New Roman" w:hAnsi="Times New Roman"/>
+          <w:sz w:val="28"/>
+          <w:szCs w:val="28"/>
+        </w:rPr>
+        <w:t xml:space="preserve"> TimeOutException </w:t>
+      </w:r>
+      <w:r>
+        <w:rPr>
+          <w:rFonts w:ascii="Times New Roman" w:hAnsi="Times New Roman"/>
+          <w:sz w:val="28"/>
+          <w:szCs w:val="28"/>
+        </w:rPr>
+        <w:t>后，仍能基于原始局面进行合法的随机步兜底。</w:t>
+      </w:r>
+    </w:p>
+    <w:p>
+      <w:pPr>
+        <w:pStyle w:val="2"/>
+      </w:pPr>
+      <w:r>
         <w:rPr>
           <w:rFonts w:hint="eastAsia"/>
         </w:rPr>
-      </w:pPr>
+        <w:t>算法性能分析与测试结果</w:t>
+      </w:r>
     </w:p>
     <w:p>
       <w:pPr>
@@ -1704,251 +2442,234 @@
         <w:rPr>
           <w:rFonts w:hint="eastAsia"/>
         </w:rPr>
-        <w:t>算法性能分析与测试结果</w:t>
-      </w:r>
-    </w:p>
-    <w:p>
-      <w:pPr>
-        <w:pStyle w:val="2"/>
-      </w:pPr>
+        <w:t>本程序算法</w:t>
+      </w:r>
       <w:r>
         <w:rPr>
           <w:rFonts w:hint="eastAsia"/>
         </w:rPr>
-        <w:t>本程序算法</w:t>
-      </w:r>
+        <w:t>的特别、新颖或创新之处</w:t>
+      </w:r>
+      <w:bookmarkEnd w:id="4"/>
+    </w:p>
+    <w:p>
+      <w:pPr>
+        <w:rPr>
+          <w:color w:val="0000FF"/>
+        </w:rPr>
+      </w:pPr>
       <w:r>
         <w:rPr>
           <w:rFonts w:hint="eastAsia"/>
-        </w:rPr>
-        <w:t>的特别、新颖或创新之处</w:t>
-      </w:r>
-      <w:bookmarkEnd w:id="4"/>
-    </w:p>
-    <w:p>
-      <w:pPr>
-        <w:rPr>
-          <w:color w:val="0000FF"/>
-        </w:rPr>
-      </w:pPr>
+          <w:color w:val="0000FF"/>
+        </w:rPr>
+        <w:t>若改进现有算法或提出了新算法，</w:t>
+      </w:r>
       <w:r>
         <w:rPr>
           <w:rFonts w:hint="eastAsia"/>
           <w:color w:val="0000FF"/>
         </w:rPr>
-        <w:t>若改进现有算法或提出了新算法，</w:t>
+        <w:t>提出了新的技巧</w:t>
       </w:r>
       <w:r>
         <w:rPr>
           <w:rFonts w:hint="eastAsia"/>
           <w:color w:val="0000FF"/>
         </w:rPr>
-        <w:t>提出了新的技巧</w:t>
+        <w:t>或</w:t>
       </w:r>
       <w:r>
         <w:rPr>
           <w:rFonts w:hint="eastAsia"/>
           <w:color w:val="0000FF"/>
         </w:rPr>
-        <w:t>或</w:t>
+        <w:t>策略，</w:t>
       </w:r>
       <w:r>
         <w:rPr>
           <w:rFonts w:hint="eastAsia"/>
           <w:color w:val="0000FF"/>
         </w:rPr>
-        <w:t>策略，</w:t>
+        <w:t>可在这里叙述创新</w:t>
       </w:r>
       <w:r>
         <w:rPr>
           <w:rFonts w:hint="eastAsia"/>
           <w:color w:val="0000FF"/>
         </w:rPr>
-        <w:t>可在这里叙述创新</w:t>
+        <w:t>之处</w:t>
       </w:r>
       <w:r>
         <w:rPr>
           <w:rFonts w:hint="eastAsia"/>
           <w:color w:val="0000FF"/>
         </w:rPr>
-        <w:t>之处</w:t>
-      </w:r>
+        <w:t>，若没有可写无</w:t>
+      </w:r>
+    </w:p>
+    <w:p>
+      <w:pPr>
+        <w:rPr>
+          <w:color w:val="0000FF"/>
+        </w:rPr>
+      </w:pPr>
+    </w:p>
+    <w:p>
+      <w:pPr>
+        <w:rPr>
+          <w:color w:val="0000FF"/>
+        </w:rPr>
+      </w:pPr>
+    </w:p>
+    <w:p>
+      <w:pPr>
+        <w:rPr>
+          <w:color w:val="0000FF"/>
+        </w:rPr>
+      </w:pPr>
+    </w:p>
+    <w:p>
+      <w:pPr>
+        <w:rPr>
+          <w:color w:val="0000FF"/>
+        </w:rPr>
+      </w:pPr>
+    </w:p>
+    <w:p>
+      <w:pPr>
+        <w:rPr>
+          <w:color w:val="0000FF"/>
+        </w:rPr>
+      </w:pPr>
+    </w:p>
+    <w:p>
+      <w:pPr>
+        <w:rPr>
+          <w:color w:val="0000FF"/>
+        </w:rPr>
+      </w:pPr>
+    </w:p>
+    <w:p>
+      <w:pPr>
+        <w:rPr>
+          <w:color w:val="0000FF"/>
+        </w:rPr>
+      </w:pPr>
+    </w:p>
+    <w:p>
+      <w:pPr>
+        <w:rPr>
+          <w:color w:val="0000FF"/>
+        </w:rPr>
+      </w:pPr>
+    </w:p>
+    <w:p>
+      <w:pPr>
+        <w:rPr>
+          <w:color w:val="0000FF"/>
+        </w:rPr>
+      </w:pPr>
+    </w:p>
+    <w:p>
+      <w:pPr>
+        <w:rPr>
+          <w:color w:val="0000FF"/>
+        </w:rPr>
+      </w:pPr>
+    </w:p>
+    <w:p>
+      <w:pPr>
+        <w:rPr>
+          <w:color w:val="0000FF"/>
+        </w:rPr>
+      </w:pPr>
+    </w:p>
+    <w:p>
+      <w:pPr>
+        <w:rPr>
+          <w:color w:val="0000FF"/>
+        </w:rPr>
+      </w:pPr>
+    </w:p>
+    <w:p/>
+    <w:p>
+      <w:pPr>
+        <w:pStyle w:val="1"/>
+      </w:pPr>
+      <w:bookmarkStart w:id="5" w:name="_Toc69548518"/>
       <w:r>
         <w:rPr>
           <w:rFonts w:hint="eastAsia"/>
-          <w:color w:val="0000FF"/>
-        </w:rPr>
-        <w:t>，若没有可写无</w:t>
-      </w:r>
-    </w:p>
-    <w:p>
-      <w:pPr>
-        <w:rPr>
-          <w:color w:val="0000FF"/>
-        </w:rPr>
-      </w:pPr>
-    </w:p>
-    <w:p>
-      <w:pPr>
-        <w:rPr>
-          <w:color w:val="0000FF"/>
-        </w:rPr>
-      </w:pPr>
-    </w:p>
-    <w:p>
-      <w:pPr>
-        <w:rPr>
-          <w:color w:val="0000FF"/>
-        </w:rPr>
-      </w:pPr>
-    </w:p>
-    <w:p>
-      <w:pPr>
-        <w:rPr>
-          <w:color w:val="0000FF"/>
-        </w:rPr>
-      </w:pPr>
-    </w:p>
-    <w:p>
-      <w:pPr>
-        <w:rPr>
-          <w:color w:val="0000FF"/>
-        </w:rPr>
-      </w:pPr>
-    </w:p>
-    <w:p>
-      <w:pPr>
-        <w:rPr>
-          <w:color w:val="0000FF"/>
-        </w:rPr>
-      </w:pPr>
-    </w:p>
-    <w:p>
-      <w:pPr>
-        <w:rPr>
-          <w:color w:val="0000FF"/>
-        </w:rPr>
-      </w:pPr>
-    </w:p>
-    <w:p>
-      <w:pPr>
-        <w:rPr>
-          <w:color w:val="0000FF"/>
-        </w:rPr>
-      </w:pPr>
-    </w:p>
-    <w:p>
-      <w:pPr>
-        <w:rPr>
-          <w:color w:val="0000FF"/>
-        </w:rPr>
-      </w:pPr>
-    </w:p>
-    <w:p>
-      <w:pPr>
-        <w:rPr>
-          <w:color w:val="0000FF"/>
-        </w:rPr>
-      </w:pPr>
-    </w:p>
-    <w:p>
-      <w:pPr>
-        <w:rPr>
-          <w:color w:val="0000FF"/>
-        </w:rPr>
-      </w:pPr>
-    </w:p>
-    <w:p>
-      <w:pPr>
-        <w:rPr>
-          <w:color w:val="0000FF"/>
-        </w:rPr>
-      </w:pPr>
-    </w:p>
-    <w:p>
-      <w:pPr>
+        </w:rPr>
+        <w:lastRenderedPageBreak/>
+        <w:t>总结</w:t>
+      </w:r>
+      <w:bookmarkEnd w:id="5"/>
+    </w:p>
+    <w:p>
+      <w:r>
+        <w:rPr>
+          <w:color w:val="0000FF"/>
+        </w:rPr>
+        <w:t>总结</w:t>
+      </w:r>
+      <w:r>
         <w:rPr>
           <w:rFonts w:hint="eastAsia"/>
-        </w:rPr>
-      </w:pPr>
+          <w:color w:val="0000FF"/>
+        </w:rPr>
+        <w:t>完成</w:t>
+      </w:r>
+      <w:r>
+        <w:rPr>
+          <w:color w:val="0000FF"/>
+        </w:rPr>
+        <w:t>过程中</w:t>
+      </w:r>
+      <w:r>
+        <w:rPr>
+          <w:rFonts w:hint="eastAsia"/>
+          <w:color w:val="0000FF"/>
+        </w:rPr>
+        <w:t>遇到的问题，排除问题的主要过程、使用的方法和技巧</w:t>
+      </w:r>
+      <w:r>
+        <w:rPr>
+          <w:rFonts w:hint="eastAsia"/>
+          <w:color w:val="0000FF"/>
+        </w:rPr>
+        <w:t>。以及完成过程中</w:t>
+      </w:r>
+      <w:r>
+        <w:rPr>
+          <w:color w:val="0000FF"/>
+        </w:rPr>
+        <w:t>的</w:t>
+      </w:r>
+      <w:r>
+        <w:rPr>
+          <w:rFonts w:hint="eastAsia"/>
+          <w:color w:val="0000FF"/>
+        </w:rPr>
+        <w:t>经验与教训</w:t>
+      </w:r>
+      <w:r>
+        <w:rPr>
+          <w:color w:val="0000FF"/>
+        </w:rPr>
+        <w:t>，有哪些方面是得意之处，哪些方面可以改进</w:t>
+      </w:r>
     </w:p>
     <w:p>
       <w:pPr>
         <w:pStyle w:val="1"/>
       </w:pPr>
-      <w:bookmarkStart w:id="5" w:name="_Toc69548518"/>
+      <w:bookmarkStart w:id="6" w:name="_Toc69548519"/>
       <w:r>
         <w:rPr>
           <w:rFonts w:hint="eastAsia"/>
         </w:rPr>
-        <w:t>总结</w:t>
-      </w:r>
-      <w:bookmarkEnd w:id="5"/>
-    </w:p>
-    <w:p>
-      <w:r>
-        <w:rPr>
-          <w:color w:val="0000FF"/>
-        </w:rPr>
-        <w:t>总结</w:t>
-      </w:r>
-      <w:r>
-        <w:rPr>
-          <w:rFonts w:hint="eastAsia"/>
-          <w:color w:val="0000FF"/>
-        </w:rPr>
-        <w:t>完成</w:t>
-      </w:r>
-      <w:r>
-        <w:rPr>
-          <w:color w:val="0000FF"/>
-        </w:rPr>
-        <w:t>过程中</w:t>
-      </w:r>
-      <w:r>
-        <w:rPr>
-          <w:rFonts w:hint="eastAsia"/>
-          <w:color w:val="0000FF"/>
-        </w:rPr>
-        <w:t>遇到的问题，排除问题的主要过程、使用的方法和技巧</w:t>
-      </w:r>
-      <w:r>
-        <w:rPr>
-          <w:rFonts w:hint="eastAsia"/>
-          <w:color w:val="0000FF"/>
-        </w:rPr>
-        <w:t>。以及完成过程中</w:t>
-      </w:r>
-      <w:r>
-        <w:rPr>
-          <w:color w:val="0000FF"/>
-        </w:rPr>
-        <w:t>的</w:t>
-      </w:r>
-      <w:r>
-        <w:rPr>
-          <w:rFonts w:hint="eastAsia"/>
-          <w:color w:val="0000FF"/>
-        </w:rPr>
-        <w:t>经验与教训</w:t>
-      </w:r>
-      <w:r>
-        <w:rPr>
-          <w:color w:val="0000FF"/>
-        </w:rPr>
-        <w:t>，有哪些方面是得意之处，哪些方面可以改进</w:t>
-      </w:r>
-    </w:p>
-    <w:p>
-      <w:pPr>
-        <w:pStyle w:val="1"/>
-      </w:pPr>
-      <w:bookmarkStart w:id="6" w:name="_Toc69548519"/>
-      <w:r>
-        <w:rPr>
-          <w:rFonts w:hint="eastAsia"/>
-        </w:rPr>
-        <w:lastRenderedPageBreak/>
         <w:t>A</w:t>
       </w:r>
       <w:r>
@@ -2114,7 +2835,7 @@
 </file>
 
 <file path=word/endnotes.xml><?xml version="1.0" encoding="utf-8"?>
-<w:endnotes xmlns:wpc="http://schemas.microsoft.com/office/word/2010/wordprocessingCanvas" xmlns:cx="http://schemas.microsoft.com/office/drawing/2014/chartex" xmlns:cx1="http://schemas.microsoft.com/office/drawing/2015/9/8/chartex" xmlns:cx2="http://schemas.microsoft.com/office/drawing/2015/10/21/chartex" xmlns:cx3="http://schemas.microsoft.com/office/drawing/2016/5/9/chartex" xmlns:cx4="http://schemas.microsoft.com/office/drawing/2016/5/10/chartex" xmlns:cx5="http://schemas.microsoft.com/office/drawing/2016/5/11/chartex" xmlns:cx6="http://schemas.microsoft.com/office/drawing/2016/5/12/chartex" xmlns:cx7="http://schemas.microsoft.com/office/drawing/2016/5/13/chartex" xmlns:cx8="http://schemas.microsoft.com/office/drawing/2016/5/14/chartex" xmlns:mc="http://schemas.openxmlformats.org/markup-compatibility/2006" xmlns:aink="http://schemas.microsoft.com/office/drawing/2016/ink" xmlns:am3d="http://schemas.microsoft.com/office/drawing/2017/model3d" xmlns:o="urn:schemas-microsoft-com:office:office" xmlns:r="http://schemas.openxmlformats.org/officeDocument/2006/relationships" xmlns:m="http://schemas.openxmlformats.org/officeDocument/2006/math" xmlns:v="urn:schemas-microsoft-com:vml" xmlns:wp14="http://schemas.microsoft.com/office/word/2010/wordprocessingDrawing" xmlns:wp="http://schemas.openxmlformats.org/drawingml/2006/wordprocessingDrawing" xmlns:w10="urn:schemas-microsoft-com:office:word" xmlns:w="http://schemas.openxmlformats.org/wordprocessingml/2006/main" xmlns:w14="http://schemas.microsoft.com/office/word/2010/wordml" xmlns:w15="http://schemas.microsoft.com/office/word/2012/wordml" xmlns:w16cex="http://schemas.microsoft.com/office/word/2018/wordml/cex" xmlns:w16cid="http://schemas.microsoft.com/office/word/2016/wordml/cid" xmlns:w16="http://schemas.microsoft.com/office/word/2018/wordml" xmlns:w16sdtdh="http://schemas.microsoft.com/office/word/2020/wordml/sdtdatahash" xmlns:w16se="http://schemas.microsoft.com/office/word/2015/wordml/symex" xmlns:wpg="http://schemas.microsoft.com/office/word/2010/wordprocessingGroup" xmlns:wpi="http://schemas.microsoft.com/office/word/2010/wordprocessingInk" xmlns:wne="http://schemas.microsoft.com/office/word/2006/wordml" xmlns:wps="http://schemas.microsoft.com/office/word/2010/wordprocessingShape" mc:Ignorable="w14 w15 w16se w16cid w16 w16cex w16sdtdh wp14">
+<w:endnotes xmlns:wpc="http://schemas.microsoft.com/office/word/2010/wordprocessingCanvas" xmlns:cx="http://schemas.microsoft.com/office/drawing/2014/chartex" xmlns:cx1="http://schemas.microsoft.com/office/drawing/2015/9/8/chartex" xmlns:cx2="http://schemas.microsoft.com/office/drawing/2015/10/21/chartex" xmlns:cx3="http://schemas.microsoft.com/office/drawing/2016/5/9/chartex" xmlns:cx4="http://schemas.microsoft.com/office/drawing/2016/5/10/chartex" xmlns:cx5="http://schemas.microsoft.com/office/drawing/2016/5/11/chartex" xmlns:cx6="http://schemas.microsoft.com/office/drawing/2016/5/12/chartex" xmlns:cx7="http://schemas.microsoft.com/office/drawing/2016/5/13/chartex" xmlns:cx8="http://schemas.microsoft.com/office/drawing/2016/5/14/chartex" xmlns:mc="http://schemas.openxmlformats.org/markup-compatibility/2006" xmlns:aink="http://schemas.microsoft.com/office/drawing/2016/ink" xmlns:am3d="http://schemas.microsoft.com/office/drawing/2017/model3d" xmlns:o="urn:schemas-microsoft-com:office:office" xmlns:oel="http://schemas.microsoft.com/office/2019/extlst" xmlns:r="http://schemas.openxmlformats.org/officeDocument/2006/relationships" xmlns:m="http://schemas.openxmlformats.org/officeDocument/2006/math" xmlns:v="urn:schemas-microsoft-com:vml" xmlns:wp14="http://schemas.microsoft.com/office/word/2010/wordprocessingDrawing" xmlns:wp="http://schemas.openxmlformats.org/drawingml/2006/wordprocessingDrawing" xmlns:w10="urn:schemas-microsoft-com:office:word" xmlns:w="http://schemas.openxmlformats.org/wordprocessingml/2006/main" xmlns:w14="http://schemas.microsoft.com/office/word/2010/wordml" xmlns:w15="http://schemas.microsoft.com/office/word/2012/wordml" xmlns:w16cex="http://schemas.microsoft.com/office/word/2018/wordml/cex" xmlns:w16cid="http://schemas.microsoft.com/office/word/2016/wordml/cid" xmlns:w16="http://schemas.microsoft.com/office/word/2018/wordml" xmlns:w16du="http://schemas.microsoft.com/office/word/2023/wordml/word16du" xmlns:w16sdtdh="http://schemas.microsoft.com/office/word/2020/wordml/sdtdatahash" xmlns:w16sdtfl="http://schemas.microsoft.com/office/word/2024/wordml/sdtformatlock" xmlns:w16se="http://schemas.microsoft.com/office/word/2015/wordml/symex" xmlns:wpg="http://schemas.microsoft.com/office/word/2010/wordprocessingGroup" xmlns:wpi="http://schemas.microsoft.com/office/word/2010/wordprocessingInk" xmlns:wne="http://schemas.microsoft.com/office/word/2006/wordml" xmlns:wps="http://schemas.microsoft.com/office/word/2010/wordprocessingShape" mc:Ignorable="w14 w15 w16se w16cid w16 w16cex w16sdtdh w16sdtfl w16du wp14">
   <w:endnote w:type="separator" w:id="-1">
     <w:p>
       <w:r>
@@ -2133,7 +2854,7 @@
 </file>
 
 <file path=word/footer1.xml><?xml version="1.0" encoding="utf-8"?>
-<w:ftr xmlns:wpc="http://schemas.microsoft.com/office/word/2010/wordprocessingCanvas" xmlns:cx="http://schemas.microsoft.com/office/drawing/2014/chartex" xmlns:cx1="http://schemas.microsoft.com/office/drawing/2015/9/8/chartex" xmlns:cx2="http://schemas.microsoft.com/office/drawing/2015/10/21/chartex" xmlns:cx3="http://schemas.microsoft.com/office/drawing/2016/5/9/chartex" xmlns:cx4="http://schemas.microsoft.com/office/drawing/2016/5/10/chartex" xmlns:cx5="http://schemas.microsoft.com/office/drawing/2016/5/11/chartex" xmlns:cx6="http://schemas.microsoft.com/office/drawing/2016/5/12/chartex" xmlns:cx7="http://schemas.microsoft.com/office/drawing/2016/5/13/chartex" xmlns:cx8="http://schemas.microsoft.com/office/drawing/2016/5/14/chartex" xmlns:mc="http://schemas.openxmlformats.org/markup-compatibility/2006" xmlns:aink="http://schemas.microsoft.com/office/drawing/2016/ink" xmlns:am3d="http://schemas.microsoft.com/office/drawing/2017/model3d" xmlns:o="urn:schemas-microsoft-com:office:office" xmlns:r="http://schemas.openxmlformats.org/officeDocument/2006/relationships" xmlns:m="http://schemas.openxmlformats.org/officeDocument/2006/math" xmlns:v="urn:schemas-microsoft-com:vml" xmlns:wp14="http://schemas.microsoft.com/office/word/2010/wordprocessingDrawing" xmlns:wp="http://schemas.openxmlformats.org/drawingml/2006/wordprocessingDrawing" xmlns:w10="urn:schemas-microsoft-com:office:word" xmlns:w="http://schemas.openxmlformats.org/wordprocessingml/2006/main" xmlns:w14="http://schemas.microsoft.com/office/word/2010/wordml" xmlns:w15="http://schemas.microsoft.com/office/word/2012/wordml" xmlns:w16cex="http://schemas.microsoft.com/office/word/2018/wordml/cex" xmlns:w16cid="http://schemas.microsoft.com/office/word/2016/wordml/cid" xmlns:w16="http://schemas.microsoft.com/office/word/2018/wordml" xmlns:w16sdtdh="http://schemas.microsoft.com/office/word/2020/wordml/sdtdatahash" xmlns:w16se="http://schemas.microsoft.com/office/word/2015/wordml/symex" xmlns:wpg="http://schemas.microsoft.com/office/word/2010/wordprocessingGroup" xmlns:wpi="http://schemas.microsoft.com/office/word/2010/wordprocessingInk" xmlns:wne="http://schemas.microsoft.com/office/word/2006/wordml" xmlns:wps="http://schemas.microsoft.com/office/word/2010/wordprocessingShape" mc:Ignorable="w14 w15 w16se w16cid w16 w16cex w16sdtdh wp14">
+<w:ftr xmlns:wpc="http://schemas.microsoft.com/office/word/2010/wordprocessingCanvas" xmlns:cx="http://schemas.microsoft.com/office/drawing/2014/chartex" xmlns:cx1="http://schemas.microsoft.com/office/drawing/2015/9/8/chartex" xmlns:cx2="http://schemas.microsoft.com/office/drawing/2015/10/21/chartex" xmlns:cx3="http://schemas.microsoft.com/office/drawing/2016/5/9/chartex" xmlns:cx4="http://schemas.microsoft.com/office/drawing/2016/5/10/chartex" xmlns:cx5="http://schemas.microsoft.com/office/drawing/2016/5/11/chartex" xmlns:cx6="http://schemas.microsoft.com/office/drawing/2016/5/12/chartex" xmlns:cx7="http://schemas.microsoft.com/office/drawing/2016/5/13/chartex" xmlns:cx8="http://schemas.microsoft.com/office/drawing/2016/5/14/chartex" xmlns:mc="http://schemas.openxmlformats.org/markup-compatibility/2006" xmlns:aink="http://schemas.microsoft.com/office/drawing/2016/ink" xmlns:am3d="http://schemas.microsoft.com/office/drawing/2017/model3d" xmlns:o="urn:schemas-microsoft-com:office:office" xmlns:oel="http://schemas.microsoft.com/office/2019/extlst" xmlns:r="http://schemas.openxmlformats.org/officeDocument/2006/relationships" xmlns:m="http://schemas.openxmlformats.org/officeDocument/2006/math" xmlns:v="urn:schemas-microsoft-com:vml" xmlns:wp14="http://schemas.microsoft.com/office/word/2010/wordprocessingDrawing" xmlns:wp="http://schemas.openxmlformats.org/drawingml/2006/wordprocessingDrawing" xmlns:w10="urn:schemas-microsoft-com:office:word" xmlns:w="http://schemas.openxmlformats.org/wordprocessingml/2006/main" xmlns:w14="http://schemas.microsoft.com/office/word/2010/wordml" xmlns:w15="http://schemas.microsoft.com/office/word/2012/wordml" xmlns:w16cex="http://schemas.microsoft.com/office/word/2018/wordml/cex" xmlns:w16cid="http://schemas.microsoft.com/office/word/2016/wordml/cid" xmlns:w16="http://schemas.microsoft.com/office/word/2018/wordml" xmlns:w16du="http://schemas.microsoft.com/office/word/2023/wordml/word16du" xmlns:w16sdtdh="http://schemas.microsoft.com/office/word/2020/wordml/sdtdatahash" xmlns:w16sdtfl="http://schemas.microsoft.com/office/word/2024/wordml/sdtformatlock" xmlns:w16se="http://schemas.microsoft.com/office/word/2015/wordml/symex" xmlns:wpg="http://schemas.microsoft.com/office/word/2010/wordprocessingGroup" xmlns:wpi="http://schemas.microsoft.com/office/word/2010/wordprocessingInk" xmlns:wne="http://schemas.microsoft.com/office/word/2006/wordml" xmlns:wps="http://schemas.microsoft.com/office/word/2010/wordprocessingShape" mc:Ignorable="w14 w15 w16se w16cid w16 w16cex w16sdtdh w16sdtfl w16du wp14">
   <w:p>
     <w:pPr>
       <w:pStyle w:val="a3"/>
@@ -2245,7 +2966,7 @@
 </file>
 
 <file path=word/footnotes.xml><?xml version="1.0" encoding="utf-8"?>
-<w:footnotes xmlns:wpc="http://schemas.microsoft.com/office/word/2010/wordprocessingCanvas" xmlns:cx="http://schemas.microsoft.com/office/drawing/2014/chartex" xmlns:cx1="http://schemas.microsoft.com/office/drawing/2015/9/8/chartex" xmlns:cx2="http://schemas.microsoft.com/office/drawing/2015/10/21/chartex" xmlns:cx3="http://schemas.microsoft.com/office/drawing/2016/5/9/chartex" xmlns:cx4="http://schemas.microsoft.com/office/drawing/2016/5/10/chartex" xmlns:cx5="http://schemas.microsoft.com/office/drawing/2016/5/11/chartex" xmlns:cx6="http://schemas.microsoft.com/office/drawing/2016/5/12/chartex" xmlns:cx7="http://schemas.microsoft.com/office/drawing/2016/5/13/chartex" xmlns:cx8="http://schemas.microsoft.com/office/drawing/2016/5/14/chartex" xmlns:mc="http://schemas.openxmlformats.org/markup-compatibility/2006" xmlns:aink="http://schemas.microsoft.com/office/drawing/2016/ink" xmlns:am3d="http://schemas.microsoft.com/office/drawing/2017/model3d" xmlns:o="urn:schemas-microsoft-com:office:office" xmlns:r="http://schemas.openxmlformats.org/officeDocument/2006/relationships" xmlns:m="http://schemas.openxmlformats.org/officeDocument/2006/math" xmlns:v="urn:schemas-microsoft-com:vml" xmlns:wp14="http://schemas.microsoft.com/office/word/2010/wordprocessingDrawing" xmlns:wp="http://schemas.openxmlformats.org/drawingml/2006/wordprocessingDrawing" xmlns:w10="urn:schemas-microsoft-com:office:word" xmlns:w="http://schemas.openxmlformats.org/wordprocessingml/2006/main" xmlns:w14="http://schemas.microsoft.com/office/word/2010/wordml" xmlns:w15="http://schemas.microsoft.com/office/word/2012/wordml" xmlns:w16cex="http://schemas.microsoft.com/office/word/2018/wordml/cex" xmlns:w16cid="http://schemas.microsoft.com/office/word/2016/wordml/cid" xmlns:w16="http://schemas.microsoft.com/office/word/2018/wordml" xmlns:w16sdtdh="http://schemas.microsoft.com/office/word/2020/wordml/sdtdatahash" xmlns:w16se="http://schemas.microsoft.com/office/word/2015/wordml/symex" xmlns:wpg="http://schemas.microsoft.com/office/word/2010/wordprocessingGroup" xmlns:wpi="http://schemas.microsoft.com/office/word/2010/wordprocessingInk" xmlns:wne="http://schemas.microsoft.com/office/word/2006/wordml" xmlns:wps="http://schemas.microsoft.com/office/word/2010/wordprocessingShape" mc:Ignorable="w14 w15 w16se w16cid w16 w16cex w16sdtdh wp14">
+<w:footnotes xmlns:wpc="http://schemas.microsoft.com/office/word/2010/wordprocessingCanvas" xmlns:cx="http://schemas.microsoft.com/office/drawing/2014/chartex" xmlns:cx1="http://schemas.microsoft.com/office/drawing/2015/9/8/chartex" xmlns:cx2="http://schemas.microsoft.com/office/drawing/2015/10/21/chartex" xmlns:cx3="http://schemas.microsoft.com/office/drawing/2016/5/9/chartex" xmlns:cx4="http://schemas.microsoft.com/office/drawing/2016/5/10/chartex" xmlns:cx5="http://schemas.microsoft.com/office/drawing/2016/5/11/chartex" xmlns:cx6="http://schemas.microsoft.com/office/drawing/2016/5/12/chartex" xmlns:cx7="http://schemas.microsoft.com/office/drawing/2016/5/13/chartex" xmlns:cx8="http://schemas.microsoft.com/office/drawing/2016/5/14/chartex" xmlns:mc="http://schemas.openxmlformats.org/markup-compatibility/2006" xmlns:aink="http://schemas.microsoft.com/office/drawing/2016/ink" xmlns:am3d="http://schemas.microsoft.com/office/drawing/2017/model3d" xmlns:o="urn:schemas-microsoft-com:office:office" xmlns:oel="http://schemas.microsoft.com/office/2019/extlst" xmlns:r="http://schemas.openxmlformats.org/officeDocument/2006/relationships" xmlns:m="http://schemas.openxmlformats.org/officeDocument/2006/math" xmlns:v="urn:schemas-microsoft-com:vml" xmlns:wp14="http://schemas.microsoft.com/office/word/2010/wordprocessingDrawing" xmlns:wp="http://schemas.openxmlformats.org/drawingml/2006/wordprocessingDrawing" xmlns:w10="urn:schemas-microsoft-com:office:word" xmlns:w="http://schemas.openxmlformats.org/wordprocessingml/2006/main" xmlns:w14="http://schemas.microsoft.com/office/word/2010/wordml" xmlns:w15="http://schemas.microsoft.com/office/word/2012/wordml" xmlns:w16cex="http://schemas.microsoft.com/office/word/2018/wordml/cex" xmlns:w16cid="http://schemas.microsoft.com/office/word/2016/wordml/cid" xmlns:w16="http://schemas.microsoft.com/office/word/2018/wordml" xmlns:w16du="http://schemas.microsoft.com/office/word/2023/wordml/word16du" xmlns:w16sdtdh="http://schemas.microsoft.com/office/word/2020/wordml/sdtdatahash" xmlns:w16sdtfl="http://schemas.microsoft.com/office/word/2024/wordml/sdtformatlock" xmlns:w16se="http://schemas.microsoft.com/office/word/2015/wordml/symex" xmlns:wpg="http://schemas.microsoft.com/office/word/2010/wordprocessingGroup" xmlns:wpi="http://schemas.microsoft.com/office/word/2010/wordprocessingInk" xmlns:wne="http://schemas.microsoft.com/office/word/2006/wordml" xmlns:wps="http://schemas.microsoft.com/office/word/2010/wordprocessingShape" mc:Ignorable="w14 w15 w16se w16cid w16 w16cex w16sdtdh w16sdtfl w16du wp14">
   <w:footnote w:type="separator" w:id="-1">
     <w:p>
       <w:r>
@@ -2264,7 +2985,7 @@
 </file>
 
 <file path=word/header1.xml><?xml version="1.0" encoding="utf-8"?>
-<w:hdr xmlns:wpc="http://schemas.microsoft.com/office/word/2010/wordprocessingCanvas" xmlns:cx="http://schemas.microsoft.com/office/drawing/2014/chartex" xmlns:cx1="http://schemas.microsoft.com/office/drawing/2015/9/8/chartex" xmlns:cx2="http://schemas.microsoft.com/office/drawing/2015/10/21/chartex" xmlns:cx3="http://schemas.microsoft.com/office/drawing/2016/5/9/chartex" xmlns:cx4="http://schemas.microsoft.com/office/drawing/2016/5/10/chartex" xmlns:cx5="http://schemas.microsoft.com/office/drawing/2016/5/11/chartex" xmlns:cx6="http://schemas.microsoft.com/office/drawing/2016/5/12/chartex" xmlns:cx7="http://schemas.microsoft.com/office/drawing/2016/5/13/chartex" xmlns:cx8="http://schemas.microsoft.com/office/drawing/2016/5/14/chartex" xmlns:mc="http://schemas.openxmlformats.org/markup-compatibility/2006" xmlns:aink="http://schemas.microsoft.com/office/drawing/2016/ink" xmlns:am3d="http://schemas.microsoft.com/office/drawing/2017/model3d" xmlns:o="urn:schemas-microsoft-com:office:office" xmlns:r="http://schemas.openxmlformats.org/officeDocument/2006/relationships" xmlns:m="http://schemas.openxmlformats.org/officeDocument/2006/math" xmlns:v="urn:schemas-microsoft-com:vml" xmlns:wp14="http://schemas.microsoft.com/office/word/2010/wordprocessingDrawing" xmlns:wp="http://schemas.openxmlformats.org/drawingml/2006/wordprocessingDrawing" xmlns:w10="urn:schemas-microsoft-com:office:word" xmlns:w="http://schemas.openxmlformats.org/wordprocessingml/2006/main" xmlns:w14="http://schemas.microsoft.com/office/word/2010/wordml" xmlns:w15="http://schemas.microsoft.com/office/word/2012/wordml" xmlns:w16cex="http://schemas.microsoft.com/office/word/2018/wordml/cex" xmlns:w16cid="http://schemas.microsoft.com/office/word/2016/wordml/cid" xmlns:w16="http://schemas.microsoft.com/office/word/2018/wordml" xmlns:w16sdtdh="http://schemas.microsoft.com/office/word/2020/wordml/sdtdatahash" xmlns:w16se="http://schemas.microsoft.com/office/word/2015/wordml/symex" xmlns:wpg="http://schemas.microsoft.com/office/word/2010/wordprocessingGroup" xmlns:wpi="http://schemas.microsoft.com/office/word/2010/wordprocessingInk" xmlns:wne="http://schemas.microsoft.com/office/word/2006/wordml" xmlns:wps="http://schemas.microsoft.com/office/word/2010/wordprocessingShape" mc:Ignorable="w14 w15 w16se w16cid w16 w16cex w16sdtdh wp14">
+<w:hdr xmlns:wpc="http://schemas.microsoft.com/office/word/2010/wordprocessingCanvas" xmlns:cx="http://schemas.microsoft.com/office/drawing/2014/chartex" xmlns:cx1="http://schemas.microsoft.com/office/drawing/2015/9/8/chartex" xmlns:cx2="http://schemas.microsoft.com/office/drawing/2015/10/21/chartex" xmlns:cx3="http://schemas.microsoft.com/office/drawing/2016/5/9/chartex" xmlns:cx4="http://schemas.microsoft.com/office/drawing/2016/5/10/chartex" xmlns:cx5="http://schemas.microsoft.com/office/drawing/2016/5/11/chartex" xmlns:cx6="http://schemas.microsoft.com/office/drawing/2016/5/12/chartex" xmlns:cx7="http://schemas.microsoft.com/office/drawing/2016/5/13/chartex" xmlns:cx8="http://schemas.microsoft.com/office/drawing/2016/5/14/chartex" xmlns:mc="http://schemas.openxmlformats.org/markup-compatibility/2006" xmlns:aink="http://schemas.microsoft.com/office/drawing/2016/ink" xmlns:am3d="http://schemas.microsoft.com/office/drawing/2017/model3d" xmlns:o="urn:schemas-microsoft-com:office:office" xmlns:oel="http://schemas.microsoft.com/office/2019/extlst" xmlns:r="http://schemas.openxmlformats.org/officeDocument/2006/relationships" xmlns:m="http://schemas.openxmlformats.org/officeDocument/2006/math" xmlns:v="urn:schemas-microsoft-com:vml" xmlns:wp14="http://schemas.microsoft.com/office/word/2010/wordprocessingDrawing" xmlns:wp="http://schemas.openxmlformats.org/drawingml/2006/wordprocessingDrawing" xmlns:w10="urn:schemas-microsoft-com:office:word" xmlns:w="http://schemas.openxmlformats.org/wordprocessingml/2006/main" xmlns:w14="http://schemas.microsoft.com/office/word/2010/wordml" xmlns:w15="http://schemas.microsoft.com/office/word/2012/wordml" xmlns:w16cex="http://schemas.microsoft.com/office/word/2018/wordml/cex" xmlns:w16cid="http://schemas.microsoft.com/office/word/2016/wordml/cid" xmlns:w16="http://schemas.microsoft.com/office/word/2018/wordml" xmlns:w16du="http://schemas.microsoft.com/office/word/2023/wordml/word16du" xmlns:w16sdtdh="http://schemas.microsoft.com/office/word/2020/wordml/sdtdatahash" xmlns:w16sdtfl="http://schemas.microsoft.com/office/word/2024/wordml/sdtformatlock" xmlns:w16se="http://schemas.microsoft.com/office/word/2015/wordml/symex" xmlns:wpg="http://schemas.microsoft.com/office/word/2010/wordprocessingGroup" xmlns:wpi="http://schemas.microsoft.com/office/word/2010/wordprocessingInk" xmlns:wne="http://schemas.microsoft.com/office/word/2006/wordml" xmlns:wps="http://schemas.microsoft.com/office/word/2010/wordprocessingShape" mc:Ignorable="w14 w15 w16se w16cid w16 w16cex w16sdtdh w16sdtfl w16du wp14">
   <w:p>
     <w:pPr>
       <w:pStyle w:val="a5"/>
@@ -2283,7 +3004,7 @@
 </file>
 
 <file path=word/numbering.xml><?xml version="1.0" encoding="utf-8"?>
-<w:numbering xmlns:wpc="http://schemas.microsoft.com/office/word/2010/wordprocessingCanvas" xmlns:cx="http://schemas.microsoft.com/office/drawing/2014/chartex" xmlns:cx1="http://schemas.microsoft.com/office/drawing/2015/9/8/chartex" xmlns:cx2="http://schemas.microsoft.com/office/drawing/2015/10/21/chartex" xmlns:cx3="http://schemas.microsoft.com/office/drawing/2016/5/9/chartex" xmlns:cx4="http://schemas.microsoft.com/office/drawing/2016/5/10/chartex" xmlns:cx5="http://schemas.microsoft.com/office/drawing/2016/5/11/chartex" xmlns:cx6="http://schemas.microsoft.com/office/drawing/2016/5/12/chartex" xmlns:cx7="http://schemas.microsoft.com/office/drawing/2016/5/13/chartex" xmlns:cx8="http://schemas.microsoft.com/office/drawing/2016/5/14/chartex" xmlns:mc="http://schemas.openxmlformats.org/markup-compatibility/2006" xmlns:aink="http://schemas.microsoft.com/office/drawing/2016/ink" xmlns:am3d="http://schemas.microsoft.com/office/drawing/2017/model3d" xmlns:o="urn:schemas-microsoft-com:office:office" xmlns:r="http://schemas.openxmlformats.org/officeDocument/2006/relationships" xmlns:m="http://schemas.openxmlformats.org/officeDocument/2006/math" xmlns:v="urn:schemas-microsoft-com:vml" xmlns:wp14="http://schemas.microsoft.com/office/word/2010/wordprocessingDrawing" xmlns:wp="http://schemas.openxmlformats.org/drawingml/2006/wordprocessingDrawing" xmlns:w10="urn:schemas-microsoft-com:office:word" xmlns:w="http://schemas.openxmlformats.org/wordprocessingml/2006/main" xmlns:w14="http://schemas.microsoft.com/office/word/2010/wordml" xmlns:w15="http://schemas.microsoft.com/office/word/2012/wordml" xmlns:w16cex="http://schemas.microsoft.com/office/word/2018/wordml/cex" xmlns:w16cid="http://schemas.microsoft.com/office/word/2016/wordml/cid" xmlns:w16="http://schemas.microsoft.com/office/word/2018/wordml" xmlns:w16sdtdh="http://schemas.microsoft.com/office/word/2020/wordml/sdtdatahash" xmlns:w16se="http://schemas.microsoft.com/office/word/2015/wordml/symex" xmlns:wpg="http://schemas.microsoft.com/office/word/2010/wordprocessingGroup" xmlns:wpi="http://schemas.microsoft.com/office/word/2010/wordprocessingInk" xmlns:wne="http://schemas.microsoft.com/office/word/2006/wordml" xmlns:wps="http://schemas.microsoft.com/office/word/2010/wordprocessingShape" mc:Ignorable="w14 w15 w16se w16cid w16 w16cex w16sdtdh wp14">
+<w:numbering xmlns:wpc="http://schemas.microsoft.com/office/word/2010/wordprocessingCanvas" xmlns:cx="http://schemas.microsoft.com/office/drawing/2014/chartex" xmlns:cx1="http://schemas.microsoft.com/office/drawing/2015/9/8/chartex" xmlns:cx2="http://schemas.microsoft.com/office/drawing/2015/10/21/chartex" xmlns:cx3="http://schemas.microsoft.com/office/drawing/2016/5/9/chartex" xmlns:cx4="http://schemas.microsoft.com/office/drawing/2016/5/10/chartex" xmlns:cx5="http://schemas.microsoft.com/office/drawing/2016/5/11/chartex" xmlns:cx6="http://schemas.microsoft.com/office/drawing/2016/5/12/chartex" xmlns:cx7="http://schemas.microsoft.com/office/drawing/2016/5/13/chartex" xmlns:cx8="http://schemas.microsoft.com/office/drawing/2016/5/14/chartex" xmlns:mc="http://schemas.openxmlformats.org/markup-compatibility/2006" xmlns:aink="http://schemas.microsoft.com/office/drawing/2016/ink" xmlns:am3d="http://schemas.microsoft.com/office/drawing/2017/model3d" xmlns:o="urn:schemas-microsoft-com:office:office" xmlns:oel="http://schemas.microsoft.com/office/2019/extlst" xmlns:r="http://schemas.openxmlformats.org/officeDocument/2006/relationships" xmlns:m="http://schemas.openxmlformats.org/officeDocument/2006/math" xmlns:v="urn:schemas-microsoft-com:vml" xmlns:wp14="http://schemas.microsoft.com/office/word/2010/wordprocessingDrawing" xmlns:wp="http://schemas.openxmlformats.org/drawingml/2006/wordprocessingDrawing" xmlns:w10="urn:schemas-microsoft-com:office:word" xmlns:w="http://schemas.openxmlformats.org/wordprocessingml/2006/main" xmlns:w14="http://schemas.microsoft.com/office/word/2010/wordml" xmlns:w15="http://schemas.microsoft.com/office/word/2012/wordml" xmlns:w16cex="http://schemas.microsoft.com/office/word/2018/wordml/cex" xmlns:w16cid="http://schemas.microsoft.com/office/word/2016/wordml/cid" xmlns:w16="http://schemas.microsoft.com/office/word/2018/wordml" xmlns:w16du="http://schemas.microsoft.com/office/word/2023/wordml/word16du" xmlns:w16sdtdh="http://schemas.microsoft.com/office/word/2020/wordml/sdtdatahash" xmlns:w16sdtfl="http://schemas.microsoft.com/office/word/2024/wordml/sdtformatlock" xmlns:w16se="http://schemas.microsoft.com/office/word/2015/wordml/symex" xmlns:wpg="http://schemas.microsoft.com/office/word/2010/wordprocessingGroup" xmlns:wpi="http://schemas.microsoft.com/office/word/2010/wordprocessingInk" xmlns:wne="http://schemas.microsoft.com/office/word/2006/wordml" xmlns:wps="http://schemas.microsoft.com/office/word/2010/wordprocessingShape" mc:Ignorable="w14 w15 w16se w16cid w16 w16cex w16sdtdh w16sdtfl w16du wp14">
   <w:abstractNum w:abstractNumId="0" w15:restartNumberingAfterBreak="0">
     <w:nsid w:val="203305A1"/>
     <w:multiLevelType w:val="multilevel"/>
@@ -2492,20 +3213,20 @@
       </w:rPr>
     </w:lvl>
   </w:abstractNum>
-  <w:num w:numId="1">
+  <w:num w:numId="1" w16cid:durableId="2139031188">
     <w:abstractNumId w:val="0"/>
   </w:num>
-  <w:num w:numId="2">
+  <w:num w:numId="2" w16cid:durableId="1015379147">
     <w:abstractNumId w:val="1"/>
   </w:num>
-  <w:num w:numId="3">
+  <w:num w:numId="3" w16cid:durableId="1037703958">
     <w:abstractNumId w:val="0"/>
   </w:num>
 </w:numbering>
 </file>
 
 <file path=word/styles.xml><?xml version="1.0" encoding="utf-8"?>
-<w:styles xmlns:mc="http://schemas.openxmlformats.org/markup-compatibility/2006" xmlns:r="http://schemas.openxmlformats.org/officeDocument/2006/relationships" xmlns:w="http://schemas.openxmlformats.org/wordprocessingml/2006/main" xmlns:w14="http://schemas.microsoft.com/office/word/2010/wordml" xmlns:w15="http://schemas.microsoft.com/office/word/2012/wordml" xmlns:w16cex="http://schemas.microsoft.com/office/word/2018/wordml/cex" xmlns:w16cid="http://schemas.microsoft.com/office/word/2016/wordml/cid" xmlns:w16="http://schemas.microsoft.com/office/word/2018/wordml" xmlns:w16sdtdh="http://schemas.microsoft.com/office/word/2020/wordml/sdtdatahash" xmlns:w16se="http://schemas.microsoft.com/office/word/2015/wordml/symex" mc:Ignorable="w14 w15 w16se w16cid w16 w16cex w16sdtdh">
+<w:styles xmlns:mc="http://schemas.openxmlformats.org/markup-compatibility/2006" xmlns:r="http://schemas.openxmlformats.org/officeDocument/2006/relationships" xmlns:w="http://schemas.openxmlformats.org/wordprocessingml/2006/main" xmlns:w14="http://schemas.microsoft.com/office/word/2010/wordml" xmlns:w15="http://schemas.microsoft.com/office/word/2012/wordml" xmlns:w16cex="http://schemas.microsoft.com/office/word/2018/wordml/cex" xmlns:w16cid="http://schemas.microsoft.com/office/word/2016/wordml/cid" xmlns:w16="http://schemas.microsoft.com/office/word/2018/wordml" xmlns:w16du="http://schemas.microsoft.com/office/word/2023/wordml/word16du" xmlns:w16sdtdh="http://schemas.microsoft.com/office/word/2020/wordml/sdtdatahash" xmlns:w16sdtfl="http://schemas.microsoft.com/office/word/2024/wordml/sdtformatlock" xmlns:w16se="http://schemas.microsoft.com/office/word/2015/wordml/symex" mc:Ignorable="w14 w15 w16se w16cid w16 w16cex w16sdtdh w16sdtfl w16du">
   <w:docDefaults>
     <w:rPrDefault>
       <w:rPr>
@@ -3132,7 +3853,6 @@
   <w:style w:type="character" w:default="1" w:styleId="a0">
     <w:name w:val="Default Paragraph Font"/>
     <w:uiPriority w:val="1"/>
-    <w:semiHidden/>
     <w:unhideWhenUsed/>
   </w:style>
   <w:style w:type="table" w:default="1" w:styleId="a1">
@@ -3455,6 +4175,18 @@
       <w:u w:val="single"/>
     </w:rPr>
   </w:style>
+  <w:style w:type="paragraph" w:styleId="a9">
+    <w:name w:val="Normal (Web)"/>
+    <w:basedOn w:val="a"/>
+    <w:semiHidden/>
+    <w:unhideWhenUsed/>
+    <w:rsid w:val="00C56422"/>
+    <w:rPr>
+      <w:rFonts w:ascii="Times New Roman" w:hAnsi="Times New Roman"/>
+      <w:sz w:val="24"/>
+      <w:szCs w:val="24"/>
+    </w:rPr>
+  </w:style>
 </w:styles>
 </file>
 

--- a/报告/实验报告模板.docx
+++ b/报告/实验报告模板.docx
@@ -1,6 +1,6 @@
 
 <file path=word/document.xml><?xml version="1.0" encoding="utf-8"?>
-<w:document xmlns:wpc="http://schemas.microsoft.com/office/word/2010/wordprocessingCanvas" xmlns:cx="http://schemas.microsoft.com/office/drawing/2014/chartex" xmlns:cx1="http://schemas.microsoft.com/office/drawing/2015/9/8/chartex" xmlns:cx2="http://schemas.microsoft.com/office/drawing/2015/10/21/chartex" xmlns:cx3="http://schemas.microsoft.com/office/drawing/2016/5/9/chartex" xmlns:cx4="http://schemas.microsoft.com/office/drawing/2016/5/10/chartex" xmlns:cx5="http://schemas.microsoft.com/office/drawing/2016/5/11/chartex" xmlns:cx6="http://schemas.microsoft.com/office/drawing/2016/5/12/chartex" xmlns:cx7="http://schemas.microsoft.com/office/drawing/2016/5/13/chartex" xmlns:cx8="http://schemas.microsoft.com/office/drawing/2016/5/14/chartex" xmlns:mc="http://schemas.openxmlformats.org/markup-compatibility/2006" xmlns:aink="http://schemas.microsoft.com/office/drawing/2016/ink" xmlns:am3d="http://schemas.microsoft.com/office/drawing/2017/model3d" xmlns:o="urn:schemas-microsoft-com:office:office" xmlns:oel="http://schemas.microsoft.com/office/2019/extlst" xmlns:r="http://schemas.openxmlformats.org/officeDocument/2006/relationships" xmlns:m="http://schemas.openxmlformats.org/officeDocument/2006/math" xmlns:v="urn:schemas-microsoft-com:vml" xmlns:wp14="http://schemas.microsoft.com/office/word/2010/wordprocessingDrawing" xmlns:wp="http://schemas.openxmlformats.org/drawingml/2006/wordprocessingDrawing" xmlns:w10="urn:schemas-microsoft-com:office:word" xmlns:w="http://schemas.openxmlformats.org/wordprocessingml/2006/main" xmlns:w14="http://schemas.microsoft.com/office/word/2010/wordml" xmlns:w15="http://schemas.microsoft.com/office/word/2012/wordml" xmlns:w16cex="http://schemas.microsoft.com/office/word/2018/wordml/cex" xmlns:w16cid="http://schemas.microsoft.com/office/word/2016/wordml/cid" xmlns:w16="http://schemas.microsoft.com/office/word/2018/wordml" xmlns:w16du="http://schemas.microsoft.com/office/word/2023/wordml/word16du" xmlns:w16sdtdh="http://schemas.microsoft.com/office/word/2020/wordml/sdtdatahash" xmlns:w16sdtfl="http://schemas.microsoft.com/office/word/2024/wordml/sdtformatlock" xmlns:w16se="http://schemas.microsoft.com/office/word/2015/wordml/symex" xmlns:wpg="http://schemas.microsoft.com/office/word/2010/wordprocessingGroup" xmlns:wpi="http://schemas.microsoft.com/office/word/2010/wordprocessingInk" xmlns:wne="http://schemas.microsoft.com/office/word/2006/wordml" xmlns:wps="http://schemas.microsoft.com/office/word/2010/wordprocessingShape" mc:Ignorable="w14 w15 w16se w16cid w16 w16cex w16sdtdh w16sdtfl w16du wp14">
+<w:document xmlns:wpc="http://schemas.microsoft.com/office/word/2010/wordprocessingCanvas" xmlns:cx="http://schemas.microsoft.com/office/drawing/2014/chartex" xmlns:cx1="http://schemas.microsoft.com/office/drawing/2015/9/8/chartex" xmlns:cx2="http://schemas.microsoft.com/office/drawing/2015/10/21/chartex" xmlns:cx3="http://schemas.microsoft.com/office/drawing/2016/5/9/chartex" xmlns:cx4="http://schemas.microsoft.com/office/drawing/2016/5/10/chartex" xmlns:cx5="http://schemas.microsoft.com/office/drawing/2016/5/11/chartex" xmlns:cx6="http://schemas.microsoft.com/office/drawing/2016/5/12/chartex" xmlns:cx7="http://schemas.microsoft.com/office/drawing/2016/5/13/chartex" xmlns:cx8="http://schemas.microsoft.com/office/drawing/2016/5/14/chartex" xmlns:mc="http://schemas.openxmlformats.org/markup-compatibility/2006" xmlns:aink="http://schemas.microsoft.com/office/drawing/2016/ink" xmlns:am3d="http://schemas.microsoft.com/office/drawing/2017/model3d" xmlns:o="urn:schemas-microsoft-com:office:office" xmlns:r="http://schemas.openxmlformats.org/officeDocument/2006/relationships" xmlns:m="http://schemas.openxmlformats.org/officeDocument/2006/math" xmlns:v="urn:schemas-microsoft-com:vml" xmlns:wp14="http://schemas.microsoft.com/office/word/2010/wordprocessingDrawing" xmlns:wp="http://schemas.openxmlformats.org/drawingml/2006/wordprocessingDrawing" xmlns:w10="urn:schemas-microsoft-com:office:word" xmlns:w="http://schemas.openxmlformats.org/wordprocessingml/2006/main" xmlns:w14="http://schemas.microsoft.com/office/word/2010/wordml" xmlns:w15="http://schemas.microsoft.com/office/word/2012/wordml" xmlns:w16cex="http://schemas.microsoft.com/office/word/2018/wordml/cex" xmlns:w16cid="http://schemas.microsoft.com/office/word/2016/wordml/cid" xmlns:w16="http://schemas.microsoft.com/office/word/2018/wordml" xmlns:w16sdtdh="http://schemas.microsoft.com/office/word/2020/wordml/sdtdatahash" xmlns:w16se="http://schemas.microsoft.com/office/word/2015/wordml/symex" xmlns:wpg="http://schemas.microsoft.com/office/word/2010/wordprocessingGroup" xmlns:wpi="http://schemas.microsoft.com/office/word/2010/wordprocessingInk" xmlns:wne="http://schemas.microsoft.com/office/word/2006/wordml" xmlns:wps="http://schemas.microsoft.com/office/word/2010/wordprocessingShape" mc:Ignorable="w14 w15 w16se w16cid w16 w16cex w16sdtdh wp14">
   <w:body>
     <w:p>
       <w:pPr>
@@ -798,7 +798,7 @@
       <w:pPr>
         <w:ind w:firstLine="420"/>
         <w:rPr>
-          <w:rFonts w:ascii="Times New Roman" w:hAnsi="Times New Roman" w:hint="eastAsia"/>
+          <w:rFonts w:ascii="Times New Roman" w:hAnsi="Times New Roman"/>
           <w:b/>
           <w:bCs/>
           <w:sz w:val="28"/>
@@ -1038,7 +1038,7 @@
     <w:p>
       <w:pPr>
         <w:rPr>
-          <w:rFonts w:ascii="Times New Roman" w:hAnsi="Times New Roman" w:hint="eastAsia"/>
+          <w:rFonts w:ascii="Times New Roman" w:hAnsi="Times New Roman"/>
           <w:sz w:val="28"/>
           <w:szCs w:val="28"/>
         </w:rPr>
@@ -1892,7 +1892,7 @@
     <w:p>
       <w:pPr>
         <w:rPr>
-          <w:rFonts w:ascii="Times New Roman" w:hAnsi="Times New Roman" w:hint="eastAsia"/>
+          <w:rFonts w:ascii="Times New Roman" w:hAnsi="Times New Roman"/>
           <w:sz w:val="28"/>
           <w:szCs w:val="28"/>
         </w:rPr>
@@ -2089,7 +2089,7 @@
     <w:p>
       <w:pPr>
         <w:rPr>
-          <w:rFonts w:ascii="Times New Roman" w:hAnsi="Times New Roman" w:hint="eastAsia"/>
+          <w:rFonts w:ascii="Times New Roman" w:hAnsi="Times New Roman"/>
           <w:sz w:val="28"/>
           <w:szCs w:val="28"/>
         </w:rPr>
@@ -2335,7 +2335,7 @@
     <w:p>
       <w:pPr>
         <w:rPr>
-          <w:rFonts w:ascii="Times New Roman" w:hAnsi="Times New Roman" w:hint="eastAsia"/>
+          <w:rFonts w:ascii="Times New Roman" w:hAnsi="Times New Roman"/>
           <w:sz w:val="28"/>
           <w:szCs w:val="28"/>
         </w:rPr>
@@ -2425,6 +2425,179 @@
     </w:p>
     <w:p>
       <w:pPr>
+        <w:rPr>
+          <w:rFonts w:ascii="Times New Roman" w:hAnsi="Times New Roman"/>
+          <w:sz w:val="28"/>
+          <w:szCs w:val="28"/>
+        </w:rPr>
+      </w:pPr>
+      <w:r>
+        <w:rPr>
+          <w:rFonts w:ascii="Times New Roman" w:hAnsi="Times New Roman"/>
+          <w:sz w:val="28"/>
+          <w:szCs w:val="28"/>
+        </w:rPr>
+        <w:t xml:space="preserve">3.12 </w:t>
+      </w:r>
+      <w:r>
+        <w:rPr>
+          <w:rFonts w:ascii="Times New Roman" w:hAnsi="Times New Roman" w:hint="eastAsia"/>
+          <w:sz w:val="28"/>
+          <w:szCs w:val="28"/>
+        </w:rPr>
+        <w:t>迭代加深</w:t>
+      </w:r>
+    </w:p>
+    <w:p>
+      <w:pPr>
+        <w:ind w:firstLine="420"/>
+        <w:rPr>
+          <w:rFonts w:ascii="Times New Roman" w:hAnsi="Times New Roman" w:hint="eastAsia"/>
+          <w:sz w:val="28"/>
+          <w:szCs w:val="28"/>
+        </w:rPr>
+      </w:pPr>
+      <w:r>
+        <w:rPr>
+          <w:rFonts w:ascii="Times New Roman" w:hAnsi="Times New Roman" w:hint="eastAsia"/>
+          <w:b/>
+          <w:bCs/>
+          <w:sz w:val="28"/>
+          <w:szCs w:val="28"/>
+        </w:rPr>
+        <w:t>方法描述：</w:t>
+      </w:r>
+      <w:r>
+        <w:rPr>
+          <w:rFonts w:ascii="Times New Roman" w:hAnsi="Times New Roman" w:hint="eastAsia"/>
+          <w:sz w:val="28"/>
+          <w:szCs w:val="28"/>
+        </w:rPr>
+        <w:t>传统深度优先搜索（</w:t>
+      </w:r>
+      <w:r>
+        <w:rPr>
+          <w:rFonts w:ascii="Times New Roman" w:hAnsi="Times New Roman" w:hint="eastAsia"/>
+          <w:sz w:val="28"/>
+          <w:szCs w:val="28"/>
+        </w:rPr>
+        <w:t>DFS</w:t>
+      </w:r>
+      <w:r>
+        <w:rPr>
+          <w:rFonts w:ascii="Times New Roman" w:hAnsi="Times New Roman" w:hint="eastAsia"/>
+          <w:sz w:val="28"/>
+          <w:szCs w:val="28"/>
+        </w:rPr>
+        <w:t>）会直接向预设的最大深度（例如</w:t>
+      </w:r>
+      <w:r>
+        <w:rPr>
+          <w:rFonts w:ascii="Times New Roman" w:hAnsi="Times New Roman" w:hint="eastAsia"/>
+          <w:sz w:val="28"/>
+          <w:szCs w:val="28"/>
+        </w:rPr>
+        <w:t xml:space="preserve"> max_depth = 10</w:t>
+      </w:r>
+      <w:r>
+        <w:rPr>
+          <w:rFonts w:ascii="Times New Roman" w:hAnsi="Times New Roman" w:hint="eastAsia"/>
+          <w:sz w:val="28"/>
+          <w:szCs w:val="28"/>
+        </w:rPr>
+        <w:t>）进行完整的递归探索。而迭代加深则是从深度</w:t>
+      </w:r>
+      <w:r>
+        <w:rPr>
+          <w:rFonts w:ascii="Times New Roman" w:hAnsi="Times New Roman" w:hint="eastAsia"/>
+          <w:sz w:val="28"/>
+          <w:szCs w:val="28"/>
+        </w:rPr>
+        <w:t xml:space="preserve"> 1 </w:t>
+      </w:r>
+      <w:r>
+        <w:rPr>
+          <w:rFonts w:ascii="Times New Roman" w:hAnsi="Times New Roman" w:hint="eastAsia"/>
+          <w:sz w:val="28"/>
+          <w:szCs w:val="28"/>
+        </w:rPr>
+        <w:t>开始，依次进行深度为</w:t>
+      </w:r>
+      <w:r>
+        <w:rPr>
+          <w:rFonts w:ascii="Times New Roman" w:hAnsi="Times New Roman" w:hint="eastAsia"/>
+          <w:sz w:val="28"/>
+          <w:szCs w:val="28"/>
+        </w:rPr>
+        <w:t xml:space="preserve"> 1</w:t>
+      </w:r>
+      <w:r>
+        <w:rPr>
+          <w:rFonts w:ascii="Times New Roman" w:hAnsi="Times New Roman" w:hint="eastAsia"/>
+          <w:sz w:val="28"/>
+          <w:szCs w:val="28"/>
+        </w:rPr>
+        <w:t>、</w:t>
+      </w:r>
+      <w:r>
+        <w:rPr>
+          <w:rFonts w:ascii="Times New Roman" w:hAnsi="Times New Roman" w:hint="eastAsia"/>
+          <w:sz w:val="28"/>
+          <w:szCs w:val="28"/>
+        </w:rPr>
+        <w:t>2</w:t>
+      </w:r>
+      <w:r>
+        <w:rPr>
+          <w:rFonts w:ascii="Times New Roman" w:hAnsi="Times New Roman" w:hint="eastAsia"/>
+          <w:sz w:val="28"/>
+          <w:szCs w:val="28"/>
+        </w:rPr>
+        <w:t>、</w:t>
+      </w:r>
+      <w:r>
+        <w:rPr>
+          <w:rFonts w:ascii="Times New Roman" w:hAnsi="Times New Roman" w:hint="eastAsia"/>
+          <w:sz w:val="28"/>
+          <w:szCs w:val="28"/>
+        </w:rPr>
+        <w:t xml:space="preserve">3... </w:t>
+      </w:r>
+      <w:r>
+        <w:rPr>
+          <w:rFonts w:ascii="Times New Roman" w:hAnsi="Times New Roman" w:hint="eastAsia"/>
+          <w:sz w:val="28"/>
+          <w:szCs w:val="28"/>
+        </w:rPr>
+        <w:t>的完整搜索，直到达到最大深度或时间耗尽。</w:t>
+      </w:r>
+      <w:r>
+        <w:rPr>
+          <w:rFonts w:ascii="Times New Roman" w:hAnsi="Times New Roman" w:hint="eastAsia"/>
+          <w:sz w:val="28"/>
+          <w:szCs w:val="28"/>
+        </w:rPr>
+        <w:t>本方法用于</w:t>
+      </w:r>
+      <w:r>
+        <w:rPr>
+          <w:rFonts w:ascii="Times New Roman" w:hAnsi="Times New Roman" w:hint="eastAsia"/>
+          <w:sz w:val="28"/>
+          <w:szCs w:val="28"/>
+        </w:rPr>
+        <w:t>解决超时崩溃的问题，利用浅层的搜索成果作为深层剪枝的</w:t>
+      </w:r>
+      <w:r>
+        <w:rPr>
+          <w:rFonts w:ascii="Times New Roman" w:hAnsi="Times New Roman" w:hint="eastAsia"/>
+          <w:sz w:val="28"/>
+          <w:szCs w:val="28"/>
+        </w:rPr>
+        <w:t>依据。</w:t>
+      </w:r>
+    </w:p>
+    <w:p>
+      <w:pPr>
         <w:pStyle w:val="2"/>
       </w:pPr>
       <w:r>
@@ -2602,7 +2775,6 @@
         <w:rPr>
           <w:rFonts w:hint="eastAsia"/>
         </w:rPr>
-        <w:lastRenderedPageBreak/>
         <w:t>总结</w:t>
       </w:r>
       <w:bookmarkEnd w:id="5"/>
@@ -2835,7 +3007,7 @@
 </file>
 
 <file path=word/endnotes.xml><?xml version="1.0" encoding="utf-8"?>
-<w:endnotes xmlns:wpc="http://schemas.microsoft.com/office/word/2010/wordprocessingCanvas" xmlns:cx="http://schemas.microsoft.com/office/drawing/2014/chartex" xmlns:cx1="http://schemas.microsoft.com/office/drawing/2015/9/8/chartex" xmlns:cx2="http://schemas.microsoft.com/office/drawing/2015/10/21/chartex" xmlns:cx3="http://schemas.microsoft.com/office/drawing/2016/5/9/chartex" xmlns:cx4="http://schemas.microsoft.com/office/drawing/2016/5/10/chartex" xmlns:cx5="http://schemas.microsoft.com/office/drawing/2016/5/11/chartex" xmlns:cx6="http://schemas.microsoft.com/office/drawing/2016/5/12/chartex" xmlns:cx7="http://schemas.microsoft.com/office/drawing/2016/5/13/chartex" xmlns:cx8="http://schemas.microsoft.com/office/drawing/2016/5/14/chartex" xmlns:mc="http://schemas.openxmlformats.org/markup-compatibility/2006" xmlns:aink="http://schemas.microsoft.com/office/drawing/2016/ink" xmlns:am3d="http://schemas.microsoft.com/office/drawing/2017/model3d" xmlns:o="urn:schemas-microsoft-com:office:office" xmlns:oel="http://schemas.microsoft.com/office/2019/extlst" xmlns:r="http://schemas.openxmlformats.org/officeDocument/2006/relationships" xmlns:m="http://schemas.openxmlformats.org/officeDocument/2006/math" xmlns:v="urn:schemas-microsoft-com:vml" xmlns:wp14="http://schemas.microsoft.com/office/word/2010/wordprocessingDrawing" xmlns:wp="http://schemas.openxmlformats.org/drawingml/2006/wordprocessingDrawing" xmlns:w10="urn:schemas-microsoft-com:office:word" xmlns:w="http://schemas.openxmlformats.org/wordprocessingml/2006/main" xmlns:w14="http://schemas.microsoft.com/office/word/2010/wordml" xmlns:w15="http://schemas.microsoft.com/office/word/2012/wordml" xmlns:w16cex="http://schemas.microsoft.com/office/word/2018/wordml/cex" xmlns:w16cid="http://schemas.microsoft.com/office/word/2016/wordml/cid" xmlns:w16="http://schemas.microsoft.com/office/word/2018/wordml" xmlns:w16du="http://schemas.microsoft.com/office/word/2023/wordml/word16du" xmlns:w16sdtdh="http://schemas.microsoft.com/office/word/2020/wordml/sdtdatahash" xmlns:w16sdtfl="http://schemas.microsoft.com/office/word/2024/wordml/sdtformatlock" xmlns:w16se="http://schemas.microsoft.com/office/word/2015/wordml/symex" xmlns:wpg="http://schemas.microsoft.com/office/word/2010/wordprocessingGroup" xmlns:wpi="http://schemas.microsoft.com/office/word/2010/wordprocessingInk" xmlns:wne="http://schemas.microsoft.com/office/word/2006/wordml" xmlns:wps="http://schemas.microsoft.com/office/word/2010/wordprocessingShape" mc:Ignorable="w14 w15 w16se w16cid w16 w16cex w16sdtdh w16sdtfl w16du wp14">
+<w:endnotes xmlns:wpc="http://schemas.microsoft.com/office/word/2010/wordprocessingCanvas" xmlns:cx="http://schemas.microsoft.com/office/drawing/2014/chartex" xmlns:cx1="http://schemas.microsoft.com/office/drawing/2015/9/8/chartex" xmlns:cx2="http://schemas.microsoft.com/office/drawing/2015/10/21/chartex" xmlns:cx3="http://schemas.microsoft.com/office/drawing/2016/5/9/chartex" xmlns:cx4="http://schemas.microsoft.com/office/drawing/2016/5/10/chartex" xmlns:cx5="http://schemas.microsoft.com/office/drawing/2016/5/11/chartex" xmlns:cx6="http://schemas.microsoft.com/office/drawing/2016/5/12/chartex" xmlns:cx7="http://schemas.microsoft.com/office/drawing/2016/5/13/chartex" xmlns:cx8="http://schemas.microsoft.com/office/drawing/2016/5/14/chartex" xmlns:mc="http://schemas.openxmlformats.org/markup-compatibility/2006" xmlns:aink="http://schemas.microsoft.com/office/drawing/2016/ink" xmlns:am3d="http://schemas.microsoft.com/office/drawing/2017/model3d" xmlns:o="urn:schemas-microsoft-com:office:office" xmlns:r="http://schemas.openxmlformats.org/officeDocument/2006/relationships" xmlns:m="http://schemas.openxmlformats.org/officeDocument/2006/math" xmlns:v="urn:schemas-microsoft-com:vml" xmlns:wp14="http://schemas.microsoft.com/office/word/2010/wordprocessingDrawing" xmlns:wp="http://schemas.openxmlformats.org/drawingml/2006/wordprocessingDrawing" xmlns:w10="urn:schemas-microsoft-com:office:word" xmlns:w="http://schemas.openxmlformats.org/wordprocessingml/2006/main" xmlns:w14="http://schemas.microsoft.com/office/word/2010/wordml" xmlns:w15="http://schemas.microsoft.com/office/word/2012/wordml" xmlns:w16cex="http://schemas.microsoft.com/office/word/2018/wordml/cex" xmlns:w16cid="http://schemas.microsoft.com/office/word/2016/wordml/cid" xmlns:w16="http://schemas.microsoft.com/office/word/2018/wordml" xmlns:w16sdtdh="http://schemas.microsoft.com/office/word/2020/wordml/sdtdatahash" xmlns:w16se="http://schemas.microsoft.com/office/word/2015/wordml/symex" xmlns:wpg="http://schemas.microsoft.com/office/word/2010/wordprocessingGroup" xmlns:wpi="http://schemas.microsoft.com/office/word/2010/wordprocessingInk" xmlns:wne="http://schemas.microsoft.com/office/word/2006/wordml" xmlns:wps="http://schemas.microsoft.com/office/word/2010/wordprocessingShape" mc:Ignorable="w14 w15 w16se w16cid w16 w16cex w16sdtdh wp14">
   <w:endnote w:type="separator" w:id="-1">
     <w:p>
       <w:r>
@@ -2854,7 +3026,7 @@
 </file>
 
 <file path=word/footer1.xml><?xml version="1.0" encoding="utf-8"?>
-<w:ftr xmlns:wpc="http://schemas.microsoft.com/office/word/2010/wordprocessingCanvas" xmlns:cx="http://schemas.microsoft.com/office/drawing/2014/chartex" xmlns:cx1="http://schemas.microsoft.com/office/drawing/2015/9/8/chartex" xmlns:cx2="http://schemas.microsoft.com/office/drawing/2015/10/21/chartex" xmlns:cx3="http://schemas.microsoft.com/office/drawing/2016/5/9/chartex" xmlns:cx4="http://schemas.microsoft.com/office/drawing/2016/5/10/chartex" xmlns:cx5="http://schemas.microsoft.com/office/drawing/2016/5/11/chartex" xmlns:cx6="http://schemas.microsoft.com/office/drawing/2016/5/12/chartex" xmlns:cx7="http://schemas.microsoft.com/office/drawing/2016/5/13/chartex" xmlns:cx8="http://schemas.microsoft.com/office/drawing/2016/5/14/chartex" xmlns:mc="http://schemas.openxmlformats.org/markup-compatibility/2006" xmlns:aink="http://schemas.microsoft.com/office/drawing/2016/ink" xmlns:am3d="http://schemas.microsoft.com/office/drawing/2017/model3d" xmlns:o="urn:schemas-microsoft-com:office:office" xmlns:oel="http://schemas.microsoft.com/office/2019/extlst" xmlns:r="http://schemas.openxmlformats.org/officeDocument/2006/relationships" xmlns:m="http://schemas.openxmlformats.org/officeDocument/2006/math" xmlns:v="urn:schemas-microsoft-com:vml" xmlns:wp14="http://schemas.microsoft.com/office/word/2010/wordprocessingDrawing" xmlns:wp="http://schemas.openxmlformats.org/drawingml/2006/wordprocessingDrawing" xmlns:w10="urn:schemas-microsoft-com:office:word" xmlns:w="http://schemas.openxmlformats.org/wordprocessingml/2006/main" xmlns:w14="http://schemas.microsoft.com/office/word/2010/wordml" xmlns:w15="http://schemas.microsoft.com/office/word/2012/wordml" xmlns:w16cex="http://schemas.microsoft.com/office/word/2018/wordml/cex" xmlns:w16cid="http://schemas.microsoft.com/office/word/2016/wordml/cid" xmlns:w16="http://schemas.microsoft.com/office/word/2018/wordml" xmlns:w16du="http://schemas.microsoft.com/office/word/2023/wordml/word16du" xmlns:w16sdtdh="http://schemas.microsoft.com/office/word/2020/wordml/sdtdatahash" xmlns:w16sdtfl="http://schemas.microsoft.com/office/word/2024/wordml/sdtformatlock" xmlns:w16se="http://schemas.microsoft.com/office/word/2015/wordml/symex" xmlns:wpg="http://schemas.microsoft.com/office/word/2010/wordprocessingGroup" xmlns:wpi="http://schemas.microsoft.com/office/word/2010/wordprocessingInk" xmlns:wne="http://schemas.microsoft.com/office/word/2006/wordml" xmlns:wps="http://schemas.microsoft.com/office/word/2010/wordprocessingShape" mc:Ignorable="w14 w15 w16se w16cid w16 w16cex w16sdtdh w16sdtfl w16du wp14">
+<w:ftr xmlns:wpc="http://schemas.microsoft.com/office/word/2010/wordprocessingCanvas" xmlns:cx="http://schemas.microsoft.com/office/drawing/2014/chartex" xmlns:cx1="http://schemas.microsoft.com/office/drawing/2015/9/8/chartex" xmlns:cx2="http://schemas.microsoft.com/office/drawing/2015/10/21/chartex" xmlns:cx3="http://schemas.microsoft.com/office/drawing/2016/5/9/chartex" xmlns:cx4="http://schemas.microsoft.com/office/drawing/2016/5/10/chartex" xmlns:cx5="http://schemas.microsoft.com/office/drawing/2016/5/11/chartex" xmlns:cx6="http://schemas.microsoft.com/office/drawing/2016/5/12/chartex" xmlns:cx7="http://schemas.microsoft.com/office/drawing/2016/5/13/chartex" xmlns:cx8="http://schemas.microsoft.com/office/drawing/2016/5/14/chartex" xmlns:mc="http://schemas.openxmlformats.org/markup-compatibility/2006" xmlns:aink="http://schemas.microsoft.com/office/drawing/2016/ink" xmlns:am3d="http://schemas.microsoft.com/office/drawing/2017/model3d" xmlns:o="urn:schemas-microsoft-com:office:office" xmlns:r="http://schemas.openxmlformats.org/officeDocument/2006/relationships" xmlns:m="http://schemas.openxmlformats.org/officeDocument/2006/math" xmlns:v="urn:schemas-microsoft-com:vml" xmlns:wp14="http://schemas.microsoft.com/office/word/2010/wordprocessingDrawing" xmlns:wp="http://schemas.openxmlformats.org/drawingml/2006/wordprocessingDrawing" xmlns:w10="urn:schemas-microsoft-com:office:word" xmlns:w="http://schemas.openxmlformats.org/wordprocessingml/2006/main" xmlns:w14="http://schemas.microsoft.com/office/word/2010/wordml" xmlns:w15="http://schemas.microsoft.com/office/word/2012/wordml" xmlns:w16cex="http://schemas.microsoft.com/office/word/2018/wordml/cex" xmlns:w16cid="http://schemas.microsoft.com/office/word/2016/wordml/cid" xmlns:w16="http://schemas.microsoft.com/office/word/2018/wordml" xmlns:w16sdtdh="http://schemas.microsoft.com/office/word/2020/wordml/sdtdatahash" xmlns:w16se="http://schemas.microsoft.com/office/word/2015/wordml/symex" xmlns:wpg="http://schemas.microsoft.com/office/word/2010/wordprocessingGroup" xmlns:wpi="http://schemas.microsoft.com/office/word/2010/wordprocessingInk" xmlns:wne="http://schemas.microsoft.com/office/word/2006/wordml" xmlns:wps="http://schemas.microsoft.com/office/word/2010/wordprocessingShape" mc:Ignorable="w14 w15 w16se w16cid w16 w16cex w16sdtdh wp14">
   <w:p>
     <w:pPr>
       <w:pStyle w:val="a3"/>
@@ -2966,7 +3138,7 @@
 </file>
 
 <file path=word/footnotes.xml><?xml version="1.0" encoding="utf-8"?>
-<w:footnotes xmlns:wpc="http://schemas.microsoft.com/office/word/2010/wordprocessingCanvas" xmlns:cx="http://schemas.microsoft.com/office/drawing/2014/chartex" xmlns:cx1="http://schemas.microsoft.com/office/drawing/2015/9/8/chartex" xmlns:cx2="http://schemas.microsoft.com/office/drawing/2015/10/21/chartex" xmlns:cx3="http://schemas.microsoft.com/office/drawing/2016/5/9/chartex" xmlns:cx4="http://schemas.microsoft.com/office/drawing/2016/5/10/chartex" xmlns:cx5="http://schemas.microsoft.com/office/drawing/2016/5/11/chartex" xmlns:cx6="http://schemas.microsoft.com/office/drawing/2016/5/12/chartex" xmlns:cx7="http://schemas.microsoft.com/office/drawing/2016/5/13/chartex" xmlns:cx8="http://schemas.microsoft.com/office/drawing/2016/5/14/chartex" xmlns:mc="http://schemas.openxmlformats.org/markup-compatibility/2006" xmlns:aink="http://schemas.microsoft.com/office/drawing/2016/ink" xmlns:am3d="http://schemas.microsoft.com/office/drawing/2017/model3d" xmlns:o="urn:schemas-microsoft-com:office:office" xmlns:oel="http://schemas.microsoft.com/office/2019/extlst" xmlns:r="http://schemas.openxmlformats.org/officeDocument/2006/relationships" xmlns:m="http://schemas.openxmlformats.org/officeDocument/2006/math" xmlns:v="urn:schemas-microsoft-com:vml" xmlns:wp14="http://schemas.microsoft.com/office/word/2010/wordprocessingDrawing" xmlns:wp="http://schemas.openxmlformats.org/drawingml/2006/wordprocessingDrawing" xmlns:w10="urn:schemas-microsoft-com:office:word" xmlns:w="http://schemas.openxmlformats.org/wordprocessingml/2006/main" xmlns:w14="http://schemas.microsoft.com/office/word/2010/wordml" xmlns:w15="http://schemas.microsoft.com/office/word/2012/wordml" xmlns:w16cex="http://schemas.microsoft.com/office/word/2018/wordml/cex" xmlns:w16cid="http://schemas.microsoft.com/office/word/2016/wordml/cid" xmlns:w16="http://schemas.microsoft.com/office/word/2018/wordml" xmlns:w16du="http://schemas.microsoft.com/office/word/2023/wordml/word16du" xmlns:w16sdtdh="http://schemas.microsoft.com/office/word/2020/wordml/sdtdatahash" xmlns:w16sdtfl="http://schemas.microsoft.com/office/word/2024/wordml/sdtformatlock" xmlns:w16se="http://schemas.microsoft.com/office/word/2015/wordml/symex" xmlns:wpg="http://schemas.microsoft.com/office/word/2010/wordprocessingGroup" xmlns:wpi="http://schemas.microsoft.com/office/word/2010/wordprocessingInk" xmlns:wne="http://schemas.microsoft.com/office/word/2006/wordml" xmlns:wps="http://schemas.microsoft.com/office/word/2010/wordprocessingShape" mc:Ignorable="w14 w15 w16se w16cid w16 w16cex w16sdtdh w16sdtfl w16du wp14">
+<w:footnotes xmlns:wpc="http://schemas.microsoft.com/office/word/2010/wordprocessingCanvas" xmlns:cx="http://schemas.microsoft.com/office/drawing/2014/chartex" xmlns:cx1="http://schemas.microsoft.com/office/drawing/2015/9/8/chartex" xmlns:cx2="http://schemas.microsoft.com/office/drawing/2015/10/21/chartex" xmlns:cx3="http://schemas.microsoft.com/office/drawing/2016/5/9/chartex" xmlns:cx4="http://schemas.microsoft.com/office/drawing/2016/5/10/chartex" xmlns:cx5="http://schemas.microsoft.com/office/drawing/2016/5/11/chartex" xmlns:cx6="http://schemas.microsoft.com/office/drawing/2016/5/12/chartex" xmlns:cx7="http://schemas.microsoft.com/office/drawing/2016/5/13/chartex" xmlns:cx8="http://schemas.microsoft.com/office/drawing/2016/5/14/chartex" xmlns:mc="http://schemas.openxmlformats.org/markup-compatibility/2006" xmlns:aink="http://schemas.microsoft.com/office/drawing/2016/ink" xmlns:am3d="http://schemas.microsoft.com/office/drawing/2017/model3d" xmlns:o="urn:schemas-microsoft-com:office:office" xmlns:r="http://schemas.openxmlformats.org/officeDocument/2006/relationships" xmlns:m="http://schemas.openxmlformats.org/officeDocument/2006/math" xmlns:v="urn:schemas-microsoft-com:vml" xmlns:wp14="http://schemas.microsoft.com/office/word/2010/wordprocessingDrawing" xmlns:wp="http://schemas.openxmlformats.org/drawingml/2006/wordprocessingDrawing" xmlns:w10="urn:schemas-microsoft-com:office:word" xmlns:w="http://schemas.openxmlformats.org/wordprocessingml/2006/main" xmlns:w14="http://schemas.microsoft.com/office/word/2010/wordml" xmlns:w15="http://schemas.microsoft.com/office/word/2012/wordml" xmlns:w16cex="http://schemas.microsoft.com/office/word/2018/wordml/cex" xmlns:w16cid="http://schemas.microsoft.com/office/word/2016/wordml/cid" xmlns:w16="http://schemas.microsoft.com/office/word/2018/wordml" xmlns:w16sdtdh="http://schemas.microsoft.com/office/word/2020/wordml/sdtdatahash" xmlns:w16se="http://schemas.microsoft.com/office/word/2015/wordml/symex" xmlns:wpg="http://schemas.microsoft.com/office/word/2010/wordprocessingGroup" xmlns:wpi="http://schemas.microsoft.com/office/word/2010/wordprocessingInk" xmlns:wne="http://schemas.microsoft.com/office/word/2006/wordml" xmlns:wps="http://schemas.microsoft.com/office/word/2010/wordprocessingShape" mc:Ignorable="w14 w15 w16se w16cid w16 w16cex w16sdtdh wp14">
   <w:footnote w:type="separator" w:id="-1">
     <w:p>
       <w:r>
@@ -2985,7 +3157,7 @@
 </file>
 
 <file path=word/header1.xml><?xml version="1.0" encoding="utf-8"?>
-<w:hdr xmlns:wpc="http://schemas.microsoft.com/office/word/2010/wordprocessingCanvas" xmlns:cx="http://schemas.microsoft.com/office/drawing/2014/chartex" xmlns:cx1="http://schemas.microsoft.com/office/drawing/2015/9/8/chartex" xmlns:cx2="http://schemas.microsoft.com/office/drawing/2015/10/21/chartex" xmlns:cx3="http://schemas.microsoft.com/office/drawing/2016/5/9/chartex" xmlns:cx4="http://schemas.microsoft.com/office/drawing/2016/5/10/chartex" xmlns:cx5="http://schemas.microsoft.com/office/drawing/2016/5/11/chartex" xmlns:cx6="http://schemas.microsoft.com/office/drawing/2016/5/12/chartex" xmlns:cx7="http://schemas.microsoft.com/office/drawing/2016/5/13/chartex" xmlns:cx8="http://schemas.microsoft.com/office/drawing/2016/5/14/chartex" xmlns:mc="http://schemas.openxmlformats.org/markup-compatibility/2006" xmlns:aink="http://schemas.microsoft.com/office/drawing/2016/ink" xmlns:am3d="http://schemas.microsoft.com/office/drawing/2017/model3d" xmlns:o="urn:schemas-microsoft-com:office:office" xmlns:oel="http://schemas.microsoft.com/office/2019/extlst" xmlns:r="http://schemas.openxmlformats.org/officeDocument/2006/relationships" xmlns:m="http://schemas.openxmlformats.org/officeDocument/2006/math" xmlns:v="urn:schemas-microsoft-com:vml" xmlns:wp14="http://schemas.microsoft.com/office/word/2010/wordprocessingDrawing" xmlns:wp="http://schemas.openxmlformats.org/drawingml/2006/wordprocessingDrawing" xmlns:w10="urn:schemas-microsoft-com:office:word" xmlns:w="http://schemas.openxmlformats.org/wordprocessingml/2006/main" xmlns:w14="http://schemas.microsoft.com/office/word/2010/wordml" xmlns:w15="http://schemas.microsoft.com/office/word/2012/wordml" xmlns:w16cex="http://schemas.microsoft.com/office/word/2018/wordml/cex" xmlns:w16cid="http://schemas.microsoft.com/office/word/2016/wordml/cid" xmlns:w16="http://schemas.microsoft.com/office/word/2018/wordml" xmlns:w16du="http://schemas.microsoft.com/office/word/2023/wordml/word16du" xmlns:w16sdtdh="http://schemas.microsoft.com/office/word/2020/wordml/sdtdatahash" xmlns:w16sdtfl="http://schemas.microsoft.com/office/word/2024/wordml/sdtformatlock" xmlns:w16se="http://schemas.microsoft.com/office/word/2015/wordml/symex" xmlns:wpg="http://schemas.microsoft.com/office/word/2010/wordprocessingGroup" xmlns:wpi="http://schemas.microsoft.com/office/word/2010/wordprocessingInk" xmlns:wne="http://schemas.microsoft.com/office/word/2006/wordml" xmlns:wps="http://schemas.microsoft.com/office/word/2010/wordprocessingShape" mc:Ignorable="w14 w15 w16se w16cid w16 w16cex w16sdtdh w16sdtfl w16du wp14">
+<w:hdr xmlns:wpc="http://schemas.microsoft.com/office/word/2010/wordprocessingCanvas" xmlns:cx="http://schemas.microsoft.com/office/drawing/2014/chartex" xmlns:cx1="http://schemas.microsoft.com/office/drawing/2015/9/8/chartex" xmlns:cx2="http://schemas.microsoft.com/office/drawing/2015/10/21/chartex" xmlns:cx3="http://schemas.microsoft.com/office/drawing/2016/5/9/chartex" xmlns:cx4="http://schemas.microsoft.com/office/drawing/2016/5/10/chartex" xmlns:cx5="http://schemas.microsoft.com/office/drawing/2016/5/11/chartex" xmlns:cx6="http://schemas.microsoft.com/office/drawing/2016/5/12/chartex" xmlns:cx7="http://schemas.microsoft.com/office/drawing/2016/5/13/chartex" xmlns:cx8="http://schemas.microsoft.com/office/drawing/2016/5/14/chartex" xmlns:mc="http://schemas.openxmlformats.org/markup-compatibility/2006" xmlns:aink="http://schemas.microsoft.com/office/drawing/2016/ink" xmlns:am3d="http://schemas.microsoft.com/office/drawing/2017/model3d" xmlns:o="urn:schemas-microsoft-com:office:office" xmlns:r="http://schemas.openxmlformats.org/officeDocument/2006/relationships" xmlns:m="http://schemas.openxmlformats.org/officeDocument/2006/math" xmlns:v="urn:schemas-microsoft-com:vml" xmlns:wp14="http://schemas.microsoft.com/office/word/2010/wordprocessingDrawing" xmlns:wp="http://schemas.openxmlformats.org/drawingml/2006/wordprocessingDrawing" xmlns:w10="urn:schemas-microsoft-com:office:word" xmlns:w="http://schemas.openxmlformats.org/wordprocessingml/2006/main" xmlns:w14="http://schemas.microsoft.com/office/word/2010/wordml" xmlns:w15="http://schemas.microsoft.com/office/word/2012/wordml" xmlns:w16cex="http://schemas.microsoft.com/office/word/2018/wordml/cex" xmlns:w16cid="http://schemas.microsoft.com/office/word/2016/wordml/cid" xmlns:w16="http://schemas.microsoft.com/office/word/2018/wordml" xmlns:w16sdtdh="http://schemas.microsoft.com/office/word/2020/wordml/sdtdatahash" xmlns:w16se="http://schemas.microsoft.com/office/word/2015/wordml/symex" xmlns:wpg="http://schemas.microsoft.com/office/word/2010/wordprocessingGroup" xmlns:wpi="http://schemas.microsoft.com/office/word/2010/wordprocessingInk" xmlns:wne="http://schemas.microsoft.com/office/word/2006/wordml" xmlns:wps="http://schemas.microsoft.com/office/word/2010/wordprocessingShape" mc:Ignorable="w14 w15 w16se w16cid w16 w16cex w16sdtdh wp14">
   <w:p>
     <w:pPr>
       <w:pStyle w:val="a5"/>
@@ -3004,7 +3176,7 @@
 </file>
 
 <file path=word/numbering.xml><?xml version="1.0" encoding="utf-8"?>
-<w:numbering xmlns:wpc="http://schemas.microsoft.com/office/word/2010/wordprocessingCanvas" xmlns:cx="http://schemas.microsoft.com/office/drawing/2014/chartex" xmlns:cx1="http://schemas.microsoft.com/office/drawing/2015/9/8/chartex" xmlns:cx2="http://schemas.microsoft.com/office/drawing/2015/10/21/chartex" xmlns:cx3="http://schemas.microsoft.com/office/drawing/2016/5/9/chartex" xmlns:cx4="http://schemas.microsoft.com/office/drawing/2016/5/10/chartex" xmlns:cx5="http://schemas.microsoft.com/office/drawing/2016/5/11/chartex" xmlns:cx6="http://schemas.microsoft.com/office/drawing/2016/5/12/chartex" xmlns:cx7="http://schemas.microsoft.com/office/drawing/2016/5/13/chartex" xmlns:cx8="http://schemas.microsoft.com/office/drawing/2016/5/14/chartex" xmlns:mc="http://schemas.openxmlformats.org/markup-compatibility/2006" xmlns:aink="http://schemas.microsoft.com/office/drawing/2016/ink" xmlns:am3d="http://schemas.microsoft.com/office/drawing/2017/model3d" xmlns:o="urn:schemas-microsoft-com:office:office" xmlns:oel="http://schemas.microsoft.com/office/2019/extlst" xmlns:r="http://schemas.openxmlformats.org/officeDocument/2006/relationships" xmlns:m="http://schemas.openxmlformats.org/officeDocument/2006/math" xmlns:v="urn:schemas-microsoft-com:vml" xmlns:wp14="http://schemas.microsoft.com/office/word/2010/wordprocessingDrawing" xmlns:wp="http://schemas.openxmlformats.org/drawingml/2006/wordprocessingDrawing" xmlns:w10="urn:schemas-microsoft-com:office:word" xmlns:w="http://schemas.openxmlformats.org/wordprocessingml/2006/main" xmlns:w14="http://schemas.microsoft.com/office/word/2010/wordml" xmlns:w15="http://schemas.microsoft.com/office/word/2012/wordml" xmlns:w16cex="http://schemas.microsoft.com/office/word/2018/wordml/cex" xmlns:w16cid="http://schemas.microsoft.com/office/word/2016/wordml/cid" xmlns:w16="http://schemas.microsoft.com/office/word/2018/wordml" xmlns:w16du="http://schemas.microsoft.com/office/word/2023/wordml/word16du" xmlns:w16sdtdh="http://schemas.microsoft.com/office/word/2020/wordml/sdtdatahash" xmlns:w16sdtfl="http://schemas.microsoft.com/office/word/2024/wordml/sdtformatlock" xmlns:w16se="http://schemas.microsoft.com/office/word/2015/wordml/symex" xmlns:wpg="http://schemas.microsoft.com/office/word/2010/wordprocessingGroup" xmlns:wpi="http://schemas.microsoft.com/office/word/2010/wordprocessingInk" xmlns:wne="http://schemas.microsoft.com/office/word/2006/wordml" xmlns:wps="http://schemas.microsoft.com/office/word/2010/wordprocessingShape" mc:Ignorable="w14 w15 w16se w16cid w16 w16cex w16sdtdh w16sdtfl w16du wp14">
+<w:numbering xmlns:wpc="http://schemas.microsoft.com/office/word/2010/wordprocessingCanvas" xmlns:cx="http://schemas.microsoft.com/office/drawing/2014/chartex" xmlns:cx1="http://schemas.microsoft.com/office/drawing/2015/9/8/chartex" xmlns:cx2="http://schemas.microsoft.com/office/drawing/2015/10/21/chartex" xmlns:cx3="http://schemas.microsoft.com/office/drawing/2016/5/9/chartex" xmlns:cx4="http://schemas.microsoft.com/office/drawing/2016/5/10/chartex" xmlns:cx5="http://schemas.microsoft.com/office/drawing/2016/5/11/chartex" xmlns:cx6="http://schemas.microsoft.com/office/drawing/2016/5/12/chartex" xmlns:cx7="http://schemas.microsoft.com/office/drawing/2016/5/13/chartex" xmlns:cx8="http://schemas.microsoft.com/office/drawing/2016/5/14/chartex" xmlns:mc="http://schemas.openxmlformats.org/markup-compatibility/2006" xmlns:aink="http://schemas.microsoft.com/office/drawing/2016/ink" xmlns:am3d="http://schemas.microsoft.com/office/drawing/2017/model3d" xmlns:o="urn:schemas-microsoft-com:office:office" xmlns:r="http://schemas.openxmlformats.org/officeDocument/2006/relationships" xmlns:m="http://schemas.openxmlformats.org/officeDocument/2006/math" xmlns:v="urn:schemas-microsoft-com:vml" xmlns:wp14="http://schemas.microsoft.com/office/word/2010/wordprocessingDrawing" xmlns:wp="http://schemas.openxmlformats.org/drawingml/2006/wordprocessingDrawing" xmlns:w10="urn:schemas-microsoft-com:office:word" xmlns:w="http://schemas.openxmlformats.org/wordprocessingml/2006/main" xmlns:w14="http://schemas.microsoft.com/office/word/2010/wordml" xmlns:w15="http://schemas.microsoft.com/office/word/2012/wordml" xmlns:w16cex="http://schemas.microsoft.com/office/word/2018/wordml/cex" xmlns:w16cid="http://schemas.microsoft.com/office/word/2016/wordml/cid" xmlns:w16="http://schemas.microsoft.com/office/word/2018/wordml" xmlns:w16sdtdh="http://schemas.microsoft.com/office/word/2020/wordml/sdtdatahash" xmlns:w16se="http://schemas.microsoft.com/office/word/2015/wordml/symex" xmlns:wpg="http://schemas.microsoft.com/office/word/2010/wordprocessingGroup" xmlns:wpi="http://schemas.microsoft.com/office/word/2010/wordprocessingInk" xmlns:wne="http://schemas.microsoft.com/office/word/2006/wordml" xmlns:wps="http://schemas.microsoft.com/office/word/2010/wordprocessingShape" mc:Ignorable="w14 w15 w16se w16cid w16 w16cex w16sdtdh wp14">
   <w:abstractNum w:abstractNumId="0" w15:restartNumberingAfterBreak="0">
     <w:nsid w:val="203305A1"/>
     <w:multiLevelType w:val="multilevel"/>
@@ -3213,20 +3385,20 @@
       </w:rPr>
     </w:lvl>
   </w:abstractNum>
-  <w:num w:numId="1" w16cid:durableId="2139031188">
+  <w:num w:numId="1">
     <w:abstractNumId w:val="0"/>
   </w:num>
-  <w:num w:numId="2" w16cid:durableId="1015379147">
+  <w:num w:numId="2">
     <w:abstractNumId w:val="1"/>
   </w:num>
-  <w:num w:numId="3" w16cid:durableId="1037703958">
+  <w:num w:numId="3">
     <w:abstractNumId w:val="0"/>
   </w:num>
 </w:numbering>
 </file>
 
 <file path=word/styles.xml><?xml version="1.0" encoding="utf-8"?>
-<w:styles xmlns:mc="http://schemas.openxmlformats.org/markup-compatibility/2006" xmlns:r="http://schemas.openxmlformats.org/officeDocument/2006/relationships" xmlns:w="http://schemas.openxmlformats.org/wordprocessingml/2006/main" xmlns:w14="http://schemas.microsoft.com/office/word/2010/wordml" xmlns:w15="http://schemas.microsoft.com/office/word/2012/wordml" xmlns:w16cex="http://schemas.microsoft.com/office/word/2018/wordml/cex" xmlns:w16cid="http://schemas.microsoft.com/office/word/2016/wordml/cid" xmlns:w16="http://schemas.microsoft.com/office/word/2018/wordml" xmlns:w16du="http://schemas.microsoft.com/office/word/2023/wordml/word16du" xmlns:w16sdtdh="http://schemas.microsoft.com/office/word/2020/wordml/sdtdatahash" xmlns:w16sdtfl="http://schemas.microsoft.com/office/word/2024/wordml/sdtformatlock" xmlns:w16se="http://schemas.microsoft.com/office/word/2015/wordml/symex" mc:Ignorable="w14 w15 w16se w16cid w16 w16cex w16sdtdh w16sdtfl w16du">
+<w:styles xmlns:mc="http://schemas.openxmlformats.org/markup-compatibility/2006" xmlns:r="http://schemas.openxmlformats.org/officeDocument/2006/relationships" xmlns:w="http://schemas.openxmlformats.org/wordprocessingml/2006/main" xmlns:w14="http://schemas.microsoft.com/office/word/2010/wordml" xmlns:w15="http://schemas.microsoft.com/office/word/2012/wordml" xmlns:w16cex="http://schemas.microsoft.com/office/word/2018/wordml/cex" xmlns:w16cid="http://schemas.microsoft.com/office/word/2016/wordml/cid" xmlns:w16="http://schemas.microsoft.com/office/word/2018/wordml" xmlns:w16sdtdh="http://schemas.microsoft.com/office/word/2020/wordml/sdtdatahash" xmlns:w16se="http://schemas.microsoft.com/office/word/2015/wordml/symex" mc:Ignorable="w14 w15 w16se w16cid w16 w16cex w16sdtdh">
   <w:docDefaults>
     <w:rPrDefault>
       <w:rPr>
@@ -3853,6 +4025,7 @@
   <w:style w:type="character" w:default="1" w:styleId="a0">
     <w:name w:val="Default Paragraph Font"/>
     <w:uiPriority w:val="1"/>
+    <w:semiHidden/>
     <w:unhideWhenUsed/>
   </w:style>
   <w:style w:type="table" w:default="1" w:styleId="a1">

--- a/报告/实验报告模板.docx
+++ b/报告/实验报告模板.docx
@@ -362,7 +362,9 @@
     <w:p>
       <w:pPr>
         <w:rPr>
-          <w:color w:val="0000FF"/>
+          <w:rFonts w:ascii="Times New Roman" w:hAnsi="Times New Roman"/>
+          <w:sz w:val="28"/>
+          <w:szCs w:val="28"/>
         </w:rPr>
       </w:pPr>
       <w:bookmarkStart w:id="2" w:name="_Toc69548505"/>
@@ -417,6 +419,847 @@
     </w:p>
     <w:p>
       <w:pPr>
+        <w:rPr>
+          <w:rFonts w:ascii="Times New Roman" w:hAnsi="Times New Roman"/>
+          <w:sz w:val="28"/>
+          <w:szCs w:val="28"/>
+        </w:rPr>
+      </w:pPr>
+      <w:r>
+        <w:rPr>
+          <w:rFonts w:ascii="Times New Roman" w:hAnsi="Times New Roman" w:hint="eastAsia"/>
+          <w:sz w:val="28"/>
+          <w:szCs w:val="28"/>
+        </w:rPr>
+        <w:t>中</w:t>
+      </w:r>
+    </w:p>
+    <w:p>
+      <w:pPr>
+        <w:rPr>
+          <w:rFonts w:ascii="Times New Roman" w:hAnsi="Times New Roman" w:hint="eastAsia"/>
+          <w:sz w:val="28"/>
+          <w:szCs w:val="28"/>
+        </w:rPr>
+      </w:pPr>
+      <w:r>
+        <w:rPr>
+          <w:rFonts w:ascii="Times New Roman" w:hAnsi="Times New Roman" w:hint="eastAsia"/>
+          <w:sz w:val="28"/>
+          <w:szCs w:val="28"/>
+        </w:rPr>
+        <w:t>分工内容：</w:t>
+      </w:r>
+    </w:p>
+    <w:p>
+      <w:pPr>
+        <w:rPr>
+          <w:rFonts w:ascii="Times New Roman" w:hAnsi="Times New Roman"/>
+          <w:sz w:val="28"/>
+          <w:szCs w:val="28"/>
+        </w:rPr>
+      </w:pPr>
+      <w:r>
+        <w:rPr>
+          <w:rFonts w:ascii="Times New Roman" w:hAnsi="Times New Roman" w:hint="eastAsia"/>
+          <w:sz w:val="28"/>
+          <w:szCs w:val="28"/>
+        </w:rPr>
+        <w:t>万阳：</w:t>
+      </w:r>
+    </w:p>
+    <w:p>
+      <w:pPr>
+        <w:ind w:firstLine="420"/>
+        <w:rPr>
+          <w:rFonts w:ascii="Times New Roman" w:hAnsi="Times New Roman"/>
+          <w:sz w:val="24"/>
+          <w:szCs w:val="24"/>
+        </w:rPr>
+      </w:pPr>
+      <w:r>
+        <w:rPr>
+          <w:rFonts w:ascii="Times New Roman" w:hAnsi="Times New Roman"/>
+          <w:sz w:val="24"/>
+          <w:szCs w:val="24"/>
+        </w:rPr>
+        <w:t>中残局阶段权重计算</w:t>
+      </w:r>
+      <w:r>
+        <w:rPr>
+          <w:rFonts w:ascii="Times New Roman" w:hAnsi="Times New Roman" w:hint="eastAsia"/>
+          <w:sz w:val="24"/>
+          <w:szCs w:val="24"/>
+        </w:rPr>
+        <w:t>；</w:t>
+      </w:r>
+    </w:p>
+    <w:p>
+      <w:pPr>
+        <w:ind w:firstLine="420"/>
+        <w:rPr>
+          <w:rFonts w:ascii="Times New Roman" w:hAnsi="Times New Roman"/>
+          <w:sz w:val="24"/>
+          <w:szCs w:val="24"/>
+        </w:rPr>
+      </w:pPr>
+      <w:r>
+        <w:rPr>
+          <w:rFonts w:ascii="Times New Roman" w:hAnsi="Times New Roman"/>
+          <w:sz w:val="24"/>
+          <w:szCs w:val="24"/>
+        </w:rPr>
+        <w:t>棋子位置价值表</w:t>
+      </w:r>
+      <w:r>
+        <w:rPr>
+          <w:rFonts w:ascii="Times New Roman" w:hAnsi="Times New Roman"/>
+          <w:sz w:val="24"/>
+          <w:szCs w:val="24"/>
+        </w:rPr>
+        <w:t>/</w:t>
+      </w:r>
+      <w:r>
+        <w:rPr>
+          <w:rFonts w:ascii="Times New Roman" w:hAnsi="Times New Roman"/>
+          <w:sz w:val="24"/>
+          <w:szCs w:val="24"/>
+        </w:rPr>
+        <w:t>静态局面评估</w:t>
+      </w:r>
+      <w:r>
+        <w:rPr>
+          <w:rFonts w:ascii="Times New Roman" w:hAnsi="Times New Roman" w:hint="eastAsia"/>
+          <w:sz w:val="24"/>
+          <w:szCs w:val="24"/>
+        </w:rPr>
+        <w:t>、</w:t>
+      </w:r>
+    </w:p>
+    <w:p>
+      <w:pPr>
+        <w:ind w:firstLine="420"/>
+        <w:rPr>
+          <w:rFonts w:ascii="Times New Roman" w:hAnsi="Times New Roman"/>
+          <w:sz w:val="24"/>
+          <w:szCs w:val="24"/>
+        </w:rPr>
+      </w:pPr>
+      <w:r>
+        <w:rPr>
+          <w:rFonts w:ascii="Times New Roman" w:hAnsi="Times New Roman"/>
+          <w:sz w:val="24"/>
+          <w:szCs w:val="24"/>
+        </w:rPr>
+        <w:t>棋盘控制力统计</w:t>
+      </w:r>
+      <w:r>
+        <w:rPr>
+          <w:rFonts w:ascii="Times New Roman" w:hAnsi="Times New Roman"/>
+          <w:sz w:val="24"/>
+          <w:szCs w:val="24"/>
+        </w:rPr>
+        <w:t>/</w:t>
+      </w:r>
+      <w:r>
+        <w:rPr>
+          <w:rFonts w:ascii="Times New Roman" w:hAnsi="Times New Roman"/>
+          <w:sz w:val="24"/>
+          <w:szCs w:val="24"/>
+        </w:rPr>
+        <w:t>动态局面评估</w:t>
+      </w:r>
+      <w:r>
+        <w:rPr>
+          <w:rFonts w:ascii="Times New Roman" w:hAnsi="Times New Roman" w:hint="eastAsia"/>
+          <w:sz w:val="24"/>
+          <w:szCs w:val="24"/>
+        </w:rPr>
+        <w:t>；</w:t>
+      </w:r>
+    </w:p>
+    <w:p>
+      <w:pPr>
+        <w:ind w:firstLine="420"/>
+        <w:rPr>
+          <w:rFonts w:ascii="Times New Roman" w:hAnsi="Times New Roman"/>
+          <w:sz w:val="24"/>
+          <w:szCs w:val="24"/>
+        </w:rPr>
+      </w:pPr>
+      <w:r>
+        <w:rPr>
+          <w:rFonts w:ascii="Times New Roman" w:hAnsi="Times New Roman"/>
+          <w:sz w:val="24"/>
+          <w:szCs w:val="24"/>
+        </w:rPr>
+        <w:t>攻击机会、受威胁状态、重要棋子威胁检测</w:t>
+      </w:r>
+      <w:r>
+        <w:rPr>
+          <w:rFonts w:ascii="Times New Roman" w:hAnsi="Times New Roman" w:hint="eastAsia"/>
+          <w:sz w:val="24"/>
+          <w:szCs w:val="24"/>
+        </w:rPr>
+        <w:t>；</w:t>
+      </w:r>
+    </w:p>
+    <w:p>
+      <w:pPr>
+        <w:ind w:firstLine="420"/>
+        <w:rPr>
+          <w:rFonts w:ascii="Times New Roman" w:hAnsi="Times New Roman"/>
+          <w:sz w:val="24"/>
+          <w:szCs w:val="24"/>
+        </w:rPr>
+      </w:pPr>
+      <w:r>
+        <w:rPr>
+          <w:rFonts w:ascii="Times New Roman" w:hAnsi="Times New Roman"/>
+          <w:sz w:val="24"/>
+          <w:szCs w:val="24"/>
+        </w:rPr>
+        <w:t>特殊棋型评估</w:t>
+      </w:r>
+      <w:r>
+        <w:rPr>
+          <w:rFonts w:ascii="Times New Roman" w:hAnsi="Times New Roman" w:hint="eastAsia"/>
+          <w:sz w:val="24"/>
+          <w:szCs w:val="24"/>
+        </w:rPr>
+        <w:t>；</w:t>
+      </w:r>
+    </w:p>
+    <w:p>
+      <w:pPr>
+        <w:ind w:firstLine="420"/>
+        <w:rPr>
+          <w:rFonts w:ascii="Times New Roman" w:hAnsi="Times New Roman"/>
+          <w:sz w:val="24"/>
+          <w:szCs w:val="24"/>
+        </w:rPr>
+      </w:pPr>
+      <w:r>
+        <w:rPr>
+          <w:rFonts w:ascii="Times New Roman" w:hAnsi="Times New Roman"/>
+          <w:sz w:val="24"/>
+          <w:szCs w:val="24"/>
+        </w:rPr>
+        <w:t>着法预排序</w:t>
+      </w:r>
+      <w:r>
+        <w:rPr>
+          <w:rFonts w:ascii="Times New Roman" w:hAnsi="Times New Roman" w:hint="eastAsia"/>
+          <w:sz w:val="24"/>
+          <w:szCs w:val="24"/>
+        </w:rPr>
+        <w:t>；</w:t>
+      </w:r>
+    </w:p>
+    <w:p>
+      <w:pPr>
+        <w:ind w:firstLine="420"/>
+        <w:rPr>
+          <w:rFonts w:ascii="Times New Roman" w:hAnsi="Times New Roman"/>
+          <w:sz w:val="24"/>
+          <w:szCs w:val="24"/>
+        </w:rPr>
+      </w:pPr>
+      <w:r>
+        <w:rPr>
+          <w:rFonts w:ascii="Times New Roman" w:hAnsi="Times New Roman"/>
+          <w:sz w:val="24"/>
+          <w:szCs w:val="24"/>
+        </w:rPr>
+        <w:t>开局库</w:t>
+      </w:r>
+      <w:r>
+        <w:rPr>
+          <w:rFonts w:ascii="Times New Roman" w:hAnsi="Times New Roman"/>
+          <w:sz w:val="24"/>
+          <w:szCs w:val="24"/>
+        </w:rPr>
+        <w:t>Zobrist hash</w:t>
+      </w:r>
+      <w:r>
+        <w:rPr>
+          <w:rFonts w:ascii="Times New Roman" w:hAnsi="Times New Roman"/>
+          <w:sz w:val="24"/>
+          <w:szCs w:val="24"/>
+        </w:rPr>
+        <w:t>命中算法</w:t>
+      </w:r>
+      <w:r>
+        <w:rPr>
+          <w:rFonts w:ascii="Times New Roman" w:hAnsi="Times New Roman" w:hint="eastAsia"/>
+          <w:sz w:val="24"/>
+          <w:szCs w:val="24"/>
+        </w:rPr>
+        <w:t>及</w:t>
+      </w:r>
+      <w:r>
+        <w:rPr>
+          <w:rFonts w:ascii="Times New Roman" w:hAnsi="Times New Roman"/>
+          <w:sz w:val="24"/>
+          <w:szCs w:val="24"/>
+        </w:rPr>
+        <w:t xml:space="preserve">Zobrist-64 hash </w:t>
+      </w:r>
+      <w:r>
+        <w:rPr>
+          <w:rFonts w:ascii="Times New Roman" w:hAnsi="Times New Roman"/>
+          <w:sz w:val="24"/>
+          <w:szCs w:val="24"/>
+        </w:rPr>
+        <w:t>记录算法</w:t>
+      </w:r>
+      <w:r>
+        <w:rPr>
+          <w:rFonts w:ascii="Times New Roman" w:hAnsi="Times New Roman" w:hint="eastAsia"/>
+          <w:sz w:val="24"/>
+          <w:szCs w:val="24"/>
+        </w:rPr>
+        <w:t>；</w:t>
+      </w:r>
+    </w:p>
+    <w:p>
+      <w:pPr>
+        <w:ind w:firstLine="420"/>
+        <w:rPr>
+          <w:rFonts w:ascii="Times New Roman" w:hAnsi="Times New Roman"/>
+          <w:sz w:val="24"/>
+          <w:szCs w:val="24"/>
+        </w:rPr>
+      </w:pPr>
+      <w:r>
+        <w:rPr>
+          <w:rFonts w:ascii="Times New Roman" w:hAnsi="Times New Roman"/>
+          <w:sz w:val="24"/>
+          <w:szCs w:val="24"/>
+        </w:rPr>
+        <w:t>Transposition Table(</w:t>
+      </w:r>
+      <w:r>
+        <w:rPr>
+          <w:rFonts w:ascii="Times New Roman" w:hAnsi="Times New Roman"/>
+          <w:sz w:val="24"/>
+          <w:szCs w:val="24"/>
+        </w:rPr>
+        <w:t>置换表</w:t>
+      </w:r>
+      <w:r>
+        <w:rPr>
+          <w:rFonts w:ascii="Times New Roman" w:hAnsi="Times New Roman"/>
+          <w:sz w:val="24"/>
+          <w:szCs w:val="24"/>
+        </w:rPr>
+        <w:t>) Exact,Alpha,Beta</w:t>
+      </w:r>
+      <w:r>
+        <w:rPr>
+          <w:rFonts w:ascii="Times New Roman" w:hAnsi="Times New Roman"/>
+          <w:sz w:val="24"/>
+          <w:szCs w:val="24"/>
+        </w:rPr>
+        <w:t>节点记录与启发搜素</w:t>
+      </w:r>
+      <w:r>
+        <w:rPr>
+          <w:rFonts w:ascii="Times New Roman" w:hAnsi="Times New Roman" w:hint="eastAsia"/>
+          <w:sz w:val="24"/>
+          <w:szCs w:val="24"/>
+        </w:rPr>
+        <w:t>；</w:t>
+      </w:r>
+    </w:p>
+    <w:p>
+      <w:pPr>
+        <w:ind w:firstLine="420"/>
+        <w:rPr>
+          <w:rFonts w:ascii="Times New Roman" w:hAnsi="Times New Roman"/>
+          <w:sz w:val="24"/>
+          <w:szCs w:val="24"/>
+        </w:rPr>
+      </w:pPr>
+      <w:r>
+        <w:rPr>
+          <w:rFonts w:ascii="Times New Roman" w:hAnsi="Times New Roman"/>
+          <w:sz w:val="24"/>
+          <w:szCs w:val="24"/>
+        </w:rPr>
+        <w:t>NegaMax(</w:t>
+      </w:r>
+      <w:r>
+        <w:rPr>
+          <w:rFonts w:ascii="Times New Roman" w:hAnsi="Times New Roman"/>
+          <w:sz w:val="24"/>
+          <w:szCs w:val="24"/>
+        </w:rPr>
+        <w:t>负极大值</w:t>
+      </w:r>
+      <w:r>
+        <w:rPr>
+          <w:rFonts w:ascii="Times New Roman" w:hAnsi="Times New Roman"/>
+          <w:sz w:val="24"/>
+          <w:szCs w:val="24"/>
+        </w:rPr>
+        <w:t>)</w:t>
+      </w:r>
+      <w:r>
+        <w:rPr>
+          <w:rFonts w:ascii="Times New Roman" w:hAnsi="Times New Roman"/>
+          <w:sz w:val="24"/>
+          <w:szCs w:val="24"/>
+        </w:rPr>
+        <w:t>形式</w:t>
+      </w:r>
+      <w:r>
+        <w:rPr>
+          <w:rFonts w:ascii="Times New Roman" w:hAnsi="Times New Roman"/>
+          <w:sz w:val="24"/>
+          <w:szCs w:val="24"/>
+        </w:rPr>
+        <w:t xml:space="preserve">alpha-beta </w:t>
+      </w:r>
+      <w:r>
+        <w:rPr>
+          <w:rFonts w:ascii="Times New Roman" w:hAnsi="Times New Roman"/>
+          <w:sz w:val="24"/>
+          <w:szCs w:val="24"/>
+        </w:rPr>
+        <w:t>搜素算法</w:t>
+      </w:r>
+      <w:r>
+        <w:rPr>
+          <w:rFonts w:ascii="Times New Roman" w:hAnsi="Times New Roman" w:hint="eastAsia"/>
+          <w:sz w:val="24"/>
+          <w:szCs w:val="24"/>
+        </w:rPr>
+        <w:t>；</w:t>
+      </w:r>
+    </w:p>
+    <w:p>
+      <w:pPr>
+        <w:ind w:firstLine="420"/>
+        <w:rPr>
+          <w:rFonts w:ascii="Times New Roman" w:hAnsi="Times New Roman"/>
+          <w:sz w:val="24"/>
+          <w:szCs w:val="24"/>
+        </w:rPr>
+      </w:pPr>
+      <w:r>
+        <w:rPr>
+          <w:rFonts w:ascii="Times New Roman" w:hAnsi="Times New Roman"/>
+          <w:sz w:val="24"/>
+          <w:szCs w:val="24"/>
+        </w:rPr>
+        <w:t>Fail-Soft</w:t>
+      </w:r>
+      <w:r>
+        <w:rPr>
+          <w:rFonts w:ascii="Times New Roman" w:hAnsi="Times New Roman"/>
+          <w:sz w:val="24"/>
+          <w:szCs w:val="24"/>
+        </w:rPr>
+        <w:t>形式</w:t>
+      </w:r>
+      <w:r>
+        <w:rPr>
+          <w:rFonts w:ascii="Times New Roman" w:hAnsi="Times New Roman"/>
+          <w:sz w:val="24"/>
+          <w:szCs w:val="24"/>
+        </w:rPr>
+        <w:t xml:space="preserve"> PVS(Principal Variation Search</w:t>
+      </w:r>
+      <w:r>
+        <w:rPr>
+          <w:rFonts w:ascii="Times New Roman" w:hAnsi="Times New Roman"/>
+          <w:sz w:val="24"/>
+          <w:szCs w:val="24"/>
+        </w:rPr>
+        <w:t>，主要变例搜素</w:t>
+      </w:r>
+      <w:r>
+        <w:rPr>
+          <w:rFonts w:ascii="Times New Roman" w:hAnsi="Times New Roman"/>
+          <w:sz w:val="24"/>
+          <w:szCs w:val="24"/>
+        </w:rPr>
+        <w:t>)</w:t>
+      </w:r>
+      <w:r>
+        <w:rPr>
+          <w:rFonts w:ascii="Times New Roman" w:hAnsi="Times New Roman"/>
+          <w:sz w:val="24"/>
+          <w:szCs w:val="24"/>
+        </w:rPr>
+        <w:t>算法</w:t>
+      </w:r>
+      <w:r>
+        <w:rPr>
+          <w:rFonts w:ascii="Times New Roman" w:hAnsi="Times New Roman" w:hint="eastAsia"/>
+          <w:sz w:val="24"/>
+          <w:szCs w:val="24"/>
+        </w:rPr>
+        <w:t>；</w:t>
+      </w:r>
+    </w:p>
+    <w:p>
+      <w:pPr>
+        <w:ind w:firstLine="420"/>
+        <w:rPr>
+          <w:rFonts w:ascii="Times New Roman" w:hAnsi="Times New Roman"/>
+          <w:sz w:val="24"/>
+          <w:szCs w:val="24"/>
+        </w:rPr>
+      </w:pPr>
+      <w:r>
+        <w:rPr>
+          <w:rFonts w:ascii="Times New Roman" w:hAnsi="Times New Roman"/>
+          <w:sz w:val="24"/>
+          <w:szCs w:val="24"/>
+        </w:rPr>
+        <w:t>Null Move Pruning(</w:t>
+      </w:r>
+      <w:r>
+        <w:rPr>
+          <w:rFonts w:ascii="Times New Roman" w:hAnsi="Times New Roman"/>
+          <w:sz w:val="24"/>
+          <w:szCs w:val="24"/>
+        </w:rPr>
+        <w:t>空步裁剪</w:t>
+      </w:r>
+      <w:r>
+        <w:rPr>
+          <w:rFonts w:ascii="Times New Roman" w:hAnsi="Times New Roman"/>
+          <w:sz w:val="24"/>
+          <w:szCs w:val="24"/>
+        </w:rPr>
+        <w:t>)</w:t>
+      </w:r>
+      <w:r>
+        <w:rPr>
+          <w:rFonts w:ascii="Times New Roman" w:hAnsi="Times New Roman"/>
+          <w:sz w:val="24"/>
+          <w:szCs w:val="24"/>
+        </w:rPr>
+        <w:t>优化</w:t>
+      </w:r>
+      <w:r>
+        <w:rPr>
+          <w:rFonts w:ascii="Times New Roman" w:hAnsi="Times New Roman" w:hint="eastAsia"/>
+          <w:sz w:val="24"/>
+          <w:szCs w:val="24"/>
+        </w:rPr>
+        <w:t>；</w:t>
+      </w:r>
+    </w:p>
+    <w:p>
+      <w:pPr>
+        <w:ind w:firstLine="420"/>
+        <w:rPr>
+          <w:rFonts w:ascii="Times New Roman" w:hAnsi="Times New Roman"/>
+          <w:sz w:val="24"/>
+          <w:szCs w:val="24"/>
+        </w:rPr>
+      </w:pPr>
+      <w:r>
+        <w:rPr>
+          <w:rFonts w:ascii="Times New Roman" w:hAnsi="Times New Roman"/>
+          <w:sz w:val="24"/>
+          <w:szCs w:val="24"/>
+        </w:rPr>
+        <w:t>杀手着法启发排序优化</w:t>
+      </w:r>
+      <w:r>
+        <w:rPr>
+          <w:rFonts w:ascii="Times New Roman" w:hAnsi="Times New Roman" w:hint="eastAsia"/>
+          <w:sz w:val="24"/>
+          <w:szCs w:val="24"/>
+        </w:rPr>
+        <w:t xml:space="preserve"> </w:t>
+      </w:r>
+    </w:p>
+    <w:p>
+      <w:pPr>
+        <w:ind w:firstLine="420"/>
+        <w:rPr>
+          <w:rFonts w:ascii="Times New Roman" w:hAnsi="Times New Roman"/>
+          <w:sz w:val="24"/>
+          <w:szCs w:val="24"/>
+        </w:rPr>
+      </w:pPr>
+      <w:r>
+        <w:rPr>
+          <w:rFonts w:ascii="Times New Roman" w:hAnsi="Times New Roman"/>
+          <w:sz w:val="24"/>
+          <w:szCs w:val="24"/>
+        </w:rPr>
+        <w:t>LMR(Late Move Reductions</w:t>
+      </w:r>
+      <w:r>
+        <w:rPr>
+          <w:rFonts w:ascii="Times New Roman" w:hAnsi="Times New Roman"/>
+          <w:sz w:val="24"/>
+          <w:szCs w:val="24"/>
+        </w:rPr>
+        <w:t>，晚期着法裁剪</w:t>
+      </w:r>
+      <w:r>
+        <w:rPr>
+          <w:rFonts w:ascii="Times New Roman" w:hAnsi="Times New Roman"/>
+          <w:sz w:val="24"/>
+          <w:szCs w:val="24"/>
+        </w:rPr>
+        <w:t>)</w:t>
+      </w:r>
+      <w:r>
+        <w:rPr>
+          <w:rFonts w:ascii="Times New Roman" w:hAnsi="Times New Roman"/>
+          <w:sz w:val="24"/>
+          <w:szCs w:val="24"/>
+        </w:rPr>
+        <w:t>优化</w:t>
+      </w:r>
+      <w:r>
+        <w:rPr>
+          <w:rFonts w:ascii="Times New Roman" w:hAnsi="Times New Roman" w:hint="eastAsia"/>
+          <w:sz w:val="24"/>
+          <w:szCs w:val="24"/>
+        </w:rPr>
+        <w:t>；</w:t>
+      </w:r>
+    </w:p>
+    <w:p>
+      <w:pPr>
+        <w:ind w:firstLine="420"/>
+        <w:rPr>
+          <w:rFonts w:ascii="Times New Roman" w:hAnsi="Times New Roman"/>
+          <w:sz w:val="24"/>
+          <w:szCs w:val="24"/>
+        </w:rPr>
+      </w:pPr>
+      <w:r>
+        <w:rPr>
+          <w:rFonts w:ascii="Times New Roman" w:hAnsi="Times New Roman"/>
+          <w:sz w:val="24"/>
+          <w:szCs w:val="24"/>
+        </w:rPr>
+        <w:t>安静着法</w:t>
+      </w:r>
+      <w:r>
+        <w:rPr>
+          <w:rFonts w:ascii="Times New Roman" w:hAnsi="Times New Roman"/>
+          <w:sz w:val="24"/>
+          <w:szCs w:val="24"/>
+        </w:rPr>
+        <w:t>Quiet Moves</w:t>
+      </w:r>
+    </w:p>
+    <w:p>
+      <w:pPr>
+        <w:ind w:firstLine="420"/>
+        <w:rPr>
+          <w:rFonts w:ascii="Times New Roman" w:hAnsi="Times New Roman"/>
+          <w:sz w:val="24"/>
+          <w:szCs w:val="24"/>
+        </w:rPr>
+      </w:pPr>
+    </w:p>
+    <w:p>
+      <w:pPr>
+        <w:ind w:firstLine="420"/>
+        <w:rPr>
+          <w:rFonts w:ascii="Times New Roman" w:hAnsi="Times New Roman"/>
+          <w:sz w:val="24"/>
+          <w:szCs w:val="24"/>
+        </w:rPr>
+      </w:pPr>
+    </w:p>
+    <w:p>
+      <w:pPr>
+        <w:ind w:firstLine="420"/>
+        <w:rPr>
+          <w:rFonts w:ascii="Times New Roman" w:hAnsi="Times New Roman" w:hint="eastAsia"/>
+          <w:sz w:val="24"/>
+          <w:szCs w:val="24"/>
+        </w:rPr>
+      </w:pPr>
+    </w:p>
+    <w:p>
+      <w:pPr>
+        <w:rPr>
+          <w:rFonts w:ascii="Times New Roman" w:hAnsi="Times New Roman"/>
+          <w:sz w:val="28"/>
+          <w:szCs w:val="28"/>
+        </w:rPr>
+      </w:pPr>
+      <w:r>
+        <w:rPr>
+          <w:rFonts w:ascii="Times New Roman" w:hAnsi="Times New Roman" w:hint="eastAsia"/>
+          <w:sz w:val="28"/>
+          <w:szCs w:val="28"/>
+        </w:rPr>
+        <w:lastRenderedPageBreak/>
+        <w:t>何俊翰：</w:t>
+      </w:r>
+    </w:p>
+    <w:p>
+      <w:pPr>
+        <w:ind w:firstLine="420"/>
+        <w:rPr>
+          <w:rFonts w:ascii="Times New Roman" w:hAnsi="Times New Roman"/>
+          <w:sz w:val="24"/>
+          <w:szCs w:val="24"/>
+        </w:rPr>
+      </w:pPr>
+      <w:r>
+        <w:rPr>
+          <w:rFonts w:ascii="Times New Roman" w:hAnsi="Times New Roman"/>
+          <w:sz w:val="24"/>
+          <w:szCs w:val="24"/>
+        </w:rPr>
+        <w:t>MVV/LVA (</w:t>
+      </w:r>
+      <w:r>
+        <w:rPr>
+          <w:rFonts w:ascii="Times New Roman" w:hAnsi="Times New Roman"/>
+          <w:sz w:val="24"/>
+          <w:szCs w:val="24"/>
+        </w:rPr>
+        <w:t>最大价值受害者</w:t>
+      </w:r>
+      <w:r>
+        <w:rPr>
+          <w:rFonts w:ascii="Times New Roman" w:hAnsi="Times New Roman"/>
+          <w:sz w:val="24"/>
+          <w:szCs w:val="24"/>
+        </w:rPr>
+        <w:t>/</w:t>
+      </w:r>
+      <w:r>
+        <w:rPr>
+          <w:rFonts w:ascii="Times New Roman" w:hAnsi="Times New Roman"/>
+          <w:sz w:val="24"/>
+          <w:szCs w:val="24"/>
+        </w:rPr>
+        <w:t>最小价值攻击者</w:t>
+      </w:r>
+      <w:r>
+        <w:rPr>
+          <w:rFonts w:ascii="Times New Roman" w:hAnsi="Times New Roman"/>
+          <w:sz w:val="24"/>
+          <w:szCs w:val="24"/>
+        </w:rPr>
+        <w:t>)</w:t>
+      </w:r>
+      <w:r>
+        <w:rPr>
+          <w:rFonts w:ascii="Times New Roman" w:hAnsi="Times New Roman"/>
+          <w:sz w:val="24"/>
+          <w:szCs w:val="24"/>
+        </w:rPr>
+        <w:t>评价</w:t>
+      </w:r>
+    </w:p>
+    <w:p>
+      <w:pPr>
+        <w:ind w:firstLine="420"/>
+        <w:rPr>
+          <w:rFonts w:ascii="Times New Roman" w:hAnsi="Times New Roman"/>
+          <w:sz w:val="24"/>
+          <w:szCs w:val="24"/>
+        </w:rPr>
+      </w:pPr>
+      <w:r>
+        <w:rPr>
+          <w:rFonts w:ascii="Times New Roman" w:hAnsi="Times New Roman"/>
+          <w:sz w:val="24"/>
+          <w:szCs w:val="24"/>
+        </w:rPr>
+        <w:t>着法预排序：</w:t>
+      </w:r>
+    </w:p>
+    <w:p>
+      <w:pPr>
+        <w:ind w:firstLine="420"/>
+        <w:rPr>
+          <w:rFonts w:ascii="Times New Roman" w:hAnsi="Times New Roman"/>
+          <w:sz w:val="24"/>
+          <w:szCs w:val="24"/>
+        </w:rPr>
+      </w:pPr>
+      <w:r>
+        <w:rPr>
+          <w:rFonts w:ascii="Times New Roman" w:hAnsi="Times New Roman"/>
+          <w:sz w:val="24"/>
+          <w:szCs w:val="24"/>
+        </w:rPr>
+        <w:t>Quiescence Search(</w:t>
+      </w:r>
+      <w:r>
+        <w:rPr>
+          <w:rFonts w:ascii="Times New Roman" w:hAnsi="Times New Roman"/>
+          <w:sz w:val="24"/>
+          <w:szCs w:val="24"/>
+        </w:rPr>
+        <w:t>静态搜素</w:t>
+      </w:r>
+      <w:r>
+        <w:rPr>
+          <w:rFonts w:ascii="Times New Roman" w:hAnsi="Times New Roman"/>
+          <w:sz w:val="24"/>
+          <w:szCs w:val="24"/>
+        </w:rPr>
+        <w:t>)</w:t>
+      </w:r>
+      <w:r>
+        <w:rPr>
+          <w:rFonts w:ascii="Times New Roman" w:hAnsi="Times New Roman"/>
+          <w:sz w:val="24"/>
+          <w:szCs w:val="24"/>
+        </w:rPr>
+        <w:t>算法</w:t>
+      </w:r>
+    </w:p>
+    <w:p>
+      <w:pPr>
+        <w:ind w:firstLine="420"/>
+        <w:rPr>
+          <w:rFonts w:ascii="Times New Roman" w:hAnsi="Times New Roman"/>
+          <w:sz w:val="24"/>
+          <w:szCs w:val="24"/>
+        </w:rPr>
+      </w:pPr>
+      <w:r>
+        <w:rPr>
+          <w:rFonts w:ascii="Times New Roman" w:hAnsi="Times New Roman"/>
+          <w:sz w:val="24"/>
+          <w:szCs w:val="24"/>
+        </w:rPr>
+        <w:t>搜素时间控制与状态保护</w:t>
+      </w:r>
+    </w:p>
+    <w:p>
+      <w:pPr>
+        <w:ind w:firstLine="420"/>
+        <w:rPr>
+          <w:rFonts w:ascii="Times New Roman" w:hAnsi="Times New Roman" w:hint="eastAsia"/>
+          <w:sz w:val="24"/>
+          <w:szCs w:val="24"/>
+        </w:rPr>
+      </w:pPr>
+      <w:r>
+        <w:rPr>
+          <w:rFonts w:ascii="Times New Roman" w:hAnsi="Times New Roman"/>
+          <w:sz w:val="24"/>
+          <w:szCs w:val="24"/>
+        </w:rPr>
+        <w:t>搜索沙盒与异常安全性处理</w:t>
+      </w:r>
+    </w:p>
+    <w:p>
+      <w:pPr>
         <w:pStyle w:val="1"/>
       </w:pPr>
       <w:r>
@@ -499,19 +1342,19 @@
           <w:sz w:val="28"/>
           <w:szCs w:val="28"/>
         </w:rPr>
+        <w:t>本程序的总体框架可以概括为：先由规则层保证着法合法，再由评价层估计局面优劣，最后由搜索层在候选着法中选择收益最大的方案。开局阶段尽量利用开局库快速落子；中后盘阶段则依赖局面评估函数和多种剪枝优化后的博弈树搜索，在搜索质量与运行时间之间取得平衡。</w:t>
+      </w:r>
+    </w:p>
+    <w:p>
+      <w:pPr>
+        <w:pStyle w:val="2"/>
+      </w:pPr>
+      <w:bookmarkStart w:id="4" w:name="_Toc69548507"/>
+      <w:r>
+        <w:rPr>
+          <w:rFonts w:hint="eastAsia"/>
+        </w:rPr>
         <w:lastRenderedPageBreak/>
-        <w:t>本程序的总体框架可以概括为：先由规则层保证着法合法，再由评价层估计局面优劣，最后由搜索层在候选着法中选择收益最大的方案。开局阶段尽量利用开局库快速落子；中后盘阶段则依赖局面评估函数和多种剪枝优化后的博弈树搜索，在搜索质量与运行时间之间取得平衡。</w:t>
-      </w:r>
-    </w:p>
-    <w:p>
-      <w:pPr>
-        <w:pStyle w:val="2"/>
-      </w:pPr>
-      <w:bookmarkStart w:id="4" w:name="_Toc69548507"/>
-      <w:r>
-        <w:rPr>
-          <w:rFonts w:hint="eastAsia"/>
-        </w:rPr>
         <w:t>所用方法</w:t>
       </w:r>
     </w:p>
@@ -578,15 +1421,7 @@
           <w:sz w:val="28"/>
           <w:szCs w:val="28"/>
         </w:rPr>
-        <w:t>1</w:t>
-      </w:r>
-      <w:r>
-        <w:rPr>
-          <w:rFonts w:ascii="Times New Roman" w:hAnsi="Times New Roman"/>
-          <w:sz w:val="28"/>
-          <w:szCs w:val="28"/>
-        </w:rPr>
-        <w:t>.</w:t>
+        <w:t>一、</w:t>
       </w:r>
       <w:r>
         <w:rPr>
@@ -611,6 +1446,31 @@
           <w:sz w:val="28"/>
           <w:szCs w:val="28"/>
         </w:rPr>
+        <w:t>二、</w:t>
+      </w:r>
+      <w:r>
+        <w:rPr>
+          <w:rFonts w:ascii="Times New Roman" w:hAnsi="Times New Roman" w:hint="eastAsia"/>
+          <w:sz w:val="28"/>
+          <w:szCs w:val="28"/>
+        </w:rPr>
+        <w:t>局面与着法评估，其中包含以下部分：</w:t>
+      </w:r>
+    </w:p>
+    <w:p>
+      <w:pPr>
+        <w:rPr>
+          <w:rFonts w:ascii="Times New Roman" w:hAnsi="Times New Roman"/>
+          <w:sz w:val="28"/>
+          <w:szCs w:val="28"/>
+        </w:rPr>
+      </w:pPr>
+      <w:r>
+        <w:rPr>
+          <w:rFonts w:ascii="Times New Roman" w:hAnsi="Times New Roman" w:hint="eastAsia"/>
+          <w:sz w:val="28"/>
+          <w:szCs w:val="28"/>
+        </w:rPr>
         <w:t>2</w:t>
       </w:r>
       <w:r>
@@ -619,39 +1479,6 @@
           <w:sz w:val="28"/>
           <w:szCs w:val="28"/>
         </w:rPr>
-        <w:t>.</w:t>
-      </w:r>
-      <w:r>
-        <w:rPr>
-          <w:rFonts w:ascii="Times New Roman" w:hAnsi="Times New Roman" w:hint="eastAsia"/>
-          <w:sz w:val="28"/>
-          <w:szCs w:val="28"/>
-        </w:rPr>
-        <w:t>局面与着法评估，其中包含以下部分：</w:t>
-      </w:r>
-    </w:p>
-    <w:p>
-      <w:pPr>
-        <w:rPr>
-          <w:rFonts w:ascii="Times New Roman" w:hAnsi="Times New Roman"/>
-          <w:sz w:val="28"/>
-          <w:szCs w:val="28"/>
-        </w:rPr>
-      </w:pPr>
-      <w:r>
-        <w:rPr>
-          <w:rFonts w:ascii="Times New Roman" w:hAnsi="Times New Roman" w:hint="eastAsia"/>
-          <w:sz w:val="28"/>
-          <w:szCs w:val="28"/>
-        </w:rPr>
-        <w:t>2</w:t>
-      </w:r>
-      <w:r>
-        <w:rPr>
-          <w:rFonts w:ascii="Times New Roman" w:hAnsi="Times New Roman"/>
-          <w:sz w:val="28"/>
-          <w:szCs w:val="28"/>
-        </w:rPr>
         <w:t xml:space="preserve">.1 </w:t>
       </w:r>
       <w:r>
@@ -665,140 +1492,9 @@
     </w:p>
     <w:p>
       <w:pPr>
-        <w:rPr>
-          <w:rFonts w:ascii="Times New Roman" w:hAnsi="Times New Roman"/>
-          <w:sz w:val="28"/>
-          <w:szCs w:val="28"/>
-        </w:rPr>
-      </w:pPr>
-      <w:r>
-        <w:rPr>
-          <w:rFonts w:ascii="Times New Roman" w:hAnsi="Times New Roman" w:hint="eastAsia"/>
-          <w:sz w:val="28"/>
-          <w:szCs w:val="28"/>
-        </w:rPr>
-        <w:t>2</w:t>
-      </w:r>
-      <w:r>
-        <w:rPr>
-          <w:rFonts w:ascii="Times New Roman" w:hAnsi="Times New Roman"/>
-          <w:sz w:val="28"/>
-          <w:szCs w:val="28"/>
-        </w:rPr>
-        <w:t xml:space="preserve">.2 </w:t>
-      </w:r>
-      <w:r>
-        <w:rPr>
-          <w:rFonts w:ascii="Times New Roman" w:hAnsi="Times New Roman" w:hint="eastAsia"/>
-          <w:sz w:val="28"/>
-          <w:szCs w:val="28"/>
-        </w:rPr>
-        <w:t>棋子位置价值表</w:t>
-      </w:r>
-      <w:r>
-        <w:rPr>
-          <w:rFonts w:ascii="Times New Roman" w:hAnsi="Times New Roman" w:hint="eastAsia"/>
-          <w:sz w:val="28"/>
-          <w:szCs w:val="28"/>
-        </w:rPr>
-        <w:t>/</w:t>
-      </w:r>
-      <w:r>
-        <w:rPr>
-          <w:rFonts w:ascii="Times New Roman" w:hAnsi="Times New Roman" w:hint="eastAsia"/>
-          <w:sz w:val="28"/>
-          <w:szCs w:val="28"/>
-        </w:rPr>
-        <w:t>静态局面评估</w:t>
-      </w:r>
-    </w:p>
-    <w:p>
-      <w:pPr>
-        <w:rPr>
-          <w:rFonts w:ascii="Times New Roman" w:hAnsi="Times New Roman"/>
-          <w:sz w:val="28"/>
-          <w:szCs w:val="28"/>
-        </w:rPr>
-      </w:pPr>
-      <w:r>
-        <w:rPr>
-          <w:rFonts w:ascii="Times New Roman" w:hAnsi="Times New Roman" w:hint="eastAsia"/>
-          <w:sz w:val="28"/>
-          <w:szCs w:val="28"/>
-        </w:rPr>
-        <w:t>2</w:t>
-      </w:r>
-      <w:r>
-        <w:rPr>
-          <w:rFonts w:ascii="Times New Roman" w:hAnsi="Times New Roman"/>
-          <w:sz w:val="28"/>
-          <w:szCs w:val="28"/>
-        </w:rPr>
-        <w:t xml:space="preserve">.3 </w:t>
-      </w:r>
-      <w:r>
-        <w:rPr>
-          <w:rFonts w:ascii="Times New Roman" w:hAnsi="Times New Roman" w:hint="eastAsia"/>
-          <w:sz w:val="28"/>
-          <w:szCs w:val="28"/>
-        </w:rPr>
-        <w:t>棋盘控制力统计</w:t>
-      </w:r>
-      <w:r>
-        <w:rPr>
-          <w:rFonts w:ascii="Times New Roman" w:hAnsi="Times New Roman" w:hint="eastAsia"/>
-          <w:sz w:val="28"/>
-          <w:szCs w:val="28"/>
-        </w:rPr>
-        <w:t>/</w:t>
-      </w:r>
-      <w:r>
-        <w:rPr>
-          <w:rFonts w:ascii="Times New Roman" w:hAnsi="Times New Roman" w:hint="eastAsia"/>
-          <w:sz w:val="28"/>
-          <w:szCs w:val="28"/>
-        </w:rPr>
-        <w:t>动态局面评估</w:t>
-      </w:r>
-    </w:p>
-    <w:p>
-      <w:pPr>
-        <w:rPr>
-          <w:rFonts w:ascii="Times New Roman" w:hAnsi="Times New Roman"/>
-          <w:sz w:val="28"/>
-          <w:szCs w:val="28"/>
-        </w:rPr>
-      </w:pPr>
-      <w:r>
-        <w:rPr>
-          <w:rFonts w:ascii="Times New Roman" w:hAnsi="Times New Roman" w:hint="eastAsia"/>
-          <w:sz w:val="28"/>
-          <w:szCs w:val="28"/>
-        </w:rPr>
-        <w:t>2</w:t>
-      </w:r>
-      <w:r>
-        <w:rPr>
-          <w:rFonts w:ascii="Times New Roman" w:hAnsi="Times New Roman"/>
-          <w:sz w:val="28"/>
-          <w:szCs w:val="28"/>
-        </w:rPr>
-        <w:t xml:space="preserve">.4 </w:t>
-      </w:r>
-      <w:r>
-        <w:rPr>
-          <w:rFonts w:ascii="Times New Roman" w:hAnsi="Times New Roman" w:hint="eastAsia"/>
-          <w:sz w:val="28"/>
-          <w:szCs w:val="28"/>
-        </w:rPr>
-        <w:t>攻击机会、受威胁状态、重要棋子威胁检测</w:t>
-      </w:r>
-    </w:p>
-    <w:p>
-      <w:pPr>
         <w:ind w:firstLine="420"/>
         <w:rPr>
-          <w:rFonts w:ascii="Times New Roman" w:hAnsi="Times New Roman"/>
+          <w:rFonts w:ascii="Times New Roman" w:hAnsi="Times New Roman" w:hint="eastAsia"/>
           <w:b/>
           <w:bCs/>
           <w:sz w:val="28"/>
@@ -813,9 +1509,157 @@
           <w:sz w:val="28"/>
           <w:szCs w:val="28"/>
         </w:rPr>
-        <w:t>方法描述</w:t>
-      </w:r>
-      <w:r>
+        <w:t>方法描述：</w:t>
+      </w:r>
+      <w:r>
+        <w:rPr>
+          <w:rFonts w:ascii="Times New Roman" w:hAnsi="Times New Roman" w:hint="eastAsia"/>
+          <w:sz w:val="28"/>
+          <w:szCs w:val="28"/>
+        </w:rPr>
+        <w:t>在</w:t>
+      </w:r>
+      <w:r>
+        <w:rPr>
+          <w:rFonts w:ascii="Times New Roman" w:hAnsi="Times New Roman" w:hint="eastAsia"/>
+          <w:sz w:val="28"/>
+          <w:szCs w:val="28"/>
+        </w:rPr>
+        <w:t xml:space="preserve"> Eval</w:t>
+      </w:r>
+      <w:r>
+        <w:rPr>
+          <w:rFonts w:ascii="Times New Roman" w:hAnsi="Times New Roman"/>
+          <w:sz w:val="28"/>
+          <w:szCs w:val="28"/>
+        </w:rPr>
+        <w:t>Record::getMidgameWeight</w:t>
+      </w:r>
+      <w:r>
+        <w:rPr>
+          <w:rFonts w:ascii="Times New Roman" w:hAnsi="Times New Roman" w:hint="eastAsia"/>
+          <w:sz w:val="28"/>
+          <w:szCs w:val="28"/>
+        </w:rPr>
+        <w:t>中遍历当前棋盘，根据棋子类型累计阶段权重。其中车、马、炮等大子较其它普通棋子对中局贡献更高，普通棋子贡献较低；并通过二次插值将局面映射到</w:t>
+      </w:r>
+      <w:r>
+        <w:rPr>
+          <w:rFonts w:ascii="Times New Roman" w:hAnsi="Times New Roman"/>
+          <w:sz w:val="28"/>
+          <w:szCs w:val="28"/>
+        </w:rPr>
+        <w:t>0</w:t>
+      </w:r>
+      <w:r>
+        <w:rPr>
+          <w:rFonts w:ascii="Times New Roman" w:hAnsi="Times New Roman" w:hint="eastAsia"/>
+          <w:sz w:val="28"/>
+          <w:szCs w:val="28"/>
+        </w:rPr>
+        <w:t>到</w:t>
+      </w:r>
+      <w:r>
+        <w:rPr>
+          <w:rFonts w:ascii="Times New Roman" w:hAnsi="Times New Roman" w:hint="eastAsia"/>
+          <w:sz w:val="28"/>
+          <w:szCs w:val="28"/>
+        </w:rPr>
+        <w:t>Total</w:t>
+      </w:r>
+      <w:r>
+        <w:rPr>
+          <w:rFonts w:ascii="Times New Roman" w:hAnsi="Times New Roman"/>
+          <w:sz w:val="28"/>
+          <w:szCs w:val="28"/>
+        </w:rPr>
+        <w:t>_state</w:t>
+      </w:r>
+      <w:r>
+        <w:rPr>
+          <w:rFonts w:ascii="Times New Roman" w:hAnsi="Times New Roman" w:hint="eastAsia"/>
+          <w:sz w:val="28"/>
+          <w:szCs w:val="28"/>
+        </w:rPr>
+        <w:t>之间的中局权重，被</w:t>
+      </w:r>
+      <w:r>
+        <w:rPr>
+          <w:rFonts w:ascii="Times New Roman" w:hAnsi="Times New Roman" w:hint="eastAsia"/>
+          <w:sz w:val="28"/>
+          <w:szCs w:val="28"/>
+        </w:rPr>
+        <w:t>c</w:t>
+      </w:r>
+      <w:r>
+        <w:rPr>
+          <w:rFonts w:ascii="Times New Roman" w:hAnsi="Times New Roman"/>
+          <w:sz w:val="28"/>
+          <w:szCs w:val="28"/>
+        </w:rPr>
+        <w:t>alstateicstate</w:t>
+      </w:r>
+      <w:r>
+        <w:rPr>
+          <w:rFonts w:ascii="Times New Roman" w:hAnsi="Times New Roman" w:hint="eastAsia"/>
+          <w:sz w:val="28"/>
+          <w:szCs w:val="28"/>
+        </w:rPr>
+        <w:t>调用用于过渡计算静态位置得分。</w:t>
+      </w:r>
+    </w:p>
+    <w:p>
+      <w:pPr>
+        <w:rPr>
+          <w:rFonts w:ascii="Times New Roman" w:hAnsi="Times New Roman"/>
+          <w:sz w:val="28"/>
+          <w:szCs w:val="28"/>
+        </w:rPr>
+      </w:pPr>
+      <w:r>
+        <w:rPr>
+          <w:rFonts w:ascii="Times New Roman" w:hAnsi="Times New Roman" w:hint="eastAsia"/>
+          <w:sz w:val="28"/>
+          <w:szCs w:val="28"/>
+        </w:rPr>
+        <w:t>2</w:t>
+      </w:r>
+      <w:r>
+        <w:rPr>
+          <w:rFonts w:ascii="Times New Roman" w:hAnsi="Times New Roman"/>
+          <w:sz w:val="28"/>
+          <w:szCs w:val="28"/>
+        </w:rPr>
+        <w:t xml:space="preserve">.2 </w:t>
+      </w:r>
+      <w:r>
+        <w:rPr>
+          <w:rFonts w:ascii="Times New Roman" w:hAnsi="Times New Roman" w:hint="eastAsia"/>
+          <w:sz w:val="28"/>
+          <w:szCs w:val="28"/>
+        </w:rPr>
+        <w:t>棋子位置价值表</w:t>
+      </w:r>
+      <w:r>
+        <w:rPr>
+          <w:rFonts w:ascii="Times New Roman" w:hAnsi="Times New Roman" w:hint="eastAsia"/>
+          <w:sz w:val="28"/>
+          <w:szCs w:val="28"/>
+        </w:rPr>
+        <w:t>/</w:t>
+      </w:r>
+      <w:r>
+        <w:rPr>
+          <w:rFonts w:ascii="Times New Roman" w:hAnsi="Times New Roman" w:hint="eastAsia"/>
+          <w:sz w:val="28"/>
+          <w:szCs w:val="28"/>
+        </w:rPr>
+        <w:t>静态局面评估</w:t>
+      </w:r>
+    </w:p>
+    <w:p>
+      <w:pPr>
+        <w:ind w:firstLine="420"/>
         <w:rPr>
           <w:rFonts w:ascii="Times New Roman" w:hAnsi="Times New Roman" w:hint="eastAsia"/>
           <w:b/>
@@ -823,236 +1667,10 @@
           <w:sz w:val="28"/>
           <w:szCs w:val="28"/>
         </w:rPr>
-        <w:t>：</w:t>
-      </w:r>
-      <w:r>
-        <w:rPr>
-          <w:rFonts w:ascii="Times New Roman" w:hAnsi="Times New Roman"/>
-          <w:sz w:val="28"/>
-          <w:szCs w:val="28"/>
-        </w:rPr>
-        <w:t>在</w:t>
-      </w:r>
-      <w:r>
-        <w:rPr>
-          <w:rFonts w:ascii="Times New Roman" w:hAnsi="Times New Roman"/>
-          <w:sz w:val="28"/>
-          <w:szCs w:val="28"/>
-        </w:rPr>
-        <w:t xml:space="preserve"> EvalRecord::getGridcontrol </w:t>
-      </w:r>
-      <w:r>
-        <w:rPr>
-          <w:rFonts w:ascii="Times New Roman" w:hAnsi="Times New Roman"/>
-          <w:sz w:val="28"/>
-          <w:szCs w:val="28"/>
-        </w:rPr>
-        <w:t>中统计全局格点控制权，并填充</w:t>
-      </w:r>
-      <w:r>
-        <w:rPr>
-          <w:rFonts w:ascii="Times New Roman" w:hAnsi="Times New Roman"/>
-          <w:sz w:val="28"/>
-          <w:szCs w:val="28"/>
-        </w:rPr>
-        <w:t xml:space="preserve"> havecontrol </w:t>
-      </w:r>
-      <w:r>
-        <w:rPr>
-          <w:rFonts w:ascii="Times New Roman" w:hAnsi="Times New Roman"/>
-          <w:sz w:val="28"/>
-          <w:szCs w:val="28"/>
-        </w:rPr>
-        <w:t>数组。在搜索逻辑中，</w:t>
-      </w:r>
-      <w:r>
-        <w:rPr>
-          <w:rFonts w:ascii="Times New Roman" w:hAnsi="Times New Roman"/>
-          <w:sz w:val="28"/>
-          <w:szCs w:val="28"/>
-        </w:rPr>
-        <w:t xml:space="preserve">havethreat_of_valuestone </w:t>
-      </w:r>
-      <w:r>
-        <w:rPr>
-          <w:rFonts w:ascii="Times New Roman" w:hAnsi="Times New Roman"/>
-          <w:sz w:val="28"/>
-          <w:szCs w:val="28"/>
-        </w:rPr>
-        <w:t>函数专门用于检测重要棋子是否受攻，其结果直接影响</w:t>
-      </w:r>
-      <w:r>
-        <w:rPr>
-          <w:rFonts w:ascii="Times New Roman" w:hAnsi="Times New Roman"/>
-          <w:sz w:val="28"/>
-          <w:szCs w:val="28"/>
-        </w:rPr>
-        <w:t xml:space="preserve"> isQuietMove </w:t>
-      </w:r>
-      <w:r>
-        <w:rPr>
-          <w:rFonts w:ascii="Times New Roman" w:hAnsi="Times New Roman"/>
-          <w:sz w:val="28"/>
-          <w:szCs w:val="28"/>
-        </w:rPr>
-        <w:t>的判定（判定该步是否为</w:t>
-      </w:r>
-      <w:r>
-        <w:rPr>
-          <w:rFonts w:ascii="Times New Roman" w:hAnsi="Times New Roman"/>
-          <w:sz w:val="28"/>
-          <w:szCs w:val="28"/>
-        </w:rPr>
-        <w:t>“</w:t>
-      </w:r>
-      <w:r>
-        <w:rPr>
-          <w:rFonts w:ascii="Times New Roman" w:hAnsi="Times New Roman"/>
-          <w:sz w:val="28"/>
-          <w:szCs w:val="28"/>
-        </w:rPr>
-        <w:t>安静着法</w:t>
-      </w:r>
-      <w:r>
-        <w:rPr>
-          <w:rFonts w:ascii="Times New Roman" w:hAnsi="Times New Roman"/>
-          <w:sz w:val="28"/>
-          <w:szCs w:val="28"/>
-        </w:rPr>
-        <w:t>”</w:t>
-      </w:r>
-      <w:r>
-        <w:rPr>
-          <w:rFonts w:ascii="Times New Roman" w:hAnsi="Times New Roman"/>
-          <w:sz w:val="28"/>
-          <w:szCs w:val="28"/>
-        </w:rPr>
-        <w:t>），进而指导</w:t>
-      </w:r>
-      <w:r>
-        <w:rPr>
-          <w:rFonts w:ascii="Times New Roman" w:hAnsi="Times New Roman"/>
-          <w:sz w:val="28"/>
-          <w:szCs w:val="28"/>
-        </w:rPr>
-        <w:t xml:space="preserve"> LMR </w:t>
-      </w:r>
-      <w:r>
-        <w:rPr>
-          <w:rFonts w:ascii="Times New Roman" w:hAnsi="Times New Roman"/>
-          <w:sz w:val="28"/>
-          <w:szCs w:val="28"/>
-        </w:rPr>
-        <w:t>裁剪和空步裁剪的执行。</w:t>
-      </w:r>
-    </w:p>
-    <w:p>
-      <w:pPr>
-        <w:rPr>
-          <w:rFonts w:ascii="Times New Roman" w:hAnsi="Times New Roman"/>
-          <w:sz w:val="28"/>
-          <w:szCs w:val="28"/>
-        </w:rPr>
-      </w:pPr>
-      <w:r>
-        <w:rPr>
-          <w:rFonts w:ascii="Times New Roman" w:hAnsi="Times New Roman"/>
-          <w:sz w:val="28"/>
-          <w:szCs w:val="28"/>
-        </w:rPr>
-        <w:t xml:space="preserve">2.5 </w:t>
-      </w:r>
-      <w:r>
-        <w:rPr>
-          <w:rFonts w:ascii="Times New Roman" w:hAnsi="Times New Roman" w:hint="eastAsia"/>
-          <w:sz w:val="28"/>
-          <w:szCs w:val="28"/>
-        </w:rPr>
-        <w:t>MV</w:t>
-      </w:r>
-      <w:r>
-        <w:rPr>
-          <w:rFonts w:ascii="Times New Roman" w:hAnsi="Times New Roman"/>
-          <w:sz w:val="28"/>
-          <w:szCs w:val="28"/>
-        </w:rPr>
-        <w:t>V/</w:t>
-      </w:r>
-      <w:r>
-        <w:rPr>
-          <w:rFonts w:ascii="Times New Roman" w:hAnsi="Times New Roman" w:hint="eastAsia"/>
-          <w:sz w:val="28"/>
-          <w:szCs w:val="28"/>
-        </w:rPr>
-        <w:t>LVA</w:t>
-      </w:r>
-      <w:r>
-        <w:rPr>
-          <w:rFonts w:ascii="Times New Roman" w:hAnsi="Times New Roman"/>
-          <w:sz w:val="28"/>
-          <w:szCs w:val="28"/>
-        </w:rPr>
-        <w:t xml:space="preserve"> (</w:t>
-      </w:r>
-      <w:r>
-        <w:rPr>
-          <w:rFonts w:ascii="Times New Roman" w:hAnsi="Times New Roman" w:hint="eastAsia"/>
-          <w:sz w:val="28"/>
-          <w:szCs w:val="28"/>
-        </w:rPr>
-        <w:t>最大价值受害者</w:t>
-      </w:r>
-      <w:r>
-        <w:rPr>
-          <w:rFonts w:ascii="Times New Roman" w:hAnsi="Times New Roman" w:hint="eastAsia"/>
-          <w:sz w:val="28"/>
-          <w:szCs w:val="28"/>
-        </w:rPr>
-        <w:t>/</w:t>
-      </w:r>
-      <w:r>
-        <w:rPr>
-          <w:rFonts w:ascii="Times New Roman" w:hAnsi="Times New Roman" w:hint="eastAsia"/>
-          <w:sz w:val="28"/>
-          <w:szCs w:val="28"/>
-        </w:rPr>
-        <w:t>最小价值攻击者</w:t>
-      </w:r>
-      <w:r>
-        <w:rPr>
-          <w:rFonts w:ascii="Times New Roman" w:hAnsi="Times New Roman"/>
-          <w:sz w:val="28"/>
-          <w:szCs w:val="28"/>
-        </w:rPr>
-        <w:t>)</w:t>
-      </w:r>
-      <w:r>
-        <w:rPr>
-          <w:rFonts w:ascii="Times New Roman" w:hAnsi="Times New Roman" w:hint="eastAsia"/>
-          <w:sz w:val="28"/>
-          <w:szCs w:val="28"/>
-        </w:rPr>
-        <w:t>评价</w:t>
-      </w:r>
-    </w:p>
-    <w:p>
-      <w:pPr>
-        <w:rPr>
-          <w:rFonts w:ascii="Times New Roman" w:hAnsi="Times New Roman"/>
-          <w:sz w:val="28"/>
-          <w:szCs w:val="28"/>
-        </w:rPr>
-      </w:pPr>
-      <w:r>
-        <w:rPr>
-          <w:rFonts w:ascii="Times New Roman" w:hAnsi="Times New Roman"/>
-          <w:sz w:val="28"/>
-          <w:szCs w:val="28"/>
-        </w:rPr>
-        <w:tab/>
-      </w:r>
-      <w:r>
-        <w:rPr>
+      </w:pPr>
+      <w:r>
+        <w:rPr>
+          <w:rFonts w:ascii="Times New Roman" w:hAnsi="Times New Roman" w:hint="eastAsia"/>
           <w:b/>
           <w:bCs/>
           <w:sz w:val="28"/>
@@ -1062,77 +1680,236 @@
       </w:r>
       <w:r>
         <w:rPr>
-          <w:rFonts w:ascii="Times New Roman" w:hAnsi="Times New Roman"/>
+          <w:rFonts w:ascii="Times New Roman" w:hAnsi="Times New Roman" w:hint="eastAsia"/>
+          <w:sz w:val="28"/>
+          <w:szCs w:val="28"/>
+        </w:rPr>
+        <w:t>在</w:t>
+      </w:r>
+      <w:r>
+        <w:rPr>
+          <w:rFonts w:ascii="Times New Roman" w:hAnsi="Times New Roman"/>
+          <w:sz w:val="28"/>
+          <w:szCs w:val="28"/>
+        </w:rPr>
+        <w:t>namespace Evalpara</w:t>
+      </w:r>
+      <w:r>
+        <w:rPr>
+          <w:rFonts w:ascii="Times New Roman" w:hAnsi="Times New Roman" w:hint="eastAsia"/>
+          <w:sz w:val="28"/>
+          <w:szCs w:val="28"/>
+        </w:rPr>
+        <w:t>中定义各类棋子的基础存活价值</w:t>
+      </w:r>
+      <w:r>
+        <w:rPr>
+          <w:rFonts w:ascii="Times New Roman" w:hAnsi="Times New Roman" w:hint="eastAsia"/>
+          <w:sz w:val="28"/>
+          <w:szCs w:val="28"/>
+        </w:rPr>
+        <w:t>LiveValue</w:t>
+      </w:r>
+      <w:r>
+        <w:rPr>
+          <w:rFonts w:ascii="Times New Roman" w:hAnsi="Times New Roman" w:hint="eastAsia"/>
+          <w:sz w:val="28"/>
+          <w:szCs w:val="28"/>
+        </w:rPr>
+        <w:t>、将帅安全表</w:t>
+      </w:r>
+      <w:r>
+        <w:rPr>
+          <w:rFonts w:ascii="Times New Roman" w:hAnsi="Times New Roman" w:hint="eastAsia"/>
+          <w:sz w:val="28"/>
+          <w:szCs w:val="28"/>
+        </w:rPr>
+        <w:t>King</w:t>
+      </w:r>
+      <w:r>
+        <w:rPr>
+          <w:rFonts w:ascii="Times New Roman" w:hAnsi="Times New Roman"/>
+          <w:sz w:val="28"/>
+          <w:szCs w:val="28"/>
+        </w:rPr>
+        <w:t>SafeTable</w:t>
+      </w:r>
+      <w:r>
+        <w:rPr>
+          <w:rFonts w:ascii="Times New Roman" w:hAnsi="Times New Roman" w:hint="eastAsia"/>
+          <w:sz w:val="28"/>
+          <w:szCs w:val="28"/>
+        </w:rPr>
+        <w:t>、士位置表</w:t>
+      </w:r>
+      <w:r>
+        <w:rPr>
+          <w:rFonts w:ascii="Times New Roman" w:hAnsi="Times New Roman" w:hint="eastAsia"/>
+          <w:sz w:val="28"/>
+          <w:szCs w:val="28"/>
+        </w:rPr>
+        <w:t>AdvisorPTable</w:t>
+      </w:r>
+      <w:r>
+        <w:rPr>
+          <w:rFonts w:ascii="Times New Roman" w:hAnsi="Times New Roman" w:hint="eastAsia"/>
+          <w:sz w:val="28"/>
+          <w:szCs w:val="28"/>
+        </w:rPr>
+        <w:t>、相位置表</w:t>
+      </w:r>
+      <w:r>
+        <w:rPr>
+          <w:rFonts w:ascii="Times New Roman" w:hAnsi="Times New Roman" w:hint="eastAsia"/>
+          <w:sz w:val="28"/>
+          <w:szCs w:val="28"/>
+        </w:rPr>
+        <w:t>B</w:t>
+      </w:r>
+      <w:r>
+        <w:rPr>
+          <w:rFonts w:ascii="Times New Roman" w:hAnsi="Times New Roman"/>
+          <w:sz w:val="28"/>
+          <w:szCs w:val="28"/>
+        </w:rPr>
+        <w:t>ishopPTable</w:t>
+      </w:r>
+      <w:r>
+        <w:rPr>
+          <w:rFonts w:ascii="Times New Roman" w:hAnsi="Times New Roman" w:hint="eastAsia"/>
+          <w:sz w:val="28"/>
+          <w:szCs w:val="28"/>
+        </w:rPr>
+        <w:t>、兵卒中</w:t>
+      </w:r>
+      <w:r>
+        <w:rPr>
+          <w:rFonts w:ascii="Times New Roman" w:hAnsi="Times New Roman" w:hint="eastAsia"/>
+          <w:sz w:val="28"/>
+          <w:szCs w:val="28"/>
+        </w:rPr>
+        <w:t>/</w:t>
+      </w:r>
+      <w:r>
+        <w:rPr>
+          <w:rFonts w:ascii="Times New Roman" w:hAnsi="Times New Roman" w:hint="eastAsia"/>
+          <w:sz w:val="28"/>
+          <w:szCs w:val="28"/>
+        </w:rPr>
+        <w:t>残局位置表</w:t>
+      </w:r>
+      <w:r>
+        <w:rPr>
+          <w:rFonts w:ascii="Times New Roman" w:hAnsi="Times New Roman" w:hint="eastAsia"/>
+          <w:sz w:val="28"/>
+          <w:szCs w:val="28"/>
+        </w:rPr>
+        <w:t>PawnMidPtable</w:t>
+      </w:r>
+      <w:r>
+        <w:rPr>
+          <w:rFonts w:ascii="Times New Roman" w:hAnsi="Times New Roman"/>
+          <w:sz w:val="28"/>
+          <w:szCs w:val="28"/>
+        </w:rPr>
+        <w:t>/</w:t>
+      </w:r>
+      <w:r>
+        <w:rPr>
+          <w:rFonts w:ascii="Times New Roman" w:hAnsi="Times New Roman" w:hint="eastAsia"/>
+          <w:sz w:val="28"/>
+          <w:szCs w:val="28"/>
+        </w:rPr>
+        <w:t>PawnEndPTable</w:t>
+      </w:r>
+      <w:r>
+        <w:rPr>
+          <w:rFonts w:ascii="Times New Roman" w:hAnsi="Times New Roman" w:hint="eastAsia"/>
+          <w:sz w:val="28"/>
+          <w:szCs w:val="28"/>
+        </w:rPr>
+        <w:t>。通过</w:t>
+      </w:r>
+      <w:r>
+        <w:rPr>
+          <w:rFonts w:ascii="Times New Roman" w:hAnsi="Times New Roman"/>
+          <w:sz w:val="28"/>
+          <w:szCs w:val="28"/>
+        </w:rPr>
+        <w:t>Eval</w:t>
+      </w:r>
+      <w:r>
+        <w:rPr>
+          <w:rFonts w:ascii="Times New Roman" w:hAnsi="Times New Roman" w:hint="eastAsia"/>
+          <w:sz w:val="28"/>
+          <w:szCs w:val="28"/>
+        </w:rPr>
+        <w:t>Re</w:t>
+      </w:r>
+      <w:r>
+        <w:rPr>
+          <w:rFonts w:ascii="Times New Roman" w:hAnsi="Times New Roman"/>
+          <w:sz w:val="28"/>
+          <w:szCs w:val="28"/>
+        </w:rPr>
+        <w:t>cord::calstaticstate</w:t>
+      </w:r>
+      <w:r>
+        <w:rPr>
+          <w:rFonts w:ascii="Times New Roman" w:hAnsi="Times New Roman" w:hint="eastAsia"/>
+          <w:sz w:val="28"/>
+          <w:szCs w:val="28"/>
+        </w:rPr>
+        <w:t>遍历棋盘，并调用</w:t>
+      </w:r>
+      <w:r>
+        <w:rPr>
+          <w:rFonts w:ascii="Times New Roman" w:hAnsi="Times New Roman" w:hint="eastAsia"/>
+          <w:sz w:val="28"/>
+          <w:szCs w:val="28"/>
+        </w:rPr>
+        <w:t>s</w:t>
+      </w:r>
+      <w:r>
+        <w:rPr>
+          <w:rFonts w:ascii="Times New Roman" w:hAnsi="Times New Roman"/>
+          <w:sz w:val="28"/>
+          <w:szCs w:val="28"/>
+        </w:rPr>
+        <w:t>taticPieceValue</w:t>
+      </w:r>
+      <w:r>
+        <w:rPr>
+          <w:rFonts w:ascii="Times New Roman" w:hAnsi="Times New Roman" w:hint="eastAsia"/>
+          <w:sz w:val="28"/>
+          <w:szCs w:val="28"/>
+        </w:rPr>
+        <w:t>计算基础子力价值</w:t>
+      </w:r>
+      <w:r>
+        <w:rPr>
+          <w:rFonts w:ascii="Times New Roman" w:hAnsi="Times New Roman" w:hint="eastAsia"/>
+          <w:sz w:val="28"/>
+          <w:szCs w:val="28"/>
+        </w:rPr>
+        <w:t>+</w:t>
+      </w:r>
+      <w:r>
+        <w:rPr>
+          <w:rFonts w:ascii="Times New Roman" w:hAnsi="Times New Roman" w:hint="eastAsia"/>
+          <w:sz w:val="28"/>
+          <w:szCs w:val="28"/>
+        </w:rPr>
+        <w:t>位置修正值，按照己方加分、敌方减分的方式得到静态局面评分</w:t>
+      </w:r>
+      <w:r>
+        <w:rPr>
+          <w:rFonts w:ascii="Times New Roman" w:hAnsi="Times New Roman" w:hint="eastAsia"/>
           <w:sz w:val="28"/>
           <w:szCs w:val="28"/>
         </w:rPr>
         <w:t xml:space="preserve"> </w:t>
       </w:r>
-      <w:r>
-        <w:rPr>
-          <w:rFonts w:ascii="Times New Roman" w:hAnsi="Times New Roman"/>
-          <w:sz w:val="28"/>
-          <w:szCs w:val="28"/>
-        </w:rPr>
-        <w:t>在</w:t>
-      </w:r>
-      <w:r>
-        <w:rPr>
-          <w:rFonts w:ascii="Times New Roman" w:hAnsi="Times New Roman"/>
-          <w:sz w:val="28"/>
-          <w:szCs w:val="28"/>
-        </w:rPr>
-        <w:t xml:space="preserve"> Tuning::getMVVLVAScore </w:t>
-      </w:r>
-      <w:r>
-        <w:rPr>
-          <w:rFonts w:ascii="Times New Roman" w:hAnsi="Times New Roman"/>
-          <w:sz w:val="28"/>
-          <w:szCs w:val="28"/>
-        </w:rPr>
-        <w:t>中根据攻击子和受害子</w:t>
-      </w:r>
-      <w:r>
-        <w:rPr>
-          <w:rFonts w:ascii="Times New Roman" w:hAnsi="Times New Roman"/>
-          <w:sz w:val="28"/>
-          <w:szCs w:val="28"/>
-        </w:rPr>
-        <w:lastRenderedPageBreak/>
-        <w:t>的类型计算分值，并在</w:t>
-      </w:r>
-      <w:r>
-        <w:rPr>
-          <w:rFonts w:ascii="Times New Roman" w:hAnsi="Times New Roman"/>
-          <w:sz w:val="28"/>
-          <w:szCs w:val="28"/>
-        </w:rPr>
-        <w:t xml:space="preserve"> fill_sort_inMoveNodes </w:t>
-      </w:r>
-      <w:r>
-        <w:rPr>
-          <w:rFonts w:ascii="Times New Roman" w:hAnsi="Times New Roman"/>
-          <w:sz w:val="28"/>
-          <w:szCs w:val="28"/>
-        </w:rPr>
-        <w:t>以及</w:t>
-      </w:r>
-      <w:r>
-        <w:rPr>
-          <w:rFonts w:ascii="Times New Roman" w:hAnsi="Times New Roman"/>
-          <w:sz w:val="28"/>
-          <w:szCs w:val="28"/>
-        </w:rPr>
-        <w:t xml:space="preserve"> quiescence_search </w:t>
-      </w:r>
-      <w:r>
-        <w:rPr>
-          <w:rFonts w:ascii="Times New Roman" w:hAnsi="Times New Roman"/>
-          <w:sz w:val="28"/>
-          <w:szCs w:val="28"/>
-        </w:rPr>
-        <w:t>中通过该分值对着法列表进行降序排列，确保最优吃子序列被优先探索。</w:t>
-      </w:r>
     </w:p>
     <w:p>
       <w:pPr>
@@ -1156,60 +1933,19 @@
           <w:sz w:val="28"/>
           <w:szCs w:val="28"/>
         </w:rPr>
-        <w:t xml:space="preserve">.6 </w:t>
-      </w:r>
-      <w:r>
-        <w:rPr>
-          <w:rFonts w:ascii="Times New Roman" w:hAnsi="Times New Roman" w:hint="eastAsia"/>
-          <w:sz w:val="28"/>
-          <w:szCs w:val="28"/>
-        </w:rPr>
-        <w:t>特殊棋型评估</w:t>
-      </w:r>
-    </w:p>
-    <w:p>
-      <w:pPr>
-        <w:rPr>
-          <w:rFonts w:ascii="Times New Roman" w:hAnsi="Times New Roman"/>
-          <w:sz w:val="28"/>
-          <w:szCs w:val="28"/>
-        </w:rPr>
-      </w:pPr>
-      <w:r>
-        <w:rPr>
-          <w:rFonts w:ascii="Times New Roman" w:hAnsi="Times New Roman" w:hint="eastAsia"/>
-          <w:sz w:val="28"/>
-          <w:szCs w:val="28"/>
-        </w:rPr>
-        <w:t>2</w:t>
-      </w:r>
-      <w:r>
-        <w:rPr>
-          <w:rFonts w:ascii="Times New Roman" w:hAnsi="Times New Roman"/>
-          <w:sz w:val="28"/>
-          <w:szCs w:val="28"/>
-        </w:rPr>
-        <w:t xml:space="preserve">.7 </w:t>
-      </w:r>
-      <w:r>
-        <w:rPr>
-          <w:rFonts w:ascii="Times New Roman" w:hAnsi="Times New Roman" w:hint="eastAsia"/>
-          <w:sz w:val="28"/>
-          <w:szCs w:val="28"/>
-        </w:rPr>
-        <w:t>着法预排序：吃子优先、</w:t>
-      </w:r>
-      <w:r>
-        <w:rPr>
-          <w:rFonts w:ascii="Times New Roman" w:hAnsi="Times New Roman" w:hint="eastAsia"/>
-          <w:sz w:val="28"/>
-          <w:szCs w:val="28"/>
-        </w:rPr>
-        <w:t>MVV</w:t>
-      </w:r>
-      <w:r>
-        <w:rPr>
-          <w:rFonts w:ascii="Times New Roman" w:hAnsi="Times New Roman"/>
+        <w:t xml:space="preserve">.3 </w:t>
+      </w:r>
+      <w:r>
+        <w:rPr>
+          <w:rFonts w:ascii="Times New Roman" w:hAnsi="Times New Roman" w:hint="eastAsia"/>
+          <w:sz w:val="28"/>
+          <w:szCs w:val="28"/>
+        </w:rPr>
+        <w:t>棋盘控制力统计</w:t>
+      </w:r>
+      <w:r>
+        <w:rPr>
+          <w:rFonts w:ascii="Times New Roman" w:hAnsi="Times New Roman" w:hint="eastAsia"/>
           <w:sz w:val="28"/>
           <w:szCs w:val="28"/>
         </w:rPr>
@@ -1221,554 +1957,24 @@
           <w:sz w:val="28"/>
           <w:szCs w:val="28"/>
         </w:rPr>
-        <w:t>LVA</w:t>
-      </w:r>
-      <w:r>
-        <w:rPr>
-          <w:rFonts w:ascii="Times New Roman" w:hAnsi="Times New Roman" w:hint="eastAsia"/>
-          <w:sz w:val="28"/>
-          <w:szCs w:val="28"/>
-        </w:rPr>
-        <w:t>、置换表最佳着法、杀手着法</w:t>
-      </w:r>
-    </w:p>
-    <w:p>
-      <w:pPr>
-        <w:rPr>
-          <w:rFonts w:ascii="Times New Roman" w:hAnsi="Times New Roman"/>
-          <w:sz w:val="28"/>
-          <w:szCs w:val="28"/>
-        </w:rPr>
-      </w:pPr>
-      <w:r>
-        <w:rPr>
-          <w:rFonts w:ascii="Times New Roman" w:hAnsi="Times New Roman" w:hint="eastAsia"/>
-          <w:sz w:val="28"/>
-          <w:szCs w:val="28"/>
-        </w:rPr>
-        <w:t>3</w:t>
-      </w:r>
-      <w:r>
-        <w:rPr>
-          <w:rFonts w:ascii="Times New Roman" w:hAnsi="Times New Roman"/>
-          <w:sz w:val="28"/>
-          <w:szCs w:val="28"/>
-        </w:rPr>
-        <w:t>.</w:t>
-      </w:r>
-      <w:r>
-        <w:rPr>
-          <w:rFonts w:ascii="Times New Roman" w:hAnsi="Times New Roman" w:hint="eastAsia"/>
-          <w:sz w:val="28"/>
-          <w:szCs w:val="28"/>
-        </w:rPr>
-        <w:t>策略搜素和着法筛选，其中包含以下部分</w:t>
-      </w:r>
-    </w:p>
-    <w:p>
-      <w:pPr>
-        <w:rPr>
-          <w:rFonts w:ascii="Times New Roman" w:hAnsi="Times New Roman"/>
-          <w:sz w:val="28"/>
-          <w:szCs w:val="28"/>
-        </w:rPr>
-      </w:pPr>
-      <w:r>
-        <w:rPr>
-          <w:rFonts w:ascii="Times New Roman" w:hAnsi="Times New Roman" w:hint="eastAsia"/>
-          <w:sz w:val="28"/>
-          <w:szCs w:val="28"/>
-        </w:rPr>
-        <w:t>3</w:t>
-      </w:r>
-      <w:r>
-        <w:rPr>
-          <w:rFonts w:ascii="Times New Roman" w:hAnsi="Times New Roman"/>
-          <w:sz w:val="28"/>
-          <w:szCs w:val="28"/>
-        </w:rPr>
-        <w:t>.1</w:t>
-      </w:r>
-      <w:r>
-        <w:rPr>
-          <w:rFonts w:ascii="Times New Roman" w:hAnsi="Times New Roman" w:hint="eastAsia"/>
-          <w:sz w:val="28"/>
-          <w:szCs w:val="28"/>
-        </w:rPr>
-        <w:t>开局库</w:t>
-      </w:r>
-      <w:r>
-        <w:rPr>
-          <w:rFonts w:ascii="Times New Roman" w:hAnsi="Times New Roman" w:hint="eastAsia"/>
-          <w:sz w:val="28"/>
-          <w:szCs w:val="28"/>
-        </w:rPr>
-        <w:t>Zobrist</w:t>
-      </w:r>
-      <w:r>
-        <w:rPr>
-          <w:rFonts w:ascii="Times New Roman" w:hAnsi="Times New Roman"/>
-          <w:sz w:val="28"/>
-          <w:szCs w:val="28"/>
-        </w:rPr>
-        <w:t xml:space="preserve"> </w:t>
-      </w:r>
-      <w:r>
-        <w:rPr>
-          <w:rFonts w:ascii="Times New Roman" w:hAnsi="Times New Roman" w:hint="eastAsia"/>
-          <w:sz w:val="28"/>
-          <w:szCs w:val="28"/>
-        </w:rPr>
-        <w:t>hash</w:t>
-      </w:r>
-      <w:r>
-        <w:rPr>
-          <w:rFonts w:ascii="Times New Roman" w:hAnsi="Times New Roman" w:hint="eastAsia"/>
-          <w:sz w:val="28"/>
-          <w:szCs w:val="28"/>
-        </w:rPr>
-        <w:t>命中算法</w:t>
-      </w:r>
-    </w:p>
-    <w:p>
-      <w:pPr>
-        <w:rPr>
-          <w:rFonts w:ascii="Times New Roman" w:hAnsi="Times New Roman"/>
-          <w:sz w:val="28"/>
-          <w:szCs w:val="28"/>
-        </w:rPr>
-      </w:pPr>
-      <w:r>
-        <w:rPr>
-          <w:rFonts w:ascii="Times New Roman" w:hAnsi="Times New Roman" w:hint="eastAsia"/>
-          <w:sz w:val="28"/>
-          <w:szCs w:val="28"/>
-        </w:rPr>
-        <w:t>3</w:t>
-      </w:r>
-      <w:r>
-        <w:rPr>
-          <w:rFonts w:ascii="Times New Roman" w:hAnsi="Times New Roman"/>
-          <w:sz w:val="28"/>
-          <w:szCs w:val="28"/>
-        </w:rPr>
-        <w:t xml:space="preserve">.2 </w:t>
-      </w:r>
-      <w:r>
-        <w:rPr>
-          <w:rFonts w:ascii="Times New Roman" w:hAnsi="Times New Roman" w:hint="eastAsia"/>
-          <w:sz w:val="28"/>
-          <w:szCs w:val="28"/>
-        </w:rPr>
-        <w:t>Zobrist</w:t>
-      </w:r>
-      <w:r>
-        <w:rPr>
-          <w:rFonts w:ascii="Times New Roman" w:hAnsi="Times New Roman"/>
-          <w:sz w:val="28"/>
-          <w:szCs w:val="28"/>
-        </w:rPr>
-        <w:t xml:space="preserve">-64 </w:t>
-      </w:r>
-      <w:r>
-        <w:rPr>
-          <w:rFonts w:ascii="Times New Roman" w:hAnsi="Times New Roman" w:hint="eastAsia"/>
-          <w:sz w:val="28"/>
-          <w:szCs w:val="28"/>
-        </w:rPr>
-        <w:t>hash</w:t>
-      </w:r>
-      <w:r>
-        <w:rPr>
-          <w:rFonts w:ascii="Times New Roman" w:hAnsi="Times New Roman"/>
-          <w:sz w:val="28"/>
-          <w:szCs w:val="28"/>
-        </w:rPr>
-        <w:t xml:space="preserve"> </w:t>
-      </w:r>
-      <w:r>
-        <w:rPr>
-          <w:rFonts w:ascii="Times New Roman" w:hAnsi="Times New Roman" w:hint="eastAsia"/>
-          <w:sz w:val="28"/>
-          <w:szCs w:val="28"/>
-        </w:rPr>
-        <w:t>记录算法</w:t>
-      </w:r>
-    </w:p>
-    <w:p>
-      <w:pPr>
-        <w:rPr>
-          <w:rFonts w:ascii="Times New Roman" w:hAnsi="Times New Roman"/>
-          <w:sz w:val="28"/>
-          <w:szCs w:val="28"/>
-        </w:rPr>
-      </w:pPr>
-      <w:r>
-        <w:rPr>
-          <w:rFonts w:ascii="Times New Roman" w:hAnsi="Times New Roman" w:hint="eastAsia"/>
-          <w:sz w:val="28"/>
-          <w:szCs w:val="28"/>
-        </w:rPr>
-        <w:t>3</w:t>
-      </w:r>
-      <w:r>
-        <w:rPr>
-          <w:rFonts w:ascii="Times New Roman" w:hAnsi="Times New Roman"/>
-          <w:sz w:val="28"/>
-          <w:szCs w:val="28"/>
-        </w:rPr>
-        <w:t xml:space="preserve">.3 </w:t>
-      </w:r>
-      <w:r>
-        <w:rPr>
-          <w:rFonts w:ascii="Times New Roman" w:hAnsi="Times New Roman" w:hint="eastAsia"/>
-          <w:sz w:val="28"/>
-          <w:szCs w:val="28"/>
-        </w:rPr>
-        <w:t>Trans</w:t>
-      </w:r>
-      <w:r>
-        <w:rPr>
-          <w:rFonts w:ascii="Times New Roman" w:hAnsi="Times New Roman" w:hint="eastAsia"/>
-          <w:sz w:val="28"/>
-          <w:szCs w:val="28"/>
-        </w:rPr>
-        <w:t>posi</w:t>
-      </w:r>
-      <w:r>
-        <w:rPr>
-          <w:rFonts w:ascii="Times New Roman" w:hAnsi="Times New Roman" w:hint="eastAsia"/>
-          <w:sz w:val="28"/>
-          <w:szCs w:val="28"/>
-        </w:rPr>
-        <w:t>tion</w:t>
-      </w:r>
-      <w:r>
-        <w:rPr>
-          <w:rFonts w:ascii="Times New Roman" w:hAnsi="Times New Roman"/>
-          <w:sz w:val="28"/>
-          <w:szCs w:val="28"/>
-        </w:rPr>
-        <w:t xml:space="preserve"> </w:t>
-      </w:r>
-      <w:r>
-        <w:rPr>
-          <w:rFonts w:ascii="Times New Roman" w:hAnsi="Times New Roman" w:hint="eastAsia"/>
-          <w:sz w:val="28"/>
-          <w:szCs w:val="28"/>
-        </w:rPr>
-        <w:t>Table(</w:t>
-      </w:r>
-      <w:r>
-        <w:rPr>
-          <w:rFonts w:ascii="Times New Roman" w:hAnsi="Times New Roman" w:hint="eastAsia"/>
-          <w:sz w:val="28"/>
-          <w:szCs w:val="28"/>
-        </w:rPr>
-        <w:t>置换表</w:t>
-      </w:r>
-      <w:r>
-        <w:rPr>
-          <w:rFonts w:ascii="Times New Roman" w:hAnsi="Times New Roman"/>
-          <w:sz w:val="28"/>
-          <w:szCs w:val="28"/>
-        </w:rPr>
-        <w:t xml:space="preserve">) </w:t>
-      </w:r>
-      <w:r>
-        <w:rPr>
-          <w:rFonts w:ascii="Times New Roman" w:hAnsi="Times New Roman" w:hint="eastAsia"/>
-          <w:sz w:val="28"/>
-          <w:szCs w:val="28"/>
-        </w:rPr>
-        <w:t>Exact,Alph</w:t>
-      </w:r>
-      <w:r>
-        <w:rPr>
-          <w:rFonts w:ascii="Times New Roman" w:hAnsi="Times New Roman"/>
-          <w:sz w:val="28"/>
-          <w:szCs w:val="28"/>
-        </w:rPr>
-        <w:t>a,</w:t>
-      </w:r>
-      <w:r>
-        <w:rPr>
-          <w:rFonts w:ascii="Times New Roman" w:hAnsi="Times New Roman" w:hint="eastAsia"/>
-          <w:sz w:val="28"/>
-          <w:szCs w:val="28"/>
-        </w:rPr>
-        <w:t>Beta</w:t>
-      </w:r>
-      <w:r>
-        <w:rPr>
-          <w:rFonts w:ascii="Times New Roman" w:hAnsi="Times New Roman" w:hint="eastAsia"/>
-          <w:sz w:val="28"/>
-          <w:szCs w:val="28"/>
-        </w:rPr>
-        <w:t>节点记录与启发搜素</w:t>
-      </w:r>
-    </w:p>
-    <w:p>
-      <w:pPr>
-        <w:rPr>
-          <w:rFonts w:ascii="Times New Roman" w:hAnsi="Times New Roman"/>
-          <w:sz w:val="28"/>
-          <w:szCs w:val="28"/>
-        </w:rPr>
-      </w:pPr>
-      <w:r>
-        <w:rPr>
-          <w:rFonts w:ascii="Times New Roman" w:hAnsi="Times New Roman" w:hint="eastAsia"/>
-          <w:sz w:val="28"/>
-          <w:szCs w:val="28"/>
-        </w:rPr>
-        <w:t>3</w:t>
-      </w:r>
-      <w:r>
-        <w:rPr>
-          <w:rFonts w:ascii="Times New Roman" w:hAnsi="Times New Roman"/>
-          <w:sz w:val="28"/>
-          <w:szCs w:val="28"/>
-        </w:rPr>
-        <w:t xml:space="preserve">.3 </w:t>
-      </w:r>
-      <w:r>
-        <w:rPr>
-          <w:rFonts w:ascii="Times New Roman" w:hAnsi="Times New Roman" w:hint="eastAsia"/>
-          <w:sz w:val="28"/>
-          <w:szCs w:val="28"/>
-        </w:rPr>
-        <w:t>NegaMax</w:t>
-      </w:r>
-      <w:r>
-        <w:rPr>
-          <w:rFonts w:ascii="Times New Roman" w:hAnsi="Times New Roman"/>
-          <w:sz w:val="28"/>
-          <w:szCs w:val="28"/>
-        </w:rPr>
-        <w:t>(</w:t>
-      </w:r>
-      <w:r>
-        <w:rPr>
-          <w:rFonts w:ascii="Times New Roman" w:hAnsi="Times New Roman" w:hint="eastAsia"/>
-          <w:sz w:val="28"/>
-          <w:szCs w:val="28"/>
-        </w:rPr>
-        <w:t>负极大值</w:t>
-      </w:r>
-      <w:r>
-        <w:rPr>
-          <w:rFonts w:ascii="Times New Roman" w:hAnsi="Times New Roman"/>
-          <w:sz w:val="28"/>
-          <w:szCs w:val="28"/>
-        </w:rPr>
-        <w:t>)</w:t>
-      </w:r>
-      <w:r>
-        <w:rPr>
-          <w:rFonts w:ascii="Times New Roman" w:hAnsi="Times New Roman" w:hint="eastAsia"/>
-          <w:sz w:val="28"/>
-          <w:szCs w:val="28"/>
-        </w:rPr>
-        <w:t>形式</w:t>
-      </w:r>
-      <w:r>
-        <w:rPr>
-          <w:rFonts w:ascii="Times New Roman" w:hAnsi="Times New Roman"/>
-          <w:sz w:val="28"/>
-          <w:szCs w:val="28"/>
-        </w:rPr>
-        <w:t xml:space="preserve">alpha-beta </w:t>
-      </w:r>
-      <w:r>
-        <w:rPr>
-          <w:rFonts w:ascii="Times New Roman" w:hAnsi="Times New Roman" w:hint="eastAsia"/>
-          <w:sz w:val="28"/>
-          <w:szCs w:val="28"/>
-        </w:rPr>
-        <w:t>搜素算法</w:t>
-      </w:r>
-    </w:p>
-    <w:p>
-      <w:pPr>
-        <w:rPr>
-          <w:rFonts w:ascii="Times New Roman" w:hAnsi="Times New Roman"/>
-          <w:sz w:val="28"/>
-          <w:szCs w:val="28"/>
-        </w:rPr>
-      </w:pPr>
-      <w:r>
-        <w:rPr>
-          <w:rFonts w:ascii="Times New Roman" w:hAnsi="Times New Roman" w:hint="eastAsia"/>
-          <w:sz w:val="28"/>
-          <w:szCs w:val="28"/>
-        </w:rPr>
-        <w:t>3</w:t>
-      </w:r>
-      <w:r>
-        <w:rPr>
-          <w:rFonts w:ascii="Times New Roman" w:hAnsi="Times New Roman"/>
-          <w:sz w:val="28"/>
-          <w:szCs w:val="28"/>
-        </w:rPr>
-        <w:t xml:space="preserve">.4 </w:t>
-      </w:r>
-      <w:r>
-        <w:rPr>
-          <w:rFonts w:ascii="Times New Roman" w:hAnsi="Times New Roman" w:hint="eastAsia"/>
-          <w:sz w:val="28"/>
-          <w:szCs w:val="28"/>
-        </w:rPr>
-        <w:t>PVS(</w:t>
-      </w:r>
-      <w:r>
-        <w:rPr>
-          <w:rFonts w:ascii="Times New Roman" w:hAnsi="Times New Roman"/>
-          <w:sz w:val="28"/>
-          <w:szCs w:val="28"/>
-        </w:rPr>
-        <w:t>Princip</w:t>
-      </w:r>
-      <w:r>
-        <w:rPr>
-          <w:rFonts w:ascii="Times New Roman" w:hAnsi="Times New Roman" w:hint="eastAsia"/>
-          <w:sz w:val="28"/>
-          <w:szCs w:val="28"/>
-        </w:rPr>
-        <w:t>al</w:t>
-      </w:r>
-      <w:r>
-        <w:rPr>
-          <w:rFonts w:ascii="Times New Roman" w:hAnsi="Times New Roman"/>
-          <w:sz w:val="28"/>
-          <w:szCs w:val="28"/>
-        </w:rPr>
-        <w:t xml:space="preserve"> Variation Search</w:t>
-      </w:r>
-      <w:r>
-        <w:rPr>
-          <w:rFonts w:ascii="Times New Roman" w:hAnsi="Times New Roman" w:hint="eastAsia"/>
-          <w:sz w:val="28"/>
-          <w:szCs w:val="28"/>
-        </w:rPr>
-        <w:t>，主要变例搜素</w:t>
-      </w:r>
-      <w:r>
-        <w:rPr>
-          <w:rFonts w:ascii="Times New Roman" w:hAnsi="Times New Roman"/>
-          <w:sz w:val="28"/>
-          <w:szCs w:val="28"/>
-        </w:rPr>
-        <w:t>)</w:t>
-      </w:r>
-      <w:r>
-        <w:rPr>
-          <w:rFonts w:ascii="Times New Roman" w:hAnsi="Times New Roman" w:hint="eastAsia"/>
-          <w:sz w:val="28"/>
-          <w:szCs w:val="28"/>
-        </w:rPr>
-        <w:t>算法</w:t>
-      </w:r>
-      <w:r>
-        <w:rPr>
-          <w:rFonts w:ascii="Times New Roman" w:hAnsi="Times New Roman"/>
-          <w:sz w:val="28"/>
-          <w:szCs w:val="28"/>
-        </w:rPr>
-        <w:t xml:space="preserve"> </w:t>
-      </w:r>
-    </w:p>
-    <w:p>
-      <w:pPr>
-        <w:rPr>
-          <w:rFonts w:ascii="Times New Roman" w:hAnsi="Times New Roman"/>
-          <w:sz w:val="28"/>
-          <w:szCs w:val="28"/>
-        </w:rPr>
-      </w:pPr>
-      <w:r>
-        <w:rPr>
-          <w:rFonts w:ascii="Times New Roman" w:hAnsi="Times New Roman" w:hint="eastAsia"/>
-          <w:sz w:val="28"/>
-          <w:szCs w:val="28"/>
-        </w:rPr>
-        <w:t>3</w:t>
-      </w:r>
-      <w:r>
-        <w:rPr>
-          <w:rFonts w:ascii="Times New Roman" w:hAnsi="Times New Roman"/>
-          <w:sz w:val="28"/>
-          <w:szCs w:val="28"/>
-        </w:rPr>
-        <w:t>.5 Quiescen</w:t>
-      </w:r>
-      <w:r>
-        <w:rPr>
-          <w:rFonts w:ascii="Times New Roman" w:hAnsi="Times New Roman"/>
-          <w:sz w:val="28"/>
-          <w:szCs w:val="28"/>
-        </w:rPr>
-        <w:t>c</w:t>
-      </w:r>
-      <w:r>
-        <w:rPr>
-          <w:rFonts w:ascii="Times New Roman" w:hAnsi="Times New Roman"/>
-          <w:sz w:val="28"/>
-          <w:szCs w:val="28"/>
-        </w:rPr>
-        <w:t>e Search</w:t>
-      </w:r>
-      <w:r>
-        <w:rPr>
-          <w:rFonts w:ascii="Times New Roman" w:hAnsi="Times New Roman" w:hint="eastAsia"/>
-          <w:sz w:val="28"/>
-          <w:szCs w:val="28"/>
-        </w:rPr>
-        <w:t>(</w:t>
-      </w:r>
-      <w:r>
-        <w:rPr>
-          <w:rFonts w:ascii="Times New Roman" w:hAnsi="Times New Roman" w:hint="eastAsia"/>
-          <w:sz w:val="28"/>
-          <w:szCs w:val="28"/>
-        </w:rPr>
-        <w:t>静态搜素</w:t>
-      </w:r>
-      <w:r>
-        <w:rPr>
-          <w:rFonts w:ascii="Times New Roman" w:hAnsi="Times New Roman"/>
-          <w:sz w:val="28"/>
-          <w:szCs w:val="28"/>
-        </w:rPr>
-        <w:t>)</w:t>
-      </w:r>
-      <w:r>
-        <w:rPr>
-          <w:rFonts w:ascii="Times New Roman" w:hAnsi="Times New Roman" w:hint="eastAsia"/>
-          <w:sz w:val="28"/>
-          <w:szCs w:val="28"/>
-        </w:rPr>
-        <w:t>算法</w:t>
-      </w:r>
-    </w:p>
-    <w:p>
-      <w:pPr>
-        <w:rPr>
-          <w:rFonts w:ascii="Times New Roman" w:hAnsi="Times New Roman"/>
-          <w:sz w:val="28"/>
-          <w:szCs w:val="28"/>
-        </w:rPr>
-      </w:pPr>
-      <w:r>
-        <w:rPr>
-          <w:rFonts w:ascii="Times New Roman" w:hAnsi="Times New Roman"/>
-          <w:sz w:val="28"/>
-          <w:szCs w:val="28"/>
-        </w:rPr>
-        <w:tab/>
-      </w:r>
-      <w:r>
-        <w:rPr>
+        <w:t>动态局面评估</w:t>
+      </w:r>
+    </w:p>
+    <w:p>
+      <w:pPr>
+        <w:widowControl/>
+        <w:spacing w:before="100" w:beforeAutospacing="1" w:after="100" w:afterAutospacing="1"/>
+        <w:ind w:firstLineChars="200" w:firstLine="562"/>
+        <w:jc w:val="left"/>
+        <w:rPr>
+          <w:rFonts w:ascii="Times New Roman" w:hAnsi="Times New Roman" w:hint="eastAsia"/>
+          <w:sz w:val="28"/>
+          <w:szCs w:val="28"/>
+        </w:rPr>
+      </w:pPr>
+      <w:r>
+        <w:rPr>
+          <w:rFonts w:ascii="Times New Roman" w:hAnsi="Times New Roman"/>
           <w:b/>
           <w:bCs/>
           <w:sz w:val="28"/>
@@ -1790,319 +1996,110 @@
           <w:sz w:val="28"/>
           <w:szCs w:val="28"/>
         </w:rPr>
-        <w:t xml:space="preserve"> alpha_beta_PVS_search </w:t>
-      </w:r>
-      <w:r>
-        <w:rPr>
-          <w:rFonts w:ascii="Times New Roman" w:hAnsi="Times New Roman"/>
-          <w:sz w:val="28"/>
-          <w:szCs w:val="28"/>
-        </w:rPr>
-        <w:t>深度为</w:t>
-      </w:r>
-      <w:r>
-        <w:rPr>
-          <w:rFonts w:ascii="Times New Roman" w:hAnsi="Times New Roman"/>
-          <w:sz w:val="28"/>
-          <w:szCs w:val="28"/>
-        </w:rPr>
-        <w:t xml:space="preserve"> 0 </w:t>
-      </w:r>
-      <w:r>
-        <w:rPr>
-          <w:rFonts w:ascii="Times New Roman" w:hAnsi="Times New Roman"/>
-          <w:sz w:val="28"/>
-          <w:szCs w:val="28"/>
-        </w:rPr>
-        <w:t>时</w:t>
-      </w:r>
-      <w:r>
-        <w:rPr>
-          <w:rFonts w:ascii="Times New Roman" w:hAnsi="Times New Roman" w:hint="eastAsia"/>
-          <w:sz w:val="28"/>
-          <w:szCs w:val="28"/>
-        </w:rPr>
-        <w:t>进入</w:t>
-      </w:r>
-      <w:r>
-        <w:rPr>
-          <w:rFonts w:ascii="Times New Roman" w:hAnsi="Times New Roman"/>
-          <w:sz w:val="28"/>
-          <w:szCs w:val="28"/>
-        </w:rPr>
-        <w:t xml:space="preserve"> quiescence_search</w:t>
-      </w:r>
-      <w:r>
-        <w:rPr>
-          <w:rFonts w:ascii="Times New Roman" w:hAnsi="Times New Roman"/>
-          <w:sz w:val="28"/>
-          <w:szCs w:val="28"/>
-        </w:rPr>
-        <w:t>。通过</w:t>
-      </w:r>
-      <w:r>
-        <w:rPr>
-          <w:rFonts w:ascii="Times New Roman" w:hAnsi="Times New Roman"/>
-          <w:sz w:val="28"/>
-          <w:szCs w:val="28"/>
-        </w:rPr>
-        <w:t xml:space="preserve"> inCheck </w:t>
-      </w:r>
-      <w:r>
-        <w:rPr>
-          <w:rFonts w:ascii="Times New Roman" w:hAnsi="Times New Roman"/>
-          <w:sz w:val="28"/>
-          <w:szCs w:val="28"/>
-        </w:rPr>
-        <w:t>判断是否被将军，并仅生成吃子着法，通过不断试探</w:t>
-      </w:r>
-      <w:r>
-        <w:rPr>
-          <w:rFonts w:ascii="Times New Roman" w:hAnsi="Times New Roman"/>
-          <w:sz w:val="28"/>
-          <w:szCs w:val="28"/>
-        </w:rPr>
-        <w:t>“</w:t>
-      </w:r>
-      <w:r>
-        <w:rPr>
-          <w:rFonts w:ascii="Times New Roman" w:hAnsi="Times New Roman"/>
-          <w:sz w:val="28"/>
-          <w:szCs w:val="28"/>
-        </w:rPr>
-        <w:t>兑子</w:t>
-      </w:r>
-      <w:r>
-        <w:rPr>
-          <w:rFonts w:ascii="Times New Roman" w:hAnsi="Times New Roman"/>
-          <w:sz w:val="28"/>
-          <w:szCs w:val="28"/>
-        </w:rPr>
-        <w:t>”</w:t>
-      </w:r>
-      <w:r>
-        <w:rPr>
-          <w:rFonts w:ascii="Times New Roman" w:hAnsi="Times New Roman"/>
-          <w:sz w:val="28"/>
-          <w:szCs w:val="28"/>
-        </w:rPr>
-        <w:t>序列来获取更稳定的局面评估值，确保最终返回的评分能够反映棋局的真实走向。</w:t>
-      </w:r>
-    </w:p>
-    <w:p>
-      <w:pPr>
-        <w:rPr>
-          <w:rFonts w:ascii="Times New Roman" w:hAnsi="Times New Roman"/>
-          <w:sz w:val="28"/>
-          <w:szCs w:val="28"/>
-        </w:rPr>
-      </w:pPr>
-    </w:p>
-    <w:p>
-      <w:pPr>
-        <w:rPr>
-          <w:rFonts w:ascii="Times New Roman" w:hAnsi="Times New Roman"/>
-          <w:sz w:val="28"/>
-          <w:szCs w:val="28"/>
-        </w:rPr>
-      </w:pPr>
-      <w:r>
-        <w:rPr>
-          <w:rFonts w:ascii="Times New Roman" w:hAnsi="Times New Roman" w:hint="eastAsia"/>
-          <w:sz w:val="28"/>
-          <w:szCs w:val="28"/>
-        </w:rPr>
-        <w:t>3</w:t>
-      </w:r>
-      <w:r>
-        <w:rPr>
-          <w:rFonts w:ascii="Times New Roman" w:hAnsi="Times New Roman"/>
-          <w:sz w:val="28"/>
-          <w:szCs w:val="28"/>
-        </w:rPr>
-        <w:t>.6 Null Move Pruning</w:t>
-      </w:r>
-      <w:r>
-        <w:rPr>
-          <w:rFonts w:ascii="Times New Roman" w:hAnsi="Times New Roman" w:hint="eastAsia"/>
-          <w:sz w:val="28"/>
-          <w:szCs w:val="28"/>
-        </w:rPr>
-        <w:t>(</w:t>
-      </w:r>
-      <w:r>
-        <w:rPr>
-          <w:rFonts w:ascii="Times New Roman" w:hAnsi="Times New Roman" w:hint="eastAsia"/>
-          <w:sz w:val="28"/>
-          <w:szCs w:val="28"/>
-        </w:rPr>
-        <w:t>空步裁剪</w:t>
-      </w:r>
-      <w:r>
-        <w:rPr>
-          <w:rFonts w:ascii="Times New Roman" w:hAnsi="Times New Roman"/>
-          <w:sz w:val="28"/>
-          <w:szCs w:val="28"/>
-        </w:rPr>
-        <w:t>)</w:t>
-      </w:r>
-      <w:r>
-        <w:rPr>
-          <w:rFonts w:ascii="Times New Roman" w:hAnsi="Times New Roman" w:hint="eastAsia"/>
-          <w:sz w:val="28"/>
-          <w:szCs w:val="28"/>
-        </w:rPr>
-        <w:t>优化</w:t>
-      </w:r>
-    </w:p>
-    <w:p>
-      <w:pPr>
-        <w:rPr>
-          <w:rFonts w:ascii="Times New Roman" w:hAnsi="Times New Roman"/>
-          <w:sz w:val="28"/>
-          <w:szCs w:val="28"/>
-        </w:rPr>
-      </w:pPr>
-      <w:r>
-        <w:rPr>
-          <w:rFonts w:ascii="Times New Roman" w:hAnsi="Times New Roman" w:hint="eastAsia"/>
-          <w:sz w:val="28"/>
-          <w:szCs w:val="28"/>
-        </w:rPr>
-        <w:t>3</w:t>
-      </w:r>
-      <w:r>
-        <w:rPr>
-          <w:rFonts w:ascii="Times New Roman" w:hAnsi="Times New Roman"/>
-          <w:sz w:val="28"/>
-          <w:szCs w:val="28"/>
-        </w:rPr>
-        <w:t xml:space="preserve">.7 </w:t>
-      </w:r>
-      <w:r>
-        <w:rPr>
-          <w:rFonts w:ascii="Times New Roman" w:hAnsi="Times New Roman" w:hint="eastAsia"/>
-          <w:sz w:val="28"/>
-          <w:szCs w:val="28"/>
-        </w:rPr>
-        <w:t>杀手着法启发排序优化</w:t>
-      </w:r>
-    </w:p>
-    <w:p>
-      <w:pPr>
-        <w:rPr>
-          <w:rFonts w:ascii="Times New Roman" w:hAnsi="Times New Roman"/>
-          <w:sz w:val="28"/>
-          <w:szCs w:val="28"/>
-        </w:rPr>
-      </w:pPr>
-      <w:r>
-        <w:rPr>
-          <w:rFonts w:ascii="Times New Roman" w:hAnsi="Times New Roman" w:hint="eastAsia"/>
-          <w:sz w:val="28"/>
-          <w:szCs w:val="28"/>
-        </w:rPr>
-        <w:t>3</w:t>
-      </w:r>
-      <w:r>
-        <w:rPr>
-          <w:rFonts w:ascii="Times New Roman" w:hAnsi="Times New Roman"/>
-          <w:sz w:val="28"/>
-          <w:szCs w:val="28"/>
-        </w:rPr>
-        <w:t xml:space="preserve">.8 </w:t>
-      </w:r>
-      <w:r>
-        <w:rPr>
-          <w:rFonts w:ascii="Times New Roman" w:hAnsi="Times New Roman" w:hint="eastAsia"/>
-          <w:sz w:val="28"/>
-          <w:szCs w:val="28"/>
-        </w:rPr>
-        <w:t>LMR</w:t>
-      </w:r>
-      <w:r>
-        <w:rPr>
-          <w:rFonts w:ascii="Times New Roman" w:hAnsi="Times New Roman"/>
-          <w:sz w:val="28"/>
-          <w:szCs w:val="28"/>
-        </w:rPr>
-        <w:t>(Late Move Reductions</w:t>
-      </w:r>
-      <w:r>
-        <w:rPr>
-          <w:rFonts w:ascii="Times New Roman" w:hAnsi="Times New Roman" w:hint="eastAsia"/>
-          <w:sz w:val="28"/>
-          <w:szCs w:val="28"/>
-        </w:rPr>
-        <w:t>，晚期着法裁剪</w:t>
-      </w:r>
-      <w:r>
-        <w:rPr>
-          <w:rFonts w:ascii="Times New Roman" w:hAnsi="Times New Roman"/>
-          <w:sz w:val="28"/>
-          <w:szCs w:val="28"/>
-        </w:rPr>
-        <w:t>)</w:t>
-      </w:r>
-      <w:r>
-        <w:rPr>
-          <w:rFonts w:ascii="Times New Roman" w:hAnsi="Times New Roman" w:hint="eastAsia"/>
-          <w:sz w:val="28"/>
-          <w:szCs w:val="28"/>
-        </w:rPr>
-        <w:t>优化</w:t>
-      </w:r>
-    </w:p>
-    <w:p>
-      <w:pPr>
-        <w:rPr>
-          <w:rFonts w:ascii="Times New Roman" w:hAnsi="Times New Roman"/>
-          <w:sz w:val="28"/>
-          <w:szCs w:val="28"/>
-        </w:rPr>
-      </w:pPr>
-      <w:r>
-        <w:rPr>
-          <w:rFonts w:ascii="Times New Roman" w:hAnsi="Times New Roman" w:hint="eastAsia"/>
-          <w:sz w:val="28"/>
-          <w:szCs w:val="28"/>
-        </w:rPr>
-        <w:t>3</w:t>
-      </w:r>
-      <w:r>
-        <w:rPr>
-          <w:rFonts w:ascii="Times New Roman" w:hAnsi="Times New Roman"/>
-          <w:sz w:val="28"/>
-          <w:szCs w:val="28"/>
-        </w:rPr>
-        <w:t xml:space="preserve">.9 </w:t>
-      </w:r>
-      <w:r>
-        <w:rPr>
-          <w:rFonts w:ascii="Times New Roman" w:hAnsi="Times New Roman" w:hint="eastAsia"/>
-          <w:sz w:val="28"/>
-          <w:szCs w:val="28"/>
-        </w:rPr>
-        <w:t>搜素时间控制与状态保护</w:t>
-      </w:r>
-    </w:p>
-    <w:p>
-      <w:pPr>
-        <w:rPr>
-          <w:rFonts w:ascii="Times New Roman" w:hAnsi="Times New Roman"/>
-          <w:sz w:val="28"/>
-          <w:szCs w:val="28"/>
-        </w:rPr>
-      </w:pPr>
-      <w:r>
-        <w:rPr>
-          <w:rFonts w:ascii="Times New Roman" w:hAnsi="Times New Roman"/>
-          <w:sz w:val="28"/>
-          <w:szCs w:val="28"/>
-        </w:rPr>
-        <w:tab/>
-      </w:r>
-      <w:r>
+        <w:t xml:space="preserve"> EvalRecord::getGridcontrol </w:t>
+      </w:r>
+      <w:r>
+        <w:rPr>
+          <w:rFonts w:ascii="Times New Roman" w:hAnsi="Times New Roman"/>
+          <w:sz w:val="28"/>
+          <w:szCs w:val="28"/>
+        </w:rPr>
+        <w:t>中遍历棋盘所有棋子，并按照象棋规则统计红黑双方对</w:t>
+      </w:r>
+      <w:r>
+        <w:rPr>
+          <w:rFonts w:ascii="Times New Roman" w:hAnsi="Times New Roman"/>
+          <w:sz w:val="28"/>
+          <w:szCs w:val="28"/>
+        </w:rPr>
+        <w:t xml:space="preserve"> 90 </w:t>
+      </w:r>
+      <w:r>
+        <w:rPr>
+          <w:rFonts w:ascii="Times New Roman" w:hAnsi="Times New Roman"/>
+          <w:sz w:val="28"/>
+          <w:szCs w:val="28"/>
+        </w:rPr>
+        <w:t>个格点的控制次数，存入</w:t>
+      </w:r>
+      <w:r>
+        <w:rPr>
+          <w:rFonts w:ascii="Times New Roman" w:hAnsi="Times New Roman"/>
+          <w:sz w:val="28"/>
+          <w:szCs w:val="28"/>
+        </w:rPr>
+        <w:t xml:space="preserve"> </w:t>
+      </w:r>
+      <w:r>
+        <w:rPr>
+          <w:rFonts w:ascii="Times New Roman" w:hAnsi="Times New Roman"/>
+          <w:sz w:val="28"/>
+          <w:szCs w:val="28"/>
+        </w:rPr>
+        <w:lastRenderedPageBreak/>
+        <w:t xml:space="preserve">GridControl </w:t>
+      </w:r>
+      <w:r>
+        <w:rPr>
+          <w:rFonts w:ascii="Times New Roman" w:hAnsi="Times New Roman"/>
+          <w:sz w:val="28"/>
+          <w:szCs w:val="28"/>
+        </w:rPr>
+        <w:t>数组。</w:t>
+      </w:r>
+      <w:r>
+        <w:rPr>
+          <w:rFonts w:ascii="Times New Roman" w:hAnsi="Times New Roman"/>
+          <w:sz w:val="28"/>
+          <w:szCs w:val="28"/>
+        </w:rPr>
+        <w:t xml:space="preserve">EvalRecord::caldynamicstate </w:t>
+      </w:r>
+      <w:r>
+        <w:rPr>
+          <w:rFonts w:ascii="Times New Roman" w:hAnsi="Times New Roman"/>
+          <w:sz w:val="28"/>
+          <w:szCs w:val="28"/>
+        </w:rPr>
+        <w:t>再根据控制点位于敌方九宫、敌方半场、己方九宫或己方半场的不同位置赋予不同权重，同时结合进攻对方有子点、保护己方有子点、无根子惩罚等因素，计算双方控制力差值作为动态局面评分。</w:t>
+      </w:r>
+    </w:p>
+    <w:p>
+      <w:pPr>
+        <w:rPr>
+          <w:rFonts w:ascii="Times New Roman" w:hAnsi="Times New Roman"/>
+          <w:sz w:val="28"/>
+          <w:szCs w:val="28"/>
+        </w:rPr>
+      </w:pPr>
+      <w:r>
+        <w:rPr>
+          <w:rFonts w:ascii="Times New Roman" w:hAnsi="Times New Roman" w:hint="eastAsia"/>
+          <w:sz w:val="28"/>
+          <w:szCs w:val="28"/>
+        </w:rPr>
+        <w:t>2</w:t>
+      </w:r>
+      <w:r>
+        <w:rPr>
+          <w:rFonts w:ascii="Times New Roman" w:hAnsi="Times New Roman"/>
+          <w:sz w:val="28"/>
+          <w:szCs w:val="28"/>
+        </w:rPr>
+        <w:t xml:space="preserve">.4 </w:t>
+      </w:r>
+      <w:r>
+        <w:rPr>
+          <w:rFonts w:ascii="Times New Roman" w:hAnsi="Times New Roman" w:hint="eastAsia"/>
+          <w:sz w:val="28"/>
+          <w:szCs w:val="28"/>
+        </w:rPr>
+        <w:t>攻击机会、受威胁状态、重要棋子威胁检测</w:t>
+      </w:r>
+    </w:p>
+    <w:p>
+      <w:pPr>
+        <w:ind w:firstLine="420"/>
         <w:rPr>
           <w:rFonts w:ascii="Times New Roman" w:hAnsi="Times New Roman"/>
           <w:b/>
@@ -2110,353 +2107,17 @@
           <w:sz w:val="28"/>
           <w:szCs w:val="28"/>
         </w:rPr>
-        <w:t>方法描述：</w:t>
-      </w:r>
-      <w:r>
-        <w:rPr>
-          <w:rFonts w:ascii="Times New Roman" w:hAnsi="Times New Roman"/>
-          <w:sz w:val="28"/>
-          <w:szCs w:val="28"/>
-        </w:rPr>
-        <w:t>方法描设计了</w:t>
-      </w:r>
-      <w:r>
-        <w:rPr>
-          <w:rFonts w:ascii="Times New Roman" w:hAnsi="Times New Roman"/>
-          <w:sz w:val="28"/>
-          <w:szCs w:val="28"/>
-        </w:rPr>
-        <w:t xml:space="preserve"> SearchTime </w:t>
-      </w:r>
-      <w:r>
-        <w:rPr>
-          <w:rFonts w:ascii="Times New Roman" w:hAnsi="Times New Roman"/>
-          <w:sz w:val="28"/>
-          <w:szCs w:val="28"/>
-        </w:rPr>
-        <w:t>类并在搜索循环中调用</w:t>
-      </w:r>
-      <w:r>
-        <w:rPr>
-          <w:rFonts w:ascii="Times New Roman" w:hAnsi="Times New Roman"/>
-          <w:sz w:val="28"/>
-          <w:szCs w:val="28"/>
-        </w:rPr>
-        <w:t xml:space="preserve"> </w:t>
-      </w:r>
-      <w:r>
-        <w:rPr>
-          <w:rFonts w:ascii="Times New Roman" w:hAnsi="Times New Roman"/>
-          <w:sz w:val="28"/>
-          <w:szCs w:val="28"/>
-        </w:rPr>
-        <w:lastRenderedPageBreak/>
-        <w:t xml:space="preserve">check() </w:t>
-      </w:r>
-      <w:r>
-        <w:rPr>
-          <w:rFonts w:ascii="Times New Roman" w:hAnsi="Times New Roman"/>
-          <w:sz w:val="28"/>
-          <w:szCs w:val="28"/>
-        </w:rPr>
-        <w:t>监测耗时；在</w:t>
-      </w:r>
-      <w:r>
-        <w:rPr>
-          <w:rFonts w:ascii="Times New Roman" w:hAnsi="Times New Roman"/>
-          <w:sz w:val="28"/>
-          <w:szCs w:val="28"/>
-        </w:rPr>
-        <w:t xml:space="preserve"> giveOutputBotzone </w:t>
-      </w:r>
-      <w:r>
-        <w:rPr>
-          <w:rFonts w:ascii="Times New Roman" w:hAnsi="Times New Roman"/>
-          <w:sz w:val="28"/>
-          <w:szCs w:val="28"/>
-        </w:rPr>
-        <w:t>中，通过</w:t>
-      </w:r>
-      <w:r>
-        <w:rPr>
-          <w:rFonts w:ascii="Times New Roman" w:hAnsi="Times New Roman"/>
-          <w:sz w:val="28"/>
-          <w:szCs w:val="28"/>
-        </w:rPr>
-        <w:t xml:space="preserve"> Chess searchBoard = chess </w:t>
-      </w:r>
-      <w:r>
-        <w:rPr>
-          <w:rFonts w:ascii="Times New Roman" w:hAnsi="Times New Roman"/>
-          <w:sz w:val="28"/>
-          <w:szCs w:val="28"/>
-        </w:rPr>
-        <w:t>实现局面深拷贝。确保了即便</w:t>
-      </w:r>
-      <w:r>
-        <w:rPr>
-          <w:rFonts w:ascii="Times New Roman" w:hAnsi="Times New Roman"/>
-          <w:sz w:val="28"/>
-          <w:szCs w:val="28"/>
-        </w:rPr>
-        <w:t xml:space="preserve"> </w:t>
-      </w:r>
-      <w:r>
-        <w:rPr>
-          <w:rFonts w:ascii="Times New Roman" w:hAnsi="Times New Roman"/>
-          <w:sz w:val="28"/>
-          <w:szCs w:val="28"/>
-        </w:rPr>
-        <w:t>搜索因超时被</w:t>
-      </w:r>
-      <w:r>
-        <w:rPr>
-          <w:rFonts w:ascii="Times New Roman" w:hAnsi="Times New Roman"/>
-          <w:sz w:val="28"/>
-          <w:szCs w:val="28"/>
-        </w:rPr>
-        <w:t xml:space="preserve"> catch </w:t>
-      </w:r>
-      <w:r>
-        <w:rPr>
-          <w:rFonts w:ascii="Times New Roman" w:hAnsi="Times New Roman"/>
-          <w:sz w:val="28"/>
-          <w:szCs w:val="28"/>
-        </w:rPr>
-        <w:t>捕获，原始</w:t>
-      </w:r>
-      <w:r>
-        <w:rPr>
-          <w:rFonts w:ascii="Times New Roman" w:hAnsi="Times New Roman"/>
-          <w:sz w:val="28"/>
-          <w:szCs w:val="28"/>
-        </w:rPr>
-        <w:t xml:space="preserve"> chess </w:t>
-      </w:r>
-      <w:r>
-        <w:rPr>
-          <w:rFonts w:ascii="Times New Roman" w:hAnsi="Times New Roman"/>
-          <w:sz w:val="28"/>
-          <w:szCs w:val="28"/>
-        </w:rPr>
-        <w:t>对象依然保持</w:t>
-      </w:r>
-      <w:r>
-        <w:rPr>
-          <w:rFonts w:ascii="Times New Roman" w:hAnsi="Times New Roman" w:hint="eastAsia"/>
-          <w:sz w:val="28"/>
-          <w:szCs w:val="28"/>
-        </w:rPr>
-        <w:t>正常</w:t>
-      </w:r>
-      <w:r>
-        <w:rPr>
-          <w:rFonts w:ascii="Times New Roman" w:hAnsi="Times New Roman"/>
-          <w:sz w:val="28"/>
-          <w:szCs w:val="28"/>
-        </w:rPr>
-        <w:t>，从而能基于正确的当前局面进行后续的随机步兜底。</w:t>
-      </w:r>
-    </w:p>
-    <w:p>
-      <w:pPr>
-        <w:rPr>
-          <w:rFonts w:ascii="Times New Roman" w:hAnsi="Times New Roman"/>
-          <w:sz w:val="28"/>
-          <w:szCs w:val="28"/>
-        </w:rPr>
-      </w:pPr>
-      <w:r>
-        <w:rPr>
-          <w:rFonts w:ascii="Times New Roman" w:hAnsi="Times New Roman" w:hint="eastAsia"/>
-          <w:sz w:val="28"/>
-          <w:szCs w:val="28"/>
-        </w:rPr>
-        <w:t xml:space="preserve">3.10 </w:t>
-      </w:r>
-      <w:r>
-        <w:rPr>
-          <w:rFonts w:ascii="Times New Roman" w:hAnsi="Times New Roman" w:hint="eastAsia"/>
-          <w:sz w:val="28"/>
-          <w:szCs w:val="28"/>
-        </w:rPr>
-        <w:t>安静着法</w:t>
-      </w:r>
-      <w:r>
-        <w:rPr>
-          <w:rFonts w:ascii="Times New Roman" w:hAnsi="Times New Roman"/>
-          <w:sz w:val="28"/>
-          <w:szCs w:val="28"/>
-        </w:rPr>
-        <w:t>Quiet Moves</w:t>
-      </w:r>
-    </w:p>
-    <w:p>
-      <w:pPr>
-        <w:rPr>
-          <w:rFonts w:ascii="Times New Roman" w:hAnsi="Times New Roman"/>
-          <w:sz w:val="28"/>
-          <w:szCs w:val="28"/>
-        </w:rPr>
-      </w:pPr>
-      <w:r>
-        <w:rPr>
-          <w:rFonts w:ascii="Times New Roman" w:hAnsi="Times New Roman"/>
-          <w:sz w:val="28"/>
-          <w:szCs w:val="28"/>
-        </w:rPr>
-        <w:t>3.1</w:t>
-      </w:r>
-      <w:r>
-        <w:rPr>
-          <w:rFonts w:ascii="Times New Roman" w:hAnsi="Times New Roman" w:hint="eastAsia"/>
-          <w:sz w:val="28"/>
-          <w:szCs w:val="28"/>
-        </w:rPr>
-        <w:t>1</w:t>
-      </w:r>
-      <w:r>
-        <w:rPr>
-          <w:rFonts w:ascii="Times New Roman" w:hAnsi="Times New Roman"/>
-          <w:sz w:val="28"/>
-          <w:szCs w:val="28"/>
-        </w:rPr>
-        <w:t xml:space="preserve"> </w:t>
-      </w:r>
-      <w:r>
-        <w:rPr>
-          <w:rFonts w:ascii="Times New Roman" w:hAnsi="Times New Roman"/>
-          <w:sz w:val="28"/>
-          <w:szCs w:val="28"/>
-        </w:rPr>
-        <w:t>搜索沙盒与异常安全性处理</w:t>
-      </w:r>
-    </w:p>
-    <w:p>
-      <w:pPr>
-        <w:rPr>
-          <w:rFonts w:ascii="Times New Roman" w:hAnsi="Times New Roman"/>
-          <w:sz w:val="28"/>
-          <w:szCs w:val="28"/>
-        </w:rPr>
-      </w:pPr>
-      <w:r>
-        <w:rPr>
-          <w:rFonts w:ascii="Times New Roman" w:hAnsi="Times New Roman"/>
-          <w:sz w:val="28"/>
-          <w:szCs w:val="28"/>
-        </w:rPr>
-        <w:tab/>
-      </w:r>
-      <w:r>
-        <w:rPr>
-          <w:rFonts w:ascii="Times New Roman" w:hAnsi="Times New Roman"/>
+      </w:pPr>
+      <w:r>
+        <w:rPr>
+          <w:rFonts w:ascii="Times New Roman" w:hAnsi="Times New Roman" w:hint="eastAsia"/>
           <w:b/>
           <w:bCs/>
           <w:sz w:val="28"/>
           <w:szCs w:val="28"/>
         </w:rPr>
-        <w:t>方法描述：</w:t>
-      </w:r>
-      <w:r>
-        <w:rPr>
-          <w:rFonts w:ascii="Times New Roman" w:hAnsi="Times New Roman"/>
-          <w:sz w:val="28"/>
-          <w:szCs w:val="28"/>
-        </w:rPr>
-        <w:t xml:space="preserve"> </w:t>
-      </w:r>
-      <w:r>
-        <w:rPr>
-          <w:rFonts w:ascii="Times New Roman" w:hAnsi="Times New Roman"/>
-          <w:sz w:val="28"/>
-          <w:szCs w:val="28"/>
-        </w:rPr>
-        <w:t>在决策入口处（</w:t>
-      </w:r>
-      <w:r>
-        <w:rPr>
-          <w:rFonts w:ascii="Times New Roman" w:hAnsi="Times New Roman"/>
-          <w:sz w:val="28"/>
-          <w:szCs w:val="28"/>
-        </w:rPr>
-        <w:t>giveOutputBotzone</w:t>
-      </w:r>
-      <w:r>
-        <w:rPr>
-          <w:rFonts w:ascii="Times New Roman" w:hAnsi="Times New Roman"/>
-          <w:sz w:val="28"/>
-          <w:szCs w:val="28"/>
-        </w:rPr>
-        <w:t>）通过局面深拷贝构建搜索沙盒。将</w:t>
-      </w:r>
-      <w:r>
-        <w:rPr>
-          <w:rFonts w:ascii="Times New Roman" w:hAnsi="Times New Roman"/>
-          <w:sz w:val="28"/>
-          <w:szCs w:val="28"/>
-        </w:rPr>
-        <w:t xml:space="preserve"> AI </w:t>
-      </w:r>
-      <w:r>
-        <w:rPr>
-          <w:rFonts w:ascii="Times New Roman" w:hAnsi="Times New Roman"/>
-          <w:sz w:val="28"/>
-          <w:szCs w:val="28"/>
-        </w:rPr>
-        <w:t>复杂的博弈搜索与原始棋盘状态隔离，确保在搜索超时抛出</w:t>
-      </w:r>
-      <w:r>
-        <w:rPr>
-          <w:rFonts w:ascii="Times New Roman" w:hAnsi="Times New Roman"/>
-          <w:sz w:val="28"/>
-          <w:szCs w:val="28"/>
-        </w:rPr>
-        <w:t xml:space="preserve"> TimeOutException </w:t>
-      </w:r>
-      <w:r>
-        <w:rPr>
-          <w:rFonts w:ascii="Times New Roman" w:hAnsi="Times New Roman"/>
-          <w:sz w:val="28"/>
-          <w:szCs w:val="28"/>
-        </w:rPr>
-        <w:t>后，仍能基于原始局面进行合法的随机步兜底。</w:t>
-      </w:r>
-    </w:p>
-    <w:p>
-      <w:pPr>
-        <w:rPr>
-          <w:rFonts w:ascii="Times New Roman" w:hAnsi="Times New Roman"/>
-          <w:sz w:val="28"/>
-          <w:szCs w:val="28"/>
-        </w:rPr>
-      </w:pPr>
-      <w:r>
-        <w:rPr>
-          <w:rFonts w:ascii="Times New Roman" w:hAnsi="Times New Roman"/>
-          <w:sz w:val="28"/>
-          <w:szCs w:val="28"/>
-        </w:rPr>
-        <w:t xml:space="preserve">3.12 </w:t>
-      </w:r>
-      <w:r>
-        <w:rPr>
-          <w:rFonts w:ascii="Times New Roman" w:hAnsi="Times New Roman" w:hint="eastAsia"/>
-          <w:sz w:val="28"/>
-          <w:szCs w:val="28"/>
-        </w:rPr>
-        <w:t>迭代加深</w:t>
-      </w:r>
-    </w:p>
-    <w:p>
-      <w:pPr>
-        <w:ind w:firstLine="420"/>
-        <w:rPr>
-          <w:rFonts w:ascii="Times New Roman" w:hAnsi="Times New Roman" w:hint="eastAsia"/>
-          <w:sz w:val="28"/>
-          <w:szCs w:val="28"/>
-        </w:rPr>
-      </w:pPr>
+        <w:t>方法描述</w:t>
+      </w:r>
       <w:r>
         <w:rPr>
           <w:rFonts w:ascii="Times New Roman" w:hAnsi="Times New Roman" w:hint="eastAsia"/>
@@ -2465,51 +2126,3456 @@
           <w:sz w:val="28"/>
           <w:szCs w:val="28"/>
         </w:rPr>
+        <w:t>：</w:t>
+      </w:r>
+      <w:r>
+        <w:rPr>
+          <w:rFonts w:ascii="Times New Roman" w:hAnsi="Times New Roman"/>
+          <w:sz w:val="28"/>
+          <w:szCs w:val="28"/>
+        </w:rPr>
+        <w:t>在</w:t>
+      </w:r>
+      <w:r>
+        <w:rPr>
+          <w:rFonts w:ascii="Times New Roman" w:hAnsi="Times New Roman"/>
+          <w:sz w:val="28"/>
+          <w:szCs w:val="28"/>
+        </w:rPr>
+        <w:t xml:space="preserve"> EvalRecord::getGridcontrol </w:t>
+      </w:r>
+      <w:r>
+        <w:rPr>
+          <w:rFonts w:ascii="Times New Roman" w:hAnsi="Times New Roman"/>
+          <w:sz w:val="28"/>
+          <w:szCs w:val="28"/>
+        </w:rPr>
+        <w:t>中统计全局格点控制权，并填充</w:t>
+      </w:r>
+      <w:r>
+        <w:rPr>
+          <w:rFonts w:ascii="Times New Roman" w:hAnsi="Times New Roman"/>
+          <w:sz w:val="28"/>
+          <w:szCs w:val="28"/>
+        </w:rPr>
+        <w:t xml:space="preserve"> havecontrol </w:t>
+      </w:r>
+      <w:r>
+        <w:rPr>
+          <w:rFonts w:ascii="Times New Roman" w:hAnsi="Times New Roman"/>
+          <w:sz w:val="28"/>
+          <w:szCs w:val="28"/>
+        </w:rPr>
+        <w:t>数组。在搜索逻辑中，</w:t>
+      </w:r>
+      <w:r>
+        <w:rPr>
+          <w:rFonts w:ascii="Times New Roman" w:hAnsi="Times New Roman"/>
+          <w:sz w:val="28"/>
+          <w:szCs w:val="28"/>
+        </w:rPr>
+        <w:t xml:space="preserve">havethreat_of_valuestone </w:t>
+      </w:r>
+      <w:r>
+        <w:rPr>
+          <w:rFonts w:ascii="Times New Roman" w:hAnsi="Times New Roman"/>
+          <w:sz w:val="28"/>
+          <w:szCs w:val="28"/>
+        </w:rPr>
+        <w:t>函数专门用于检测重要棋子是否受攻，其结果直接影响</w:t>
+      </w:r>
+      <w:r>
+        <w:rPr>
+          <w:rFonts w:ascii="Times New Roman" w:hAnsi="Times New Roman"/>
+          <w:sz w:val="28"/>
+          <w:szCs w:val="28"/>
+        </w:rPr>
+        <w:t xml:space="preserve"> isQuietMove </w:t>
+      </w:r>
+      <w:r>
+        <w:rPr>
+          <w:rFonts w:ascii="Times New Roman" w:hAnsi="Times New Roman"/>
+          <w:sz w:val="28"/>
+          <w:szCs w:val="28"/>
+        </w:rPr>
+        <w:t>的判定（判定该步是否为</w:t>
+      </w:r>
+      <w:r>
+        <w:rPr>
+          <w:rFonts w:ascii="Times New Roman" w:hAnsi="Times New Roman"/>
+          <w:sz w:val="28"/>
+          <w:szCs w:val="28"/>
+        </w:rPr>
+        <w:t>“</w:t>
+      </w:r>
+      <w:r>
+        <w:rPr>
+          <w:rFonts w:ascii="Times New Roman" w:hAnsi="Times New Roman"/>
+          <w:sz w:val="28"/>
+          <w:szCs w:val="28"/>
+        </w:rPr>
+        <w:t>安静着法</w:t>
+      </w:r>
+      <w:r>
+        <w:rPr>
+          <w:rFonts w:ascii="Times New Roman" w:hAnsi="Times New Roman"/>
+          <w:sz w:val="28"/>
+          <w:szCs w:val="28"/>
+        </w:rPr>
+        <w:t>”</w:t>
+      </w:r>
+      <w:r>
+        <w:rPr>
+          <w:rFonts w:ascii="Times New Roman" w:hAnsi="Times New Roman"/>
+          <w:sz w:val="28"/>
+          <w:szCs w:val="28"/>
+        </w:rPr>
+        <w:t>），进而指导</w:t>
+      </w:r>
+      <w:r>
+        <w:rPr>
+          <w:rFonts w:ascii="Times New Roman" w:hAnsi="Times New Roman"/>
+          <w:sz w:val="28"/>
+          <w:szCs w:val="28"/>
+        </w:rPr>
+        <w:t xml:space="preserve"> LMR </w:t>
+      </w:r>
+      <w:r>
+        <w:rPr>
+          <w:rFonts w:ascii="Times New Roman" w:hAnsi="Times New Roman"/>
+          <w:sz w:val="28"/>
+          <w:szCs w:val="28"/>
+        </w:rPr>
+        <w:t>裁剪和空步裁剪的执行。</w:t>
+      </w:r>
+    </w:p>
+    <w:p>
+      <w:pPr>
+        <w:rPr>
+          <w:rFonts w:ascii="Times New Roman" w:hAnsi="Times New Roman"/>
+          <w:sz w:val="28"/>
+          <w:szCs w:val="28"/>
+        </w:rPr>
+      </w:pPr>
+      <w:r>
+        <w:rPr>
+          <w:rFonts w:ascii="Times New Roman" w:hAnsi="Times New Roman"/>
+          <w:sz w:val="28"/>
+          <w:szCs w:val="28"/>
+        </w:rPr>
+        <w:t xml:space="preserve">2.5 </w:t>
+      </w:r>
+      <w:r>
+        <w:rPr>
+          <w:rFonts w:ascii="Times New Roman" w:hAnsi="Times New Roman" w:hint="eastAsia"/>
+          <w:sz w:val="28"/>
+          <w:szCs w:val="28"/>
+        </w:rPr>
+        <w:t>MV</w:t>
+      </w:r>
+      <w:r>
+        <w:rPr>
+          <w:rFonts w:ascii="Times New Roman" w:hAnsi="Times New Roman"/>
+          <w:sz w:val="28"/>
+          <w:szCs w:val="28"/>
+        </w:rPr>
+        <w:t>V/</w:t>
+      </w:r>
+      <w:r>
+        <w:rPr>
+          <w:rFonts w:ascii="Times New Roman" w:hAnsi="Times New Roman" w:hint="eastAsia"/>
+          <w:sz w:val="28"/>
+          <w:szCs w:val="28"/>
+        </w:rPr>
+        <w:t>LVA</w:t>
+      </w:r>
+      <w:r>
+        <w:rPr>
+          <w:rFonts w:ascii="Times New Roman" w:hAnsi="Times New Roman"/>
+          <w:sz w:val="28"/>
+          <w:szCs w:val="28"/>
+        </w:rPr>
+        <w:t xml:space="preserve"> (</w:t>
+      </w:r>
+      <w:r>
+        <w:rPr>
+          <w:rFonts w:ascii="Times New Roman" w:hAnsi="Times New Roman" w:hint="eastAsia"/>
+          <w:sz w:val="28"/>
+          <w:szCs w:val="28"/>
+        </w:rPr>
+        <w:t>最大价值受害者</w:t>
+      </w:r>
+      <w:r>
+        <w:rPr>
+          <w:rFonts w:ascii="Times New Roman" w:hAnsi="Times New Roman" w:hint="eastAsia"/>
+          <w:sz w:val="28"/>
+          <w:szCs w:val="28"/>
+        </w:rPr>
+        <w:t>/</w:t>
+      </w:r>
+      <w:r>
+        <w:rPr>
+          <w:rFonts w:ascii="Times New Roman" w:hAnsi="Times New Roman" w:hint="eastAsia"/>
+          <w:sz w:val="28"/>
+          <w:szCs w:val="28"/>
+        </w:rPr>
+        <w:t>最小价值攻击者</w:t>
+      </w:r>
+      <w:r>
+        <w:rPr>
+          <w:rFonts w:ascii="Times New Roman" w:hAnsi="Times New Roman"/>
+          <w:sz w:val="28"/>
+          <w:szCs w:val="28"/>
+        </w:rPr>
+        <w:t>)</w:t>
+      </w:r>
+      <w:r>
+        <w:rPr>
+          <w:rFonts w:ascii="Times New Roman" w:hAnsi="Times New Roman" w:hint="eastAsia"/>
+          <w:sz w:val="28"/>
+          <w:szCs w:val="28"/>
+        </w:rPr>
+        <w:t>评价</w:t>
+      </w:r>
+    </w:p>
+    <w:p>
+      <w:pPr>
+        <w:rPr>
+          <w:rFonts w:ascii="Times New Roman" w:hAnsi="Times New Roman"/>
+          <w:sz w:val="28"/>
+          <w:szCs w:val="28"/>
+        </w:rPr>
+      </w:pPr>
+      <w:r>
+        <w:rPr>
+          <w:rFonts w:ascii="Times New Roman" w:hAnsi="Times New Roman"/>
+          <w:sz w:val="28"/>
+          <w:szCs w:val="28"/>
+        </w:rPr>
+        <w:tab/>
+      </w:r>
+      <w:r>
+        <w:rPr>
+          <w:b/>
+          <w:bCs/>
+          <w:sz w:val="28"/>
+          <w:szCs w:val="28"/>
+        </w:rPr>
         <w:t>方法描述：</w:t>
       </w:r>
       <w:r>
         <w:rPr>
-          <w:rFonts w:ascii="Times New Roman" w:hAnsi="Times New Roman" w:hint="eastAsia"/>
-          <w:sz w:val="28"/>
-          <w:szCs w:val="28"/>
-        </w:rPr>
-        <w:t>传统深度优先搜索（</w:t>
-      </w:r>
-      <w:r>
-        <w:rPr>
-          <w:rFonts w:ascii="Times New Roman" w:hAnsi="Times New Roman" w:hint="eastAsia"/>
-          <w:sz w:val="28"/>
-          <w:szCs w:val="28"/>
-        </w:rPr>
-        <w:t>DFS</w:t>
-      </w:r>
-      <w:r>
-        <w:rPr>
-          <w:rFonts w:ascii="Times New Roman" w:hAnsi="Times New Roman" w:hint="eastAsia"/>
-          <w:sz w:val="28"/>
-          <w:szCs w:val="28"/>
-        </w:rPr>
-        <w:t>）会直接向预设的最大深度（例如</w:t>
-      </w:r>
-      <w:r>
-        <w:rPr>
-          <w:rFonts w:ascii="Times New Roman" w:hAnsi="Times New Roman" w:hint="eastAsia"/>
-          <w:sz w:val="28"/>
-          <w:szCs w:val="28"/>
-        </w:rPr>
-        <w:t xml:space="preserve"> max_depth = 10</w:t>
-      </w:r>
-      <w:r>
-        <w:rPr>
-          <w:rFonts w:ascii="Times New Roman" w:hAnsi="Times New Roman" w:hint="eastAsia"/>
-          <w:sz w:val="28"/>
-          <w:szCs w:val="28"/>
-        </w:rPr>
-        <w:t>）进行完整的递归探索。而迭代加深则是从深度</w:t>
-      </w:r>
-      <w:r>
-        <w:rPr>
-          <w:rFonts w:ascii="Times New Roman" w:hAnsi="Times New Roman" w:hint="eastAsia"/>
+          <w:rFonts w:ascii="Times New Roman" w:hAnsi="Times New Roman"/>
+          <w:sz w:val="28"/>
+          <w:szCs w:val="28"/>
+        </w:rPr>
+        <w:t xml:space="preserve"> </w:t>
+      </w:r>
+      <w:r>
+        <w:rPr>
+          <w:rFonts w:ascii="Times New Roman" w:hAnsi="Times New Roman"/>
+          <w:sz w:val="28"/>
+          <w:szCs w:val="28"/>
+        </w:rPr>
+        <w:t>在</w:t>
+      </w:r>
+      <w:r>
+        <w:rPr>
+          <w:rFonts w:ascii="Times New Roman" w:hAnsi="Times New Roman"/>
+          <w:sz w:val="28"/>
+          <w:szCs w:val="28"/>
+        </w:rPr>
+        <w:t xml:space="preserve"> Tuning::getMVVLVAScore </w:t>
+      </w:r>
+      <w:r>
+        <w:rPr>
+          <w:rFonts w:ascii="Times New Roman" w:hAnsi="Times New Roman"/>
+          <w:sz w:val="28"/>
+          <w:szCs w:val="28"/>
+        </w:rPr>
+        <w:t>中根据攻击子和受害子的类型计算分值，并在</w:t>
+      </w:r>
+      <w:r>
+        <w:rPr>
+          <w:rFonts w:ascii="Times New Roman" w:hAnsi="Times New Roman"/>
+          <w:sz w:val="28"/>
+          <w:szCs w:val="28"/>
+        </w:rPr>
+        <w:t xml:space="preserve"> fill_sort_inMoveNodes </w:t>
+      </w:r>
+      <w:r>
+        <w:rPr>
+          <w:rFonts w:ascii="Times New Roman" w:hAnsi="Times New Roman"/>
+          <w:sz w:val="28"/>
+          <w:szCs w:val="28"/>
+        </w:rPr>
+        <w:t>以及</w:t>
+      </w:r>
+      <w:r>
+        <w:rPr>
+          <w:rFonts w:ascii="Times New Roman" w:hAnsi="Times New Roman"/>
+          <w:sz w:val="28"/>
+          <w:szCs w:val="28"/>
+        </w:rPr>
+        <w:t xml:space="preserve"> quiescence_search </w:t>
+      </w:r>
+      <w:r>
+        <w:rPr>
+          <w:rFonts w:ascii="Times New Roman" w:hAnsi="Times New Roman"/>
+          <w:sz w:val="28"/>
+          <w:szCs w:val="28"/>
+        </w:rPr>
+        <w:t>中通过该分值对着法列表进行降序排列，确保最优吃子序列被优先探索。</w:t>
+      </w:r>
+    </w:p>
+    <w:p>
+      <w:pPr>
+        <w:rPr>
+          <w:rFonts w:ascii="Times New Roman" w:hAnsi="Times New Roman" w:hint="eastAsia"/>
+          <w:sz w:val="28"/>
+          <w:szCs w:val="28"/>
+        </w:rPr>
+      </w:pPr>
+    </w:p>
+    <w:p>
+      <w:pPr>
+        <w:rPr>
+          <w:rFonts w:ascii="Times New Roman" w:hAnsi="Times New Roman"/>
+          <w:sz w:val="28"/>
+          <w:szCs w:val="28"/>
+        </w:rPr>
+      </w:pPr>
+      <w:r>
+        <w:rPr>
+          <w:rFonts w:ascii="Times New Roman" w:hAnsi="Times New Roman" w:hint="eastAsia"/>
+          <w:sz w:val="28"/>
+          <w:szCs w:val="28"/>
+        </w:rPr>
+        <w:t>2</w:t>
+      </w:r>
+      <w:r>
+        <w:rPr>
+          <w:rFonts w:ascii="Times New Roman" w:hAnsi="Times New Roman"/>
+          <w:sz w:val="28"/>
+          <w:szCs w:val="28"/>
+        </w:rPr>
+        <w:t xml:space="preserve">.6 </w:t>
+      </w:r>
+      <w:r>
+        <w:rPr>
+          <w:rFonts w:ascii="Times New Roman" w:hAnsi="Times New Roman" w:hint="eastAsia"/>
+          <w:sz w:val="28"/>
+          <w:szCs w:val="28"/>
+        </w:rPr>
+        <w:t>特殊棋型评估</w:t>
+      </w:r>
+    </w:p>
+    <w:p>
+      <w:pPr>
+        <w:widowControl/>
+        <w:spacing w:before="100" w:beforeAutospacing="1" w:after="100" w:afterAutospacing="1"/>
+        <w:ind w:firstLineChars="200" w:firstLine="562"/>
+        <w:jc w:val="left"/>
+        <w:rPr>
+          <w:rFonts w:ascii="Times New Roman" w:hAnsi="Times New Roman" w:hint="eastAsia"/>
+          <w:sz w:val="28"/>
+          <w:szCs w:val="28"/>
+        </w:rPr>
+      </w:pPr>
+      <w:r>
+        <w:rPr>
+          <w:b/>
+          <w:bCs/>
+          <w:sz w:val="28"/>
+          <w:szCs w:val="28"/>
+        </w:rPr>
+        <w:t>方法描述：</w:t>
+      </w:r>
+      <w:r>
+        <w:rPr>
+          <w:rFonts w:ascii="Times New Roman" w:hAnsi="Times New Roman"/>
+          <w:sz w:val="28"/>
+          <w:szCs w:val="28"/>
+        </w:rPr>
+        <w:t>在</w:t>
+      </w:r>
+      <w:r>
+        <w:rPr>
+          <w:rFonts w:ascii="Times New Roman" w:hAnsi="Times New Roman"/>
+          <w:sz w:val="28"/>
+          <w:szCs w:val="28"/>
+        </w:rPr>
+        <w:t xml:space="preserve"> EvalRecord::calShapePenalty </w:t>
+      </w:r>
+      <w:r>
+        <w:rPr>
+          <w:rFonts w:ascii="Times New Roman" w:hAnsi="Times New Roman"/>
+          <w:sz w:val="28"/>
+          <w:szCs w:val="28"/>
+        </w:rPr>
+        <w:t>中针对象棋中的特殊危险棋型进行额外惩罚，主要检测空头炮、窝心马以及底线兵</w:t>
+      </w:r>
+      <w:r>
+        <w:rPr>
+          <w:rFonts w:ascii="Times New Roman" w:hAnsi="Times New Roman"/>
+          <w:sz w:val="28"/>
+          <w:szCs w:val="28"/>
+        </w:rPr>
+        <w:t>/</w:t>
+      </w:r>
+      <w:r>
+        <w:rPr>
+          <w:rFonts w:ascii="Times New Roman" w:hAnsi="Times New Roman"/>
+          <w:sz w:val="28"/>
+          <w:szCs w:val="28"/>
+        </w:rPr>
+        <w:t>卒等情况。程序首先判断我方将帅是否处于固定底线位置，再检查中路是否存在中门空虚；若敌方炮位于中路，则通过</w:t>
+      </w:r>
+      <w:r>
+        <w:rPr>
+          <w:rFonts w:ascii="Times New Roman" w:hAnsi="Times New Roman"/>
+          <w:sz w:val="28"/>
+          <w:szCs w:val="28"/>
+        </w:rPr>
+        <w:t xml:space="preserve"> </w:t>
+      </w:r>
+      <w:r>
+        <w:rPr>
+          <w:rFonts w:ascii="Times New Roman" w:hAnsi="Times New Roman"/>
+          <w:sz w:val="28"/>
+          <w:szCs w:val="28"/>
+        </w:rPr>
+        <w:lastRenderedPageBreak/>
+        <w:t xml:space="preserve">betweenNotEmptyNum </w:t>
+      </w:r>
+      <w:r>
+        <w:rPr>
+          <w:rFonts w:ascii="Times New Roman" w:hAnsi="Times New Roman"/>
+          <w:sz w:val="28"/>
+          <w:szCs w:val="28"/>
+        </w:rPr>
+        <w:t>统计炮与将帅之间的阻挡子数量，分别识别空头炮或以窝心马为炮架的危险形态，并根据距离查表加入罚分。最终在</w:t>
+      </w:r>
+      <w:r>
+        <w:rPr>
+          <w:rFonts w:ascii="Times New Roman" w:hAnsi="Times New Roman"/>
+          <w:sz w:val="28"/>
+          <w:szCs w:val="28"/>
+        </w:rPr>
+        <w:t xml:space="preserve"> calstate </w:t>
+      </w:r>
+      <w:r>
+        <w:rPr>
+          <w:rFonts w:ascii="Times New Roman" w:hAnsi="Times New Roman"/>
+          <w:sz w:val="28"/>
+          <w:szCs w:val="28"/>
+        </w:rPr>
+        <w:t>中将己方棋型罚分扣除、对方棋型罚分加回</w:t>
+      </w:r>
+      <w:r>
+        <w:rPr>
+          <w:rFonts w:ascii="Times New Roman" w:hAnsi="Times New Roman" w:hint="eastAsia"/>
+          <w:sz w:val="28"/>
+          <w:szCs w:val="28"/>
+        </w:rPr>
+        <w:t>，修正</w:t>
+      </w:r>
+      <w:r>
+        <w:rPr>
+          <w:rFonts w:ascii="Times New Roman" w:hAnsi="Times New Roman" w:hint="eastAsia"/>
+          <w:sz w:val="28"/>
+          <w:szCs w:val="28"/>
+        </w:rPr>
+        <w:t>calstate</w:t>
+      </w:r>
+      <w:r>
+        <w:rPr>
+          <w:rFonts w:ascii="Times New Roman" w:hAnsi="Times New Roman" w:hint="eastAsia"/>
+          <w:sz w:val="28"/>
+          <w:szCs w:val="28"/>
+        </w:rPr>
+        <w:t>集成评分方法。</w:t>
+      </w:r>
+    </w:p>
+    <w:p>
+      <w:pPr>
+        <w:rPr>
+          <w:rFonts w:ascii="Times New Roman" w:hAnsi="Times New Roman" w:hint="eastAsia"/>
+          <w:sz w:val="28"/>
+          <w:szCs w:val="28"/>
+        </w:rPr>
+      </w:pPr>
+    </w:p>
+    <w:p>
+      <w:pPr>
+        <w:rPr>
+          <w:rFonts w:ascii="Times New Roman" w:hAnsi="Times New Roman"/>
+          <w:sz w:val="28"/>
+          <w:szCs w:val="28"/>
+        </w:rPr>
+      </w:pPr>
+      <w:r>
+        <w:rPr>
+          <w:rFonts w:ascii="Times New Roman" w:hAnsi="Times New Roman" w:hint="eastAsia"/>
+          <w:sz w:val="28"/>
+          <w:szCs w:val="28"/>
+        </w:rPr>
+        <w:t>2</w:t>
+      </w:r>
+      <w:r>
+        <w:rPr>
+          <w:rFonts w:ascii="Times New Roman" w:hAnsi="Times New Roman"/>
+          <w:sz w:val="28"/>
+          <w:szCs w:val="28"/>
+        </w:rPr>
+        <w:t xml:space="preserve">.7 </w:t>
+      </w:r>
+      <w:r>
+        <w:rPr>
+          <w:rFonts w:ascii="Times New Roman" w:hAnsi="Times New Roman" w:hint="eastAsia"/>
+          <w:sz w:val="28"/>
+          <w:szCs w:val="28"/>
+        </w:rPr>
+        <w:t>着法预排序：吃子优先、</w:t>
+      </w:r>
+      <w:r>
+        <w:rPr>
+          <w:rFonts w:ascii="Times New Roman" w:hAnsi="Times New Roman" w:hint="eastAsia"/>
+          <w:sz w:val="28"/>
+          <w:szCs w:val="28"/>
+        </w:rPr>
+        <w:t>MVV</w:t>
+      </w:r>
+      <w:r>
+        <w:rPr>
+          <w:rFonts w:ascii="Times New Roman" w:hAnsi="Times New Roman"/>
+          <w:sz w:val="28"/>
+          <w:szCs w:val="28"/>
+        </w:rPr>
+        <w:t>/</w:t>
+      </w:r>
+      <w:r>
+        <w:rPr>
+          <w:rFonts w:ascii="Times New Roman" w:hAnsi="Times New Roman" w:hint="eastAsia"/>
+          <w:sz w:val="28"/>
+          <w:szCs w:val="28"/>
+        </w:rPr>
+        <w:t>LVA</w:t>
+      </w:r>
+      <w:r>
+        <w:rPr>
+          <w:rFonts w:ascii="Times New Roman" w:hAnsi="Times New Roman" w:hint="eastAsia"/>
+          <w:sz w:val="28"/>
+          <w:szCs w:val="28"/>
+        </w:rPr>
+        <w:t>、置换表最佳着法、杀手着法</w:t>
+      </w:r>
+    </w:p>
+    <w:p>
+      <w:pPr>
+        <w:widowControl/>
+        <w:spacing w:before="100" w:beforeAutospacing="1" w:after="100" w:afterAutospacing="1"/>
+        <w:ind w:firstLineChars="200" w:firstLine="562"/>
+        <w:jc w:val="left"/>
+        <w:rPr>
+          <w:rFonts w:ascii="Times New Roman" w:hAnsi="Times New Roman"/>
+          <w:sz w:val="28"/>
+          <w:szCs w:val="28"/>
+        </w:rPr>
+      </w:pPr>
+      <w:r>
+        <w:rPr>
+          <w:b/>
+          <w:bCs/>
+          <w:sz w:val="28"/>
+          <w:szCs w:val="28"/>
+        </w:rPr>
+        <w:t>方法描述：</w:t>
+      </w:r>
+      <w:r>
+        <w:rPr>
+          <w:rFonts w:ascii="Times New Roman" w:hAnsi="Times New Roman"/>
+          <w:sz w:val="28"/>
+          <w:szCs w:val="28"/>
+        </w:rPr>
+        <w:t>在</w:t>
+      </w:r>
+      <w:r>
+        <w:rPr>
+          <w:rFonts w:ascii="Times New Roman" w:hAnsi="Times New Roman"/>
+          <w:sz w:val="28"/>
+          <w:szCs w:val="28"/>
+        </w:rPr>
+        <w:t xml:space="preserve"> EvalRecord::calcurmove </w:t>
+      </w:r>
+      <w:r>
+        <w:rPr>
+          <w:rFonts w:ascii="Times New Roman" w:hAnsi="Times New Roman"/>
+          <w:sz w:val="28"/>
+          <w:szCs w:val="28"/>
+        </w:rPr>
+        <w:t>中对每一步着法进行初步打分，吃子着法使用</w:t>
+      </w:r>
+      <w:r>
+        <w:rPr>
+          <w:rFonts w:ascii="Times New Roman" w:hAnsi="Times New Roman"/>
+          <w:sz w:val="28"/>
+          <w:szCs w:val="28"/>
+        </w:rPr>
+        <w:t xml:space="preserve"> MVV/LVA </w:t>
+      </w:r>
+      <w:r>
+        <w:rPr>
+          <w:rFonts w:ascii="Times New Roman" w:hAnsi="Times New Roman"/>
+          <w:sz w:val="28"/>
+          <w:szCs w:val="28"/>
+        </w:rPr>
+        <w:t>分值，非吃子着法则使用移动棋子的基础价值和推进奖励。随后</w:t>
+      </w:r>
+      <w:r>
+        <w:rPr>
+          <w:rFonts w:ascii="Times New Roman" w:hAnsi="Times New Roman"/>
+          <w:sz w:val="28"/>
+          <w:szCs w:val="28"/>
+        </w:rPr>
+        <w:t xml:space="preserve"> fill_sort_inMoveNodes </w:t>
+      </w:r>
+      <w:r>
+        <w:rPr>
+          <w:rFonts w:ascii="Times New Roman" w:hAnsi="Times New Roman"/>
+          <w:sz w:val="28"/>
+          <w:szCs w:val="28"/>
+        </w:rPr>
+        <w:t>将</w:t>
+      </w:r>
+      <w:r>
+        <w:rPr>
+          <w:rFonts w:ascii="Times New Roman" w:hAnsi="Times New Roman"/>
+          <w:sz w:val="28"/>
+          <w:szCs w:val="28"/>
+        </w:rPr>
+        <w:t xml:space="preserve"> Move </w:t>
+      </w:r>
+      <w:r>
+        <w:rPr>
+          <w:rFonts w:ascii="Times New Roman" w:hAnsi="Times New Roman"/>
+          <w:sz w:val="28"/>
+          <w:szCs w:val="28"/>
+        </w:rPr>
+        <w:t>转换为</w:t>
+      </w:r>
+      <w:r>
+        <w:rPr>
+          <w:rFonts w:ascii="Times New Roman" w:hAnsi="Times New Roman"/>
+          <w:sz w:val="28"/>
+          <w:szCs w:val="28"/>
+        </w:rPr>
+        <w:t xml:space="preserve"> MoveNode </w:t>
+      </w:r>
+      <w:r>
+        <w:rPr>
+          <w:rFonts w:ascii="Times New Roman" w:hAnsi="Times New Roman"/>
+          <w:sz w:val="28"/>
+          <w:szCs w:val="28"/>
+        </w:rPr>
+        <w:t>并调用</w:t>
+      </w:r>
+      <w:r>
+        <w:rPr>
+          <w:rFonts w:ascii="Times New Roman" w:hAnsi="Times New Roman"/>
+          <w:sz w:val="28"/>
+          <w:szCs w:val="28"/>
+        </w:rPr>
+        <w:t xml:space="preserve"> MoveNodesort </w:t>
+      </w:r>
+      <w:r>
+        <w:rPr>
+          <w:rFonts w:ascii="Times New Roman" w:hAnsi="Times New Roman" w:hint="eastAsia"/>
+          <w:sz w:val="28"/>
+          <w:szCs w:val="28"/>
+        </w:rPr>
+        <w:t>稳定</w:t>
+      </w:r>
+      <w:r>
+        <w:rPr>
+          <w:rFonts w:ascii="Times New Roman" w:hAnsi="Times New Roman"/>
+          <w:sz w:val="28"/>
+          <w:szCs w:val="28"/>
+        </w:rPr>
+        <w:t>降序</w:t>
+      </w:r>
+      <w:r>
+        <w:rPr>
+          <w:rFonts w:ascii="Times New Roman" w:hAnsi="Times New Roman" w:hint="eastAsia"/>
+          <w:sz w:val="28"/>
+          <w:szCs w:val="28"/>
+        </w:rPr>
+        <w:t>(</w:t>
+      </w:r>
+      <w:r>
+        <w:rPr>
+          <w:rFonts w:ascii="Times New Roman" w:hAnsi="Times New Roman" w:hint="eastAsia"/>
+          <w:sz w:val="28"/>
+          <w:szCs w:val="28"/>
+        </w:rPr>
+        <w:t>非升序</w:t>
+      </w:r>
+      <w:r>
+        <w:rPr>
+          <w:rFonts w:ascii="Times New Roman" w:hAnsi="Times New Roman"/>
+          <w:sz w:val="28"/>
+          <w:szCs w:val="28"/>
+        </w:rPr>
+        <w:t>)</w:t>
+      </w:r>
+      <w:r>
+        <w:rPr>
+          <w:rFonts w:ascii="Times New Roman" w:hAnsi="Times New Roman"/>
+          <w:sz w:val="28"/>
+          <w:szCs w:val="28"/>
+        </w:rPr>
+        <w:t>排列。在</w:t>
+      </w:r>
+      <w:r>
+        <w:rPr>
+          <w:rFonts w:ascii="Times New Roman" w:hAnsi="Times New Roman"/>
+          <w:sz w:val="28"/>
+          <w:szCs w:val="28"/>
+        </w:rPr>
+        <w:t xml:space="preserve"> PVS </w:t>
+      </w:r>
+      <w:r>
+        <w:rPr>
+          <w:rFonts w:ascii="Times New Roman" w:hAnsi="Times New Roman"/>
+          <w:sz w:val="28"/>
+          <w:szCs w:val="28"/>
+        </w:rPr>
+        <w:t>搜索内部，若置换表中存在</w:t>
+      </w:r>
+      <w:r>
+        <w:rPr>
+          <w:rFonts w:ascii="Times New Roman" w:hAnsi="Times New Roman"/>
+          <w:sz w:val="28"/>
+          <w:szCs w:val="28"/>
+        </w:rPr>
+        <w:t xml:space="preserve"> best_move</w:t>
+      </w:r>
+      <w:r>
+        <w:rPr>
+          <w:rFonts w:ascii="Times New Roman" w:hAnsi="Times New Roman"/>
+          <w:sz w:val="28"/>
+          <w:szCs w:val="28"/>
+        </w:rPr>
+        <w:t>，则优先将该着法交换到首位；之后再将当前深度记录的杀手着法提前，从而形成</w:t>
+      </w:r>
+      <w:r>
+        <w:rPr>
+          <w:rFonts w:ascii="Times New Roman" w:hAnsi="Times New Roman"/>
+          <w:sz w:val="28"/>
+          <w:szCs w:val="28"/>
+        </w:rPr>
+        <w:t>“</w:t>
+      </w:r>
+      <w:r>
+        <w:rPr>
+          <w:rFonts w:ascii="Times New Roman" w:hAnsi="Times New Roman"/>
+          <w:sz w:val="28"/>
+          <w:szCs w:val="28"/>
+        </w:rPr>
+        <w:t>吃子</w:t>
+      </w:r>
+      <w:r>
+        <w:rPr>
+          <w:rFonts w:ascii="Times New Roman" w:hAnsi="Times New Roman"/>
+          <w:sz w:val="28"/>
+          <w:szCs w:val="28"/>
+        </w:rPr>
+        <w:t xml:space="preserve">/MVV-LVA → </w:t>
+      </w:r>
+      <w:r>
+        <w:rPr>
+          <w:rFonts w:ascii="Times New Roman" w:hAnsi="Times New Roman"/>
+          <w:sz w:val="28"/>
+          <w:szCs w:val="28"/>
+        </w:rPr>
+        <w:t>置换表最佳着法</w:t>
+      </w:r>
+      <w:r>
+        <w:rPr>
+          <w:rFonts w:ascii="Times New Roman" w:hAnsi="Times New Roman"/>
+          <w:sz w:val="28"/>
+          <w:szCs w:val="28"/>
+        </w:rPr>
+        <w:t xml:space="preserve"> → </w:t>
+      </w:r>
+      <w:r>
+        <w:rPr>
+          <w:rFonts w:ascii="Times New Roman" w:hAnsi="Times New Roman"/>
+          <w:sz w:val="28"/>
+          <w:szCs w:val="28"/>
+        </w:rPr>
+        <w:t>杀手着法</w:t>
+      </w:r>
+      <w:r>
+        <w:rPr>
+          <w:rFonts w:ascii="Times New Roman" w:hAnsi="Times New Roman"/>
+          <w:sz w:val="28"/>
+          <w:szCs w:val="28"/>
+        </w:rPr>
+        <w:t>”</w:t>
+      </w:r>
+      <w:r>
+        <w:rPr>
+          <w:rFonts w:ascii="Times New Roman" w:hAnsi="Times New Roman"/>
+          <w:sz w:val="28"/>
+          <w:szCs w:val="28"/>
+        </w:rPr>
+        <w:t>的综合预排序</w:t>
+      </w:r>
+      <w:r>
+        <w:rPr>
+          <w:rFonts w:ascii="Times New Roman" w:hAnsi="Times New Roman" w:hint="eastAsia"/>
+          <w:sz w:val="28"/>
+          <w:szCs w:val="28"/>
+        </w:rPr>
+        <w:t>顺序</w:t>
+      </w:r>
+      <w:r>
+        <w:rPr>
+          <w:rFonts w:ascii="Times New Roman" w:hAnsi="Times New Roman"/>
+          <w:sz w:val="28"/>
+          <w:szCs w:val="28"/>
+        </w:rPr>
+        <w:t>，提高</w:t>
+      </w:r>
+      <w:r>
+        <w:rPr>
+          <w:rFonts w:ascii="Times New Roman" w:hAnsi="Times New Roman"/>
+          <w:sz w:val="28"/>
+          <w:szCs w:val="28"/>
+        </w:rPr>
+        <w:t xml:space="preserve"> alpha-beta </w:t>
+      </w:r>
+      <w:r>
+        <w:rPr>
+          <w:rFonts w:ascii="Times New Roman" w:hAnsi="Times New Roman"/>
+          <w:sz w:val="28"/>
+          <w:szCs w:val="28"/>
+        </w:rPr>
+        <w:t>剪枝效率。</w:t>
+      </w:r>
+    </w:p>
+    <w:p>
+      <w:pPr>
+        <w:rPr>
+          <w:rFonts w:ascii="Times New Roman" w:hAnsi="Times New Roman" w:hint="eastAsia"/>
+          <w:sz w:val="28"/>
+          <w:szCs w:val="28"/>
+        </w:rPr>
+      </w:pPr>
+    </w:p>
+    <w:p>
+      <w:pPr>
+        <w:rPr>
+          <w:rFonts w:ascii="Times New Roman" w:hAnsi="Times New Roman"/>
+          <w:sz w:val="28"/>
+          <w:szCs w:val="28"/>
+        </w:rPr>
+      </w:pPr>
+      <w:r>
+        <w:rPr>
+          <w:rFonts w:ascii="Times New Roman" w:hAnsi="Times New Roman" w:hint="eastAsia"/>
+          <w:sz w:val="28"/>
+          <w:szCs w:val="28"/>
+        </w:rPr>
+        <w:t>三、</w:t>
+      </w:r>
+      <w:r>
+        <w:rPr>
+          <w:rFonts w:ascii="Times New Roman" w:hAnsi="Times New Roman" w:hint="eastAsia"/>
+          <w:sz w:val="28"/>
+          <w:szCs w:val="28"/>
+        </w:rPr>
+        <w:t>策略搜素和着法筛选，其中包含以下部分</w:t>
+      </w:r>
+    </w:p>
+    <w:p>
+      <w:pPr>
+        <w:rPr>
+          <w:rFonts w:ascii="Times New Roman" w:hAnsi="Times New Roman"/>
+          <w:sz w:val="28"/>
+          <w:szCs w:val="28"/>
+        </w:rPr>
+      </w:pPr>
+      <w:r>
+        <w:rPr>
+          <w:rFonts w:ascii="Times New Roman" w:hAnsi="Times New Roman" w:hint="eastAsia"/>
+          <w:sz w:val="28"/>
+          <w:szCs w:val="28"/>
+        </w:rPr>
+        <w:t>3</w:t>
+      </w:r>
+      <w:r>
+        <w:rPr>
+          <w:rFonts w:ascii="Times New Roman" w:hAnsi="Times New Roman"/>
+          <w:sz w:val="28"/>
+          <w:szCs w:val="28"/>
+        </w:rPr>
+        <w:t>.1</w:t>
+      </w:r>
+      <w:r>
+        <w:rPr>
+          <w:rFonts w:ascii="Times New Roman" w:hAnsi="Times New Roman" w:hint="eastAsia"/>
+          <w:sz w:val="28"/>
+          <w:szCs w:val="28"/>
+        </w:rPr>
+        <w:t>开局库</w:t>
+      </w:r>
+      <w:r>
+        <w:rPr>
+          <w:rFonts w:ascii="Times New Roman" w:hAnsi="Times New Roman" w:hint="eastAsia"/>
+          <w:sz w:val="28"/>
+          <w:szCs w:val="28"/>
+        </w:rPr>
+        <w:t>Zobrist</w:t>
+      </w:r>
+      <w:r>
+        <w:rPr>
+          <w:rFonts w:ascii="Times New Roman" w:hAnsi="Times New Roman"/>
+          <w:sz w:val="28"/>
+          <w:szCs w:val="28"/>
+        </w:rPr>
+        <w:t xml:space="preserve"> </w:t>
+      </w:r>
+      <w:r>
+        <w:rPr>
+          <w:rFonts w:ascii="Times New Roman" w:hAnsi="Times New Roman" w:hint="eastAsia"/>
+          <w:sz w:val="28"/>
+          <w:szCs w:val="28"/>
+        </w:rPr>
+        <w:t>hash</w:t>
+      </w:r>
+      <w:r>
+        <w:rPr>
+          <w:rFonts w:ascii="Times New Roman" w:hAnsi="Times New Roman" w:hint="eastAsia"/>
+          <w:sz w:val="28"/>
+          <w:szCs w:val="28"/>
+        </w:rPr>
+        <w:t>命中算法</w:t>
+      </w:r>
+    </w:p>
+    <w:p>
+      <w:pPr>
+        <w:pStyle w:val="a9"/>
+        <w:rPr>
+          <w:sz w:val="28"/>
+          <w:szCs w:val="28"/>
+        </w:rPr>
+      </w:pPr>
+      <w:r>
+        <w:rPr>
+          <w:sz w:val="28"/>
+          <w:szCs w:val="28"/>
+        </w:rPr>
+        <w:t xml:space="preserve">    </w:t>
+      </w:r>
+      <w:r>
+        <w:rPr>
+          <w:rFonts w:ascii="Calibri" w:hAnsi="Calibri" w:hint="eastAsia"/>
+          <w:b/>
+          <w:bCs/>
+          <w:sz w:val="28"/>
+          <w:szCs w:val="28"/>
+        </w:rPr>
+        <w:t>方法描述：</w:t>
+      </w:r>
+      <w:r>
+        <w:rPr>
+          <w:rFonts w:hint="eastAsia"/>
+          <w:sz w:val="28"/>
+          <w:szCs w:val="28"/>
+        </w:rPr>
+        <w:t>程序通过</w:t>
+      </w:r>
+      <w:r>
+        <w:rPr>
+          <w:rFonts w:hint="eastAsia"/>
+          <w:sz w:val="28"/>
+          <w:szCs w:val="28"/>
+        </w:rPr>
+        <w:t>Init</w:t>
+      </w:r>
+      <w:r>
+        <w:rPr>
+          <w:sz w:val="28"/>
+          <w:szCs w:val="28"/>
+        </w:rPr>
+        <w:t>Zobrist</w:t>
+      </w:r>
+      <w:r>
+        <w:rPr>
+          <w:rFonts w:hint="eastAsia"/>
+          <w:sz w:val="28"/>
+          <w:szCs w:val="28"/>
+        </w:rPr>
+        <w:t>初始化固定随机种子的</w:t>
+      </w:r>
+      <w:r>
+        <w:rPr>
+          <w:rFonts w:hint="eastAsia"/>
+          <w:sz w:val="28"/>
+          <w:szCs w:val="28"/>
+        </w:rPr>
+        <w:t>ZobristTable</w:t>
+      </w:r>
+      <w:r>
+        <w:rPr>
+          <w:rFonts w:hint="eastAsia"/>
+          <w:sz w:val="28"/>
+          <w:szCs w:val="28"/>
+        </w:rPr>
+        <w:t>和</w:t>
+      </w:r>
+      <w:r>
+        <w:rPr>
+          <w:rFonts w:hint="eastAsia"/>
+          <w:sz w:val="28"/>
+          <w:szCs w:val="28"/>
+        </w:rPr>
+        <w:t>ZobristPlayer</w:t>
+      </w:r>
+      <w:r>
+        <w:rPr>
+          <w:rFonts w:hint="eastAsia"/>
+          <w:sz w:val="28"/>
+          <w:szCs w:val="28"/>
+        </w:rPr>
+        <w:t>，并在</w:t>
+      </w:r>
+      <w:r>
+        <w:rPr>
+          <w:rFonts w:ascii="宋体" w:hAnsi="宋体" w:cs="宋体"/>
+          <w:kern w:val="0"/>
+        </w:rPr>
+        <w:t xml:space="preserve"> </w:t>
+      </w:r>
+      <w:r>
+        <w:rPr>
+          <w:sz w:val="28"/>
+          <w:szCs w:val="28"/>
+        </w:rPr>
+        <w:t xml:space="preserve">Chess::getZobristKey </w:t>
+      </w:r>
+      <w:r>
+        <w:rPr>
+          <w:sz w:val="28"/>
+          <w:szCs w:val="28"/>
+        </w:rPr>
+        <w:t>中遍历棋盘，将每个非空棋子的</w:t>
+      </w:r>
+      <w:r>
+        <w:rPr>
+          <w:sz w:val="28"/>
+          <w:szCs w:val="28"/>
+        </w:rPr>
+        <w:t>“</w:t>
+      </w:r>
+      <w:r>
+        <w:rPr>
+          <w:sz w:val="28"/>
+          <w:szCs w:val="28"/>
+        </w:rPr>
+        <w:t>类型、颜色、位置</w:t>
+      </w:r>
+      <w:r>
+        <w:rPr>
+          <w:sz w:val="28"/>
+          <w:szCs w:val="28"/>
+        </w:rPr>
+        <w:t>”</w:t>
+      </w:r>
+      <w:r>
+        <w:rPr>
+          <w:sz w:val="28"/>
+          <w:szCs w:val="28"/>
+        </w:rPr>
+        <w:t>对应</w:t>
+      </w:r>
+      <w:r>
+        <w:rPr>
+          <w:rFonts w:hint="eastAsia"/>
+          <w:sz w:val="28"/>
+          <w:szCs w:val="28"/>
+        </w:rPr>
+        <w:t>特定</w:t>
+      </w:r>
+      <w:r>
+        <w:rPr>
+          <w:rFonts w:hint="eastAsia"/>
+          <w:sz w:val="28"/>
+          <w:szCs w:val="28"/>
+        </w:rPr>
+        <w:t>key</w:t>
+      </w:r>
+      <w:r>
+        <w:rPr>
+          <w:rFonts w:hint="eastAsia"/>
+          <w:sz w:val="28"/>
+          <w:szCs w:val="28"/>
+        </w:rPr>
+        <w:t>值</w:t>
+      </w:r>
+      <w:r>
+        <w:rPr>
+          <w:rFonts w:hint="eastAsia"/>
+          <w:sz w:val="28"/>
+          <w:szCs w:val="28"/>
+        </w:rPr>
+        <w:t>(</w:t>
+      </w:r>
+      <w:r>
+        <w:rPr>
+          <w:rFonts w:hint="eastAsia"/>
+          <w:sz w:val="28"/>
+          <w:szCs w:val="28"/>
+        </w:rPr>
+        <w:t>程序中设为</w:t>
+      </w:r>
+      <w:r>
+        <w:rPr>
+          <w:rFonts w:hint="eastAsia"/>
+          <w:sz w:val="28"/>
+          <w:szCs w:val="28"/>
+        </w:rPr>
+        <w:t>2</w:t>
+      </w:r>
+      <w:r>
+        <w:rPr>
+          <w:sz w:val="28"/>
+          <w:szCs w:val="28"/>
+        </w:rPr>
+        <w:t xml:space="preserve">0262026 </w:t>
+      </w:r>
+      <w:r>
+        <w:rPr>
+          <w:rFonts w:hint="eastAsia"/>
+          <w:sz w:val="28"/>
+          <w:szCs w:val="28"/>
+        </w:rPr>
+        <w:t>Unsigned</w:t>
+      </w:r>
+      <w:r>
+        <w:rPr>
+          <w:sz w:val="28"/>
+          <w:szCs w:val="28"/>
+        </w:rPr>
+        <w:t xml:space="preserve"> </w:t>
+      </w:r>
+      <w:r>
+        <w:rPr>
+          <w:rFonts w:hint="eastAsia"/>
+          <w:sz w:val="28"/>
+          <w:szCs w:val="28"/>
+        </w:rPr>
+        <w:t>long</w:t>
+      </w:r>
+      <w:r>
+        <w:rPr>
+          <w:sz w:val="28"/>
+          <w:szCs w:val="28"/>
+        </w:rPr>
+        <w:t xml:space="preserve"> </w:t>
+      </w:r>
+      <w:r>
+        <w:rPr>
+          <w:rFonts w:hint="eastAsia"/>
+          <w:sz w:val="28"/>
+          <w:szCs w:val="28"/>
+        </w:rPr>
+        <w:t>long</w:t>
+      </w:r>
+      <w:r>
+        <w:rPr>
+          <w:sz w:val="28"/>
+          <w:szCs w:val="28"/>
+        </w:rPr>
+        <w:t>)</w:t>
+      </w:r>
+      <w:r>
+        <w:rPr>
+          <w:sz w:val="28"/>
+          <w:szCs w:val="28"/>
+        </w:rPr>
+        <w:t>进行异或，若当前为黑方行动则额外异</w:t>
+      </w:r>
+      <w:r>
+        <w:rPr>
+          <w:sz w:val="28"/>
+          <w:szCs w:val="28"/>
+        </w:rPr>
+        <w:lastRenderedPageBreak/>
+        <w:t>或</w:t>
+      </w:r>
+      <w:r>
+        <w:rPr>
+          <w:sz w:val="28"/>
+          <w:szCs w:val="28"/>
+        </w:rPr>
+        <w:t xml:space="preserve"> ZobristPlayer</w:t>
+      </w:r>
+      <w:r>
+        <w:rPr>
+          <w:sz w:val="28"/>
+          <w:szCs w:val="28"/>
+        </w:rPr>
+        <w:t>，从而得到包含行棋方信息的</w:t>
+      </w:r>
+      <w:r>
+        <w:rPr>
+          <w:sz w:val="28"/>
+          <w:szCs w:val="28"/>
+        </w:rPr>
+        <w:t xml:space="preserve"> 64 </w:t>
+      </w:r>
+      <w:r>
+        <w:rPr>
+          <w:sz w:val="28"/>
+          <w:szCs w:val="28"/>
+        </w:rPr>
+        <w:t>位局面键。</w:t>
+      </w:r>
+      <w:r>
+        <w:rPr>
+          <w:sz w:val="28"/>
+          <w:szCs w:val="28"/>
+        </w:rPr>
+        <w:t xml:space="preserve">getchessbook </w:t>
+      </w:r>
+      <w:r>
+        <w:rPr>
+          <w:sz w:val="28"/>
+          <w:szCs w:val="28"/>
+        </w:rPr>
+        <w:t>使用该键转换成字符串后查询</w:t>
+      </w:r>
+      <w:r>
+        <w:rPr>
+          <w:sz w:val="28"/>
+          <w:szCs w:val="28"/>
+        </w:rPr>
+        <w:t xml:space="preserve"> data/opening_book.json</w:t>
+      </w:r>
+      <w:r>
+        <w:rPr>
+          <w:sz w:val="28"/>
+          <w:szCs w:val="28"/>
+        </w:rPr>
+        <w:t>，在命中开局库时选取出现次数最高的候选着法；若多个着法出现次数相同，则随机选择其中之一，并在输出前再次调用</w:t>
+      </w:r>
+      <w:r>
+        <w:rPr>
+          <w:sz w:val="28"/>
+          <w:szCs w:val="28"/>
+        </w:rPr>
+        <w:t xml:space="preserve"> isMoveValidWithForbidden </w:t>
+      </w:r>
+      <w:r>
+        <w:rPr>
+          <w:sz w:val="28"/>
+          <w:szCs w:val="28"/>
+        </w:rPr>
+        <w:t>校验合法性。</w:t>
+      </w:r>
+    </w:p>
+    <w:p>
+      <w:pPr>
+        <w:rPr>
+          <w:rFonts w:ascii="Times New Roman" w:hAnsi="Times New Roman" w:hint="eastAsia"/>
+          <w:sz w:val="28"/>
+          <w:szCs w:val="28"/>
+        </w:rPr>
+      </w:pPr>
+    </w:p>
+    <w:p>
+      <w:pPr>
+        <w:rPr>
+          <w:rFonts w:ascii="Times New Roman" w:hAnsi="Times New Roman"/>
+          <w:sz w:val="28"/>
+          <w:szCs w:val="28"/>
+        </w:rPr>
+      </w:pPr>
+      <w:r>
+        <w:rPr>
+          <w:rFonts w:ascii="Times New Roman" w:hAnsi="Times New Roman" w:hint="eastAsia"/>
+          <w:sz w:val="28"/>
+          <w:szCs w:val="28"/>
+        </w:rPr>
+        <w:t>3</w:t>
+      </w:r>
+      <w:r>
+        <w:rPr>
+          <w:rFonts w:ascii="Times New Roman" w:hAnsi="Times New Roman"/>
+          <w:sz w:val="28"/>
+          <w:szCs w:val="28"/>
+        </w:rPr>
+        <w:t xml:space="preserve">.2 </w:t>
+      </w:r>
+      <w:r>
+        <w:rPr>
+          <w:rFonts w:ascii="Times New Roman" w:hAnsi="Times New Roman" w:hint="eastAsia"/>
+          <w:sz w:val="28"/>
+          <w:szCs w:val="28"/>
+        </w:rPr>
+        <w:t>Zobrist</w:t>
+      </w:r>
+      <w:r>
+        <w:rPr>
+          <w:rFonts w:ascii="Times New Roman" w:hAnsi="Times New Roman"/>
+          <w:sz w:val="28"/>
+          <w:szCs w:val="28"/>
+        </w:rPr>
+        <w:t xml:space="preserve">-64 </w:t>
+      </w:r>
+      <w:r>
+        <w:rPr>
+          <w:rFonts w:ascii="Times New Roman" w:hAnsi="Times New Roman" w:hint="eastAsia"/>
+          <w:sz w:val="28"/>
+          <w:szCs w:val="28"/>
+        </w:rPr>
+        <w:t>hash</w:t>
+      </w:r>
+      <w:r>
+        <w:rPr>
+          <w:rFonts w:ascii="Times New Roman" w:hAnsi="Times New Roman"/>
+          <w:sz w:val="28"/>
+          <w:szCs w:val="28"/>
+        </w:rPr>
+        <w:t xml:space="preserve"> </w:t>
+      </w:r>
+      <w:r>
+        <w:rPr>
+          <w:rFonts w:ascii="Times New Roman" w:hAnsi="Times New Roman" w:hint="eastAsia"/>
+          <w:sz w:val="28"/>
+          <w:szCs w:val="28"/>
+        </w:rPr>
+        <w:t>记录算法</w:t>
+      </w:r>
+    </w:p>
+    <w:p>
+      <w:pPr>
+        <w:widowControl/>
+        <w:spacing w:before="100" w:beforeAutospacing="1" w:after="100" w:afterAutospacing="1"/>
+        <w:ind w:firstLineChars="200" w:firstLine="562"/>
+        <w:jc w:val="left"/>
+        <w:rPr>
+          <w:rFonts w:ascii="Times New Roman" w:hAnsi="Times New Roman" w:hint="eastAsia"/>
+          <w:sz w:val="28"/>
+          <w:szCs w:val="28"/>
+        </w:rPr>
+      </w:pPr>
+      <w:r>
+        <w:rPr>
+          <w:b/>
+          <w:bCs/>
+          <w:sz w:val="28"/>
+          <w:szCs w:val="28"/>
+        </w:rPr>
+        <w:t>方法描述：</w:t>
+      </w:r>
+      <w:r>
+        <w:rPr>
+          <w:rFonts w:ascii="Times New Roman" w:hAnsi="Times New Roman"/>
+          <w:sz w:val="28"/>
+          <w:szCs w:val="28"/>
+        </w:rPr>
+        <w:t>程序使用</w:t>
+      </w:r>
+      <w:r>
+        <w:rPr>
+          <w:rFonts w:ascii="Times New Roman" w:hAnsi="Times New Roman"/>
+          <w:sz w:val="28"/>
+          <w:szCs w:val="28"/>
+        </w:rPr>
+        <w:t xml:space="preserve"> uint64_t </w:t>
+      </w:r>
+      <w:r>
+        <w:rPr>
+          <w:rFonts w:ascii="Times New Roman" w:hAnsi="Times New Roman"/>
+          <w:sz w:val="28"/>
+          <w:szCs w:val="28"/>
+        </w:rPr>
+        <w:t>表示棋盘局面的</w:t>
+      </w:r>
+      <w:r>
+        <w:rPr>
+          <w:rFonts w:ascii="Times New Roman" w:hAnsi="Times New Roman"/>
+          <w:sz w:val="28"/>
+          <w:szCs w:val="28"/>
+        </w:rPr>
+        <w:t xml:space="preserve"> Zobrist Key</w:t>
+      </w:r>
+      <w:r>
+        <w:rPr>
+          <w:rFonts w:ascii="Times New Roman" w:hAnsi="Times New Roman"/>
+          <w:sz w:val="28"/>
+          <w:szCs w:val="28"/>
+        </w:rPr>
+        <w:t>，通过对棋盘上所有棋子</w:t>
+      </w:r>
+      <w:r>
+        <w:rPr>
+          <w:rFonts w:ascii="Times New Roman" w:hAnsi="Times New Roman" w:hint="eastAsia"/>
+          <w:sz w:val="28"/>
+          <w:szCs w:val="28"/>
+        </w:rPr>
+        <w:t>与特定</w:t>
+      </w:r>
+      <w:r>
+        <w:rPr>
+          <w:rFonts w:ascii="Times New Roman" w:hAnsi="Times New Roman" w:hint="eastAsia"/>
+          <w:sz w:val="28"/>
+          <w:szCs w:val="28"/>
+        </w:rPr>
+        <w:t>key</w:t>
+      </w:r>
+      <w:r>
+        <w:rPr>
+          <w:rFonts w:ascii="Times New Roman" w:hAnsi="Times New Roman" w:hint="eastAsia"/>
+          <w:sz w:val="28"/>
+          <w:szCs w:val="28"/>
+        </w:rPr>
+        <w:t>值</w:t>
+      </w:r>
+      <w:r>
+        <w:rPr>
+          <w:rFonts w:hint="eastAsia"/>
+          <w:sz w:val="28"/>
+          <w:szCs w:val="28"/>
+        </w:rPr>
+        <w:t>(</w:t>
+      </w:r>
+      <w:r>
+        <w:rPr>
+          <w:rFonts w:hint="eastAsia"/>
+          <w:sz w:val="28"/>
+          <w:szCs w:val="28"/>
+        </w:rPr>
+        <w:t>程序中设为</w:t>
+      </w:r>
+      <w:r>
+        <w:rPr>
+          <w:rFonts w:hint="eastAsia"/>
+          <w:sz w:val="28"/>
+          <w:szCs w:val="28"/>
+        </w:rPr>
+        <w:t>2</w:t>
+      </w:r>
+      <w:r>
+        <w:rPr>
+          <w:sz w:val="28"/>
+          <w:szCs w:val="28"/>
+        </w:rPr>
+        <w:t xml:space="preserve">0262026 </w:t>
+      </w:r>
+      <w:r>
+        <w:rPr>
+          <w:rFonts w:hint="eastAsia"/>
+          <w:sz w:val="28"/>
+          <w:szCs w:val="28"/>
+        </w:rPr>
+        <w:t>Unsigned</w:t>
+      </w:r>
+      <w:r>
+        <w:rPr>
+          <w:sz w:val="28"/>
+          <w:szCs w:val="28"/>
+        </w:rPr>
+        <w:t xml:space="preserve"> </w:t>
+      </w:r>
+      <w:r>
+        <w:rPr>
+          <w:rFonts w:hint="eastAsia"/>
+          <w:sz w:val="28"/>
+          <w:szCs w:val="28"/>
+        </w:rPr>
+        <w:t>long</w:t>
+      </w:r>
+      <w:r>
+        <w:rPr>
+          <w:sz w:val="28"/>
+          <w:szCs w:val="28"/>
+        </w:rPr>
+        <w:t xml:space="preserve"> </w:t>
+      </w:r>
+      <w:r>
+        <w:rPr>
+          <w:rFonts w:hint="eastAsia"/>
+          <w:sz w:val="28"/>
+          <w:szCs w:val="28"/>
+        </w:rPr>
+        <w:t>long</w:t>
+      </w:r>
+      <w:r>
+        <w:rPr>
+          <w:sz w:val="28"/>
+          <w:szCs w:val="28"/>
+        </w:rPr>
+        <w:t>)</w:t>
+      </w:r>
+      <w:r>
+        <w:rPr>
+          <w:rFonts w:ascii="Times New Roman" w:hAnsi="Times New Roman"/>
+          <w:sz w:val="28"/>
+          <w:szCs w:val="28"/>
+        </w:rPr>
+        <w:t>进行异或，把复杂棋盘状态映射为</w:t>
+      </w:r>
+      <w:r>
+        <w:rPr>
+          <w:rFonts w:ascii="Times New Roman" w:hAnsi="Times New Roman"/>
+          <w:sz w:val="28"/>
+          <w:szCs w:val="28"/>
+        </w:rPr>
+        <w:t xml:space="preserve"> 64 </w:t>
+      </w:r>
+      <w:r>
+        <w:rPr>
+          <w:rFonts w:ascii="Times New Roman" w:hAnsi="Times New Roman"/>
+          <w:sz w:val="28"/>
+          <w:szCs w:val="28"/>
+        </w:rPr>
+        <w:t>位整数</w:t>
+      </w:r>
+      <w:r>
+        <w:rPr>
+          <w:rFonts w:ascii="Times New Roman" w:hAnsi="Times New Roman" w:hint="eastAsia"/>
+          <w:sz w:val="28"/>
+          <w:szCs w:val="28"/>
+        </w:rPr>
+        <w:t>，计算得到的</w:t>
+      </w:r>
+      <w:r>
+        <w:rPr>
+          <w:rFonts w:ascii="Times New Roman" w:hAnsi="Times New Roman" w:hint="eastAsia"/>
+          <w:sz w:val="28"/>
+          <w:szCs w:val="28"/>
+        </w:rPr>
+        <w:t>Hash</w:t>
+      </w:r>
+      <w:r>
+        <w:rPr>
+          <w:rFonts w:ascii="Times New Roman" w:hAnsi="Times New Roman" w:hint="eastAsia"/>
+          <w:sz w:val="28"/>
+          <w:szCs w:val="28"/>
+        </w:rPr>
+        <w:t>值供开局库和置换表使用，</w:t>
+      </w:r>
+      <w:r>
+        <w:rPr>
+          <w:rFonts w:ascii="Times New Roman" w:hAnsi="Times New Roman"/>
+          <w:sz w:val="28"/>
+          <w:szCs w:val="28"/>
+        </w:rPr>
+        <w:t>该，</w:t>
+      </w:r>
+      <w:r>
+        <w:rPr>
+          <w:rFonts w:ascii="Times New Roman" w:hAnsi="Times New Roman" w:hint="eastAsia"/>
+          <w:sz w:val="28"/>
+          <w:szCs w:val="28"/>
+        </w:rPr>
+        <w:t>保证</w:t>
+      </w:r>
+      <w:r>
+        <w:rPr>
+          <w:rFonts w:ascii="Times New Roman" w:hAnsi="Times New Roman"/>
+          <w:sz w:val="28"/>
+          <w:szCs w:val="28"/>
+        </w:rPr>
+        <w:t>局面重复识别与搜索记忆化</w:t>
+      </w:r>
+      <w:r>
+        <w:rPr>
+          <w:rFonts w:ascii="Times New Roman" w:hAnsi="Times New Roman" w:hint="eastAsia"/>
+          <w:sz w:val="28"/>
+          <w:szCs w:val="28"/>
+        </w:rPr>
+        <w:t>。</w:t>
+      </w:r>
+    </w:p>
+    <w:p>
+      <w:pPr>
+        <w:rPr>
+          <w:rFonts w:ascii="Times New Roman" w:hAnsi="Times New Roman"/>
+          <w:sz w:val="28"/>
+          <w:szCs w:val="28"/>
+        </w:rPr>
+      </w:pPr>
+    </w:p>
+    <w:p>
+      <w:pPr>
+        <w:rPr>
+          <w:rFonts w:ascii="Times New Roman" w:hAnsi="Times New Roman"/>
+          <w:sz w:val="28"/>
+          <w:szCs w:val="28"/>
+        </w:rPr>
+      </w:pPr>
+    </w:p>
+    <w:p>
+      <w:pPr>
+        <w:rPr>
+          <w:rFonts w:ascii="Times New Roman" w:hAnsi="Times New Roman" w:hint="eastAsia"/>
+          <w:sz w:val="28"/>
+          <w:szCs w:val="28"/>
+        </w:rPr>
+      </w:pPr>
+    </w:p>
+    <w:p>
+      <w:pPr>
+        <w:rPr>
+          <w:rFonts w:ascii="Times New Roman" w:hAnsi="Times New Roman"/>
+          <w:sz w:val="28"/>
+          <w:szCs w:val="28"/>
+        </w:rPr>
+      </w:pPr>
+      <w:r>
+        <w:rPr>
+          <w:rFonts w:ascii="Times New Roman" w:hAnsi="Times New Roman" w:hint="eastAsia"/>
+          <w:sz w:val="28"/>
+          <w:szCs w:val="28"/>
+        </w:rPr>
+        <w:t>3</w:t>
+      </w:r>
+      <w:r>
+        <w:rPr>
+          <w:rFonts w:ascii="Times New Roman" w:hAnsi="Times New Roman"/>
+          <w:sz w:val="28"/>
+          <w:szCs w:val="28"/>
+        </w:rPr>
+        <w:t xml:space="preserve">.3 </w:t>
+      </w:r>
+      <w:r>
+        <w:rPr>
+          <w:rFonts w:ascii="Times New Roman" w:hAnsi="Times New Roman" w:hint="eastAsia"/>
+          <w:sz w:val="28"/>
+          <w:szCs w:val="28"/>
+        </w:rPr>
+        <w:t>Trans</w:t>
+      </w:r>
+      <w:r>
+        <w:rPr>
+          <w:rFonts w:ascii="Times New Roman" w:hAnsi="Times New Roman" w:hint="eastAsia"/>
+          <w:sz w:val="28"/>
+          <w:szCs w:val="28"/>
+        </w:rPr>
+        <w:t>posi</w:t>
+      </w:r>
+      <w:r>
+        <w:rPr>
+          <w:rFonts w:ascii="Times New Roman" w:hAnsi="Times New Roman" w:hint="eastAsia"/>
+          <w:sz w:val="28"/>
+          <w:szCs w:val="28"/>
+        </w:rPr>
+        <w:t>tion</w:t>
+      </w:r>
+      <w:r>
+        <w:rPr>
+          <w:rFonts w:ascii="Times New Roman" w:hAnsi="Times New Roman"/>
+          <w:sz w:val="28"/>
+          <w:szCs w:val="28"/>
+        </w:rPr>
+        <w:t xml:space="preserve"> </w:t>
+      </w:r>
+      <w:r>
+        <w:rPr>
+          <w:rFonts w:ascii="Times New Roman" w:hAnsi="Times New Roman" w:hint="eastAsia"/>
+          <w:sz w:val="28"/>
+          <w:szCs w:val="28"/>
+        </w:rPr>
+        <w:t>Table(</w:t>
+      </w:r>
+      <w:r>
+        <w:rPr>
+          <w:rFonts w:ascii="Times New Roman" w:hAnsi="Times New Roman" w:hint="eastAsia"/>
+          <w:sz w:val="28"/>
+          <w:szCs w:val="28"/>
+        </w:rPr>
+        <w:t>置换表</w:t>
+      </w:r>
+      <w:r>
+        <w:rPr>
+          <w:rFonts w:ascii="Times New Roman" w:hAnsi="Times New Roman"/>
+          <w:sz w:val="28"/>
+          <w:szCs w:val="28"/>
+        </w:rPr>
+        <w:t xml:space="preserve">) </w:t>
+      </w:r>
+      <w:r>
+        <w:rPr>
+          <w:rFonts w:ascii="Times New Roman" w:hAnsi="Times New Roman" w:hint="eastAsia"/>
+          <w:sz w:val="28"/>
+          <w:szCs w:val="28"/>
+        </w:rPr>
+        <w:t>Exact,Alph</w:t>
+      </w:r>
+      <w:r>
+        <w:rPr>
+          <w:rFonts w:ascii="Times New Roman" w:hAnsi="Times New Roman"/>
+          <w:sz w:val="28"/>
+          <w:szCs w:val="28"/>
+        </w:rPr>
+        <w:t>a,</w:t>
+      </w:r>
+      <w:r>
+        <w:rPr>
+          <w:rFonts w:ascii="Times New Roman" w:hAnsi="Times New Roman" w:hint="eastAsia"/>
+          <w:sz w:val="28"/>
+          <w:szCs w:val="28"/>
+        </w:rPr>
+        <w:t>Beta</w:t>
+      </w:r>
+      <w:r>
+        <w:rPr>
+          <w:rFonts w:ascii="Times New Roman" w:hAnsi="Times New Roman" w:hint="eastAsia"/>
+          <w:sz w:val="28"/>
+          <w:szCs w:val="28"/>
+        </w:rPr>
+        <w:t>节点记录与启发搜素</w:t>
+      </w:r>
+    </w:p>
+    <w:p>
+      <w:pPr>
+        <w:widowControl/>
+        <w:spacing w:before="100" w:beforeAutospacing="1" w:after="100" w:afterAutospacing="1"/>
+        <w:ind w:firstLine="420"/>
+        <w:jc w:val="left"/>
+        <w:rPr>
+          <w:rFonts w:ascii="Times New Roman" w:hAnsi="Times New Roman"/>
+          <w:sz w:val="28"/>
+          <w:szCs w:val="28"/>
+        </w:rPr>
+      </w:pPr>
+      <w:r>
+        <w:rPr>
+          <w:b/>
+          <w:bCs/>
+          <w:sz w:val="28"/>
+          <w:szCs w:val="28"/>
+        </w:rPr>
+        <w:t>方法描述：</w:t>
+      </w:r>
+      <w:r>
+        <w:rPr>
+          <w:rFonts w:ascii="Times New Roman" w:hAnsi="Times New Roman"/>
+          <w:sz w:val="28"/>
+          <w:szCs w:val="28"/>
+        </w:rPr>
+        <w:t>程序定义</w:t>
+      </w:r>
+      <w:r>
+        <w:rPr>
+          <w:rFonts w:ascii="Times New Roman" w:hAnsi="Times New Roman"/>
+          <w:sz w:val="28"/>
+          <w:szCs w:val="28"/>
+        </w:rPr>
+        <w:t xml:space="preserve"> TTStateNode </w:t>
+      </w:r>
+      <w:r>
+        <w:rPr>
+          <w:rFonts w:ascii="Times New Roman" w:hAnsi="Times New Roman"/>
+          <w:sz w:val="28"/>
+          <w:szCs w:val="28"/>
+        </w:rPr>
+        <w:t>记录</w:t>
+      </w:r>
+      <w:r>
+        <w:rPr>
+          <w:rFonts w:ascii="Times New Roman" w:hAnsi="Times New Roman"/>
+          <w:sz w:val="28"/>
+          <w:szCs w:val="28"/>
+        </w:rPr>
+        <w:t xml:space="preserve"> Zobrist Key</w:t>
+      </w:r>
+      <w:r>
+        <w:rPr>
+          <w:rFonts w:ascii="Times New Roman" w:hAnsi="Times New Roman"/>
+          <w:sz w:val="28"/>
+          <w:szCs w:val="28"/>
+        </w:rPr>
+        <w:t>、搜索深度、评估分数、节点类型和最佳着法，并使用固定大小</w:t>
+      </w:r>
+      <w:r>
+        <w:rPr>
+          <w:rFonts w:ascii="Times New Roman" w:hAnsi="Times New Roman"/>
+          <w:sz w:val="28"/>
+          <w:szCs w:val="28"/>
+        </w:rPr>
+        <w:t xml:space="preserve"> HashTable </w:t>
+      </w:r>
+      <w:r>
+        <w:rPr>
+          <w:rFonts w:ascii="Times New Roman" w:hAnsi="Times New Roman"/>
+          <w:sz w:val="28"/>
+          <w:szCs w:val="28"/>
+        </w:rPr>
+        <w:t>存储搜索过的局面。</w:t>
+      </w:r>
+      <w:r>
+        <w:rPr>
+          <w:rFonts w:ascii="Times New Roman" w:hAnsi="Times New Roman"/>
+          <w:sz w:val="28"/>
+          <w:szCs w:val="28"/>
+        </w:rPr>
+        <w:t xml:space="preserve">probeHash </w:t>
+      </w:r>
+      <w:r>
+        <w:rPr>
+          <w:rFonts w:ascii="Times New Roman" w:hAnsi="Times New Roman"/>
+          <w:sz w:val="28"/>
+          <w:szCs w:val="28"/>
+        </w:rPr>
+        <w:t>在进入搜索节点时根据</w:t>
+      </w:r>
+      <w:r>
+        <w:rPr>
+          <w:rFonts w:ascii="Times New Roman" w:hAnsi="Times New Roman"/>
+          <w:sz w:val="28"/>
+          <w:szCs w:val="28"/>
+        </w:rPr>
+        <w:t xml:space="preserve"> Zobrist Key </w:t>
+      </w:r>
+      <w:r>
+        <w:rPr>
+          <w:rFonts w:ascii="Times New Roman" w:hAnsi="Times New Roman"/>
+          <w:sz w:val="28"/>
+          <w:szCs w:val="28"/>
+        </w:rPr>
+        <w:t>查询置换表，若命中且记录深度不低于当前深度，则根据</w:t>
+      </w:r>
+      <w:r>
+        <w:rPr>
+          <w:rFonts w:ascii="Times New Roman" w:hAnsi="Times New Roman"/>
+          <w:sz w:val="28"/>
+          <w:szCs w:val="28"/>
+        </w:rPr>
+        <w:t xml:space="preserve"> EXACT</w:t>
+      </w:r>
+      <w:r>
+        <w:rPr>
+          <w:rFonts w:ascii="Times New Roman" w:hAnsi="Times New Roman"/>
+          <w:sz w:val="28"/>
+          <w:szCs w:val="28"/>
+        </w:rPr>
+        <w:t>、</w:t>
+      </w:r>
+      <w:r>
+        <w:rPr>
+          <w:rFonts w:ascii="Times New Roman" w:hAnsi="Times New Roman"/>
+          <w:sz w:val="28"/>
+          <w:szCs w:val="28"/>
+        </w:rPr>
+        <w:t>ALPHA</w:t>
+      </w:r>
+      <w:r>
+        <w:rPr>
+          <w:rFonts w:ascii="Times New Roman" w:hAnsi="Times New Roman"/>
+          <w:sz w:val="28"/>
+          <w:szCs w:val="28"/>
+        </w:rPr>
+        <w:t>、</w:t>
+      </w:r>
+      <w:r>
+        <w:rPr>
+          <w:rFonts w:ascii="Times New Roman" w:hAnsi="Times New Roman"/>
+          <w:sz w:val="28"/>
+          <w:szCs w:val="28"/>
+        </w:rPr>
+        <w:t xml:space="preserve">BETA </w:t>
+      </w:r>
+      <w:r>
+        <w:rPr>
+          <w:rFonts w:ascii="Times New Roman" w:hAnsi="Times New Roman"/>
+          <w:sz w:val="28"/>
+          <w:szCs w:val="28"/>
+        </w:rPr>
+        <w:t>三种标志决定直接返回精确值或利用上下</w:t>
+      </w:r>
+      <w:r>
+        <w:rPr>
+          <w:rFonts w:ascii="Times New Roman" w:hAnsi="Times New Roman"/>
+          <w:sz w:val="28"/>
+          <w:szCs w:val="28"/>
+        </w:rPr>
+        <w:lastRenderedPageBreak/>
+        <w:t>界进行剪枝。</w:t>
+      </w:r>
+      <w:r>
+        <w:rPr>
+          <w:rFonts w:ascii="Times New Roman" w:hAnsi="Times New Roman"/>
+          <w:sz w:val="28"/>
+          <w:szCs w:val="28"/>
+        </w:rPr>
+        <w:t xml:space="preserve">RecordHash </w:t>
+      </w:r>
+      <w:r>
+        <w:rPr>
+          <w:rFonts w:ascii="Times New Roman" w:hAnsi="Times New Roman"/>
+          <w:sz w:val="28"/>
+          <w:szCs w:val="28"/>
+        </w:rPr>
+        <w:t>在搜索结束或发生</w:t>
+      </w:r>
+      <w:r>
+        <w:rPr>
+          <w:rFonts w:ascii="Times New Roman" w:hAnsi="Times New Roman"/>
+          <w:sz w:val="28"/>
+          <w:szCs w:val="28"/>
+        </w:rPr>
+        <w:t xml:space="preserve"> beta </w:t>
+      </w:r>
+      <w:r>
+        <w:rPr>
+          <w:rFonts w:ascii="Times New Roman" w:hAnsi="Times New Roman"/>
+          <w:sz w:val="28"/>
+          <w:szCs w:val="28"/>
+        </w:rPr>
+        <w:t>截断时写入置换表，并优先保留更深层的搜索结果。同时，命中的</w:t>
+      </w:r>
+      <w:r>
+        <w:rPr>
+          <w:rFonts w:ascii="Times New Roman" w:hAnsi="Times New Roman"/>
+          <w:sz w:val="28"/>
+          <w:szCs w:val="28"/>
+        </w:rPr>
+        <w:t xml:space="preserve"> best_move </w:t>
+      </w:r>
+      <w:r>
+        <w:rPr>
+          <w:rFonts w:ascii="Times New Roman" w:hAnsi="Times New Roman"/>
+          <w:sz w:val="28"/>
+          <w:szCs w:val="28"/>
+        </w:rPr>
+        <w:t>会在当前节点的着法排序中被提前，作为置换表启发着法优先搜索。</w:t>
+      </w:r>
+    </w:p>
+    <w:p>
+      <w:pPr>
+        <w:rPr>
+          <w:rFonts w:ascii="Times New Roman" w:hAnsi="Times New Roman" w:hint="eastAsia"/>
+          <w:sz w:val="28"/>
+          <w:szCs w:val="28"/>
+        </w:rPr>
+      </w:pPr>
+    </w:p>
+    <w:p>
+      <w:pPr>
+        <w:rPr>
+          <w:rFonts w:ascii="Times New Roman" w:hAnsi="Times New Roman"/>
+          <w:sz w:val="28"/>
+          <w:szCs w:val="28"/>
+        </w:rPr>
+      </w:pPr>
+      <w:r>
+        <w:rPr>
+          <w:rFonts w:ascii="Times New Roman" w:hAnsi="Times New Roman" w:hint="eastAsia"/>
+          <w:sz w:val="28"/>
+          <w:szCs w:val="28"/>
+        </w:rPr>
+        <w:t>3</w:t>
+      </w:r>
+      <w:r>
+        <w:rPr>
+          <w:rFonts w:ascii="Times New Roman" w:hAnsi="Times New Roman"/>
+          <w:sz w:val="28"/>
+          <w:szCs w:val="28"/>
+        </w:rPr>
+        <w:t xml:space="preserve">.3 </w:t>
+      </w:r>
+      <w:r>
+        <w:rPr>
+          <w:rFonts w:ascii="Times New Roman" w:hAnsi="Times New Roman" w:hint="eastAsia"/>
+          <w:sz w:val="28"/>
+          <w:szCs w:val="28"/>
+        </w:rPr>
+        <w:t>NegaMax</w:t>
+      </w:r>
+      <w:r>
+        <w:rPr>
+          <w:rFonts w:ascii="Times New Roman" w:hAnsi="Times New Roman"/>
+          <w:sz w:val="28"/>
+          <w:szCs w:val="28"/>
+        </w:rPr>
+        <w:t>(</w:t>
+      </w:r>
+      <w:r>
+        <w:rPr>
+          <w:rFonts w:ascii="Times New Roman" w:hAnsi="Times New Roman" w:hint="eastAsia"/>
+          <w:sz w:val="28"/>
+          <w:szCs w:val="28"/>
+        </w:rPr>
+        <w:t>负极大值</w:t>
+      </w:r>
+      <w:r>
+        <w:rPr>
+          <w:rFonts w:ascii="Times New Roman" w:hAnsi="Times New Roman"/>
+          <w:sz w:val="28"/>
+          <w:szCs w:val="28"/>
+        </w:rPr>
+        <w:t>)</w:t>
+      </w:r>
+      <w:r>
+        <w:rPr>
+          <w:rFonts w:ascii="Times New Roman" w:hAnsi="Times New Roman" w:hint="eastAsia"/>
+          <w:sz w:val="28"/>
+          <w:szCs w:val="28"/>
+        </w:rPr>
+        <w:t>形式</w:t>
+      </w:r>
+      <w:r>
+        <w:rPr>
+          <w:rFonts w:ascii="Times New Roman" w:hAnsi="Times New Roman"/>
+          <w:sz w:val="28"/>
+          <w:szCs w:val="28"/>
+        </w:rPr>
+        <w:t xml:space="preserve">alpha-beta </w:t>
+      </w:r>
+      <w:r>
+        <w:rPr>
+          <w:rFonts w:ascii="Times New Roman" w:hAnsi="Times New Roman" w:hint="eastAsia"/>
+          <w:sz w:val="28"/>
+          <w:szCs w:val="28"/>
+        </w:rPr>
+        <w:t>搜素算法</w:t>
+      </w:r>
+    </w:p>
+    <w:p>
+      <w:pPr>
+        <w:widowControl/>
+        <w:spacing w:before="100" w:beforeAutospacing="1" w:after="100" w:afterAutospacing="1"/>
+        <w:ind w:firstLine="420"/>
+        <w:jc w:val="left"/>
+        <w:rPr>
+          <w:rFonts w:ascii="Times New Roman" w:hAnsi="Times New Roman"/>
+          <w:sz w:val="28"/>
+          <w:szCs w:val="28"/>
+        </w:rPr>
+      </w:pPr>
+      <w:r>
+        <w:rPr>
+          <w:b/>
+          <w:bCs/>
+          <w:sz w:val="28"/>
+          <w:szCs w:val="28"/>
+        </w:rPr>
+        <w:t>方法描述：</w:t>
+      </w:r>
+      <w:r>
+        <w:rPr>
+          <w:rFonts w:ascii="Times New Roman" w:hAnsi="Times New Roman"/>
+          <w:sz w:val="28"/>
+          <w:szCs w:val="28"/>
+        </w:rPr>
+        <w:t>程序的</w:t>
+      </w:r>
+      <w:r>
+        <w:rPr>
+          <w:rFonts w:ascii="Times New Roman" w:hAnsi="Times New Roman"/>
+          <w:sz w:val="28"/>
+          <w:szCs w:val="28"/>
+        </w:rPr>
+        <w:t xml:space="preserve"> alpha_beta_search </w:t>
+      </w:r>
+      <w:r>
+        <w:rPr>
+          <w:rFonts w:ascii="Times New Roman" w:hAnsi="Times New Roman"/>
+          <w:sz w:val="28"/>
+          <w:szCs w:val="28"/>
+        </w:rPr>
+        <w:t>与</w:t>
+      </w:r>
+      <w:r>
+        <w:rPr>
+          <w:rFonts w:ascii="Times New Roman" w:hAnsi="Times New Roman"/>
+          <w:sz w:val="28"/>
+          <w:szCs w:val="28"/>
+        </w:rPr>
+        <w:t xml:space="preserve"> alpha_beta_PVS_search </w:t>
+      </w:r>
+      <w:r>
+        <w:rPr>
+          <w:rFonts w:ascii="Times New Roman" w:hAnsi="Times New Roman"/>
+          <w:sz w:val="28"/>
+          <w:szCs w:val="28"/>
+        </w:rPr>
+        <w:t>均采用</w:t>
+      </w:r>
+      <w:r>
+        <w:rPr>
+          <w:rFonts w:ascii="Times New Roman" w:hAnsi="Times New Roman"/>
+          <w:sz w:val="28"/>
+          <w:szCs w:val="28"/>
+        </w:rPr>
+        <w:t xml:space="preserve"> NegaMax </w:t>
+      </w:r>
+      <w:r>
+        <w:rPr>
+          <w:rFonts w:ascii="Times New Roman" w:hAnsi="Times New Roman"/>
+          <w:sz w:val="28"/>
+          <w:szCs w:val="28"/>
+        </w:rPr>
+        <w:t>形式实现，即每向下一层搜索一次，就通过取负号转换为对手视角的局面评分，调用形式为</w:t>
+      </w:r>
+      <w:r>
+        <w:rPr>
+          <w:rFonts w:ascii="Times New Roman" w:hAnsi="Times New Roman"/>
+          <w:sz w:val="28"/>
+          <w:szCs w:val="28"/>
+        </w:rPr>
+        <w:t xml:space="preserve"> -search(depth - 1, -beta, -alpha)</w:t>
+      </w:r>
+      <w:r>
+        <w:rPr>
+          <w:rFonts w:ascii="Times New Roman" w:hAnsi="Times New Roman"/>
+          <w:sz w:val="28"/>
+          <w:szCs w:val="28"/>
+        </w:rPr>
+        <w:t>。这样可以将极大层和极小层统一为</w:t>
+      </w:r>
+      <w:r>
+        <w:rPr>
+          <w:rFonts w:ascii="Times New Roman" w:hAnsi="Times New Roman"/>
+          <w:sz w:val="28"/>
+          <w:szCs w:val="28"/>
+        </w:rPr>
+        <w:t>“</w:t>
+      </w:r>
+      <w:r>
+        <w:rPr>
+          <w:rFonts w:ascii="Times New Roman" w:hAnsi="Times New Roman"/>
+          <w:sz w:val="28"/>
+          <w:szCs w:val="28"/>
+        </w:rPr>
+        <w:t>当前行动方最大化收益</w:t>
+      </w:r>
+      <w:r>
+        <w:rPr>
+          <w:rFonts w:ascii="Times New Roman" w:hAnsi="Times New Roman"/>
+          <w:sz w:val="28"/>
+          <w:szCs w:val="28"/>
+        </w:rPr>
+        <w:t>”</w:t>
+      </w:r>
+      <w:r>
+        <w:rPr>
+          <w:rFonts w:ascii="Times New Roman" w:hAnsi="Times New Roman"/>
+          <w:sz w:val="28"/>
+          <w:szCs w:val="28"/>
+        </w:rPr>
+        <w:t>的搜索模型，简化递归逻辑。搜索过程中若</w:t>
+      </w:r>
+      <w:r>
+        <w:rPr>
+          <w:rFonts w:ascii="Times New Roman" w:hAnsi="Times New Roman"/>
+          <w:sz w:val="28"/>
+          <w:szCs w:val="28"/>
+        </w:rPr>
+        <w:t xml:space="preserve"> val &gt;= beta </w:t>
+      </w:r>
+      <w:r>
+        <w:rPr>
+          <w:rFonts w:ascii="Times New Roman" w:hAnsi="Times New Roman"/>
+          <w:sz w:val="28"/>
+          <w:szCs w:val="28"/>
+        </w:rPr>
+        <w:t>则触发</w:t>
+      </w:r>
+      <w:r>
+        <w:rPr>
+          <w:rFonts w:ascii="Times New Roman" w:hAnsi="Times New Roman"/>
+          <w:sz w:val="28"/>
+          <w:szCs w:val="28"/>
+        </w:rPr>
+        <w:t xml:space="preserve"> beta </w:t>
+      </w:r>
+      <w:r>
+        <w:rPr>
+          <w:rFonts w:ascii="Times New Roman" w:hAnsi="Times New Roman"/>
+          <w:sz w:val="28"/>
+          <w:szCs w:val="28"/>
+        </w:rPr>
+        <w:t>剪枝；若</w:t>
+      </w:r>
+      <w:r>
+        <w:rPr>
+          <w:rFonts w:ascii="Times New Roman" w:hAnsi="Times New Roman"/>
+          <w:sz w:val="28"/>
+          <w:szCs w:val="28"/>
+        </w:rPr>
+        <w:t xml:space="preserve"> val &gt; alpha </w:t>
+      </w:r>
+      <w:r>
+        <w:rPr>
+          <w:rFonts w:ascii="Times New Roman" w:hAnsi="Times New Roman"/>
+          <w:sz w:val="28"/>
+          <w:szCs w:val="28"/>
+        </w:rPr>
+        <w:t>则更新</w:t>
+      </w:r>
+      <w:r>
+        <w:rPr>
+          <w:rFonts w:ascii="Times New Roman" w:hAnsi="Times New Roman"/>
+          <w:sz w:val="28"/>
+          <w:szCs w:val="28"/>
+        </w:rPr>
+        <w:t xml:space="preserve"> alpha</w:t>
+      </w:r>
+      <w:r>
+        <w:rPr>
+          <w:rFonts w:ascii="Times New Roman" w:hAnsi="Times New Roman"/>
+          <w:sz w:val="28"/>
+          <w:szCs w:val="28"/>
+        </w:rPr>
+        <w:t>，最终返回当前节点在</w:t>
+      </w:r>
+      <w:r>
+        <w:rPr>
+          <w:rFonts w:ascii="Times New Roman" w:hAnsi="Times New Roman"/>
+          <w:sz w:val="28"/>
+          <w:szCs w:val="28"/>
+        </w:rPr>
+        <w:t xml:space="preserve"> alpha-beta </w:t>
+      </w:r>
+      <w:r>
+        <w:rPr>
+          <w:rFonts w:ascii="Times New Roman" w:hAnsi="Times New Roman"/>
+          <w:sz w:val="28"/>
+          <w:szCs w:val="28"/>
+        </w:rPr>
+        <w:t>窗口内得到的最优估值。</w:t>
+      </w:r>
+    </w:p>
+    <w:p>
+      <w:pPr>
+        <w:rPr>
+          <w:rFonts w:ascii="Times New Roman" w:hAnsi="Times New Roman"/>
+          <w:sz w:val="28"/>
+          <w:szCs w:val="28"/>
+        </w:rPr>
+      </w:pPr>
+    </w:p>
+    <w:p>
+      <w:pPr>
+        <w:rPr>
+          <w:rFonts w:ascii="Times New Roman" w:hAnsi="Times New Roman" w:hint="eastAsia"/>
+          <w:sz w:val="28"/>
+          <w:szCs w:val="28"/>
+        </w:rPr>
+      </w:pPr>
+    </w:p>
+    <w:p>
+      <w:pPr>
+        <w:rPr>
+          <w:rFonts w:ascii="Times New Roman" w:hAnsi="Times New Roman"/>
+          <w:sz w:val="28"/>
+          <w:szCs w:val="28"/>
+        </w:rPr>
+      </w:pPr>
+      <w:r>
+        <w:rPr>
+          <w:rFonts w:ascii="Times New Roman" w:hAnsi="Times New Roman" w:hint="eastAsia"/>
+          <w:sz w:val="28"/>
+          <w:szCs w:val="28"/>
+        </w:rPr>
+        <w:t>3</w:t>
+      </w:r>
+      <w:r>
+        <w:rPr>
+          <w:rFonts w:ascii="Times New Roman" w:hAnsi="Times New Roman"/>
+          <w:sz w:val="28"/>
+          <w:szCs w:val="28"/>
+        </w:rPr>
+        <w:t>.4</w:t>
+      </w:r>
+      <w:r>
+        <w:rPr>
+          <w:rFonts w:ascii="Times New Roman" w:hAnsi="Times New Roman"/>
+          <w:sz w:val="28"/>
+          <w:szCs w:val="28"/>
+        </w:rPr>
+        <w:t xml:space="preserve"> </w:t>
+      </w:r>
+      <w:r>
+        <w:rPr>
+          <w:rFonts w:ascii="Times New Roman" w:hAnsi="Times New Roman" w:hint="eastAsia"/>
+          <w:sz w:val="28"/>
+          <w:szCs w:val="28"/>
+        </w:rPr>
+        <w:t>Fail</w:t>
+      </w:r>
+      <w:r>
+        <w:rPr>
+          <w:rFonts w:ascii="Times New Roman" w:hAnsi="Times New Roman"/>
+          <w:sz w:val="28"/>
+          <w:szCs w:val="28"/>
+        </w:rPr>
+        <w:t>-</w:t>
+      </w:r>
+      <w:r>
+        <w:rPr>
+          <w:rFonts w:ascii="Times New Roman" w:hAnsi="Times New Roman" w:hint="eastAsia"/>
+          <w:sz w:val="28"/>
+          <w:szCs w:val="28"/>
+        </w:rPr>
+        <w:t>Soft</w:t>
+      </w:r>
+      <w:r>
+        <w:rPr>
+          <w:rFonts w:ascii="Times New Roman" w:hAnsi="Times New Roman" w:hint="eastAsia"/>
+          <w:sz w:val="28"/>
+          <w:szCs w:val="28"/>
+        </w:rPr>
+        <w:t>形式</w:t>
+      </w:r>
+      <w:r>
+        <w:rPr>
+          <w:rFonts w:ascii="Times New Roman" w:hAnsi="Times New Roman"/>
+          <w:sz w:val="28"/>
+          <w:szCs w:val="28"/>
+        </w:rPr>
+        <w:t xml:space="preserve"> </w:t>
+      </w:r>
+      <w:r>
+        <w:rPr>
+          <w:rFonts w:ascii="Times New Roman" w:hAnsi="Times New Roman" w:hint="eastAsia"/>
+          <w:sz w:val="28"/>
+          <w:szCs w:val="28"/>
+        </w:rPr>
+        <w:t>PVS(</w:t>
+      </w:r>
+      <w:r>
+        <w:rPr>
+          <w:rFonts w:ascii="Times New Roman" w:hAnsi="Times New Roman"/>
+          <w:sz w:val="28"/>
+          <w:szCs w:val="28"/>
+        </w:rPr>
+        <w:t>Princip</w:t>
+      </w:r>
+      <w:r>
+        <w:rPr>
+          <w:rFonts w:ascii="Times New Roman" w:hAnsi="Times New Roman" w:hint="eastAsia"/>
+          <w:sz w:val="28"/>
+          <w:szCs w:val="28"/>
+        </w:rPr>
+        <w:t>al</w:t>
+      </w:r>
+      <w:r>
+        <w:rPr>
+          <w:rFonts w:ascii="Times New Roman" w:hAnsi="Times New Roman"/>
+          <w:sz w:val="28"/>
+          <w:szCs w:val="28"/>
+        </w:rPr>
+        <w:t xml:space="preserve"> Variation Search</w:t>
+      </w:r>
+      <w:r>
+        <w:rPr>
+          <w:rFonts w:ascii="Times New Roman" w:hAnsi="Times New Roman" w:hint="eastAsia"/>
+          <w:sz w:val="28"/>
+          <w:szCs w:val="28"/>
+        </w:rPr>
+        <w:t>，主要变例搜素</w:t>
+      </w:r>
+      <w:r>
+        <w:rPr>
+          <w:rFonts w:ascii="Times New Roman" w:hAnsi="Times New Roman"/>
+          <w:sz w:val="28"/>
+          <w:szCs w:val="28"/>
+        </w:rPr>
+        <w:t>)</w:t>
+      </w:r>
+      <w:r>
+        <w:rPr>
+          <w:rFonts w:ascii="Times New Roman" w:hAnsi="Times New Roman" w:hint="eastAsia"/>
+          <w:sz w:val="28"/>
+          <w:szCs w:val="28"/>
+        </w:rPr>
+        <w:t>算法</w:t>
+      </w:r>
+    </w:p>
+    <w:p>
+      <w:pPr>
+        <w:widowControl/>
+        <w:spacing w:before="100" w:beforeAutospacing="1" w:after="100" w:afterAutospacing="1"/>
+        <w:ind w:firstLine="420"/>
+        <w:jc w:val="left"/>
+        <w:rPr>
+          <w:rFonts w:ascii="Times New Roman" w:hAnsi="Times New Roman"/>
+          <w:sz w:val="28"/>
+          <w:szCs w:val="28"/>
+        </w:rPr>
+      </w:pPr>
+      <w:r>
+        <w:rPr>
+          <w:b/>
+          <w:bCs/>
+          <w:sz w:val="28"/>
+          <w:szCs w:val="28"/>
+        </w:rPr>
+        <w:t>方法描述：</w:t>
+      </w:r>
+      <w:r>
+        <w:rPr>
+          <w:rFonts w:ascii="Times New Roman" w:hAnsi="Times New Roman"/>
+          <w:sz w:val="28"/>
+          <w:szCs w:val="28"/>
+        </w:rPr>
+        <w:t>在</w:t>
+      </w:r>
+      <w:r>
+        <w:rPr>
+          <w:rFonts w:ascii="Times New Roman" w:hAnsi="Times New Roman"/>
+          <w:sz w:val="28"/>
+          <w:szCs w:val="28"/>
+        </w:rPr>
+        <w:t xml:space="preserve"> ChessAI::alpha_beta_PVS_search </w:t>
+      </w:r>
+      <w:r>
+        <w:rPr>
+          <w:rFonts w:ascii="Times New Roman" w:hAnsi="Times New Roman"/>
+          <w:sz w:val="28"/>
+          <w:szCs w:val="28"/>
+        </w:rPr>
+        <w:t>中实现主要变例搜索。第一个候选着法使用完整窗口搜索，之后的着法先使用零窗口</w:t>
+      </w:r>
+      <w:r>
+        <w:rPr>
+          <w:rFonts w:ascii="Times New Roman" w:hAnsi="Times New Roman"/>
+          <w:sz w:val="28"/>
+          <w:szCs w:val="28"/>
+        </w:rPr>
+        <w:t xml:space="preserve"> [-alpha-1, -alpha] </w:t>
+      </w:r>
+      <w:r>
+        <w:rPr>
+          <w:rFonts w:ascii="Times New Roman" w:hAnsi="Times New Roman"/>
+          <w:sz w:val="28"/>
+          <w:szCs w:val="28"/>
+        </w:rPr>
+        <w:t>进行快速验证；若返回值落入</w:t>
+      </w:r>
+      <w:r>
+        <w:rPr>
+          <w:rFonts w:ascii="Times New Roman" w:hAnsi="Times New Roman"/>
+          <w:sz w:val="28"/>
+          <w:szCs w:val="28"/>
+        </w:rPr>
+        <w:t xml:space="preserve"> alpha </w:t>
+      </w:r>
+      <w:r>
+        <w:rPr>
+          <w:rFonts w:ascii="Times New Roman" w:hAnsi="Times New Roman"/>
+          <w:sz w:val="28"/>
+          <w:szCs w:val="28"/>
+        </w:rPr>
+        <w:t>与</w:t>
+      </w:r>
+      <w:r>
+        <w:rPr>
+          <w:rFonts w:ascii="Times New Roman" w:hAnsi="Times New Roman"/>
+          <w:sz w:val="28"/>
+          <w:szCs w:val="28"/>
+        </w:rPr>
+        <w:t xml:space="preserve"> beta </w:t>
+      </w:r>
+      <w:r>
+        <w:rPr>
+          <w:rFonts w:ascii="Times New Roman" w:hAnsi="Times New Roman"/>
+          <w:sz w:val="28"/>
+          <w:szCs w:val="28"/>
+        </w:rPr>
+        <w:t>之间，说明该着法可能改写主要变例，再使用完整窗口重新搜索。程序使用</w:t>
+      </w:r>
+      <w:r>
+        <w:rPr>
+          <w:rFonts w:ascii="Times New Roman" w:hAnsi="Times New Roman"/>
+          <w:sz w:val="28"/>
+          <w:szCs w:val="28"/>
+        </w:rPr>
+        <w:t xml:space="preserve"> best_val </w:t>
+      </w:r>
+      <w:r>
+        <w:rPr>
+          <w:rFonts w:ascii="Times New Roman" w:hAnsi="Times New Roman"/>
+          <w:sz w:val="28"/>
+          <w:szCs w:val="28"/>
+        </w:rPr>
+        <w:t>保存当前节点实际搜索到的最优分数，并在</w:t>
+      </w:r>
+      <w:r>
+        <w:rPr>
+          <w:rFonts w:ascii="Times New Roman" w:hAnsi="Times New Roman"/>
+          <w:sz w:val="28"/>
+          <w:szCs w:val="28"/>
+        </w:rPr>
+        <w:t xml:space="preserve"> beta </w:t>
+      </w:r>
+      <w:r>
+        <w:rPr>
+          <w:rFonts w:ascii="Times New Roman" w:hAnsi="Times New Roman"/>
+          <w:sz w:val="28"/>
+          <w:szCs w:val="28"/>
+        </w:rPr>
+        <w:lastRenderedPageBreak/>
+        <w:t>截断时记录</w:t>
+      </w:r>
+      <w:r>
+        <w:rPr>
+          <w:rFonts w:ascii="Times New Roman" w:hAnsi="Times New Roman"/>
+          <w:sz w:val="28"/>
+          <w:szCs w:val="28"/>
+        </w:rPr>
+        <w:t xml:space="preserve"> BETA </w:t>
+      </w:r>
+      <w:r>
+        <w:rPr>
+          <w:rFonts w:ascii="Times New Roman" w:hAnsi="Times New Roman"/>
+          <w:sz w:val="28"/>
+          <w:szCs w:val="28"/>
+        </w:rPr>
+        <w:t>节点，在搜索结束后根据</w:t>
+      </w:r>
+      <w:r>
+        <w:rPr>
+          <w:rFonts w:ascii="Times New Roman" w:hAnsi="Times New Roman"/>
+          <w:sz w:val="28"/>
+          <w:szCs w:val="28"/>
+        </w:rPr>
+        <w:t xml:space="preserve"> best_val </w:t>
+      </w:r>
+      <w:r>
+        <w:rPr>
+          <w:rFonts w:ascii="Times New Roman" w:hAnsi="Times New Roman"/>
+          <w:sz w:val="28"/>
+          <w:szCs w:val="28"/>
+        </w:rPr>
+        <w:t>是否超过</w:t>
+      </w:r>
+      <w:r>
+        <w:rPr>
+          <w:rFonts w:ascii="Times New Roman" w:hAnsi="Times New Roman"/>
+          <w:sz w:val="28"/>
+          <w:szCs w:val="28"/>
+        </w:rPr>
+        <w:t xml:space="preserve"> original_alpha </w:t>
+      </w:r>
+      <w:r>
+        <w:rPr>
+          <w:rFonts w:ascii="Times New Roman" w:hAnsi="Times New Roman"/>
+          <w:sz w:val="28"/>
+          <w:szCs w:val="28"/>
+        </w:rPr>
+        <w:t>记录</w:t>
+      </w:r>
+      <w:r>
+        <w:rPr>
+          <w:rFonts w:ascii="Times New Roman" w:hAnsi="Times New Roman"/>
+          <w:sz w:val="28"/>
+          <w:szCs w:val="28"/>
+        </w:rPr>
+        <w:t xml:space="preserve"> EXACT </w:t>
+      </w:r>
+      <w:r>
+        <w:rPr>
+          <w:rFonts w:ascii="Times New Roman" w:hAnsi="Times New Roman"/>
+          <w:sz w:val="28"/>
+          <w:szCs w:val="28"/>
+        </w:rPr>
+        <w:t>或</w:t>
+      </w:r>
+      <w:r>
+        <w:rPr>
+          <w:rFonts w:ascii="Times New Roman" w:hAnsi="Times New Roman"/>
+          <w:sz w:val="28"/>
+          <w:szCs w:val="28"/>
+        </w:rPr>
+        <w:t xml:space="preserve"> ALPHA </w:t>
+      </w:r>
+      <w:r>
+        <w:rPr>
+          <w:rFonts w:ascii="Times New Roman" w:hAnsi="Times New Roman"/>
+          <w:sz w:val="28"/>
+          <w:szCs w:val="28"/>
+        </w:rPr>
+        <w:t>节点，使</w:t>
+      </w:r>
+      <w:r>
+        <w:rPr>
+          <w:rFonts w:ascii="Times New Roman" w:hAnsi="Times New Roman"/>
+          <w:sz w:val="28"/>
+          <w:szCs w:val="28"/>
+        </w:rPr>
+        <w:t xml:space="preserve"> PVS </w:t>
+      </w:r>
+      <w:r>
+        <w:rPr>
+          <w:rFonts w:ascii="Times New Roman" w:hAnsi="Times New Roman"/>
+          <w:sz w:val="28"/>
+          <w:szCs w:val="28"/>
+        </w:rPr>
+        <w:t>与置换表记录相结合，提高深层搜索效率。</w:t>
+      </w:r>
+    </w:p>
+    <w:p>
+      <w:pPr>
+        <w:rPr>
+          <w:rFonts w:ascii="Times New Roman" w:hAnsi="Times New Roman"/>
+          <w:sz w:val="28"/>
+          <w:szCs w:val="28"/>
+        </w:rPr>
+      </w:pPr>
+      <w:r>
+        <w:rPr>
+          <w:rFonts w:ascii="Times New Roman" w:hAnsi="Times New Roman"/>
+          <w:sz w:val="28"/>
+          <w:szCs w:val="28"/>
+        </w:rPr>
+        <w:t xml:space="preserve"> </w:t>
+      </w:r>
+    </w:p>
+    <w:p>
+      <w:pPr>
+        <w:rPr>
+          <w:rFonts w:ascii="Times New Roman" w:hAnsi="Times New Roman"/>
+          <w:sz w:val="28"/>
+          <w:szCs w:val="28"/>
+        </w:rPr>
+      </w:pPr>
+      <w:r>
+        <w:rPr>
+          <w:rFonts w:ascii="Times New Roman" w:hAnsi="Times New Roman" w:hint="eastAsia"/>
+          <w:sz w:val="28"/>
+          <w:szCs w:val="28"/>
+        </w:rPr>
+        <w:t>3</w:t>
+      </w:r>
+      <w:r>
+        <w:rPr>
+          <w:rFonts w:ascii="Times New Roman" w:hAnsi="Times New Roman"/>
+          <w:sz w:val="28"/>
+          <w:szCs w:val="28"/>
+        </w:rPr>
+        <w:t>.5 Quiescen</w:t>
+      </w:r>
+      <w:r>
+        <w:rPr>
+          <w:rFonts w:ascii="Times New Roman" w:hAnsi="Times New Roman"/>
+          <w:sz w:val="28"/>
+          <w:szCs w:val="28"/>
+        </w:rPr>
+        <w:t>c</w:t>
+      </w:r>
+      <w:r>
+        <w:rPr>
+          <w:rFonts w:ascii="Times New Roman" w:hAnsi="Times New Roman"/>
+          <w:sz w:val="28"/>
+          <w:szCs w:val="28"/>
+        </w:rPr>
+        <w:t>e Search</w:t>
+      </w:r>
+      <w:r>
+        <w:rPr>
+          <w:rFonts w:ascii="Times New Roman" w:hAnsi="Times New Roman" w:hint="eastAsia"/>
+          <w:sz w:val="28"/>
+          <w:szCs w:val="28"/>
+        </w:rPr>
+        <w:t>(</w:t>
+      </w:r>
+      <w:r>
+        <w:rPr>
+          <w:rFonts w:ascii="Times New Roman" w:hAnsi="Times New Roman" w:hint="eastAsia"/>
+          <w:sz w:val="28"/>
+          <w:szCs w:val="28"/>
+        </w:rPr>
+        <w:t>静态搜素</w:t>
+      </w:r>
+      <w:r>
+        <w:rPr>
+          <w:rFonts w:ascii="Times New Roman" w:hAnsi="Times New Roman"/>
+          <w:sz w:val="28"/>
+          <w:szCs w:val="28"/>
+        </w:rPr>
+        <w:t>)</w:t>
+      </w:r>
+      <w:r>
+        <w:rPr>
+          <w:rFonts w:ascii="Times New Roman" w:hAnsi="Times New Roman" w:hint="eastAsia"/>
+          <w:sz w:val="28"/>
+          <w:szCs w:val="28"/>
+        </w:rPr>
+        <w:t>算法</w:t>
+      </w:r>
+    </w:p>
+    <w:p>
+      <w:pPr>
+        <w:rPr>
+          <w:rFonts w:ascii="Times New Roman" w:hAnsi="Times New Roman"/>
+          <w:sz w:val="28"/>
+          <w:szCs w:val="28"/>
+        </w:rPr>
+      </w:pPr>
+      <w:r>
+        <w:rPr>
+          <w:rFonts w:ascii="Times New Roman" w:hAnsi="Times New Roman"/>
+          <w:sz w:val="28"/>
+          <w:szCs w:val="28"/>
+        </w:rPr>
+        <w:tab/>
+      </w:r>
+      <w:r>
+        <w:rPr>
+          <w:rFonts w:hint="eastAsia"/>
+          <w:b/>
+          <w:bCs/>
+          <w:sz w:val="28"/>
+          <w:szCs w:val="28"/>
+        </w:rPr>
+        <w:t>方法描述</w:t>
+      </w:r>
+      <w:r>
+        <w:rPr>
+          <w:b/>
+          <w:bCs/>
+          <w:sz w:val="28"/>
+          <w:szCs w:val="28"/>
+        </w:rPr>
+        <w:t>：</w:t>
+      </w:r>
+      <w:r>
+        <w:rPr>
+          <w:rFonts w:ascii="Times New Roman" w:hAnsi="Times New Roman"/>
+          <w:sz w:val="28"/>
+          <w:szCs w:val="28"/>
+        </w:rPr>
+        <w:t>在</w:t>
+      </w:r>
+      <w:r>
+        <w:rPr>
+          <w:rFonts w:ascii="Times New Roman" w:hAnsi="Times New Roman"/>
+          <w:sz w:val="28"/>
+          <w:szCs w:val="28"/>
+        </w:rPr>
+        <w:t xml:space="preserve"> alpha_beta_PVS_search </w:t>
+      </w:r>
+      <w:r>
+        <w:rPr>
+          <w:rFonts w:ascii="Times New Roman" w:hAnsi="Times New Roman"/>
+          <w:sz w:val="28"/>
+          <w:szCs w:val="28"/>
+        </w:rPr>
+        <w:t>深度为</w:t>
+      </w:r>
+      <w:r>
+        <w:rPr>
+          <w:rFonts w:ascii="Times New Roman" w:hAnsi="Times New Roman"/>
+          <w:sz w:val="28"/>
+          <w:szCs w:val="28"/>
+        </w:rPr>
+        <w:t xml:space="preserve"> 0 </w:t>
+      </w:r>
+      <w:r>
+        <w:rPr>
+          <w:rFonts w:ascii="Times New Roman" w:hAnsi="Times New Roman"/>
+          <w:sz w:val="28"/>
+          <w:szCs w:val="28"/>
+        </w:rPr>
+        <w:t>时</w:t>
+      </w:r>
+      <w:r>
+        <w:rPr>
+          <w:rFonts w:ascii="Times New Roman" w:hAnsi="Times New Roman" w:hint="eastAsia"/>
+          <w:sz w:val="28"/>
+          <w:szCs w:val="28"/>
+        </w:rPr>
+        <w:t>进入</w:t>
+      </w:r>
+      <w:r>
+        <w:rPr>
+          <w:rFonts w:ascii="Times New Roman" w:hAnsi="Times New Roman"/>
+          <w:sz w:val="28"/>
+          <w:szCs w:val="28"/>
+        </w:rPr>
+        <w:t xml:space="preserve"> quiescence_search</w:t>
+      </w:r>
+      <w:r>
+        <w:rPr>
+          <w:rFonts w:ascii="Times New Roman" w:hAnsi="Times New Roman"/>
+          <w:sz w:val="28"/>
+          <w:szCs w:val="28"/>
+        </w:rPr>
+        <w:t>。通过</w:t>
+      </w:r>
+      <w:r>
+        <w:rPr>
+          <w:rFonts w:ascii="Times New Roman" w:hAnsi="Times New Roman"/>
+          <w:sz w:val="28"/>
+          <w:szCs w:val="28"/>
+        </w:rPr>
+        <w:t xml:space="preserve"> inCheck </w:t>
+      </w:r>
+      <w:r>
+        <w:rPr>
+          <w:rFonts w:ascii="Times New Roman" w:hAnsi="Times New Roman"/>
+          <w:sz w:val="28"/>
+          <w:szCs w:val="28"/>
+        </w:rPr>
+        <w:t>判断是否被将军，并仅生成吃子着法，通过不断试探</w:t>
+      </w:r>
+      <w:r>
+        <w:rPr>
+          <w:rFonts w:ascii="Times New Roman" w:hAnsi="Times New Roman"/>
+          <w:sz w:val="28"/>
+          <w:szCs w:val="28"/>
+        </w:rPr>
+        <w:t>“</w:t>
+      </w:r>
+      <w:r>
+        <w:rPr>
+          <w:rFonts w:ascii="Times New Roman" w:hAnsi="Times New Roman"/>
+          <w:sz w:val="28"/>
+          <w:szCs w:val="28"/>
+        </w:rPr>
+        <w:t>兑子</w:t>
+      </w:r>
+      <w:r>
+        <w:rPr>
+          <w:rFonts w:ascii="Times New Roman" w:hAnsi="Times New Roman"/>
+          <w:sz w:val="28"/>
+          <w:szCs w:val="28"/>
+        </w:rPr>
+        <w:t>”</w:t>
+      </w:r>
+      <w:r>
+        <w:rPr>
+          <w:rFonts w:ascii="Times New Roman" w:hAnsi="Times New Roman"/>
+          <w:sz w:val="28"/>
+          <w:szCs w:val="28"/>
+        </w:rPr>
+        <w:t>序列来获取更稳定的局面评估值，确保最终返回的评分能够反映棋局的真实走向。</w:t>
+      </w:r>
+    </w:p>
+    <w:p>
+      <w:pPr>
+        <w:rPr>
+          <w:rFonts w:ascii="Times New Roman" w:hAnsi="Times New Roman"/>
+          <w:sz w:val="28"/>
+          <w:szCs w:val="28"/>
+        </w:rPr>
+      </w:pPr>
+    </w:p>
+    <w:p>
+      <w:pPr>
+        <w:rPr>
+          <w:rFonts w:ascii="Times New Roman" w:hAnsi="Times New Roman"/>
+          <w:sz w:val="28"/>
+          <w:szCs w:val="28"/>
+        </w:rPr>
+      </w:pPr>
+      <w:r>
+        <w:rPr>
+          <w:rFonts w:ascii="Times New Roman" w:hAnsi="Times New Roman" w:hint="eastAsia"/>
+          <w:sz w:val="28"/>
+          <w:szCs w:val="28"/>
+        </w:rPr>
+        <w:t>3</w:t>
+      </w:r>
+      <w:r>
+        <w:rPr>
+          <w:rFonts w:ascii="Times New Roman" w:hAnsi="Times New Roman"/>
+          <w:sz w:val="28"/>
+          <w:szCs w:val="28"/>
+        </w:rPr>
+        <w:t>.6 Null Move Pruning</w:t>
+      </w:r>
+      <w:r>
+        <w:rPr>
+          <w:rFonts w:ascii="Times New Roman" w:hAnsi="Times New Roman" w:hint="eastAsia"/>
+          <w:sz w:val="28"/>
+          <w:szCs w:val="28"/>
+        </w:rPr>
+        <w:t>(</w:t>
+      </w:r>
+      <w:r>
+        <w:rPr>
+          <w:rFonts w:ascii="Times New Roman" w:hAnsi="Times New Roman" w:hint="eastAsia"/>
+          <w:sz w:val="28"/>
+          <w:szCs w:val="28"/>
+        </w:rPr>
+        <w:t>空步裁剪</w:t>
+      </w:r>
+      <w:r>
+        <w:rPr>
+          <w:rFonts w:ascii="Times New Roman" w:hAnsi="Times New Roman"/>
+          <w:sz w:val="28"/>
+          <w:szCs w:val="28"/>
+        </w:rPr>
+        <w:t>)</w:t>
+      </w:r>
+      <w:r>
+        <w:rPr>
+          <w:rFonts w:ascii="Times New Roman" w:hAnsi="Times New Roman" w:hint="eastAsia"/>
+          <w:sz w:val="28"/>
+          <w:szCs w:val="28"/>
+        </w:rPr>
+        <w:t>优化</w:t>
+      </w:r>
+    </w:p>
+    <w:p>
+      <w:pPr>
+        <w:widowControl/>
+        <w:tabs>
+          <w:tab w:val="left" w:pos="916"/>
+          <w:tab w:val="left" w:pos="1832"/>
+          <w:tab w:val="left" w:pos="2748"/>
+          <w:tab w:val="left" w:pos="3664"/>
+          <w:tab w:val="left" w:pos="4580"/>
+          <w:tab w:val="left" w:pos="5496"/>
+          <w:tab w:val="left" w:pos="6412"/>
+          <w:tab w:val="left" w:pos="7328"/>
+          <w:tab w:val="left" w:pos="8244"/>
+          <w:tab w:val="left" w:pos="9160"/>
+          <w:tab w:val="left" w:pos="10076"/>
+          <w:tab w:val="left" w:pos="10992"/>
+          <w:tab w:val="left" w:pos="11908"/>
+          <w:tab w:val="left" w:pos="12824"/>
+          <w:tab w:val="left" w:pos="13740"/>
+          <w:tab w:val="left" w:pos="14656"/>
+        </w:tabs>
+        <w:ind w:firstLineChars="200" w:firstLine="562"/>
+        <w:jc w:val="left"/>
+        <w:rPr>
+          <w:rFonts w:ascii="Times New Roman" w:hAnsi="Times New Roman"/>
+          <w:sz w:val="28"/>
+          <w:szCs w:val="28"/>
+        </w:rPr>
+      </w:pPr>
+      <w:r>
+        <w:rPr>
+          <w:b/>
+          <w:bCs/>
+          <w:sz w:val="28"/>
+          <w:szCs w:val="28"/>
+        </w:rPr>
+        <w:t>方法描述：</w:t>
+      </w:r>
+      <w:r>
+        <w:rPr>
+          <w:rFonts w:ascii="Times New Roman" w:hAnsi="Times New Roman"/>
+          <w:sz w:val="28"/>
+          <w:szCs w:val="28"/>
+        </w:rPr>
+        <w:t>在</w:t>
+      </w:r>
+      <w:r>
+        <w:rPr>
+          <w:rFonts w:ascii="Times New Roman" w:hAnsi="Times New Roman"/>
+          <w:sz w:val="28"/>
+          <w:szCs w:val="28"/>
+        </w:rPr>
+        <w:t xml:space="preserve"> alpha_beta_search </w:t>
+      </w:r>
+      <w:r>
+        <w:rPr>
+          <w:rFonts w:ascii="Times New Roman" w:hAnsi="Times New Roman"/>
+          <w:sz w:val="28"/>
+          <w:szCs w:val="28"/>
+        </w:rPr>
+        <w:t>和</w:t>
+      </w:r>
+      <w:r>
+        <w:rPr>
+          <w:rFonts w:ascii="Times New Roman" w:hAnsi="Times New Roman"/>
+          <w:sz w:val="28"/>
+          <w:szCs w:val="28"/>
+        </w:rPr>
+        <w:t xml:space="preserve"> alpha_beta_PVS_search </w:t>
+      </w:r>
+      <w:r>
+        <w:rPr>
+          <w:rFonts w:ascii="Times New Roman" w:hAnsi="Times New Roman"/>
+          <w:sz w:val="28"/>
+          <w:szCs w:val="28"/>
+        </w:rPr>
+        <w:t>中，当剩余深度满足</w:t>
+      </w:r>
+      <w:r>
+        <w:rPr>
+          <w:rFonts w:ascii="Times New Roman" w:hAnsi="Times New Roman"/>
+          <w:sz w:val="28"/>
+          <w:szCs w:val="28"/>
+        </w:rPr>
+        <w:t xml:space="preserve"> depth &gt;= R + 1 </w:t>
+      </w:r>
+      <w:r>
+        <w:rPr>
+          <w:rFonts w:ascii="Times New Roman" w:hAnsi="Times New Roman"/>
+          <w:sz w:val="28"/>
+          <w:szCs w:val="28"/>
+        </w:rPr>
+        <w:t>且当前局面不存在明显受威胁状态时，程序执行一次空步，即通过</w:t>
+      </w:r>
+      <w:r>
+        <w:rPr>
+          <w:rFonts w:ascii="Times New Roman" w:hAnsi="Times New Roman"/>
+          <w:sz w:val="28"/>
+          <w:szCs w:val="28"/>
+        </w:rPr>
+        <w:t xml:space="preserve"> makeNullMove </w:t>
+      </w:r>
+      <w:r>
+        <w:rPr>
+          <w:rFonts w:ascii="Times New Roman" w:hAnsi="Times New Roman"/>
+          <w:sz w:val="28"/>
+          <w:szCs w:val="28"/>
+        </w:rPr>
+        <w:t>直接交换行棋方而不移动棋子。随后使用缩减深度</w:t>
+      </w:r>
+      <w:r>
+        <w:rPr>
+          <w:rFonts w:ascii="Times New Roman" w:hAnsi="Times New Roman"/>
+          <w:sz w:val="28"/>
+          <w:szCs w:val="28"/>
+        </w:rPr>
+        <w:t xml:space="preserve"> depth - 1 - R </w:t>
+      </w:r>
+      <w:r>
+        <w:rPr>
+          <w:rFonts w:ascii="Times New Roman" w:hAnsi="Times New Roman"/>
+          <w:sz w:val="28"/>
+          <w:szCs w:val="28"/>
+        </w:rPr>
+        <w:t>和零窗口进行搜索；若空步后的返回值仍然不低于</w:t>
+      </w:r>
+      <w:r>
+        <w:rPr>
+          <w:rFonts w:ascii="Times New Roman" w:hAnsi="Times New Roman"/>
+          <w:sz w:val="28"/>
+          <w:szCs w:val="28"/>
+        </w:rPr>
+        <w:t xml:space="preserve"> beta</w:t>
+      </w:r>
+      <w:r>
+        <w:rPr>
+          <w:rFonts w:ascii="Times New Roman" w:hAnsi="Times New Roman"/>
+          <w:sz w:val="28"/>
+          <w:szCs w:val="28"/>
+        </w:rPr>
+        <w:t>，说明当前局面对己方优势足够大，即使让一手也不会跌出</w:t>
+      </w:r>
+      <w:r>
+        <w:rPr>
+          <w:rFonts w:ascii="Times New Roman" w:hAnsi="Times New Roman"/>
+          <w:sz w:val="28"/>
+          <w:szCs w:val="28"/>
+        </w:rPr>
+        <w:t xml:space="preserve"> beta </w:t>
+      </w:r>
+      <w:r>
+        <w:rPr>
+          <w:rFonts w:ascii="Times New Roman" w:hAnsi="Times New Roman"/>
+          <w:sz w:val="28"/>
+          <w:szCs w:val="28"/>
+        </w:rPr>
+        <w:t>窗口，因此可直接返回</w:t>
+      </w:r>
+      <w:r>
+        <w:rPr>
+          <w:rFonts w:ascii="Times New Roman" w:hAnsi="Times New Roman"/>
+          <w:sz w:val="28"/>
+          <w:szCs w:val="28"/>
+        </w:rPr>
+        <w:t xml:space="preserve"> beta </w:t>
+      </w:r>
+      <w:r>
+        <w:rPr>
+          <w:rFonts w:ascii="Times New Roman" w:hAnsi="Times New Roman"/>
+          <w:sz w:val="28"/>
+          <w:szCs w:val="28"/>
+        </w:rPr>
+        <w:t>形成剪枝。执行完空步后通过</w:t>
+      </w:r>
+      <w:r>
+        <w:rPr>
+          <w:rFonts w:ascii="Times New Roman" w:hAnsi="Times New Roman"/>
+          <w:sz w:val="28"/>
+          <w:szCs w:val="28"/>
+        </w:rPr>
+        <w:t xml:space="preserve"> undoNullMove </w:t>
+      </w:r>
+      <w:r>
+        <w:rPr>
+          <w:rFonts w:ascii="Times New Roman" w:hAnsi="Times New Roman"/>
+          <w:sz w:val="28"/>
+          <w:szCs w:val="28"/>
+        </w:rPr>
+        <w:t>恢复局面，保证搜索树状态正确。</w:t>
+      </w:r>
+    </w:p>
+    <w:p>
+      <w:pPr>
+        <w:rPr>
+          <w:rFonts w:ascii="Times New Roman" w:hAnsi="Times New Roman" w:hint="eastAsia"/>
+          <w:sz w:val="28"/>
+          <w:szCs w:val="28"/>
+        </w:rPr>
+      </w:pPr>
+    </w:p>
+    <w:p>
+      <w:pPr>
+        <w:rPr>
+          <w:rFonts w:ascii="Times New Roman" w:hAnsi="Times New Roman"/>
+          <w:sz w:val="28"/>
+          <w:szCs w:val="28"/>
+        </w:rPr>
+      </w:pPr>
+      <w:r>
+        <w:rPr>
+          <w:rFonts w:ascii="Times New Roman" w:hAnsi="Times New Roman" w:hint="eastAsia"/>
+          <w:sz w:val="28"/>
+          <w:szCs w:val="28"/>
+        </w:rPr>
+        <w:t>3</w:t>
+      </w:r>
+      <w:r>
+        <w:rPr>
+          <w:rFonts w:ascii="Times New Roman" w:hAnsi="Times New Roman"/>
+          <w:sz w:val="28"/>
+          <w:szCs w:val="28"/>
+        </w:rPr>
+        <w:t xml:space="preserve">.7 </w:t>
+      </w:r>
+      <w:r>
+        <w:rPr>
+          <w:rFonts w:ascii="Times New Roman" w:hAnsi="Times New Roman" w:hint="eastAsia"/>
+          <w:sz w:val="28"/>
+          <w:szCs w:val="28"/>
+        </w:rPr>
+        <w:t>杀手着法启发排序优化</w:t>
+      </w:r>
+    </w:p>
+    <w:p>
+      <w:pPr>
+        <w:widowControl/>
+        <w:spacing w:before="100" w:beforeAutospacing="1" w:after="100" w:afterAutospacing="1"/>
+        <w:ind w:firstLineChars="200" w:firstLine="562"/>
+        <w:jc w:val="left"/>
+        <w:rPr>
+          <w:rFonts w:ascii="Times New Roman" w:hAnsi="Times New Roman"/>
+          <w:sz w:val="28"/>
+          <w:szCs w:val="28"/>
+        </w:rPr>
+      </w:pPr>
+      <w:r>
+        <w:rPr>
+          <w:rFonts w:ascii="Times New Roman" w:hAnsi="Times New Roman"/>
+          <w:b/>
+          <w:bCs/>
+          <w:sz w:val="28"/>
+          <w:szCs w:val="28"/>
+        </w:rPr>
+        <w:lastRenderedPageBreak/>
+        <w:t>方法描述：</w:t>
+      </w:r>
+      <w:r>
+        <w:rPr>
+          <w:rFonts w:ascii="Times New Roman" w:hAnsi="Times New Roman"/>
+          <w:sz w:val="28"/>
+          <w:szCs w:val="28"/>
+        </w:rPr>
+        <w:t>程序在</w:t>
+      </w:r>
+      <w:r>
+        <w:rPr>
+          <w:rFonts w:ascii="Times New Roman" w:hAnsi="Times New Roman"/>
+          <w:sz w:val="28"/>
+          <w:szCs w:val="28"/>
+        </w:rPr>
+        <w:t xml:space="preserve"> ChessAI </w:t>
+      </w:r>
+      <w:r>
+        <w:rPr>
+          <w:rFonts w:ascii="Times New Roman" w:hAnsi="Times New Roman"/>
+          <w:sz w:val="28"/>
+          <w:szCs w:val="28"/>
+        </w:rPr>
+        <w:t>中维护</w:t>
+      </w:r>
+      <w:r>
+        <w:rPr>
+          <w:rFonts w:ascii="Times New Roman" w:hAnsi="Times New Roman"/>
+          <w:sz w:val="28"/>
+          <w:szCs w:val="28"/>
+        </w:rPr>
+        <w:t xml:space="preserve"> killerMoves[max_depth][2]</w:t>
+      </w:r>
+      <w:r>
+        <w:rPr>
+          <w:rFonts w:ascii="Times New Roman" w:hAnsi="Times New Roman"/>
+          <w:sz w:val="28"/>
+          <w:szCs w:val="28"/>
+        </w:rPr>
+        <w:t>，为每个搜索深度保存两个导致</w:t>
+      </w:r>
+      <w:r>
+        <w:rPr>
+          <w:rFonts w:ascii="Times New Roman" w:hAnsi="Times New Roman"/>
+          <w:sz w:val="28"/>
+          <w:szCs w:val="28"/>
+        </w:rPr>
+        <w:t xml:space="preserve"> beta </w:t>
+      </w:r>
+      <w:r>
+        <w:rPr>
+          <w:rFonts w:ascii="Times New Roman" w:hAnsi="Times New Roman"/>
+          <w:sz w:val="28"/>
+          <w:szCs w:val="28"/>
+        </w:rPr>
+        <w:t>截断的非吃子安静着法。在</w:t>
+      </w:r>
+      <w:r>
+        <w:rPr>
+          <w:rFonts w:ascii="Times New Roman" w:hAnsi="Times New Roman"/>
+          <w:sz w:val="28"/>
+          <w:szCs w:val="28"/>
+        </w:rPr>
+        <w:t xml:space="preserve"> PVS </w:t>
+      </w:r>
+      <w:r>
+        <w:rPr>
+          <w:rFonts w:ascii="Times New Roman" w:hAnsi="Times New Roman"/>
+          <w:sz w:val="28"/>
+          <w:szCs w:val="28"/>
+        </w:rPr>
+        <w:t>搜索中，如果某个</w:t>
+      </w:r>
+      <w:r>
+        <w:rPr>
+          <w:rFonts w:ascii="Times New Roman" w:hAnsi="Times New Roman"/>
+          <w:sz w:val="28"/>
+          <w:szCs w:val="28"/>
+        </w:rPr>
+        <w:t xml:space="preserve"> Quiet Move </w:t>
+      </w:r>
+      <w:r>
+        <w:rPr>
+          <w:rFonts w:ascii="Times New Roman" w:hAnsi="Times New Roman"/>
+          <w:sz w:val="28"/>
+          <w:szCs w:val="28"/>
+        </w:rPr>
+        <w:t>触发</w:t>
+      </w:r>
+      <w:r>
+        <w:rPr>
+          <w:rFonts w:ascii="Times New Roman" w:hAnsi="Times New Roman"/>
+          <w:sz w:val="28"/>
+          <w:szCs w:val="28"/>
+        </w:rPr>
+        <w:t xml:space="preserve"> val &gt;= beta</w:t>
+      </w:r>
+      <w:r>
+        <w:rPr>
+          <w:rFonts w:ascii="Times New Roman" w:hAnsi="Times New Roman"/>
+          <w:sz w:val="28"/>
+          <w:szCs w:val="28"/>
+        </w:rPr>
+        <w:t>，则将其记录为当前深度的杀手着法，并把原第一杀手着法顺延到第二位置。后续同深度节点生成着法后，会在置换表最佳着法之后检查杀手着法，并将命中的着法提前到搜索列表前部，使曾经造成剪枝的强制性着法更早被搜索。</w:t>
+      </w:r>
+    </w:p>
+    <w:p>
+      <w:pPr>
+        <w:rPr>
+          <w:rFonts w:ascii="Times New Roman" w:hAnsi="Times New Roman" w:hint="eastAsia"/>
+          <w:sz w:val="28"/>
+          <w:szCs w:val="28"/>
+        </w:rPr>
+      </w:pPr>
+    </w:p>
+    <w:p>
+      <w:pPr>
+        <w:rPr>
+          <w:rFonts w:ascii="Times New Roman" w:hAnsi="Times New Roman"/>
+          <w:sz w:val="28"/>
+          <w:szCs w:val="28"/>
+        </w:rPr>
+      </w:pPr>
+      <w:r>
+        <w:rPr>
+          <w:rFonts w:ascii="Times New Roman" w:hAnsi="Times New Roman" w:hint="eastAsia"/>
+          <w:sz w:val="28"/>
+          <w:szCs w:val="28"/>
+        </w:rPr>
+        <w:t>3</w:t>
+      </w:r>
+      <w:r>
+        <w:rPr>
+          <w:rFonts w:ascii="Times New Roman" w:hAnsi="Times New Roman"/>
+          <w:sz w:val="28"/>
+          <w:szCs w:val="28"/>
+        </w:rPr>
+        <w:t xml:space="preserve">.8 </w:t>
+      </w:r>
+      <w:r>
+        <w:rPr>
+          <w:rFonts w:ascii="Times New Roman" w:hAnsi="Times New Roman" w:hint="eastAsia"/>
+          <w:sz w:val="28"/>
+          <w:szCs w:val="28"/>
+        </w:rPr>
+        <w:t>LMR</w:t>
+      </w:r>
+      <w:r>
+        <w:rPr>
+          <w:rFonts w:ascii="Times New Roman" w:hAnsi="Times New Roman"/>
+          <w:sz w:val="28"/>
+          <w:szCs w:val="28"/>
+        </w:rPr>
+        <w:t>(Late Move Reductions</w:t>
+      </w:r>
+      <w:r>
+        <w:rPr>
+          <w:rFonts w:ascii="Times New Roman" w:hAnsi="Times New Roman" w:hint="eastAsia"/>
+          <w:sz w:val="28"/>
+          <w:szCs w:val="28"/>
+        </w:rPr>
+        <w:t>，晚期着法裁剪</w:t>
+      </w:r>
+      <w:r>
+        <w:rPr>
+          <w:rFonts w:ascii="Times New Roman" w:hAnsi="Times New Roman"/>
+          <w:sz w:val="28"/>
+          <w:szCs w:val="28"/>
+        </w:rPr>
+        <w:t>)</w:t>
+      </w:r>
+      <w:r>
+        <w:rPr>
+          <w:rFonts w:ascii="Times New Roman" w:hAnsi="Times New Roman" w:hint="eastAsia"/>
+          <w:sz w:val="28"/>
+          <w:szCs w:val="28"/>
+        </w:rPr>
+        <w:t>优化</w:t>
+      </w:r>
+    </w:p>
+    <w:p>
+      <w:pPr>
+        <w:widowControl/>
+        <w:spacing w:before="100" w:beforeAutospacing="1" w:after="100" w:afterAutospacing="1"/>
+        <w:ind w:firstLineChars="200" w:firstLine="562"/>
+        <w:jc w:val="left"/>
+        <w:rPr>
+          <w:rFonts w:ascii="Times New Roman" w:hAnsi="Times New Roman" w:hint="eastAsia"/>
+          <w:sz w:val="28"/>
+          <w:szCs w:val="28"/>
+        </w:rPr>
+      </w:pPr>
+      <w:r>
+        <w:rPr>
+          <w:rFonts w:ascii="Times New Roman" w:hAnsi="Times New Roman"/>
+          <w:b/>
+          <w:bCs/>
+          <w:sz w:val="28"/>
+          <w:szCs w:val="28"/>
+        </w:rPr>
+        <w:t>方法描述：</w:t>
+      </w:r>
+      <w:r>
+        <w:rPr>
+          <w:rFonts w:ascii="Times New Roman" w:hAnsi="Times New Roman"/>
+          <w:sz w:val="28"/>
+          <w:szCs w:val="28"/>
+        </w:rPr>
+        <w:t>在</w:t>
+      </w:r>
+      <w:r>
+        <w:rPr>
+          <w:rFonts w:ascii="Times New Roman" w:hAnsi="Times New Roman"/>
+          <w:sz w:val="28"/>
+          <w:szCs w:val="28"/>
+        </w:rPr>
+        <w:t xml:space="preserve"> alpha_beta_PVS_search </w:t>
+      </w:r>
+      <w:r>
+        <w:rPr>
+          <w:rFonts w:ascii="Times New Roman" w:hAnsi="Times New Roman"/>
+          <w:sz w:val="28"/>
+          <w:szCs w:val="28"/>
+        </w:rPr>
+        <w:t>中，程序对排序靠后的安静着法进行</w:t>
+      </w:r>
+      <w:r>
+        <w:rPr>
+          <w:rFonts w:ascii="Times New Roman" w:hAnsi="Times New Roman"/>
+          <w:sz w:val="28"/>
+          <w:szCs w:val="28"/>
+        </w:rPr>
+        <w:t xml:space="preserve"> LMR </w:t>
+      </w:r>
+      <w:r>
+        <w:rPr>
+          <w:rFonts w:ascii="Times New Roman" w:hAnsi="Times New Roman"/>
+          <w:sz w:val="28"/>
+          <w:szCs w:val="28"/>
+        </w:rPr>
+        <w:t>优化。当已经找到主要变例</w:t>
+      </w:r>
+      <w:r>
+        <w:rPr>
+          <w:rFonts w:ascii="Times New Roman" w:hAnsi="Times New Roman"/>
+          <w:sz w:val="28"/>
+          <w:szCs w:val="28"/>
+        </w:rPr>
+        <w:t xml:space="preserve"> foundPV</w:t>
+      </w:r>
+      <w:r>
+        <w:rPr>
+          <w:rFonts w:ascii="Times New Roman" w:hAnsi="Times New Roman"/>
+          <w:sz w:val="28"/>
+          <w:szCs w:val="28"/>
+        </w:rPr>
+        <w:t>、当前着法不是第一个着法、搜索深度不小于</w:t>
+      </w:r>
+      <w:r>
+        <w:rPr>
+          <w:rFonts w:ascii="Times New Roman" w:hAnsi="Times New Roman"/>
+          <w:sz w:val="28"/>
+          <w:szCs w:val="28"/>
+        </w:rPr>
+        <w:t xml:space="preserve"> 3</w:t>
+      </w:r>
+      <w:r>
+        <w:rPr>
+          <w:rFonts w:ascii="Times New Roman" w:hAnsi="Times New Roman"/>
+          <w:sz w:val="28"/>
+          <w:szCs w:val="28"/>
+        </w:rPr>
+        <w:t>，且</w:t>
+      </w:r>
+      <w:r>
+        <w:rPr>
+          <w:rFonts w:ascii="Times New Roman" w:hAnsi="Times New Roman"/>
+          <w:sz w:val="28"/>
+          <w:szCs w:val="28"/>
+        </w:rPr>
+        <w:t xml:space="preserve"> isQuietMove </w:t>
+      </w:r>
+      <w:r>
+        <w:rPr>
+          <w:rFonts w:ascii="Times New Roman" w:hAnsi="Times New Roman"/>
+          <w:sz w:val="28"/>
+          <w:szCs w:val="28"/>
+        </w:rPr>
+        <w:t>判定该步不是吃子、不是将军、也不制造重要棋子威胁时，先用减少</w:t>
+      </w:r>
+      <w:r>
+        <w:rPr>
+          <w:rFonts w:ascii="Times New Roman" w:hAnsi="Times New Roman"/>
           <w:sz w:val="28"/>
           <w:szCs w:val="28"/>
         </w:rPr>
@@ -2517,84 +5583,768 @@
       </w:r>
       <w:r>
         <w:rPr>
-          <w:rFonts w:ascii="Times New Roman" w:hAnsi="Times New Roman" w:hint="eastAsia"/>
-          <w:sz w:val="28"/>
-          <w:szCs w:val="28"/>
-        </w:rPr>
-        <w:t>开始，依次进行深度为</w:t>
-      </w:r>
-      <w:r>
-        <w:rPr>
-          <w:rFonts w:ascii="Times New Roman" w:hAnsi="Times New Roman" w:hint="eastAsia"/>
-          <w:sz w:val="28"/>
-          <w:szCs w:val="28"/>
-        </w:rPr>
-        <w:t xml:space="preserve"> 1</w:t>
-      </w:r>
-      <w:r>
-        <w:rPr>
-          <w:rFonts w:ascii="Times New Roman" w:hAnsi="Times New Roman" w:hint="eastAsia"/>
-          <w:sz w:val="28"/>
-          <w:szCs w:val="28"/>
-        </w:rPr>
-        <w:t>、</w:t>
-      </w:r>
-      <w:r>
-        <w:rPr>
-          <w:rFonts w:ascii="Times New Roman" w:hAnsi="Times New Roman" w:hint="eastAsia"/>
-          <w:sz w:val="28"/>
-          <w:szCs w:val="28"/>
-        </w:rPr>
-        <w:t>2</w:t>
-      </w:r>
-      <w:r>
-        <w:rPr>
-          <w:rFonts w:ascii="Times New Roman" w:hAnsi="Times New Roman" w:hint="eastAsia"/>
-          <w:sz w:val="28"/>
-          <w:szCs w:val="28"/>
-        </w:rPr>
-        <w:t>、</w:t>
-      </w:r>
-      <w:r>
-        <w:rPr>
-          <w:rFonts w:ascii="Times New Roman" w:hAnsi="Times New Roman" w:hint="eastAsia"/>
-          <w:sz w:val="28"/>
-          <w:szCs w:val="28"/>
-        </w:rPr>
-        <w:t xml:space="preserve">3... </w:t>
-      </w:r>
-      <w:r>
-        <w:rPr>
-          <w:rFonts w:ascii="Times New Roman" w:hAnsi="Times New Roman" w:hint="eastAsia"/>
-          <w:sz w:val="28"/>
-          <w:szCs w:val="28"/>
-        </w:rPr>
-        <w:t>的完整搜索，直到达到最大深度或时间耗尽。</w:t>
-      </w:r>
-      <w:r>
-        <w:rPr>
-          <w:rFonts w:ascii="Times New Roman" w:hAnsi="Times New Roman" w:hint="eastAsia"/>
-          <w:sz w:val="28"/>
-          <w:szCs w:val="28"/>
-        </w:rPr>
-        <w:t>本方法用于</w:t>
-      </w:r>
-      <w:r>
-        <w:rPr>
-          <w:rFonts w:ascii="Times New Roman" w:hAnsi="Times New Roman" w:hint="eastAsia"/>
-          <w:sz w:val="28"/>
-          <w:szCs w:val="28"/>
-        </w:rPr>
-        <w:t>解决超时崩溃的问题，利用浅层的搜索成果作为深层剪枝的</w:t>
-      </w:r>
-      <w:r>
-        <w:rPr>
-          <w:rFonts w:ascii="Times New Roman" w:hAnsi="Times New Roman" w:hint="eastAsia"/>
-          <w:sz w:val="28"/>
-          <w:szCs w:val="28"/>
-        </w:rPr>
-        <w:t>依据。</w:t>
-      </w:r>
+          <w:rFonts w:ascii="Times New Roman" w:hAnsi="Times New Roman"/>
+          <w:sz w:val="28"/>
+          <w:szCs w:val="28"/>
+        </w:rPr>
+        <w:t>层深度的零窗口搜索进行试探。</w:t>
+      </w:r>
+      <w:r>
+        <w:rPr>
+          <w:rFonts w:ascii="Times New Roman" w:hAnsi="Times New Roman" w:hint="eastAsia"/>
+          <w:sz w:val="28"/>
+          <w:szCs w:val="28"/>
+        </w:rPr>
+        <w:t>我们断言：由于这种着法在浅层没有引起剧烈变动，它很可能是一种极其平庸的着法，即缩减结果预期小于</w:t>
+      </w:r>
+      <w:r>
+        <w:rPr>
+          <w:rFonts w:ascii="Times New Roman" w:hAnsi="Times New Roman" w:hint="eastAsia"/>
+          <w:sz w:val="28"/>
+          <w:szCs w:val="28"/>
+        </w:rPr>
+        <w:t>alpha</w:t>
+      </w:r>
+      <w:r>
+        <w:rPr>
+          <w:rFonts w:ascii="Times New Roman" w:hAnsi="Times New Roman" w:hint="eastAsia"/>
+          <w:sz w:val="28"/>
+          <w:szCs w:val="28"/>
+        </w:rPr>
+        <w:t>。</w:t>
+      </w:r>
+      <w:r>
+        <w:rPr>
+          <w:rFonts w:ascii="Times New Roman" w:hAnsi="Times New Roman"/>
+          <w:sz w:val="28"/>
+          <w:szCs w:val="28"/>
+        </w:rPr>
+        <w:t>如果该缩减搜索结果仍然大于</w:t>
+      </w:r>
+      <w:r>
+        <w:rPr>
+          <w:rFonts w:ascii="Times New Roman" w:hAnsi="Times New Roman"/>
+          <w:sz w:val="28"/>
+          <w:szCs w:val="28"/>
+        </w:rPr>
+        <w:t xml:space="preserve"> alpha</w:t>
+      </w:r>
+      <w:r>
+        <w:rPr>
+          <w:rFonts w:ascii="Times New Roman" w:hAnsi="Times New Roman"/>
+          <w:sz w:val="28"/>
+          <w:szCs w:val="28"/>
+        </w:rPr>
+        <w:t>，说明该着法可能被低估，再恢复完整深度并使用全窗口重新搜索。</w:t>
+      </w:r>
+      <w:r>
+        <w:rPr>
+          <w:rFonts w:ascii="Times New Roman" w:hAnsi="Times New Roman" w:hint="eastAsia"/>
+          <w:sz w:val="28"/>
+          <w:szCs w:val="28"/>
+        </w:rPr>
+        <w:t>通过以上方式，减少大量低价值后续分支。</w:t>
+      </w:r>
+    </w:p>
+    <w:p>
+      <w:pPr>
+        <w:rPr>
+          <w:rFonts w:ascii="Times New Roman" w:hAnsi="Times New Roman"/>
+          <w:sz w:val="28"/>
+          <w:szCs w:val="28"/>
+        </w:rPr>
+      </w:pPr>
+      <w:r>
+        <w:rPr>
+          <w:rFonts w:ascii="Times New Roman" w:hAnsi="Times New Roman" w:hint="eastAsia"/>
+          <w:sz w:val="28"/>
+          <w:szCs w:val="28"/>
+        </w:rPr>
+        <w:t>3.</w:t>
+      </w:r>
+      <w:r>
+        <w:rPr>
+          <w:rFonts w:ascii="Times New Roman" w:hAnsi="Times New Roman"/>
+          <w:sz w:val="28"/>
+          <w:szCs w:val="28"/>
+        </w:rPr>
+        <w:t>9</w:t>
+      </w:r>
+      <w:r>
+        <w:rPr>
+          <w:rFonts w:ascii="Times New Roman" w:hAnsi="Times New Roman" w:hint="eastAsia"/>
+          <w:sz w:val="28"/>
+          <w:szCs w:val="28"/>
+        </w:rPr>
+        <w:t xml:space="preserve"> </w:t>
+      </w:r>
+      <w:r>
+        <w:rPr>
+          <w:rFonts w:ascii="Times New Roman" w:hAnsi="Times New Roman" w:hint="eastAsia"/>
+          <w:sz w:val="28"/>
+          <w:szCs w:val="28"/>
+        </w:rPr>
+        <w:t>安静着法</w:t>
+      </w:r>
+      <w:r>
+        <w:rPr>
+          <w:rFonts w:ascii="Times New Roman" w:hAnsi="Times New Roman"/>
+          <w:sz w:val="28"/>
+          <w:szCs w:val="28"/>
+        </w:rPr>
+        <w:t>Quiet Moves</w:t>
+      </w:r>
+    </w:p>
+    <w:p>
+      <w:pPr>
+        <w:widowControl/>
+        <w:spacing w:before="100" w:beforeAutospacing="1" w:after="100" w:afterAutospacing="1"/>
+        <w:ind w:firstLineChars="200" w:firstLine="562"/>
+        <w:jc w:val="left"/>
+        <w:rPr>
+          <w:rFonts w:ascii="Times New Roman" w:hAnsi="Times New Roman"/>
+          <w:sz w:val="28"/>
+          <w:szCs w:val="28"/>
+        </w:rPr>
+      </w:pPr>
+      <w:r>
+        <w:rPr>
+          <w:rFonts w:ascii="Times New Roman" w:hAnsi="Times New Roman"/>
+          <w:b/>
+          <w:bCs/>
+          <w:sz w:val="28"/>
+          <w:szCs w:val="28"/>
+        </w:rPr>
+        <w:lastRenderedPageBreak/>
+        <w:t>方法描述：</w:t>
+      </w:r>
+      <w:r>
+        <w:rPr>
+          <w:rFonts w:ascii="Times New Roman" w:hAnsi="Times New Roman"/>
+          <w:sz w:val="28"/>
+          <w:szCs w:val="28"/>
+        </w:rPr>
+        <w:t>在</w:t>
+      </w:r>
+      <w:r>
+        <w:rPr>
+          <w:rFonts w:ascii="Times New Roman" w:hAnsi="Times New Roman"/>
+          <w:sz w:val="28"/>
+          <w:szCs w:val="28"/>
+        </w:rPr>
+        <w:t xml:space="preserve"> ChessAI::isQuietMove </w:t>
+      </w:r>
+      <w:r>
+        <w:rPr>
+          <w:rFonts w:ascii="Times New Roman" w:hAnsi="Times New Roman"/>
+          <w:sz w:val="28"/>
+          <w:szCs w:val="28"/>
+        </w:rPr>
+        <w:t>中对候选着法进行安静性判定。程序首先排除非法坐标、源格非当前行动方棋子以及所有吃子着法；随后使用</w:t>
+      </w:r>
+      <w:r>
+        <w:rPr>
+          <w:rFonts w:ascii="Times New Roman" w:hAnsi="Times New Roman"/>
+          <w:sz w:val="28"/>
+          <w:szCs w:val="28"/>
+        </w:rPr>
+        <w:t xml:space="preserve"> MoveGuard </w:t>
+      </w:r>
+      <w:r>
+        <w:rPr>
+          <w:rFonts w:ascii="Times New Roman" w:hAnsi="Times New Roman"/>
+          <w:sz w:val="28"/>
+          <w:szCs w:val="28"/>
+        </w:rPr>
+        <w:t>临时执行该步，并检查该步是否造成将军、是否制造对车马炮等重要棋子的威胁。若该步既不吃子、不将军，也不产生重要战术威胁，则认为是安静着法。该结果被</w:t>
+      </w:r>
+      <w:r>
+        <w:rPr>
+          <w:rFonts w:ascii="Times New Roman" w:hAnsi="Times New Roman"/>
+          <w:sz w:val="28"/>
+          <w:szCs w:val="28"/>
+        </w:rPr>
+        <w:t xml:space="preserve"> LMR </w:t>
+      </w:r>
+      <w:r>
+        <w:rPr>
+          <w:rFonts w:ascii="Times New Roman" w:hAnsi="Times New Roman"/>
+          <w:sz w:val="28"/>
+          <w:szCs w:val="28"/>
+        </w:rPr>
+        <w:t>用于判断是否可以降低搜索深度，也被杀手着法逻辑用于只记录非吃子的高价值剪枝着法。</w:t>
+      </w:r>
+    </w:p>
+    <w:p>
+      <w:pPr>
+        <w:rPr>
+          <w:rFonts w:ascii="Times New Roman" w:hAnsi="Times New Roman" w:hint="eastAsia"/>
+          <w:sz w:val="28"/>
+          <w:szCs w:val="28"/>
+        </w:rPr>
+      </w:pPr>
+    </w:p>
+    <w:p>
+      <w:pPr>
+        <w:rPr>
+          <w:rFonts w:ascii="Times New Roman" w:hAnsi="Times New Roman"/>
+          <w:sz w:val="28"/>
+          <w:szCs w:val="28"/>
+        </w:rPr>
+      </w:pPr>
+      <w:r>
+        <w:rPr>
+          <w:rFonts w:ascii="Times New Roman" w:hAnsi="Times New Roman" w:hint="eastAsia"/>
+          <w:sz w:val="28"/>
+          <w:szCs w:val="28"/>
+        </w:rPr>
+        <w:t>3</w:t>
+      </w:r>
+      <w:r>
+        <w:rPr>
+          <w:rFonts w:ascii="Times New Roman" w:hAnsi="Times New Roman"/>
+          <w:sz w:val="28"/>
+          <w:szCs w:val="28"/>
+        </w:rPr>
+        <w:t>.</w:t>
+      </w:r>
+      <w:r>
+        <w:rPr>
+          <w:rFonts w:ascii="Times New Roman" w:hAnsi="Times New Roman"/>
+          <w:sz w:val="28"/>
+          <w:szCs w:val="28"/>
+        </w:rPr>
+        <w:t>10</w:t>
+      </w:r>
+      <w:r>
+        <w:rPr>
+          <w:rFonts w:ascii="Times New Roman" w:hAnsi="Times New Roman"/>
+          <w:sz w:val="28"/>
+          <w:szCs w:val="28"/>
+        </w:rPr>
+        <w:t xml:space="preserve"> </w:t>
+      </w:r>
+      <w:r>
+        <w:rPr>
+          <w:rFonts w:ascii="Times New Roman" w:hAnsi="Times New Roman" w:hint="eastAsia"/>
+          <w:sz w:val="28"/>
+          <w:szCs w:val="28"/>
+        </w:rPr>
+        <w:t>搜素时间控制与状态保护</w:t>
+      </w:r>
+    </w:p>
+    <w:p>
+      <w:pPr>
+        <w:rPr>
+          <w:rFonts w:ascii="Times New Roman" w:hAnsi="Times New Roman"/>
+          <w:sz w:val="28"/>
+          <w:szCs w:val="28"/>
+        </w:rPr>
+      </w:pPr>
+      <w:r>
+        <w:rPr>
+          <w:rFonts w:ascii="Times New Roman" w:hAnsi="Times New Roman"/>
+          <w:sz w:val="28"/>
+          <w:szCs w:val="28"/>
+        </w:rPr>
+        <w:tab/>
+      </w:r>
+      <w:r>
+        <w:rPr>
+          <w:rFonts w:ascii="Times New Roman" w:hAnsi="Times New Roman"/>
+          <w:b/>
+          <w:bCs/>
+          <w:sz w:val="28"/>
+          <w:szCs w:val="28"/>
+        </w:rPr>
+        <w:t>方法描述：</w:t>
+      </w:r>
+      <w:r>
+        <w:rPr>
+          <w:rFonts w:ascii="Times New Roman" w:hAnsi="Times New Roman"/>
+          <w:sz w:val="28"/>
+          <w:szCs w:val="28"/>
+        </w:rPr>
+        <w:t>方法描设计了</w:t>
+      </w:r>
+      <w:r>
+        <w:rPr>
+          <w:rFonts w:ascii="Times New Roman" w:hAnsi="Times New Roman"/>
+          <w:sz w:val="28"/>
+          <w:szCs w:val="28"/>
+        </w:rPr>
+        <w:t xml:space="preserve"> SearchTime </w:t>
+      </w:r>
+      <w:r>
+        <w:rPr>
+          <w:rFonts w:ascii="Times New Roman" w:hAnsi="Times New Roman"/>
+          <w:sz w:val="28"/>
+          <w:szCs w:val="28"/>
+        </w:rPr>
+        <w:t>类并在搜索循环中调用</w:t>
+      </w:r>
+      <w:r>
+        <w:rPr>
+          <w:rFonts w:ascii="Times New Roman" w:hAnsi="Times New Roman"/>
+          <w:sz w:val="28"/>
+          <w:szCs w:val="28"/>
+        </w:rPr>
+        <w:t xml:space="preserve"> check() </w:t>
+      </w:r>
+      <w:r>
+        <w:rPr>
+          <w:rFonts w:ascii="Times New Roman" w:hAnsi="Times New Roman"/>
+          <w:sz w:val="28"/>
+          <w:szCs w:val="28"/>
+        </w:rPr>
+        <w:t>监测耗时；在</w:t>
+      </w:r>
+      <w:r>
+        <w:rPr>
+          <w:rFonts w:ascii="Times New Roman" w:hAnsi="Times New Roman"/>
+          <w:sz w:val="28"/>
+          <w:szCs w:val="28"/>
+        </w:rPr>
+        <w:t xml:space="preserve"> giveOutputBotzone </w:t>
+      </w:r>
+      <w:r>
+        <w:rPr>
+          <w:rFonts w:ascii="Times New Roman" w:hAnsi="Times New Roman"/>
+          <w:sz w:val="28"/>
+          <w:szCs w:val="28"/>
+        </w:rPr>
+        <w:t>中，通过</w:t>
+      </w:r>
+      <w:r>
+        <w:rPr>
+          <w:rFonts w:ascii="Times New Roman" w:hAnsi="Times New Roman"/>
+          <w:sz w:val="28"/>
+          <w:szCs w:val="28"/>
+        </w:rPr>
+        <w:t xml:space="preserve"> Chess searchBoard = chess </w:t>
+      </w:r>
+      <w:r>
+        <w:rPr>
+          <w:rFonts w:ascii="Times New Roman" w:hAnsi="Times New Roman"/>
+          <w:sz w:val="28"/>
+          <w:szCs w:val="28"/>
+        </w:rPr>
+        <w:t>实现局面深拷贝。确保了即便</w:t>
+      </w:r>
+      <w:r>
+        <w:rPr>
+          <w:rFonts w:ascii="Times New Roman" w:hAnsi="Times New Roman"/>
+          <w:sz w:val="28"/>
+          <w:szCs w:val="28"/>
+        </w:rPr>
+        <w:t xml:space="preserve"> </w:t>
+      </w:r>
+      <w:r>
+        <w:rPr>
+          <w:rFonts w:ascii="Times New Roman" w:hAnsi="Times New Roman"/>
+          <w:sz w:val="28"/>
+          <w:szCs w:val="28"/>
+        </w:rPr>
+        <w:t>搜索因超时被</w:t>
+      </w:r>
+      <w:r>
+        <w:rPr>
+          <w:rFonts w:ascii="Times New Roman" w:hAnsi="Times New Roman"/>
+          <w:sz w:val="28"/>
+          <w:szCs w:val="28"/>
+        </w:rPr>
+        <w:t xml:space="preserve"> catch </w:t>
+      </w:r>
+      <w:r>
+        <w:rPr>
+          <w:rFonts w:ascii="Times New Roman" w:hAnsi="Times New Roman"/>
+          <w:sz w:val="28"/>
+          <w:szCs w:val="28"/>
+        </w:rPr>
+        <w:t>捕获，原始</w:t>
+      </w:r>
+      <w:r>
+        <w:rPr>
+          <w:rFonts w:ascii="Times New Roman" w:hAnsi="Times New Roman"/>
+          <w:sz w:val="28"/>
+          <w:szCs w:val="28"/>
+        </w:rPr>
+        <w:t xml:space="preserve"> chess </w:t>
+      </w:r>
+      <w:r>
+        <w:rPr>
+          <w:rFonts w:ascii="Times New Roman" w:hAnsi="Times New Roman"/>
+          <w:sz w:val="28"/>
+          <w:szCs w:val="28"/>
+        </w:rPr>
+        <w:t>对象依然保持</w:t>
+      </w:r>
+      <w:r>
+        <w:rPr>
+          <w:rFonts w:ascii="Times New Roman" w:hAnsi="Times New Roman" w:hint="eastAsia"/>
+          <w:sz w:val="28"/>
+          <w:szCs w:val="28"/>
+        </w:rPr>
+        <w:t>正常</w:t>
+      </w:r>
+      <w:r>
+        <w:rPr>
+          <w:rFonts w:ascii="Times New Roman" w:hAnsi="Times New Roman"/>
+          <w:sz w:val="28"/>
+          <w:szCs w:val="28"/>
+        </w:rPr>
+        <w:t>，从而能基于正确的当前局面进行后续的随机步兜底。</w:t>
+      </w:r>
+    </w:p>
+    <w:p>
+      <w:pPr>
+        <w:rPr>
+          <w:rFonts w:ascii="Times New Roman" w:hAnsi="Times New Roman"/>
+          <w:sz w:val="28"/>
+          <w:szCs w:val="28"/>
+        </w:rPr>
+      </w:pPr>
+      <w:r>
+        <w:rPr>
+          <w:rFonts w:ascii="Times New Roman" w:hAnsi="Times New Roman"/>
+          <w:sz w:val="28"/>
+          <w:szCs w:val="28"/>
+        </w:rPr>
+        <w:t>3.1</w:t>
+      </w:r>
+      <w:r>
+        <w:rPr>
+          <w:rFonts w:ascii="Times New Roman" w:hAnsi="Times New Roman" w:hint="eastAsia"/>
+          <w:sz w:val="28"/>
+          <w:szCs w:val="28"/>
+        </w:rPr>
+        <w:t>1</w:t>
+      </w:r>
+      <w:r>
+        <w:rPr>
+          <w:rFonts w:ascii="Times New Roman" w:hAnsi="Times New Roman"/>
+          <w:sz w:val="28"/>
+          <w:szCs w:val="28"/>
+        </w:rPr>
+        <w:t xml:space="preserve"> </w:t>
+      </w:r>
+      <w:r>
+        <w:rPr>
+          <w:rFonts w:ascii="Times New Roman" w:hAnsi="Times New Roman"/>
+          <w:sz w:val="28"/>
+          <w:szCs w:val="28"/>
+        </w:rPr>
+        <w:t>搜索沙盒与异常安全性处理</w:t>
+      </w:r>
+    </w:p>
+    <w:p>
+      <w:pPr>
+        <w:rPr>
+          <w:rFonts w:ascii="Times New Roman" w:hAnsi="Times New Roman"/>
+          <w:sz w:val="28"/>
+          <w:szCs w:val="28"/>
+        </w:rPr>
+      </w:pPr>
+      <w:r>
+        <w:rPr>
+          <w:rFonts w:ascii="Times New Roman" w:hAnsi="Times New Roman"/>
+          <w:sz w:val="28"/>
+          <w:szCs w:val="28"/>
+        </w:rPr>
+        <w:tab/>
+      </w:r>
+      <w:r>
+        <w:rPr>
+          <w:rFonts w:ascii="Times New Roman" w:hAnsi="Times New Roman"/>
+          <w:b/>
+          <w:bCs/>
+          <w:sz w:val="28"/>
+          <w:szCs w:val="28"/>
+        </w:rPr>
+        <w:t>方法描述：</w:t>
+      </w:r>
+      <w:r>
+        <w:rPr>
+          <w:rFonts w:ascii="Times New Roman" w:hAnsi="Times New Roman"/>
+          <w:sz w:val="28"/>
+          <w:szCs w:val="28"/>
+        </w:rPr>
+        <w:t xml:space="preserve"> </w:t>
+      </w:r>
+      <w:r>
+        <w:rPr>
+          <w:rFonts w:ascii="Times New Roman" w:hAnsi="Times New Roman"/>
+          <w:sz w:val="28"/>
+          <w:szCs w:val="28"/>
+        </w:rPr>
+        <w:t>在决策入口处（</w:t>
+      </w:r>
+      <w:r>
+        <w:rPr>
+          <w:rFonts w:ascii="Times New Roman" w:hAnsi="Times New Roman"/>
+          <w:sz w:val="28"/>
+          <w:szCs w:val="28"/>
+        </w:rPr>
+        <w:t>giveOutputBotzone</w:t>
+      </w:r>
+      <w:r>
+        <w:rPr>
+          <w:rFonts w:ascii="Times New Roman" w:hAnsi="Times New Roman"/>
+          <w:sz w:val="28"/>
+          <w:szCs w:val="28"/>
+        </w:rPr>
+        <w:t>）通过局面深拷贝构建搜索沙盒。将</w:t>
+      </w:r>
+      <w:r>
+        <w:rPr>
+          <w:rFonts w:ascii="Times New Roman" w:hAnsi="Times New Roman"/>
+          <w:sz w:val="28"/>
+          <w:szCs w:val="28"/>
+        </w:rPr>
+        <w:t xml:space="preserve"> AI </w:t>
+      </w:r>
+      <w:r>
+        <w:rPr>
+          <w:rFonts w:ascii="Times New Roman" w:hAnsi="Times New Roman"/>
+          <w:sz w:val="28"/>
+          <w:szCs w:val="28"/>
+        </w:rPr>
+        <w:t>复杂的博弈搜索与原始棋盘状态隔离，确保在搜索超时抛出</w:t>
+      </w:r>
+      <w:r>
+        <w:rPr>
+          <w:rFonts w:ascii="Times New Roman" w:hAnsi="Times New Roman"/>
+          <w:sz w:val="28"/>
+          <w:szCs w:val="28"/>
+        </w:rPr>
+        <w:t xml:space="preserve"> TimeOutException </w:t>
+      </w:r>
+      <w:r>
+        <w:rPr>
+          <w:rFonts w:ascii="Times New Roman" w:hAnsi="Times New Roman"/>
+          <w:sz w:val="28"/>
+          <w:szCs w:val="28"/>
+        </w:rPr>
+        <w:t>后，仍能基于原始局面进行合法的随机步兜底。</w:t>
+      </w:r>
+    </w:p>
+    <w:p>
+      <w:pPr>
+        <w:rPr>
+          <w:rFonts w:ascii="Times New Roman" w:hAnsi="Times New Roman"/>
+          <w:sz w:val="28"/>
+          <w:szCs w:val="28"/>
+        </w:rPr>
+      </w:pPr>
+      <w:r>
+        <w:rPr>
+          <w:rFonts w:ascii="Times New Roman" w:hAnsi="Times New Roman"/>
+          <w:sz w:val="28"/>
+          <w:szCs w:val="28"/>
+        </w:rPr>
+        <w:t xml:space="preserve">3.12 </w:t>
+      </w:r>
+      <w:r>
+        <w:rPr>
+          <w:rFonts w:ascii="Times New Roman" w:hAnsi="Times New Roman" w:hint="eastAsia"/>
+          <w:sz w:val="28"/>
+          <w:szCs w:val="28"/>
+        </w:rPr>
+        <w:t>迭代加深</w:t>
+      </w:r>
+    </w:p>
+    <w:p>
+      <w:pPr>
+        <w:widowControl/>
+        <w:spacing w:before="100" w:beforeAutospacing="1" w:after="100" w:afterAutospacing="1"/>
+        <w:ind w:firstLineChars="200" w:firstLine="562"/>
+        <w:jc w:val="left"/>
+        <w:rPr>
+          <w:rFonts w:ascii="Times New Roman" w:hAnsi="Times New Roman"/>
+          <w:sz w:val="28"/>
+          <w:szCs w:val="28"/>
+        </w:rPr>
+      </w:pPr>
+      <w:r>
+        <w:rPr>
+          <w:rFonts w:ascii="Times New Roman" w:hAnsi="Times New Roman"/>
+          <w:b/>
+          <w:bCs/>
+          <w:sz w:val="28"/>
+          <w:szCs w:val="28"/>
+        </w:rPr>
+        <w:lastRenderedPageBreak/>
+        <w:t>方法描述：</w:t>
+      </w:r>
+      <w:r>
+        <w:rPr>
+          <w:rFonts w:ascii="Times New Roman" w:hAnsi="Times New Roman"/>
+          <w:sz w:val="28"/>
+          <w:szCs w:val="28"/>
+        </w:rPr>
+        <w:t>在</w:t>
+      </w:r>
+      <w:r>
+        <w:rPr>
+          <w:rFonts w:ascii="Times New Roman" w:hAnsi="Times New Roman"/>
+          <w:sz w:val="28"/>
+          <w:szCs w:val="28"/>
+        </w:rPr>
+        <w:t xml:space="preserve"> ChessAI::alpha_beta_PVS_select </w:t>
+      </w:r>
+      <w:r>
+        <w:rPr>
+          <w:rFonts w:ascii="Times New Roman" w:hAnsi="Times New Roman"/>
+          <w:sz w:val="28"/>
+          <w:szCs w:val="28"/>
+        </w:rPr>
+        <w:t>中采用迭代加深策略，外层从深度</w:t>
+      </w:r>
+      <w:r>
+        <w:rPr>
+          <w:rFonts w:ascii="Times New Roman" w:hAnsi="Times New Roman"/>
+          <w:sz w:val="28"/>
+          <w:szCs w:val="28"/>
+        </w:rPr>
+        <w:t xml:space="preserve"> 1 </w:t>
+      </w:r>
+      <w:r>
+        <w:rPr>
+          <w:rFonts w:ascii="Times New Roman" w:hAnsi="Times New Roman"/>
+          <w:sz w:val="28"/>
+          <w:szCs w:val="28"/>
+        </w:rPr>
+        <w:t>逐步搜索到</w:t>
+      </w:r>
+      <w:r>
+        <w:rPr>
+          <w:rFonts w:ascii="Times New Roman" w:hAnsi="Times New Roman"/>
+          <w:sz w:val="28"/>
+          <w:szCs w:val="28"/>
+        </w:rPr>
+        <w:t xml:space="preserve"> max_depth</w:t>
+      </w:r>
+      <w:r>
+        <w:rPr>
+          <w:rFonts w:ascii="Times New Roman" w:hAnsi="Times New Roman"/>
+          <w:sz w:val="28"/>
+          <w:szCs w:val="28"/>
+        </w:rPr>
+        <w:t>。每完成一层深度后，程序使用</w:t>
+      </w:r>
+      <w:r>
+        <w:rPr>
+          <w:rFonts w:ascii="Times New Roman" w:hAnsi="Times New Roman"/>
+          <w:sz w:val="28"/>
+          <w:szCs w:val="28"/>
+        </w:rPr>
+        <w:t xml:space="preserve"> stable_sort </w:t>
+      </w:r>
+      <w:r>
+        <w:rPr>
+          <w:rFonts w:ascii="Times New Roman" w:hAnsi="Times New Roman"/>
+          <w:sz w:val="28"/>
+          <w:szCs w:val="28"/>
+        </w:rPr>
+        <w:t>按搜索得分重新排列根节点着法，并保存</w:t>
+      </w:r>
+      <w:r>
+        <w:rPr>
+          <w:rFonts w:ascii="Times New Roman" w:hAnsi="Times New Roman"/>
+          <w:sz w:val="28"/>
+          <w:szCs w:val="28"/>
+        </w:rPr>
+        <w:t xml:space="preserve"> last_completed_selected </w:t>
+      </w:r>
+      <w:r>
+        <w:rPr>
+          <w:rFonts w:ascii="Times New Roman" w:hAnsi="Times New Roman"/>
+          <w:sz w:val="28"/>
+          <w:szCs w:val="28"/>
+        </w:rPr>
+        <w:t>作为当前已完整完成的最好结果。下一层搜索继承上一层排序结果，使更可能成为最佳着法的分支优先进入</w:t>
+      </w:r>
+      <w:r>
+        <w:rPr>
+          <w:rFonts w:ascii="Times New Roman" w:hAnsi="Times New Roman"/>
+          <w:sz w:val="28"/>
+          <w:szCs w:val="28"/>
+        </w:rPr>
+        <w:t xml:space="preserve"> PVS </w:t>
+      </w:r>
+      <w:r>
+        <w:rPr>
+          <w:rFonts w:ascii="Times New Roman" w:hAnsi="Times New Roman"/>
+          <w:sz w:val="28"/>
+          <w:szCs w:val="28"/>
+        </w:rPr>
+        <w:t>搜索，从而提升剪枝效率。若搜索过程中超时，则捕获</w:t>
+      </w:r>
+      <w:r>
+        <w:rPr>
+          <w:rFonts w:ascii="Times New Roman" w:hAnsi="Times New Roman"/>
+          <w:sz w:val="28"/>
+          <w:szCs w:val="28"/>
+        </w:rPr>
+        <w:t xml:space="preserve"> TimeOutException</w:t>
+      </w:r>
+      <w:r>
+        <w:rPr>
+          <w:rFonts w:ascii="Times New Roman" w:hAnsi="Times New Roman"/>
+          <w:sz w:val="28"/>
+          <w:szCs w:val="28"/>
+        </w:rPr>
+        <w:t>，并恢复到上一层完整搜索结果；若发现分数超过必胜阈值</w:t>
+      </w:r>
+      <w:r>
+        <w:rPr>
+          <w:rFonts w:ascii="Times New Roman" w:hAnsi="Times New Roman" w:hint="eastAsia"/>
+          <w:sz w:val="28"/>
+          <w:szCs w:val="28"/>
+        </w:rPr>
+        <w:t>(</w:t>
+      </w:r>
+      <w:r>
+        <w:rPr>
+          <w:rFonts w:ascii="Times New Roman" w:hAnsi="Times New Roman" w:hint="eastAsia"/>
+          <w:sz w:val="28"/>
+          <w:szCs w:val="28"/>
+        </w:rPr>
+        <w:t>一个极大的值，程序中记为</w:t>
+      </w:r>
+      <w:r>
+        <w:rPr>
+          <w:rFonts w:ascii="Times New Roman" w:hAnsi="Times New Roman" w:hint="eastAsia"/>
+          <w:sz w:val="28"/>
+          <w:szCs w:val="28"/>
+        </w:rPr>
+        <w:t>9</w:t>
+      </w:r>
+      <w:r>
+        <w:rPr>
+          <w:rFonts w:ascii="Times New Roman" w:hAnsi="Times New Roman"/>
+          <w:sz w:val="28"/>
+          <w:szCs w:val="28"/>
+        </w:rPr>
+        <w:t>00000)</w:t>
+      </w:r>
+      <w:r>
+        <w:rPr>
+          <w:rFonts w:ascii="Times New Roman" w:hAnsi="Times New Roman"/>
+          <w:sz w:val="28"/>
+          <w:szCs w:val="28"/>
+        </w:rPr>
+        <w:t>，则提前结束更深层搜索。</w:t>
+      </w:r>
+    </w:p>
+    <w:p>
+      <w:pPr>
+        <w:rPr>
+          <w:rFonts w:ascii="Times New Roman" w:hAnsi="Times New Roman" w:hint="eastAsia"/>
+          <w:sz w:val="28"/>
+          <w:szCs w:val="28"/>
+        </w:rPr>
+      </w:pPr>
     </w:p>
     <w:p>
       <w:pPr>
@@ -2775,6 +6525,7 @@
         <w:rPr>
           <w:rFonts w:hint="eastAsia"/>
         </w:rPr>
+        <w:lastRenderedPageBreak/>
         <w:t>总结</w:t>
       </w:r>
       <w:bookmarkEnd w:id="5"/>
@@ -3503,14 +7254,14 @@
     <w:lsdException w:name="E-mail Signature" w:semiHidden="1" w:unhideWhenUsed="1"/>
     <w:lsdException w:name="HTML Top of Form" w:semiHidden="1" w:uiPriority="99" w:unhideWhenUsed="1"/>
     <w:lsdException w:name="HTML Bottom of Form" w:semiHidden="1" w:uiPriority="99" w:unhideWhenUsed="1"/>
-    <w:lsdException w:name="Normal (Web)" w:semiHidden="1" w:unhideWhenUsed="1"/>
+    <w:lsdException w:name="Normal (Web)" w:semiHidden="1" w:uiPriority="99" w:unhideWhenUsed="1"/>
     <w:lsdException w:name="HTML Acronym" w:semiHidden="1" w:unhideWhenUsed="1"/>
     <w:lsdException w:name="HTML Address" w:semiHidden="1" w:unhideWhenUsed="1"/>
     <w:lsdException w:name="HTML Cite" w:semiHidden="1" w:unhideWhenUsed="1"/>
-    <w:lsdException w:name="HTML Code" w:semiHidden="1" w:unhideWhenUsed="1"/>
+    <w:lsdException w:name="HTML Code" w:semiHidden="1" w:uiPriority="99" w:unhideWhenUsed="1"/>
     <w:lsdException w:name="HTML Definition" w:semiHidden="1" w:unhideWhenUsed="1"/>
     <w:lsdException w:name="HTML Keyboard" w:semiHidden="1" w:unhideWhenUsed="1"/>
-    <w:lsdException w:name="HTML Preformatted" w:semiHidden="1" w:unhideWhenUsed="1"/>
+    <w:lsdException w:name="HTML Preformatted" w:semiHidden="1" w:uiPriority="99" w:unhideWhenUsed="1"/>
     <w:lsdException w:name="HTML Sample" w:semiHidden="1" w:unhideWhenUsed="1"/>
     <w:lsdException w:name="HTML Typewriter" w:semiHidden="1" w:unhideWhenUsed="1"/>
     <w:lsdException w:name="HTML Variable" w:semiHidden="1" w:unhideWhenUsed="1"/>
@@ -3787,6 +7538,7 @@
   <w:style w:type="paragraph" w:default="1" w:styleId="a">
     <w:name w:val="Normal"/>
     <w:qFormat/>
+    <w:rsid w:val="00EE1C31"/>
     <w:pPr>
       <w:widowControl w:val="0"/>
       <w:jc w:val="both"/>
@@ -4351,11 +8103,75 @@
   <w:style w:type="paragraph" w:styleId="a9">
     <w:name w:val="Normal (Web)"/>
     <w:basedOn w:val="a"/>
+    <w:uiPriority w:val="99"/>
     <w:semiHidden/>
     <w:unhideWhenUsed/>
     <w:rsid w:val="00C56422"/>
     <w:rPr>
       <w:rFonts w:ascii="Times New Roman" w:hAnsi="Times New Roman"/>
+      <w:sz w:val="24"/>
+      <w:szCs w:val="24"/>
+    </w:rPr>
+  </w:style>
+  <w:style w:type="paragraph" w:styleId="HTML">
+    <w:name w:val="HTML Preformatted"/>
+    <w:basedOn w:val="a"/>
+    <w:link w:val="HTML0"/>
+    <w:uiPriority w:val="99"/>
+    <w:semiHidden/>
+    <w:unhideWhenUsed/>
+    <w:rsid w:val="00B254FF"/>
+    <w:pPr>
+      <w:widowControl/>
+      <w:tabs>
+        <w:tab w:val="left" w:pos="916"/>
+        <w:tab w:val="left" w:pos="1832"/>
+        <w:tab w:val="left" w:pos="2748"/>
+        <w:tab w:val="left" w:pos="3664"/>
+        <w:tab w:val="left" w:pos="4580"/>
+        <w:tab w:val="left" w:pos="5496"/>
+        <w:tab w:val="left" w:pos="6412"/>
+        <w:tab w:val="left" w:pos="7328"/>
+        <w:tab w:val="left" w:pos="8244"/>
+        <w:tab w:val="left" w:pos="9160"/>
+        <w:tab w:val="left" w:pos="10076"/>
+        <w:tab w:val="left" w:pos="10992"/>
+        <w:tab w:val="left" w:pos="11908"/>
+        <w:tab w:val="left" w:pos="12824"/>
+        <w:tab w:val="left" w:pos="13740"/>
+        <w:tab w:val="left" w:pos="14656"/>
+      </w:tabs>
+      <w:jc w:val="left"/>
+    </w:pPr>
+    <w:rPr>
+      <w:rFonts w:ascii="宋体" w:hAnsi="宋体" w:cs="宋体"/>
+      <w:kern w:val="0"/>
+      <w:sz w:val="24"/>
+      <w:szCs w:val="24"/>
+    </w:rPr>
+  </w:style>
+  <w:style w:type="character" w:customStyle="1" w:styleId="HTML0">
+    <w:name w:val="HTML 预设格式 字符"/>
+    <w:basedOn w:val="a0"/>
+    <w:link w:val="HTML"/>
+    <w:uiPriority w:val="99"/>
+    <w:semiHidden/>
+    <w:rsid w:val="00B254FF"/>
+    <w:rPr>
+      <w:rFonts w:ascii="宋体" w:hAnsi="宋体" w:cs="宋体"/>
+      <w:sz w:val="24"/>
+      <w:szCs w:val="24"/>
+    </w:rPr>
+  </w:style>
+  <w:style w:type="character" w:styleId="HTML1">
+    <w:name w:val="HTML Code"/>
+    <w:basedOn w:val="a0"/>
+    <w:uiPriority w:val="99"/>
+    <w:semiHidden/>
+    <w:unhideWhenUsed/>
+    <w:rsid w:val="00B254FF"/>
+    <w:rPr>
+      <w:rFonts w:ascii="宋体" w:eastAsia="宋体" w:hAnsi="宋体" w:cs="宋体"/>
       <w:sz w:val="24"/>
       <w:szCs w:val="24"/>
     </w:rPr>

--- a/报告/实验报告模板.docx
+++ b/报告/实验报告模板.docx
@@ -347,6 +347,9 @@
     <w:p>
       <w:pPr>
         <w:pStyle w:val="1"/>
+        <w:rPr>
+          <w:rFonts w:hint="eastAsia"/>
+        </w:rPr>
       </w:pPr>
       <w:bookmarkStart w:id="0" w:name="_Toc484901147"/>
       <w:bookmarkStart w:id="1" w:name="_Toc69548504"/>
@@ -356,1005 +359,1363 @@
         </w:rPr>
         <w:t>分工与合作</w:t>
       </w:r>
+      <w:bookmarkStart w:id="2" w:name="_Toc69548505"/>
       <w:bookmarkEnd w:id="0"/>
       <w:bookmarkEnd w:id="1"/>
     </w:p>
     <w:p>
       <w:pPr>
         <w:rPr>
-          <w:rFonts w:ascii="Times New Roman" w:hAnsi="Times New Roman"/>
-          <w:sz w:val="28"/>
-          <w:szCs w:val="28"/>
-        </w:rPr>
-      </w:pPr>
-      <w:bookmarkStart w:id="2" w:name="_Toc69548505"/>
-      <w:r>
-        <w:rPr>
-          <w:color w:val="0000FF"/>
-        </w:rPr>
-        <w:t>说明小组分工，</w:t>
-      </w:r>
+          <w:rFonts w:ascii="Times New Roman" w:hAnsi="Times New Roman" w:hint="eastAsia"/>
+          <w:sz w:val="28"/>
+          <w:szCs w:val="28"/>
+        </w:rPr>
+      </w:pPr>
+      <w:r>
+        <w:rPr>
+          <w:rFonts w:ascii="Times New Roman" w:hAnsi="Times New Roman" w:hint="eastAsia"/>
+          <w:sz w:val="28"/>
+          <w:szCs w:val="28"/>
+        </w:rPr>
+        <w:t>分工内容：</w:t>
+      </w:r>
+    </w:p>
+    <w:p>
+      <w:pPr>
+        <w:rPr>
+          <w:rFonts w:ascii="Times New Roman" w:hAnsi="Times New Roman"/>
+          <w:sz w:val="28"/>
+          <w:szCs w:val="28"/>
+        </w:rPr>
+      </w:pPr>
+      <w:r>
+        <w:rPr>
+          <w:rFonts w:ascii="Times New Roman" w:hAnsi="Times New Roman" w:hint="eastAsia"/>
+          <w:sz w:val="28"/>
+          <w:szCs w:val="28"/>
+        </w:rPr>
+        <w:t>万阳</w:t>
+      </w:r>
+      <w:r>
+        <w:rPr>
+          <w:rFonts w:ascii="Times New Roman" w:hAnsi="Times New Roman" w:hint="eastAsia"/>
+          <w:sz w:val="28"/>
+          <w:szCs w:val="28"/>
+        </w:rPr>
+        <w:t>(</w:t>
+      </w:r>
+      <w:r>
+        <w:rPr>
+          <w:rFonts w:ascii="Times New Roman" w:hAnsi="Times New Roman"/>
+          <w:sz w:val="28"/>
+          <w:szCs w:val="28"/>
+        </w:rPr>
+        <w:t>70%)</w:t>
+      </w:r>
+      <w:r>
+        <w:rPr>
+          <w:rFonts w:ascii="Times New Roman" w:hAnsi="Times New Roman" w:hint="eastAsia"/>
+          <w:sz w:val="28"/>
+          <w:szCs w:val="28"/>
+        </w:rPr>
+        <w:t>：</w:t>
+      </w:r>
+    </w:p>
+    <w:p>
+      <w:pPr>
+        <w:ind w:firstLine="420"/>
+        <w:rPr>
+          <w:rFonts w:ascii="Times New Roman" w:hAnsi="Times New Roman"/>
+          <w:sz w:val="24"/>
+          <w:szCs w:val="24"/>
+        </w:rPr>
+      </w:pPr>
+      <w:r>
+        <w:rPr>
+          <w:rFonts w:ascii="Times New Roman" w:hAnsi="Times New Roman"/>
+          <w:sz w:val="24"/>
+          <w:szCs w:val="24"/>
+        </w:rPr>
+        <w:t>中残局阶段权重计算</w:t>
+      </w:r>
+      <w:r>
+        <w:rPr>
+          <w:rFonts w:ascii="Times New Roman" w:hAnsi="Times New Roman" w:hint="eastAsia"/>
+          <w:sz w:val="24"/>
+          <w:szCs w:val="24"/>
+        </w:rPr>
+        <w:t>；</w:t>
+      </w:r>
+    </w:p>
+    <w:p>
+      <w:pPr>
+        <w:ind w:firstLine="420"/>
+        <w:rPr>
+          <w:rFonts w:ascii="Times New Roman" w:hAnsi="Times New Roman"/>
+          <w:sz w:val="24"/>
+          <w:szCs w:val="24"/>
+        </w:rPr>
+      </w:pPr>
+      <w:r>
+        <w:rPr>
+          <w:rFonts w:ascii="Times New Roman" w:hAnsi="Times New Roman"/>
+          <w:sz w:val="24"/>
+          <w:szCs w:val="24"/>
+        </w:rPr>
+        <w:t>棋子位置价值表</w:t>
+      </w:r>
+      <w:r>
+        <w:rPr>
+          <w:rFonts w:ascii="Times New Roman" w:hAnsi="Times New Roman"/>
+          <w:sz w:val="24"/>
+          <w:szCs w:val="24"/>
+        </w:rPr>
+        <w:t>/</w:t>
+      </w:r>
+      <w:r>
+        <w:rPr>
+          <w:rFonts w:ascii="Times New Roman" w:hAnsi="Times New Roman"/>
+          <w:sz w:val="24"/>
+          <w:szCs w:val="24"/>
+        </w:rPr>
+        <w:t>静态局面评估</w:t>
+      </w:r>
+      <w:r>
+        <w:rPr>
+          <w:rFonts w:ascii="Times New Roman" w:hAnsi="Times New Roman" w:hint="eastAsia"/>
+          <w:sz w:val="24"/>
+          <w:szCs w:val="24"/>
+        </w:rPr>
+        <w:t>、</w:t>
+      </w:r>
+    </w:p>
+    <w:p>
+      <w:pPr>
+        <w:ind w:firstLine="420"/>
+        <w:rPr>
+          <w:rFonts w:ascii="Times New Roman" w:hAnsi="Times New Roman"/>
+          <w:sz w:val="24"/>
+          <w:szCs w:val="24"/>
+        </w:rPr>
+      </w:pPr>
+      <w:r>
+        <w:rPr>
+          <w:rFonts w:ascii="Times New Roman" w:hAnsi="Times New Roman"/>
+          <w:sz w:val="24"/>
+          <w:szCs w:val="24"/>
+        </w:rPr>
+        <w:t>棋盘控制力统计</w:t>
+      </w:r>
+      <w:r>
+        <w:rPr>
+          <w:rFonts w:ascii="Times New Roman" w:hAnsi="Times New Roman"/>
+          <w:sz w:val="24"/>
+          <w:szCs w:val="24"/>
+        </w:rPr>
+        <w:t>/</w:t>
+      </w:r>
+      <w:r>
+        <w:rPr>
+          <w:rFonts w:ascii="Times New Roman" w:hAnsi="Times New Roman"/>
+          <w:sz w:val="24"/>
+          <w:szCs w:val="24"/>
+        </w:rPr>
+        <w:t>动态局面评估</w:t>
+      </w:r>
+      <w:r>
+        <w:rPr>
+          <w:rFonts w:ascii="Times New Roman" w:hAnsi="Times New Roman" w:hint="eastAsia"/>
+          <w:sz w:val="24"/>
+          <w:szCs w:val="24"/>
+        </w:rPr>
+        <w:t>；</w:t>
+      </w:r>
+    </w:p>
+    <w:p>
+      <w:pPr>
+        <w:ind w:firstLine="420"/>
+        <w:rPr>
+          <w:rFonts w:ascii="Times New Roman" w:hAnsi="Times New Roman"/>
+          <w:sz w:val="24"/>
+          <w:szCs w:val="24"/>
+        </w:rPr>
+      </w:pPr>
+      <w:r>
+        <w:rPr>
+          <w:rFonts w:ascii="Times New Roman" w:hAnsi="Times New Roman"/>
+          <w:sz w:val="24"/>
+          <w:szCs w:val="24"/>
+        </w:rPr>
+        <w:t>攻击机会、受威胁状态、重要棋子威胁检测</w:t>
+      </w:r>
+      <w:r>
+        <w:rPr>
+          <w:rFonts w:ascii="Times New Roman" w:hAnsi="Times New Roman" w:hint="eastAsia"/>
+          <w:sz w:val="24"/>
+          <w:szCs w:val="24"/>
+        </w:rPr>
+        <w:t>；</w:t>
+      </w:r>
+    </w:p>
+    <w:p>
+      <w:pPr>
+        <w:ind w:firstLine="420"/>
+        <w:rPr>
+          <w:rFonts w:ascii="Times New Roman" w:hAnsi="Times New Roman"/>
+          <w:sz w:val="24"/>
+          <w:szCs w:val="24"/>
+        </w:rPr>
+      </w:pPr>
+      <w:r>
+        <w:rPr>
+          <w:rFonts w:ascii="Times New Roman" w:hAnsi="Times New Roman"/>
+          <w:sz w:val="24"/>
+          <w:szCs w:val="24"/>
+        </w:rPr>
+        <w:t>特殊棋型评估</w:t>
+      </w:r>
+      <w:r>
+        <w:rPr>
+          <w:rFonts w:ascii="Times New Roman" w:hAnsi="Times New Roman" w:hint="eastAsia"/>
+          <w:sz w:val="24"/>
+          <w:szCs w:val="24"/>
+        </w:rPr>
+        <w:t>；</w:t>
+      </w:r>
+    </w:p>
+    <w:p>
+      <w:pPr>
+        <w:ind w:firstLine="420"/>
+        <w:rPr>
+          <w:rFonts w:ascii="Times New Roman" w:hAnsi="Times New Roman"/>
+          <w:sz w:val="24"/>
+          <w:szCs w:val="24"/>
+        </w:rPr>
+      </w:pPr>
+      <w:r>
+        <w:rPr>
+          <w:rFonts w:ascii="Times New Roman" w:hAnsi="Times New Roman"/>
+          <w:sz w:val="24"/>
+          <w:szCs w:val="24"/>
+        </w:rPr>
+        <w:t>着法预排序</w:t>
+      </w:r>
+      <w:r>
+        <w:rPr>
+          <w:rFonts w:ascii="Times New Roman" w:hAnsi="Times New Roman" w:hint="eastAsia"/>
+          <w:sz w:val="24"/>
+          <w:szCs w:val="24"/>
+        </w:rPr>
+        <w:t>；</w:t>
+      </w:r>
+    </w:p>
+    <w:p>
+      <w:pPr>
+        <w:ind w:firstLine="420"/>
+        <w:rPr>
+          <w:rFonts w:ascii="Times New Roman" w:hAnsi="Times New Roman"/>
+          <w:sz w:val="24"/>
+          <w:szCs w:val="24"/>
+        </w:rPr>
+      </w:pPr>
+      <w:r>
+        <w:rPr>
+          <w:rFonts w:ascii="Times New Roman" w:hAnsi="Times New Roman"/>
+          <w:sz w:val="24"/>
+          <w:szCs w:val="24"/>
+        </w:rPr>
+        <w:t>开局库</w:t>
+      </w:r>
+      <w:r>
+        <w:rPr>
+          <w:rFonts w:ascii="Times New Roman" w:hAnsi="Times New Roman"/>
+          <w:sz w:val="24"/>
+          <w:szCs w:val="24"/>
+        </w:rPr>
+        <w:t>Zobrist hash</w:t>
+      </w:r>
+      <w:r>
+        <w:rPr>
+          <w:rFonts w:ascii="Times New Roman" w:hAnsi="Times New Roman"/>
+          <w:sz w:val="24"/>
+          <w:szCs w:val="24"/>
+        </w:rPr>
+        <w:t>命中算法</w:t>
+      </w:r>
+      <w:r>
+        <w:rPr>
+          <w:rFonts w:ascii="Times New Roman" w:hAnsi="Times New Roman" w:hint="eastAsia"/>
+          <w:sz w:val="24"/>
+          <w:szCs w:val="24"/>
+        </w:rPr>
+        <w:t>及</w:t>
+      </w:r>
+      <w:r>
+        <w:rPr>
+          <w:rFonts w:ascii="Times New Roman" w:hAnsi="Times New Roman"/>
+          <w:sz w:val="24"/>
+          <w:szCs w:val="24"/>
+        </w:rPr>
+        <w:t xml:space="preserve">Zobrist-64 hash </w:t>
+      </w:r>
+      <w:r>
+        <w:rPr>
+          <w:rFonts w:ascii="Times New Roman" w:hAnsi="Times New Roman"/>
+          <w:sz w:val="24"/>
+          <w:szCs w:val="24"/>
+        </w:rPr>
+        <w:t>记录算法</w:t>
+      </w:r>
+      <w:r>
+        <w:rPr>
+          <w:rFonts w:ascii="Times New Roman" w:hAnsi="Times New Roman" w:hint="eastAsia"/>
+          <w:sz w:val="24"/>
+          <w:szCs w:val="24"/>
+        </w:rPr>
+        <w:t>；</w:t>
+      </w:r>
+    </w:p>
+    <w:p>
+      <w:pPr>
+        <w:ind w:firstLine="420"/>
+        <w:rPr>
+          <w:rFonts w:ascii="Times New Roman" w:hAnsi="Times New Roman"/>
+          <w:sz w:val="24"/>
+          <w:szCs w:val="24"/>
+        </w:rPr>
+      </w:pPr>
+      <w:r>
+        <w:rPr>
+          <w:rFonts w:ascii="Times New Roman" w:hAnsi="Times New Roman"/>
+          <w:sz w:val="24"/>
+          <w:szCs w:val="24"/>
+        </w:rPr>
+        <w:t>Transposition Table(</w:t>
+      </w:r>
+      <w:r>
+        <w:rPr>
+          <w:rFonts w:ascii="Times New Roman" w:hAnsi="Times New Roman"/>
+          <w:sz w:val="24"/>
+          <w:szCs w:val="24"/>
+        </w:rPr>
+        <w:t>置换表</w:t>
+      </w:r>
+      <w:r>
+        <w:rPr>
+          <w:rFonts w:ascii="Times New Roman" w:hAnsi="Times New Roman"/>
+          <w:sz w:val="24"/>
+          <w:szCs w:val="24"/>
+        </w:rPr>
+        <w:t>) Exact,Alpha,Beta</w:t>
+      </w:r>
+      <w:r>
+        <w:rPr>
+          <w:rFonts w:ascii="Times New Roman" w:hAnsi="Times New Roman"/>
+          <w:sz w:val="24"/>
+          <w:szCs w:val="24"/>
+        </w:rPr>
+        <w:t>节点记录与启发搜素</w:t>
+      </w:r>
+      <w:r>
+        <w:rPr>
+          <w:rFonts w:ascii="Times New Roman" w:hAnsi="Times New Roman" w:hint="eastAsia"/>
+          <w:sz w:val="24"/>
+          <w:szCs w:val="24"/>
+        </w:rPr>
+        <w:t>；</w:t>
+      </w:r>
+    </w:p>
+    <w:p>
+      <w:pPr>
+        <w:ind w:firstLine="420"/>
+        <w:rPr>
+          <w:rFonts w:ascii="Times New Roman" w:hAnsi="Times New Roman"/>
+          <w:sz w:val="24"/>
+          <w:szCs w:val="24"/>
+        </w:rPr>
+      </w:pPr>
+      <w:r>
+        <w:rPr>
+          <w:rFonts w:ascii="Times New Roman" w:hAnsi="Times New Roman"/>
+          <w:sz w:val="24"/>
+          <w:szCs w:val="24"/>
+        </w:rPr>
+        <w:t>NegaMax(</w:t>
+      </w:r>
+      <w:r>
+        <w:rPr>
+          <w:rFonts w:ascii="Times New Roman" w:hAnsi="Times New Roman"/>
+          <w:sz w:val="24"/>
+          <w:szCs w:val="24"/>
+        </w:rPr>
+        <w:t>负极大值</w:t>
+      </w:r>
+      <w:r>
+        <w:rPr>
+          <w:rFonts w:ascii="Times New Roman" w:hAnsi="Times New Roman"/>
+          <w:sz w:val="24"/>
+          <w:szCs w:val="24"/>
+        </w:rPr>
+        <w:t>)</w:t>
+      </w:r>
+      <w:r>
+        <w:rPr>
+          <w:rFonts w:ascii="Times New Roman" w:hAnsi="Times New Roman"/>
+          <w:sz w:val="24"/>
+          <w:szCs w:val="24"/>
+        </w:rPr>
+        <w:t>形式</w:t>
+      </w:r>
+      <w:r>
+        <w:rPr>
+          <w:rFonts w:ascii="Times New Roman" w:hAnsi="Times New Roman"/>
+          <w:sz w:val="24"/>
+          <w:szCs w:val="24"/>
+        </w:rPr>
+        <w:t xml:space="preserve">alpha-beta </w:t>
+      </w:r>
+      <w:r>
+        <w:rPr>
+          <w:rFonts w:ascii="Times New Roman" w:hAnsi="Times New Roman"/>
+          <w:sz w:val="24"/>
+          <w:szCs w:val="24"/>
+        </w:rPr>
+        <w:t>搜素算法</w:t>
+      </w:r>
+      <w:r>
+        <w:rPr>
+          <w:rFonts w:ascii="Times New Roman" w:hAnsi="Times New Roman" w:hint="eastAsia"/>
+          <w:sz w:val="24"/>
+          <w:szCs w:val="24"/>
+        </w:rPr>
+        <w:t>；</w:t>
+      </w:r>
+    </w:p>
+    <w:p>
+      <w:pPr>
+        <w:ind w:firstLine="420"/>
+        <w:rPr>
+          <w:rFonts w:ascii="Times New Roman" w:hAnsi="Times New Roman"/>
+          <w:sz w:val="24"/>
+          <w:szCs w:val="24"/>
+        </w:rPr>
+      </w:pPr>
+      <w:r>
+        <w:rPr>
+          <w:rFonts w:ascii="Times New Roman" w:hAnsi="Times New Roman"/>
+          <w:sz w:val="24"/>
+          <w:szCs w:val="24"/>
+        </w:rPr>
+        <w:t>Fail-Soft</w:t>
+      </w:r>
+      <w:r>
+        <w:rPr>
+          <w:rFonts w:ascii="Times New Roman" w:hAnsi="Times New Roman"/>
+          <w:sz w:val="24"/>
+          <w:szCs w:val="24"/>
+        </w:rPr>
+        <w:t>形式</w:t>
+      </w:r>
+      <w:r>
+        <w:rPr>
+          <w:rFonts w:ascii="Times New Roman" w:hAnsi="Times New Roman"/>
+          <w:sz w:val="24"/>
+          <w:szCs w:val="24"/>
+        </w:rPr>
+        <w:t xml:space="preserve"> PVS(Principal Variation Search</w:t>
+      </w:r>
+      <w:r>
+        <w:rPr>
+          <w:rFonts w:ascii="Times New Roman" w:hAnsi="Times New Roman"/>
+          <w:sz w:val="24"/>
+          <w:szCs w:val="24"/>
+        </w:rPr>
+        <w:t>，主要变例搜素</w:t>
+      </w:r>
+      <w:r>
+        <w:rPr>
+          <w:rFonts w:ascii="Times New Roman" w:hAnsi="Times New Roman"/>
+          <w:sz w:val="24"/>
+          <w:szCs w:val="24"/>
+        </w:rPr>
+        <w:t>)</w:t>
+      </w:r>
+      <w:r>
+        <w:rPr>
+          <w:rFonts w:ascii="Times New Roman" w:hAnsi="Times New Roman"/>
+          <w:sz w:val="24"/>
+          <w:szCs w:val="24"/>
+        </w:rPr>
+        <w:t>算法</w:t>
+      </w:r>
+      <w:r>
+        <w:rPr>
+          <w:rFonts w:ascii="Times New Roman" w:hAnsi="Times New Roman" w:hint="eastAsia"/>
+          <w:sz w:val="24"/>
+          <w:szCs w:val="24"/>
+        </w:rPr>
+        <w:t>；</w:t>
+      </w:r>
+    </w:p>
+    <w:p>
+      <w:pPr>
+        <w:ind w:firstLine="420"/>
+        <w:rPr>
+          <w:rFonts w:ascii="Times New Roman" w:hAnsi="Times New Roman"/>
+          <w:sz w:val="24"/>
+          <w:szCs w:val="24"/>
+        </w:rPr>
+      </w:pPr>
+      <w:r>
+        <w:rPr>
+          <w:rFonts w:ascii="Times New Roman" w:hAnsi="Times New Roman"/>
+          <w:sz w:val="24"/>
+          <w:szCs w:val="24"/>
+        </w:rPr>
+        <w:t>Null Move Pruning(</w:t>
+      </w:r>
+      <w:r>
+        <w:rPr>
+          <w:rFonts w:ascii="Times New Roman" w:hAnsi="Times New Roman"/>
+          <w:sz w:val="24"/>
+          <w:szCs w:val="24"/>
+        </w:rPr>
+        <w:t>空步裁剪</w:t>
+      </w:r>
+      <w:r>
+        <w:rPr>
+          <w:rFonts w:ascii="Times New Roman" w:hAnsi="Times New Roman"/>
+          <w:sz w:val="24"/>
+          <w:szCs w:val="24"/>
+        </w:rPr>
+        <w:t>)</w:t>
+      </w:r>
+      <w:r>
+        <w:rPr>
+          <w:rFonts w:ascii="Times New Roman" w:hAnsi="Times New Roman"/>
+          <w:sz w:val="24"/>
+          <w:szCs w:val="24"/>
+        </w:rPr>
+        <w:t>优化</w:t>
+      </w:r>
+      <w:r>
+        <w:rPr>
+          <w:rFonts w:ascii="Times New Roman" w:hAnsi="Times New Roman" w:hint="eastAsia"/>
+          <w:sz w:val="24"/>
+          <w:szCs w:val="24"/>
+        </w:rPr>
+        <w:t>；</w:t>
+      </w:r>
+    </w:p>
+    <w:p>
+      <w:pPr>
+        <w:ind w:firstLine="420"/>
+        <w:rPr>
+          <w:rFonts w:ascii="Times New Roman" w:hAnsi="Times New Roman"/>
+          <w:sz w:val="24"/>
+          <w:szCs w:val="24"/>
+        </w:rPr>
+      </w:pPr>
+      <w:r>
+        <w:rPr>
+          <w:rFonts w:ascii="Times New Roman" w:hAnsi="Times New Roman"/>
+          <w:sz w:val="24"/>
+          <w:szCs w:val="24"/>
+        </w:rPr>
+        <w:t>杀手着法启发排序优化</w:t>
+      </w:r>
+      <w:r>
+        <w:rPr>
+          <w:rFonts w:ascii="Times New Roman" w:hAnsi="Times New Roman" w:hint="eastAsia"/>
+          <w:sz w:val="24"/>
+          <w:szCs w:val="24"/>
+        </w:rPr>
+        <w:t xml:space="preserve"> </w:t>
+      </w:r>
+    </w:p>
+    <w:p>
+      <w:pPr>
+        <w:ind w:firstLine="420"/>
+        <w:rPr>
+          <w:rFonts w:ascii="Times New Roman" w:hAnsi="Times New Roman"/>
+          <w:sz w:val="24"/>
+          <w:szCs w:val="24"/>
+        </w:rPr>
+      </w:pPr>
+      <w:r>
+        <w:rPr>
+          <w:rFonts w:ascii="Times New Roman" w:hAnsi="Times New Roman"/>
+          <w:sz w:val="24"/>
+          <w:szCs w:val="24"/>
+        </w:rPr>
+        <w:t>LMR(Late Move Reductions</w:t>
+      </w:r>
+      <w:r>
+        <w:rPr>
+          <w:rFonts w:ascii="Times New Roman" w:hAnsi="Times New Roman"/>
+          <w:sz w:val="24"/>
+          <w:szCs w:val="24"/>
+        </w:rPr>
+        <w:t>，晚期着法裁剪</w:t>
+      </w:r>
+      <w:r>
+        <w:rPr>
+          <w:rFonts w:ascii="Times New Roman" w:hAnsi="Times New Roman"/>
+          <w:sz w:val="24"/>
+          <w:szCs w:val="24"/>
+        </w:rPr>
+        <w:t>)</w:t>
+      </w:r>
+      <w:r>
+        <w:rPr>
+          <w:rFonts w:ascii="Times New Roman" w:hAnsi="Times New Roman"/>
+          <w:sz w:val="24"/>
+          <w:szCs w:val="24"/>
+        </w:rPr>
+        <w:t>优化</w:t>
+      </w:r>
+      <w:r>
+        <w:rPr>
+          <w:rFonts w:ascii="Times New Roman" w:hAnsi="Times New Roman" w:hint="eastAsia"/>
+          <w:sz w:val="24"/>
+          <w:szCs w:val="24"/>
+        </w:rPr>
+        <w:t>；</w:t>
+      </w:r>
+    </w:p>
+    <w:p>
+      <w:pPr>
+        <w:ind w:firstLine="420"/>
+        <w:rPr>
+          <w:rFonts w:ascii="Times New Roman" w:hAnsi="Times New Roman"/>
+          <w:sz w:val="24"/>
+          <w:szCs w:val="24"/>
+        </w:rPr>
+      </w:pPr>
+      <w:r>
+        <w:rPr>
+          <w:rFonts w:ascii="Times New Roman" w:hAnsi="Times New Roman"/>
+          <w:sz w:val="24"/>
+          <w:szCs w:val="24"/>
+        </w:rPr>
+        <w:t>安静着法</w:t>
+      </w:r>
+      <w:r>
+        <w:rPr>
+          <w:rFonts w:ascii="Times New Roman" w:hAnsi="Times New Roman"/>
+          <w:sz w:val="24"/>
+          <w:szCs w:val="24"/>
+        </w:rPr>
+        <w:t>Quiet Moves</w:t>
+      </w:r>
+    </w:p>
+    <w:p>
+      <w:pPr>
+        <w:ind w:firstLine="420"/>
+        <w:rPr>
+          <w:rFonts w:ascii="Times New Roman" w:hAnsi="Times New Roman"/>
+          <w:sz w:val="24"/>
+          <w:szCs w:val="24"/>
+        </w:rPr>
+      </w:pPr>
+    </w:p>
+    <w:p>
+      <w:pPr>
+        <w:ind w:firstLine="420"/>
+        <w:rPr>
+          <w:rFonts w:ascii="Times New Roman" w:hAnsi="Times New Roman"/>
+          <w:sz w:val="24"/>
+          <w:szCs w:val="24"/>
+        </w:rPr>
+      </w:pPr>
+    </w:p>
+    <w:p>
+      <w:pPr>
+        <w:ind w:firstLine="420"/>
+        <w:rPr>
+          <w:rFonts w:ascii="Times New Roman" w:hAnsi="Times New Roman" w:hint="eastAsia"/>
+          <w:sz w:val="24"/>
+          <w:szCs w:val="24"/>
+        </w:rPr>
+      </w:pPr>
+    </w:p>
+    <w:p>
+      <w:pPr>
+        <w:rPr>
+          <w:rFonts w:ascii="Times New Roman" w:hAnsi="Times New Roman"/>
+          <w:sz w:val="28"/>
+          <w:szCs w:val="28"/>
+        </w:rPr>
+      </w:pPr>
+      <w:r>
+        <w:rPr>
+          <w:rFonts w:ascii="Times New Roman" w:hAnsi="Times New Roman" w:hint="eastAsia"/>
+          <w:sz w:val="28"/>
+          <w:szCs w:val="28"/>
+        </w:rPr>
+        <w:t>何俊翰</w:t>
+      </w:r>
+      <w:r>
+        <w:rPr>
+          <w:rFonts w:ascii="Times New Roman" w:hAnsi="Times New Roman" w:hint="eastAsia"/>
+          <w:sz w:val="28"/>
+          <w:szCs w:val="28"/>
+        </w:rPr>
+        <w:t>(</w:t>
+      </w:r>
+      <w:r>
+        <w:rPr>
+          <w:rFonts w:ascii="Times New Roman" w:hAnsi="Times New Roman"/>
+          <w:sz w:val="28"/>
+          <w:szCs w:val="28"/>
+        </w:rPr>
+        <w:t>30%)</w:t>
+      </w:r>
+      <w:r>
+        <w:rPr>
+          <w:rFonts w:ascii="Times New Roman" w:hAnsi="Times New Roman" w:hint="eastAsia"/>
+          <w:sz w:val="28"/>
+          <w:szCs w:val="28"/>
+        </w:rPr>
+        <w:t>：</w:t>
+      </w:r>
+    </w:p>
+    <w:p>
+      <w:pPr>
+        <w:ind w:firstLine="420"/>
+        <w:rPr>
+          <w:rFonts w:ascii="Times New Roman" w:hAnsi="Times New Roman"/>
+          <w:sz w:val="24"/>
+          <w:szCs w:val="24"/>
+        </w:rPr>
+      </w:pPr>
+      <w:r>
+        <w:rPr>
+          <w:rFonts w:ascii="Times New Roman" w:hAnsi="Times New Roman"/>
+          <w:sz w:val="24"/>
+          <w:szCs w:val="24"/>
+        </w:rPr>
+        <w:t>MVV/LVA (</w:t>
+      </w:r>
+      <w:r>
+        <w:rPr>
+          <w:rFonts w:ascii="Times New Roman" w:hAnsi="Times New Roman"/>
+          <w:sz w:val="24"/>
+          <w:szCs w:val="24"/>
+        </w:rPr>
+        <w:t>最大价值受害者</w:t>
+      </w:r>
+      <w:r>
+        <w:rPr>
+          <w:rFonts w:ascii="Times New Roman" w:hAnsi="Times New Roman"/>
+          <w:sz w:val="24"/>
+          <w:szCs w:val="24"/>
+        </w:rPr>
+        <w:t>/</w:t>
+      </w:r>
+      <w:r>
+        <w:rPr>
+          <w:rFonts w:ascii="Times New Roman" w:hAnsi="Times New Roman"/>
+          <w:sz w:val="24"/>
+          <w:szCs w:val="24"/>
+        </w:rPr>
+        <w:t>最小价值攻击者</w:t>
+      </w:r>
+      <w:r>
+        <w:rPr>
+          <w:rFonts w:ascii="Times New Roman" w:hAnsi="Times New Roman"/>
+          <w:sz w:val="24"/>
+          <w:szCs w:val="24"/>
+        </w:rPr>
+        <w:t>)</w:t>
+      </w:r>
+      <w:r>
+        <w:rPr>
+          <w:rFonts w:ascii="Times New Roman" w:hAnsi="Times New Roman"/>
+          <w:sz w:val="24"/>
+          <w:szCs w:val="24"/>
+        </w:rPr>
+        <w:t>评价</w:t>
+      </w:r>
+    </w:p>
+    <w:p>
+      <w:pPr>
+        <w:ind w:firstLine="420"/>
+        <w:rPr>
+          <w:rFonts w:ascii="Times New Roman" w:hAnsi="Times New Roman"/>
+          <w:sz w:val="24"/>
+          <w:szCs w:val="24"/>
+        </w:rPr>
+      </w:pPr>
+      <w:r>
+        <w:rPr>
+          <w:rFonts w:ascii="Times New Roman" w:hAnsi="Times New Roman"/>
+          <w:sz w:val="24"/>
+          <w:szCs w:val="24"/>
+        </w:rPr>
+        <w:t>着法预排序：</w:t>
+      </w:r>
+    </w:p>
+    <w:p>
+      <w:pPr>
+        <w:ind w:firstLine="420"/>
+        <w:rPr>
+          <w:rFonts w:ascii="Times New Roman" w:hAnsi="Times New Roman"/>
+          <w:sz w:val="24"/>
+          <w:szCs w:val="24"/>
+        </w:rPr>
+      </w:pPr>
+      <w:r>
+        <w:rPr>
+          <w:rFonts w:ascii="Times New Roman" w:hAnsi="Times New Roman"/>
+          <w:sz w:val="24"/>
+          <w:szCs w:val="24"/>
+        </w:rPr>
+        <w:lastRenderedPageBreak/>
+        <w:t>Quiescence Search(</w:t>
+      </w:r>
+      <w:r>
+        <w:rPr>
+          <w:rFonts w:ascii="Times New Roman" w:hAnsi="Times New Roman"/>
+          <w:sz w:val="24"/>
+          <w:szCs w:val="24"/>
+        </w:rPr>
+        <w:t>静态搜素</w:t>
+      </w:r>
+      <w:r>
+        <w:rPr>
+          <w:rFonts w:ascii="Times New Roman" w:hAnsi="Times New Roman"/>
+          <w:sz w:val="24"/>
+          <w:szCs w:val="24"/>
+        </w:rPr>
+        <w:t>)</w:t>
+      </w:r>
+      <w:r>
+        <w:rPr>
+          <w:rFonts w:ascii="Times New Roman" w:hAnsi="Times New Roman"/>
+          <w:sz w:val="24"/>
+          <w:szCs w:val="24"/>
+        </w:rPr>
+        <w:t>算法</w:t>
+      </w:r>
+    </w:p>
+    <w:p>
+      <w:pPr>
+        <w:ind w:firstLine="420"/>
+        <w:rPr>
+          <w:rFonts w:ascii="Times New Roman" w:hAnsi="Times New Roman"/>
+          <w:sz w:val="24"/>
+          <w:szCs w:val="24"/>
+        </w:rPr>
+      </w:pPr>
+      <w:r>
+        <w:rPr>
+          <w:rFonts w:ascii="Times New Roman" w:hAnsi="Times New Roman"/>
+          <w:sz w:val="24"/>
+          <w:szCs w:val="24"/>
+        </w:rPr>
+        <w:t>搜素时间控制与状态保护</w:t>
+      </w:r>
+    </w:p>
+    <w:p>
+      <w:pPr>
+        <w:ind w:firstLine="420"/>
+        <w:rPr>
+          <w:rFonts w:ascii="Times New Roman" w:hAnsi="Times New Roman" w:hint="eastAsia"/>
+          <w:sz w:val="24"/>
+          <w:szCs w:val="24"/>
+        </w:rPr>
+      </w:pPr>
+      <w:r>
+        <w:rPr>
+          <w:rFonts w:ascii="Times New Roman" w:hAnsi="Times New Roman"/>
+          <w:sz w:val="24"/>
+          <w:szCs w:val="24"/>
+        </w:rPr>
+        <w:t>搜索沙盒与异常安全性处理</w:t>
+      </w:r>
+    </w:p>
+    <w:p>
+      <w:pPr>
+        <w:pStyle w:val="1"/>
+      </w:pPr>
       <w:r>
         <w:rPr>
           <w:rFonts w:hint="eastAsia"/>
-          <w:color w:val="0000FF"/>
-        </w:rPr>
-        <w:t>每个人做了什么工作，</w:t>
-      </w:r>
+        </w:rPr>
+        <w:t>算法思想</w:t>
+      </w:r>
+      <w:bookmarkEnd w:id="2"/>
+    </w:p>
+    <w:p>
+      <w:pPr>
+        <w:pStyle w:val="2"/>
+      </w:pPr>
+      <w:bookmarkStart w:id="3" w:name="_Toc69548506"/>
       <w:r>
         <w:rPr>
           <w:rFonts w:hint="eastAsia"/>
-          <w:color w:val="0000FF"/>
-        </w:rPr>
-        <w:t>若想表明贡献，则</w:t>
-      </w:r>
+        </w:rPr>
+        <w:t>总体思路</w:t>
+      </w:r>
+      <w:bookmarkEnd w:id="3"/>
+    </w:p>
+    <w:p>
+      <w:pPr>
+        <w:ind w:firstLine="420"/>
+        <w:rPr>
+          <w:rFonts w:ascii="Times New Roman" w:hAnsi="Times New Roman"/>
+          <w:sz w:val="28"/>
+          <w:szCs w:val="28"/>
+        </w:rPr>
+      </w:pPr>
+      <w:r>
+        <w:rPr>
+          <w:rFonts w:ascii="Times New Roman" w:hAnsi="Times New Roman" w:hint="eastAsia"/>
+          <w:sz w:val="28"/>
+          <w:szCs w:val="28"/>
+        </w:rPr>
+        <w:t>本程序</w:t>
+      </w:r>
+      <w:r>
+        <w:rPr>
+          <w:rFonts w:ascii="Times New Roman" w:hAnsi="Times New Roman" w:hint="eastAsia"/>
+          <w:sz w:val="28"/>
+          <w:szCs w:val="28"/>
+        </w:rPr>
+        <w:t>的总体思想是将中国象棋的自动着棋的评测问题，转化为“合法着法生成——局面价值评估——博弈树搜素——最优着法筛选”的决策过程。</w:t>
+      </w:r>
+      <w:r>
+        <w:rPr>
+          <w:rFonts w:ascii="Times New Roman" w:hAnsi="Times New Roman"/>
+          <w:sz w:val="28"/>
+          <w:szCs w:val="28"/>
+        </w:rPr>
+        <w:t>程序首先根据评测平台输入的历史走法恢复当前棋局状态，然后在当前局面下生成所有满足中国象棋规则的合法着法；在此基础上，对每个候选着法产生的新局面进行评估，并通过搜索算法向后推演若干层博弈树，最终选择在当前搜索深度和时间限制内评估值最高的着法作为输出。</w:t>
+      </w:r>
+    </w:p>
+    <w:p>
+      <w:pPr>
+        <w:ind w:firstLine="420"/>
+        <w:rPr>
+          <w:rFonts w:ascii="Times New Roman" w:hAnsi="Times New Roman"/>
+          <w:sz w:val="28"/>
+          <w:szCs w:val="28"/>
+        </w:rPr>
+      </w:pPr>
+      <w:r>
+        <w:rPr>
+          <w:rFonts w:ascii="Times New Roman" w:hAnsi="Times New Roman"/>
+          <w:sz w:val="28"/>
+          <w:szCs w:val="28"/>
+        </w:rPr>
+        <w:t>本程序的局面评估部分由</w:t>
+      </w:r>
+      <w:r>
+        <w:rPr>
+          <w:rFonts w:ascii="Times New Roman" w:hAnsi="Times New Roman"/>
+          <w:sz w:val="28"/>
+          <w:szCs w:val="28"/>
+        </w:rPr>
+        <w:t xml:space="preserve"> EvalRecord </w:t>
+      </w:r>
+      <w:r>
+        <w:rPr>
+          <w:rFonts w:ascii="Times New Roman" w:hAnsi="Times New Roman"/>
+          <w:sz w:val="28"/>
+          <w:szCs w:val="28"/>
+        </w:rPr>
+        <w:t>类集中实现，其核心思想是：</w:t>
+      </w:r>
+      <w:r>
+        <w:rPr>
+          <w:rFonts w:ascii="Times New Roman" w:hAnsi="Times New Roman"/>
+          <w:sz w:val="28"/>
+          <w:szCs w:val="28"/>
+        </w:rPr>
+        <w:t>不只根据双方剩余子力判断优劣，而是综合考虑棋子价值、棋子位置、棋盘控制力、攻防关系、特殊棋型和当前棋局阶段，得到一个更接近真实棋势的综合评分</w:t>
+      </w:r>
+      <w:r>
+        <w:rPr>
+          <w:rFonts w:ascii="Times New Roman" w:hAnsi="Times New Roman"/>
+          <w:sz w:val="28"/>
+          <w:szCs w:val="28"/>
+        </w:rPr>
+        <w:t>。</w:t>
+      </w:r>
+    </w:p>
+    <w:p>
+      <w:pPr>
+        <w:ind w:firstLine="420"/>
+        <w:rPr>
+          <w:rFonts w:ascii="Times New Roman" w:hAnsi="Times New Roman" w:hint="eastAsia"/>
+          <w:sz w:val="28"/>
+          <w:szCs w:val="28"/>
+        </w:rPr>
+      </w:pPr>
+      <w:r>
+        <w:rPr>
+          <w:rFonts w:ascii="Times New Roman" w:hAnsi="Times New Roman"/>
+          <w:sz w:val="28"/>
+          <w:szCs w:val="28"/>
+        </w:rPr>
+        <w:t xml:space="preserve">EvalRecord </w:t>
+      </w:r>
+      <w:r>
+        <w:rPr>
+          <w:rFonts w:ascii="Times New Roman" w:hAnsi="Times New Roman"/>
+          <w:sz w:val="28"/>
+          <w:szCs w:val="28"/>
+        </w:rPr>
+        <w:t>中包含</w:t>
+      </w:r>
+      <w:r>
+        <w:rPr>
+          <w:rFonts w:ascii="Times New Roman" w:hAnsi="Times New Roman"/>
+          <w:sz w:val="28"/>
+          <w:szCs w:val="28"/>
+        </w:rPr>
+        <w:t xml:space="preserve"> getMidgameWeight</w:t>
+      </w:r>
+      <w:r>
+        <w:rPr>
+          <w:rFonts w:ascii="Times New Roman" w:hAnsi="Times New Roman"/>
+          <w:sz w:val="28"/>
+          <w:szCs w:val="28"/>
+        </w:rPr>
+        <w:t>、</w:t>
+      </w:r>
+      <w:r>
+        <w:rPr>
+          <w:rFonts w:ascii="Times New Roman" w:hAnsi="Times New Roman"/>
+          <w:sz w:val="28"/>
+          <w:szCs w:val="28"/>
+        </w:rPr>
+        <w:t>calstaticstate</w:t>
+      </w:r>
+      <w:r>
+        <w:rPr>
+          <w:rFonts w:ascii="Times New Roman" w:hAnsi="Times New Roman"/>
+          <w:sz w:val="28"/>
+          <w:szCs w:val="28"/>
+        </w:rPr>
+        <w:t>、</w:t>
+      </w:r>
+      <w:r>
+        <w:rPr>
+          <w:rFonts w:ascii="Times New Roman" w:hAnsi="Times New Roman"/>
+          <w:sz w:val="28"/>
+          <w:szCs w:val="28"/>
+        </w:rPr>
+        <w:t>caldynamicstate</w:t>
+      </w:r>
+      <w:r>
+        <w:rPr>
+          <w:rFonts w:ascii="Times New Roman" w:hAnsi="Times New Roman"/>
+          <w:sz w:val="28"/>
+          <w:szCs w:val="28"/>
+        </w:rPr>
+        <w:t>、</w:t>
+      </w:r>
+      <w:r>
+        <w:rPr>
+          <w:rFonts w:ascii="Times New Roman" w:hAnsi="Times New Roman"/>
+          <w:sz w:val="28"/>
+          <w:szCs w:val="28"/>
+        </w:rPr>
+        <w:t>calShapePenalty</w:t>
+      </w:r>
+      <w:r>
+        <w:rPr>
+          <w:rFonts w:ascii="Times New Roman" w:hAnsi="Times New Roman"/>
+          <w:sz w:val="28"/>
+          <w:szCs w:val="28"/>
+        </w:rPr>
+        <w:t>、</w:t>
+      </w:r>
+      <w:r>
+        <w:rPr>
+          <w:rFonts w:ascii="Times New Roman" w:hAnsi="Times New Roman"/>
+          <w:sz w:val="28"/>
+          <w:szCs w:val="28"/>
+        </w:rPr>
+        <w:t xml:space="preserve">calstate </w:t>
+      </w:r>
+      <w:r>
+        <w:rPr>
+          <w:rFonts w:ascii="Times New Roman" w:hAnsi="Times New Roman"/>
+          <w:sz w:val="28"/>
+          <w:szCs w:val="28"/>
+        </w:rPr>
+        <w:t>等函数，分别用于中残局阶段判断、静态估值、动态估值、棋型惩罚和总局面评分。</w:t>
+      </w:r>
+    </w:p>
+    <w:p>
+      <w:pPr>
+        <w:ind w:firstLine="420"/>
+        <w:rPr>
+          <w:rFonts w:ascii="Times New Roman" w:hAnsi="Times New Roman"/>
+          <w:sz w:val="28"/>
+          <w:szCs w:val="28"/>
+        </w:rPr>
+      </w:pPr>
+      <w:r>
+        <w:rPr>
+          <w:rFonts w:ascii="Times New Roman" w:hAnsi="Times New Roman"/>
+          <w:sz w:val="28"/>
+          <w:szCs w:val="28"/>
+        </w:rPr>
+        <w:t>本程序的搜索剪枝部分由</w:t>
+      </w:r>
+      <w:r>
+        <w:rPr>
+          <w:rFonts w:ascii="Times New Roman" w:hAnsi="Times New Roman"/>
+          <w:sz w:val="28"/>
+          <w:szCs w:val="28"/>
+        </w:rPr>
+        <w:t xml:space="preserve"> ChessAI </w:t>
+      </w:r>
+      <w:r>
+        <w:rPr>
+          <w:rFonts w:ascii="Times New Roman" w:hAnsi="Times New Roman"/>
+          <w:sz w:val="28"/>
+          <w:szCs w:val="28"/>
+        </w:rPr>
+        <w:t>类实现，其核心目标是：在</w:t>
+      </w:r>
+      <w:r>
+        <w:rPr>
+          <w:rFonts w:ascii="Times New Roman" w:hAnsi="Times New Roman"/>
+          <w:sz w:val="28"/>
+          <w:szCs w:val="28"/>
+        </w:rPr>
+        <w:t xml:space="preserve"> Botzone </w:t>
+      </w:r>
+      <w:r>
+        <w:rPr>
+          <w:rFonts w:ascii="Times New Roman" w:hAnsi="Times New Roman"/>
+          <w:sz w:val="28"/>
+          <w:szCs w:val="28"/>
+        </w:rPr>
+        <w:t>有限的时间内尽可能向更深层搜索，同时通过排序、缓存和剪枝减少无效分支，使程序更快找到较优着法。</w:t>
+      </w:r>
+    </w:p>
+    <w:p>
+      <w:pPr>
+        <w:ind w:firstLine="420"/>
+        <w:rPr>
+          <w:rFonts w:ascii="Times New Roman" w:hAnsi="Times New Roman" w:hint="eastAsia"/>
+          <w:sz w:val="28"/>
+          <w:szCs w:val="28"/>
+        </w:rPr>
+      </w:pPr>
+      <w:r>
+        <w:rPr>
+          <w:rFonts w:ascii="Times New Roman" w:hAnsi="Times New Roman"/>
+          <w:sz w:val="28"/>
+          <w:szCs w:val="28"/>
+        </w:rPr>
+        <w:lastRenderedPageBreak/>
+        <w:t>搜索部分以</w:t>
+      </w:r>
+      <w:r>
+        <w:rPr>
+          <w:rFonts w:ascii="Times New Roman" w:hAnsi="Times New Roman"/>
+          <w:sz w:val="28"/>
+          <w:szCs w:val="28"/>
+        </w:rPr>
+        <w:t xml:space="preserve"> NegaMax </w:t>
+      </w:r>
+      <w:r>
+        <w:rPr>
+          <w:rFonts w:ascii="Times New Roman" w:hAnsi="Times New Roman"/>
+          <w:sz w:val="28"/>
+          <w:szCs w:val="28"/>
+        </w:rPr>
+        <w:t>形式的</w:t>
+      </w:r>
+      <w:r>
+        <w:rPr>
+          <w:rFonts w:ascii="Times New Roman" w:hAnsi="Times New Roman"/>
+          <w:sz w:val="28"/>
+          <w:szCs w:val="28"/>
+        </w:rPr>
+        <w:t xml:space="preserve"> Alpha-Beta </w:t>
+      </w:r>
+      <w:r>
+        <w:rPr>
+          <w:rFonts w:ascii="Times New Roman" w:hAnsi="Times New Roman"/>
+          <w:sz w:val="28"/>
+          <w:szCs w:val="28"/>
+        </w:rPr>
+        <w:t>为基础，并进一步加入</w:t>
+      </w:r>
+      <w:r>
+        <w:rPr>
+          <w:rFonts w:ascii="Times New Roman" w:hAnsi="Times New Roman"/>
+          <w:sz w:val="28"/>
+          <w:szCs w:val="28"/>
+        </w:rPr>
+        <w:t xml:space="preserve"> PVS</w:t>
+      </w:r>
+      <w:r>
+        <w:rPr>
+          <w:rFonts w:ascii="Times New Roman" w:hAnsi="Times New Roman"/>
+          <w:sz w:val="28"/>
+          <w:szCs w:val="28"/>
+        </w:rPr>
+        <w:t>、置换表、静态搜索、空步裁剪、</w:t>
+      </w:r>
+      <w:r>
+        <w:rPr>
+          <w:rFonts w:ascii="Times New Roman" w:hAnsi="Times New Roman"/>
+          <w:sz w:val="28"/>
+          <w:szCs w:val="28"/>
+        </w:rPr>
+        <w:t>LMR</w:t>
+      </w:r>
+      <w:r>
+        <w:rPr>
+          <w:rFonts w:ascii="Times New Roman" w:hAnsi="Times New Roman"/>
+          <w:sz w:val="28"/>
+          <w:szCs w:val="28"/>
+        </w:rPr>
+        <w:t>、杀手着法、迭代加深和时间控制等优化。</w:t>
+      </w:r>
+      <w:r>
+        <w:rPr>
+          <w:rFonts w:ascii="Times New Roman" w:hAnsi="Times New Roman"/>
+          <w:sz w:val="28"/>
+          <w:szCs w:val="28"/>
+        </w:rPr>
+        <w:t xml:space="preserve">ChessAI </w:t>
+      </w:r>
+      <w:r>
+        <w:rPr>
+          <w:rFonts w:ascii="Times New Roman" w:hAnsi="Times New Roman"/>
+          <w:sz w:val="28"/>
+          <w:szCs w:val="28"/>
+        </w:rPr>
+        <w:t>中定义了</w:t>
+      </w:r>
+      <w:r>
+        <w:rPr>
+          <w:rFonts w:ascii="Times New Roman" w:hAnsi="Times New Roman"/>
+          <w:sz w:val="28"/>
+          <w:szCs w:val="28"/>
+        </w:rPr>
+        <w:t xml:space="preserve"> alpha_beta_PVS_select</w:t>
+      </w:r>
+      <w:r>
+        <w:rPr>
+          <w:rFonts w:ascii="Times New Roman" w:hAnsi="Times New Roman"/>
+          <w:sz w:val="28"/>
+          <w:szCs w:val="28"/>
+        </w:rPr>
+        <w:t>、</w:t>
+      </w:r>
+      <w:r>
+        <w:rPr>
+          <w:rFonts w:ascii="Times New Roman" w:hAnsi="Times New Roman"/>
+          <w:sz w:val="28"/>
+          <w:szCs w:val="28"/>
+        </w:rPr>
+        <w:t>alpha_beta_PVS_search</w:t>
+      </w:r>
+      <w:r>
+        <w:rPr>
+          <w:rFonts w:ascii="Times New Roman" w:hAnsi="Times New Roman"/>
+          <w:sz w:val="28"/>
+          <w:szCs w:val="28"/>
+        </w:rPr>
+        <w:t>、</w:t>
+      </w:r>
+      <w:r>
+        <w:rPr>
+          <w:rFonts w:ascii="Times New Roman" w:hAnsi="Times New Roman"/>
+          <w:sz w:val="28"/>
+          <w:szCs w:val="28"/>
+        </w:rPr>
+        <w:t>quiescence_search</w:t>
+      </w:r>
+      <w:r>
+        <w:rPr>
+          <w:rFonts w:ascii="Times New Roman" w:hAnsi="Times New Roman"/>
+          <w:sz w:val="28"/>
+          <w:szCs w:val="28"/>
+        </w:rPr>
+        <w:t>、</w:t>
+      </w:r>
+      <w:r>
+        <w:rPr>
+          <w:rFonts w:ascii="Times New Roman" w:hAnsi="Times New Roman"/>
+          <w:sz w:val="28"/>
+          <w:szCs w:val="28"/>
+        </w:rPr>
+        <w:t>isQuietMove</w:t>
+      </w:r>
+      <w:r>
+        <w:rPr>
+          <w:rFonts w:ascii="Times New Roman" w:hAnsi="Times New Roman"/>
+          <w:sz w:val="28"/>
+          <w:szCs w:val="28"/>
+        </w:rPr>
+        <w:t>、</w:t>
+      </w:r>
+      <w:r>
+        <w:rPr>
+          <w:rFonts w:ascii="Times New Roman" w:hAnsi="Times New Roman"/>
+          <w:sz w:val="28"/>
+          <w:szCs w:val="28"/>
+        </w:rPr>
+        <w:t xml:space="preserve">killerMoves </w:t>
+      </w:r>
+      <w:r>
+        <w:rPr>
+          <w:rFonts w:ascii="Times New Roman" w:hAnsi="Times New Roman"/>
+          <w:sz w:val="28"/>
+          <w:szCs w:val="28"/>
+        </w:rPr>
+        <w:t>等搜索相关结构和函数。</w:t>
+      </w:r>
+    </w:p>
+    <w:p>
+      <w:pPr>
+        <w:ind w:firstLine="420"/>
+        <w:rPr>
+          <w:rFonts w:ascii="Times New Roman" w:hAnsi="Times New Roman"/>
+          <w:sz w:val="28"/>
+          <w:szCs w:val="28"/>
+        </w:rPr>
+      </w:pPr>
+    </w:p>
+    <w:p>
+      <w:pPr>
+        <w:ind w:firstLine="420"/>
+        <w:rPr>
+          <w:rFonts w:ascii="Times New Roman" w:hAnsi="Times New Roman"/>
+          <w:sz w:val="28"/>
+          <w:szCs w:val="28"/>
+        </w:rPr>
+      </w:pPr>
+      <w:r>
+        <w:rPr>
+          <w:rFonts w:ascii="Times New Roman" w:hAnsi="Times New Roman"/>
+          <w:sz w:val="28"/>
+          <w:szCs w:val="28"/>
+        </w:rPr>
+        <w:t>本程序的总体框架可以概括为：先由规则层保证着法合法，再由评价层估计局面优劣，最后由搜索层在候选着法中选择收益最大的方案。开局阶段尽量利用开局库快速落子；中后盘阶段则依赖局面评估函数和多种剪枝优化后的博弈树搜索，在搜索质量与运行时间之间取得平衡。</w:t>
+      </w:r>
+    </w:p>
+    <w:p>
+      <w:pPr>
+        <w:pStyle w:val="2"/>
+      </w:pPr>
+      <w:bookmarkStart w:id="4" w:name="_Toc69548507"/>
       <w:r>
         <w:rPr>
           <w:rFonts w:hint="eastAsia"/>
-          <w:color w:val="0000FF"/>
-        </w:rPr>
-        <w:t>可</w:t>
-      </w:r>
-      <w:r>
-        <w:rPr>
-          <w:rFonts w:hint="eastAsia"/>
-          <w:color w:val="0000FF"/>
-        </w:rPr>
-        <w:t>自愿</w:t>
-      </w:r>
-      <w:r>
-        <w:rPr>
-          <w:rFonts w:hint="eastAsia"/>
-          <w:color w:val="0000FF"/>
-        </w:rPr>
-        <w:t>在此处写明组员贡献比重。</w:t>
-      </w:r>
-      <w:r>
-        <w:rPr>
-          <w:rFonts w:hint="eastAsia"/>
-          <w:color w:val="0000FF"/>
-        </w:rPr>
-        <w:t>请实事求是，若发现作假，全队所有同学均判为作弊</w:t>
-      </w:r>
-    </w:p>
-    <w:p>
-      <w:pPr>
-        <w:rPr>
-          <w:rFonts w:ascii="Times New Roman" w:hAnsi="Times New Roman"/>
-          <w:sz w:val="28"/>
-          <w:szCs w:val="28"/>
-        </w:rPr>
-      </w:pPr>
-      <w:r>
-        <w:rPr>
-          <w:rFonts w:ascii="Times New Roman" w:hAnsi="Times New Roman" w:hint="eastAsia"/>
-          <w:sz w:val="28"/>
-          <w:szCs w:val="28"/>
-        </w:rPr>
-        <w:t>中</w:t>
-      </w:r>
-    </w:p>
-    <w:p>
-      <w:pPr>
-        <w:rPr>
-          <w:rFonts w:ascii="Times New Roman" w:hAnsi="Times New Roman" w:hint="eastAsia"/>
-          <w:sz w:val="28"/>
-          <w:szCs w:val="28"/>
-        </w:rPr>
-      </w:pPr>
-      <w:r>
-        <w:rPr>
-          <w:rFonts w:ascii="Times New Roman" w:hAnsi="Times New Roman" w:hint="eastAsia"/>
-          <w:sz w:val="28"/>
-          <w:szCs w:val="28"/>
-        </w:rPr>
-        <w:t>分工内容：</w:t>
-      </w:r>
-    </w:p>
-    <w:p>
-      <w:pPr>
-        <w:rPr>
-          <w:rFonts w:ascii="Times New Roman" w:hAnsi="Times New Roman"/>
-          <w:sz w:val="28"/>
-          <w:szCs w:val="28"/>
-        </w:rPr>
-      </w:pPr>
-      <w:r>
-        <w:rPr>
-          <w:rFonts w:ascii="Times New Roman" w:hAnsi="Times New Roman" w:hint="eastAsia"/>
-          <w:sz w:val="28"/>
-          <w:szCs w:val="28"/>
-        </w:rPr>
-        <w:t>万阳：</w:t>
-      </w:r>
-    </w:p>
-    <w:p>
-      <w:pPr>
-        <w:ind w:firstLine="420"/>
-        <w:rPr>
-          <w:rFonts w:ascii="Times New Roman" w:hAnsi="Times New Roman"/>
-          <w:sz w:val="24"/>
-          <w:szCs w:val="24"/>
-        </w:rPr>
-      </w:pPr>
-      <w:r>
-        <w:rPr>
-          <w:rFonts w:ascii="Times New Roman" w:hAnsi="Times New Roman"/>
-          <w:sz w:val="24"/>
-          <w:szCs w:val="24"/>
-        </w:rPr>
-        <w:t>中残局阶段权重计算</w:t>
-      </w:r>
-      <w:r>
-        <w:rPr>
-          <w:rFonts w:ascii="Times New Roman" w:hAnsi="Times New Roman" w:hint="eastAsia"/>
-          <w:sz w:val="24"/>
-          <w:szCs w:val="24"/>
-        </w:rPr>
-        <w:t>；</w:t>
-      </w:r>
-    </w:p>
-    <w:p>
-      <w:pPr>
-        <w:ind w:firstLine="420"/>
-        <w:rPr>
-          <w:rFonts w:ascii="Times New Roman" w:hAnsi="Times New Roman"/>
-          <w:sz w:val="24"/>
-          <w:szCs w:val="24"/>
-        </w:rPr>
-      </w:pPr>
-      <w:r>
-        <w:rPr>
-          <w:rFonts w:ascii="Times New Roman" w:hAnsi="Times New Roman"/>
-          <w:sz w:val="24"/>
-          <w:szCs w:val="24"/>
-        </w:rPr>
-        <w:t>棋子位置价值表</w:t>
-      </w:r>
-      <w:r>
-        <w:rPr>
-          <w:rFonts w:ascii="Times New Roman" w:hAnsi="Times New Roman"/>
-          <w:sz w:val="24"/>
-          <w:szCs w:val="24"/>
-        </w:rPr>
-        <w:t>/</w:t>
-      </w:r>
-      <w:r>
-        <w:rPr>
-          <w:rFonts w:ascii="Times New Roman" w:hAnsi="Times New Roman"/>
-          <w:sz w:val="24"/>
-          <w:szCs w:val="24"/>
-        </w:rPr>
-        <w:t>静态局面评估</w:t>
-      </w:r>
-      <w:r>
-        <w:rPr>
-          <w:rFonts w:ascii="Times New Roman" w:hAnsi="Times New Roman" w:hint="eastAsia"/>
-          <w:sz w:val="24"/>
-          <w:szCs w:val="24"/>
-        </w:rPr>
-        <w:t>、</w:t>
-      </w:r>
-    </w:p>
-    <w:p>
-      <w:pPr>
-        <w:ind w:firstLine="420"/>
-        <w:rPr>
-          <w:rFonts w:ascii="Times New Roman" w:hAnsi="Times New Roman"/>
-          <w:sz w:val="24"/>
-          <w:szCs w:val="24"/>
-        </w:rPr>
-      </w:pPr>
-      <w:r>
-        <w:rPr>
-          <w:rFonts w:ascii="Times New Roman" w:hAnsi="Times New Roman"/>
-          <w:sz w:val="24"/>
-          <w:szCs w:val="24"/>
-        </w:rPr>
-        <w:t>棋盘控制力统计</w:t>
-      </w:r>
-      <w:r>
-        <w:rPr>
-          <w:rFonts w:ascii="Times New Roman" w:hAnsi="Times New Roman"/>
-          <w:sz w:val="24"/>
-          <w:szCs w:val="24"/>
-        </w:rPr>
-        <w:t>/</w:t>
-      </w:r>
-      <w:r>
-        <w:rPr>
-          <w:rFonts w:ascii="Times New Roman" w:hAnsi="Times New Roman"/>
-          <w:sz w:val="24"/>
-          <w:szCs w:val="24"/>
-        </w:rPr>
-        <w:t>动态局面评估</w:t>
-      </w:r>
-      <w:r>
-        <w:rPr>
-          <w:rFonts w:ascii="Times New Roman" w:hAnsi="Times New Roman" w:hint="eastAsia"/>
-          <w:sz w:val="24"/>
-          <w:szCs w:val="24"/>
-        </w:rPr>
-        <w:t>；</w:t>
-      </w:r>
-    </w:p>
-    <w:p>
-      <w:pPr>
-        <w:ind w:firstLine="420"/>
-        <w:rPr>
-          <w:rFonts w:ascii="Times New Roman" w:hAnsi="Times New Roman"/>
-          <w:sz w:val="24"/>
-          <w:szCs w:val="24"/>
-        </w:rPr>
-      </w:pPr>
-      <w:r>
-        <w:rPr>
-          <w:rFonts w:ascii="Times New Roman" w:hAnsi="Times New Roman"/>
-          <w:sz w:val="24"/>
-          <w:szCs w:val="24"/>
-        </w:rPr>
-        <w:t>攻击机会、受威胁状态、重要棋子威胁检测</w:t>
-      </w:r>
-      <w:r>
-        <w:rPr>
-          <w:rFonts w:ascii="Times New Roman" w:hAnsi="Times New Roman" w:hint="eastAsia"/>
-          <w:sz w:val="24"/>
-          <w:szCs w:val="24"/>
-        </w:rPr>
-        <w:t>；</w:t>
-      </w:r>
-    </w:p>
-    <w:p>
-      <w:pPr>
-        <w:ind w:firstLine="420"/>
-        <w:rPr>
-          <w:rFonts w:ascii="Times New Roman" w:hAnsi="Times New Roman"/>
-          <w:sz w:val="24"/>
-          <w:szCs w:val="24"/>
-        </w:rPr>
-      </w:pPr>
-      <w:r>
-        <w:rPr>
-          <w:rFonts w:ascii="Times New Roman" w:hAnsi="Times New Roman"/>
-          <w:sz w:val="24"/>
-          <w:szCs w:val="24"/>
-        </w:rPr>
-        <w:t>特殊棋型评估</w:t>
-      </w:r>
-      <w:r>
-        <w:rPr>
-          <w:rFonts w:ascii="Times New Roman" w:hAnsi="Times New Roman" w:hint="eastAsia"/>
-          <w:sz w:val="24"/>
-          <w:szCs w:val="24"/>
-        </w:rPr>
-        <w:t>；</w:t>
-      </w:r>
-    </w:p>
-    <w:p>
-      <w:pPr>
-        <w:ind w:firstLine="420"/>
-        <w:rPr>
-          <w:rFonts w:ascii="Times New Roman" w:hAnsi="Times New Roman"/>
-          <w:sz w:val="24"/>
-          <w:szCs w:val="24"/>
-        </w:rPr>
-      </w:pPr>
-      <w:r>
-        <w:rPr>
-          <w:rFonts w:ascii="Times New Roman" w:hAnsi="Times New Roman"/>
-          <w:sz w:val="24"/>
-          <w:szCs w:val="24"/>
-        </w:rPr>
-        <w:t>着法预排序</w:t>
-      </w:r>
-      <w:r>
-        <w:rPr>
-          <w:rFonts w:ascii="Times New Roman" w:hAnsi="Times New Roman" w:hint="eastAsia"/>
-          <w:sz w:val="24"/>
-          <w:szCs w:val="24"/>
-        </w:rPr>
-        <w:t>；</w:t>
-      </w:r>
-    </w:p>
-    <w:p>
-      <w:pPr>
-        <w:ind w:firstLine="420"/>
-        <w:rPr>
-          <w:rFonts w:ascii="Times New Roman" w:hAnsi="Times New Roman"/>
-          <w:sz w:val="24"/>
-          <w:szCs w:val="24"/>
-        </w:rPr>
-      </w:pPr>
-      <w:r>
-        <w:rPr>
-          <w:rFonts w:ascii="Times New Roman" w:hAnsi="Times New Roman"/>
-          <w:sz w:val="24"/>
-          <w:szCs w:val="24"/>
-        </w:rPr>
-        <w:t>开局库</w:t>
-      </w:r>
-      <w:r>
-        <w:rPr>
-          <w:rFonts w:ascii="Times New Roman" w:hAnsi="Times New Roman"/>
-          <w:sz w:val="24"/>
-          <w:szCs w:val="24"/>
-        </w:rPr>
-        <w:t>Zobrist hash</w:t>
-      </w:r>
-      <w:r>
-        <w:rPr>
-          <w:rFonts w:ascii="Times New Roman" w:hAnsi="Times New Roman"/>
-          <w:sz w:val="24"/>
-          <w:szCs w:val="24"/>
-        </w:rPr>
-        <w:t>命中算法</w:t>
-      </w:r>
-      <w:r>
-        <w:rPr>
-          <w:rFonts w:ascii="Times New Roman" w:hAnsi="Times New Roman" w:hint="eastAsia"/>
-          <w:sz w:val="24"/>
-          <w:szCs w:val="24"/>
-        </w:rPr>
-        <w:t>及</w:t>
-      </w:r>
-      <w:r>
-        <w:rPr>
-          <w:rFonts w:ascii="Times New Roman" w:hAnsi="Times New Roman"/>
-          <w:sz w:val="24"/>
-          <w:szCs w:val="24"/>
-        </w:rPr>
-        <w:t xml:space="preserve">Zobrist-64 hash </w:t>
-      </w:r>
-      <w:r>
-        <w:rPr>
-          <w:rFonts w:ascii="Times New Roman" w:hAnsi="Times New Roman"/>
-          <w:sz w:val="24"/>
-          <w:szCs w:val="24"/>
-        </w:rPr>
-        <w:t>记录算法</w:t>
-      </w:r>
-      <w:r>
-        <w:rPr>
-          <w:rFonts w:ascii="Times New Roman" w:hAnsi="Times New Roman" w:hint="eastAsia"/>
-          <w:sz w:val="24"/>
-          <w:szCs w:val="24"/>
-        </w:rPr>
-        <w:t>；</w:t>
-      </w:r>
-    </w:p>
-    <w:p>
-      <w:pPr>
-        <w:ind w:firstLine="420"/>
-        <w:rPr>
-          <w:rFonts w:ascii="Times New Roman" w:hAnsi="Times New Roman"/>
-          <w:sz w:val="24"/>
-          <w:szCs w:val="24"/>
-        </w:rPr>
-      </w:pPr>
-      <w:r>
-        <w:rPr>
-          <w:rFonts w:ascii="Times New Roman" w:hAnsi="Times New Roman"/>
-          <w:sz w:val="24"/>
-          <w:szCs w:val="24"/>
-        </w:rPr>
-        <w:t>Transposition Table(</w:t>
-      </w:r>
-      <w:r>
-        <w:rPr>
-          <w:rFonts w:ascii="Times New Roman" w:hAnsi="Times New Roman"/>
-          <w:sz w:val="24"/>
-          <w:szCs w:val="24"/>
-        </w:rPr>
-        <w:t>置换表</w:t>
-      </w:r>
-      <w:r>
-        <w:rPr>
-          <w:rFonts w:ascii="Times New Roman" w:hAnsi="Times New Roman"/>
-          <w:sz w:val="24"/>
-          <w:szCs w:val="24"/>
-        </w:rPr>
-        <w:t>) Exact,Alpha,Beta</w:t>
-      </w:r>
-      <w:r>
-        <w:rPr>
-          <w:rFonts w:ascii="Times New Roman" w:hAnsi="Times New Roman"/>
-          <w:sz w:val="24"/>
-          <w:szCs w:val="24"/>
-        </w:rPr>
-        <w:t>节点记录与启发搜素</w:t>
-      </w:r>
-      <w:r>
-        <w:rPr>
-          <w:rFonts w:ascii="Times New Roman" w:hAnsi="Times New Roman" w:hint="eastAsia"/>
-          <w:sz w:val="24"/>
-          <w:szCs w:val="24"/>
-        </w:rPr>
-        <w:t>；</w:t>
-      </w:r>
-    </w:p>
-    <w:p>
-      <w:pPr>
-        <w:ind w:firstLine="420"/>
-        <w:rPr>
-          <w:rFonts w:ascii="Times New Roman" w:hAnsi="Times New Roman"/>
-          <w:sz w:val="24"/>
-          <w:szCs w:val="24"/>
-        </w:rPr>
-      </w:pPr>
-      <w:r>
-        <w:rPr>
-          <w:rFonts w:ascii="Times New Roman" w:hAnsi="Times New Roman"/>
-          <w:sz w:val="24"/>
-          <w:szCs w:val="24"/>
-        </w:rPr>
-        <w:t>NegaMax(</w:t>
-      </w:r>
-      <w:r>
-        <w:rPr>
-          <w:rFonts w:ascii="Times New Roman" w:hAnsi="Times New Roman"/>
-          <w:sz w:val="24"/>
-          <w:szCs w:val="24"/>
-        </w:rPr>
-        <w:t>负极大值</w:t>
-      </w:r>
-      <w:r>
-        <w:rPr>
-          <w:rFonts w:ascii="Times New Roman" w:hAnsi="Times New Roman"/>
-          <w:sz w:val="24"/>
-          <w:szCs w:val="24"/>
-        </w:rPr>
-        <w:t>)</w:t>
-      </w:r>
-      <w:r>
-        <w:rPr>
-          <w:rFonts w:ascii="Times New Roman" w:hAnsi="Times New Roman"/>
-          <w:sz w:val="24"/>
-          <w:szCs w:val="24"/>
-        </w:rPr>
-        <w:t>形式</w:t>
-      </w:r>
-      <w:r>
-        <w:rPr>
-          <w:rFonts w:ascii="Times New Roman" w:hAnsi="Times New Roman"/>
-          <w:sz w:val="24"/>
-          <w:szCs w:val="24"/>
-        </w:rPr>
-        <w:t xml:space="preserve">alpha-beta </w:t>
-      </w:r>
-      <w:r>
-        <w:rPr>
-          <w:rFonts w:ascii="Times New Roman" w:hAnsi="Times New Roman"/>
-          <w:sz w:val="24"/>
-          <w:szCs w:val="24"/>
-        </w:rPr>
-        <w:t>搜素算法</w:t>
-      </w:r>
-      <w:r>
-        <w:rPr>
-          <w:rFonts w:ascii="Times New Roman" w:hAnsi="Times New Roman" w:hint="eastAsia"/>
-          <w:sz w:val="24"/>
-          <w:szCs w:val="24"/>
-        </w:rPr>
-        <w:t>；</w:t>
-      </w:r>
-    </w:p>
-    <w:p>
-      <w:pPr>
-        <w:ind w:firstLine="420"/>
-        <w:rPr>
-          <w:rFonts w:ascii="Times New Roman" w:hAnsi="Times New Roman"/>
-          <w:sz w:val="24"/>
-          <w:szCs w:val="24"/>
-        </w:rPr>
-      </w:pPr>
-      <w:r>
-        <w:rPr>
-          <w:rFonts w:ascii="Times New Roman" w:hAnsi="Times New Roman"/>
-          <w:sz w:val="24"/>
-          <w:szCs w:val="24"/>
-        </w:rPr>
-        <w:t>Fail-Soft</w:t>
-      </w:r>
-      <w:r>
-        <w:rPr>
-          <w:rFonts w:ascii="Times New Roman" w:hAnsi="Times New Roman"/>
-          <w:sz w:val="24"/>
-          <w:szCs w:val="24"/>
-        </w:rPr>
-        <w:t>形式</w:t>
-      </w:r>
-      <w:r>
-        <w:rPr>
-          <w:rFonts w:ascii="Times New Roman" w:hAnsi="Times New Roman"/>
-          <w:sz w:val="24"/>
-          <w:szCs w:val="24"/>
-        </w:rPr>
-        <w:t xml:space="preserve"> PVS(Principal Variation Search</w:t>
-      </w:r>
-      <w:r>
-        <w:rPr>
-          <w:rFonts w:ascii="Times New Roman" w:hAnsi="Times New Roman"/>
-          <w:sz w:val="24"/>
-          <w:szCs w:val="24"/>
-        </w:rPr>
-        <w:t>，主要变例搜素</w:t>
-      </w:r>
-      <w:r>
-        <w:rPr>
-          <w:rFonts w:ascii="Times New Roman" w:hAnsi="Times New Roman"/>
-          <w:sz w:val="24"/>
-          <w:szCs w:val="24"/>
-        </w:rPr>
-        <w:t>)</w:t>
-      </w:r>
-      <w:r>
-        <w:rPr>
-          <w:rFonts w:ascii="Times New Roman" w:hAnsi="Times New Roman"/>
-          <w:sz w:val="24"/>
-          <w:szCs w:val="24"/>
-        </w:rPr>
-        <w:t>算法</w:t>
-      </w:r>
-      <w:r>
-        <w:rPr>
-          <w:rFonts w:ascii="Times New Roman" w:hAnsi="Times New Roman" w:hint="eastAsia"/>
-          <w:sz w:val="24"/>
-          <w:szCs w:val="24"/>
-        </w:rPr>
-        <w:t>；</w:t>
-      </w:r>
-    </w:p>
-    <w:p>
-      <w:pPr>
-        <w:ind w:firstLine="420"/>
-        <w:rPr>
-          <w:rFonts w:ascii="Times New Roman" w:hAnsi="Times New Roman"/>
-          <w:sz w:val="24"/>
-          <w:szCs w:val="24"/>
-        </w:rPr>
-      </w:pPr>
-      <w:r>
-        <w:rPr>
-          <w:rFonts w:ascii="Times New Roman" w:hAnsi="Times New Roman"/>
-          <w:sz w:val="24"/>
-          <w:szCs w:val="24"/>
-        </w:rPr>
-        <w:t>Null Move Pruning(</w:t>
-      </w:r>
-      <w:r>
-        <w:rPr>
-          <w:rFonts w:ascii="Times New Roman" w:hAnsi="Times New Roman"/>
-          <w:sz w:val="24"/>
-          <w:szCs w:val="24"/>
-        </w:rPr>
-        <w:t>空步裁剪</w:t>
-      </w:r>
-      <w:r>
-        <w:rPr>
-          <w:rFonts w:ascii="Times New Roman" w:hAnsi="Times New Roman"/>
-          <w:sz w:val="24"/>
-          <w:szCs w:val="24"/>
-        </w:rPr>
-        <w:t>)</w:t>
-      </w:r>
-      <w:r>
-        <w:rPr>
-          <w:rFonts w:ascii="Times New Roman" w:hAnsi="Times New Roman"/>
-          <w:sz w:val="24"/>
-          <w:szCs w:val="24"/>
-        </w:rPr>
-        <w:t>优化</w:t>
-      </w:r>
-      <w:r>
-        <w:rPr>
-          <w:rFonts w:ascii="Times New Roman" w:hAnsi="Times New Roman" w:hint="eastAsia"/>
-          <w:sz w:val="24"/>
-          <w:szCs w:val="24"/>
-        </w:rPr>
-        <w:t>；</w:t>
-      </w:r>
-    </w:p>
-    <w:p>
-      <w:pPr>
-        <w:ind w:firstLine="420"/>
-        <w:rPr>
-          <w:rFonts w:ascii="Times New Roman" w:hAnsi="Times New Roman"/>
-          <w:sz w:val="24"/>
-          <w:szCs w:val="24"/>
-        </w:rPr>
-      </w:pPr>
-      <w:r>
-        <w:rPr>
-          <w:rFonts w:ascii="Times New Roman" w:hAnsi="Times New Roman"/>
-          <w:sz w:val="24"/>
-          <w:szCs w:val="24"/>
-        </w:rPr>
-        <w:t>杀手着法启发排序优化</w:t>
-      </w:r>
-      <w:r>
-        <w:rPr>
-          <w:rFonts w:ascii="Times New Roman" w:hAnsi="Times New Roman" w:hint="eastAsia"/>
-          <w:sz w:val="24"/>
-          <w:szCs w:val="24"/>
-        </w:rPr>
-        <w:t xml:space="preserve"> </w:t>
-      </w:r>
-    </w:p>
-    <w:p>
-      <w:pPr>
-        <w:ind w:firstLine="420"/>
-        <w:rPr>
-          <w:rFonts w:ascii="Times New Roman" w:hAnsi="Times New Roman"/>
-          <w:sz w:val="24"/>
-          <w:szCs w:val="24"/>
-        </w:rPr>
-      </w:pPr>
-      <w:r>
-        <w:rPr>
-          <w:rFonts w:ascii="Times New Roman" w:hAnsi="Times New Roman"/>
-          <w:sz w:val="24"/>
-          <w:szCs w:val="24"/>
-        </w:rPr>
-        <w:t>LMR(Late Move Reductions</w:t>
-      </w:r>
-      <w:r>
-        <w:rPr>
-          <w:rFonts w:ascii="Times New Roman" w:hAnsi="Times New Roman"/>
-          <w:sz w:val="24"/>
-          <w:szCs w:val="24"/>
-        </w:rPr>
-        <w:t>，晚期着法裁剪</w:t>
-      </w:r>
-      <w:r>
-        <w:rPr>
-          <w:rFonts w:ascii="Times New Roman" w:hAnsi="Times New Roman"/>
-          <w:sz w:val="24"/>
-          <w:szCs w:val="24"/>
-        </w:rPr>
-        <w:t>)</w:t>
-      </w:r>
-      <w:r>
-        <w:rPr>
-          <w:rFonts w:ascii="Times New Roman" w:hAnsi="Times New Roman"/>
-          <w:sz w:val="24"/>
-          <w:szCs w:val="24"/>
-        </w:rPr>
-        <w:t>优化</w:t>
-      </w:r>
-      <w:r>
-        <w:rPr>
-          <w:rFonts w:ascii="Times New Roman" w:hAnsi="Times New Roman" w:hint="eastAsia"/>
-          <w:sz w:val="24"/>
-          <w:szCs w:val="24"/>
-        </w:rPr>
-        <w:t>；</w:t>
-      </w:r>
-    </w:p>
-    <w:p>
-      <w:pPr>
-        <w:ind w:firstLine="420"/>
-        <w:rPr>
-          <w:rFonts w:ascii="Times New Roman" w:hAnsi="Times New Roman"/>
-          <w:sz w:val="24"/>
-          <w:szCs w:val="24"/>
-        </w:rPr>
-      </w:pPr>
-      <w:r>
-        <w:rPr>
-          <w:rFonts w:ascii="Times New Roman" w:hAnsi="Times New Roman"/>
-          <w:sz w:val="24"/>
-          <w:szCs w:val="24"/>
-        </w:rPr>
-        <w:t>安静着法</w:t>
-      </w:r>
-      <w:r>
-        <w:rPr>
-          <w:rFonts w:ascii="Times New Roman" w:hAnsi="Times New Roman"/>
-          <w:sz w:val="24"/>
-          <w:szCs w:val="24"/>
-        </w:rPr>
-        <w:t>Quiet Moves</w:t>
-      </w:r>
-    </w:p>
-    <w:p>
-      <w:pPr>
-        <w:ind w:firstLine="420"/>
-        <w:rPr>
-          <w:rFonts w:ascii="Times New Roman" w:hAnsi="Times New Roman"/>
-          <w:sz w:val="24"/>
-          <w:szCs w:val="24"/>
-        </w:rPr>
-      </w:pPr>
-    </w:p>
-    <w:p>
-      <w:pPr>
-        <w:ind w:firstLine="420"/>
-        <w:rPr>
-          <w:rFonts w:ascii="Times New Roman" w:hAnsi="Times New Roman"/>
-          <w:sz w:val="24"/>
-          <w:szCs w:val="24"/>
-        </w:rPr>
-      </w:pPr>
-    </w:p>
-    <w:p>
-      <w:pPr>
-        <w:ind w:firstLine="420"/>
-        <w:rPr>
-          <w:rFonts w:ascii="Times New Roman" w:hAnsi="Times New Roman" w:hint="eastAsia"/>
-          <w:sz w:val="24"/>
-          <w:szCs w:val="24"/>
-        </w:rPr>
-      </w:pPr>
-    </w:p>
-    <w:p>
-      <w:pPr>
-        <w:rPr>
-          <w:rFonts w:ascii="Times New Roman" w:hAnsi="Times New Roman"/>
-          <w:sz w:val="28"/>
-          <w:szCs w:val="28"/>
-        </w:rPr>
-      </w:pPr>
-      <w:r>
-        <w:rPr>
-          <w:rFonts w:ascii="Times New Roman" w:hAnsi="Times New Roman" w:hint="eastAsia"/>
-          <w:sz w:val="28"/>
-          <w:szCs w:val="28"/>
-        </w:rPr>
-        <w:lastRenderedPageBreak/>
-        <w:t>何俊翰：</w:t>
-      </w:r>
-    </w:p>
-    <w:p>
-      <w:pPr>
-        <w:ind w:firstLine="420"/>
-        <w:rPr>
-          <w:rFonts w:ascii="Times New Roman" w:hAnsi="Times New Roman"/>
-          <w:sz w:val="24"/>
-          <w:szCs w:val="24"/>
-        </w:rPr>
-      </w:pPr>
-      <w:r>
-        <w:rPr>
-          <w:rFonts w:ascii="Times New Roman" w:hAnsi="Times New Roman"/>
-          <w:sz w:val="24"/>
-          <w:szCs w:val="24"/>
-        </w:rPr>
-        <w:t>MVV/LVA (</w:t>
-      </w:r>
-      <w:r>
-        <w:rPr>
-          <w:rFonts w:ascii="Times New Roman" w:hAnsi="Times New Roman"/>
-          <w:sz w:val="24"/>
-          <w:szCs w:val="24"/>
-        </w:rPr>
-        <w:t>最大价值受害者</w:t>
-      </w:r>
-      <w:r>
-        <w:rPr>
-          <w:rFonts w:ascii="Times New Roman" w:hAnsi="Times New Roman"/>
-          <w:sz w:val="24"/>
-          <w:szCs w:val="24"/>
-        </w:rPr>
-        <w:t>/</w:t>
-      </w:r>
-      <w:r>
-        <w:rPr>
-          <w:rFonts w:ascii="Times New Roman" w:hAnsi="Times New Roman"/>
-          <w:sz w:val="24"/>
-          <w:szCs w:val="24"/>
-        </w:rPr>
-        <w:t>最小价值攻击者</w:t>
-      </w:r>
-      <w:r>
-        <w:rPr>
-          <w:rFonts w:ascii="Times New Roman" w:hAnsi="Times New Roman"/>
-          <w:sz w:val="24"/>
-          <w:szCs w:val="24"/>
-        </w:rPr>
-        <w:t>)</w:t>
-      </w:r>
-      <w:r>
-        <w:rPr>
-          <w:rFonts w:ascii="Times New Roman" w:hAnsi="Times New Roman"/>
-          <w:sz w:val="24"/>
-          <w:szCs w:val="24"/>
-        </w:rPr>
-        <w:t>评价</w:t>
-      </w:r>
-    </w:p>
-    <w:p>
-      <w:pPr>
-        <w:ind w:firstLine="420"/>
-        <w:rPr>
-          <w:rFonts w:ascii="Times New Roman" w:hAnsi="Times New Roman"/>
-          <w:sz w:val="24"/>
-          <w:szCs w:val="24"/>
-        </w:rPr>
-      </w:pPr>
-      <w:r>
-        <w:rPr>
-          <w:rFonts w:ascii="Times New Roman" w:hAnsi="Times New Roman"/>
-          <w:sz w:val="24"/>
-          <w:szCs w:val="24"/>
-        </w:rPr>
-        <w:t>着法预排序：</w:t>
-      </w:r>
-    </w:p>
-    <w:p>
-      <w:pPr>
-        <w:ind w:firstLine="420"/>
-        <w:rPr>
-          <w:rFonts w:ascii="Times New Roman" w:hAnsi="Times New Roman"/>
-          <w:sz w:val="24"/>
-          <w:szCs w:val="24"/>
-        </w:rPr>
-      </w:pPr>
-      <w:r>
-        <w:rPr>
-          <w:rFonts w:ascii="Times New Roman" w:hAnsi="Times New Roman"/>
-          <w:sz w:val="24"/>
-          <w:szCs w:val="24"/>
-        </w:rPr>
-        <w:t>Quiescence Search(</w:t>
-      </w:r>
-      <w:r>
-        <w:rPr>
-          <w:rFonts w:ascii="Times New Roman" w:hAnsi="Times New Roman"/>
-          <w:sz w:val="24"/>
-          <w:szCs w:val="24"/>
-        </w:rPr>
-        <w:t>静态搜素</w:t>
-      </w:r>
-      <w:r>
-        <w:rPr>
-          <w:rFonts w:ascii="Times New Roman" w:hAnsi="Times New Roman"/>
-          <w:sz w:val="24"/>
-          <w:szCs w:val="24"/>
-        </w:rPr>
-        <w:t>)</w:t>
-      </w:r>
-      <w:r>
-        <w:rPr>
-          <w:rFonts w:ascii="Times New Roman" w:hAnsi="Times New Roman"/>
-          <w:sz w:val="24"/>
-          <w:szCs w:val="24"/>
-        </w:rPr>
-        <w:t>算法</w:t>
-      </w:r>
-    </w:p>
-    <w:p>
-      <w:pPr>
-        <w:ind w:firstLine="420"/>
-        <w:rPr>
-          <w:rFonts w:ascii="Times New Roman" w:hAnsi="Times New Roman"/>
-          <w:sz w:val="24"/>
-          <w:szCs w:val="24"/>
-        </w:rPr>
-      </w:pPr>
-      <w:r>
-        <w:rPr>
-          <w:rFonts w:ascii="Times New Roman" w:hAnsi="Times New Roman"/>
-          <w:sz w:val="24"/>
-          <w:szCs w:val="24"/>
-        </w:rPr>
-        <w:t>搜素时间控制与状态保护</w:t>
-      </w:r>
-    </w:p>
-    <w:p>
-      <w:pPr>
-        <w:ind w:firstLine="420"/>
-        <w:rPr>
-          <w:rFonts w:ascii="Times New Roman" w:hAnsi="Times New Roman" w:hint="eastAsia"/>
-          <w:sz w:val="24"/>
-          <w:szCs w:val="24"/>
-        </w:rPr>
-      </w:pPr>
-      <w:r>
-        <w:rPr>
-          <w:rFonts w:ascii="Times New Roman" w:hAnsi="Times New Roman"/>
-          <w:sz w:val="24"/>
-          <w:szCs w:val="24"/>
-        </w:rPr>
-        <w:t>搜索沙盒与异常安全性处理</w:t>
-      </w:r>
-    </w:p>
-    <w:p>
-      <w:pPr>
-        <w:pStyle w:val="1"/>
-      </w:pPr>
-      <w:r>
-        <w:rPr>
-          <w:rFonts w:hint="eastAsia"/>
-        </w:rPr>
-        <w:t>算法思想</w:t>
-      </w:r>
-      <w:bookmarkEnd w:id="2"/>
-    </w:p>
-    <w:p>
-      <w:pPr>
-        <w:pStyle w:val="2"/>
-      </w:pPr>
-      <w:bookmarkStart w:id="3" w:name="_Toc69548506"/>
-      <w:r>
-        <w:rPr>
-          <w:rFonts w:hint="eastAsia"/>
-        </w:rPr>
-        <w:t>总体思路</w:t>
-      </w:r>
-      <w:bookmarkEnd w:id="3"/>
-    </w:p>
-    <w:p>
-      <w:pPr>
-        <w:ind w:firstLine="420"/>
-        <w:rPr>
-          <w:rFonts w:ascii="Times New Roman" w:hAnsi="Times New Roman"/>
-          <w:sz w:val="28"/>
-          <w:szCs w:val="28"/>
-        </w:rPr>
-      </w:pPr>
-      <w:r>
-        <w:rPr>
-          <w:rFonts w:ascii="Times New Roman" w:hAnsi="Times New Roman" w:hint="eastAsia"/>
-          <w:sz w:val="28"/>
-          <w:szCs w:val="28"/>
-        </w:rPr>
-        <w:t>本程序</w:t>
-      </w:r>
-      <w:r>
-        <w:rPr>
-          <w:rFonts w:ascii="Times New Roman" w:hAnsi="Times New Roman" w:hint="eastAsia"/>
-          <w:sz w:val="28"/>
-          <w:szCs w:val="28"/>
-        </w:rPr>
-        <w:t>的总体思想是将中国象棋的自动着棋的评测问题，转化为“合法着法生成——局面价值评估——博弈树搜素——最优着法筛选”的决策过程。</w:t>
-      </w:r>
-      <w:r>
-        <w:rPr>
-          <w:rFonts w:ascii="Times New Roman" w:hAnsi="Times New Roman"/>
-          <w:sz w:val="28"/>
-          <w:szCs w:val="28"/>
-        </w:rPr>
-        <w:t>程序首先根据评测平台输入的历史走法恢复当前棋局状态，然后在当前局面下生成所有满足中国象棋规则的合法着法；在此基础上，对每个候选着法产生的新局面进行评估，并通过搜索算法向后推演若干层博弈树，最终选择在当前搜索深度和时间限制内评估值最高的着法作为输出。</w:t>
-      </w:r>
-    </w:p>
-    <w:p>
-      <w:pPr>
-        <w:ind w:firstLine="420"/>
-        <w:rPr>
-          <w:rFonts w:ascii="Times New Roman" w:hAnsi="Times New Roman"/>
-          <w:sz w:val="28"/>
-          <w:szCs w:val="28"/>
-        </w:rPr>
-      </w:pPr>
-    </w:p>
-    <w:p>
-      <w:pPr>
-        <w:ind w:firstLine="420"/>
-        <w:rPr>
-          <w:rFonts w:ascii="Times New Roman" w:hAnsi="Times New Roman"/>
-          <w:sz w:val="28"/>
-          <w:szCs w:val="28"/>
-        </w:rPr>
-      </w:pPr>
-      <w:r>
-        <w:rPr>
-          <w:rFonts w:ascii="Times New Roman" w:hAnsi="Times New Roman"/>
-          <w:sz w:val="28"/>
-          <w:szCs w:val="28"/>
-        </w:rPr>
-        <w:t>本程序的总体框架可以概括为：先由规则层保证着法合法，再由评价层估计局面优劣，最后由搜索层在候选着法中选择收益最大的方案。开局阶段尽量利用开局库快速落子；中后盘阶段则依赖局面评估函数和多种剪枝优化后的博弈树搜索，在搜索质量与运行时间之间取得平衡。</w:t>
-      </w:r>
-    </w:p>
-    <w:p>
-      <w:pPr>
-        <w:pStyle w:val="2"/>
-      </w:pPr>
-      <w:bookmarkStart w:id="4" w:name="_Toc69548507"/>
-      <w:r>
-        <w:rPr>
-          <w:rFonts w:hint="eastAsia"/>
-        </w:rPr>
-        <w:lastRenderedPageBreak/>
+        </w:rPr>
         <w:t>所用方法</w:t>
       </w:r>
     </w:p>
@@ -1605,7 +1966,16 @@
           <w:sz w:val="28"/>
           <w:szCs w:val="28"/>
         </w:rPr>
-        <w:t>调用用于过渡计算静态位置得分。</w:t>
+        <w:t>调用用于过渡计算</w:t>
+      </w:r>
+      <w:r>
+        <w:rPr>
+          <w:rFonts w:ascii="Times New Roman" w:hAnsi="Times New Roman" w:hint="eastAsia"/>
+          <w:sz w:val="28"/>
+          <w:szCs w:val="28"/>
+        </w:rPr>
+        <w:lastRenderedPageBreak/>
+        <w:t>静态位置得分。</w:t>
       </w:r>
     </w:p>
     <w:p>
@@ -2028,16 +2398,7 @@
           <w:sz w:val="28"/>
           <w:szCs w:val="28"/>
         </w:rPr>
-        <w:t xml:space="preserve"> </w:t>
-      </w:r>
-      <w:r>
-        <w:rPr>
-          <w:rFonts w:ascii="Times New Roman" w:hAnsi="Times New Roman"/>
-          <w:sz w:val="28"/>
-          <w:szCs w:val="28"/>
-        </w:rPr>
-        <w:lastRenderedPageBreak/>
-        <w:t xml:space="preserve">GridControl </w:t>
+        <w:t xml:space="preserve"> GridControl </w:t>
       </w:r>
       <w:r>
         <w:rPr>
@@ -2263,6 +2624,7 @@
           <w:sz w:val="28"/>
           <w:szCs w:val="28"/>
         </w:rPr>
+        <w:lastRenderedPageBreak/>
         <w:t xml:space="preserve">2.5 </w:t>
       </w:r>
       <w:r>
@@ -2537,16 +2899,7 @@
           <w:sz w:val="28"/>
           <w:szCs w:val="28"/>
         </w:rPr>
-        <w:t xml:space="preserve"> </w:t>
-      </w:r>
-      <w:r>
-        <w:rPr>
-          <w:rFonts w:ascii="Times New Roman" w:hAnsi="Times New Roman"/>
-          <w:sz w:val="28"/>
-          <w:szCs w:val="28"/>
-        </w:rPr>
-        <w:lastRenderedPageBreak/>
-        <w:t xml:space="preserve">betweenNotEmptyNum </w:t>
+        <w:t xml:space="preserve"> betweenNotEmptyNum </w:t>
       </w:r>
       <w:r>
         <w:rPr>
@@ -2834,7 +3187,16 @@
           <w:sz w:val="28"/>
           <w:szCs w:val="28"/>
         </w:rPr>
-        <w:t>排列。在</w:t>
+        <w:t>排列。</w:t>
+      </w:r>
+      <w:r>
+        <w:rPr>
+          <w:rFonts w:ascii="Times New Roman" w:hAnsi="Times New Roman"/>
+          <w:sz w:val="28"/>
+          <w:szCs w:val="28"/>
+        </w:rPr>
+        <w:lastRenderedPageBreak/>
+        <w:t>在</w:t>
       </w:r>
       <w:r>
         <w:rPr>
@@ -3306,15 +3668,7 @@
           <w:sz w:val="28"/>
           <w:szCs w:val="28"/>
         </w:rPr>
-        <w:t>进行异或，若当前为黑方行动则额外异</w:t>
-      </w:r>
-      <w:r>
-        <w:rPr>
-          <w:sz w:val="28"/>
-          <w:szCs w:val="28"/>
-        </w:rPr>
-        <w:lastRenderedPageBreak/>
-        <w:t>或</w:t>
+        <w:t>进行异或，若当前为黑方行动则额外异或</w:t>
       </w:r>
       <w:r>
         <w:rPr>
@@ -3652,7 +4006,16 @@
           <w:sz w:val="28"/>
           <w:szCs w:val="28"/>
         </w:rPr>
-        <w:t>，计算得到的</w:t>
+        <w:t>，计算得到</w:t>
+      </w:r>
+      <w:r>
+        <w:rPr>
+          <w:rFonts w:ascii="Times New Roman" w:hAnsi="Times New Roman" w:hint="eastAsia"/>
+          <w:sz w:val="28"/>
+          <w:szCs w:val="28"/>
+        </w:rPr>
+        <w:lastRenderedPageBreak/>
+        <w:t>的</w:t>
       </w:r>
       <w:r>
         <w:rPr>
@@ -3998,16 +4361,7 @@
           <w:sz w:val="28"/>
           <w:szCs w:val="28"/>
         </w:rPr>
-        <w:t>三种标志决定直接返回精确值或利用上下</w:t>
-      </w:r>
-      <w:r>
-        <w:rPr>
-          <w:rFonts w:ascii="Times New Roman" w:hAnsi="Times New Roman"/>
-          <w:sz w:val="28"/>
-          <w:szCs w:val="28"/>
-        </w:rPr>
-        <w:lastRenderedPageBreak/>
-        <w:t>界进行剪枝。</w:t>
+        <w:t>三种标志决定直接返回精确值或利用上下界进行剪枝。</w:t>
       </w:r>
       <w:r>
         <w:rPr>
@@ -4271,6 +4625,7 @@
           <w:sz w:val="28"/>
           <w:szCs w:val="28"/>
         </w:rPr>
+        <w:lastRenderedPageBreak/>
         <w:t>的搜索模型，简化递归逻辑。搜索过程中若</w:t>
       </w:r>
       <w:r>
@@ -4624,7 +4979,6 @@
           <w:sz w:val="28"/>
           <w:szCs w:val="28"/>
         </w:rPr>
-        <w:lastRenderedPageBreak/>
         <w:t>截断时记录</w:t>
       </w:r>
       <w:r>
@@ -4985,6 +5339,7 @@
           <w:sz w:val="28"/>
           <w:szCs w:val="28"/>
         </w:rPr>
+        <w:lastRenderedPageBreak/>
         <w:t>3</w:t>
       </w:r>
       <w:r>
@@ -5281,7 +5636,6 @@
           <w:sz w:val="28"/>
           <w:szCs w:val="28"/>
         </w:rPr>
-        <w:lastRenderedPageBreak/>
         <w:t>方法描述：</w:t>
       </w:r>
       <w:r>
@@ -5483,6 +5837,7 @@
           <w:sz w:val="28"/>
           <w:szCs w:val="28"/>
         </w:rPr>
+        <w:lastRenderedPageBreak/>
         <w:t>方法描述：</w:t>
       </w:r>
       <w:r>
@@ -5715,7 +6070,6 @@
           <w:sz w:val="28"/>
           <w:szCs w:val="28"/>
         </w:rPr>
-        <w:lastRenderedPageBreak/>
         <w:t>方法描述：</w:t>
       </w:r>
       <w:r>
@@ -5921,7 +6275,16 @@
           <w:sz w:val="28"/>
           <w:szCs w:val="28"/>
         </w:rPr>
-        <w:t xml:space="preserve"> Chess searchBoard = chess </w:t>
+        <w:t xml:space="preserve"> Chess searchBoard </w:t>
+      </w:r>
+      <w:r>
+        <w:rPr>
+          <w:rFonts w:ascii="Times New Roman" w:hAnsi="Times New Roman"/>
+          <w:sz w:val="28"/>
+          <w:szCs w:val="28"/>
+        </w:rPr>
+        <w:lastRenderedPageBreak/>
+        <w:t xml:space="preserve">= chess </w:t>
       </w:r>
       <w:r>
         <w:rPr>
@@ -6173,187 +6536,187 @@
           <w:sz w:val="28"/>
           <w:szCs w:val="28"/>
         </w:rPr>
+        <w:t>方法描述：</w:t>
+      </w:r>
+      <w:r>
+        <w:rPr>
+          <w:rFonts w:ascii="Times New Roman" w:hAnsi="Times New Roman"/>
+          <w:sz w:val="28"/>
+          <w:szCs w:val="28"/>
+        </w:rPr>
+        <w:t>在</w:t>
+      </w:r>
+      <w:r>
+        <w:rPr>
+          <w:rFonts w:ascii="Times New Roman" w:hAnsi="Times New Roman"/>
+          <w:sz w:val="28"/>
+          <w:szCs w:val="28"/>
+        </w:rPr>
+        <w:t xml:space="preserve"> ChessAI::alpha_beta_PVS_select </w:t>
+      </w:r>
+      <w:r>
+        <w:rPr>
+          <w:rFonts w:ascii="Times New Roman" w:hAnsi="Times New Roman"/>
+          <w:sz w:val="28"/>
+          <w:szCs w:val="28"/>
+        </w:rPr>
+        <w:t>中采用迭代加深策略，外层从深度</w:t>
+      </w:r>
+      <w:r>
+        <w:rPr>
+          <w:rFonts w:ascii="Times New Roman" w:hAnsi="Times New Roman"/>
+          <w:sz w:val="28"/>
+          <w:szCs w:val="28"/>
+        </w:rPr>
+        <w:t xml:space="preserve"> 1 </w:t>
+      </w:r>
+      <w:r>
+        <w:rPr>
+          <w:rFonts w:ascii="Times New Roman" w:hAnsi="Times New Roman"/>
+          <w:sz w:val="28"/>
+          <w:szCs w:val="28"/>
+        </w:rPr>
+        <w:t>逐步搜索到</w:t>
+      </w:r>
+      <w:r>
+        <w:rPr>
+          <w:rFonts w:ascii="Times New Roman" w:hAnsi="Times New Roman"/>
+          <w:sz w:val="28"/>
+          <w:szCs w:val="28"/>
+        </w:rPr>
+        <w:t xml:space="preserve"> max_depth</w:t>
+      </w:r>
+      <w:r>
+        <w:rPr>
+          <w:rFonts w:ascii="Times New Roman" w:hAnsi="Times New Roman"/>
+          <w:sz w:val="28"/>
+          <w:szCs w:val="28"/>
+        </w:rPr>
+        <w:t>。每完成一层深度后，程序使用</w:t>
+      </w:r>
+      <w:r>
+        <w:rPr>
+          <w:rFonts w:ascii="Times New Roman" w:hAnsi="Times New Roman"/>
+          <w:sz w:val="28"/>
+          <w:szCs w:val="28"/>
+        </w:rPr>
+        <w:t xml:space="preserve"> stable_sort </w:t>
+      </w:r>
+      <w:r>
+        <w:rPr>
+          <w:rFonts w:ascii="Times New Roman" w:hAnsi="Times New Roman"/>
+          <w:sz w:val="28"/>
+          <w:szCs w:val="28"/>
+        </w:rPr>
+        <w:t>按搜索得分重新排列根节点着法，并保存</w:t>
+      </w:r>
+      <w:r>
+        <w:rPr>
+          <w:rFonts w:ascii="Times New Roman" w:hAnsi="Times New Roman"/>
+          <w:sz w:val="28"/>
+          <w:szCs w:val="28"/>
+        </w:rPr>
+        <w:t xml:space="preserve"> last_completed_selected </w:t>
+      </w:r>
+      <w:r>
+        <w:rPr>
+          <w:rFonts w:ascii="Times New Roman" w:hAnsi="Times New Roman"/>
+          <w:sz w:val="28"/>
+          <w:szCs w:val="28"/>
+        </w:rPr>
+        <w:t>作为当前已完整完成的最好结果。下一层搜索继承上一层排序结果，使更可能成为最佳着法的分支优先进入</w:t>
+      </w:r>
+      <w:r>
+        <w:rPr>
+          <w:rFonts w:ascii="Times New Roman" w:hAnsi="Times New Roman"/>
+          <w:sz w:val="28"/>
+          <w:szCs w:val="28"/>
+        </w:rPr>
+        <w:t xml:space="preserve"> PVS </w:t>
+      </w:r>
+      <w:r>
+        <w:rPr>
+          <w:rFonts w:ascii="Times New Roman" w:hAnsi="Times New Roman"/>
+          <w:sz w:val="28"/>
+          <w:szCs w:val="28"/>
+        </w:rPr>
+        <w:t>搜索，从而提升剪枝效率。若搜索过程中超时，则捕获</w:t>
+      </w:r>
+      <w:r>
+        <w:rPr>
+          <w:rFonts w:ascii="Times New Roman" w:hAnsi="Times New Roman"/>
+          <w:sz w:val="28"/>
+          <w:szCs w:val="28"/>
+        </w:rPr>
+        <w:t xml:space="preserve"> TimeOutException</w:t>
+      </w:r>
+      <w:r>
+        <w:rPr>
+          <w:rFonts w:ascii="Times New Roman" w:hAnsi="Times New Roman"/>
+          <w:sz w:val="28"/>
+          <w:szCs w:val="28"/>
+        </w:rPr>
+        <w:t>，并恢复到上一层完整搜索结果；若发现分数超过必胜阈值</w:t>
+      </w:r>
+      <w:r>
+        <w:rPr>
+          <w:rFonts w:ascii="Times New Roman" w:hAnsi="Times New Roman" w:hint="eastAsia"/>
+          <w:sz w:val="28"/>
+          <w:szCs w:val="28"/>
+        </w:rPr>
+        <w:t>(</w:t>
+      </w:r>
+      <w:r>
+        <w:rPr>
+          <w:rFonts w:ascii="Times New Roman" w:hAnsi="Times New Roman" w:hint="eastAsia"/>
+          <w:sz w:val="28"/>
+          <w:szCs w:val="28"/>
+        </w:rPr>
+        <w:t>一个极大的值，程序中记为</w:t>
+      </w:r>
+      <w:r>
+        <w:rPr>
+          <w:rFonts w:ascii="Times New Roman" w:hAnsi="Times New Roman" w:hint="eastAsia"/>
+          <w:sz w:val="28"/>
+          <w:szCs w:val="28"/>
+        </w:rPr>
+        <w:t>9</w:t>
+      </w:r>
+      <w:r>
+        <w:rPr>
+          <w:rFonts w:ascii="Times New Roman" w:hAnsi="Times New Roman"/>
+          <w:sz w:val="28"/>
+          <w:szCs w:val="28"/>
+        </w:rPr>
+        <w:t>00000)</w:t>
+      </w:r>
+      <w:r>
+        <w:rPr>
+          <w:rFonts w:ascii="Times New Roman" w:hAnsi="Times New Roman"/>
+          <w:sz w:val="28"/>
+          <w:szCs w:val="28"/>
+        </w:rPr>
+        <w:t>，则提前结束更深层搜索。</w:t>
+      </w:r>
+    </w:p>
+    <w:p>
+      <w:pPr>
+        <w:rPr>
+          <w:rFonts w:ascii="Times New Roman" w:hAnsi="Times New Roman" w:hint="eastAsia"/>
+          <w:sz w:val="28"/>
+          <w:szCs w:val="28"/>
+        </w:rPr>
+      </w:pPr>
+    </w:p>
+    <w:p>
+      <w:pPr>
+        <w:pStyle w:val="2"/>
+      </w:pPr>
+      <w:r>
+        <w:rPr>
+          <w:rFonts w:hint="eastAsia"/>
+        </w:rPr>
         <w:lastRenderedPageBreak/>
-        <w:t>方法描述：</w:t>
-      </w:r>
-      <w:r>
-        <w:rPr>
-          <w:rFonts w:ascii="Times New Roman" w:hAnsi="Times New Roman"/>
-          <w:sz w:val="28"/>
-          <w:szCs w:val="28"/>
-        </w:rPr>
-        <w:t>在</w:t>
-      </w:r>
-      <w:r>
-        <w:rPr>
-          <w:rFonts w:ascii="Times New Roman" w:hAnsi="Times New Roman"/>
-          <w:sz w:val="28"/>
-          <w:szCs w:val="28"/>
-        </w:rPr>
-        <w:t xml:space="preserve"> ChessAI::alpha_beta_PVS_select </w:t>
-      </w:r>
-      <w:r>
-        <w:rPr>
-          <w:rFonts w:ascii="Times New Roman" w:hAnsi="Times New Roman"/>
-          <w:sz w:val="28"/>
-          <w:szCs w:val="28"/>
-        </w:rPr>
-        <w:t>中采用迭代加深策略，外层从深度</w:t>
-      </w:r>
-      <w:r>
-        <w:rPr>
-          <w:rFonts w:ascii="Times New Roman" w:hAnsi="Times New Roman"/>
-          <w:sz w:val="28"/>
-          <w:szCs w:val="28"/>
-        </w:rPr>
-        <w:t xml:space="preserve"> 1 </w:t>
-      </w:r>
-      <w:r>
-        <w:rPr>
-          <w:rFonts w:ascii="Times New Roman" w:hAnsi="Times New Roman"/>
-          <w:sz w:val="28"/>
-          <w:szCs w:val="28"/>
-        </w:rPr>
-        <w:t>逐步搜索到</w:t>
-      </w:r>
-      <w:r>
-        <w:rPr>
-          <w:rFonts w:ascii="Times New Roman" w:hAnsi="Times New Roman"/>
-          <w:sz w:val="28"/>
-          <w:szCs w:val="28"/>
-        </w:rPr>
-        <w:t xml:space="preserve"> max_depth</w:t>
-      </w:r>
-      <w:r>
-        <w:rPr>
-          <w:rFonts w:ascii="Times New Roman" w:hAnsi="Times New Roman"/>
-          <w:sz w:val="28"/>
-          <w:szCs w:val="28"/>
-        </w:rPr>
-        <w:t>。每完成一层深度后，程序使用</w:t>
-      </w:r>
-      <w:r>
-        <w:rPr>
-          <w:rFonts w:ascii="Times New Roman" w:hAnsi="Times New Roman"/>
-          <w:sz w:val="28"/>
-          <w:szCs w:val="28"/>
-        </w:rPr>
-        <w:t xml:space="preserve"> stable_sort </w:t>
-      </w:r>
-      <w:r>
-        <w:rPr>
-          <w:rFonts w:ascii="Times New Roman" w:hAnsi="Times New Roman"/>
-          <w:sz w:val="28"/>
-          <w:szCs w:val="28"/>
-        </w:rPr>
-        <w:t>按搜索得分重新排列根节点着法，并保存</w:t>
-      </w:r>
-      <w:r>
-        <w:rPr>
-          <w:rFonts w:ascii="Times New Roman" w:hAnsi="Times New Roman"/>
-          <w:sz w:val="28"/>
-          <w:szCs w:val="28"/>
-        </w:rPr>
-        <w:t xml:space="preserve"> last_completed_selected </w:t>
-      </w:r>
-      <w:r>
-        <w:rPr>
-          <w:rFonts w:ascii="Times New Roman" w:hAnsi="Times New Roman"/>
-          <w:sz w:val="28"/>
-          <w:szCs w:val="28"/>
-        </w:rPr>
-        <w:t>作为当前已完整完成的最好结果。下一层搜索继承上一层排序结果，使更可能成为最佳着法的分支优先进入</w:t>
-      </w:r>
-      <w:r>
-        <w:rPr>
-          <w:rFonts w:ascii="Times New Roman" w:hAnsi="Times New Roman"/>
-          <w:sz w:val="28"/>
-          <w:szCs w:val="28"/>
-        </w:rPr>
-        <w:t xml:space="preserve"> PVS </w:t>
-      </w:r>
-      <w:r>
-        <w:rPr>
-          <w:rFonts w:ascii="Times New Roman" w:hAnsi="Times New Roman"/>
-          <w:sz w:val="28"/>
-          <w:szCs w:val="28"/>
-        </w:rPr>
-        <w:t>搜索，从而提升剪枝效率。若搜索过程中超时，则捕获</w:t>
-      </w:r>
-      <w:r>
-        <w:rPr>
-          <w:rFonts w:ascii="Times New Roman" w:hAnsi="Times New Roman"/>
-          <w:sz w:val="28"/>
-          <w:szCs w:val="28"/>
-        </w:rPr>
-        <w:t xml:space="preserve"> TimeOutException</w:t>
-      </w:r>
-      <w:r>
-        <w:rPr>
-          <w:rFonts w:ascii="Times New Roman" w:hAnsi="Times New Roman"/>
-          <w:sz w:val="28"/>
-          <w:szCs w:val="28"/>
-        </w:rPr>
-        <w:t>，并恢复到上一层完整搜索结果；若发现分数超过必胜阈值</w:t>
-      </w:r>
-      <w:r>
-        <w:rPr>
-          <w:rFonts w:ascii="Times New Roman" w:hAnsi="Times New Roman" w:hint="eastAsia"/>
-          <w:sz w:val="28"/>
-          <w:szCs w:val="28"/>
-        </w:rPr>
-        <w:t>(</w:t>
-      </w:r>
-      <w:r>
-        <w:rPr>
-          <w:rFonts w:ascii="Times New Roman" w:hAnsi="Times New Roman" w:hint="eastAsia"/>
-          <w:sz w:val="28"/>
-          <w:szCs w:val="28"/>
-        </w:rPr>
-        <w:t>一个极大的值，程序中记为</w:t>
-      </w:r>
-      <w:r>
-        <w:rPr>
-          <w:rFonts w:ascii="Times New Roman" w:hAnsi="Times New Roman" w:hint="eastAsia"/>
-          <w:sz w:val="28"/>
-          <w:szCs w:val="28"/>
-        </w:rPr>
-        <w:t>9</w:t>
-      </w:r>
-      <w:r>
-        <w:rPr>
-          <w:rFonts w:ascii="Times New Roman" w:hAnsi="Times New Roman"/>
-          <w:sz w:val="28"/>
-          <w:szCs w:val="28"/>
-        </w:rPr>
-        <w:t>00000)</w:t>
-      </w:r>
-      <w:r>
-        <w:rPr>
-          <w:rFonts w:ascii="Times New Roman" w:hAnsi="Times New Roman"/>
-          <w:sz w:val="28"/>
-          <w:szCs w:val="28"/>
-        </w:rPr>
-        <w:t>，则提前结束更深层搜索。</w:t>
-      </w:r>
-    </w:p>
-    <w:p>
-      <w:pPr>
-        <w:rPr>
-          <w:rFonts w:ascii="Times New Roman" w:hAnsi="Times New Roman" w:hint="eastAsia"/>
-          <w:sz w:val="28"/>
-          <w:szCs w:val="28"/>
-        </w:rPr>
-      </w:pPr>
-    </w:p>
-    <w:p>
-      <w:pPr>
-        <w:pStyle w:val="2"/>
-      </w:pPr>
-      <w:r>
-        <w:rPr>
-          <w:rFonts w:hint="eastAsia"/>
-        </w:rPr>
         <w:t>算法性能分析与测试结果</w:t>
       </w:r>
     </w:p>
@@ -6525,7 +6888,6 @@
         <w:rPr>
           <w:rFonts w:hint="eastAsia"/>
         </w:rPr>
-        <w:lastRenderedPageBreak/>
         <w:t>总结</w:t>
       </w:r>
       <w:bookmarkEnd w:id="5"/>
@@ -8176,6 +8538,17 @@
       <w:szCs w:val="24"/>
     </w:rPr>
   </w:style>
+  <w:style w:type="character" w:styleId="aa">
+    <w:name w:val="Strong"/>
+    <w:basedOn w:val="a0"/>
+    <w:uiPriority w:val="22"/>
+    <w:qFormat/>
+    <w:rsid w:val="00A21326"/>
+    <w:rPr>
+      <w:b/>
+      <w:bCs/>
+    </w:rPr>
+  </w:style>
 </w:styles>
 </file>
 

--- a/报告/实验报告模板.docx
+++ b/报告/实验报告模板.docx
@@ -1,6 +1,6 @@
 
 <file path=word/document.xml><?xml version="1.0" encoding="utf-8"?>
-<w:document xmlns:wpc="http://schemas.microsoft.com/office/word/2010/wordprocessingCanvas" xmlns:cx="http://schemas.microsoft.com/office/drawing/2014/chartex" xmlns:cx1="http://schemas.microsoft.com/office/drawing/2015/9/8/chartex" xmlns:cx2="http://schemas.microsoft.com/office/drawing/2015/10/21/chartex" xmlns:cx3="http://schemas.microsoft.com/office/drawing/2016/5/9/chartex" xmlns:cx4="http://schemas.microsoft.com/office/drawing/2016/5/10/chartex" xmlns:cx5="http://schemas.microsoft.com/office/drawing/2016/5/11/chartex" xmlns:cx6="http://schemas.microsoft.com/office/drawing/2016/5/12/chartex" xmlns:cx7="http://schemas.microsoft.com/office/drawing/2016/5/13/chartex" xmlns:cx8="http://schemas.microsoft.com/office/drawing/2016/5/14/chartex" xmlns:mc="http://schemas.openxmlformats.org/markup-compatibility/2006" xmlns:aink="http://schemas.microsoft.com/office/drawing/2016/ink" xmlns:am3d="http://schemas.microsoft.com/office/drawing/2017/model3d" xmlns:o="urn:schemas-microsoft-com:office:office" xmlns:r="http://schemas.openxmlformats.org/officeDocument/2006/relationships" xmlns:m="http://schemas.openxmlformats.org/officeDocument/2006/math" xmlns:v="urn:schemas-microsoft-com:vml" xmlns:wp14="http://schemas.microsoft.com/office/word/2010/wordprocessingDrawing" xmlns:wp="http://schemas.openxmlformats.org/drawingml/2006/wordprocessingDrawing" xmlns:w10="urn:schemas-microsoft-com:office:word" xmlns:w="http://schemas.openxmlformats.org/wordprocessingml/2006/main" xmlns:w14="http://schemas.microsoft.com/office/word/2010/wordml" xmlns:w15="http://schemas.microsoft.com/office/word/2012/wordml" xmlns:w16cex="http://schemas.microsoft.com/office/word/2018/wordml/cex" xmlns:w16cid="http://schemas.microsoft.com/office/word/2016/wordml/cid" xmlns:w16="http://schemas.microsoft.com/office/word/2018/wordml" xmlns:w16sdtdh="http://schemas.microsoft.com/office/word/2020/wordml/sdtdatahash" xmlns:w16se="http://schemas.microsoft.com/office/word/2015/wordml/symex" xmlns:wpg="http://schemas.microsoft.com/office/word/2010/wordprocessingGroup" xmlns:wpi="http://schemas.microsoft.com/office/word/2010/wordprocessingInk" xmlns:wne="http://schemas.microsoft.com/office/word/2006/wordml" xmlns:wps="http://schemas.microsoft.com/office/word/2010/wordprocessingShape" mc:Ignorable="w14 w15 w16se w16cid w16 w16cex w16sdtdh wp14">
+<w:document xmlns:wpc="http://schemas.microsoft.com/office/word/2010/wordprocessingCanvas" xmlns:cx="http://schemas.microsoft.com/office/drawing/2014/chartex" xmlns:cx1="http://schemas.microsoft.com/office/drawing/2015/9/8/chartex" xmlns:cx2="http://schemas.microsoft.com/office/drawing/2015/10/21/chartex" xmlns:cx3="http://schemas.microsoft.com/office/drawing/2016/5/9/chartex" xmlns:cx4="http://schemas.microsoft.com/office/drawing/2016/5/10/chartex" xmlns:cx5="http://schemas.microsoft.com/office/drawing/2016/5/11/chartex" xmlns:cx6="http://schemas.microsoft.com/office/drawing/2016/5/12/chartex" xmlns:cx7="http://schemas.microsoft.com/office/drawing/2016/5/13/chartex" xmlns:cx8="http://schemas.microsoft.com/office/drawing/2016/5/14/chartex" xmlns:mc="http://schemas.openxmlformats.org/markup-compatibility/2006" xmlns:aink="http://schemas.microsoft.com/office/drawing/2016/ink" xmlns:am3d="http://schemas.microsoft.com/office/drawing/2017/model3d" xmlns:o="urn:schemas-microsoft-com:office:office" xmlns:oel="http://schemas.microsoft.com/office/2019/extlst" xmlns:r="http://schemas.openxmlformats.org/officeDocument/2006/relationships" xmlns:m="http://schemas.openxmlformats.org/officeDocument/2006/math" xmlns:v="urn:schemas-microsoft-com:vml" xmlns:wp14="http://schemas.microsoft.com/office/word/2010/wordprocessingDrawing" xmlns:wp="http://schemas.openxmlformats.org/drawingml/2006/wordprocessingDrawing" xmlns:w10="urn:schemas-microsoft-com:office:word" xmlns:w="http://schemas.openxmlformats.org/wordprocessingml/2006/main" xmlns:w14="http://schemas.microsoft.com/office/word/2010/wordml" xmlns:w15="http://schemas.microsoft.com/office/word/2012/wordml" xmlns:w16cex="http://schemas.microsoft.com/office/word/2018/wordml/cex" xmlns:w16cid="http://schemas.microsoft.com/office/word/2016/wordml/cid" xmlns:w16="http://schemas.microsoft.com/office/word/2018/wordml" xmlns:w16du="http://schemas.microsoft.com/office/word/2023/wordml/word16du" xmlns:w16sdtdh="http://schemas.microsoft.com/office/word/2020/wordml/sdtdatahash" xmlns:w16sdtfl="http://schemas.microsoft.com/office/word/2024/wordml/sdtformatlock" xmlns:w16se="http://schemas.microsoft.com/office/word/2015/wordml/symex" xmlns:wpg="http://schemas.microsoft.com/office/word/2010/wordprocessingGroup" xmlns:wpi="http://schemas.microsoft.com/office/word/2010/wordprocessingInk" xmlns:wne="http://schemas.microsoft.com/office/word/2006/wordml" xmlns:wps="http://schemas.microsoft.com/office/word/2010/wordprocessingShape" mc:Ignorable="w14 w15 w16se w16cid w16 w16cex w16sdtdh w16sdtfl w16du wp14">
   <w:body>
     <w:p>
       <w:pPr>
@@ -347,9 +347,6 @@
     <w:p>
       <w:pPr>
         <w:pStyle w:val="1"/>
-        <w:rPr>
-          <w:rFonts w:hint="eastAsia"/>
-        </w:rPr>
       </w:pPr>
       <w:bookmarkStart w:id="0" w:name="_Toc484901147"/>
       <w:bookmarkStart w:id="1" w:name="_Toc69548504"/>
@@ -366,7 +363,7 @@
     <w:p>
       <w:pPr>
         <w:rPr>
-          <w:rFonts w:ascii="Times New Roman" w:hAnsi="Times New Roman" w:hint="eastAsia"/>
+          <w:rFonts w:ascii="Times New Roman" w:hAnsi="Times New Roman"/>
           <w:sz w:val="28"/>
           <w:szCs w:val="28"/>
         </w:rPr>
@@ -1033,7 +1030,7 @@
       <w:pPr>
         <w:ind w:firstLine="420"/>
         <w:rPr>
-          <w:rFonts w:ascii="Times New Roman" w:hAnsi="Times New Roman" w:hint="eastAsia"/>
+          <w:rFonts w:ascii="Times New Roman" w:hAnsi="Times New Roman"/>
           <w:sz w:val="24"/>
           <w:szCs w:val="24"/>
         </w:rPr>
@@ -1221,18 +1218,54 @@
       <w:pPr>
         <w:ind w:firstLine="420"/>
         <w:rPr>
-          <w:rFonts w:ascii="Times New Roman" w:hAnsi="Times New Roman" w:hint="eastAsia"/>
-          <w:sz w:val="24"/>
-          <w:szCs w:val="24"/>
-        </w:rPr>
-      </w:pPr>
-      <w:r>
-        <w:rPr>
-          <w:rFonts w:ascii="Times New Roman" w:hAnsi="Times New Roman"/>
-          <w:sz w:val="24"/>
-          <w:szCs w:val="24"/>
-        </w:rPr>
-        <w:t>搜索沙盒与异常安全性处理</w:t>
+          <w:rFonts w:ascii="Times New Roman" w:hAnsi="Times New Roman"/>
+          <w:sz w:val="24"/>
+          <w:szCs w:val="24"/>
+        </w:rPr>
+      </w:pPr>
+      <w:r>
+        <w:rPr>
+          <w:rFonts w:ascii="Times New Roman" w:hAnsi="Times New Roman"/>
+          <w:sz w:val="24"/>
+          <w:szCs w:val="24"/>
+        </w:rPr>
+        <w:t>延迟选择排序</w:t>
+      </w:r>
+    </w:p>
+    <w:p>
+      <w:pPr>
+        <w:ind w:firstLine="420"/>
+        <w:rPr>
+          <w:rFonts w:ascii="Times New Roman" w:hAnsi="Times New Roman" w:hint="eastAsia"/>
+          <w:sz w:val="24"/>
+          <w:szCs w:val="24"/>
+        </w:rPr>
+      </w:pPr>
+      <w:r>
+        <w:rPr>
+          <w:rFonts w:ascii="Times New Roman" w:hAnsi="Times New Roman"/>
+          <w:sz w:val="24"/>
+          <w:szCs w:val="24"/>
+        </w:rPr>
+        <w:t>不良吃子剪枝</w:t>
+      </w:r>
+    </w:p>
+    <w:p>
+      <w:pPr>
+        <w:ind w:firstLine="420"/>
+        <w:rPr>
+          <w:rFonts w:ascii="Times New Roman" w:hAnsi="Times New Roman" w:hint="eastAsia"/>
+          <w:sz w:val="24"/>
+          <w:szCs w:val="24"/>
+        </w:rPr>
+      </w:pPr>
+      <w:r>
+        <w:rPr>
+          <w:rFonts w:ascii="Times New Roman" w:hAnsi="Times New Roman"/>
+          <w:sz w:val="24"/>
+          <w:szCs w:val="24"/>
+        </w:rPr>
+        <w:t>将军状态的特殊处理</w:t>
       </w:r>
     </w:p>
     <w:p>
@@ -1348,7 +1381,7 @@
       <w:pPr>
         <w:ind w:firstLine="420"/>
         <w:rPr>
-          <w:rFonts w:ascii="Times New Roman" w:hAnsi="Times New Roman" w:hint="eastAsia"/>
+          <w:rFonts w:ascii="Times New Roman" w:hAnsi="Times New Roman"/>
           <w:sz w:val="28"/>
           <w:szCs w:val="28"/>
         </w:rPr>
@@ -1497,25 +1530,33 @@
           <w:sz w:val="28"/>
           <w:szCs w:val="28"/>
         </w:rPr>
-        <w:t>有限的时间内尽可能向更深层搜索，同时通过排序、缓存和剪枝减少无效分支，使程序更快找到较优着法。</w:t>
+        <w:t>有限的时间内尽可能向更深层搜索，同时通过排序、缓存和</w:t>
+      </w:r>
+      <w:r>
+        <w:rPr>
+          <w:rFonts w:ascii="Times New Roman" w:hAnsi="Times New Roman"/>
+          <w:sz w:val="28"/>
+          <w:szCs w:val="28"/>
+        </w:rPr>
+        <w:lastRenderedPageBreak/>
+        <w:t>剪枝减少无效分支，使程序更快找到较优着法。</w:t>
       </w:r>
     </w:p>
     <w:p>
       <w:pPr>
         <w:ind w:firstLine="420"/>
         <w:rPr>
-          <w:rFonts w:ascii="Times New Roman" w:hAnsi="Times New Roman" w:hint="eastAsia"/>
-          <w:sz w:val="28"/>
-          <w:szCs w:val="28"/>
-        </w:rPr>
-      </w:pPr>
-      <w:r>
-        <w:rPr>
-          <w:rFonts w:ascii="Times New Roman" w:hAnsi="Times New Roman"/>
-          <w:sz w:val="28"/>
-          <w:szCs w:val="28"/>
-        </w:rPr>
-        <w:lastRenderedPageBreak/>
+          <w:rFonts w:ascii="Times New Roman" w:hAnsi="Times New Roman"/>
+          <w:sz w:val="28"/>
+          <w:szCs w:val="28"/>
+        </w:rPr>
+      </w:pPr>
+      <w:r>
+        <w:rPr>
+          <w:rFonts w:ascii="Times New Roman" w:hAnsi="Times New Roman"/>
+          <w:sz w:val="28"/>
+          <w:szCs w:val="28"/>
+        </w:rPr>
         <w:t>搜索部分以</w:t>
       </w:r>
       <w:r>
@@ -1855,7 +1896,7 @@
       <w:pPr>
         <w:ind w:firstLine="420"/>
         <w:rPr>
-          <w:rFonts w:ascii="Times New Roman" w:hAnsi="Times New Roman" w:hint="eastAsia"/>
+          <w:rFonts w:ascii="Times New Roman" w:hAnsi="Times New Roman"/>
           <w:b/>
           <w:bCs/>
           <w:sz w:val="28"/>
@@ -1910,6 +1951,7 @@
           <w:sz w:val="28"/>
           <w:szCs w:val="28"/>
         </w:rPr>
+        <w:lastRenderedPageBreak/>
         <w:t>0</w:t>
       </w:r>
       <w:r>
@@ -1966,16 +2008,7 @@
           <w:sz w:val="28"/>
           <w:szCs w:val="28"/>
         </w:rPr>
-        <w:t>调用用于过渡计算</w:t>
-      </w:r>
-      <w:r>
-        <w:rPr>
-          <w:rFonts w:ascii="Times New Roman" w:hAnsi="Times New Roman" w:hint="eastAsia"/>
-          <w:sz w:val="28"/>
-          <w:szCs w:val="28"/>
-        </w:rPr>
-        <w:lastRenderedPageBreak/>
-        <w:t>静态位置得分。</w:t>
+        <w:t>调用用于过渡计算静态位置得分。</w:t>
       </w:r>
     </w:p>
     <w:p>
@@ -2031,7 +2064,7 @@
       <w:pPr>
         <w:ind w:firstLine="420"/>
         <w:rPr>
-          <w:rFonts w:ascii="Times New Roman" w:hAnsi="Times New Roman" w:hint="eastAsia"/>
+          <w:rFonts w:ascii="Times New Roman" w:hAnsi="Times New Roman"/>
           <w:b/>
           <w:bCs/>
           <w:sz w:val="28"/>
@@ -2337,7 +2370,7 @@
         <w:ind w:firstLineChars="200" w:firstLine="562"/>
         <w:jc w:val="left"/>
         <w:rPr>
-          <w:rFonts w:ascii="Times New Roman" w:hAnsi="Times New Roman" w:hint="eastAsia"/>
+          <w:rFonts w:ascii="Times New Roman" w:hAnsi="Times New Roman"/>
           <w:sz w:val="28"/>
           <w:szCs w:val="28"/>
         </w:rPr>
@@ -2607,17 +2640,8 @@
           <w:sz w:val="28"/>
           <w:szCs w:val="28"/>
         </w:rPr>
-        <w:t>裁剪和空步裁剪的执行。</w:t>
-      </w:r>
-    </w:p>
-    <w:p>
-      <w:pPr>
-        <w:rPr>
-          <w:rFonts w:ascii="Times New Roman" w:hAnsi="Times New Roman"/>
-          <w:sz w:val="28"/>
-          <w:szCs w:val="28"/>
-        </w:rPr>
-      </w:pPr>
+        <w:t>裁剪和空步</w:t>
+      </w:r>
       <w:r>
         <w:rPr>
           <w:rFonts w:ascii="Times New Roman" w:hAnsi="Times New Roman"/>
@@ -2625,6 +2649,23 @@
           <w:szCs w:val="28"/>
         </w:rPr>
         <w:lastRenderedPageBreak/>
+        <w:t>裁剪的执行。</w:t>
+      </w:r>
+    </w:p>
+    <w:p>
+      <w:pPr>
+        <w:rPr>
+          <w:rFonts w:ascii="Times New Roman" w:hAnsi="Times New Roman"/>
+          <w:sz w:val="28"/>
+          <w:szCs w:val="28"/>
+        </w:rPr>
+      </w:pPr>
+      <w:r>
+        <w:rPr>
+          <w:rFonts w:ascii="Times New Roman" w:hAnsi="Times New Roman"/>
+          <w:sz w:val="28"/>
+          <w:szCs w:val="28"/>
+        </w:rPr>
         <w:t xml:space="preserve">2.5 </w:t>
       </w:r>
       <w:r>
@@ -2755,45 +2796,237 @@
           <w:sz w:val="28"/>
           <w:szCs w:val="28"/>
         </w:rPr>
-        <w:t>中根据攻击子和受害子的类型计算分值，并在</w:t>
-      </w:r>
-      <w:r>
-        <w:rPr>
-          <w:rFonts w:ascii="Times New Roman" w:hAnsi="Times New Roman"/>
-          <w:sz w:val="28"/>
-          <w:szCs w:val="28"/>
-        </w:rPr>
-        <w:t xml:space="preserve"> fill_sort_inMoveNodes </w:t>
-      </w:r>
-      <w:r>
-        <w:rPr>
-          <w:rFonts w:ascii="Times New Roman" w:hAnsi="Times New Roman"/>
-          <w:sz w:val="28"/>
-          <w:szCs w:val="28"/>
-        </w:rPr>
-        <w:t>以及</w:t>
-      </w:r>
-      <w:r>
-        <w:rPr>
-          <w:rFonts w:ascii="Times New Roman" w:hAnsi="Times New Roman"/>
-          <w:sz w:val="28"/>
-          <w:szCs w:val="28"/>
-        </w:rPr>
-        <w:t xml:space="preserve"> quiescence_search </w:t>
-      </w:r>
-      <w:r>
-        <w:rPr>
-          <w:rFonts w:ascii="Times New Roman" w:hAnsi="Times New Roman"/>
-          <w:sz w:val="28"/>
-          <w:szCs w:val="28"/>
-        </w:rPr>
-        <w:t>中通过该分值对着法列表进行降序排列，确保最优吃子序列被优先探索。</w:t>
-      </w:r>
-    </w:p>
-    <w:p>
-      <w:pPr>
-        <w:rPr>
-          <w:rFonts w:ascii="Times New Roman" w:hAnsi="Times New Roman" w:hint="eastAsia"/>
+        <w:t>中针对象棋搜索树中的吃子着法进行优先级评估，主要计算</w:t>
+      </w:r>
+      <w:r>
+        <w:rPr>
+          <w:rFonts w:ascii="Times New Roman" w:hAnsi="Times New Roman"/>
+          <w:sz w:val="28"/>
+          <w:szCs w:val="28"/>
+        </w:rPr>
+        <w:t>“</w:t>
+      </w:r>
+      <w:r>
+        <w:rPr>
+          <w:rFonts w:ascii="Times New Roman" w:hAnsi="Times New Roman"/>
+          <w:sz w:val="28"/>
+          <w:szCs w:val="28"/>
+        </w:rPr>
+        <w:t>最有价值受害者（</w:t>
+      </w:r>
+      <w:r>
+        <w:rPr>
+          <w:rFonts w:ascii="Times New Roman" w:hAnsi="Times New Roman"/>
+          <w:sz w:val="28"/>
+          <w:szCs w:val="28"/>
+        </w:rPr>
+        <w:t>MVV</w:t>
+      </w:r>
+      <w:r>
+        <w:rPr>
+          <w:rFonts w:ascii="Times New Roman" w:hAnsi="Times New Roman"/>
+          <w:sz w:val="28"/>
+          <w:szCs w:val="28"/>
+        </w:rPr>
+        <w:t>）</w:t>
+      </w:r>
+      <w:r>
+        <w:rPr>
+          <w:rFonts w:ascii="Times New Roman" w:hAnsi="Times New Roman"/>
+          <w:sz w:val="28"/>
+          <w:szCs w:val="28"/>
+        </w:rPr>
+        <w:t>”</w:t>
+      </w:r>
+      <w:r>
+        <w:rPr>
+          <w:rFonts w:ascii="Times New Roman" w:hAnsi="Times New Roman"/>
+          <w:sz w:val="28"/>
+          <w:szCs w:val="28"/>
+        </w:rPr>
+        <w:t>与</w:t>
+      </w:r>
+      <w:r>
+        <w:rPr>
+          <w:rFonts w:ascii="Times New Roman" w:hAnsi="Times New Roman"/>
+          <w:sz w:val="28"/>
+          <w:szCs w:val="28"/>
+        </w:rPr>
+        <w:t>“</w:t>
+      </w:r>
+      <w:r>
+        <w:rPr>
+          <w:rFonts w:ascii="Times New Roman" w:hAnsi="Times New Roman"/>
+          <w:sz w:val="28"/>
+          <w:szCs w:val="28"/>
+        </w:rPr>
+        <w:t>最无价值攻击者（</w:t>
+      </w:r>
+      <w:r>
+        <w:rPr>
+          <w:rFonts w:ascii="Times New Roman" w:hAnsi="Times New Roman"/>
+          <w:sz w:val="28"/>
+          <w:szCs w:val="28"/>
+        </w:rPr>
+        <w:t>LVA</w:t>
+      </w:r>
+      <w:r>
+        <w:rPr>
+          <w:rFonts w:ascii="Times New Roman" w:hAnsi="Times New Roman"/>
+          <w:sz w:val="28"/>
+          <w:szCs w:val="28"/>
+        </w:rPr>
+        <w:t>）</w:t>
+      </w:r>
+      <w:r>
+        <w:rPr>
+          <w:rFonts w:ascii="Times New Roman" w:hAnsi="Times New Roman"/>
+          <w:sz w:val="28"/>
+          <w:szCs w:val="28"/>
+        </w:rPr>
+        <w:t>”</w:t>
+      </w:r>
+      <w:r>
+        <w:rPr>
+          <w:rFonts w:ascii="Times New Roman" w:hAnsi="Times New Roman"/>
+          <w:sz w:val="28"/>
+          <w:szCs w:val="28"/>
+        </w:rPr>
+        <w:t>之间的交换收益。程序首先检查着法是否为吃子，若存在被吃子则赋予固定的基础高分（</w:t>
+      </w:r>
+      <w:r>
+        <w:rPr>
+          <w:rFonts w:ascii="Times New Roman" w:hAnsi="Times New Roman"/>
+          <w:sz w:val="28"/>
+          <w:szCs w:val="28"/>
+        </w:rPr>
+        <w:t>CaptureBaseScore</w:t>
+      </w:r>
+      <w:r>
+        <w:rPr>
+          <w:rFonts w:ascii="Times New Roman" w:hAnsi="Times New Roman"/>
+          <w:sz w:val="28"/>
+          <w:szCs w:val="28"/>
+        </w:rPr>
+        <w:t>），确保吃子着法绝对优先；再提取被吃子的静态价值并乘以</w:t>
+      </w:r>
+      <w:r>
+        <w:rPr>
+          <w:rFonts w:ascii="Times New Roman" w:hAnsi="Times New Roman"/>
+          <w:sz w:val="28"/>
+          <w:szCs w:val="28"/>
+        </w:rPr>
+        <w:t>10</w:t>
+      </w:r>
+      <w:r>
+        <w:rPr>
+          <w:rFonts w:ascii="Times New Roman" w:hAnsi="Times New Roman"/>
+          <w:sz w:val="28"/>
+          <w:szCs w:val="28"/>
+        </w:rPr>
+        <w:t>作为奖励得分；若被吃子处于敌方保护状态，则通过</w:t>
+      </w:r>
+      <w:r>
+        <w:rPr>
+          <w:rFonts w:ascii="Times New Roman" w:hAnsi="Times New Roman"/>
+          <w:sz w:val="28"/>
+          <w:szCs w:val="28"/>
+        </w:rPr>
+        <w:t xml:space="preserve"> isProtected </w:t>
+      </w:r>
+      <w:r>
+        <w:rPr>
+          <w:rFonts w:ascii="Times New Roman" w:hAnsi="Times New Roman"/>
+          <w:sz w:val="28"/>
+          <w:szCs w:val="28"/>
+        </w:rPr>
+        <w:t>标识触发</w:t>
+      </w:r>
+      <w:r>
+        <w:rPr>
+          <w:rFonts w:ascii="Times New Roman" w:hAnsi="Times New Roman"/>
+          <w:sz w:val="28"/>
+          <w:szCs w:val="28"/>
+        </w:rPr>
+        <w:t xml:space="preserve"> LVA </w:t>
+      </w:r>
+      <w:r>
+        <w:rPr>
+          <w:rFonts w:ascii="Times New Roman" w:hAnsi="Times New Roman"/>
+          <w:sz w:val="28"/>
+          <w:szCs w:val="28"/>
+        </w:rPr>
+        <w:t>机制，直接扣除攻击子自身的静态价值作为反吃惩罚，分别识别出</w:t>
+      </w:r>
+      <w:r>
+        <w:rPr>
+          <w:rFonts w:ascii="Times New Roman" w:hAnsi="Times New Roman"/>
+          <w:sz w:val="28"/>
+          <w:szCs w:val="28"/>
+        </w:rPr>
+        <w:t>“</w:t>
+      </w:r>
+      <w:r>
+        <w:rPr>
+          <w:rFonts w:ascii="Times New Roman" w:hAnsi="Times New Roman"/>
+          <w:sz w:val="28"/>
+          <w:szCs w:val="28"/>
+        </w:rPr>
+        <w:t>小子换大子</w:t>
+      </w:r>
+      <w:r>
+        <w:rPr>
+          <w:rFonts w:ascii="Times New Roman" w:hAnsi="Times New Roman"/>
+          <w:sz w:val="28"/>
+          <w:szCs w:val="28"/>
+        </w:rPr>
+        <w:t>”</w:t>
+      </w:r>
+      <w:r>
+        <w:rPr>
+          <w:rFonts w:ascii="Times New Roman" w:hAnsi="Times New Roman"/>
+          <w:sz w:val="28"/>
+          <w:szCs w:val="28"/>
+        </w:rPr>
+        <w:t>的高收益形态或</w:t>
+      </w:r>
+      <w:r>
+        <w:rPr>
+          <w:rFonts w:ascii="Times New Roman" w:hAnsi="Times New Roman"/>
+          <w:sz w:val="28"/>
+          <w:szCs w:val="28"/>
+        </w:rPr>
+        <w:t>“</w:t>
+      </w:r>
+      <w:r>
+        <w:rPr>
+          <w:rFonts w:ascii="Times New Roman" w:hAnsi="Times New Roman"/>
+          <w:sz w:val="28"/>
+          <w:szCs w:val="28"/>
+        </w:rPr>
+        <w:t>大子换受保护小子</w:t>
+      </w:r>
+      <w:r>
+        <w:rPr>
+          <w:rFonts w:ascii="Times New Roman" w:hAnsi="Times New Roman"/>
+          <w:sz w:val="28"/>
+          <w:szCs w:val="28"/>
+        </w:rPr>
+        <w:t>”</w:t>
+      </w:r>
+      <w:r>
+        <w:rPr>
+          <w:rFonts w:ascii="Times New Roman" w:hAnsi="Times New Roman"/>
+          <w:sz w:val="28"/>
+          <w:szCs w:val="28"/>
+        </w:rPr>
+        <w:t>的亏本形态。最终将上述各项分值相加得出该着法的综合评分，在静态搜索的着法排序中提供精确的优先级依据，极大提升剪枝效率。</w:t>
+      </w:r>
+    </w:p>
+    <w:p>
+      <w:pPr>
+        <w:rPr>
+          <w:rFonts w:ascii="Times New Roman" w:hAnsi="Times New Roman"/>
           <w:sz w:val="28"/>
           <w:szCs w:val="28"/>
         </w:rPr>
@@ -2839,7 +3072,7 @@
         <w:ind w:firstLineChars="200" w:firstLine="562"/>
         <w:jc w:val="left"/>
         <w:rPr>
-          <w:rFonts w:ascii="Times New Roman" w:hAnsi="Times New Roman" w:hint="eastAsia"/>
+          <w:rFonts w:ascii="Times New Roman" w:hAnsi="Times New Roman"/>
           <w:sz w:val="28"/>
           <w:szCs w:val="28"/>
         </w:rPr>
@@ -2953,7 +3186,7 @@
     <w:p>
       <w:pPr>
         <w:rPr>
-          <w:rFonts w:ascii="Times New Roman" w:hAnsi="Times New Roman" w:hint="eastAsia"/>
+          <w:rFonts w:ascii="Times New Roman" w:hAnsi="Times New Roman"/>
           <w:sz w:val="28"/>
           <w:szCs w:val="28"/>
         </w:rPr>
@@ -3187,16 +3420,7 @@
           <w:sz w:val="28"/>
           <w:szCs w:val="28"/>
         </w:rPr>
-        <w:t>排列。</w:t>
-      </w:r>
-      <w:r>
-        <w:rPr>
-          <w:rFonts w:ascii="Times New Roman" w:hAnsi="Times New Roman"/>
-          <w:sz w:val="28"/>
-          <w:szCs w:val="28"/>
-        </w:rPr>
-        <w:lastRenderedPageBreak/>
-        <w:t>在</w:t>
+        <w:t>排列。在</w:t>
       </w:r>
       <w:r>
         <w:rPr>
@@ -3330,7 +3554,7 @@
     <w:p>
       <w:pPr>
         <w:rPr>
-          <w:rFonts w:ascii="Times New Roman" w:hAnsi="Times New Roman" w:hint="eastAsia"/>
+          <w:rFonts w:ascii="Times New Roman" w:hAnsi="Times New Roman"/>
           <w:sz w:val="28"/>
           <w:szCs w:val="28"/>
         </w:rPr>
@@ -3731,7 +3955,15 @@
           <w:sz w:val="28"/>
           <w:szCs w:val="28"/>
         </w:rPr>
-        <w:t xml:space="preserve"> isMoveValidWithForbidden </w:t>
+        <w:t xml:space="preserve"> </w:t>
+      </w:r>
+      <w:r>
+        <w:rPr>
+          <w:sz w:val="28"/>
+          <w:szCs w:val="28"/>
+        </w:rPr>
+        <w:lastRenderedPageBreak/>
+        <w:t xml:space="preserve">isMoveValidWithForbidden </w:t>
       </w:r>
       <w:r>
         <w:rPr>
@@ -3744,7 +3976,7 @@
     <w:p>
       <w:pPr>
         <w:rPr>
-          <w:rFonts w:ascii="Times New Roman" w:hAnsi="Times New Roman" w:hint="eastAsia"/>
+          <w:rFonts w:ascii="Times New Roman" w:hAnsi="Times New Roman"/>
           <w:sz w:val="28"/>
           <w:szCs w:val="28"/>
         </w:rPr>
@@ -3822,7 +4054,7 @@
         <w:ind w:firstLineChars="200" w:firstLine="562"/>
         <w:jc w:val="left"/>
         <w:rPr>
-          <w:rFonts w:ascii="Times New Roman" w:hAnsi="Times New Roman" w:hint="eastAsia"/>
+          <w:rFonts w:ascii="Times New Roman" w:hAnsi="Times New Roman"/>
           <w:sz w:val="28"/>
           <w:szCs w:val="28"/>
         </w:rPr>
@@ -4006,16 +4238,7 @@
           <w:sz w:val="28"/>
           <w:szCs w:val="28"/>
         </w:rPr>
-        <w:t>，计算得到</w:t>
-      </w:r>
-      <w:r>
-        <w:rPr>
-          <w:rFonts w:ascii="Times New Roman" w:hAnsi="Times New Roman" w:hint="eastAsia"/>
-          <w:sz w:val="28"/>
-          <w:szCs w:val="28"/>
-        </w:rPr>
-        <w:lastRenderedPageBreak/>
-        <w:t>的</w:t>
+        <w:t>，计算得到的</w:t>
       </w:r>
       <w:r>
         <w:rPr>
@@ -4065,24 +4288,6 @@
         </w:rPr>
         <w:t>。</w:t>
       </w:r>
-    </w:p>
-    <w:p>
-      <w:pPr>
-        <w:rPr>
-          <w:rFonts w:ascii="Times New Roman" w:hAnsi="Times New Roman"/>
-          <w:sz w:val="28"/>
-          <w:szCs w:val="28"/>
-        </w:rPr>
-      </w:pPr>
-    </w:p>
-    <w:p>
-      <w:pPr>
-        <w:rPr>
-          <w:rFonts w:ascii="Times New Roman" w:hAnsi="Times New Roman"/>
-          <w:sz w:val="28"/>
-          <w:szCs w:val="28"/>
-        </w:rPr>
-      </w:pPr>
     </w:p>
     <w:p>
       <w:pPr>
@@ -4415,7 +4620,7 @@
     <w:p>
       <w:pPr>
         <w:rPr>
-          <w:rFonts w:ascii="Times New Roman" w:hAnsi="Times New Roman" w:hint="eastAsia"/>
+          <w:rFonts w:ascii="Times New Roman" w:hAnsi="Times New Roman"/>
           <w:sz w:val="28"/>
           <w:szCs w:val="28"/>
         </w:rPr>
@@ -4521,6 +4726,7 @@
           <w:sz w:val="28"/>
           <w:szCs w:val="28"/>
         </w:rPr>
+        <w:lastRenderedPageBreak/>
         <w:t>方法描述：</w:t>
       </w:r>
       <w:r>
@@ -4625,7 +4831,6 @@
           <w:sz w:val="28"/>
           <w:szCs w:val="28"/>
         </w:rPr>
-        <w:lastRenderedPageBreak/>
         <w:t>的搜索模型，简化递归逻辑。搜索过程中若</w:t>
       </w:r>
       <w:r>
@@ -4721,7 +4926,7 @@
     <w:p>
       <w:pPr>
         <w:rPr>
-          <w:rFonts w:ascii="Times New Roman" w:hAnsi="Times New Roman" w:hint="eastAsia"/>
+          <w:rFonts w:ascii="Times New Roman" w:hAnsi="Times New Roman"/>
           <w:sz w:val="28"/>
           <w:szCs w:val="28"/>
         </w:rPr>
@@ -5217,71 +5422,24 @@
           <w:sz w:val="28"/>
           <w:szCs w:val="28"/>
         </w:rPr>
-        <w:t xml:space="preserve"> alpha_beta_PVS_search </w:t>
-      </w:r>
-      <w:r>
-        <w:rPr>
-          <w:rFonts w:ascii="Times New Roman" w:hAnsi="Times New Roman"/>
-          <w:sz w:val="28"/>
-          <w:szCs w:val="28"/>
-        </w:rPr>
-        <w:t>深度为</w:t>
-      </w:r>
-      <w:r>
-        <w:rPr>
-          <w:rFonts w:ascii="Times New Roman" w:hAnsi="Times New Roman"/>
-          <w:sz w:val="28"/>
-          <w:szCs w:val="28"/>
-        </w:rPr>
-        <w:t xml:space="preserve"> 0 </w:t>
-      </w:r>
-      <w:r>
-        <w:rPr>
-          <w:rFonts w:ascii="Times New Roman" w:hAnsi="Times New Roman"/>
-          <w:sz w:val="28"/>
-          <w:szCs w:val="28"/>
-        </w:rPr>
-        <w:t>时</w:t>
-      </w:r>
-      <w:r>
-        <w:rPr>
-          <w:rFonts w:ascii="Times New Roman" w:hAnsi="Times New Roman" w:hint="eastAsia"/>
-          <w:sz w:val="28"/>
-          <w:szCs w:val="28"/>
-        </w:rPr>
-        <w:t>进入</w:t>
-      </w:r>
-      <w:r>
-        <w:rPr>
-          <w:rFonts w:ascii="Times New Roman" w:hAnsi="Times New Roman"/>
-          <w:sz w:val="28"/>
-          <w:szCs w:val="28"/>
-        </w:rPr>
-        <w:t xml:space="preserve"> quiescence_search</w:t>
-      </w:r>
-      <w:r>
-        <w:rPr>
-          <w:rFonts w:ascii="Times New Roman" w:hAnsi="Times New Roman"/>
-          <w:sz w:val="28"/>
-          <w:szCs w:val="28"/>
-        </w:rPr>
-        <w:t>。通过</w:t>
-      </w:r>
-      <w:r>
-        <w:rPr>
-          <w:rFonts w:ascii="Times New Roman" w:hAnsi="Times New Roman"/>
-          <w:sz w:val="28"/>
-          <w:szCs w:val="28"/>
-        </w:rPr>
-        <w:t xml:space="preserve"> inCheck </w:t>
-      </w:r>
-      <w:r>
-        <w:rPr>
-          <w:rFonts w:ascii="Times New Roman" w:hAnsi="Times New Roman"/>
-          <w:sz w:val="28"/>
-          <w:szCs w:val="28"/>
-        </w:rPr>
-        <w:t>判断是否被将军，并仅生成吃子着法，通过不断试探</w:t>
+        <w:t xml:space="preserve"> ChessAI::quiescence_search </w:t>
+      </w:r>
+      <w:r>
+        <w:rPr>
+          <w:rFonts w:ascii="Times New Roman" w:hAnsi="Times New Roman"/>
+          <w:sz w:val="28"/>
+          <w:szCs w:val="28"/>
+        </w:rPr>
+        <w:t>中针对博弈树深度截断</w:t>
+      </w:r>
+      <w:r>
+        <w:rPr>
+          <w:rFonts w:ascii="Times New Roman" w:hAnsi="Times New Roman"/>
+          <w:sz w:val="28"/>
+          <w:szCs w:val="28"/>
+        </w:rPr>
+        <w:lastRenderedPageBreak/>
+        <w:t>导致的</w:t>
       </w:r>
       <w:r>
         <w:rPr>
@@ -5297,7 +5455,7 @@
           <w:sz w:val="28"/>
           <w:szCs w:val="28"/>
         </w:rPr>
-        <w:t>兑子</w:t>
+        <w:t>水平线效应</w:t>
       </w:r>
       <w:r>
         <w:rPr>
@@ -5313,33 +5471,874 @@
           <w:sz w:val="28"/>
           <w:szCs w:val="28"/>
         </w:rPr>
-        <w:t>序列来获取更稳定的局面评估值，确保最终返回的评分能够反映棋局的真实走向。</w:t>
-      </w:r>
-    </w:p>
-    <w:p>
-      <w:pPr>
-        <w:rPr>
-          <w:rFonts w:ascii="Times New Roman" w:hAnsi="Times New Roman"/>
-          <w:sz w:val="28"/>
-          <w:szCs w:val="28"/>
-        </w:rPr>
-      </w:pPr>
-    </w:p>
-    <w:p>
-      <w:pPr>
-        <w:rPr>
-          <w:rFonts w:ascii="Times New Roman" w:hAnsi="Times New Roman"/>
-          <w:sz w:val="28"/>
-          <w:szCs w:val="28"/>
-        </w:rPr>
-      </w:pPr>
-      <w:r>
-        <w:rPr>
-          <w:rFonts w:ascii="Times New Roman" w:hAnsi="Times New Roman" w:hint="eastAsia"/>
+        <w:t>进行延伸搜索，主要处理吃子和被将军等剧烈变化的局面。程序首先进行深度与时间保护，扫描九宫格，</w:t>
+      </w:r>
+      <w:r>
+        <w:rPr>
+          <w:rFonts w:ascii="Times New Roman" w:hAnsi="Times New Roman" w:hint="eastAsia"/>
+          <w:sz w:val="28"/>
+          <w:szCs w:val="28"/>
+        </w:rPr>
+        <w:t>考虑将军状态是否需要特殊处理</w:t>
+      </w:r>
+      <w:r>
+        <w:rPr>
+          <w:rFonts w:ascii="Times New Roman" w:hAnsi="Times New Roman"/>
+          <w:sz w:val="28"/>
+          <w:szCs w:val="28"/>
+        </w:rPr>
+        <w:t>。若未被将军，程序会计算当前局面的静态基础分（</w:t>
+      </w:r>
+      <w:r>
+        <w:rPr>
+          <w:rFonts w:ascii="Times New Roman" w:hAnsi="Times New Roman"/>
+          <w:sz w:val="28"/>
+          <w:szCs w:val="28"/>
+        </w:rPr>
+        <w:t>Stand Pat</w:t>
+      </w:r>
+      <w:r>
+        <w:rPr>
+          <w:rFonts w:ascii="Times New Roman" w:hAnsi="Times New Roman"/>
+          <w:sz w:val="28"/>
+          <w:szCs w:val="28"/>
+        </w:rPr>
+        <w:t>），若该分数大于等于</w:t>
+      </w:r>
+      <w:r>
+        <w:rPr>
+          <w:rFonts w:ascii="Times New Roman" w:hAnsi="Times New Roman"/>
+          <w:sz w:val="28"/>
+          <w:szCs w:val="28"/>
+        </w:rPr>
+        <w:t xml:space="preserve"> beta </w:t>
+      </w:r>
+      <w:r>
+        <w:rPr>
+          <w:rFonts w:ascii="Times New Roman" w:hAnsi="Times New Roman"/>
+          <w:sz w:val="28"/>
+          <w:szCs w:val="28"/>
+        </w:rPr>
+        <w:t>则直接触发剪枝，否则尝试更新</w:t>
+      </w:r>
+      <w:r>
+        <w:rPr>
+          <w:rFonts w:ascii="Times New Roman" w:hAnsi="Times New Roman"/>
+          <w:sz w:val="28"/>
+          <w:szCs w:val="28"/>
+        </w:rPr>
+        <w:t xml:space="preserve"> alpha </w:t>
+      </w:r>
+      <w:r>
+        <w:rPr>
+          <w:rFonts w:ascii="Times New Roman" w:hAnsi="Times New Roman"/>
+          <w:sz w:val="28"/>
+          <w:szCs w:val="28"/>
+        </w:rPr>
+        <w:t>下界。接着，程序生成所有合法步，仅将吃子着法或解将着法纳入搜索；通过</w:t>
+      </w:r>
+      <w:r>
+        <w:rPr>
+          <w:rFonts w:ascii="Times New Roman" w:hAnsi="Times New Roman"/>
+          <w:sz w:val="28"/>
+          <w:szCs w:val="28"/>
+        </w:rPr>
+        <w:t xml:space="preserve"> board-&gt;isattacked </w:t>
+      </w:r>
+      <w:r>
+        <w:rPr>
+          <w:rFonts w:ascii="Times New Roman" w:hAnsi="Times New Roman"/>
+          <w:sz w:val="28"/>
+          <w:szCs w:val="28"/>
+        </w:rPr>
+        <w:t>判断目标位置保护状态以执行</w:t>
+      </w:r>
+      <w:r>
+        <w:rPr>
+          <w:rFonts w:ascii="Times New Roman" w:hAnsi="Times New Roman"/>
+          <w:sz w:val="28"/>
+          <w:szCs w:val="28"/>
+        </w:rPr>
+        <w:t>“</w:t>
+      </w:r>
+      <w:r>
+        <w:rPr>
+          <w:rFonts w:ascii="Times New Roman" w:hAnsi="Times New Roman"/>
+          <w:sz w:val="28"/>
+          <w:szCs w:val="28"/>
+        </w:rPr>
+        <w:t>不良吃子剪枝</w:t>
+      </w:r>
+      <w:r>
+        <w:rPr>
+          <w:rFonts w:ascii="Times New Roman" w:hAnsi="Times New Roman"/>
+          <w:sz w:val="28"/>
+          <w:szCs w:val="28"/>
+        </w:rPr>
+        <w:t>”</w:t>
+      </w:r>
+      <w:r>
+        <w:rPr>
+          <w:rFonts w:ascii="Times New Roman" w:hAnsi="Times New Roman"/>
+          <w:sz w:val="28"/>
+          <w:szCs w:val="28"/>
+        </w:rPr>
+        <w:t>（剔除亏本的交换行为），并利用</w:t>
+      </w:r>
+      <w:r>
+        <w:rPr>
+          <w:rFonts w:ascii="Times New Roman" w:hAnsi="Times New Roman"/>
+          <w:sz w:val="28"/>
+          <w:szCs w:val="28"/>
+        </w:rPr>
+        <w:t xml:space="preserve"> MVVLVA</w:t>
+      </w:r>
+      <w:r>
+        <w:rPr>
+          <w:rFonts w:ascii="Times New Roman" w:hAnsi="Times New Roman"/>
+          <w:sz w:val="28"/>
+          <w:szCs w:val="28"/>
+        </w:rPr>
+        <w:t>（最有价值受害者</w:t>
+      </w:r>
+      <w:r>
+        <w:rPr>
+          <w:rFonts w:ascii="Times New Roman" w:hAnsi="Times New Roman"/>
+          <w:sz w:val="28"/>
+          <w:szCs w:val="28"/>
+        </w:rPr>
+        <w:t>-</w:t>
+      </w:r>
+      <w:r>
+        <w:rPr>
+          <w:rFonts w:ascii="Times New Roman" w:hAnsi="Times New Roman"/>
+          <w:sz w:val="28"/>
+          <w:szCs w:val="28"/>
+        </w:rPr>
+        <w:t>最无价值攻击者）对着法进行高优先级打分。最终，程序采用延迟选择排序逐一提取当前最高分着法，递归调用带有深度递减的</w:t>
+      </w:r>
+      <w:r>
+        <w:rPr>
+          <w:rFonts w:ascii="Times New Roman" w:hAnsi="Times New Roman"/>
+          <w:sz w:val="28"/>
+          <w:szCs w:val="28"/>
+        </w:rPr>
+        <w:t xml:space="preserve"> quiescence_search </w:t>
+      </w:r>
+      <w:r>
+        <w:rPr>
+          <w:rFonts w:ascii="Times New Roman" w:hAnsi="Times New Roman"/>
+          <w:sz w:val="28"/>
+          <w:szCs w:val="28"/>
+        </w:rPr>
+        <w:t>进行负极大值推演，结合</w:t>
+      </w:r>
+      <w:r>
+        <w:rPr>
+          <w:rFonts w:ascii="Times New Roman" w:hAnsi="Times New Roman" w:hint="eastAsia"/>
+          <w:sz w:val="28"/>
+          <w:szCs w:val="28"/>
+        </w:rPr>
+        <w:t>软失败机制</w:t>
+      </w:r>
+      <w:r>
+        <w:rPr>
+          <w:rFonts w:ascii="Times New Roman" w:hAnsi="Times New Roman"/>
+          <w:sz w:val="28"/>
+          <w:szCs w:val="28"/>
+        </w:rPr>
+        <w:t>返回该节点下的最真实评估分数。</w:t>
+      </w:r>
+    </w:p>
+    <w:p>
+      <w:pPr>
+        <w:rPr>
+          <w:rFonts w:ascii="Times New Roman" w:hAnsi="Times New Roman" w:hint="eastAsia"/>
+          <w:sz w:val="28"/>
+          <w:szCs w:val="28"/>
+        </w:rPr>
+      </w:pPr>
+    </w:p>
+    <w:p>
+      <w:pPr>
+        <w:rPr>
+          <w:rFonts w:ascii="Times New Roman" w:hAnsi="Times New Roman"/>
+          <w:sz w:val="28"/>
+          <w:szCs w:val="28"/>
+        </w:rPr>
+      </w:pPr>
+      <w:r>
+        <w:rPr>
+          <w:rFonts w:ascii="Times New Roman" w:hAnsi="Times New Roman" w:hint="eastAsia"/>
+          <w:sz w:val="28"/>
+          <w:szCs w:val="28"/>
+        </w:rPr>
+        <w:t>3.</w:t>
+      </w:r>
+      <w:r>
+        <w:rPr>
+          <w:rFonts w:ascii="Times New Roman" w:hAnsi="Times New Roman" w:hint="eastAsia"/>
+          <w:sz w:val="28"/>
+          <w:szCs w:val="28"/>
+        </w:rPr>
+        <w:t>6</w:t>
+      </w:r>
+      <w:r>
+        <w:rPr>
+          <w:rFonts w:ascii="Times New Roman" w:hAnsi="Times New Roman"/>
+          <w:sz w:val="28"/>
+          <w:szCs w:val="28"/>
+        </w:rPr>
+        <w:t>将军状态的特殊处理</w:t>
+      </w:r>
+    </w:p>
+    <w:p>
+      <w:pPr>
+        <w:rPr>
+          <w:rFonts w:ascii="Times New Roman" w:hAnsi="Times New Roman"/>
+          <w:sz w:val="28"/>
+          <w:szCs w:val="28"/>
+        </w:rPr>
+      </w:pPr>
+      <w:r>
+        <w:rPr>
+          <w:rFonts w:ascii="Times New Roman" w:hAnsi="Times New Roman"/>
+          <w:sz w:val="28"/>
+          <w:szCs w:val="28"/>
+        </w:rPr>
+        <w:tab/>
+      </w:r>
+      <w:r>
+        <w:rPr>
+          <w:rFonts w:ascii="Times New Roman" w:hAnsi="Times New Roman" w:hint="eastAsia"/>
+          <w:b/>
+          <w:bCs/>
+          <w:sz w:val="28"/>
+          <w:szCs w:val="28"/>
+        </w:rPr>
+        <w:t xml:space="preserve"> </w:t>
+      </w:r>
+      <w:r>
+        <w:rPr>
+          <w:rFonts w:ascii="Times New Roman" w:hAnsi="Times New Roman" w:hint="eastAsia"/>
+          <w:b/>
+          <w:bCs/>
+          <w:sz w:val="28"/>
+          <w:szCs w:val="28"/>
+        </w:rPr>
+        <w:t>方法描述</w:t>
+      </w:r>
+      <w:r>
+        <w:rPr>
+          <w:rFonts w:ascii="Times New Roman" w:hAnsi="Times New Roman" w:hint="eastAsia"/>
+          <w:b/>
+          <w:bCs/>
+          <w:sz w:val="28"/>
+          <w:szCs w:val="28"/>
+        </w:rPr>
+        <w:t>：</w:t>
+      </w:r>
+      <w:r>
+        <w:rPr>
+          <w:rFonts w:ascii="Times New Roman" w:hAnsi="Times New Roman" w:hint="eastAsia"/>
+          <w:sz w:val="28"/>
+          <w:szCs w:val="28"/>
+        </w:rPr>
+        <w:t>在</w:t>
+      </w:r>
+      <w:r>
+        <w:rPr>
+          <w:rFonts w:ascii="Times New Roman" w:hAnsi="Times New Roman"/>
+          <w:sz w:val="28"/>
+          <w:szCs w:val="28"/>
+        </w:rPr>
+        <w:t>Quiescence Search</w:t>
+      </w:r>
+      <w:r>
+        <w:rPr>
+          <w:rFonts w:ascii="Times New Roman" w:hAnsi="Times New Roman" w:hint="eastAsia"/>
+          <w:sz w:val="28"/>
+          <w:szCs w:val="28"/>
+        </w:rPr>
+        <w:t>中只</w:t>
+      </w:r>
+      <w:r>
+        <w:rPr>
+          <w:rFonts w:ascii="Times New Roman" w:hAnsi="Times New Roman"/>
+          <w:sz w:val="28"/>
+          <w:szCs w:val="28"/>
+        </w:rPr>
+        <w:t>扫描九宫格找到己方将帅，并检测是否被将军（</w:t>
+      </w:r>
+      <w:r>
+        <w:rPr>
+          <w:rFonts w:ascii="Times New Roman" w:hAnsi="Times New Roman"/>
+          <w:sz w:val="28"/>
+          <w:szCs w:val="28"/>
+        </w:rPr>
+        <w:t>inCheck</w:t>
+      </w:r>
+      <w:r>
+        <w:rPr>
+          <w:rFonts w:ascii="Times New Roman" w:hAnsi="Times New Roman"/>
+          <w:sz w:val="28"/>
+          <w:szCs w:val="28"/>
+        </w:rPr>
+        <w:t>）。</w:t>
+      </w:r>
+      <w:r>
+        <w:rPr>
+          <w:sz w:val="28"/>
+          <w:szCs w:val="28"/>
+        </w:rPr>
+        <w:t xml:space="preserve"> </w:t>
+      </w:r>
+      <w:r>
+        <w:rPr>
+          <w:sz w:val="28"/>
+          <w:szCs w:val="28"/>
+        </w:rPr>
+        <w:t>如果处于</w:t>
+      </w:r>
+      <w:r>
+        <w:rPr>
+          <w:sz w:val="28"/>
+          <w:szCs w:val="28"/>
+        </w:rPr>
+        <w:t xml:space="preserve"> inCheck</w:t>
+      </w:r>
+      <w:r>
+        <w:rPr>
+          <w:sz w:val="28"/>
+          <w:szCs w:val="28"/>
+        </w:rPr>
+        <w:t>，禁用</w:t>
+      </w:r>
+      <w:r>
+        <w:rPr>
+          <w:sz w:val="28"/>
+          <w:szCs w:val="28"/>
+        </w:rPr>
+        <w:t xml:space="preserve"> Stand Pat</w:t>
+      </w:r>
+      <w:r>
+        <w:rPr>
+          <w:sz w:val="28"/>
+          <w:szCs w:val="28"/>
+        </w:rPr>
+        <w:t>（。</w:t>
+      </w:r>
+      <w:r>
+        <w:rPr>
+          <w:rFonts w:ascii="Times New Roman" w:hAnsi="Times New Roman"/>
+          <w:sz w:val="28"/>
+          <w:szCs w:val="28"/>
+        </w:rPr>
+        <w:t xml:space="preserve"> </w:t>
+      </w:r>
+      <w:r>
+        <w:rPr>
+          <w:rFonts w:ascii="Times New Roman" w:hAnsi="Times New Roman"/>
+          <w:sz w:val="28"/>
+          <w:szCs w:val="28"/>
+        </w:rPr>
+        <w:t>在后续着法生成时，如果不被将军，只搜索吃子着法（</w:t>
+      </w:r>
+      <w:r>
+        <w:rPr>
+          <w:rFonts w:ascii="Times New Roman" w:hAnsi="Times New Roman"/>
+          <w:sz w:val="28"/>
+          <w:szCs w:val="28"/>
+        </w:rPr>
+        <w:t>victim != None</w:t>
+      </w:r>
+      <w:r>
+        <w:rPr>
+          <w:rFonts w:ascii="Times New Roman" w:hAnsi="Times New Roman"/>
+          <w:sz w:val="28"/>
+          <w:szCs w:val="28"/>
+        </w:rPr>
+        <w:t>）；如果被将军，则允许所有合法着法（包括非吃子的逃将着法）进入静态搜索队列。在将军时，逃将着法（非吃子）被赋予</w:t>
+      </w:r>
+      <w:r>
+        <w:rPr>
+          <w:rFonts w:ascii="Times New Roman" w:hAnsi="Times New Roman"/>
+          <w:sz w:val="28"/>
+          <w:szCs w:val="28"/>
+        </w:rPr>
+        <w:t xml:space="preserve"> AttackerValue[attacker] </w:t>
+      </w:r>
+      <w:r>
+        <w:rPr>
+          <w:rFonts w:ascii="Times New Roman" w:hAnsi="Times New Roman"/>
+          <w:sz w:val="28"/>
+          <w:szCs w:val="28"/>
+        </w:rPr>
+        <w:t>的分数，而吃子着法被赋予</w:t>
+      </w:r>
+      <w:r>
+        <w:rPr>
+          <w:rFonts w:ascii="Times New Roman" w:hAnsi="Times New Roman"/>
+          <w:sz w:val="28"/>
+          <w:szCs w:val="28"/>
+        </w:rPr>
+        <w:t xml:space="preserve"> mvvlva + 10000</w:t>
+      </w:r>
+      <w:r>
+        <w:rPr>
+          <w:rFonts w:ascii="Times New Roman" w:hAnsi="Times New Roman"/>
+          <w:sz w:val="28"/>
+          <w:szCs w:val="28"/>
+        </w:rPr>
+        <w:t>。这确保了在解将时，吃掉对方将军的子的优先级远远高于单纯</w:t>
+      </w:r>
+      <w:r>
+        <w:rPr>
+          <w:rFonts w:ascii="Times New Roman" w:hAnsi="Times New Roman" w:hint="eastAsia"/>
+          <w:sz w:val="28"/>
+          <w:szCs w:val="28"/>
+        </w:rPr>
+        <w:t>解将</w:t>
+      </w:r>
+      <w:r>
+        <w:rPr>
+          <w:rFonts w:ascii="Times New Roman" w:hAnsi="Times New Roman"/>
+          <w:sz w:val="28"/>
+          <w:szCs w:val="28"/>
+        </w:rPr>
+        <w:t>。</w:t>
+      </w:r>
+    </w:p>
+    <w:p>
+      <w:pPr>
+        <w:rPr>
+          <w:rFonts w:hint="eastAsia"/>
+          <w:sz w:val="28"/>
+          <w:szCs w:val="28"/>
+        </w:rPr>
+      </w:pPr>
+    </w:p>
+    <w:p>
+      <w:pPr>
+        <w:rPr>
+          <w:rFonts w:ascii="Times New Roman" w:hAnsi="Times New Roman" w:hint="eastAsia"/>
+          <w:sz w:val="28"/>
+          <w:szCs w:val="28"/>
+        </w:rPr>
+      </w:pPr>
+      <w:r>
+        <w:rPr>
+          <w:rFonts w:ascii="Times New Roman" w:hAnsi="Times New Roman" w:hint="eastAsia"/>
+          <w:sz w:val="28"/>
+          <w:szCs w:val="28"/>
+        </w:rPr>
+        <w:t>3.</w:t>
+      </w:r>
+      <w:r>
+        <w:rPr>
+          <w:rFonts w:ascii="Times New Roman" w:hAnsi="Times New Roman" w:hint="eastAsia"/>
+          <w:sz w:val="28"/>
+          <w:szCs w:val="28"/>
+        </w:rPr>
+        <w:t>7</w:t>
+      </w:r>
+      <w:r>
+        <w:rPr>
+          <w:rFonts w:ascii="Times New Roman" w:hAnsi="Times New Roman"/>
+          <w:sz w:val="28"/>
+          <w:szCs w:val="28"/>
+        </w:rPr>
+        <w:t>不良吃子剪枝</w:t>
+      </w:r>
+    </w:p>
+    <w:p>
+      <w:pPr>
+        <w:rPr>
+          <w:sz w:val="28"/>
+          <w:szCs w:val="28"/>
+        </w:rPr>
+      </w:pPr>
+      <w:r>
+        <w:rPr>
+          <w:rFonts w:ascii="Times New Roman" w:hAnsi="Times New Roman"/>
           <w:sz w:val="28"/>
           <w:szCs w:val="28"/>
         </w:rPr>
         <w:lastRenderedPageBreak/>
+        <w:tab/>
+      </w:r>
+      <w:r>
+        <w:rPr>
+          <w:rFonts w:ascii="Times New Roman" w:hAnsi="Times New Roman" w:hint="eastAsia"/>
+          <w:b/>
+          <w:bCs/>
+          <w:sz w:val="28"/>
+          <w:szCs w:val="28"/>
+        </w:rPr>
+        <w:t xml:space="preserve"> </w:t>
+      </w:r>
+      <w:r>
+        <w:rPr>
+          <w:rFonts w:ascii="Times New Roman" w:hAnsi="Times New Roman" w:hint="eastAsia"/>
+          <w:b/>
+          <w:bCs/>
+          <w:sz w:val="28"/>
+          <w:szCs w:val="28"/>
+        </w:rPr>
+        <w:t>方法描述</w:t>
+      </w:r>
+      <w:r>
+        <w:rPr>
+          <w:rFonts w:ascii="Times New Roman" w:hAnsi="Times New Roman" w:hint="eastAsia"/>
+          <w:b/>
+          <w:bCs/>
+          <w:sz w:val="28"/>
+          <w:szCs w:val="28"/>
+        </w:rPr>
+        <w:t>：</w:t>
+      </w:r>
+      <w:r>
+        <w:rPr>
+          <w:rFonts w:ascii="Times New Roman" w:hAnsi="Times New Roman" w:hint="eastAsia"/>
+          <w:sz w:val="28"/>
+          <w:szCs w:val="28"/>
+        </w:rPr>
+        <w:t>在</w:t>
+      </w:r>
+      <w:r>
+        <w:rPr>
+          <w:rFonts w:ascii="Times New Roman" w:hAnsi="Times New Roman"/>
+          <w:sz w:val="28"/>
+          <w:szCs w:val="28"/>
+        </w:rPr>
+        <w:t>Quiescence Search</w:t>
+      </w:r>
+      <w:r>
+        <w:rPr>
+          <w:rFonts w:ascii="Times New Roman" w:hAnsi="Times New Roman" w:hint="eastAsia"/>
+          <w:sz w:val="28"/>
+          <w:szCs w:val="28"/>
+        </w:rPr>
+        <w:t>中</w:t>
+      </w:r>
+      <w:r>
+        <w:rPr>
+          <w:rFonts w:ascii="Times New Roman" w:hAnsi="Times New Roman"/>
+          <w:sz w:val="28"/>
+          <w:szCs w:val="28"/>
+        </w:rPr>
+        <w:t>剔除明显</w:t>
+      </w:r>
+      <w:r>
+        <w:rPr>
+          <w:rFonts w:ascii="Times New Roman" w:hAnsi="Times New Roman" w:hint="eastAsia"/>
+          <w:sz w:val="28"/>
+          <w:szCs w:val="28"/>
+        </w:rPr>
+        <w:t>价值不对等</w:t>
+      </w:r>
+      <w:r>
+        <w:rPr>
+          <w:rFonts w:ascii="Times New Roman" w:hAnsi="Times New Roman"/>
+          <w:sz w:val="28"/>
+          <w:szCs w:val="28"/>
+        </w:rPr>
+        <w:t>的</w:t>
+      </w:r>
+      <w:r>
+        <w:rPr>
+          <w:rFonts w:ascii="Times New Roman" w:hAnsi="Times New Roman" w:hint="eastAsia"/>
+          <w:sz w:val="28"/>
+          <w:szCs w:val="28"/>
+        </w:rPr>
+        <w:t>着棋步</w:t>
+      </w:r>
+      <w:r>
+        <w:rPr>
+          <w:rFonts w:ascii="Times New Roman" w:hAnsi="Times New Roman"/>
+          <w:sz w:val="28"/>
+          <w:szCs w:val="28"/>
+        </w:rPr>
+        <w:t>。</w:t>
+      </w:r>
+      <w:r>
+        <w:rPr>
+          <w:rFonts w:hint="eastAsia"/>
+          <w:sz w:val="28"/>
+          <w:szCs w:val="28"/>
+        </w:rPr>
+        <w:t>在</w:t>
+      </w:r>
+      <w:r>
+        <w:rPr>
+          <w:sz w:val="28"/>
+          <w:szCs w:val="28"/>
+        </w:rPr>
+        <w:t>当前未被将军</w:t>
+      </w:r>
+      <w:r>
+        <w:rPr>
+          <w:sz w:val="28"/>
+          <w:szCs w:val="28"/>
+        </w:rPr>
+        <w:t xml:space="preserve"> (!inCheck)</w:t>
+      </w:r>
+      <w:r>
+        <w:rPr>
+          <w:rFonts w:hint="eastAsia"/>
+          <w:sz w:val="28"/>
+          <w:szCs w:val="28"/>
+        </w:rPr>
+        <w:t>、</w:t>
+      </w:r>
+      <w:r>
+        <w:rPr>
+          <w:rFonts w:ascii="Times New Roman" w:hAnsi="Times New Roman"/>
+          <w:sz w:val="28"/>
+          <w:szCs w:val="28"/>
+        </w:rPr>
+        <w:t>目标子有保护</w:t>
+      </w:r>
+      <w:r>
+        <w:rPr>
+          <w:rFonts w:ascii="Times New Roman" w:hAnsi="Times New Roman"/>
+          <w:sz w:val="28"/>
+          <w:szCs w:val="28"/>
+        </w:rPr>
+        <w:t xml:space="preserve"> (isProtected)</w:t>
+      </w:r>
+      <w:r>
+        <w:rPr>
+          <w:rFonts w:ascii="Times New Roman" w:hAnsi="Times New Roman" w:hint="eastAsia"/>
+          <w:sz w:val="28"/>
+          <w:szCs w:val="28"/>
+        </w:rPr>
+        <w:t>、</w:t>
+      </w:r>
+      <w:r>
+        <w:rPr>
+          <w:rFonts w:ascii="Times New Roman" w:hAnsi="Times New Roman"/>
+          <w:sz w:val="28"/>
+          <w:szCs w:val="28"/>
+        </w:rPr>
+        <w:t>受害者的价值低于攻击者的价值</w:t>
+      </w:r>
+      <w:r>
+        <w:rPr>
+          <w:rFonts w:ascii="Times New Roman" w:hAnsi="Times New Roman"/>
+          <w:sz w:val="28"/>
+          <w:szCs w:val="28"/>
+        </w:rPr>
+        <w:t xml:space="preserve"> (VictimValue &lt; AttackerValue)</w:t>
+      </w:r>
+      <w:r>
+        <w:rPr>
+          <w:rFonts w:ascii="Times New Roman" w:hAnsi="Times New Roman" w:hint="eastAsia"/>
+          <w:sz w:val="28"/>
+          <w:szCs w:val="28"/>
+        </w:rPr>
+        <w:t>时进行</w:t>
+      </w:r>
+      <w:r>
+        <w:rPr>
+          <w:rFonts w:ascii="Times New Roman" w:hAnsi="Times New Roman" w:hint="eastAsia"/>
+          <w:sz w:val="28"/>
+          <w:szCs w:val="28"/>
+        </w:rPr>
+        <w:t>剪枝，避免</w:t>
+      </w:r>
+      <w:r>
+        <w:rPr>
+          <w:rFonts w:ascii="Times New Roman" w:hAnsi="Times New Roman"/>
+          <w:sz w:val="28"/>
+          <w:szCs w:val="28"/>
+        </w:rPr>
+        <w:t>导致搜索树过度膨胀</w:t>
+      </w:r>
+      <w:r>
+        <w:rPr>
+          <w:rFonts w:ascii="Times New Roman" w:hAnsi="Times New Roman" w:hint="eastAsia"/>
+          <w:sz w:val="28"/>
+          <w:szCs w:val="28"/>
+        </w:rPr>
+        <w:t>而引发的连续交换；在例外时进行保护</w:t>
+      </w:r>
+      <w:r>
+        <w:rPr>
+          <w:sz w:val="28"/>
+          <w:szCs w:val="28"/>
+        </w:rPr>
+        <w:t xml:space="preserve"> </w:t>
+      </w:r>
+      <w:r>
+        <w:rPr>
+          <w:rFonts w:hint="eastAsia"/>
+          <w:sz w:val="28"/>
+          <w:szCs w:val="28"/>
+        </w:rPr>
+        <w:t>：</w:t>
+      </w:r>
+      <w:r>
+        <w:rPr>
+          <w:sz w:val="28"/>
+          <w:szCs w:val="28"/>
+        </w:rPr>
+        <w:t>if(Tuning::VictimValue[victim] &lt; 3)</w:t>
+      </w:r>
+      <w:r>
+        <w:rPr>
+          <w:sz w:val="28"/>
+          <w:szCs w:val="28"/>
+        </w:rPr>
+        <w:t>（假设</w:t>
+      </w:r>
+      <w:r>
+        <w:rPr>
+          <w:sz w:val="28"/>
+          <w:szCs w:val="28"/>
+        </w:rPr>
+        <w:t xml:space="preserve"> 3 </w:t>
+      </w:r>
+      <w:r>
+        <w:rPr>
+          <w:sz w:val="28"/>
+          <w:szCs w:val="28"/>
+        </w:rPr>
+        <w:t>代表马</w:t>
+      </w:r>
+      <w:r>
+        <w:rPr>
+          <w:sz w:val="28"/>
+          <w:szCs w:val="28"/>
+        </w:rPr>
+        <w:t>/</w:t>
+      </w:r>
+      <w:r>
+        <w:rPr>
+          <w:sz w:val="28"/>
+          <w:szCs w:val="28"/>
+        </w:rPr>
+        <w:t>炮的价值）</w:t>
+      </w:r>
+      <w:r>
+        <w:rPr>
+          <w:rFonts w:hint="eastAsia"/>
+          <w:sz w:val="28"/>
+          <w:szCs w:val="28"/>
+        </w:rPr>
+        <w:t>，</w:t>
+      </w:r>
+      <w:r>
+        <w:rPr>
+          <w:sz w:val="28"/>
+          <w:szCs w:val="28"/>
+        </w:rPr>
+        <w:t>这意味着，即使是</w:t>
+      </w:r>
+      <w:r>
+        <w:rPr>
+          <w:rFonts w:hint="eastAsia"/>
+          <w:sz w:val="28"/>
+          <w:szCs w:val="28"/>
+        </w:rPr>
+        <w:t>价值不对等</w:t>
+      </w:r>
+      <w:r>
+        <w:rPr>
+          <w:sz w:val="28"/>
+          <w:szCs w:val="28"/>
+        </w:rPr>
+        <w:t>，只要吃的是大子，依然保留搜索</w:t>
+      </w:r>
+      <w:r>
+        <w:rPr>
+          <w:rFonts w:hint="eastAsia"/>
+          <w:sz w:val="28"/>
+          <w:szCs w:val="28"/>
+        </w:rPr>
+        <w:t>，</w:t>
+      </w:r>
+      <w:r>
+        <w:rPr>
+          <w:sz w:val="28"/>
+          <w:szCs w:val="28"/>
+        </w:rPr>
+        <w:t>只有在</w:t>
+      </w:r>
+      <w:r>
+        <w:rPr>
+          <w:sz w:val="28"/>
+          <w:szCs w:val="28"/>
+        </w:rPr>
+        <w:t>“</w:t>
+      </w:r>
+      <w:r>
+        <w:rPr>
+          <w:sz w:val="28"/>
+          <w:szCs w:val="28"/>
+        </w:rPr>
+        <w:t>用大子换对方有保护的低价值子（如小兵）</w:t>
+      </w:r>
+      <w:r>
+        <w:rPr>
+          <w:sz w:val="28"/>
+          <w:szCs w:val="28"/>
+        </w:rPr>
+        <w:t>”</w:t>
+      </w:r>
+      <w:r>
+        <w:rPr>
+          <w:sz w:val="28"/>
+          <w:szCs w:val="28"/>
+        </w:rPr>
+        <w:t>时才执行剪枝（</w:t>
+      </w:r>
+      <w:r>
+        <w:rPr>
+          <w:sz w:val="28"/>
+          <w:szCs w:val="28"/>
+        </w:rPr>
+        <w:t>continue</w:t>
+      </w:r>
+      <w:r>
+        <w:rPr>
+          <w:sz w:val="28"/>
+          <w:szCs w:val="28"/>
+        </w:rPr>
+        <w:t>）</w:t>
+      </w:r>
+      <w:r>
+        <w:rPr>
+          <w:rFonts w:hint="eastAsia"/>
+          <w:sz w:val="28"/>
+          <w:szCs w:val="28"/>
+        </w:rPr>
+        <w:t>。</w:t>
+      </w:r>
+    </w:p>
+    <w:p>
+      <w:pPr>
+        <w:rPr>
+          <w:rFonts w:hint="eastAsia"/>
+          <w:sz w:val="28"/>
+          <w:szCs w:val="28"/>
+        </w:rPr>
+      </w:pPr>
+    </w:p>
+    <w:p>
+      <w:pPr>
+        <w:rPr>
+          <w:rFonts w:ascii="Times New Roman" w:hAnsi="Times New Roman"/>
+          <w:sz w:val="28"/>
+          <w:szCs w:val="28"/>
+        </w:rPr>
+      </w:pPr>
+      <w:r>
+        <w:rPr>
+          <w:rFonts w:ascii="Times New Roman" w:hAnsi="Times New Roman" w:hint="eastAsia"/>
+          <w:sz w:val="28"/>
+          <w:szCs w:val="28"/>
+        </w:rPr>
         <w:t>3</w:t>
       </w:r>
       <w:r>
@@ -5348,7 +6347,262 @@
           <w:sz w:val="28"/>
           <w:szCs w:val="28"/>
         </w:rPr>
-        <w:t>.6 Null Move Pruning</w:t>
+        <w:t>.</w:t>
+      </w:r>
+      <w:r>
+        <w:rPr>
+          <w:rFonts w:ascii="Times New Roman" w:hAnsi="Times New Roman" w:hint="eastAsia"/>
+          <w:sz w:val="28"/>
+          <w:szCs w:val="28"/>
+        </w:rPr>
+        <w:t>8</w:t>
+      </w:r>
+      <w:r>
+        <w:rPr>
+          <w:rFonts w:ascii="Times New Roman" w:hAnsi="Times New Roman"/>
+          <w:sz w:val="28"/>
+          <w:szCs w:val="28"/>
+        </w:rPr>
+        <w:t>延迟选择排序</w:t>
+      </w:r>
+    </w:p>
+    <w:p>
+      <w:pPr>
+        <w:rPr>
+          <w:rFonts w:hint="eastAsia"/>
+          <w:b/>
+          <w:bCs/>
+          <w:sz w:val="28"/>
+          <w:szCs w:val="28"/>
+        </w:rPr>
+      </w:pPr>
+      <w:r>
+        <w:rPr>
+          <w:rFonts w:ascii="Times New Roman" w:hAnsi="Times New Roman"/>
+          <w:sz w:val="28"/>
+          <w:szCs w:val="28"/>
+        </w:rPr>
+        <w:tab/>
+      </w:r>
+      <w:r>
+        <w:rPr>
+          <w:rFonts w:ascii="Times New Roman" w:hAnsi="Times New Roman" w:hint="eastAsia"/>
+          <w:b/>
+          <w:bCs/>
+          <w:sz w:val="28"/>
+          <w:szCs w:val="28"/>
+        </w:rPr>
+        <w:t>方法描述：</w:t>
+      </w:r>
+      <w:r>
+        <w:rPr>
+          <w:rFonts w:ascii="Times New Roman" w:hAnsi="Times New Roman" w:hint="eastAsia"/>
+          <w:sz w:val="28"/>
+          <w:szCs w:val="28"/>
+        </w:rPr>
+        <w:t>在</w:t>
+      </w:r>
+      <w:r>
+        <w:rPr>
+          <w:rFonts w:ascii="Times New Roman" w:hAnsi="Times New Roman"/>
+          <w:sz w:val="28"/>
+          <w:szCs w:val="28"/>
+        </w:rPr>
+        <w:t>Quiescence Search</w:t>
+      </w:r>
+      <w:r>
+        <w:rPr>
+          <w:rFonts w:ascii="Times New Roman" w:hAnsi="Times New Roman" w:hint="eastAsia"/>
+          <w:sz w:val="28"/>
+          <w:szCs w:val="28"/>
+        </w:rPr>
+        <w:t>中</w:t>
+      </w:r>
+      <w:r>
+        <w:rPr>
+          <w:rFonts w:ascii="Times New Roman" w:hAnsi="Times New Roman"/>
+          <w:sz w:val="28"/>
+          <w:szCs w:val="28"/>
+        </w:rPr>
+        <w:t>遍历着法数组时，每次外层循环只在剩余未处理的着法中找出一个最高分的，找到后立刻执行搜索</w:t>
+      </w:r>
+      <w:r>
+        <w:rPr>
+          <w:rFonts w:ascii="Times New Roman" w:hAnsi="Times New Roman" w:hint="eastAsia"/>
+          <w:sz w:val="28"/>
+          <w:szCs w:val="28"/>
+        </w:rPr>
+        <w:t>，</w:t>
+      </w:r>
+      <w:r>
+        <w:rPr>
+          <w:rFonts w:ascii="Times New Roman" w:hAnsi="Times New Roman"/>
+          <w:sz w:val="28"/>
+          <w:szCs w:val="28"/>
+        </w:rPr>
+        <w:t>因为</w:t>
+      </w:r>
+      <w:r>
+        <w:rPr>
+          <w:rFonts w:ascii="Times New Roman" w:hAnsi="Times New Roman"/>
+          <w:sz w:val="28"/>
+          <w:szCs w:val="28"/>
+        </w:rPr>
+        <w:t xml:space="preserve"> Alpha-Beta </w:t>
+      </w:r>
+      <w:r>
+        <w:rPr>
+          <w:rFonts w:ascii="Times New Roman" w:hAnsi="Times New Roman"/>
+          <w:sz w:val="28"/>
+          <w:szCs w:val="28"/>
+        </w:rPr>
+        <w:t>搜索通常在测试第</w:t>
+      </w:r>
+      <w:r>
+        <w:rPr>
+          <w:rFonts w:ascii="Times New Roman" w:hAnsi="Times New Roman"/>
+          <w:sz w:val="28"/>
+          <w:szCs w:val="28"/>
+        </w:rPr>
+        <w:t xml:space="preserve"> 1 </w:t>
+      </w:r>
+      <w:r>
+        <w:rPr>
+          <w:rFonts w:ascii="Times New Roman" w:hAnsi="Times New Roman"/>
+          <w:sz w:val="28"/>
+          <w:szCs w:val="28"/>
+        </w:rPr>
+        <w:t>个或第</w:t>
+      </w:r>
+      <w:r>
+        <w:rPr>
+          <w:rFonts w:ascii="Times New Roman" w:hAnsi="Times New Roman"/>
+          <w:sz w:val="28"/>
+          <w:szCs w:val="28"/>
+        </w:rPr>
+        <w:t xml:space="preserve"> 2 </w:t>
+      </w:r>
+      <w:r>
+        <w:rPr>
+          <w:rFonts w:ascii="Times New Roman" w:hAnsi="Times New Roman"/>
+          <w:sz w:val="28"/>
+          <w:szCs w:val="28"/>
+        </w:rPr>
+        <w:t>个好着法时就会触发</w:t>
+      </w:r>
+      <w:r>
+        <w:rPr>
+          <w:rFonts w:ascii="Times New Roman" w:hAnsi="Times New Roman"/>
+          <w:sz w:val="28"/>
+          <w:szCs w:val="28"/>
+        </w:rPr>
+        <w:t xml:space="preserve"> val &gt;= beta </w:t>
+      </w:r>
+      <w:r>
+        <w:rPr>
+          <w:rFonts w:ascii="Times New Roman" w:hAnsi="Times New Roman"/>
+          <w:sz w:val="28"/>
+          <w:szCs w:val="28"/>
+        </w:rPr>
+        <w:t>剪枝并退出函数</w:t>
+      </w:r>
+      <w:r>
+        <w:rPr>
+          <w:rFonts w:ascii="Times New Roman" w:hAnsi="Times New Roman" w:hint="eastAsia"/>
+          <w:sz w:val="28"/>
+          <w:szCs w:val="28"/>
+        </w:rPr>
+        <w:t>，此时</w:t>
+      </w:r>
+      <w:r>
+        <w:rPr>
+          <w:rFonts w:ascii="Times New Roman" w:hAnsi="Times New Roman"/>
+          <w:sz w:val="28"/>
+          <w:szCs w:val="28"/>
+        </w:rPr>
+        <w:t>延迟排序</w:t>
+      </w:r>
+      <w:r>
+        <w:rPr>
+          <w:rFonts w:ascii="Times New Roman" w:hAnsi="Times New Roman" w:hint="eastAsia"/>
+          <w:sz w:val="28"/>
+          <w:szCs w:val="28"/>
+        </w:rPr>
+        <w:t>只有在需要挑出好着法时才进行排序操作，避免使用全局</w:t>
+      </w:r>
+      <w:r>
+        <w:rPr>
+          <w:rFonts w:ascii="Times New Roman" w:hAnsi="Times New Roman" w:hint="eastAsia"/>
+          <w:sz w:val="28"/>
+          <w:szCs w:val="28"/>
+        </w:rPr>
+        <w:t>s</w:t>
+      </w:r>
+      <w:r>
+        <w:rPr>
+          <w:rFonts w:ascii="Times New Roman" w:hAnsi="Times New Roman"/>
+          <w:sz w:val="28"/>
+          <w:szCs w:val="28"/>
+        </w:rPr>
+        <w:t xml:space="preserve">td::sort </w:t>
+      </w:r>
+      <w:r>
+        <w:rPr>
+          <w:rFonts w:ascii="Times New Roman" w:hAnsi="Times New Roman" w:hint="eastAsia"/>
+          <w:sz w:val="28"/>
+          <w:szCs w:val="28"/>
+        </w:rPr>
+        <w:t>全排序在静态搜索中造成性能浪费。</w:t>
+      </w:r>
+    </w:p>
+    <w:p>
+      <w:pPr>
+        <w:rPr>
+          <w:rFonts w:ascii="Times New Roman" w:hAnsi="Times New Roman" w:hint="eastAsia"/>
+          <w:sz w:val="28"/>
+          <w:szCs w:val="28"/>
+        </w:rPr>
+      </w:pPr>
+    </w:p>
+    <w:p>
+      <w:pPr>
+        <w:rPr>
+          <w:rFonts w:ascii="Times New Roman" w:hAnsi="Times New Roman"/>
+          <w:sz w:val="28"/>
+          <w:szCs w:val="28"/>
+        </w:rPr>
+      </w:pPr>
+      <w:r>
+        <w:rPr>
+          <w:rFonts w:ascii="Times New Roman" w:hAnsi="Times New Roman" w:hint="eastAsia"/>
+          <w:sz w:val="28"/>
+          <w:szCs w:val="28"/>
+        </w:rPr>
+        <w:t>3</w:t>
+      </w:r>
+      <w:r>
+        <w:rPr>
+          <w:rFonts w:ascii="Times New Roman" w:hAnsi="Times New Roman"/>
+          <w:sz w:val="28"/>
+          <w:szCs w:val="28"/>
+        </w:rPr>
+        <w:t>.</w:t>
+      </w:r>
+      <w:r>
+        <w:rPr>
+          <w:rFonts w:ascii="Times New Roman" w:hAnsi="Times New Roman" w:hint="eastAsia"/>
+          <w:sz w:val="28"/>
+          <w:szCs w:val="28"/>
+        </w:rPr>
+        <w:t>9</w:t>
+      </w:r>
+      <w:r>
+        <w:rPr>
+          <w:rFonts w:ascii="Times New Roman" w:hAnsi="Times New Roman"/>
+          <w:sz w:val="28"/>
+          <w:szCs w:val="28"/>
+        </w:rPr>
+        <w:t xml:space="preserve"> Null Move Pruning</w:t>
       </w:r>
       <w:r>
         <w:rPr>
@@ -5523,7 +6777,16 @@
           <w:sz w:val="28"/>
           <w:szCs w:val="28"/>
         </w:rPr>
-        <w:t>，说明当前局面对己方优势足够大，即使让一手也不会跌出</w:t>
+        <w:t>，说明当前局面对己方优势</w:t>
+      </w:r>
+      <w:r>
+        <w:rPr>
+          <w:rFonts w:ascii="Times New Roman" w:hAnsi="Times New Roman"/>
+          <w:sz w:val="28"/>
+          <w:szCs w:val="28"/>
+        </w:rPr>
+        <w:lastRenderedPageBreak/>
+        <w:t>足够大，即使让一手也不会跌出</w:t>
       </w:r>
       <w:r>
         <w:rPr>
@@ -5577,7 +6840,7 @@
     <w:p>
       <w:pPr>
         <w:rPr>
-          <w:rFonts w:ascii="Times New Roman" w:hAnsi="Times New Roman" w:hint="eastAsia"/>
+          <w:rFonts w:ascii="Times New Roman" w:hAnsi="Times New Roman"/>
           <w:sz w:val="28"/>
           <w:szCs w:val="28"/>
         </w:rPr>
@@ -5605,7 +6868,23 @@
           <w:sz w:val="28"/>
           <w:szCs w:val="28"/>
         </w:rPr>
-        <w:t xml:space="preserve">.7 </w:t>
+        <w:t>.</w:t>
+      </w:r>
+      <w:r>
+        <w:rPr>
+          <w:rFonts w:ascii="Times New Roman" w:hAnsi="Times New Roman" w:hint="eastAsia"/>
+          <w:sz w:val="28"/>
+          <w:szCs w:val="28"/>
+        </w:rPr>
+        <w:t>10</w:t>
+      </w:r>
+      <w:r>
+        <w:rPr>
+          <w:rFonts w:ascii="Times New Roman" w:hAnsi="Times New Roman"/>
+          <w:sz w:val="28"/>
+          <w:szCs w:val="28"/>
+        </w:rPr>
+        <w:t xml:space="preserve"> </w:t>
       </w:r>
       <w:r>
         <w:rPr>
@@ -5746,7 +7025,7 @@
     <w:p>
       <w:pPr>
         <w:rPr>
-          <w:rFonts w:ascii="Times New Roman" w:hAnsi="Times New Roman" w:hint="eastAsia"/>
+          <w:rFonts w:ascii="Times New Roman" w:hAnsi="Times New Roman"/>
           <w:sz w:val="28"/>
           <w:szCs w:val="28"/>
         </w:rPr>
@@ -5774,7 +7053,23 @@
           <w:sz w:val="28"/>
           <w:szCs w:val="28"/>
         </w:rPr>
-        <w:t xml:space="preserve">.8 </w:t>
+        <w:t>.</w:t>
+      </w:r>
+      <w:r>
+        <w:rPr>
+          <w:rFonts w:ascii="Times New Roman" w:hAnsi="Times New Roman" w:hint="eastAsia"/>
+          <w:sz w:val="28"/>
+          <w:szCs w:val="28"/>
+        </w:rPr>
+        <w:t>11</w:t>
+      </w:r>
+      <w:r>
+        <w:rPr>
+          <w:rFonts w:ascii="Times New Roman" w:hAnsi="Times New Roman"/>
+          <w:sz w:val="28"/>
+          <w:szCs w:val="28"/>
+        </w:rPr>
+        <w:t xml:space="preserve"> </w:t>
       </w:r>
       <w:r>
         <w:rPr>
@@ -5824,7 +7119,7 @@
         <w:ind w:firstLineChars="200" w:firstLine="562"/>
         <w:jc w:val="left"/>
         <w:rPr>
-          <w:rFonts w:ascii="Times New Roman" w:hAnsi="Times New Roman" w:hint="eastAsia"/>
+          <w:rFonts w:ascii="Times New Roman" w:hAnsi="Times New Roman"/>
           <w:sz w:val="28"/>
           <w:szCs w:val="28"/>
         </w:rPr>
@@ -5837,160 +7132,168 @@
           <w:sz w:val="28"/>
           <w:szCs w:val="28"/>
         </w:rPr>
+        <w:t>方法描述：</w:t>
+      </w:r>
+      <w:r>
+        <w:rPr>
+          <w:rFonts w:ascii="Times New Roman" w:hAnsi="Times New Roman"/>
+          <w:sz w:val="28"/>
+          <w:szCs w:val="28"/>
+        </w:rPr>
+        <w:t>在</w:t>
+      </w:r>
+      <w:r>
+        <w:rPr>
+          <w:rFonts w:ascii="Times New Roman" w:hAnsi="Times New Roman"/>
+          <w:sz w:val="28"/>
+          <w:szCs w:val="28"/>
+        </w:rPr>
+        <w:t xml:space="preserve"> alpha_beta_PVS_search </w:t>
+      </w:r>
+      <w:r>
+        <w:rPr>
+          <w:rFonts w:ascii="Times New Roman" w:hAnsi="Times New Roman"/>
+          <w:sz w:val="28"/>
+          <w:szCs w:val="28"/>
+        </w:rPr>
+        <w:t>中，程序对排序靠后的安静着法进行</w:t>
+      </w:r>
+      <w:r>
+        <w:rPr>
+          <w:rFonts w:ascii="Times New Roman" w:hAnsi="Times New Roman"/>
+          <w:sz w:val="28"/>
+          <w:szCs w:val="28"/>
+        </w:rPr>
+        <w:t xml:space="preserve"> LMR </w:t>
+      </w:r>
+      <w:r>
+        <w:rPr>
+          <w:rFonts w:ascii="Times New Roman" w:hAnsi="Times New Roman"/>
+          <w:sz w:val="28"/>
+          <w:szCs w:val="28"/>
+        </w:rPr>
+        <w:t>优化。当已经找到主要变例</w:t>
+      </w:r>
+      <w:r>
+        <w:rPr>
+          <w:rFonts w:ascii="Times New Roman" w:hAnsi="Times New Roman"/>
+          <w:sz w:val="28"/>
+          <w:szCs w:val="28"/>
+        </w:rPr>
+        <w:t xml:space="preserve"> foundPV</w:t>
+      </w:r>
+      <w:r>
+        <w:rPr>
+          <w:rFonts w:ascii="Times New Roman" w:hAnsi="Times New Roman"/>
+          <w:sz w:val="28"/>
+          <w:szCs w:val="28"/>
+        </w:rPr>
+        <w:t>、当前着法不是第一个着法、搜索深度不小于</w:t>
+      </w:r>
+      <w:r>
+        <w:rPr>
+          <w:rFonts w:ascii="Times New Roman" w:hAnsi="Times New Roman"/>
+          <w:sz w:val="28"/>
+          <w:szCs w:val="28"/>
+        </w:rPr>
+        <w:t xml:space="preserve"> 3</w:t>
+      </w:r>
+      <w:r>
+        <w:rPr>
+          <w:rFonts w:ascii="Times New Roman" w:hAnsi="Times New Roman"/>
+          <w:sz w:val="28"/>
+          <w:szCs w:val="28"/>
+        </w:rPr>
+        <w:t>，且</w:t>
+      </w:r>
+      <w:r>
+        <w:rPr>
+          <w:rFonts w:ascii="Times New Roman" w:hAnsi="Times New Roman"/>
+          <w:sz w:val="28"/>
+          <w:szCs w:val="28"/>
+        </w:rPr>
+        <w:t xml:space="preserve"> isQuietMove </w:t>
+      </w:r>
+      <w:r>
+        <w:rPr>
+          <w:rFonts w:ascii="Times New Roman" w:hAnsi="Times New Roman"/>
+          <w:sz w:val="28"/>
+          <w:szCs w:val="28"/>
+        </w:rPr>
+        <w:t>判定该步不是吃子、不是将军、也不制造重要棋子威胁时，先用减少</w:t>
+      </w:r>
+      <w:r>
+        <w:rPr>
+          <w:rFonts w:ascii="Times New Roman" w:hAnsi="Times New Roman"/>
+          <w:sz w:val="28"/>
+          <w:szCs w:val="28"/>
+        </w:rPr>
+        <w:t xml:space="preserve"> 1 </w:t>
+      </w:r>
+      <w:r>
+        <w:rPr>
+          <w:rFonts w:ascii="Times New Roman" w:hAnsi="Times New Roman"/>
+          <w:sz w:val="28"/>
+          <w:szCs w:val="28"/>
+        </w:rPr>
+        <w:t>层深度的零窗口搜索进行试探。</w:t>
+      </w:r>
+      <w:r>
+        <w:rPr>
+          <w:rFonts w:ascii="Times New Roman" w:hAnsi="Times New Roman" w:hint="eastAsia"/>
+          <w:sz w:val="28"/>
+          <w:szCs w:val="28"/>
+        </w:rPr>
+        <w:t>我们断言：由于这种着法在浅层没有引起剧烈变动，它很可能是一种极其平庸的着法，即缩减结果预期小于</w:t>
+      </w:r>
+      <w:r>
+        <w:rPr>
+          <w:rFonts w:ascii="Times New Roman" w:hAnsi="Times New Roman" w:hint="eastAsia"/>
+          <w:sz w:val="28"/>
+          <w:szCs w:val="28"/>
+        </w:rPr>
+        <w:t>alpha</w:t>
+      </w:r>
+      <w:r>
+        <w:rPr>
+          <w:rFonts w:ascii="Times New Roman" w:hAnsi="Times New Roman" w:hint="eastAsia"/>
+          <w:sz w:val="28"/>
+          <w:szCs w:val="28"/>
+        </w:rPr>
+        <w:t>。</w:t>
+      </w:r>
+      <w:r>
+        <w:rPr>
+          <w:rFonts w:ascii="Times New Roman" w:hAnsi="Times New Roman"/>
+          <w:sz w:val="28"/>
+          <w:szCs w:val="28"/>
+        </w:rPr>
+        <w:t>如果该缩减搜索结果仍然大于</w:t>
+      </w:r>
+      <w:r>
+        <w:rPr>
+          <w:rFonts w:ascii="Times New Roman" w:hAnsi="Times New Roman"/>
+          <w:sz w:val="28"/>
+          <w:szCs w:val="28"/>
+        </w:rPr>
+        <w:t xml:space="preserve"> alpha</w:t>
+      </w:r>
+      <w:r>
+        <w:rPr>
+          <w:rFonts w:ascii="Times New Roman" w:hAnsi="Times New Roman"/>
+          <w:sz w:val="28"/>
+          <w:szCs w:val="28"/>
+        </w:rPr>
+        <w:t>，说明该着法可能被</w:t>
+      </w:r>
+      <w:r>
+        <w:rPr>
+          <w:rFonts w:ascii="Times New Roman" w:hAnsi="Times New Roman"/>
+          <w:sz w:val="28"/>
+          <w:szCs w:val="28"/>
+        </w:rPr>
         <w:lastRenderedPageBreak/>
-        <w:t>方法描述：</w:t>
-      </w:r>
-      <w:r>
-        <w:rPr>
-          <w:rFonts w:ascii="Times New Roman" w:hAnsi="Times New Roman"/>
-          <w:sz w:val="28"/>
-          <w:szCs w:val="28"/>
-        </w:rPr>
-        <w:t>在</w:t>
-      </w:r>
-      <w:r>
-        <w:rPr>
-          <w:rFonts w:ascii="Times New Roman" w:hAnsi="Times New Roman"/>
-          <w:sz w:val="28"/>
-          <w:szCs w:val="28"/>
-        </w:rPr>
-        <w:t xml:space="preserve"> alpha_beta_PVS_search </w:t>
-      </w:r>
-      <w:r>
-        <w:rPr>
-          <w:rFonts w:ascii="Times New Roman" w:hAnsi="Times New Roman"/>
-          <w:sz w:val="28"/>
-          <w:szCs w:val="28"/>
-        </w:rPr>
-        <w:t>中，程序对排序靠后的安静着法进行</w:t>
-      </w:r>
-      <w:r>
-        <w:rPr>
-          <w:rFonts w:ascii="Times New Roman" w:hAnsi="Times New Roman"/>
-          <w:sz w:val="28"/>
-          <w:szCs w:val="28"/>
-        </w:rPr>
-        <w:t xml:space="preserve"> LMR </w:t>
-      </w:r>
-      <w:r>
-        <w:rPr>
-          <w:rFonts w:ascii="Times New Roman" w:hAnsi="Times New Roman"/>
-          <w:sz w:val="28"/>
-          <w:szCs w:val="28"/>
-        </w:rPr>
-        <w:t>优化。当已经找到主要变例</w:t>
-      </w:r>
-      <w:r>
-        <w:rPr>
-          <w:rFonts w:ascii="Times New Roman" w:hAnsi="Times New Roman"/>
-          <w:sz w:val="28"/>
-          <w:szCs w:val="28"/>
-        </w:rPr>
-        <w:t xml:space="preserve"> foundPV</w:t>
-      </w:r>
-      <w:r>
-        <w:rPr>
-          <w:rFonts w:ascii="Times New Roman" w:hAnsi="Times New Roman"/>
-          <w:sz w:val="28"/>
-          <w:szCs w:val="28"/>
-        </w:rPr>
-        <w:t>、当前着法不是第一个着法、搜索深度不小于</w:t>
-      </w:r>
-      <w:r>
-        <w:rPr>
-          <w:rFonts w:ascii="Times New Roman" w:hAnsi="Times New Roman"/>
-          <w:sz w:val="28"/>
-          <w:szCs w:val="28"/>
-        </w:rPr>
-        <w:t xml:space="preserve"> 3</w:t>
-      </w:r>
-      <w:r>
-        <w:rPr>
-          <w:rFonts w:ascii="Times New Roman" w:hAnsi="Times New Roman"/>
-          <w:sz w:val="28"/>
-          <w:szCs w:val="28"/>
-        </w:rPr>
-        <w:t>，且</w:t>
-      </w:r>
-      <w:r>
-        <w:rPr>
-          <w:rFonts w:ascii="Times New Roman" w:hAnsi="Times New Roman"/>
-          <w:sz w:val="28"/>
-          <w:szCs w:val="28"/>
-        </w:rPr>
-        <w:t xml:space="preserve"> isQuietMove </w:t>
-      </w:r>
-      <w:r>
-        <w:rPr>
-          <w:rFonts w:ascii="Times New Roman" w:hAnsi="Times New Roman"/>
-          <w:sz w:val="28"/>
-          <w:szCs w:val="28"/>
-        </w:rPr>
-        <w:t>判定该步不是吃子、不是将军、也不制造重要棋子威胁时，先用减少</w:t>
-      </w:r>
-      <w:r>
-        <w:rPr>
-          <w:rFonts w:ascii="Times New Roman" w:hAnsi="Times New Roman"/>
-          <w:sz w:val="28"/>
-          <w:szCs w:val="28"/>
-        </w:rPr>
-        <w:t xml:space="preserve"> 1 </w:t>
-      </w:r>
-      <w:r>
-        <w:rPr>
-          <w:rFonts w:ascii="Times New Roman" w:hAnsi="Times New Roman"/>
-          <w:sz w:val="28"/>
-          <w:szCs w:val="28"/>
-        </w:rPr>
-        <w:t>层深度的零窗口搜索进行试探。</w:t>
-      </w:r>
-      <w:r>
-        <w:rPr>
-          <w:rFonts w:ascii="Times New Roman" w:hAnsi="Times New Roman" w:hint="eastAsia"/>
-          <w:sz w:val="28"/>
-          <w:szCs w:val="28"/>
-        </w:rPr>
-        <w:t>我们断言：由于这种着法在浅层没有引起剧烈变动，它很可能是一种极其平庸的着法，即缩减结果预期小于</w:t>
-      </w:r>
-      <w:r>
-        <w:rPr>
-          <w:rFonts w:ascii="Times New Roman" w:hAnsi="Times New Roman" w:hint="eastAsia"/>
-          <w:sz w:val="28"/>
-          <w:szCs w:val="28"/>
-        </w:rPr>
-        <w:t>alpha</w:t>
-      </w:r>
-      <w:r>
-        <w:rPr>
-          <w:rFonts w:ascii="Times New Roman" w:hAnsi="Times New Roman" w:hint="eastAsia"/>
-          <w:sz w:val="28"/>
-          <w:szCs w:val="28"/>
-        </w:rPr>
-        <w:t>。</w:t>
-      </w:r>
-      <w:r>
-        <w:rPr>
-          <w:rFonts w:ascii="Times New Roman" w:hAnsi="Times New Roman"/>
-          <w:sz w:val="28"/>
-          <w:szCs w:val="28"/>
-        </w:rPr>
-        <w:t>如果该缩减搜索结果仍然大于</w:t>
-      </w:r>
-      <w:r>
-        <w:rPr>
-          <w:rFonts w:ascii="Times New Roman" w:hAnsi="Times New Roman"/>
-          <w:sz w:val="28"/>
-          <w:szCs w:val="28"/>
-        </w:rPr>
-        <w:t xml:space="preserve"> alpha</w:t>
-      </w:r>
-      <w:r>
-        <w:rPr>
-          <w:rFonts w:ascii="Times New Roman" w:hAnsi="Times New Roman"/>
-          <w:sz w:val="28"/>
-          <w:szCs w:val="28"/>
-        </w:rPr>
-        <w:t>，说明该着法可能被低估，再恢复完整深度并使用全窗口重新搜索。</w:t>
+        <w:t>低估，再恢复完整深度并使用全窗口重新搜索。</w:t>
       </w:r>
       <w:r>
         <w:rPr>
@@ -6019,11 +7322,11 @@
       </w:r>
       <w:r>
         <w:rPr>
-          <w:rFonts w:ascii="Times New Roman" w:hAnsi="Times New Roman"/>
-          <w:sz w:val="28"/>
-          <w:szCs w:val="28"/>
-        </w:rPr>
-        <w:t>9</w:t>
+          <w:rFonts w:ascii="Times New Roman" w:hAnsi="Times New Roman" w:hint="eastAsia"/>
+          <w:sz w:val="28"/>
+          <w:szCs w:val="28"/>
+        </w:rPr>
+        <w:t>12</w:t>
       </w:r>
       <w:r>
         <w:rPr>
@@ -6132,7 +7435,7 @@
     <w:p>
       <w:pPr>
         <w:rPr>
-          <w:rFonts w:ascii="Times New Roman" w:hAnsi="Times New Roman" w:hint="eastAsia"/>
+          <w:rFonts w:ascii="Times New Roman" w:hAnsi="Times New Roman"/>
           <w:sz w:val="28"/>
           <w:szCs w:val="28"/>
         </w:rPr>
@@ -6168,7 +7471,15 @@
           <w:sz w:val="28"/>
           <w:szCs w:val="28"/>
         </w:rPr>
-        <w:t>10</w:t>
+        <w:t>1</w:t>
+      </w:r>
+      <w:r>
+        <w:rPr>
+          <w:rFonts w:ascii="Times New Roman" w:hAnsi="Times New Roman" w:hint="eastAsia"/>
+          <w:sz w:val="28"/>
+          <w:szCs w:val="28"/>
+        </w:rPr>
+        <w:t>3</w:t>
       </w:r>
       <w:r>
         <w:rPr>
@@ -6219,64 +7530,193 @@
           <w:sz w:val="28"/>
           <w:szCs w:val="28"/>
         </w:rPr>
-        <w:t>方法描设计了</w:t>
-      </w:r>
-      <w:r>
-        <w:rPr>
-          <w:rFonts w:ascii="Times New Roman" w:hAnsi="Times New Roman"/>
-          <w:sz w:val="28"/>
-          <w:szCs w:val="28"/>
-        </w:rPr>
-        <w:t xml:space="preserve"> SearchTime </w:t>
-      </w:r>
-      <w:r>
-        <w:rPr>
-          <w:rFonts w:ascii="Times New Roman" w:hAnsi="Times New Roman"/>
-          <w:sz w:val="28"/>
-          <w:szCs w:val="28"/>
-        </w:rPr>
-        <w:t>类并在搜索循环中调用</w:t>
-      </w:r>
-      <w:r>
-        <w:rPr>
-          <w:rFonts w:ascii="Times New Roman" w:hAnsi="Times New Roman"/>
-          <w:sz w:val="28"/>
-          <w:szCs w:val="28"/>
-        </w:rPr>
-        <w:t xml:space="preserve"> check() </w:t>
-      </w:r>
-      <w:r>
-        <w:rPr>
-          <w:rFonts w:ascii="Times New Roman" w:hAnsi="Times New Roman"/>
-          <w:sz w:val="28"/>
-          <w:szCs w:val="28"/>
-        </w:rPr>
-        <w:t>监测耗时；在</w:t>
-      </w:r>
-      <w:r>
-        <w:rPr>
-          <w:rFonts w:ascii="Times New Roman" w:hAnsi="Times New Roman"/>
-          <w:sz w:val="28"/>
-          <w:szCs w:val="28"/>
-        </w:rPr>
-        <w:t xml:space="preserve"> giveOutputBotzone </w:t>
-      </w:r>
-      <w:r>
-        <w:rPr>
-          <w:rFonts w:ascii="Times New Roman" w:hAnsi="Times New Roman"/>
-          <w:sz w:val="28"/>
-          <w:szCs w:val="28"/>
-        </w:rPr>
-        <w:t>中，通过</w:t>
-      </w:r>
-      <w:r>
-        <w:rPr>
-          <w:rFonts w:ascii="Times New Roman" w:hAnsi="Times New Roman"/>
-          <w:sz w:val="28"/>
-          <w:szCs w:val="28"/>
-        </w:rPr>
-        <w:t xml:space="preserve"> Chess searchBoard </w:t>
-      </w:r>
+        <w:t>在</w:t>
+      </w:r>
+      <w:r>
+        <w:rPr>
+          <w:rFonts w:ascii="Times New Roman" w:hAnsi="Times New Roman"/>
+          <w:sz w:val="28"/>
+          <w:szCs w:val="28"/>
+        </w:rPr>
+        <w:t xml:space="preserve"> SearchTime::check </w:t>
+      </w:r>
+      <w:r>
+        <w:rPr>
+          <w:rFonts w:ascii="Times New Roman" w:hAnsi="Times New Roman"/>
+          <w:sz w:val="28"/>
+          <w:szCs w:val="28"/>
+        </w:rPr>
+        <w:t>中针对</w:t>
+      </w:r>
+      <w:r>
+        <w:rPr>
+          <w:rFonts w:ascii="Times New Roman" w:hAnsi="Times New Roman"/>
+          <w:sz w:val="28"/>
+          <w:szCs w:val="28"/>
+        </w:rPr>
+        <w:t xml:space="preserve"> AI </w:t>
+      </w:r>
+      <w:r>
+        <w:rPr>
+          <w:rFonts w:ascii="Times New Roman" w:hAnsi="Times New Roman"/>
+          <w:sz w:val="28"/>
+          <w:szCs w:val="28"/>
+        </w:rPr>
+        <w:t>博弈树搜索的单步耗时进行控制与阻断，主要防止引擎超时。程序在搜索起步时通过</w:t>
+      </w:r>
+      <w:r>
+        <w:rPr>
+          <w:rFonts w:ascii="Times New Roman" w:hAnsi="Times New Roman"/>
+          <w:sz w:val="28"/>
+          <w:szCs w:val="28"/>
+        </w:rPr>
+        <w:t xml:space="preserve"> steady_clock</w:t>
+      </w:r>
+      <w:r>
+        <w:rPr>
+          <w:rFonts w:ascii="Times New Roman" w:hAnsi="Times New Roman"/>
+          <w:sz w:val="28"/>
+          <w:szCs w:val="28"/>
+        </w:rPr>
+        <w:t>设定未来的超时截止点（</w:t>
+      </w:r>
+      <w:r>
+        <w:rPr>
+          <w:rFonts w:ascii="Times New Roman" w:hAnsi="Times New Roman"/>
+          <w:sz w:val="28"/>
+          <w:szCs w:val="28"/>
+        </w:rPr>
+        <w:t>endTime</w:t>
+      </w:r>
+      <w:r>
+        <w:rPr>
+          <w:rFonts w:ascii="Times New Roman" w:hAnsi="Times New Roman"/>
+          <w:sz w:val="28"/>
+          <w:szCs w:val="28"/>
+        </w:rPr>
+        <w:t>）。在搜索递归的深层节点中，引擎会高频调用内联的</w:t>
+      </w:r>
+      <w:r>
+        <w:rPr>
+          <w:rFonts w:ascii="Times New Roman" w:hAnsi="Times New Roman"/>
+          <w:sz w:val="28"/>
+          <w:szCs w:val="28"/>
+        </w:rPr>
+        <w:t xml:space="preserve"> check </w:t>
+      </w:r>
+      <w:r>
+        <w:rPr>
+          <w:rFonts w:ascii="Times New Roman" w:hAnsi="Times New Roman"/>
+          <w:sz w:val="28"/>
+          <w:szCs w:val="28"/>
+        </w:rPr>
+        <w:t>方法；用无符号整型计数器（</w:t>
+      </w:r>
+      <w:r>
+        <w:rPr>
+          <w:rFonts w:ascii="Times New Roman" w:hAnsi="Times New Roman"/>
+          <w:sz w:val="28"/>
+          <w:szCs w:val="28"/>
+        </w:rPr>
+        <w:t>checkerCount</w:t>
+      </w:r>
+      <w:r>
+        <w:rPr>
+          <w:rFonts w:ascii="Times New Roman" w:hAnsi="Times New Roman"/>
+          <w:sz w:val="28"/>
+          <w:szCs w:val="28"/>
+        </w:rPr>
+        <w:t>）与位与运算（</w:t>
+      </w:r>
+      <w:r>
+        <w:rPr>
+          <w:rFonts w:ascii="Times New Roman" w:hAnsi="Times New Roman"/>
+          <w:sz w:val="28"/>
+          <w:szCs w:val="28"/>
+        </w:rPr>
+        <w:t>&amp; 255</w:t>
+      </w:r>
+      <w:r>
+        <w:rPr>
+          <w:rFonts w:ascii="Times New Roman" w:hAnsi="Times New Roman"/>
+          <w:sz w:val="28"/>
+          <w:szCs w:val="28"/>
+        </w:rPr>
+        <w:t>）执行频率降级，使得每历经</w:t>
+      </w:r>
+      <w:r>
+        <w:rPr>
+          <w:rFonts w:ascii="Times New Roman" w:hAnsi="Times New Roman"/>
+          <w:sz w:val="28"/>
+          <w:szCs w:val="28"/>
+        </w:rPr>
+        <w:t xml:space="preserve"> 256 </w:t>
+      </w:r>
+      <w:r>
+        <w:rPr>
+          <w:rFonts w:ascii="Times New Roman" w:hAnsi="Times New Roman"/>
+          <w:sz w:val="28"/>
+          <w:szCs w:val="28"/>
+        </w:rPr>
+        <w:t>个节点才实际比对一次物理时钟。一旦检测到当前时间已越过截止点，程序将立即抛出自定义的</w:t>
+      </w:r>
+      <w:r>
+        <w:rPr>
+          <w:rFonts w:ascii="Times New Roman" w:hAnsi="Times New Roman"/>
+          <w:sz w:val="28"/>
+          <w:szCs w:val="28"/>
+        </w:rPr>
+        <w:t xml:space="preserve"> TimeOutException </w:t>
+      </w:r>
+      <w:r>
+        <w:rPr>
+          <w:rFonts w:ascii="Times New Roman" w:hAnsi="Times New Roman"/>
+          <w:sz w:val="28"/>
+          <w:szCs w:val="28"/>
+        </w:rPr>
+        <w:t>异常，通过</w:t>
+      </w:r>
+      <w:r>
+        <w:rPr>
+          <w:rFonts w:ascii="Times New Roman" w:hAnsi="Times New Roman"/>
+          <w:sz w:val="28"/>
+          <w:szCs w:val="28"/>
+        </w:rPr>
+        <w:t xml:space="preserve"> C++ </w:t>
+      </w:r>
+      <w:r>
+        <w:rPr>
+          <w:rFonts w:ascii="Times New Roman" w:hAnsi="Times New Roman"/>
+          <w:sz w:val="28"/>
+          <w:szCs w:val="28"/>
+        </w:rPr>
+        <w:t>的异常处理机制迅速引发调用栈回溯（</w:t>
+      </w:r>
+      <w:r>
+        <w:rPr>
+          <w:rFonts w:ascii="Times New Roman" w:hAnsi="Times New Roman"/>
+          <w:sz w:val="28"/>
+          <w:szCs w:val="28"/>
+        </w:rPr>
+        <w:t>Stack Unwinding</w:t>
+      </w:r>
+      <w:r>
+        <w:rPr>
+          <w:rFonts w:ascii="Times New Roman" w:hAnsi="Times New Roman"/>
+          <w:sz w:val="28"/>
+          <w:szCs w:val="28"/>
+        </w:rPr>
+        <w:t>），瞬间终止所有正在深潜的搜索分支，实现计算时间硬截断。</w:t>
+      </w:r>
+    </w:p>
+    <w:p>
+      <w:pPr>
+        <w:rPr>
+          <w:rFonts w:ascii="Times New Roman" w:hAnsi="Times New Roman"/>
+          <w:sz w:val="28"/>
+          <w:szCs w:val="28"/>
+        </w:rPr>
+      </w:pPr>
       <w:r>
         <w:rPr>
           <w:rFonts w:ascii="Times New Roman" w:hAnsi="Times New Roman"/>
@@ -6284,15 +7724,15 @@
           <w:szCs w:val="28"/>
         </w:rPr>
         <w:lastRenderedPageBreak/>
-        <w:t xml:space="preserve">= chess </w:t>
-      </w:r>
-      <w:r>
-        <w:rPr>
-          <w:rFonts w:ascii="Times New Roman" w:hAnsi="Times New Roman"/>
-          <w:sz w:val="28"/>
-          <w:szCs w:val="28"/>
-        </w:rPr>
-        <w:t>实现局面深拷贝。确保了即便</w:t>
+        <w:t>3.1</w:t>
+      </w:r>
+      <w:r>
+        <w:rPr>
+          <w:rFonts w:ascii="Times New Roman" w:hAnsi="Times New Roman" w:hint="eastAsia"/>
+          <w:sz w:val="28"/>
+          <w:szCs w:val="28"/>
+        </w:rPr>
+        <w:t>4</w:t>
       </w:r>
       <w:r>
         <w:rPr>
@@ -6301,211 +7741,6 @@
           <w:szCs w:val="28"/>
         </w:rPr>
         <w:t xml:space="preserve"> </w:t>
-      </w:r>
-      <w:r>
-        <w:rPr>
-          <w:rFonts w:ascii="Times New Roman" w:hAnsi="Times New Roman"/>
-          <w:sz w:val="28"/>
-          <w:szCs w:val="28"/>
-        </w:rPr>
-        <w:t>搜索因超时被</w:t>
-      </w:r>
-      <w:r>
-        <w:rPr>
-          <w:rFonts w:ascii="Times New Roman" w:hAnsi="Times New Roman"/>
-          <w:sz w:val="28"/>
-          <w:szCs w:val="28"/>
-        </w:rPr>
-        <w:t xml:space="preserve"> catch </w:t>
-      </w:r>
-      <w:r>
-        <w:rPr>
-          <w:rFonts w:ascii="Times New Roman" w:hAnsi="Times New Roman"/>
-          <w:sz w:val="28"/>
-          <w:szCs w:val="28"/>
-        </w:rPr>
-        <w:t>捕获，原始</w:t>
-      </w:r>
-      <w:r>
-        <w:rPr>
-          <w:rFonts w:ascii="Times New Roman" w:hAnsi="Times New Roman"/>
-          <w:sz w:val="28"/>
-          <w:szCs w:val="28"/>
-        </w:rPr>
-        <w:t xml:space="preserve"> chess </w:t>
-      </w:r>
-      <w:r>
-        <w:rPr>
-          <w:rFonts w:ascii="Times New Roman" w:hAnsi="Times New Roman"/>
-          <w:sz w:val="28"/>
-          <w:szCs w:val="28"/>
-        </w:rPr>
-        <w:t>对象依然保持</w:t>
-      </w:r>
-      <w:r>
-        <w:rPr>
-          <w:rFonts w:ascii="Times New Roman" w:hAnsi="Times New Roman" w:hint="eastAsia"/>
-          <w:sz w:val="28"/>
-          <w:szCs w:val="28"/>
-        </w:rPr>
-        <w:t>正常</w:t>
-      </w:r>
-      <w:r>
-        <w:rPr>
-          <w:rFonts w:ascii="Times New Roman" w:hAnsi="Times New Roman"/>
-          <w:sz w:val="28"/>
-          <w:szCs w:val="28"/>
-        </w:rPr>
-        <w:t>，从而能基于正确的当前局面进行后续的随机步兜底。</w:t>
-      </w:r>
-    </w:p>
-    <w:p>
-      <w:pPr>
-        <w:rPr>
-          <w:rFonts w:ascii="Times New Roman" w:hAnsi="Times New Roman"/>
-          <w:sz w:val="28"/>
-          <w:szCs w:val="28"/>
-        </w:rPr>
-      </w:pPr>
-      <w:r>
-        <w:rPr>
-          <w:rFonts w:ascii="Times New Roman" w:hAnsi="Times New Roman"/>
-          <w:sz w:val="28"/>
-          <w:szCs w:val="28"/>
-        </w:rPr>
-        <w:t>3.1</w:t>
-      </w:r>
-      <w:r>
-        <w:rPr>
-          <w:rFonts w:ascii="Times New Roman" w:hAnsi="Times New Roman" w:hint="eastAsia"/>
-          <w:sz w:val="28"/>
-          <w:szCs w:val="28"/>
-        </w:rPr>
-        <w:t>1</w:t>
-      </w:r>
-      <w:r>
-        <w:rPr>
-          <w:rFonts w:ascii="Times New Roman" w:hAnsi="Times New Roman"/>
-          <w:sz w:val="28"/>
-          <w:szCs w:val="28"/>
-        </w:rPr>
-        <w:t xml:space="preserve"> </w:t>
-      </w:r>
-      <w:r>
-        <w:rPr>
-          <w:rFonts w:ascii="Times New Roman" w:hAnsi="Times New Roman"/>
-          <w:sz w:val="28"/>
-          <w:szCs w:val="28"/>
-        </w:rPr>
-        <w:t>搜索沙盒与异常安全性处理</w:t>
-      </w:r>
-    </w:p>
-    <w:p>
-      <w:pPr>
-        <w:rPr>
-          <w:rFonts w:ascii="Times New Roman" w:hAnsi="Times New Roman"/>
-          <w:sz w:val="28"/>
-          <w:szCs w:val="28"/>
-        </w:rPr>
-      </w:pPr>
-      <w:r>
-        <w:rPr>
-          <w:rFonts w:ascii="Times New Roman" w:hAnsi="Times New Roman"/>
-          <w:sz w:val="28"/>
-          <w:szCs w:val="28"/>
-        </w:rPr>
-        <w:tab/>
-      </w:r>
-      <w:r>
-        <w:rPr>
-          <w:rFonts w:ascii="Times New Roman" w:hAnsi="Times New Roman"/>
-          <w:b/>
-          <w:bCs/>
-          <w:sz w:val="28"/>
-          <w:szCs w:val="28"/>
-        </w:rPr>
-        <w:t>方法描述：</w:t>
-      </w:r>
-      <w:r>
-        <w:rPr>
-          <w:rFonts w:ascii="Times New Roman" w:hAnsi="Times New Roman"/>
-          <w:sz w:val="28"/>
-          <w:szCs w:val="28"/>
-        </w:rPr>
-        <w:t xml:space="preserve"> </w:t>
-      </w:r>
-      <w:r>
-        <w:rPr>
-          <w:rFonts w:ascii="Times New Roman" w:hAnsi="Times New Roman"/>
-          <w:sz w:val="28"/>
-          <w:szCs w:val="28"/>
-        </w:rPr>
-        <w:t>在决策入口处（</w:t>
-      </w:r>
-      <w:r>
-        <w:rPr>
-          <w:rFonts w:ascii="Times New Roman" w:hAnsi="Times New Roman"/>
-          <w:sz w:val="28"/>
-          <w:szCs w:val="28"/>
-        </w:rPr>
-        <w:t>giveOutputBotzone</w:t>
-      </w:r>
-      <w:r>
-        <w:rPr>
-          <w:rFonts w:ascii="Times New Roman" w:hAnsi="Times New Roman"/>
-          <w:sz w:val="28"/>
-          <w:szCs w:val="28"/>
-        </w:rPr>
-        <w:t>）通过局面深拷贝构建搜索沙盒。将</w:t>
-      </w:r>
-      <w:r>
-        <w:rPr>
-          <w:rFonts w:ascii="Times New Roman" w:hAnsi="Times New Roman"/>
-          <w:sz w:val="28"/>
-          <w:szCs w:val="28"/>
-        </w:rPr>
-        <w:t xml:space="preserve"> AI </w:t>
-      </w:r>
-      <w:r>
-        <w:rPr>
-          <w:rFonts w:ascii="Times New Roman" w:hAnsi="Times New Roman"/>
-          <w:sz w:val="28"/>
-          <w:szCs w:val="28"/>
-        </w:rPr>
-        <w:t>复杂的博弈搜索与原始棋盘状态隔离，确保在搜索超时抛出</w:t>
-      </w:r>
-      <w:r>
-        <w:rPr>
-          <w:rFonts w:ascii="Times New Roman" w:hAnsi="Times New Roman"/>
-          <w:sz w:val="28"/>
-          <w:szCs w:val="28"/>
-        </w:rPr>
-        <w:t xml:space="preserve"> TimeOutException </w:t>
-      </w:r>
-      <w:r>
-        <w:rPr>
-          <w:rFonts w:ascii="Times New Roman" w:hAnsi="Times New Roman"/>
-          <w:sz w:val="28"/>
-          <w:szCs w:val="28"/>
-        </w:rPr>
-        <w:t>后，仍能基于原始局面进行合法的随机步兜底。</w:t>
-      </w:r>
-    </w:p>
-    <w:p>
-      <w:pPr>
-        <w:rPr>
-          <w:rFonts w:ascii="Times New Roman" w:hAnsi="Times New Roman"/>
-          <w:sz w:val="28"/>
-          <w:szCs w:val="28"/>
-        </w:rPr>
-      </w:pPr>
-      <w:r>
-        <w:rPr>
-          <w:rFonts w:ascii="Times New Roman" w:hAnsi="Times New Roman"/>
-          <w:sz w:val="28"/>
-          <w:szCs w:val="28"/>
-        </w:rPr>
-        <w:t xml:space="preserve">3.12 </w:t>
       </w:r>
       <w:r>
         <w:rPr>
@@ -6702,7 +7937,7 @@
     <w:p>
       <w:pPr>
         <w:rPr>
-          <w:rFonts w:ascii="Times New Roman" w:hAnsi="Times New Roman" w:hint="eastAsia"/>
+          <w:rFonts w:ascii="Times New Roman" w:hAnsi="Times New Roman"/>
           <w:sz w:val="28"/>
           <w:szCs w:val="28"/>
         </w:rPr>
@@ -6716,7 +7951,6 @@
         <w:rPr>
           <w:rFonts w:hint="eastAsia"/>
         </w:rPr>
-        <w:lastRenderedPageBreak/>
         <w:t>算法性能分析与测试结果</w:t>
       </w:r>
     </w:p>
@@ -7120,7 +8354,7 @@
 </file>
 
 <file path=word/endnotes.xml><?xml version="1.0" encoding="utf-8"?>
-<w:endnotes xmlns:wpc="http://schemas.microsoft.com/office/word/2010/wordprocessingCanvas" xmlns:cx="http://schemas.microsoft.com/office/drawing/2014/chartex" xmlns:cx1="http://schemas.microsoft.com/office/drawing/2015/9/8/chartex" xmlns:cx2="http://schemas.microsoft.com/office/drawing/2015/10/21/chartex" xmlns:cx3="http://schemas.microsoft.com/office/drawing/2016/5/9/chartex" xmlns:cx4="http://schemas.microsoft.com/office/drawing/2016/5/10/chartex" xmlns:cx5="http://schemas.microsoft.com/office/drawing/2016/5/11/chartex" xmlns:cx6="http://schemas.microsoft.com/office/drawing/2016/5/12/chartex" xmlns:cx7="http://schemas.microsoft.com/office/drawing/2016/5/13/chartex" xmlns:cx8="http://schemas.microsoft.com/office/drawing/2016/5/14/chartex" xmlns:mc="http://schemas.openxmlformats.org/markup-compatibility/2006" xmlns:aink="http://schemas.microsoft.com/office/drawing/2016/ink" xmlns:am3d="http://schemas.microsoft.com/office/drawing/2017/model3d" xmlns:o="urn:schemas-microsoft-com:office:office" xmlns:r="http://schemas.openxmlformats.org/officeDocument/2006/relationships" xmlns:m="http://schemas.openxmlformats.org/officeDocument/2006/math" xmlns:v="urn:schemas-microsoft-com:vml" xmlns:wp14="http://schemas.microsoft.com/office/word/2010/wordprocessingDrawing" xmlns:wp="http://schemas.openxmlformats.org/drawingml/2006/wordprocessingDrawing" xmlns:w10="urn:schemas-microsoft-com:office:word" xmlns:w="http://schemas.openxmlformats.org/wordprocessingml/2006/main" xmlns:w14="http://schemas.microsoft.com/office/word/2010/wordml" xmlns:w15="http://schemas.microsoft.com/office/word/2012/wordml" xmlns:w16cex="http://schemas.microsoft.com/office/word/2018/wordml/cex" xmlns:w16cid="http://schemas.microsoft.com/office/word/2016/wordml/cid" xmlns:w16="http://schemas.microsoft.com/office/word/2018/wordml" xmlns:w16sdtdh="http://schemas.microsoft.com/office/word/2020/wordml/sdtdatahash" xmlns:w16se="http://schemas.microsoft.com/office/word/2015/wordml/symex" xmlns:wpg="http://schemas.microsoft.com/office/word/2010/wordprocessingGroup" xmlns:wpi="http://schemas.microsoft.com/office/word/2010/wordprocessingInk" xmlns:wne="http://schemas.microsoft.com/office/word/2006/wordml" xmlns:wps="http://schemas.microsoft.com/office/word/2010/wordprocessingShape" mc:Ignorable="w14 w15 w16se w16cid w16 w16cex w16sdtdh wp14">
+<w:endnotes xmlns:wpc="http://schemas.microsoft.com/office/word/2010/wordprocessingCanvas" xmlns:cx="http://schemas.microsoft.com/office/drawing/2014/chartex" xmlns:cx1="http://schemas.microsoft.com/office/drawing/2015/9/8/chartex" xmlns:cx2="http://schemas.microsoft.com/office/drawing/2015/10/21/chartex" xmlns:cx3="http://schemas.microsoft.com/office/drawing/2016/5/9/chartex" xmlns:cx4="http://schemas.microsoft.com/office/drawing/2016/5/10/chartex" xmlns:cx5="http://schemas.microsoft.com/office/drawing/2016/5/11/chartex" xmlns:cx6="http://schemas.microsoft.com/office/drawing/2016/5/12/chartex" xmlns:cx7="http://schemas.microsoft.com/office/drawing/2016/5/13/chartex" xmlns:cx8="http://schemas.microsoft.com/office/drawing/2016/5/14/chartex" xmlns:mc="http://schemas.openxmlformats.org/markup-compatibility/2006" xmlns:aink="http://schemas.microsoft.com/office/drawing/2016/ink" xmlns:am3d="http://schemas.microsoft.com/office/drawing/2017/model3d" xmlns:o="urn:schemas-microsoft-com:office:office" xmlns:oel="http://schemas.microsoft.com/office/2019/extlst" xmlns:r="http://schemas.openxmlformats.org/officeDocument/2006/relationships" xmlns:m="http://schemas.openxmlformats.org/officeDocument/2006/math" xmlns:v="urn:schemas-microsoft-com:vml" xmlns:wp14="http://schemas.microsoft.com/office/word/2010/wordprocessingDrawing" xmlns:wp="http://schemas.openxmlformats.org/drawingml/2006/wordprocessingDrawing" xmlns:w10="urn:schemas-microsoft-com:office:word" xmlns:w="http://schemas.openxmlformats.org/wordprocessingml/2006/main" xmlns:w14="http://schemas.microsoft.com/office/word/2010/wordml" xmlns:w15="http://schemas.microsoft.com/office/word/2012/wordml" xmlns:w16cex="http://schemas.microsoft.com/office/word/2018/wordml/cex" xmlns:w16cid="http://schemas.microsoft.com/office/word/2016/wordml/cid" xmlns:w16="http://schemas.microsoft.com/office/word/2018/wordml" xmlns:w16du="http://schemas.microsoft.com/office/word/2023/wordml/word16du" xmlns:w16sdtdh="http://schemas.microsoft.com/office/word/2020/wordml/sdtdatahash" xmlns:w16sdtfl="http://schemas.microsoft.com/office/word/2024/wordml/sdtformatlock" xmlns:w16se="http://schemas.microsoft.com/office/word/2015/wordml/symex" xmlns:wpg="http://schemas.microsoft.com/office/word/2010/wordprocessingGroup" xmlns:wpi="http://schemas.microsoft.com/office/word/2010/wordprocessingInk" xmlns:wne="http://schemas.microsoft.com/office/word/2006/wordml" xmlns:wps="http://schemas.microsoft.com/office/word/2010/wordprocessingShape" mc:Ignorable="w14 w15 w16se w16cid w16 w16cex w16sdtdh w16sdtfl w16du wp14">
   <w:endnote w:type="separator" w:id="-1">
     <w:p>
       <w:r>
@@ -7139,7 +8373,7 @@
 </file>
 
 <file path=word/footer1.xml><?xml version="1.0" encoding="utf-8"?>
-<w:ftr xmlns:wpc="http://schemas.microsoft.com/office/word/2010/wordprocessingCanvas" xmlns:cx="http://schemas.microsoft.com/office/drawing/2014/chartex" xmlns:cx1="http://schemas.microsoft.com/office/drawing/2015/9/8/chartex" xmlns:cx2="http://schemas.microsoft.com/office/drawing/2015/10/21/chartex" xmlns:cx3="http://schemas.microsoft.com/office/drawing/2016/5/9/chartex" xmlns:cx4="http://schemas.microsoft.com/office/drawing/2016/5/10/chartex" xmlns:cx5="http://schemas.microsoft.com/office/drawing/2016/5/11/chartex" xmlns:cx6="http://schemas.microsoft.com/office/drawing/2016/5/12/chartex" xmlns:cx7="http://schemas.microsoft.com/office/drawing/2016/5/13/chartex" xmlns:cx8="http://schemas.microsoft.com/office/drawing/2016/5/14/chartex" xmlns:mc="http://schemas.openxmlformats.org/markup-compatibility/2006" xmlns:aink="http://schemas.microsoft.com/office/drawing/2016/ink" xmlns:am3d="http://schemas.microsoft.com/office/drawing/2017/model3d" xmlns:o="urn:schemas-microsoft-com:office:office" xmlns:r="http://schemas.openxmlformats.org/officeDocument/2006/relationships" xmlns:m="http://schemas.openxmlformats.org/officeDocument/2006/math" xmlns:v="urn:schemas-microsoft-com:vml" xmlns:wp14="http://schemas.microsoft.com/office/word/2010/wordprocessingDrawing" xmlns:wp="http://schemas.openxmlformats.org/drawingml/2006/wordprocessingDrawing" xmlns:w10="urn:schemas-microsoft-com:office:word" xmlns:w="http://schemas.openxmlformats.org/wordprocessingml/2006/main" xmlns:w14="http://schemas.microsoft.com/office/word/2010/wordml" xmlns:w15="http://schemas.microsoft.com/office/word/2012/wordml" xmlns:w16cex="http://schemas.microsoft.com/office/word/2018/wordml/cex" xmlns:w16cid="http://schemas.microsoft.com/office/word/2016/wordml/cid" xmlns:w16="http://schemas.microsoft.com/office/word/2018/wordml" xmlns:w16sdtdh="http://schemas.microsoft.com/office/word/2020/wordml/sdtdatahash" xmlns:w16se="http://schemas.microsoft.com/office/word/2015/wordml/symex" xmlns:wpg="http://schemas.microsoft.com/office/word/2010/wordprocessingGroup" xmlns:wpi="http://schemas.microsoft.com/office/word/2010/wordprocessingInk" xmlns:wne="http://schemas.microsoft.com/office/word/2006/wordml" xmlns:wps="http://schemas.microsoft.com/office/word/2010/wordprocessingShape" mc:Ignorable="w14 w15 w16se w16cid w16 w16cex w16sdtdh wp14">
+<w:ftr xmlns:wpc="http://schemas.microsoft.com/office/word/2010/wordprocessingCanvas" xmlns:cx="http://schemas.microsoft.com/office/drawing/2014/chartex" xmlns:cx1="http://schemas.microsoft.com/office/drawing/2015/9/8/chartex" xmlns:cx2="http://schemas.microsoft.com/office/drawing/2015/10/21/chartex" xmlns:cx3="http://schemas.microsoft.com/office/drawing/2016/5/9/chartex" xmlns:cx4="http://schemas.microsoft.com/office/drawing/2016/5/10/chartex" xmlns:cx5="http://schemas.microsoft.com/office/drawing/2016/5/11/chartex" xmlns:cx6="http://schemas.microsoft.com/office/drawing/2016/5/12/chartex" xmlns:cx7="http://schemas.microsoft.com/office/drawing/2016/5/13/chartex" xmlns:cx8="http://schemas.microsoft.com/office/drawing/2016/5/14/chartex" xmlns:mc="http://schemas.openxmlformats.org/markup-compatibility/2006" xmlns:aink="http://schemas.microsoft.com/office/drawing/2016/ink" xmlns:am3d="http://schemas.microsoft.com/office/drawing/2017/model3d" xmlns:o="urn:schemas-microsoft-com:office:office" xmlns:oel="http://schemas.microsoft.com/office/2019/extlst" xmlns:r="http://schemas.openxmlformats.org/officeDocument/2006/relationships" xmlns:m="http://schemas.openxmlformats.org/officeDocument/2006/math" xmlns:v="urn:schemas-microsoft-com:vml" xmlns:wp14="http://schemas.microsoft.com/office/word/2010/wordprocessingDrawing" xmlns:wp="http://schemas.openxmlformats.org/drawingml/2006/wordprocessingDrawing" xmlns:w10="urn:schemas-microsoft-com:office:word" xmlns:w="http://schemas.openxmlformats.org/wordprocessingml/2006/main" xmlns:w14="http://schemas.microsoft.com/office/word/2010/wordml" xmlns:w15="http://schemas.microsoft.com/office/word/2012/wordml" xmlns:w16cex="http://schemas.microsoft.com/office/word/2018/wordml/cex" xmlns:w16cid="http://schemas.microsoft.com/office/word/2016/wordml/cid" xmlns:w16="http://schemas.microsoft.com/office/word/2018/wordml" xmlns:w16du="http://schemas.microsoft.com/office/word/2023/wordml/word16du" xmlns:w16sdtdh="http://schemas.microsoft.com/office/word/2020/wordml/sdtdatahash" xmlns:w16sdtfl="http://schemas.microsoft.com/office/word/2024/wordml/sdtformatlock" xmlns:w16se="http://schemas.microsoft.com/office/word/2015/wordml/symex" xmlns:wpg="http://schemas.microsoft.com/office/word/2010/wordprocessingGroup" xmlns:wpi="http://schemas.microsoft.com/office/word/2010/wordprocessingInk" xmlns:wne="http://schemas.microsoft.com/office/word/2006/wordml" xmlns:wps="http://schemas.microsoft.com/office/word/2010/wordprocessingShape" mc:Ignorable="w14 w15 w16se w16cid w16 w16cex w16sdtdh w16sdtfl w16du wp14">
   <w:p>
     <w:pPr>
       <w:pStyle w:val="a3"/>
@@ -7251,7 +8485,7 @@
 </file>
 
 <file path=word/footnotes.xml><?xml version="1.0" encoding="utf-8"?>
-<w:footnotes xmlns:wpc="http://schemas.microsoft.com/office/word/2010/wordprocessingCanvas" xmlns:cx="http://schemas.microsoft.com/office/drawing/2014/chartex" xmlns:cx1="http://schemas.microsoft.com/office/drawing/2015/9/8/chartex" xmlns:cx2="http://schemas.microsoft.com/office/drawing/2015/10/21/chartex" xmlns:cx3="http://schemas.microsoft.com/office/drawing/2016/5/9/chartex" xmlns:cx4="http://schemas.microsoft.com/office/drawing/2016/5/10/chartex" xmlns:cx5="http://schemas.microsoft.com/office/drawing/2016/5/11/chartex" xmlns:cx6="http://schemas.microsoft.com/office/drawing/2016/5/12/chartex" xmlns:cx7="http://schemas.microsoft.com/office/drawing/2016/5/13/chartex" xmlns:cx8="http://schemas.microsoft.com/office/drawing/2016/5/14/chartex" xmlns:mc="http://schemas.openxmlformats.org/markup-compatibility/2006" xmlns:aink="http://schemas.microsoft.com/office/drawing/2016/ink" xmlns:am3d="http://schemas.microsoft.com/office/drawing/2017/model3d" xmlns:o="urn:schemas-microsoft-com:office:office" xmlns:r="http://schemas.openxmlformats.org/officeDocument/2006/relationships" xmlns:m="http://schemas.openxmlformats.org/officeDocument/2006/math" xmlns:v="urn:schemas-microsoft-com:vml" xmlns:wp14="http://schemas.microsoft.com/office/word/2010/wordprocessingDrawing" xmlns:wp="http://schemas.openxmlformats.org/drawingml/2006/wordprocessingDrawing" xmlns:w10="urn:schemas-microsoft-com:office:word" xmlns:w="http://schemas.openxmlformats.org/wordprocessingml/2006/main" xmlns:w14="http://schemas.microsoft.com/office/word/2010/wordml" xmlns:w15="http://schemas.microsoft.com/office/word/2012/wordml" xmlns:w16cex="http://schemas.microsoft.com/office/word/2018/wordml/cex" xmlns:w16cid="http://schemas.microsoft.com/office/word/2016/wordml/cid" xmlns:w16="http://schemas.microsoft.com/office/word/2018/wordml" xmlns:w16sdtdh="http://schemas.microsoft.com/office/word/2020/wordml/sdtdatahash" xmlns:w16se="http://schemas.microsoft.com/office/word/2015/wordml/symex" xmlns:wpg="http://schemas.microsoft.com/office/word/2010/wordprocessingGroup" xmlns:wpi="http://schemas.microsoft.com/office/word/2010/wordprocessingInk" xmlns:wne="http://schemas.microsoft.com/office/word/2006/wordml" xmlns:wps="http://schemas.microsoft.com/office/word/2010/wordprocessingShape" mc:Ignorable="w14 w15 w16se w16cid w16 w16cex w16sdtdh wp14">
+<w:footnotes xmlns:wpc="http://schemas.microsoft.com/office/word/2010/wordprocessingCanvas" xmlns:cx="http://schemas.microsoft.com/office/drawing/2014/chartex" xmlns:cx1="http://schemas.microsoft.com/office/drawing/2015/9/8/chartex" xmlns:cx2="http://schemas.microsoft.com/office/drawing/2015/10/21/chartex" xmlns:cx3="http://schemas.microsoft.com/office/drawing/2016/5/9/chartex" xmlns:cx4="http://schemas.microsoft.com/office/drawing/2016/5/10/chartex" xmlns:cx5="http://schemas.microsoft.com/office/drawing/2016/5/11/chartex" xmlns:cx6="http://schemas.microsoft.com/office/drawing/2016/5/12/chartex" xmlns:cx7="http://schemas.microsoft.com/office/drawing/2016/5/13/chartex" xmlns:cx8="http://schemas.microsoft.com/office/drawing/2016/5/14/chartex" xmlns:mc="http://schemas.openxmlformats.org/markup-compatibility/2006" xmlns:aink="http://schemas.microsoft.com/office/drawing/2016/ink" xmlns:am3d="http://schemas.microsoft.com/office/drawing/2017/model3d" xmlns:o="urn:schemas-microsoft-com:office:office" xmlns:oel="http://schemas.microsoft.com/office/2019/extlst" xmlns:r="http://schemas.openxmlformats.org/officeDocument/2006/relationships" xmlns:m="http://schemas.openxmlformats.org/officeDocument/2006/math" xmlns:v="urn:schemas-microsoft-com:vml" xmlns:wp14="http://schemas.microsoft.com/office/word/2010/wordprocessingDrawing" xmlns:wp="http://schemas.openxmlformats.org/drawingml/2006/wordprocessingDrawing" xmlns:w10="urn:schemas-microsoft-com:office:word" xmlns:w="http://schemas.openxmlformats.org/wordprocessingml/2006/main" xmlns:w14="http://schemas.microsoft.com/office/word/2010/wordml" xmlns:w15="http://schemas.microsoft.com/office/word/2012/wordml" xmlns:w16cex="http://schemas.microsoft.com/office/word/2018/wordml/cex" xmlns:w16cid="http://schemas.microsoft.com/office/word/2016/wordml/cid" xmlns:w16="http://schemas.microsoft.com/office/word/2018/wordml" xmlns:w16du="http://schemas.microsoft.com/office/word/2023/wordml/word16du" xmlns:w16sdtdh="http://schemas.microsoft.com/office/word/2020/wordml/sdtdatahash" xmlns:w16sdtfl="http://schemas.microsoft.com/office/word/2024/wordml/sdtformatlock" xmlns:w16se="http://schemas.microsoft.com/office/word/2015/wordml/symex" xmlns:wpg="http://schemas.microsoft.com/office/word/2010/wordprocessingGroup" xmlns:wpi="http://schemas.microsoft.com/office/word/2010/wordprocessingInk" xmlns:wne="http://schemas.microsoft.com/office/word/2006/wordml" xmlns:wps="http://schemas.microsoft.com/office/word/2010/wordprocessingShape" mc:Ignorable="w14 w15 w16se w16cid w16 w16cex w16sdtdh w16sdtfl w16du wp14">
   <w:footnote w:type="separator" w:id="-1">
     <w:p>
       <w:r>
@@ -7270,7 +8504,7 @@
 </file>
 
 <file path=word/header1.xml><?xml version="1.0" encoding="utf-8"?>
-<w:hdr xmlns:wpc="http://schemas.microsoft.com/office/word/2010/wordprocessingCanvas" xmlns:cx="http://schemas.microsoft.com/office/drawing/2014/chartex" xmlns:cx1="http://schemas.microsoft.com/office/drawing/2015/9/8/chartex" xmlns:cx2="http://schemas.microsoft.com/office/drawing/2015/10/21/chartex" xmlns:cx3="http://schemas.microsoft.com/office/drawing/2016/5/9/chartex" xmlns:cx4="http://schemas.microsoft.com/office/drawing/2016/5/10/chartex" xmlns:cx5="http://schemas.microsoft.com/office/drawing/2016/5/11/chartex" xmlns:cx6="http://schemas.microsoft.com/office/drawing/2016/5/12/chartex" xmlns:cx7="http://schemas.microsoft.com/office/drawing/2016/5/13/chartex" xmlns:cx8="http://schemas.microsoft.com/office/drawing/2016/5/14/chartex" xmlns:mc="http://schemas.openxmlformats.org/markup-compatibility/2006" xmlns:aink="http://schemas.microsoft.com/office/drawing/2016/ink" xmlns:am3d="http://schemas.microsoft.com/office/drawing/2017/model3d" xmlns:o="urn:schemas-microsoft-com:office:office" xmlns:r="http://schemas.openxmlformats.org/officeDocument/2006/relationships" xmlns:m="http://schemas.openxmlformats.org/officeDocument/2006/math" xmlns:v="urn:schemas-microsoft-com:vml" xmlns:wp14="http://schemas.microsoft.com/office/word/2010/wordprocessingDrawing" xmlns:wp="http://schemas.openxmlformats.org/drawingml/2006/wordprocessingDrawing" xmlns:w10="urn:schemas-microsoft-com:office:word" xmlns:w="http://schemas.openxmlformats.org/wordprocessingml/2006/main" xmlns:w14="http://schemas.microsoft.com/office/word/2010/wordml" xmlns:w15="http://schemas.microsoft.com/office/word/2012/wordml" xmlns:w16cex="http://schemas.microsoft.com/office/word/2018/wordml/cex" xmlns:w16cid="http://schemas.microsoft.com/office/word/2016/wordml/cid" xmlns:w16="http://schemas.microsoft.com/office/word/2018/wordml" xmlns:w16sdtdh="http://schemas.microsoft.com/office/word/2020/wordml/sdtdatahash" xmlns:w16se="http://schemas.microsoft.com/office/word/2015/wordml/symex" xmlns:wpg="http://schemas.microsoft.com/office/word/2010/wordprocessingGroup" xmlns:wpi="http://schemas.microsoft.com/office/word/2010/wordprocessingInk" xmlns:wne="http://schemas.microsoft.com/office/word/2006/wordml" xmlns:wps="http://schemas.microsoft.com/office/word/2010/wordprocessingShape" mc:Ignorable="w14 w15 w16se w16cid w16 w16cex w16sdtdh wp14">
+<w:hdr xmlns:wpc="http://schemas.microsoft.com/office/word/2010/wordprocessingCanvas" xmlns:cx="http://schemas.microsoft.com/office/drawing/2014/chartex" xmlns:cx1="http://schemas.microsoft.com/office/drawing/2015/9/8/chartex" xmlns:cx2="http://schemas.microsoft.com/office/drawing/2015/10/21/chartex" xmlns:cx3="http://schemas.microsoft.com/office/drawing/2016/5/9/chartex" xmlns:cx4="http://schemas.microsoft.com/office/drawing/2016/5/10/chartex" xmlns:cx5="http://schemas.microsoft.com/office/drawing/2016/5/11/chartex" xmlns:cx6="http://schemas.microsoft.com/office/drawing/2016/5/12/chartex" xmlns:cx7="http://schemas.microsoft.com/office/drawing/2016/5/13/chartex" xmlns:cx8="http://schemas.microsoft.com/office/drawing/2016/5/14/chartex" xmlns:mc="http://schemas.openxmlformats.org/markup-compatibility/2006" xmlns:aink="http://schemas.microsoft.com/office/drawing/2016/ink" xmlns:am3d="http://schemas.microsoft.com/office/drawing/2017/model3d" xmlns:o="urn:schemas-microsoft-com:office:office" xmlns:oel="http://schemas.microsoft.com/office/2019/extlst" xmlns:r="http://schemas.openxmlformats.org/officeDocument/2006/relationships" xmlns:m="http://schemas.openxmlformats.org/officeDocument/2006/math" xmlns:v="urn:schemas-microsoft-com:vml" xmlns:wp14="http://schemas.microsoft.com/office/word/2010/wordprocessingDrawing" xmlns:wp="http://schemas.openxmlformats.org/drawingml/2006/wordprocessingDrawing" xmlns:w10="urn:schemas-microsoft-com:office:word" xmlns:w="http://schemas.openxmlformats.org/wordprocessingml/2006/main" xmlns:w14="http://schemas.microsoft.com/office/word/2010/wordml" xmlns:w15="http://schemas.microsoft.com/office/word/2012/wordml" xmlns:w16cex="http://schemas.microsoft.com/office/word/2018/wordml/cex" xmlns:w16cid="http://schemas.microsoft.com/office/word/2016/wordml/cid" xmlns:w16="http://schemas.microsoft.com/office/word/2018/wordml" xmlns:w16du="http://schemas.microsoft.com/office/word/2023/wordml/word16du" xmlns:w16sdtdh="http://schemas.microsoft.com/office/word/2020/wordml/sdtdatahash" xmlns:w16sdtfl="http://schemas.microsoft.com/office/word/2024/wordml/sdtformatlock" xmlns:w16se="http://schemas.microsoft.com/office/word/2015/wordml/symex" xmlns:wpg="http://schemas.microsoft.com/office/word/2010/wordprocessingGroup" xmlns:wpi="http://schemas.microsoft.com/office/word/2010/wordprocessingInk" xmlns:wne="http://schemas.microsoft.com/office/word/2006/wordml" xmlns:wps="http://schemas.microsoft.com/office/word/2010/wordprocessingShape" mc:Ignorable="w14 w15 w16se w16cid w16 w16cex w16sdtdh w16sdtfl w16du wp14">
   <w:p>
     <w:pPr>
       <w:pStyle w:val="a5"/>
@@ -7289,7 +8523,7 @@
 </file>
 
 <file path=word/numbering.xml><?xml version="1.0" encoding="utf-8"?>
-<w:numbering xmlns:wpc="http://schemas.microsoft.com/office/word/2010/wordprocessingCanvas" xmlns:cx="http://schemas.microsoft.com/office/drawing/2014/chartex" xmlns:cx1="http://schemas.microsoft.com/office/drawing/2015/9/8/chartex" xmlns:cx2="http://schemas.microsoft.com/office/drawing/2015/10/21/chartex" xmlns:cx3="http://schemas.microsoft.com/office/drawing/2016/5/9/chartex" xmlns:cx4="http://schemas.microsoft.com/office/drawing/2016/5/10/chartex" xmlns:cx5="http://schemas.microsoft.com/office/drawing/2016/5/11/chartex" xmlns:cx6="http://schemas.microsoft.com/office/drawing/2016/5/12/chartex" xmlns:cx7="http://schemas.microsoft.com/office/drawing/2016/5/13/chartex" xmlns:cx8="http://schemas.microsoft.com/office/drawing/2016/5/14/chartex" xmlns:mc="http://schemas.openxmlformats.org/markup-compatibility/2006" xmlns:aink="http://schemas.microsoft.com/office/drawing/2016/ink" xmlns:am3d="http://schemas.microsoft.com/office/drawing/2017/model3d" xmlns:o="urn:schemas-microsoft-com:office:office" xmlns:r="http://schemas.openxmlformats.org/officeDocument/2006/relationships" xmlns:m="http://schemas.openxmlformats.org/officeDocument/2006/math" xmlns:v="urn:schemas-microsoft-com:vml" xmlns:wp14="http://schemas.microsoft.com/office/word/2010/wordprocessingDrawing" xmlns:wp="http://schemas.openxmlformats.org/drawingml/2006/wordprocessingDrawing" xmlns:w10="urn:schemas-microsoft-com:office:word" xmlns:w="http://schemas.openxmlformats.org/wordprocessingml/2006/main" xmlns:w14="http://schemas.microsoft.com/office/word/2010/wordml" xmlns:w15="http://schemas.microsoft.com/office/word/2012/wordml" xmlns:w16cex="http://schemas.microsoft.com/office/word/2018/wordml/cex" xmlns:w16cid="http://schemas.microsoft.com/office/word/2016/wordml/cid" xmlns:w16="http://schemas.microsoft.com/office/word/2018/wordml" xmlns:w16sdtdh="http://schemas.microsoft.com/office/word/2020/wordml/sdtdatahash" xmlns:w16se="http://schemas.microsoft.com/office/word/2015/wordml/symex" xmlns:wpg="http://schemas.microsoft.com/office/word/2010/wordprocessingGroup" xmlns:wpi="http://schemas.microsoft.com/office/word/2010/wordprocessingInk" xmlns:wne="http://schemas.microsoft.com/office/word/2006/wordml" xmlns:wps="http://schemas.microsoft.com/office/word/2010/wordprocessingShape" mc:Ignorable="w14 w15 w16se w16cid w16 w16cex w16sdtdh wp14">
+<w:numbering xmlns:wpc="http://schemas.microsoft.com/office/word/2010/wordprocessingCanvas" xmlns:cx="http://schemas.microsoft.com/office/drawing/2014/chartex" xmlns:cx1="http://schemas.microsoft.com/office/drawing/2015/9/8/chartex" xmlns:cx2="http://schemas.microsoft.com/office/drawing/2015/10/21/chartex" xmlns:cx3="http://schemas.microsoft.com/office/drawing/2016/5/9/chartex" xmlns:cx4="http://schemas.microsoft.com/office/drawing/2016/5/10/chartex" xmlns:cx5="http://schemas.microsoft.com/office/drawing/2016/5/11/chartex" xmlns:cx6="http://schemas.microsoft.com/office/drawing/2016/5/12/chartex" xmlns:cx7="http://schemas.microsoft.com/office/drawing/2016/5/13/chartex" xmlns:cx8="http://schemas.microsoft.com/office/drawing/2016/5/14/chartex" xmlns:mc="http://schemas.openxmlformats.org/markup-compatibility/2006" xmlns:aink="http://schemas.microsoft.com/office/drawing/2016/ink" xmlns:am3d="http://schemas.microsoft.com/office/drawing/2017/model3d" xmlns:o="urn:schemas-microsoft-com:office:office" xmlns:oel="http://schemas.microsoft.com/office/2019/extlst" xmlns:r="http://schemas.openxmlformats.org/officeDocument/2006/relationships" xmlns:m="http://schemas.openxmlformats.org/officeDocument/2006/math" xmlns:v="urn:schemas-microsoft-com:vml" xmlns:wp14="http://schemas.microsoft.com/office/word/2010/wordprocessingDrawing" xmlns:wp="http://schemas.openxmlformats.org/drawingml/2006/wordprocessingDrawing" xmlns:w10="urn:schemas-microsoft-com:office:word" xmlns:w="http://schemas.openxmlformats.org/wordprocessingml/2006/main" xmlns:w14="http://schemas.microsoft.com/office/word/2010/wordml" xmlns:w15="http://schemas.microsoft.com/office/word/2012/wordml" xmlns:w16cex="http://schemas.microsoft.com/office/word/2018/wordml/cex" xmlns:w16cid="http://schemas.microsoft.com/office/word/2016/wordml/cid" xmlns:w16="http://schemas.microsoft.com/office/word/2018/wordml" xmlns:w16du="http://schemas.microsoft.com/office/word/2023/wordml/word16du" xmlns:w16sdtdh="http://schemas.microsoft.com/office/word/2020/wordml/sdtdatahash" xmlns:w16sdtfl="http://schemas.microsoft.com/office/word/2024/wordml/sdtformatlock" xmlns:w16se="http://schemas.microsoft.com/office/word/2015/wordml/symex" xmlns:wpg="http://schemas.microsoft.com/office/word/2010/wordprocessingGroup" xmlns:wpi="http://schemas.microsoft.com/office/word/2010/wordprocessingInk" xmlns:wne="http://schemas.microsoft.com/office/word/2006/wordml" xmlns:wps="http://schemas.microsoft.com/office/word/2010/wordprocessingShape" mc:Ignorable="w14 w15 w16se w16cid w16 w16cex w16sdtdh w16sdtfl w16du wp14">
   <w:abstractNum w:abstractNumId="0" w15:restartNumberingAfterBreak="0">
     <w:nsid w:val="203305A1"/>
     <w:multiLevelType w:val="multilevel"/>
@@ -7498,20 +8732,20 @@
       </w:rPr>
     </w:lvl>
   </w:abstractNum>
-  <w:num w:numId="1">
+  <w:num w:numId="1" w16cid:durableId="37899865">
     <w:abstractNumId w:val="0"/>
   </w:num>
-  <w:num w:numId="2">
+  <w:num w:numId="2" w16cid:durableId="90899939">
     <w:abstractNumId w:val="1"/>
   </w:num>
-  <w:num w:numId="3">
+  <w:num w:numId="3" w16cid:durableId="664238438">
     <w:abstractNumId w:val="0"/>
   </w:num>
 </w:numbering>
 </file>
 
 <file path=word/styles.xml><?xml version="1.0" encoding="utf-8"?>
-<w:styles xmlns:mc="http://schemas.openxmlformats.org/markup-compatibility/2006" xmlns:r="http://schemas.openxmlformats.org/officeDocument/2006/relationships" xmlns:w="http://schemas.openxmlformats.org/wordprocessingml/2006/main" xmlns:w14="http://schemas.microsoft.com/office/word/2010/wordml" xmlns:w15="http://schemas.microsoft.com/office/word/2012/wordml" xmlns:w16cex="http://schemas.microsoft.com/office/word/2018/wordml/cex" xmlns:w16cid="http://schemas.microsoft.com/office/word/2016/wordml/cid" xmlns:w16="http://schemas.microsoft.com/office/word/2018/wordml" xmlns:w16sdtdh="http://schemas.microsoft.com/office/word/2020/wordml/sdtdatahash" xmlns:w16se="http://schemas.microsoft.com/office/word/2015/wordml/symex" mc:Ignorable="w14 w15 w16se w16cid w16 w16cex w16sdtdh">
+<w:styles xmlns:mc="http://schemas.openxmlformats.org/markup-compatibility/2006" xmlns:r="http://schemas.openxmlformats.org/officeDocument/2006/relationships" xmlns:w="http://schemas.openxmlformats.org/wordprocessingml/2006/main" xmlns:w14="http://schemas.microsoft.com/office/word/2010/wordml" xmlns:w15="http://schemas.microsoft.com/office/word/2012/wordml" xmlns:w16cex="http://schemas.microsoft.com/office/word/2018/wordml/cex" xmlns:w16cid="http://schemas.microsoft.com/office/word/2016/wordml/cid" xmlns:w16="http://schemas.microsoft.com/office/word/2018/wordml" xmlns:w16du="http://schemas.microsoft.com/office/word/2023/wordml/word16du" xmlns:w16sdtdh="http://schemas.microsoft.com/office/word/2020/wordml/sdtdatahash" xmlns:w16sdtfl="http://schemas.microsoft.com/office/word/2024/wordml/sdtformatlock" xmlns:w16se="http://schemas.microsoft.com/office/word/2015/wordml/symex" mc:Ignorable="w14 w15 w16se w16cid w16 w16cex w16sdtdh w16sdtfl w16du">
   <w:docDefaults>
     <w:rPrDefault>
       <w:rPr>
@@ -8139,7 +9373,6 @@
   <w:style w:type="character" w:default="1" w:styleId="a0">
     <w:name w:val="Default Paragraph Font"/>
     <w:uiPriority w:val="1"/>
-    <w:semiHidden/>
     <w:unhideWhenUsed/>
   </w:style>
   <w:style w:type="table" w:default="1" w:styleId="a1">
